--- a/latest/GSLC.docx
+++ b/latest/GSLC.docx
@@ -117,7 +117,7 @@
         <w:pStyle w:val="FirstParagraph"/>
       </w:pPr>
       <w:r>
-        <w:t xml:space="preserve">Not available yet</w:t>
+        <w:t xml:space="preserve">Not available, see previous versions of the document for its history.</w:t>
       </w:r>
     </w:p>
     <w:bookmarkEnd w:id="25"/>
@@ -151,7 +151,7 @@
         </w:numPr>
       </w:pPr>
       <w:r>
-        <w:t xml:space="preserve">Ake Rosenqvist, soloEO / Japan Aerospace Exploration Agency (JAXA), Japan</w:t>
+        <w:t xml:space="preserve">Ake Rosenqvist, soloEO / Japan Aerospace Exploration Agency, Japan</w:t>
       </w:r>
     </w:p>
     <w:p>
@@ -235,6 +235,18 @@
         </w:numPr>
       </w:pPr>
       <w:r>
+        <w:t xml:space="preserve">David Bekaert, Jet Propulsion Laboratory, USA</w:t>
+      </w:r>
+    </w:p>
+    <w:p>
+      <w:pPr>
+        <w:pStyle w:val="Compact"/>
+        <w:numPr>
+          <w:ilvl w:val="0"/>
+          <w:numId w:val="1001"/>
+        </w:numPr>
+      </w:pPr>
+      <w:r>
         <w:t xml:space="preserve">Virginia Brancato, Jet Propulsion Laboratory, USA</w:t>
       </w:r>
     </w:p>
@@ -271,6 +283,18 @@
         </w:numPr>
       </w:pPr>
       <w:r>
+        <w:t xml:space="preserve">Matt Garthwaite, CSIRO, Australia</w:t>
+      </w:r>
+    </w:p>
+    <w:p>
+      <w:pPr>
+        <w:pStyle w:val="Compact"/>
+        <w:numPr>
+          <w:ilvl w:val="0"/>
+          <w:numId w:val="1001"/>
+        </w:numPr>
+      </w:pPr>
+      <w:r>
         <w:t xml:space="preserve">Guillaume Hajduch, Collecte Localisation Satellites, France</w:t>
       </w:r>
     </w:p>
@@ -283,6 +307,18 @@
         </w:numPr>
       </w:pPr>
       <w:r>
+        <w:t xml:space="preserve">P.V. Jayasri, ISRO, India</w:t>
+      </w:r>
+    </w:p>
+    <w:p>
+      <w:pPr>
+        <w:pStyle w:val="Compact"/>
+        <w:numPr>
+          <w:ilvl w:val="0"/>
+          <w:numId w:val="1001"/>
+        </w:numPr>
+      </w:pPr>
+      <w:r>
         <w:t xml:space="preserve">Josef Kellndorfer, Earth Big Data, USA</w:t>
       </w:r>
     </w:p>
@@ -307,7 +343,7 @@
         </w:numPr>
       </w:pPr>
       <w:r>
-        <w:t xml:space="preserve">Adam Lewis, Geoscience Australia, Australia</w:t>
+        <w:t xml:space="preserve">Thomas Logan, Alaska Satellite Facility, USA</w:t>
       </w:r>
     </w:p>
     <w:p>
@@ -319,7 +355,7 @@
         </w:numPr>
       </w:pPr>
       <w:r>
-        <w:t xml:space="preserve">Thomas Logan, Alaska Satellite Facility, USA</w:t>
+        <w:t xml:space="preserve">Franz Meyer, Alaska Satellite Facility, USA</w:t>
       </w:r>
     </w:p>
     <w:p>
@@ -331,7 +367,7 @@
         </w:numPr>
       </w:pPr>
       <w:r>
-        <w:t xml:space="preserve">Franz Meyer, Alaska Satellite Facility, USA</w:t>
+        <w:t xml:space="preserve">Nuno Miranda, European Space Agency (ESA), Italy</w:t>
       </w:r>
     </w:p>
     <w:p>
@@ -343,7 +379,7 @@
         </w:numPr>
       </w:pPr>
       <w:r>
-        <w:t xml:space="preserve">Nuno Miranda, European Space Agency (ESA), Italy</w:t>
+        <w:t xml:space="preserve">Muriel Pinheiro, European Space Agency (ESA), Italy</w:t>
       </w:r>
     </w:p>
     <w:p>
@@ -355,7 +391,7 @@
         </w:numPr>
       </w:pPr>
       <w:r>
-        <w:t xml:space="preserve">Muriel Pinheiro, European Space Agency (ESA), Italy</w:t>
+        <w:t xml:space="preserve">Marko Repse, Sinergise, Slovenia</w:t>
       </w:r>
     </w:p>
     <w:p>
@@ -367,7 +403,7 @@
         </w:numPr>
       </w:pPr>
       <w:r>
-        <w:t xml:space="preserve">Marko Repse, Sinergise, Slovenia</w:t>
+        <w:t xml:space="preserve">HariPriya Sakethapuram, ISRO, India</w:t>
       </w:r>
     </w:p>
     <w:p>
@@ -379,7 +415,7 @@
         </w:numPr>
       </w:pPr>
       <w:r>
-        <w:t xml:space="preserve">HariPriya Sakethapuram, ISRO, India</w:t>
+        <w:t xml:space="preserve">Gustavo H. X. Shiroma, Jet Propulsion Laboratory, USA</w:t>
       </w:r>
     </w:p>
     <w:p>
@@ -403,7 +439,7 @@
         </w:numPr>
       </w:pPr>
       <w:r>
-        <w:t xml:space="preserve">Gustavo Shiroma, Jet Propulsion Laboratory, USA</w:t>
+        <w:t xml:space="preserve">Scott Staniewicz, Jet Propulsion Laboratory, USA</w:t>
       </w:r>
     </w:p>
     <w:p>
@@ -439,7 +475,7 @@
         </w:numPr>
       </w:pPr>
       <w:r>
-        <w:t xml:space="preserve">Antonio Valentino, RHEA for European Space Agency (ESA), Italy</w:t>
+        <w:t xml:space="preserve">Antonio Valentino, Starion for European Space Agency (ESA), Italy</w:t>
       </w:r>
     </w:p>
     <w:p>
@@ -464,6 +500,18 @@
       </w:pPr>
       <w:r>
         <w:t xml:space="preserve">Fang Yuan, Digital Earth Africa, Australia</w:t>
+      </w:r>
+    </w:p>
+    <w:p>
+      <w:pPr>
+        <w:pStyle w:val="Compact"/>
+        <w:numPr>
+          <w:ilvl w:val="0"/>
+          <w:numId w:val="1001"/>
+        </w:numPr>
+      </w:pPr>
+      <w:r>
+        <w:t xml:space="preserve">Francesco De Zan, Delta-Phi Remote Sensing GmbH, Germany</w:t>
       </w:r>
     </w:p>
     <w:p>
@@ -532,7 +580,7 @@
         <w:t xml:space="preserve"> </w:t>
       </w:r>
       <w:r>
-        <w:t xml:space="preserve">1.2-draft</w:t>
+        <w:t xml:space="preserve">1.2.0-draft</w:t>
       </w:r>
     </w:p>
     <w:p>
@@ -1366,7 +1414,7 @@
         <w:t xml:space="preserve">suitability of the dataset, and must meet the requirements listed below.</w:t>
       </w:r>
     </w:p>
-    <w:bookmarkStart w:id="34" w:name="sec:meta.metadata-traceability-sar"/>
+    <w:bookmarkStart w:id="34" w:name="sec:meta-trcsar"/>
     <w:p>
       <w:pPr>
         <w:pStyle w:val="berschrift4"/>
@@ -1398,7 +1446,7 @@
         <w:rPr>
           <w:rStyle w:val="VerbatimChar"/>
         </w:rPr>
-        <w:t xml:space="preserve">meta.metadata-traceability-sar</w:t>
+        <w:t xml:space="preserve">meta-trcsar</w:t>
       </w:r>
     </w:p>
     <w:bookmarkStart w:id="31" w:name="threshold-requirements"/>
@@ -1461,7 +1509,7 @@
       <w:r>
         <w:t xml:space="preserve">“</w:t>
       </w:r>
-      <w:hyperlink w:anchor="X96f5cf0495ba802547027bd915355aff9549cc2">
+      <w:hyperlink w:anchor="sec:rcm-rmasar">
         <w:r>
           <w:rPr>
             <w:rStyle w:val="Hyperlink"/>
@@ -1555,7 +1603,7 @@
     </w:p>
     <w:bookmarkEnd w:id="33"/>
     <w:bookmarkEnd w:id="34"/>
-    <w:bookmarkStart w:id="38" w:name="X395b65d2d68dbeeea9cb452c7d813188d36eeff"/>
+    <w:bookmarkStart w:id="38" w:name="sec:meta-mrdsar"/>
     <w:p>
       <w:pPr>
         <w:pStyle w:val="berschrift4"/>
@@ -1587,7 +1635,7 @@
         <w:rPr>
           <w:rStyle w:val="VerbatimChar"/>
         </w:rPr>
-        <w:t xml:space="preserve">meta.metadata-machine-readability-sar</w:t>
+        <w:t xml:space="preserve">meta-mrdsar</w:t>
       </w:r>
     </w:p>
     <w:bookmarkStart w:id="35" w:name="threshold-requirements-1"/>
@@ -1692,7 +1740,7 @@
     </w:p>
     <w:bookmarkEnd w:id="37"/>
     <w:bookmarkEnd w:id="38"/>
-    <w:bookmarkStart w:id="42" w:name="sec:meta.metadata-product-type-sar"/>
+    <w:bookmarkStart w:id="42" w:name="sec:meta-prdtyp"/>
     <w:p>
       <w:pPr>
         <w:pStyle w:val="berschrift4"/>
@@ -1724,7 +1772,7 @@
         <w:rPr>
           <w:rStyle w:val="VerbatimChar"/>
         </w:rPr>
-        <w:t xml:space="preserve">meta.metadata-product-type-sar</w:t>
+        <w:t xml:space="preserve">meta-prdtyp</w:t>
       </w:r>
     </w:p>
     <w:bookmarkStart w:id="39" w:name="threshold-requirements-2"/>
@@ -1832,7 +1880,7 @@
     </w:p>
     <w:bookmarkEnd w:id="41"/>
     <w:bookmarkEnd w:id="42"/>
-    <w:bookmarkStart w:id="46" w:name="sec:meta.metadata-pfs-url"/>
+    <w:bookmarkStart w:id="46" w:name="sec:meta-pfsurl"/>
     <w:p>
       <w:pPr>
         <w:pStyle w:val="berschrift4"/>
@@ -1864,7 +1912,7 @@
         <w:rPr>
           <w:rStyle w:val="VerbatimChar"/>
         </w:rPr>
-        <w:t xml:space="preserve">meta.metadata-pfs-url</w:t>
+        <w:t xml:space="preserve">meta-pfsurl</w:t>
       </w:r>
     </w:p>
     <w:bookmarkStart w:id="43" w:name="threshold-requirements-3"/>
@@ -1972,7 +2020,7 @@
     </w:p>
     <w:bookmarkEnd w:id="45"/>
     <w:bookmarkEnd w:id="46"/>
-    <w:bookmarkStart w:id="50" w:name="sec:meta.metadata-time-sar"/>
+    <w:bookmarkStart w:id="50" w:name="sec:meta-timsar"/>
     <w:p>
       <w:pPr>
         <w:pStyle w:val="berschrift4"/>
@@ -2004,7 +2052,7 @@
         <w:rPr>
           <w:rStyle w:val="VerbatimChar"/>
         </w:rPr>
-        <w:t xml:space="preserve">meta.metadata-time-sar</w:t>
+        <w:t xml:space="preserve">meta-timsar</w:t>
       </w:r>
     </w:p>
     <w:bookmarkStart w:id="47" w:name="threshold-requirements-4"/>
@@ -2038,7 +2086,7 @@
       <w:r>
         <w:t xml:space="preserve">“</w:t>
       </w:r>
-      <w:hyperlink w:anchor="sec:pxl.per-pixel-acquisition-id">
+      <w:hyperlink w:anchor="sec:pxl-ppacqd">
         <w:r>
           <w:rPr>
             <w:rStyle w:val="Hyperlink"/>
@@ -2186,7 +2234,7 @@
         <w:t xml:space="preserve">This may be one or mutliple acquisitions.</w:t>
       </w:r>
     </w:p>
-    <w:bookmarkStart w:id="55" w:name="sec:src.metadata-acquisition-id"/>
+    <w:bookmarkStart w:id="55" w:name="sec:src-acqid"/>
     <w:p>
       <w:pPr>
         <w:pStyle w:val="berschrift4"/>
@@ -2218,7 +2266,7 @@
         <w:rPr>
           <w:rStyle w:val="VerbatimChar"/>
         </w:rPr>
-        <w:t xml:space="preserve">src.metadata-acquisition-id</w:t>
+        <w:t xml:space="preserve">src-acqid</w:t>
       </w:r>
     </w:p>
     <w:bookmarkStart w:id="52" w:name="threshold-requirements-5"/>
@@ -2326,7 +2374,7 @@
     </w:p>
     <w:bookmarkEnd w:id="54"/>
     <w:bookmarkEnd w:id="55"/>
-    <w:bookmarkStart w:id="59" w:name="sec:src.metadata-data-access-source"/>
+    <w:bookmarkStart w:id="59" w:name="sec:src-dacsrc"/>
     <w:p>
       <w:pPr>
         <w:pStyle w:val="berschrift4"/>
@@ -2358,7 +2406,7 @@
         <w:rPr>
           <w:rStyle w:val="VerbatimChar"/>
         </w:rPr>
-        <w:t xml:space="preserve">src.metadata-data-access-source</w:t>
+        <w:t xml:space="preserve">src-dacsrc</w:t>
       </w:r>
     </w:p>
     <w:bookmarkStart w:id="56" w:name="threshold-requirements-6"/>
@@ -2463,7 +2511,7 @@
     </w:p>
     <w:bookmarkEnd w:id="58"/>
     <w:bookmarkEnd w:id="59"/>
-    <w:bookmarkStart w:id="64" w:name="sec:src.metadata-instrument-sar"/>
+    <w:bookmarkStart w:id="64" w:name="sec:src-inssar"/>
     <w:p>
       <w:pPr>
         <w:pStyle w:val="berschrift4"/>
@@ -2495,7 +2543,7 @@
         <w:rPr>
           <w:rStyle w:val="VerbatimChar"/>
         </w:rPr>
-        <w:t xml:space="preserve">src.metadata-instrument-sar</w:t>
+        <w:t xml:space="preserve">src-inssar</w:t>
       </w:r>
     </w:p>
     <w:bookmarkStart w:id="60" w:name="threshold-requirements-7"/>
@@ -2641,7 +2689,7 @@
     </w:p>
     <w:bookmarkEnd w:id="63"/>
     <w:bookmarkEnd w:id="64"/>
-    <w:bookmarkStart w:id="68" w:name="sec:src.metadata-time-source"/>
+    <w:bookmarkStart w:id="68" w:name="sec:src-timsrc"/>
     <w:p>
       <w:pPr>
         <w:pStyle w:val="berschrift4"/>
@@ -2673,7 +2721,7 @@
         <w:rPr>
           <w:rStyle w:val="VerbatimChar"/>
         </w:rPr>
-        <w:t xml:space="preserve">src.metadata-time-source</w:t>
+        <w:t xml:space="preserve">src-timsrc</w:t>
       </w:r>
     </w:p>
     <w:bookmarkStart w:id="65" w:name="threshold-requirements-8"/>
@@ -2781,7 +2829,7 @@
     </w:p>
     <w:bookmarkEnd w:id="67"/>
     <w:bookmarkEnd w:id="68"/>
-    <w:bookmarkStart w:id="72" w:name="X388564888c1c6fa2a0a60a2518ddf0e462cce33"/>
+    <w:bookmarkStart w:id="72" w:name="sec:src-acqpar"/>
     <w:p>
       <w:pPr>
         <w:pStyle w:val="berschrift4"/>
@@ -2813,7 +2861,7 @@
         <w:rPr>
           <w:rStyle w:val="VerbatimChar"/>
         </w:rPr>
-        <w:t xml:space="preserve">src.metadata-acquisition-parameters-sar</w:t>
+        <w:t xml:space="preserve">src-acqpar</w:t>
       </w:r>
     </w:p>
     <w:bookmarkStart w:id="69" w:name="threshold-requirements-9"/>
@@ -2993,7 +3041,7 @@
     </w:p>
     <w:bookmarkEnd w:id="71"/>
     <w:bookmarkEnd w:id="72"/>
-    <w:bookmarkStart w:id="77" w:name="sec:src.metadata-orbit"/>
+    <w:bookmarkStart w:id="77" w:name="sec:src-orbit"/>
     <w:p>
       <w:pPr>
         <w:pStyle w:val="berschrift4"/>
@@ -3025,7 +3073,7 @@
         <w:rPr>
           <w:rStyle w:val="VerbatimChar"/>
         </w:rPr>
-        <w:t xml:space="preserve">src.metadata-orbit</w:t>
+        <w:t xml:space="preserve">src-orbit</w:t>
       </w:r>
     </w:p>
     <w:bookmarkStart w:id="74" w:name="threshold-requirements-10"/>
@@ -3196,7 +3244,7 @@
     </w:p>
     <w:bookmarkEnd w:id="76"/>
     <w:bookmarkEnd w:id="77"/>
-    <w:bookmarkStart w:id="81" w:name="sec:src.metadata-processing-parameters"/>
+    <w:bookmarkStart w:id="81" w:name="sec:src-prcpar"/>
     <w:p>
       <w:pPr>
         <w:pStyle w:val="berschrift4"/>
@@ -3228,7 +3276,7 @@
         <w:rPr>
           <w:rStyle w:val="VerbatimChar"/>
         </w:rPr>
-        <w:t xml:space="preserve">src.metadata-processing-parameters</w:t>
+        <w:t xml:space="preserve">src-prcpar</w:t>
       </w:r>
     </w:p>
     <w:bookmarkStart w:id="78" w:name="threshold-requirements-11"/>
@@ -3417,7 +3465,7 @@
     </w:p>
     <w:bookmarkEnd w:id="80"/>
     <w:bookmarkEnd w:id="81"/>
-    <w:bookmarkStart w:id="85" w:name="sec:src.metadata-image-attributes-sar"/>
+    <w:bookmarkStart w:id="85" w:name="sec:src-imgatt"/>
     <w:p>
       <w:pPr>
         <w:pStyle w:val="berschrift4"/>
@@ -3449,7 +3497,7 @@
         <w:rPr>
           <w:rStyle w:val="VerbatimChar"/>
         </w:rPr>
-        <w:t xml:space="preserve">src.metadata-image-attributes-sar</w:t>
+        <w:t xml:space="preserve">src-imgatt</w:t>
       </w:r>
     </w:p>
     <w:bookmarkStart w:id="82" w:name="threshold-requirements-12"/>
@@ -3638,7 +3686,7 @@
     </w:p>
     <w:bookmarkEnd w:id="84"/>
     <w:bookmarkEnd w:id="85"/>
-    <w:bookmarkStart w:id="89" w:name="sec:src.metadata-sensor-calibration-sar"/>
+    <w:bookmarkStart w:id="89" w:name="sec:src-scasar"/>
     <w:p>
       <w:pPr>
         <w:pStyle w:val="berschrift4"/>
@@ -3670,7 +3718,7 @@
         <w:rPr>
           <w:rStyle w:val="VerbatimChar"/>
         </w:rPr>
-        <w:t xml:space="preserve">src.metadata-sensor-calibration-sar</w:t>
+        <w:t xml:space="preserve">src-scasar</w:t>
       </w:r>
     </w:p>
     <w:bookmarkStart w:id="86" w:name="threshold-requirements-13"/>
@@ -3784,7 +3832,7 @@
     </w:p>
     <w:bookmarkEnd w:id="88"/>
     <w:bookmarkEnd w:id="89"/>
-    <w:bookmarkStart w:id="93" w:name="sec:src.metadata-performance-indicators"/>
+    <w:bookmarkStart w:id="93" w:name="sec:src-prfind"/>
     <w:p>
       <w:pPr>
         <w:pStyle w:val="berschrift4"/>
@@ -3816,7 +3864,7 @@
         <w:rPr>
           <w:rStyle w:val="VerbatimChar"/>
         </w:rPr>
-        <w:t xml:space="preserve">src.metadata-performance-indicators</w:t>
+        <w:t xml:space="preserve">src-prfind</w:t>
       </w:r>
     </w:p>
     <w:bookmarkStart w:id="90" w:name="threshold-requirements-14"/>
@@ -4027,7 +4075,7 @@
     </w:p>
     <w:bookmarkEnd w:id="92"/>
     <w:bookmarkEnd w:id="93"/>
-    <w:bookmarkStart w:id="97" w:name="Xfba7a12354a19b5faae5bafbe3d48cff22204af"/>
+    <w:bookmarkStart w:id="97" w:name="sec:src-polcal"/>
     <w:p>
       <w:pPr>
         <w:pStyle w:val="berschrift4"/>
@@ -4059,7 +4107,7 @@
         <w:rPr>
           <w:rStyle w:val="VerbatimChar"/>
         </w:rPr>
-        <w:t xml:space="preserve">src.metadata-polarimetric-calibration-matrices</w:t>
+        <w:t xml:space="preserve">src-polcal</w:t>
       </w:r>
     </w:p>
     <w:bookmarkStart w:id="94" w:name="threshold-requirements-15"/>
@@ -4167,7 +4215,7 @@
     </w:p>
     <w:bookmarkEnd w:id="96"/>
     <w:bookmarkEnd w:id="97"/>
-    <w:bookmarkStart w:id="101" w:name="X5b1ceaf4a0f14a39998a160329b697f4fdfe671"/>
+    <w:bookmarkStart w:id="101" w:name="sec:src-mfrang"/>
     <w:p>
       <w:pPr>
         <w:pStyle w:val="berschrift4"/>
@@ -4199,7 +4247,7 @@
         <w:rPr>
           <w:rStyle w:val="VerbatimChar"/>
         </w:rPr>
-        <w:t xml:space="preserve">src.metadata-mean-faraday-rotation-angle</w:t>
+        <w:t xml:space="preserve">src-mfrang</w:t>
       </w:r>
     </w:p>
     <w:bookmarkStart w:id="98" w:name="threshold-requirements-16"/>
@@ -4307,7 +4355,7 @@
     </w:p>
     <w:bookmarkEnd w:id="100"/>
     <w:bookmarkEnd w:id="101"/>
-    <w:bookmarkStart w:id="105" w:name="sec:src.metadata-ionosphere-indicator"/>
+    <w:bookmarkStart w:id="105" w:name="sec:src-ionind"/>
     <w:p>
       <w:pPr>
         <w:pStyle w:val="berschrift4"/>
@@ -4339,7 +4387,7 @@
         <w:rPr>
           <w:rStyle w:val="VerbatimChar"/>
         </w:rPr>
-        <w:t xml:space="preserve">src.metadata-ionosphere-indicator</w:t>
+        <w:t xml:space="preserve">src-ionind</w:t>
       </w:r>
     </w:p>
     <w:bookmarkStart w:id="102" w:name="threshold-requirements-17"/>
@@ -4485,7 +4533,7 @@
         <w:t xml:space="preserve">Information related to the CEOS-ARD product generation procedure and geographic parameters.</w:t>
       </w:r>
     </w:p>
-    <w:bookmarkStart w:id="110" w:name="sec:prd.metadata-data-access-product"/>
+    <w:bookmarkStart w:id="110" w:name="sec:prd-dacprd"/>
     <w:p>
       <w:pPr>
         <w:pStyle w:val="berschrift4"/>
@@ -4517,7 +4565,7 @@
         <w:rPr>
           <w:rStyle w:val="VerbatimChar"/>
         </w:rPr>
-        <w:t xml:space="preserve">prd.metadata-data-access-product</w:t>
+        <w:t xml:space="preserve">prd-dacprd</w:t>
       </w:r>
     </w:p>
     <w:bookmarkStart w:id="107" w:name="threshold-requirements-18"/>
@@ -4670,7 +4718,7 @@
     </w:p>
     <w:bookmarkEnd w:id="109"/>
     <w:bookmarkEnd w:id="110"/>
-    <w:bookmarkStart w:id="114" w:name="sec:prd.metadata-auxiliary-data"/>
+    <w:bookmarkStart w:id="114" w:name="sec:prd-auxdat"/>
     <w:p>
       <w:pPr>
         <w:pStyle w:val="berschrift4"/>
@@ -4702,7 +4750,7 @@
         <w:rPr>
           <w:rStyle w:val="VerbatimChar"/>
         </w:rPr>
-        <w:t xml:space="preserve">prd.metadata-auxiliary-data</w:t>
+        <w:t xml:space="preserve">prd-auxdat</w:t>
       </w:r>
     </w:p>
     <w:bookmarkStart w:id="111" w:name="threshold-requirements-19"/>
@@ -4830,7 +4878,7 @@
     </w:p>
     <w:bookmarkEnd w:id="113"/>
     <w:bookmarkEnd w:id="114"/>
-    <w:bookmarkStart w:id="118" w:name="sec:prd.metadata-sample-spacing"/>
+    <w:bookmarkStart w:id="118" w:name="sec:prd-smpspc"/>
     <w:p>
       <w:pPr>
         <w:pStyle w:val="berschrift4"/>
@@ -4862,7 +4910,7 @@
         <w:rPr>
           <w:rStyle w:val="VerbatimChar"/>
         </w:rPr>
-        <w:t xml:space="preserve">prd.metadata-sample-spacing</w:t>
+        <w:t xml:space="preserve">prd-smpspc</w:t>
       </w:r>
     </w:p>
     <w:bookmarkStart w:id="115" w:name="threshold-requirements-20"/>
@@ -4994,7 +5042,7 @@
     </w:p>
     <w:bookmarkEnd w:id="117"/>
     <w:bookmarkEnd w:id="118"/>
-    <w:bookmarkStart w:id="122" w:name="sec:prd.metadata-resolution"/>
+    <w:bookmarkStart w:id="122" w:name="sec:prd-resol"/>
     <w:p>
       <w:pPr>
         <w:pStyle w:val="berschrift4"/>
@@ -5026,7 +5074,7 @@
         <w:rPr>
           <w:rStyle w:val="VerbatimChar"/>
         </w:rPr>
-        <w:t xml:space="preserve">prd.metadata-resolution</w:t>
+        <w:t xml:space="preserve">prd-resol</w:t>
       </w:r>
     </w:p>
     <w:bookmarkStart w:id="119" w:name="threshold-requirements-21"/>
@@ -5158,7 +5206,7 @@
     </w:p>
     <w:bookmarkEnd w:id="121"/>
     <w:bookmarkEnd w:id="122"/>
-    <w:bookmarkStart w:id="126" w:name="sec:prd.metadata-geo-bbox"/>
+    <w:bookmarkStart w:id="126" w:name="sec:prd-geobx"/>
     <w:p>
       <w:pPr>
         <w:pStyle w:val="berschrift4"/>
@@ -5190,7 +5238,7 @@
         <w:rPr>
           <w:rStyle w:val="VerbatimChar"/>
         </w:rPr>
-        <w:t xml:space="preserve">prd.metadata-geo-bbox</w:t>
+        <w:t xml:space="preserve">prd-geobx</w:t>
       </w:r>
     </w:p>
     <w:bookmarkStart w:id="123" w:name="threshold-requirements-22"/>
@@ -5218,7 +5266,7 @@
       <w:r>
         <w:t xml:space="preserve">“</w:t>
       </w:r>
-      <w:hyperlink w:anchor="sec:prd.metadata-crs">
+      <w:hyperlink w:anchor="sec:prd-crs">
         <w:r>
           <w:rPr>
             <w:rStyle w:val="Hyperlink"/>
@@ -5341,7 +5389,7 @@
     </w:p>
     <w:bookmarkEnd w:id="125"/>
     <w:bookmarkEnd w:id="126"/>
-    <w:bookmarkStart w:id="130" w:name="sec:prd.metadata-geo-area"/>
+    <w:bookmarkStart w:id="130" w:name="sec:prd-geoare"/>
     <w:p>
       <w:pPr>
         <w:pStyle w:val="berschrift4"/>
@@ -5373,7 +5421,7 @@
         <w:rPr>
           <w:rStyle w:val="VerbatimChar"/>
         </w:rPr>
-        <w:t xml:space="preserve">prd.metadata-geo-area</w:t>
+        <w:t xml:space="preserve">prd-geoare</w:t>
       </w:r>
     </w:p>
     <w:bookmarkStart w:id="127" w:name="threshold-requirements-23"/>
@@ -5481,7 +5529,7 @@
     </w:p>
     <w:bookmarkEnd w:id="129"/>
     <w:bookmarkEnd w:id="130"/>
-    <w:bookmarkStart w:id="134" w:name="sec:prd.metadata-image-size"/>
+    <w:bookmarkStart w:id="134" w:name="sec:prd-imgsiz"/>
     <w:p>
       <w:pPr>
         <w:pStyle w:val="berschrift4"/>
@@ -5513,7 +5561,7 @@
         <w:rPr>
           <w:rStyle w:val="VerbatimChar"/>
         </w:rPr>
-        <w:t xml:space="preserve">prd.metadata-image-size</w:t>
+        <w:t xml:space="preserve">prd-imgsiz</w:t>
       </w:r>
     </w:p>
     <w:bookmarkStart w:id="131" w:name="threshold-requirements-24"/>
@@ -5669,7 +5717,7 @@
     </w:p>
     <w:bookmarkEnd w:id="133"/>
     <w:bookmarkEnd w:id="134"/>
-    <w:bookmarkStart w:id="138" w:name="Xec46cf7db597e44ff2abc275345728e361b06e7"/>
+    <w:bookmarkStart w:id="138" w:name="sec:prd-pxconv"/>
     <w:p>
       <w:pPr>
         <w:pStyle w:val="berschrift4"/>
@@ -5701,7 +5749,7 @@
         <w:rPr>
           <w:rStyle w:val="VerbatimChar"/>
         </w:rPr>
-        <w:t xml:space="preserve">prd.metadata-pixel-coordinate-convention</w:t>
+        <w:t xml:space="preserve">prd-pxconv</w:t>
       </w:r>
     </w:p>
     <w:bookmarkStart w:id="135" w:name="threshold-requirements-25"/>
@@ -5815,7 +5863,7 @@
     </w:p>
     <w:bookmarkEnd w:id="137"/>
     <w:bookmarkEnd w:id="138"/>
-    <w:bookmarkStart w:id="142" w:name="sec:prd.metadata-crs"/>
+    <w:bookmarkStart w:id="142" w:name="sec:prd-crs"/>
     <w:p>
       <w:pPr>
         <w:pStyle w:val="berschrift4"/>
@@ -5847,7 +5895,7 @@
         <w:rPr>
           <w:rStyle w:val="VerbatimChar"/>
         </w:rPr>
-        <w:t xml:space="preserve">prd.metadata-crs</w:t>
+        <w:t xml:space="preserve">prd-crs</w:t>
       </w:r>
     </w:p>
     <w:bookmarkStart w:id="139" w:name="threshold-requirements-26"/>
@@ -5961,7 +6009,7 @@
     </w:p>
     <w:bookmarkEnd w:id="141"/>
     <w:bookmarkEnd w:id="142"/>
-    <w:bookmarkStart w:id="146" w:name="sec:prd.metadata-radar-unit-look-vector"/>
+    <w:bookmarkStart w:id="146" w:name="sec:prd-rulvec"/>
     <w:p>
       <w:pPr>
         <w:pStyle w:val="berschrift4"/>
@@ -5993,7 +6041,7 @@
         <w:rPr>
           <w:rStyle w:val="VerbatimChar"/>
         </w:rPr>
-        <w:t xml:space="preserve">prd.metadata-radar-unit-look-vector</w:t>
+        <w:t xml:space="preserve">prd-rulvec</w:t>
       </w:r>
     </w:p>
     <w:bookmarkStart w:id="143" w:name="threshold-requirements-27"/>
@@ -6029,7 +6077,7 @@
       <w:r>
         <w:t xml:space="preserve">“</w:t>
       </w:r>
-      <w:hyperlink w:anchor="X4a767b65c9b3e55e491f1d9fde6bc847c807905">
+      <w:hyperlink w:anchor="sec:pxl-pprulv">
         <w:r>
           <w:rPr>
             <w:rStyle w:val="Hyperlink"/>
@@ -6148,7 +6196,7 @@
     </w:p>
     <w:bookmarkEnd w:id="145"/>
     <w:bookmarkEnd w:id="146"/>
-    <w:bookmarkStart w:id="150" w:name="sec:prd.metadata-slant-range"/>
+    <w:bookmarkStart w:id="150" w:name="sec:prd-sltrng"/>
     <w:p>
       <w:pPr>
         <w:pStyle w:val="berschrift4"/>
@@ -6180,7 +6228,7 @@
         <w:rPr>
           <w:rStyle w:val="VerbatimChar"/>
         </w:rPr>
-        <w:t xml:space="preserve">prd.metadata-slant-range</w:t>
+        <w:t xml:space="preserve">prd-sltrng</w:t>
       </w:r>
     </w:p>
     <w:bookmarkStart w:id="147" w:name="threshold-requirements-28"/>
@@ -6210,7 +6258,7 @@
       <w:r>
         <w:t xml:space="preserve">“</w:t>
       </w:r>
-      <w:hyperlink w:anchor="sec:pxl.per-pixel-slant-range">
+      <w:hyperlink w:anchor="sec:pxl-ppslrg">
         <w:r>
           <w:rPr>
             <w:rStyle w:val="Hyperlink"/>
@@ -6329,7 +6377,7 @@
     </w:p>
     <w:bookmarkEnd w:id="149"/>
     <w:bookmarkEnd w:id="150"/>
-    <w:bookmarkStart w:id="154" w:name="sec:prd.metadata-orbit-reference-gslc"/>
+    <w:bookmarkStart w:id="154" w:name="sec:prd-orbgsl"/>
     <w:p>
       <w:pPr>
         <w:pStyle w:val="berschrift4"/>
@@ -6361,7 +6409,7 @@
         <w:rPr>
           <w:rStyle w:val="VerbatimChar"/>
         </w:rPr>
-        <w:t xml:space="preserve">prd.metadata-orbit-reference-gslc</w:t>
+        <w:t xml:space="preserve">prd-orbgsl</w:t>
       </w:r>
     </w:p>
     <w:p>
@@ -6558,7 +6606,7 @@
         <w:t xml:space="preserve">Per-pixel metadata should allow users to discriminate between (choose) observations on the basis of their individual suitability for applications.</w:t>
       </w:r>
     </w:p>
-    <w:bookmarkStart w:id="159" w:name="sec:pxl.cloud-optimized-formats"/>
+    <w:bookmarkStart w:id="159" w:name="sec:pxl-cldopt"/>
     <w:p>
       <w:pPr>
         <w:pStyle w:val="berschrift4"/>
@@ -6590,7 +6638,7 @@
         <w:rPr>
           <w:rStyle w:val="VerbatimChar"/>
         </w:rPr>
-        <w:t xml:space="preserve">pxl.cloud-optimized-formats</w:t>
+        <w:t xml:space="preserve">pxl-cldopt</w:t>
       </w:r>
     </w:p>
     <w:bookmarkStart w:id="156" w:name="threshold-requirements-30"/>
@@ -6698,7 +6746,7 @@
     </w:p>
     <w:bookmarkEnd w:id="158"/>
     <w:bookmarkEnd w:id="159"/>
-    <w:bookmarkStart w:id="163" w:name="sec:pxl.metadata-machine-readability-sar"/>
+    <w:bookmarkStart w:id="163" w:name="sec:pxl-mrdsar"/>
     <w:p>
       <w:pPr>
         <w:pStyle w:val="berschrift4"/>
@@ -6730,7 +6778,7 @@
         <w:rPr>
           <w:rStyle w:val="VerbatimChar"/>
         </w:rPr>
-        <w:t xml:space="preserve">pxl.metadata-machine-readability-sar</w:t>
+        <w:t xml:space="preserve">pxl-mrdsar</w:t>
       </w:r>
     </w:p>
     <w:bookmarkStart w:id="160" w:name="threshold-requirements-31"/>
@@ -6835,7 +6883,7 @@
     </w:p>
     <w:bookmarkEnd w:id="162"/>
     <w:bookmarkEnd w:id="163"/>
-    <w:bookmarkStart w:id="167" w:name="sec:pxl.per-pixel-data-mask"/>
+    <w:bookmarkStart w:id="167" w:name="sec:pxl-ppmask"/>
     <w:p>
       <w:pPr>
         <w:pStyle w:val="berschrift4"/>
@@ -6867,7 +6915,7 @@
         <w:rPr>
           <w:rStyle w:val="VerbatimChar"/>
         </w:rPr>
-        <w:t xml:space="preserve">pxl.per-pixel-data-mask</w:t>
+        <w:t xml:space="preserve">pxl-ppmask</w:t>
       </w:r>
     </w:p>
     <w:bookmarkStart w:id="164" w:name="threshold-requirements-32"/>
@@ -7160,7 +7208,7 @@
     </w:p>
     <w:bookmarkEnd w:id="166"/>
     <w:bookmarkEnd w:id="167"/>
-    <w:bookmarkStart w:id="171" w:name="sec:pxl.per-pixel-scattering-area"/>
+    <w:bookmarkStart w:id="171" w:name="sec:pxl-ppscta"/>
     <w:p>
       <w:pPr>
         <w:pStyle w:val="berschrift4"/>
@@ -7192,7 +7240,7 @@
         <w:rPr>
           <w:rStyle w:val="VerbatimChar"/>
         </w:rPr>
-        <w:t xml:space="preserve">pxl.per-pixel-scattering-area</w:t>
+        <w:t xml:space="preserve">pxl-ppscta</w:t>
       </w:r>
     </w:p>
     <w:p>
@@ -7466,7 +7514,7 @@
     </w:p>
     <w:bookmarkEnd w:id="170"/>
     <w:bookmarkEnd w:id="171"/>
-    <w:bookmarkStart w:id="175" w:name="sec:pxl.per-pixel-local-incident-angle"/>
+    <w:bookmarkStart w:id="175" w:name="sec:pxl-pplia"/>
     <w:p>
       <w:pPr>
         <w:pStyle w:val="berschrift4"/>
@@ -7498,7 +7546,7 @@
         <w:rPr>
           <w:rStyle w:val="VerbatimChar"/>
         </w:rPr>
-        <w:t xml:space="preserve">pxl.per-pixel-local-incident-angle</w:t>
+        <w:t xml:space="preserve">pxl-pplia</w:t>
       </w:r>
     </w:p>
     <w:bookmarkStart w:id="172" w:name="threshold-requirements-34"/>
@@ -7694,7 +7742,7 @@
     </w:p>
     <w:bookmarkEnd w:id="174"/>
     <w:bookmarkEnd w:id="175"/>
-    <w:bookmarkStart w:id="179" w:name="X42862d8fb19a6b32ebc3398b92b86f6abe50bf3"/>
+    <w:bookmarkStart w:id="179" w:name="sec:pxl-ppelia"/>
     <w:p>
       <w:pPr>
         <w:pStyle w:val="berschrift4"/>
@@ -7726,7 +7774,7 @@
         <w:rPr>
           <w:rStyle w:val="VerbatimChar"/>
         </w:rPr>
-        <w:t xml:space="preserve">pxl.per-pixel-ellipsoidal-incident-angle</w:t>
+        <w:t xml:space="preserve">pxl-ppelia</w:t>
       </w:r>
     </w:p>
     <w:bookmarkStart w:id="176" w:name="threshold-requirements-35"/>
@@ -7934,7 +7982,7 @@
     </w:p>
     <w:bookmarkEnd w:id="178"/>
     <w:bookmarkEnd w:id="179"/>
-    <w:bookmarkStart w:id="183" w:name="sec:pxl.per-pixel-noise-power"/>
+    <w:bookmarkStart w:id="183" w:name="sec:pxl-ppnspw"/>
     <w:p>
       <w:pPr>
         <w:pStyle w:val="berschrift4"/>
@@ -7966,7 +8014,7 @@
         <w:rPr>
           <w:rStyle w:val="VerbatimChar"/>
         </w:rPr>
-        <w:t xml:space="preserve">pxl.per-pixel-noise-power</w:t>
+        <w:t xml:space="preserve">pxl-ppnspw</w:t>
       </w:r>
     </w:p>
     <w:bookmarkStart w:id="180" w:name="threshold-requirements-36"/>
@@ -8268,7 +8316,7 @@
     </w:p>
     <w:bookmarkEnd w:id="182"/>
     <w:bookmarkEnd w:id="183"/>
-    <w:bookmarkStart w:id="187" w:name="sec:pxl.per-pixel-gamma-sigma-ratio"/>
+    <w:bookmarkStart w:id="187" w:name="sec:pxl-ppgmsg"/>
     <w:p>
       <w:pPr>
         <w:pStyle w:val="berschrift4"/>
@@ -8300,7 +8348,7 @@
         <w:rPr>
           <w:rStyle w:val="VerbatimChar"/>
         </w:rPr>
-        <w:t xml:space="preserve">pxl.per-pixel-gamma-sigma-ratio</w:t>
+        <w:t xml:space="preserve">pxl-ppgmsg</w:t>
       </w:r>
     </w:p>
     <w:bookmarkStart w:id="184" w:name="threshold-requirements-37"/>
@@ -8541,7 +8589,7 @@
     </w:p>
     <w:bookmarkEnd w:id="186"/>
     <w:bookmarkEnd w:id="187"/>
-    <w:bookmarkStart w:id="191" w:name="sec:pxl.per-pixel-acquisition-id"/>
+    <w:bookmarkStart w:id="191" w:name="sec:pxl-ppacqd"/>
     <w:p>
       <w:pPr>
         <w:pStyle w:val="berschrift4"/>
@@ -8573,7 +8621,7 @@
         <w:rPr>
           <w:rStyle w:val="VerbatimChar"/>
         </w:rPr>
-        <w:t xml:space="preserve">pxl.per-pixel-acquisition-id</w:t>
+        <w:t xml:space="preserve">pxl-ppacqd</w:t>
       </w:r>
     </w:p>
     <w:bookmarkStart w:id="188" w:name="threshold-requirements-38"/>
@@ -8615,7 +8663,7 @@
       <w:r>
         <w:t xml:space="preserve">“</w:t>
       </w:r>
-      <w:hyperlink w:anchor="sec:src.metadata-acquisition-id">
+      <w:hyperlink w:anchor="sec:src-acqid">
         <w:r>
           <w:rPr>
             <w:rStyle w:val="Hyperlink"/>
@@ -8805,7 +8853,7 @@
     </w:p>
     <w:bookmarkEnd w:id="190"/>
     <w:bookmarkEnd w:id="191"/>
-    <w:bookmarkStart w:id="195" w:name="sec:pxl.per-pixel-dem"/>
+    <w:bookmarkStart w:id="195" w:name="sec:pxl-ppdem"/>
     <w:p>
       <w:pPr>
         <w:pStyle w:val="berschrift4"/>
@@ -8837,7 +8885,7 @@
         <w:rPr>
           <w:rStyle w:val="VerbatimChar"/>
         </w:rPr>
-        <w:t xml:space="preserve">pxl.per-pixel-dem</w:t>
+        <w:t xml:space="preserve">pxl-ppdem</w:t>
       </w:r>
     </w:p>
     <w:bookmarkStart w:id="192" w:name="threshold-requirements-39"/>
@@ -9021,7 +9069,7 @@
     </w:p>
     <w:bookmarkEnd w:id="194"/>
     <w:bookmarkEnd w:id="195"/>
-    <w:bookmarkStart w:id="199" w:name="X4a767b65c9b3e55e491f1d9fde6bc847c807905"/>
+    <w:bookmarkStart w:id="199" w:name="sec:pxl-pprulv"/>
     <w:p>
       <w:pPr>
         <w:pStyle w:val="berschrift4"/>
@@ -9053,7 +9101,7 @@
         <w:rPr>
           <w:rStyle w:val="VerbatimChar"/>
         </w:rPr>
-        <w:t xml:space="preserve">pxl.per-pixel-radar-unit-look-vector-grid</w:t>
+        <w:t xml:space="preserve">pxl-pprulv</w:t>
       </w:r>
     </w:p>
     <w:bookmarkStart w:id="196" w:name="threshold-requirements-40"/>
@@ -9235,7 +9283,7 @@
     </w:p>
     <w:bookmarkEnd w:id="198"/>
     <w:bookmarkEnd w:id="199"/>
-    <w:bookmarkStart w:id="203" w:name="sec:pxl.per-pixel-slant-range"/>
+    <w:bookmarkStart w:id="203" w:name="sec:pxl-ppslrg"/>
     <w:p>
       <w:pPr>
         <w:pStyle w:val="berschrift4"/>
@@ -9267,7 +9315,7 @@
         <w:rPr>
           <w:rStyle w:val="VerbatimChar"/>
         </w:rPr>
-        <w:t xml:space="preserve">pxl.per-pixel-slant-range</w:t>
+        <w:t xml:space="preserve">pxl-ppslrg</w:t>
       </w:r>
     </w:p>
     <w:bookmarkStart w:id="200" w:name="threshold-requirements-41"/>
@@ -9443,7 +9491,7 @@
     </w:p>
     <w:bookmarkEnd w:id="202"/>
     <w:bookmarkEnd w:id="203"/>
-    <w:bookmarkStart w:id="207" w:name="X9cea8c1dc7d93ab6e879d448c9c5cce0283a0a4"/>
+    <w:bookmarkStart w:id="207" w:name="sec:pxl-ppiphu"/>
     <w:p>
       <w:pPr>
         <w:pStyle w:val="berschrift4"/>
@@ -9475,7 +9523,7 @@
         <w:rPr>
           <w:rStyle w:val="VerbatimChar"/>
         </w:rPr>
-        <w:t xml:space="preserve">pxl.per-pixel-insar-phase-uncertainty</w:t>
+        <w:t xml:space="preserve">pxl-ppiphu</w:t>
       </w:r>
     </w:p>
     <w:bookmarkStart w:id="204" w:name="threshold-requirements-42"/>
@@ -9663,7 +9711,7 @@
     </w:p>
     <w:bookmarkEnd w:id="206"/>
     <w:bookmarkEnd w:id="207"/>
-    <w:bookmarkStart w:id="211" w:name="Xa3b9db384be8b06d0339bf20ea6c91c101142b9"/>
+    <w:bookmarkStart w:id="211" w:name="sec:pxl-ppatpc"/>
     <w:p>
       <w:pPr>
         <w:pStyle w:val="berschrift4"/>
@@ -9695,7 +9743,7 @@
         <w:rPr>
           <w:rStyle w:val="VerbatimChar"/>
         </w:rPr>
-        <w:t xml:space="preserve">pxl.per-pixel-atmospheric-phase-correction</w:t>
+        <w:t xml:space="preserve">pxl-ppatpc</w:t>
       </w:r>
     </w:p>
     <w:bookmarkStart w:id="208" w:name="threshold-requirements-43"/>
@@ -9877,7 +9925,7 @@
     </w:p>
     <w:bookmarkEnd w:id="210"/>
     <w:bookmarkEnd w:id="211"/>
-    <w:bookmarkStart w:id="215" w:name="Xc47e4e371c5fc37a0b150c394967999a57df9cc"/>
+    <w:bookmarkStart w:id="215" w:name="sec:pxl-ppionc"/>
     <w:p>
       <w:pPr>
         <w:pStyle w:val="berschrift4"/>
@@ -9909,7 +9957,7 @@
         <w:rPr>
           <w:rStyle w:val="VerbatimChar"/>
         </w:rPr>
-        <w:t xml:space="preserve">pxl.per-pixel-ionospheric-phase-correction</w:t>
+        <w:t xml:space="preserve">pxl-ppionc</w:t>
       </w:r>
     </w:p>
     <w:bookmarkStart w:id="212" w:name="threshold-requirements-44"/>
@@ -10129,7 +10177,7 @@
         <w:t xml:space="preserve">The requirements below must be met for all pixels/samples/observations in a collection.</w:t>
       </w:r>
     </w:p>
-    <w:bookmarkStart w:id="220" w:name="sec:rcm.cloud-optimized-formats"/>
+    <w:bookmarkStart w:id="220" w:name="sec:rcm-cldopt"/>
     <w:p>
       <w:pPr>
         <w:pStyle w:val="berschrift4"/>
@@ -10161,7 +10209,7 @@
         <w:rPr>
           <w:rStyle w:val="VerbatimChar"/>
         </w:rPr>
-        <w:t xml:space="preserve">rcm.cloud-optimized-formats</w:t>
+        <w:t xml:space="preserve">rcm-cldopt</w:t>
       </w:r>
     </w:p>
     <w:bookmarkStart w:id="217" w:name="threshold-requirements-45"/>
@@ -10269,7 +10317,7 @@
     </w:p>
     <w:bookmarkEnd w:id="219"/>
     <w:bookmarkEnd w:id="220"/>
-    <w:bookmarkStart w:id="224" w:name="sec:rcm.measurements-backscatter-gslc"/>
+    <w:bookmarkStart w:id="224" w:name="sec:rcm-bsgslc"/>
     <w:p>
       <w:pPr>
         <w:pStyle w:val="berschrift4"/>
@@ -10301,7 +10349,7 @@
         <w:rPr>
           <w:rStyle w:val="VerbatimChar"/>
         </w:rPr>
-        <w:t xml:space="preserve">rcm.measurements-backscatter-gslc</w:t>
+        <w:t xml:space="preserve">rcm-bsgslc</w:t>
       </w:r>
     </w:p>
     <w:bookmarkStart w:id="221" w:name="threshold-requirements-46"/>
@@ -10543,7 +10591,7 @@
     </w:p>
     <w:bookmarkEnd w:id="223"/>
     <w:bookmarkEnd w:id="224"/>
-    <w:bookmarkStart w:id="228" w:name="sec:rcm.metadata-scaling-conversion"/>
+    <w:bookmarkStart w:id="228" w:name="sec:rcm-sclcnv"/>
     <w:p>
       <w:pPr>
         <w:pStyle w:val="berschrift4"/>
@@ -10575,7 +10623,7 @@
         <w:rPr>
           <w:rStyle w:val="VerbatimChar"/>
         </w:rPr>
-        <w:t xml:space="preserve">rcm.metadata-scaling-conversion</w:t>
+        <w:t xml:space="preserve">rcm-sclcnv</w:t>
       </w:r>
     </w:p>
     <w:bookmarkStart w:id="225" w:name="threshold-requirements-47"/>
@@ -10680,7 +10728,7 @@
     </w:p>
     <w:bookmarkEnd w:id="227"/>
     <w:bookmarkEnd w:id="228"/>
-    <w:bookmarkStart w:id="232" w:name="sec:rcm.metadata-noise-removal"/>
+    <w:bookmarkStart w:id="232" w:name="sec:rcm-nzrmvl"/>
     <w:p>
       <w:pPr>
         <w:pStyle w:val="berschrift4"/>
@@ -10712,7 +10760,7 @@
         <w:rPr>
           <w:rStyle w:val="VerbatimChar"/>
         </w:rPr>
-        <w:t xml:space="preserve">rcm.metadata-noise-removal</w:t>
+        <w:t xml:space="preserve">rcm-nzrmvl</w:t>
       </w:r>
     </w:p>
     <w:bookmarkStart w:id="229" w:name="threshold-requirements-48"/>
@@ -10846,7 +10894,7 @@
     </w:p>
     <w:bookmarkEnd w:id="231"/>
     <w:bookmarkEnd w:id="232"/>
-    <w:bookmarkStart w:id="236" w:name="Xd6675c55486937f37e5d356fc5bd87194fd6912"/>
+    <w:bookmarkStart w:id="236" w:name="sec:rcm-rtagsl"/>
     <w:p>
       <w:pPr>
         <w:pStyle w:val="berschrift4"/>
@@ -10878,7 +10926,7 @@
         <w:rPr>
           <w:rStyle w:val="VerbatimChar"/>
         </w:rPr>
-        <w:t xml:space="preserve">rcm.corrections-radiometric-terrain-algo-gslc</w:t>
+        <w:t xml:space="preserve">rcm-rtagsl</w:t>
       </w:r>
     </w:p>
     <w:bookmarkStart w:id="233" w:name="threshold-requirements-49"/>
@@ -11086,7 +11134,7 @@
     </w:p>
     <w:bookmarkEnd w:id="235"/>
     <w:bookmarkEnd w:id="236"/>
-    <w:bookmarkStart w:id="240" w:name="X96f5cf0495ba802547027bd915355aff9549cc2"/>
+    <w:bookmarkStart w:id="240" w:name="sec:rcm-rmasar"/>
     <w:p>
       <w:pPr>
         <w:pStyle w:val="berschrift4"/>
@@ -11118,7 +11166,7 @@
         <w:rPr>
           <w:rStyle w:val="VerbatimChar"/>
         </w:rPr>
-        <w:t xml:space="preserve">rcm.metadata-radiometric-accuracy-sar</w:t>
+        <w:t xml:space="preserve">rcm-rmasar</w:t>
       </w:r>
     </w:p>
     <w:bookmarkStart w:id="237" w:name="threshold-requirements-50"/>
@@ -11301,7 +11349,7 @@
         <w:t xml:space="preserve">This section specifies any geometric correction requirements that must be met in order for the data to be analysis ready.</w:t>
       </w:r>
     </w:p>
-    <w:bookmarkStart w:id="245" w:name="X20bf532dfcc73429023dc2f9b692bfe29adce2f"/>
+    <w:bookmarkStart w:id="245" w:name="sec:gcor-gmcalg"/>
     <w:p>
       <w:pPr>
         <w:pStyle w:val="berschrift4"/>
@@ -11333,7 +11381,7 @@
         <w:rPr>
           <w:rStyle w:val="VerbatimChar"/>
         </w:rPr>
-        <w:t xml:space="preserve">gcor.metadata-geometric-correction-algorithm</w:t>
+        <w:t xml:space="preserve">gcor-gmcalg</w:t>
       </w:r>
     </w:p>
     <w:bookmarkStart w:id="242" w:name="threshold-requirements-51"/>
@@ -11509,7 +11557,7 @@
     </w:p>
     <w:bookmarkEnd w:id="244"/>
     <w:bookmarkEnd w:id="245"/>
-    <w:bookmarkStart w:id="249" w:name="sec:gcor.corrections-dem"/>
+    <w:bookmarkStart w:id="249" w:name="sec:gcor-cordem"/>
     <w:p>
       <w:pPr>
         <w:pStyle w:val="berschrift4"/>
@@ -11541,7 +11589,7 @@
         <w:rPr>
           <w:rStyle w:val="VerbatimChar"/>
         </w:rPr>
-        <w:t xml:space="preserve">gcor.corrections-dem</w:t>
+        <w:t xml:space="preserve">gcor-cordem</w:t>
       </w:r>
     </w:p>
     <w:p>
@@ -11720,7 +11768,7 @@
     </w:p>
     <w:bookmarkEnd w:id="248"/>
     <w:bookmarkEnd w:id="249"/>
-    <w:bookmarkStart w:id="253" w:name="X46df8ce20020c0edaf0af6f0a3dbcb83bfe4482"/>
+    <w:bookmarkStart w:id="253" w:name="sec:gcor-geoacr"/>
     <w:p>
       <w:pPr>
         <w:pStyle w:val="berschrift4"/>
@@ -11752,7 +11800,7 @@
         <w:rPr>
           <w:rStyle w:val="VerbatimChar"/>
         </w:rPr>
-        <w:t xml:space="preserve">gcor.corrections-geometric-accuracy-radar</w:t>
+        <w:t xml:space="preserve">gcor-geoacr</w:t>
       </w:r>
     </w:p>
     <w:bookmarkStart w:id="250" w:name="threshold-requirements-53"/>
@@ -11941,7 +11989,7 @@
     </w:p>
     <w:bookmarkEnd w:id="252"/>
     <w:bookmarkEnd w:id="253"/>
-    <w:bookmarkStart w:id="257" w:name="Xb9d365b28d724b5a0f0e58b4c1a94a1d3251d14"/>
+    <w:bookmarkStart w:id="257" w:name="sec:gcor-georfa"/>
     <w:p>
       <w:pPr>
         <w:pStyle w:val="berschrift4"/>
@@ -11973,7 +12021,7 @@
         <w:rPr>
           <w:rStyle w:val="VerbatimChar"/>
         </w:rPr>
-        <w:t xml:space="preserve">gcor.corrections-geometric-refined-accuracy</w:t>
+        <w:t xml:space="preserve">gcor-georfa</w:t>
       </w:r>
     </w:p>
     <w:bookmarkStart w:id="254" w:name="threshold-requirements-54"/>
@@ -12016,7 +12064,7 @@
       <w:r>
         <w:t xml:space="preserve">“</w:t>
       </w:r>
-      <w:hyperlink w:anchor="X46df8ce20020c0edaf0af6f0a3dbcb83bfe4482">
+      <w:hyperlink w:anchor="sec:gcor-geoacr">
         <w:r>
           <w:rPr>
             <w:rStyle w:val="Hyperlink"/>
@@ -12117,7 +12165,7 @@
     </w:p>
     <w:bookmarkEnd w:id="256"/>
     <w:bookmarkEnd w:id="257"/>
-    <w:bookmarkStart w:id="261" w:name="sec:gcor.corrections-gridding-convention"/>
+    <w:bookmarkStart w:id="261" w:name="sec:gcor-gridcv"/>
     <w:p>
       <w:pPr>
         <w:pStyle w:val="berschrift4"/>
@@ -12149,7 +12197,7 @@
         <w:rPr>
           <w:rStyle w:val="VerbatimChar"/>
         </w:rPr>
-        <w:t xml:space="preserve">gcor.corrections-gridding-convention</w:t>
+        <w:t xml:space="preserve">gcor-gridcv</w:t>
       </w:r>
     </w:p>
     <w:bookmarkStart w:id="258" w:name="threshold-requirements-55"/>
@@ -12338,6 +12386,327 @@
       </w:pPr>
       <w:r>
         <w:t xml:space="preserve">General Metadata</w:t>
+      </w:r>
+    </w:p>
+    <w:tbl>
+      <w:tblPr>
+        <w:tblStyle w:val="Table"/>
+        <w:tblW w:type="auto" w:w="0"/>
+        <w:tblLook w:firstRow="1" w:lastRow="0" w:firstColumn="0" w:lastColumn="0" w:noHBand="0" w:noVBand="0" w:val="0020"/>
+      </w:tblPr>
+      <w:tblGrid>
+        <w:gridCol w:w="1980"/>
+        <w:gridCol w:w="1980"/>
+        <w:gridCol w:w="1980"/>
+        <w:gridCol w:w="1980"/>
+      </w:tblGrid>
+      <w:tr>
+        <w:trPr>
+          <w:tblHeader w:val="on"/>
+        </w:trPr>
+        <w:tc>
+          <w:tcPr/>
+          <w:p>
+            <w:pPr>
+              <w:pStyle w:val="Compact"/>
+            </w:pPr>
+            <w:r>
+              <w:t xml:space="preserve">Requirement ID</w:t>
+            </w:r>
+          </w:p>
+        </w:tc>
+        <w:tc>
+          <w:tcPr/>
+          <w:p>
+            <w:pPr>
+              <w:pStyle w:val="Compact"/>
+            </w:pPr>
+            <w:r>
+              <w:t xml:space="preserve">Requirement Title</w:t>
+            </w:r>
+          </w:p>
+        </w:tc>
+        <w:tc>
+          <w:tcPr/>
+          <w:p>
+            <w:pPr>
+              <w:pStyle w:val="Compact"/>
+              <w:jc w:val="center"/>
+            </w:pPr>
+            <w:r>
+              <w:t xml:space="preserve">Threshold</w:t>
+            </w:r>
+          </w:p>
+        </w:tc>
+        <w:tc>
+          <w:tcPr/>
+          <w:p>
+            <w:pPr>
+              <w:pStyle w:val="Compact"/>
+              <w:jc w:val="center"/>
+            </w:pPr>
+            <w:r>
+              <w:t xml:space="preserve">Goal</w:t>
+            </w:r>
+          </w:p>
+        </w:tc>
+      </w:tr>
+      <w:tr>
+        <w:tc>
+          <w:tcPr/>
+          <w:p>
+            <w:pPr>
+              <w:pStyle w:val="Compact"/>
+            </w:pPr>
+            <w:r>
+              <w:rPr>
+                <w:rStyle w:val="VerbatimChar"/>
+              </w:rPr>
+              <w:t xml:space="preserve">meta-trcsar</w:t>
+            </w:r>
+          </w:p>
+        </w:tc>
+        <w:tc>
+          <w:tcPr/>
+          <w:p>
+            <w:pPr>
+              <w:pStyle w:val="Compact"/>
+            </w:pPr>
+            <w:r>
+              <w:t xml:space="preserve">Traceability</w:t>
+            </w:r>
+          </w:p>
+        </w:tc>
+        <w:tc>
+          <w:tcPr/>
+          <w:p>
+            <w:pPr>
+              <w:pStyle w:val="Compact"/>
+              <w:jc w:val="center"/>
+            </w:pPr>
+            <w:r>
+              <w:rPr>
+                <w:i/>
+                <w:iCs/>
+              </w:rPr>
+              <w:t xml:space="preserve">not required</w:t>
+            </w:r>
+          </w:p>
+        </w:tc>
+        <w:tc>
+          <w:tcPr/>
+          <w:p>
+            <w:pPr>
+              <w:pStyle w:val="Compact"/>
+            </w:pPr>
+          </w:p>
+        </w:tc>
+      </w:tr>
+      <w:tr>
+        <w:tc>
+          <w:tcPr/>
+          <w:p>
+            <w:pPr>
+              <w:pStyle w:val="Compact"/>
+            </w:pPr>
+            <w:r>
+              <w:rPr>
+                <w:rStyle w:val="VerbatimChar"/>
+              </w:rPr>
+              <w:t xml:space="preserve">meta-mrdsar</w:t>
+            </w:r>
+          </w:p>
+        </w:tc>
+        <w:tc>
+          <w:tcPr/>
+          <w:p>
+            <w:pPr>
+              <w:pStyle w:val="Compact"/>
+            </w:pPr>
+            <w:r>
+              <w:t xml:space="preserve">Metadata Machine Readability</w:t>
+            </w:r>
+          </w:p>
+        </w:tc>
+        <w:tc>
+          <w:tcPr/>
+          <w:p>
+            <w:pPr>
+              <w:pStyle w:val="Compact"/>
+            </w:pPr>
+          </w:p>
+        </w:tc>
+        <w:tc>
+          <w:tcPr/>
+          <w:p>
+            <w:pPr>
+              <w:pStyle w:val="Compact"/>
+            </w:pPr>
+          </w:p>
+        </w:tc>
+      </w:tr>
+      <w:tr>
+        <w:tc>
+          <w:tcPr/>
+          <w:p>
+            <w:pPr>
+              <w:pStyle w:val="Compact"/>
+            </w:pPr>
+            <w:r>
+              <w:rPr>
+                <w:rStyle w:val="VerbatimChar"/>
+              </w:rPr>
+              <w:t xml:space="preserve">meta-prdtyp</w:t>
+            </w:r>
+          </w:p>
+        </w:tc>
+        <w:tc>
+          <w:tcPr/>
+          <w:p>
+            <w:pPr>
+              <w:pStyle w:val="Compact"/>
+            </w:pPr>
+            <w:r>
+              <w:t xml:space="preserve">Product Type</w:t>
+            </w:r>
+          </w:p>
+        </w:tc>
+        <w:tc>
+          <w:tcPr/>
+          <w:p>
+            <w:pPr>
+              <w:pStyle w:val="Compact"/>
+            </w:pPr>
+          </w:p>
+        </w:tc>
+        <w:tc>
+          <w:tcPr/>
+          <w:p>
+            <w:pPr>
+              <w:pStyle w:val="Compact"/>
+              <w:jc w:val="center"/>
+            </w:pPr>
+            <w:r>
+              <w:rPr>
+                <w:i/>
+                <w:iCs/>
+              </w:rPr>
+              <w:t xml:space="preserve">as threshold</w:t>
+            </w:r>
+          </w:p>
+        </w:tc>
+      </w:tr>
+      <w:tr>
+        <w:tc>
+          <w:tcPr/>
+          <w:p>
+            <w:pPr>
+              <w:pStyle w:val="Compact"/>
+            </w:pPr>
+            <w:r>
+              <w:rPr>
+                <w:rStyle w:val="VerbatimChar"/>
+              </w:rPr>
+              <w:t xml:space="preserve">meta-pfsurl</w:t>
+            </w:r>
+          </w:p>
+        </w:tc>
+        <w:tc>
+          <w:tcPr/>
+          <w:p>
+            <w:pPr>
+              <w:pStyle w:val="Compact"/>
+            </w:pPr>
+            <w:r>
+              <w:t xml:space="preserve">Document Identifier</w:t>
+            </w:r>
+          </w:p>
+        </w:tc>
+        <w:tc>
+          <w:tcPr/>
+          <w:p>
+            <w:pPr>
+              <w:pStyle w:val="Compact"/>
+            </w:pPr>
+          </w:p>
+        </w:tc>
+        <w:tc>
+          <w:tcPr/>
+          <w:p>
+            <w:pPr>
+              <w:pStyle w:val="Compact"/>
+              <w:jc w:val="center"/>
+            </w:pPr>
+            <w:r>
+              <w:rPr>
+                <w:i/>
+                <w:iCs/>
+              </w:rPr>
+              <w:t xml:space="preserve">as threshold</w:t>
+            </w:r>
+          </w:p>
+        </w:tc>
+      </w:tr>
+      <w:tr>
+        <w:tc>
+          <w:tcPr/>
+          <w:p>
+            <w:pPr>
+              <w:pStyle w:val="Compact"/>
+            </w:pPr>
+            <w:r>
+              <w:rPr>
+                <w:rStyle w:val="VerbatimChar"/>
+              </w:rPr>
+              <w:t xml:space="preserve">meta-timsar</w:t>
+            </w:r>
+          </w:p>
+        </w:tc>
+        <w:tc>
+          <w:tcPr/>
+          <w:p>
+            <w:pPr>
+              <w:pStyle w:val="Compact"/>
+            </w:pPr>
+            <w:r>
+              <w:t xml:space="preserve">Data Collection Time</w:t>
+            </w:r>
+          </w:p>
+        </w:tc>
+        <w:tc>
+          <w:tcPr/>
+          <w:p>
+            <w:pPr>
+              <w:pStyle w:val="Compact"/>
+            </w:pPr>
+          </w:p>
+        </w:tc>
+        <w:tc>
+          <w:tcPr/>
+          <w:p>
+            <w:pPr>
+              <w:pStyle w:val="Compact"/>
+              <w:jc w:val="center"/>
+            </w:pPr>
+            <w:r>
+              <w:rPr>
+                <w:i/>
+                <w:iCs/>
+              </w:rPr>
+              <w:t xml:space="preserve">as threshold</w:t>
+            </w:r>
+          </w:p>
+        </w:tc>
+      </w:tr>
+    </w:tbl>
+    <w:bookmarkEnd w:id="264"/>
+    <w:bookmarkStart w:id="265" w:name="source-metadata"/>
+    <w:p>
+      <w:pPr>
+        <w:pStyle w:val="berschrift3"/>
+      </w:pPr>
+      <w:r>
+        <w:t xml:space="preserve">Source Metadata</w:t>
       </w:r>
     </w:p>
     <w:tbl>
@@ -12415,7 +12784,7 @@
               <w:rPr>
                 <w:rStyle w:val="VerbatimChar"/>
               </w:rPr>
-              <w:t xml:space="preserve">meta.metadata-traceability-sar</w:t>
+              <w:t xml:space="preserve">src-acqid</w:t>
             </w:r>
           </w:p>
         </w:tc>
@@ -12426,7 +12795,375 @@
               <w:pStyle w:val="Compact"/>
             </w:pPr>
             <w:r>
-              <w:t xml:space="preserve">Traceability</w:t>
+              <w:t xml:space="preserve">Acquisition ID</w:t>
+            </w:r>
+          </w:p>
+        </w:tc>
+        <w:tc>
+          <w:tcPr/>
+          <w:p>
+            <w:pPr>
+              <w:pStyle w:val="Compact"/>
+            </w:pPr>
+          </w:p>
+        </w:tc>
+        <w:tc>
+          <w:tcPr/>
+          <w:p>
+            <w:pPr>
+              <w:pStyle w:val="Compact"/>
+              <w:jc w:val="center"/>
+            </w:pPr>
+            <w:r>
+              <w:rPr>
+                <w:i/>
+                <w:iCs/>
+              </w:rPr>
+              <w:t xml:space="preserve">as threshold</w:t>
+            </w:r>
+          </w:p>
+        </w:tc>
+      </w:tr>
+      <w:tr>
+        <w:tc>
+          <w:tcPr/>
+          <w:p>
+            <w:pPr>
+              <w:pStyle w:val="Compact"/>
+            </w:pPr>
+            <w:r>
+              <w:rPr>
+                <w:rStyle w:val="VerbatimChar"/>
+              </w:rPr>
+              <w:t xml:space="preserve">src-dacsrc</w:t>
+            </w:r>
+          </w:p>
+        </w:tc>
+        <w:tc>
+          <w:tcPr/>
+          <w:p>
+            <w:pPr>
+              <w:pStyle w:val="Compact"/>
+            </w:pPr>
+            <w:r>
+              <w:t xml:space="preserve">Source Data Access</w:t>
+            </w:r>
+          </w:p>
+        </w:tc>
+        <w:tc>
+          <w:tcPr/>
+          <w:p>
+            <w:pPr>
+              <w:pStyle w:val="Compact"/>
+            </w:pPr>
+          </w:p>
+        </w:tc>
+        <w:tc>
+          <w:tcPr/>
+          <w:p>
+            <w:pPr>
+              <w:pStyle w:val="Compact"/>
+            </w:pPr>
+          </w:p>
+        </w:tc>
+      </w:tr>
+      <w:tr>
+        <w:tc>
+          <w:tcPr/>
+          <w:p>
+            <w:pPr>
+              <w:pStyle w:val="Compact"/>
+            </w:pPr>
+            <w:r>
+              <w:rPr>
+                <w:rStyle w:val="VerbatimChar"/>
+              </w:rPr>
+              <w:t xml:space="preserve">src-inssar</w:t>
+            </w:r>
+          </w:p>
+        </w:tc>
+        <w:tc>
+          <w:tcPr/>
+          <w:p>
+            <w:pPr>
+              <w:pStyle w:val="Compact"/>
+            </w:pPr>
+            <w:r>
+              <w:t xml:space="preserve">Instrument</w:t>
+            </w:r>
+          </w:p>
+        </w:tc>
+        <w:tc>
+          <w:tcPr/>
+          <w:p>
+            <w:pPr>
+              <w:pStyle w:val="Compact"/>
+            </w:pPr>
+          </w:p>
+        </w:tc>
+        <w:tc>
+          <w:tcPr/>
+          <w:p>
+            <w:pPr>
+              <w:pStyle w:val="Compact"/>
+            </w:pPr>
+          </w:p>
+        </w:tc>
+      </w:tr>
+      <w:tr>
+        <w:tc>
+          <w:tcPr/>
+          <w:p>
+            <w:pPr>
+              <w:pStyle w:val="Compact"/>
+            </w:pPr>
+            <w:r>
+              <w:rPr>
+                <w:rStyle w:val="VerbatimChar"/>
+              </w:rPr>
+              <w:t xml:space="preserve">src-timsrc</w:t>
+            </w:r>
+          </w:p>
+        </w:tc>
+        <w:tc>
+          <w:tcPr/>
+          <w:p>
+            <w:pPr>
+              <w:pStyle w:val="Compact"/>
+            </w:pPr>
+            <w:r>
+              <w:t xml:space="preserve">Source Data Acquisition Time</w:t>
+            </w:r>
+          </w:p>
+        </w:tc>
+        <w:tc>
+          <w:tcPr/>
+          <w:p>
+            <w:pPr>
+              <w:pStyle w:val="Compact"/>
+            </w:pPr>
+          </w:p>
+        </w:tc>
+        <w:tc>
+          <w:tcPr/>
+          <w:p>
+            <w:pPr>
+              <w:pStyle w:val="Compact"/>
+              <w:jc w:val="center"/>
+            </w:pPr>
+            <w:r>
+              <w:rPr>
+                <w:i/>
+                <w:iCs/>
+              </w:rPr>
+              <w:t xml:space="preserve">as threshold</w:t>
+            </w:r>
+          </w:p>
+        </w:tc>
+      </w:tr>
+      <w:tr>
+        <w:tc>
+          <w:tcPr/>
+          <w:p>
+            <w:pPr>
+              <w:pStyle w:val="Compact"/>
+            </w:pPr>
+            <w:r>
+              <w:rPr>
+                <w:rStyle w:val="VerbatimChar"/>
+              </w:rPr>
+              <w:t xml:space="preserve">src-acqpar</w:t>
+            </w:r>
+          </w:p>
+        </w:tc>
+        <w:tc>
+          <w:tcPr/>
+          <w:p>
+            <w:pPr>
+              <w:pStyle w:val="Compact"/>
+            </w:pPr>
+            <w:r>
+              <w:t xml:space="preserve">Source Data Acquisition Parameters</w:t>
+            </w:r>
+          </w:p>
+        </w:tc>
+        <w:tc>
+          <w:tcPr/>
+          <w:p>
+            <w:pPr>
+              <w:pStyle w:val="Compact"/>
+            </w:pPr>
+          </w:p>
+        </w:tc>
+        <w:tc>
+          <w:tcPr/>
+          <w:p>
+            <w:pPr>
+              <w:pStyle w:val="Compact"/>
+              <w:jc w:val="center"/>
+            </w:pPr>
+            <w:r>
+              <w:rPr>
+                <w:i/>
+                <w:iCs/>
+              </w:rPr>
+              <w:t xml:space="preserve">as threshold</w:t>
+            </w:r>
+          </w:p>
+        </w:tc>
+      </w:tr>
+      <w:tr>
+        <w:tc>
+          <w:tcPr/>
+          <w:p>
+            <w:pPr>
+              <w:pStyle w:val="Compact"/>
+            </w:pPr>
+            <w:r>
+              <w:rPr>
+                <w:rStyle w:val="VerbatimChar"/>
+              </w:rPr>
+              <w:t xml:space="preserve">src-orbit</w:t>
+            </w:r>
+          </w:p>
+        </w:tc>
+        <w:tc>
+          <w:tcPr/>
+          <w:p>
+            <w:pPr>
+              <w:pStyle w:val="Compact"/>
+            </w:pPr>
+            <w:r>
+              <w:t xml:space="preserve">Source Data Orbit Information</w:t>
+            </w:r>
+          </w:p>
+        </w:tc>
+        <w:tc>
+          <w:tcPr/>
+          <w:p>
+            <w:pPr>
+              <w:pStyle w:val="Compact"/>
+            </w:pPr>
+          </w:p>
+        </w:tc>
+        <w:tc>
+          <w:tcPr/>
+          <w:p>
+            <w:pPr>
+              <w:pStyle w:val="Compact"/>
+            </w:pPr>
+          </w:p>
+        </w:tc>
+      </w:tr>
+      <w:tr>
+        <w:tc>
+          <w:tcPr/>
+          <w:p>
+            <w:pPr>
+              <w:pStyle w:val="Compact"/>
+            </w:pPr>
+            <w:r>
+              <w:rPr>
+                <w:rStyle w:val="VerbatimChar"/>
+              </w:rPr>
+              <w:t xml:space="preserve">src-prcpar</w:t>
+            </w:r>
+          </w:p>
+        </w:tc>
+        <w:tc>
+          <w:tcPr/>
+          <w:p>
+            <w:pPr>
+              <w:pStyle w:val="Compact"/>
+            </w:pPr>
+            <w:r>
+              <w:t xml:space="preserve">Source Data Processing Parameters</w:t>
+            </w:r>
+          </w:p>
+        </w:tc>
+        <w:tc>
+          <w:tcPr/>
+          <w:p>
+            <w:pPr>
+              <w:pStyle w:val="Compact"/>
+            </w:pPr>
+          </w:p>
+        </w:tc>
+        <w:tc>
+          <w:tcPr/>
+          <w:p>
+            <w:pPr>
+              <w:pStyle w:val="Compact"/>
+            </w:pPr>
+          </w:p>
+        </w:tc>
+      </w:tr>
+      <w:tr>
+        <w:tc>
+          <w:tcPr/>
+          <w:p>
+            <w:pPr>
+              <w:pStyle w:val="Compact"/>
+            </w:pPr>
+            <w:r>
+              <w:rPr>
+                <w:rStyle w:val="VerbatimChar"/>
+              </w:rPr>
+              <w:t xml:space="preserve">src-imgatt</w:t>
+            </w:r>
+          </w:p>
+        </w:tc>
+        <w:tc>
+          <w:tcPr/>
+          <w:p>
+            <w:pPr>
+              <w:pStyle w:val="Compact"/>
+            </w:pPr>
+            <w:r>
+              <w:t xml:space="preserve">Source Data Image Attributes</w:t>
+            </w:r>
+          </w:p>
+        </w:tc>
+        <w:tc>
+          <w:tcPr/>
+          <w:p>
+            <w:pPr>
+              <w:pStyle w:val="Compact"/>
+            </w:pPr>
+          </w:p>
+        </w:tc>
+        <w:tc>
+          <w:tcPr/>
+          <w:p>
+            <w:pPr>
+              <w:pStyle w:val="Compact"/>
+            </w:pPr>
+          </w:p>
+        </w:tc>
+      </w:tr>
+      <w:tr>
+        <w:tc>
+          <w:tcPr/>
+          <w:p>
+            <w:pPr>
+              <w:pStyle w:val="Compact"/>
+            </w:pPr>
+            <w:r>
+              <w:rPr>
+                <w:rStyle w:val="VerbatimChar"/>
+              </w:rPr>
+              <w:t xml:space="preserve">src-scasar</w:t>
+            </w:r>
+          </w:p>
+        </w:tc>
+        <w:tc>
+          <w:tcPr/>
+          <w:p>
+            <w:pPr>
+              <w:pStyle w:val="Compact"/>
+            </w:pPr>
+            <w:r>
+              <w:t xml:space="preserve">Sensor Calibration</w:t>
             </w:r>
           </w:p>
         </w:tc>
@@ -12466,7 +13203,7 @@
               <w:rPr>
                 <w:rStyle w:val="VerbatimChar"/>
               </w:rPr>
-              <w:t xml:space="preserve">meta.metadata-machine-readability-sar</w:t>
+              <w:t xml:space="preserve">src-prfind</w:t>
             </w:r>
           </w:p>
         </w:tc>
@@ -12477,7 +13214,7 @@
               <w:pStyle w:val="Compact"/>
             </w:pPr>
             <w:r>
-              <w:t xml:space="preserve">Metadata Machine Readability</w:t>
+              <w:t xml:space="preserve">Performance Indicators</w:t>
             </w:r>
           </w:p>
         </w:tc>
@@ -12509,7 +13246,7 @@
               <w:rPr>
                 <w:rStyle w:val="VerbatimChar"/>
               </w:rPr>
-              <w:t xml:space="preserve">meta.metadata-product-type-sar</w:t>
+              <w:t xml:space="preserve">src-polcal</w:t>
             </w:r>
           </w:p>
         </w:tc>
@@ -12520,16 +13257,8 @@
               <w:pStyle w:val="Compact"/>
             </w:pPr>
             <w:r>
-              <w:t xml:space="preserve">Product Type</w:t>
+              <w:t xml:space="preserve">Polarimetric Calibration Matrices</w:t>
             </w:r>
-          </w:p>
-        </w:tc>
-        <w:tc>
-          <w:tcPr/>
-          <w:p>
-            <w:pPr>
-              <w:pStyle w:val="Compact"/>
-            </w:pPr>
           </w:p>
         </w:tc>
         <w:tc>
@@ -12544,8 +13273,16 @@
                 <w:i/>
                 <w:iCs/>
               </w:rPr>
-              <w:t xml:space="preserve">as threshold</w:t>
+              <w:t xml:space="preserve">not required</w:t>
             </w:r>
+          </w:p>
+        </w:tc>
+        <w:tc>
+          <w:tcPr/>
+          <w:p>
+            <w:pPr>
+              <w:pStyle w:val="Compact"/>
+            </w:pPr>
           </w:p>
         </w:tc>
       </w:tr>
@@ -12560,7 +13297,7 @@
               <w:rPr>
                 <w:rStyle w:val="VerbatimChar"/>
               </w:rPr>
-              <w:t xml:space="preserve">meta.metadata-pfs-url</w:t>
+              <w:t xml:space="preserve">src-mfrang</w:t>
             </w:r>
           </w:p>
         </w:tc>
@@ -12571,16 +13308,8 @@
               <w:pStyle w:val="Compact"/>
             </w:pPr>
             <w:r>
-              <w:t xml:space="preserve">Document Identifier</w:t>
+              <w:t xml:space="preserve">Mean Faraday Rotation Angle</w:t>
             </w:r>
-          </w:p>
-        </w:tc>
-        <w:tc>
-          <w:tcPr/>
-          <w:p>
-            <w:pPr>
-              <w:pStyle w:val="Compact"/>
-            </w:pPr>
           </w:p>
         </w:tc>
         <w:tc>
@@ -12595,8 +13324,16 @@
                 <w:i/>
                 <w:iCs/>
               </w:rPr>
-              <w:t xml:space="preserve">as threshold</w:t>
+              <w:t xml:space="preserve">not required</w:t>
             </w:r>
+          </w:p>
+        </w:tc>
+        <w:tc>
+          <w:tcPr/>
+          <w:p>
+            <w:pPr>
+              <w:pStyle w:val="Compact"/>
+            </w:pPr>
           </w:p>
         </w:tc>
       </w:tr>
@@ -12611,7 +13348,7 @@
               <w:rPr>
                 <w:rStyle w:val="VerbatimChar"/>
               </w:rPr>
-              <w:t xml:space="preserve">meta.metadata-time-sar</w:t>
+              <w:t xml:space="preserve">src-ionind</w:t>
             </w:r>
           </w:p>
         </w:tc>
@@ -12622,16 +13359,8 @@
               <w:pStyle w:val="Compact"/>
             </w:pPr>
             <w:r>
-              <w:t xml:space="preserve">Data Collection Time</w:t>
+              <w:t xml:space="preserve">Ionosphere Indicator</w:t>
             </w:r>
-          </w:p>
-        </w:tc>
-        <w:tc>
-          <w:tcPr/>
-          <w:p>
-            <w:pPr>
-              <w:pStyle w:val="Compact"/>
-            </w:pPr>
           </w:p>
         </w:tc>
         <w:tc>
@@ -12646,20 +13375,28 @@
                 <w:i/>
                 <w:iCs/>
               </w:rPr>
-              <w:t xml:space="preserve">as threshold</w:t>
+              <w:t xml:space="preserve">not required</w:t>
             </w:r>
+          </w:p>
+        </w:tc>
+        <w:tc>
+          <w:tcPr/>
+          <w:p>
+            <w:pPr>
+              <w:pStyle w:val="Compact"/>
+            </w:pPr>
           </w:p>
         </w:tc>
       </w:tr>
     </w:tbl>
-    <w:bookmarkEnd w:id="264"/>
-    <w:bookmarkStart w:id="265" w:name="source-metadata"/>
+    <w:bookmarkEnd w:id="265"/>
+    <w:bookmarkStart w:id="266" w:name="product-metadata"/>
     <w:p>
       <w:pPr>
         <w:pStyle w:val="berschrift3"/>
       </w:pPr>
       <w:r>
-        <w:t xml:space="preserve">Source Metadata</w:t>
+        <w:t xml:space="preserve">Product Metadata</w:t>
       </w:r>
     </w:p>
     <w:tbl>
@@ -12737,7 +13474,7 @@
               <w:rPr>
                 <w:rStyle w:val="VerbatimChar"/>
               </w:rPr>
-              <w:t xml:space="preserve">src.metadata-acquisition-id</w:t>
+              <w:t xml:space="preserve">prd-dacprd</w:t>
             </w:r>
           </w:p>
         </w:tc>
@@ -12748,7 +13485,101 @@
               <w:pStyle w:val="Compact"/>
             </w:pPr>
             <w:r>
-              <w:t xml:space="preserve">Acquisition ID</w:t>
+              <w:t xml:space="preserve">Product Data Access</w:t>
+            </w:r>
+          </w:p>
+        </w:tc>
+        <w:tc>
+          <w:tcPr/>
+          <w:p>
+            <w:pPr>
+              <w:pStyle w:val="Compact"/>
+            </w:pPr>
+          </w:p>
+        </w:tc>
+        <w:tc>
+          <w:tcPr/>
+          <w:p>
+            <w:pPr>
+              <w:pStyle w:val="Compact"/>
+            </w:pPr>
+          </w:p>
+        </w:tc>
+      </w:tr>
+      <w:tr>
+        <w:tc>
+          <w:tcPr/>
+          <w:p>
+            <w:pPr>
+              <w:pStyle w:val="Compact"/>
+            </w:pPr>
+            <w:r>
+              <w:rPr>
+                <w:rStyle w:val="VerbatimChar"/>
+              </w:rPr>
+              <w:t xml:space="preserve">prd-auxdat</w:t>
+            </w:r>
+          </w:p>
+        </w:tc>
+        <w:tc>
+          <w:tcPr/>
+          <w:p>
+            <w:pPr>
+              <w:pStyle w:val="Compact"/>
+            </w:pPr>
+            <w:r>
+              <w:t xml:space="preserve">Auxiliary Data</w:t>
+            </w:r>
+          </w:p>
+        </w:tc>
+        <w:tc>
+          <w:tcPr/>
+          <w:p>
+            <w:pPr>
+              <w:pStyle w:val="Compact"/>
+              <w:jc w:val="center"/>
+            </w:pPr>
+            <w:r>
+              <w:rPr>
+                <w:i/>
+                <w:iCs/>
+              </w:rPr>
+              <w:t xml:space="preserve">not required</w:t>
+            </w:r>
+          </w:p>
+        </w:tc>
+        <w:tc>
+          <w:tcPr/>
+          <w:p>
+            <w:pPr>
+              <w:pStyle w:val="Compact"/>
+            </w:pPr>
+          </w:p>
+        </w:tc>
+      </w:tr>
+      <w:tr>
+        <w:tc>
+          <w:tcPr/>
+          <w:p>
+            <w:pPr>
+              <w:pStyle w:val="Compact"/>
+            </w:pPr>
+            <w:r>
+              <w:rPr>
+                <w:rStyle w:val="VerbatimChar"/>
+              </w:rPr>
+              <w:t xml:space="preserve">prd-smpspc</w:t>
+            </w:r>
+          </w:p>
+        </w:tc>
+        <w:tc>
+          <w:tcPr/>
+          <w:p>
+            <w:pPr>
+              <w:pStyle w:val="Compact"/>
+            </w:pPr>
+            <w:r>
+              <w:t xml:space="preserve">Product Sample Spacing</w:t>
             </w:r>
           </w:p>
         </w:tc>
@@ -12788,7 +13619,7 @@
               <w:rPr>
                 <w:rStyle w:val="VerbatimChar"/>
               </w:rPr>
-              <w:t xml:space="preserve">src.metadata-data-access-source</w:t>
+              <w:t xml:space="preserve">prd-resol</w:t>
             </w:r>
           </w:p>
         </w:tc>
@@ -12799,7 +13630,7 @@
               <w:pStyle w:val="Compact"/>
             </w:pPr>
             <w:r>
-              <w:t xml:space="preserve">Source Data Access</w:t>
+              <w:t xml:space="preserve">Product Resolution</w:t>
             </w:r>
           </w:p>
         </w:tc>
@@ -12808,7 +13639,15 @@
           <w:p>
             <w:pPr>
               <w:pStyle w:val="Compact"/>
+              <w:jc w:val="center"/>
             </w:pPr>
+            <w:r>
+              <w:rPr>
+                <w:i/>
+                <w:iCs/>
+              </w:rPr>
+              <w:t xml:space="preserve">not required</w:t>
+            </w:r>
           </w:p>
         </w:tc>
         <w:tc>
@@ -12831,7 +13670,7 @@
               <w:rPr>
                 <w:rStyle w:val="VerbatimChar"/>
               </w:rPr>
-              <w:t xml:space="preserve">src.metadata-instrument-sar</w:t>
+              <w:t xml:space="preserve">prd-geobx</w:t>
             </w:r>
           </w:p>
         </w:tc>
@@ -12842,50 +13681,7 @@
               <w:pStyle w:val="Compact"/>
             </w:pPr>
             <w:r>
-              <w:t xml:space="preserve">Instrument</w:t>
-            </w:r>
-          </w:p>
-        </w:tc>
-        <w:tc>
-          <w:tcPr/>
-          <w:p>
-            <w:pPr>
-              <w:pStyle w:val="Compact"/>
-            </w:pPr>
-          </w:p>
-        </w:tc>
-        <w:tc>
-          <w:tcPr/>
-          <w:p>
-            <w:pPr>
-              <w:pStyle w:val="Compact"/>
-            </w:pPr>
-          </w:p>
-        </w:tc>
-      </w:tr>
-      <w:tr>
-        <w:tc>
-          <w:tcPr/>
-          <w:p>
-            <w:pPr>
-              <w:pStyle w:val="Compact"/>
-            </w:pPr>
-            <w:r>
-              <w:rPr>
-                <w:rStyle w:val="VerbatimChar"/>
-              </w:rPr>
-              <w:t xml:space="preserve">src.metadata-time-source</w:t>
-            </w:r>
-          </w:p>
-        </w:tc>
-        <w:tc>
-          <w:tcPr/>
-          <w:p>
-            <w:pPr>
-              <w:pStyle w:val="Compact"/>
-            </w:pPr>
-            <w:r>
-              <w:t xml:space="preserve">Source Data Acquisition Time</w:t>
+              <w:t xml:space="preserve">Product Bounding Box</w:t>
             </w:r>
           </w:p>
         </w:tc>
@@ -12925,7 +13721,7 @@
               <w:rPr>
                 <w:rStyle w:val="VerbatimChar"/>
               </w:rPr>
-              <w:t xml:space="preserve">src.metadata-acquisition-parameters-sar</w:t>
+              <w:t xml:space="preserve">prd-geoare</w:t>
             </w:r>
           </w:p>
         </w:tc>
@@ -12936,7 +13732,7 @@
               <w:pStyle w:val="Compact"/>
             </w:pPr>
             <w:r>
-              <w:t xml:space="preserve">Source Data Acquisition Parameters</w:t>
+              <w:t xml:space="preserve">Product Geographical Extent</w:t>
             </w:r>
           </w:p>
         </w:tc>
@@ -12976,7 +13772,7 @@
               <w:rPr>
                 <w:rStyle w:val="VerbatimChar"/>
               </w:rPr>
-              <w:t xml:space="preserve">src.metadata-orbit</w:t>
+              <w:t xml:space="preserve">prd-imgsiz</w:t>
             </w:r>
           </w:p>
         </w:tc>
@@ -12987,7 +13783,7 @@
               <w:pStyle w:val="Compact"/>
             </w:pPr>
             <w:r>
-              <w:t xml:space="preserve">Source Data Orbit Information</w:t>
+              <w:t xml:space="preserve">Product Image Size</w:t>
             </w:r>
           </w:p>
         </w:tc>
@@ -13004,7 +13800,15 @@
           <w:p>
             <w:pPr>
               <w:pStyle w:val="Compact"/>
+              <w:jc w:val="center"/>
             </w:pPr>
+            <w:r>
+              <w:rPr>
+                <w:i/>
+                <w:iCs/>
+              </w:rPr>
+              <w:t xml:space="preserve">as threshold</w:t>
+            </w:r>
           </w:p>
         </w:tc>
       </w:tr>
@@ -13019,7 +13823,7 @@
               <w:rPr>
                 <w:rStyle w:val="VerbatimChar"/>
               </w:rPr>
-              <w:t xml:space="preserve">src.metadata-processing-parameters</w:t>
+              <w:t xml:space="preserve">prd-pxconv</w:t>
             </w:r>
           </w:p>
         </w:tc>
@@ -13030,7 +13834,7 @@
               <w:pStyle w:val="Compact"/>
             </w:pPr>
             <w:r>
-              <w:t xml:space="preserve">Source Data Processing Parameters</w:t>
+              <w:t xml:space="preserve">Product Pixel Coordinate Convention</w:t>
             </w:r>
           </w:p>
         </w:tc>
@@ -13047,7 +13851,15 @@
           <w:p>
             <w:pPr>
               <w:pStyle w:val="Compact"/>
+              <w:jc w:val="center"/>
             </w:pPr>
+            <w:r>
+              <w:rPr>
+                <w:i/>
+                <w:iCs/>
+              </w:rPr>
+              <w:t xml:space="preserve">as threshold</w:t>
+            </w:r>
           </w:p>
         </w:tc>
       </w:tr>
@@ -13062,7 +13874,7 @@
               <w:rPr>
                 <w:rStyle w:val="VerbatimChar"/>
               </w:rPr>
-              <w:t xml:space="preserve">src.metadata-image-attributes-sar</w:t>
+              <w:t xml:space="preserve">prd-crs</w:t>
             </w:r>
           </w:p>
         </w:tc>
@@ -13073,7 +13885,7 @@
               <w:pStyle w:val="Compact"/>
             </w:pPr>
             <w:r>
-              <w:t xml:space="preserve">Source Data Image Attributes</w:t>
+              <w:t xml:space="preserve">Product Coordinate Reference System</w:t>
             </w:r>
           </w:p>
         </w:tc>
@@ -13090,7 +13902,15 @@
           <w:p>
             <w:pPr>
               <w:pStyle w:val="Compact"/>
+              <w:jc w:val="center"/>
             </w:pPr>
+            <w:r>
+              <w:rPr>
+                <w:i/>
+                <w:iCs/>
+              </w:rPr>
+              <w:t xml:space="preserve">as threshold</w:t>
+            </w:r>
           </w:p>
         </w:tc>
       </w:tr>
@@ -13105,7 +13925,7 @@
               <w:rPr>
                 <w:rStyle w:val="VerbatimChar"/>
               </w:rPr>
-              <w:t xml:space="preserve">src.metadata-sensor-calibration-sar</w:t>
+              <w:t xml:space="preserve">prd-rulvec</w:t>
             </w:r>
           </w:p>
         </w:tc>
@@ -13116,58 +13936,7 @@
               <w:pStyle w:val="Compact"/>
             </w:pPr>
             <w:r>
-              <w:t xml:space="preserve">Sensor Calibration</w:t>
-            </w:r>
-          </w:p>
-        </w:tc>
-        <w:tc>
-          <w:tcPr/>
-          <w:p>
-            <w:pPr>
-              <w:pStyle w:val="Compact"/>
-              <w:jc w:val="center"/>
-            </w:pPr>
-            <w:r>
-              <w:rPr>
-                <w:i/>
-                <w:iCs/>
-              </w:rPr>
-              <w:t xml:space="preserve">not required</w:t>
-            </w:r>
-          </w:p>
-        </w:tc>
-        <w:tc>
-          <w:tcPr/>
-          <w:p>
-            <w:pPr>
-              <w:pStyle w:val="Compact"/>
-            </w:pPr>
-          </w:p>
-        </w:tc>
-      </w:tr>
-      <w:tr>
-        <w:tc>
-          <w:tcPr/>
-          <w:p>
-            <w:pPr>
-              <w:pStyle w:val="Compact"/>
-            </w:pPr>
-            <w:r>
-              <w:rPr>
-                <w:rStyle w:val="VerbatimChar"/>
-              </w:rPr>
-              <w:t xml:space="preserve">src.metadata-performance-indicators</w:t>
-            </w:r>
-          </w:p>
-        </w:tc>
-        <w:tc>
-          <w:tcPr/>
-          <w:p>
-            <w:pPr>
-              <w:pStyle w:val="Compact"/>
-            </w:pPr>
-            <w:r>
-              <w:t xml:space="preserve">Performance Indicators</w:t>
+              <w:t xml:space="preserve">Radar Unit Look Vector</w:t>
             </w:r>
           </w:p>
         </w:tc>
@@ -13184,7 +13953,15 @@
           <w:p>
             <w:pPr>
               <w:pStyle w:val="Compact"/>
+              <w:jc w:val="center"/>
             </w:pPr>
+            <w:r>
+              <w:rPr>
+                <w:i/>
+                <w:iCs/>
+              </w:rPr>
+              <w:t xml:space="preserve">as threshold</w:t>
+            </w:r>
           </w:p>
         </w:tc>
       </w:tr>
@@ -13199,7 +13976,7 @@
               <w:rPr>
                 <w:rStyle w:val="VerbatimChar"/>
               </w:rPr>
-              <w:t xml:space="preserve">src.metadata-polarimetric-calibration-matrices</w:t>
+              <w:t xml:space="preserve">prd-sltrng</w:t>
             </w:r>
           </w:p>
         </w:tc>
@@ -13210,8 +13987,16 @@
               <w:pStyle w:val="Compact"/>
             </w:pPr>
             <w:r>
-              <w:t xml:space="preserve">Polarimetric Calibration Matrices</w:t>
+              <w:t xml:space="preserve">Slant Range Sensor to Surface</w:t>
             </w:r>
+          </w:p>
+        </w:tc>
+        <w:tc>
+          <w:tcPr/>
+          <w:p>
+            <w:pPr>
+              <w:pStyle w:val="Compact"/>
+            </w:pPr>
           </w:p>
         </w:tc>
         <w:tc>
@@ -13226,16 +14011,8 @@
                 <w:i/>
                 <w:iCs/>
               </w:rPr>
-              <w:t xml:space="preserve">not required</w:t>
+              <w:t xml:space="preserve">as threshold</w:t>
             </w:r>
-          </w:p>
-        </w:tc>
-        <w:tc>
-          <w:tcPr/>
-          <w:p>
-            <w:pPr>
-              <w:pStyle w:val="Compact"/>
-            </w:pPr>
           </w:p>
         </w:tc>
       </w:tr>
@@ -13250,7 +14027,7 @@
               <w:rPr>
                 <w:rStyle w:val="VerbatimChar"/>
               </w:rPr>
-              <w:t xml:space="preserve">src.metadata-mean-faraday-rotation-angle</w:t>
+              <w:t xml:space="preserve">prd-orbgsl</w:t>
             </w:r>
           </w:p>
         </w:tc>
@@ -13261,58 +14038,7 @@
               <w:pStyle w:val="Compact"/>
             </w:pPr>
             <w:r>
-              <w:t xml:space="preserve">Mean Faraday Rotation Angle</w:t>
-            </w:r>
-          </w:p>
-        </w:tc>
-        <w:tc>
-          <w:tcPr/>
-          <w:p>
-            <w:pPr>
-              <w:pStyle w:val="Compact"/>
-              <w:jc w:val="center"/>
-            </w:pPr>
-            <w:r>
-              <w:rPr>
-                <w:i/>
-                <w:iCs/>
-              </w:rPr>
-              <w:t xml:space="preserve">not required</w:t>
-            </w:r>
-          </w:p>
-        </w:tc>
-        <w:tc>
-          <w:tcPr/>
-          <w:p>
-            <w:pPr>
-              <w:pStyle w:val="Compact"/>
-            </w:pPr>
-          </w:p>
-        </w:tc>
-      </w:tr>
-      <w:tr>
-        <w:tc>
-          <w:tcPr/>
-          <w:p>
-            <w:pPr>
-              <w:pStyle w:val="Compact"/>
-            </w:pPr>
-            <w:r>
-              <w:rPr>
-                <w:rStyle w:val="VerbatimChar"/>
-              </w:rPr>
-              <w:t xml:space="preserve">src.metadata-ionosphere-indicator</w:t>
-            </w:r>
-          </w:p>
-        </w:tc>
-        <w:tc>
-          <w:tcPr/>
-          <w:p>
-            <w:pPr>
-              <w:pStyle w:val="Compact"/>
-            </w:pPr>
-            <w:r>
-              <w:t xml:space="preserve">Ionosphere Indicator</w:t>
+              <w:t xml:space="preserve">Reference Orbit</w:t>
             </w:r>
           </w:p>
         </w:tc>
@@ -13342,14 +14068,14 @@
         </w:tc>
       </w:tr>
     </w:tbl>
-    <w:bookmarkEnd w:id="265"/>
-    <w:bookmarkStart w:id="266" w:name="product-metadata"/>
+    <w:bookmarkEnd w:id="266"/>
+    <w:bookmarkStart w:id="267" w:name="per-pixel-metadata"/>
     <w:p>
       <w:pPr>
         <w:pStyle w:val="berschrift3"/>
       </w:pPr>
       <w:r>
-        <w:t xml:space="preserve">Product Metadata</w:t>
+        <w:t xml:space="preserve">Per-Pixel Metadata</w:t>
       </w:r>
     </w:p>
     <w:tbl>
@@ -13427,7 +14153,7 @@
               <w:rPr>
                 <w:rStyle w:val="VerbatimChar"/>
               </w:rPr>
-              <w:t xml:space="preserve">prd.metadata-data-access-product</w:t>
+              <w:t xml:space="preserve">pxl-cldopt</w:t>
             </w:r>
           </w:p>
         </w:tc>
@@ -13438,50 +14164,7 @@
               <w:pStyle w:val="Compact"/>
             </w:pPr>
             <w:r>
-              <w:t xml:space="preserve">Product Data Access</w:t>
-            </w:r>
-          </w:p>
-        </w:tc>
-        <w:tc>
-          <w:tcPr/>
-          <w:p>
-            <w:pPr>
-              <w:pStyle w:val="Compact"/>
-            </w:pPr>
-          </w:p>
-        </w:tc>
-        <w:tc>
-          <w:tcPr/>
-          <w:p>
-            <w:pPr>
-              <w:pStyle w:val="Compact"/>
-            </w:pPr>
-          </w:p>
-        </w:tc>
-      </w:tr>
-      <w:tr>
-        <w:tc>
-          <w:tcPr/>
-          <w:p>
-            <w:pPr>
-              <w:pStyle w:val="Compact"/>
-            </w:pPr>
-            <w:r>
-              <w:rPr>
-                <w:rStyle w:val="VerbatimChar"/>
-              </w:rPr>
-              <w:t xml:space="preserve">prd.metadata-auxiliary-data</w:t>
-            </w:r>
-          </w:p>
-        </w:tc>
-        <w:tc>
-          <w:tcPr/>
-          <w:p>
-            <w:pPr>
-              <w:pStyle w:val="Compact"/>
-            </w:pPr>
-            <w:r>
-              <w:t xml:space="preserve">Auxiliary Data</w:t>
+              <w:t xml:space="preserve">Cloud Optimized Formats</w:t>
             </w:r>
           </w:p>
         </w:tc>
@@ -13521,7 +14204,7 @@
               <w:rPr>
                 <w:rStyle w:val="VerbatimChar"/>
               </w:rPr>
-              <w:t xml:space="preserve">prd.metadata-sample-spacing</w:t>
+              <w:t xml:space="preserve">pxl-mrdsar</w:t>
             </w:r>
           </w:p>
         </w:tc>
@@ -13532,7 +14215,144 @@
               <w:pStyle w:val="Compact"/>
             </w:pPr>
             <w:r>
-              <w:t xml:space="preserve">Product Sample Spacing</w:t>
+              <w:t xml:space="preserve">Metadata Machine Readability</w:t>
+            </w:r>
+          </w:p>
+        </w:tc>
+        <w:tc>
+          <w:tcPr/>
+          <w:p>
+            <w:pPr>
+              <w:pStyle w:val="Compact"/>
+            </w:pPr>
+          </w:p>
+        </w:tc>
+        <w:tc>
+          <w:tcPr/>
+          <w:p>
+            <w:pPr>
+              <w:pStyle w:val="Compact"/>
+            </w:pPr>
+          </w:p>
+        </w:tc>
+      </w:tr>
+      <w:tr>
+        <w:tc>
+          <w:tcPr/>
+          <w:p>
+            <w:pPr>
+              <w:pStyle w:val="Compact"/>
+            </w:pPr>
+            <w:r>
+              <w:rPr>
+                <w:rStyle w:val="VerbatimChar"/>
+              </w:rPr>
+              <w:t xml:space="preserve">pxl-ppmask</w:t>
+            </w:r>
+          </w:p>
+        </w:tc>
+        <w:tc>
+          <w:tcPr/>
+          <w:p>
+            <w:pPr>
+              <w:pStyle w:val="Compact"/>
+            </w:pPr>
+            <w:r>
+              <w:t xml:space="preserve">Data Mask Image</w:t>
+            </w:r>
+          </w:p>
+        </w:tc>
+        <w:tc>
+          <w:tcPr/>
+          <w:p>
+            <w:pPr>
+              <w:pStyle w:val="Compact"/>
+            </w:pPr>
+          </w:p>
+        </w:tc>
+        <w:tc>
+          <w:tcPr/>
+          <w:p>
+            <w:pPr>
+              <w:pStyle w:val="Compact"/>
+            </w:pPr>
+          </w:p>
+        </w:tc>
+      </w:tr>
+      <w:tr>
+        <w:tc>
+          <w:tcPr/>
+          <w:p>
+            <w:pPr>
+              <w:pStyle w:val="Compact"/>
+            </w:pPr>
+            <w:r>
+              <w:rPr>
+                <w:rStyle w:val="VerbatimChar"/>
+              </w:rPr>
+              <w:t xml:space="preserve">pxl-ppscta</w:t>
+            </w:r>
+          </w:p>
+        </w:tc>
+        <w:tc>
+          <w:tcPr/>
+          <w:p>
+            <w:pPr>
+              <w:pStyle w:val="Compact"/>
+            </w:pPr>
+            <w:r>
+              <w:t xml:space="preserve">Scattering Area Image</w:t>
+            </w:r>
+          </w:p>
+        </w:tc>
+        <w:tc>
+          <w:tcPr/>
+          <w:p>
+            <w:pPr>
+              <w:pStyle w:val="Compact"/>
+              <w:jc w:val="center"/>
+            </w:pPr>
+            <w:r>
+              <w:rPr>
+                <w:i/>
+                <w:iCs/>
+              </w:rPr>
+              <w:t xml:space="preserve">not required</w:t>
+            </w:r>
+          </w:p>
+        </w:tc>
+        <w:tc>
+          <w:tcPr/>
+          <w:p>
+            <w:pPr>
+              <w:pStyle w:val="Compact"/>
+            </w:pPr>
+          </w:p>
+        </w:tc>
+      </w:tr>
+      <w:tr>
+        <w:tc>
+          <w:tcPr/>
+          <w:p>
+            <w:pPr>
+              <w:pStyle w:val="Compact"/>
+            </w:pPr>
+            <w:r>
+              <w:rPr>
+                <w:rStyle w:val="VerbatimChar"/>
+              </w:rPr>
+              <w:t xml:space="preserve">pxl-pplia</w:t>
+            </w:r>
+          </w:p>
+        </w:tc>
+        <w:tc>
+          <w:tcPr/>
+          <w:p>
+            <w:pPr>
+              <w:pStyle w:val="Compact"/>
+            </w:pPr>
+            <w:r>
+              <w:t xml:space="preserve">Local Incident Angle Image</w:t>
             </w:r>
           </w:p>
         </w:tc>
@@ -13572,7 +14392,7 @@
               <w:rPr>
                 <w:rStyle w:val="VerbatimChar"/>
               </w:rPr>
-              <w:t xml:space="preserve">prd.metadata-resolution</w:t>
+              <w:t xml:space="preserve">pxl-ppelia</w:t>
             </w:r>
           </w:p>
         </w:tc>
@@ -13583,7 +14403,7 @@
               <w:pStyle w:val="Compact"/>
             </w:pPr>
             <w:r>
-              <w:t xml:space="preserve">Product Resolution</w:t>
+              <w:t xml:space="preserve">Ellipsoidal Incident Angle Image</w:t>
             </w:r>
           </w:p>
         </w:tc>
@@ -13623,7 +14443,7 @@
               <w:rPr>
                 <w:rStyle w:val="VerbatimChar"/>
               </w:rPr>
-              <w:t xml:space="preserve">prd.metadata-geo-bbox</w:t>
+              <w:t xml:space="preserve">pxl-ppnspw</w:t>
             </w:r>
           </w:p>
         </w:tc>
@@ -13634,7 +14454,109 @@
               <w:pStyle w:val="Compact"/>
             </w:pPr>
             <w:r>
-              <w:t xml:space="preserve">Product Bounding Box</w:t>
+              <w:t xml:space="preserve">Noise Power Image</w:t>
+            </w:r>
+          </w:p>
+        </w:tc>
+        <w:tc>
+          <w:tcPr/>
+          <w:p>
+            <w:pPr>
+              <w:pStyle w:val="Compact"/>
+              <w:jc w:val="center"/>
+            </w:pPr>
+            <w:r>
+              <w:rPr>
+                <w:i/>
+                <w:iCs/>
+              </w:rPr>
+              <w:t xml:space="preserve">not required</w:t>
+            </w:r>
+          </w:p>
+        </w:tc>
+        <w:tc>
+          <w:tcPr/>
+          <w:p>
+            <w:pPr>
+              <w:pStyle w:val="Compact"/>
+            </w:pPr>
+          </w:p>
+        </w:tc>
+      </w:tr>
+      <w:tr>
+        <w:tc>
+          <w:tcPr/>
+          <w:p>
+            <w:pPr>
+              <w:pStyle w:val="Compact"/>
+            </w:pPr>
+            <w:r>
+              <w:rPr>
+                <w:rStyle w:val="VerbatimChar"/>
+              </w:rPr>
+              <w:t xml:space="preserve">pxl-ppgmsg</w:t>
+            </w:r>
+          </w:p>
+        </w:tc>
+        <w:tc>
+          <w:tcPr/>
+          <w:p>
+            <w:pPr>
+              <w:pStyle w:val="Compact"/>
+            </w:pPr>
+            <w:r>
+              <w:t xml:space="preserve">Gamma-to-Sigma Ratio Image</w:t>
+            </w:r>
+          </w:p>
+        </w:tc>
+        <w:tc>
+          <w:tcPr/>
+          <w:p>
+            <w:pPr>
+              <w:pStyle w:val="Compact"/>
+              <w:jc w:val="center"/>
+            </w:pPr>
+            <w:r>
+              <w:rPr>
+                <w:i/>
+                <w:iCs/>
+              </w:rPr>
+              <w:t xml:space="preserve">not required</w:t>
+            </w:r>
+          </w:p>
+        </w:tc>
+        <w:tc>
+          <w:tcPr/>
+          <w:p>
+            <w:pPr>
+              <w:pStyle w:val="Compact"/>
+            </w:pPr>
+          </w:p>
+        </w:tc>
+      </w:tr>
+      <w:tr>
+        <w:tc>
+          <w:tcPr/>
+          <w:p>
+            <w:pPr>
+              <w:pStyle w:val="Compact"/>
+            </w:pPr>
+            <w:r>
+              <w:rPr>
+                <w:rStyle w:val="VerbatimChar"/>
+              </w:rPr>
+              <w:t xml:space="preserve">pxl-ppacqd</w:t>
+            </w:r>
+          </w:p>
+        </w:tc>
+        <w:tc>
+          <w:tcPr/>
+          <w:p>
+            <w:pPr>
+              <w:pStyle w:val="Compact"/>
+            </w:pPr>
+            <w:r>
+              <w:t xml:space="preserve">Acquisition ID Image</w:t>
             </w:r>
           </w:p>
         </w:tc>
@@ -13651,15 +14573,7 @@
           <w:p>
             <w:pPr>
               <w:pStyle w:val="Compact"/>
-              <w:jc w:val="center"/>
             </w:pPr>
-            <w:r>
-              <w:rPr>
-                <w:i/>
-                <w:iCs/>
-              </w:rPr>
-              <w:t xml:space="preserve">as threshold</w:t>
-            </w:r>
           </w:p>
         </w:tc>
       </w:tr>
@@ -13674,7 +14588,7 @@
               <w:rPr>
                 <w:rStyle w:val="VerbatimChar"/>
               </w:rPr>
-              <w:t xml:space="preserve">prd.metadata-geo-area</w:t>
+              <w:t xml:space="preserve">pxl-ppdem</w:t>
             </w:r>
           </w:p>
         </w:tc>
@@ -13685,16 +14599,8 @@
               <w:pStyle w:val="Compact"/>
             </w:pPr>
             <w:r>
-              <w:t xml:space="preserve">Product Geographical Extent</w:t>
+              <w:t xml:space="preserve">Per-Pixel DEM</w:t>
             </w:r>
-          </w:p>
-        </w:tc>
-        <w:tc>
-          <w:tcPr/>
-          <w:p>
-            <w:pPr>
-              <w:pStyle w:val="Compact"/>
-            </w:pPr>
           </w:p>
         </w:tc>
         <w:tc>
@@ -13709,8 +14615,16 @@
                 <w:i/>
                 <w:iCs/>
               </w:rPr>
-              <w:t xml:space="preserve">as threshold</w:t>
+              <w:t xml:space="preserve">not required</w:t>
             </w:r>
+          </w:p>
+        </w:tc>
+        <w:tc>
+          <w:tcPr/>
+          <w:p>
+            <w:pPr>
+              <w:pStyle w:val="Compact"/>
+            </w:pPr>
           </w:p>
         </w:tc>
       </w:tr>
@@ -13725,7 +14639,7 @@
               <w:rPr>
                 <w:rStyle w:val="VerbatimChar"/>
               </w:rPr>
-              <w:t xml:space="preserve">prd.metadata-image-size</w:t>
+              <w:t xml:space="preserve">pxl-pprulv</w:t>
             </w:r>
           </w:p>
         </w:tc>
@@ -13736,16 +14650,8 @@
               <w:pStyle w:val="Compact"/>
             </w:pPr>
             <w:r>
-              <w:t xml:space="preserve">Product Image Size</w:t>
+              <w:t xml:space="preserve">Radar Unit Look Vector Grid Image</w:t>
             </w:r>
-          </w:p>
-        </w:tc>
-        <w:tc>
-          <w:tcPr/>
-          <w:p>
-            <w:pPr>
-              <w:pStyle w:val="Compact"/>
-            </w:pPr>
           </w:p>
         </w:tc>
         <w:tc>
@@ -13760,8 +14666,16 @@
                 <w:i/>
                 <w:iCs/>
               </w:rPr>
-              <w:t xml:space="preserve">as threshold</w:t>
+              <w:t xml:space="preserve">not required</w:t>
             </w:r>
+          </w:p>
+        </w:tc>
+        <w:tc>
+          <w:tcPr/>
+          <w:p>
+            <w:pPr>
+              <w:pStyle w:val="Compact"/>
+            </w:pPr>
           </w:p>
         </w:tc>
       </w:tr>
@@ -13776,7 +14690,7 @@
               <w:rPr>
                 <w:rStyle w:val="VerbatimChar"/>
               </w:rPr>
-              <w:t xml:space="preserve">prd.metadata-pixel-coordinate-convention</w:t>
+              <w:t xml:space="preserve">pxl-ppslrg</w:t>
             </w:r>
           </w:p>
         </w:tc>
@@ -13787,16 +14701,8 @@
               <w:pStyle w:val="Compact"/>
             </w:pPr>
             <w:r>
-              <w:t xml:space="preserve">Product Pixel Coordinate Convention</w:t>
+              <w:t xml:space="preserve">Slant Range Sensor to Surface Image</w:t>
             </w:r>
-          </w:p>
-        </w:tc>
-        <w:tc>
-          <w:tcPr/>
-          <w:p>
-            <w:pPr>
-              <w:pStyle w:val="Compact"/>
-            </w:pPr>
           </w:p>
         </w:tc>
         <w:tc>
@@ -13811,8 +14717,16 @@
                 <w:i/>
                 <w:iCs/>
               </w:rPr>
-              <w:t xml:space="preserve">as threshold</w:t>
+              <w:t xml:space="preserve">not required</w:t>
             </w:r>
+          </w:p>
+        </w:tc>
+        <w:tc>
+          <w:tcPr/>
+          <w:p>
+            <w:pPr>
+              <w:pStyle w:val="Compact"/>
+            </w:pPr>
           </w:p>
         </w:tc>
       </w:tr>
@@ -13827,7 +14741,7 @@
               <w:rPr>
                 <w:rStyle w:val="VerbatimChar"/>
               </w:rPr>
-              <w:t xml:space="preserve">prd.metadata-crs</w:t>
+              <w:t xml:space="preserve">pxl-ppiphu</w:t>
             </w:r>
           </w:p>
         </w:tc>
@@ -13838,16 +14752,8 @@
               <w:pStyle w:val="Compact"/>
             </w:pPr>
             <w:r>
-              <w:t xml:space="preserve">Product Coordinate Reference System</w:t>
+              <w:t xml:space="preserve">InSAR Phase Uncertainty Image</w:t>
             </w:r>
-          </w:p>
-        </w:tc>
-        <w:tc>
-          <w:tcPr/>
-          <w:p>
-            <w:pPr>
-              <w:pStyle w:val="Compact"/>
-            </w:pPr>
           </w:p>
         </w:tc>
         <w:tc>
@@ -13862,8 +14768,16 @@
                 <w:i/>
                 <w:iCs/>
               </w:rPr>
-              <w:t xml:space="preserve">as threshold</w:t>
+              <w:t xml:space="preserve">not required</w:t>
             </w:r>
+          </w:p>
+        </w:tc>
+        <w:tc>
+          <w:tcPr/>
+          <w:p>
+            <w:pPr>
+              <w:pStyle w:val="Compact"/>
+            </w:pPr>
           </w:p>
         </w:tc>
       </w:tr>
@@ -13878,7 +14792,7 @@
               <w:rPr>
                 <w:rStyle w:val="VerbatimChar"/>
               </w:rPr>
-              <w:t xml:space="preserve">prd.metadata-radar-unit-look-vector</w:t>
+              <w:t xml:space="preserve">pxl-ppatpc</w:t>
             </w:r>
           </w:p>
         </w:tc>
@@ -13889,16 +14803,8 @@
               <w:pStyle w:val="Compact"/>
             </w:pPr>
             <w:r>
-              <w:t xml:space="preserve">Radar Unit Look Vector</w:t>
+              <w:t xml:space="preserve">Atmospheric Phase Correction Image</w:t>
             </w:r>
-          </w:p>
-        </w:tc>
-        <w:tc>
-          <w:tcPr/>
-          <w:p>
-            <w:pPr>
-              <w:pStyle w:val="Compact"/>
-            </w:pPr>
           </w:p>
         </w:tc>
         <w:tc>
@@ -13913,8 +14819,16 @@
                 <w:i/>
                 <w:iCs/>
               </w:rPr>
-              <w:t xml:space="preserve">as threshold</w:t>
+              <w:t xml:space="preserve">not required</w:t>
             </w:r>
+          </w:p>
+        </w:tc>
+        <w:tc>
+          <w:tcPr/>
+          <w:p>
+            <w:pPr>
+              <w:pStyle w:val="Compact"/>
+            </w:pPr>
           </w:p>
         </w:tc>
       </w:tr>
@@ -13929,7 +14843,7 @@
               <w:rPr>
                 <w:rStyle w:val="VerbatimChar"/>
               </w:rPr>
-              <w:t xml:space="preserve">prd.metadata-slant-range</w:t>
+              <w:t xml:space="preserve">pxl-ppionc</w:t>
             </w:r>
           </w:p>
         </w:tc>
@@ -13940,58 +14854,7 @@
               <w:pStyle w:val="Compact"/>
             </w:pPr>
             <w:r>
-              <w:t xml:space="preserve">Slant Range Sensor to Surface</w:t>
-            </w:r>
-          </w:p>
-        </w:tc>
-        <w:tc>
-          <w:tcPr/>
-          <w:p>
-            <w:pPr>
-              <w:pStyle w:val="Compact"/>
-            </w:pPr>
-          </w:p>
-        </w:tc>
-        <w:tc>
-          <w:tcPr/>
-          <w:p>
-            <w:pPr>
-              <w:pStyle w:val="Compact"/>
-              <w:jc w:val="center"/>
-            </w:pPr>
-            <w:r>
-              <w:rPr>
-                <w:i/>
-                <w:iCs/>
-              </w:rPr>
-              <w:t xml:space="preserve">as threshold</w:t>
-            </w:r>
-          </w:p>
-        </w:tc>
-      </w:tr>
-      <w:tr>
-        <w:tc>
-          <w:tcPr/>
-          <w:p>
-            <w:pPr>
-              <w:pStyle w:val="Compact"/>
-            </w:pPr>
-            <w:r>
-              <w:rPr>
-                <w:rStyle w:val="VerbatimChar"/>
-              </w:rPr>
-              <w:t xml:space="preserve">prd.metadata-orbit-reference-gslc</w:t>
-            </w:r>
-          </w:p>
-        </w:tc>
-        <w:tc>
-          <w:tcPr/>
-          <w:p>
-            <w:pPr>
-              <w:pStyle w:val="Compact"/>
-            </w:pPr>
-            <w:r>
-              <w:t xml:space="preserve">Reference Orbit</w:t>
+              <w:t xml:space="preserve">Ionospheric Phase Correction Image</w:t>
             </w:r>
           </w:p>
         </w:tc>
@@ -14021,14 +14884,14 @@
         </w:tc>
       </w:tr>
     </w:tbl>
-    <w:bookmarkEnd w:id="266"/>
-    <w:bookmarkStart w:id="267" w:name="per-pixel-metadata"/>
+    <w:bookmarkEnd w:id="267"/>
+    <w:bookmarkStart w:id="268" w:name="radiometrically-corrected-measurements"/>
     <w:p>
       <w:pPr>
         <w:pStyle w:val="berschrift3"/>
       </w:pPr>
       <w:r>
-        <w:t xml:space="preserve">Per-Pixel Metadata</w:t>
+        <w:t xml:space="preserve">Radiometrically Corrected Measurements</w:t>
       </w:r>
     </w:p>
     <w:tbl>
@@ -14106,7 +14969,7 @@
               <w:rPr>
                 <w:rStyle w:val="VerbatimChar"/>
               </w:rPr>
-              <w:t xml:space="preserve">pxl.cloud-optimized-formats</w:t>
+              <w:t xml:space="preserve">rcm-cldopt</w:t>
             </w:r>
           </w:p>
         </w:tc>
@@ -14157,7 +15020,7 @@
               <w:rPr>
                 <w:rStyle w:val="VerbatimChar"/>
               </w:rPr>
-              <w:t xml:space="preserve">pxl.metadata-machine-readability-sar</w:t>
+              <w:t xml:space="preserve">rcm-bsgslc</w:t>
             </w:r>
           </w:p>
         </w:tc>
@@ -14168,7 +15031,58 @@
               <w:pStyle w:val="Compact"/>
             </w:pPr>
             <w:r>
-              <w:t xml:space="preserve">Metadata Machine Readability</w:t>
+              <w:t xml:space="preserve">Backscatter Measurements (GSLC)</w:t>
+            </w:r>
+          </w:p>
+        </w:tc>
+        <w:tc>
+          <w:tcPr/>
+          <w:p>
+            <w:pPr>
+              <w:pStyle w:val="Compact"/>
+            </w:pPr>
+          </w:p>
+        </w:tc>
+        <w:tc>
+          <w:tcPr/>
+          <w:p>
+            <w:pPr>
+              <w:pStyle w:val="Compact"/>
+              <w:jc w:val="center"/>
+            </w:pPr>
+            <w:r>
+              <w:rPr>
+                <w:i/>
+                <w:iCs/>
+              </w:rPr>
+              <w:t xml:space="preserve">as threshold</w:t>
+            </w:r>
+          </w:p>
+        </w:tc>
+      </w:tr>
+      <w:tr>
+        <w:tc>
+          <w:tcPr/>
+          <w:p>
+            <w:pPr>
+              <w:pStyle w:val="Compact"/>
+            </w:pPr>
+            <w:r>
+              <w:rPr>
+                <w:rStyle w:val="VerbatimChar"/>
+              </w:rPr>
+              <w:t xml:space="preserve">rcm-sclcnv</w:t>
+            </w:r>
+          </w:p>
+        </w:tc>
+        <w:tc>
+          <w:tcPr/>
+          <w:p>
+            <w:pPr>
+              <w:pStyle w:val="Compact"/>
+            </w:pPr>
+            <w:r>
+              <w:t xml:space="preserve">Scaling Conversion</w:t>
             </w:r>
           </w:p>
         </w:tc>
@@ -14200,7 +15114,7 @@
               <w:rPr>
                 <w:rStyle w:val="VerbatimChar"/>
               </w:rPr>
-              <w:t xml:space="preserve">pxl.per-pixel-data-mask</w:t>
+              <w:t xml:space="preserve">rcm-nzrmvl</w:t>
             </w:r>
           </w:p>
         </w:tc>
@@ -14211,7 +15125,7 @@
               <w:pStyle w:val="Compact"/>
             </w:pPr>
             <w:r>
-              <w:t xml:space="preserve">Data Mask Image</w:t>
+              <w:t xml:space="preserve">Noise Removal</w:t>
             </w:r>
           </w:p>
         </w:tc>
@@ -14228,7 +15142,15 @@
           <w:p>
             <w:pPr>
               <w:pStyle w:val="Compact"/>
+              <w:jc w:val="center"/>
             </w:pPr>
+            <w:r>
+              <w:rPr>
+                <w:i/>
+                <w:iCs/>
+              </w:rPr>
+              <w:t xml:space="preserve">as threshold</w:t>
+            </w:r>
           </w:p>
         </w:tc>
       </w:tr>
@@ -14243,7 +15165,7 @@
               <w:rPr>
                 <w:rStyle w:val="VerbatimChar"/>
               </w:rPr>
-              <w:t xml:space="preserve">pxl.per-pixel-scattering-area</w:t>
+              <w:t xml:space="preserve">rcm-rtagsl</w:t>
             </w:r>
           </w:p>
         </w:tc>
@@ -14254,7 +15176,7 @@
               <w:pStyle w:val="Compact"/>
             </w:pPr>
             <w:r>
-              <w:t xml:space="preserve">Scattering Area Image</w:t>
+              <w:t xml:space="preserve">Radiometric Terrain Correction Algorithm</w:t>
             </w:r>
           </w:p>
         </w:tc>
@@ -14294,7 +15216,7 @@
               <w:rPr>
                 <w:rStyle w:val="VerbatimChar"/>
               </w:rPr>
-              <w:t xml:space="preserve">pxl.per-pixel-local-incident-angle</w:t>
+              <w:t xml:space="preserve">rcm-rmasar</w:t>
             </w:r>
           </w:p>
         </w:tc>
@@ -14305,509 +15227,7 @@
               <w:pStyle w:val="Compact"/>
             </w:pPr>
             <w:r>
-              <w:t xml:space="preserve">Local Incident Angle Image</w:t>
-            </w:r>
-          </w:p>
-        </w:tc>
-        <w:tc>
-          <w:tcPr/>
-          <w:p>
-            <w:pPr>
-              <w:pStyle w:val="Compact"/>
-            </w:pPr>
-          </w:p>
-        </w:tc>
-        <w:tc>
-          <w:tcPr/>
-          <w:p>
-            <w:pPr>
-              <w:pStyle w:val="Compact"/>
-              <w:jc w:val="center"/>
-            </w:pPr>
-            <w:r>
-              <w:rPr>
-                <w:i/>
-                <w:iCs/>
-              </w:rPr>
-              <w:t xml:space="preserve">as threshold</w:t>
-            </w:r>
-          </w:p>
-        </w:tc>
-      </w:tr>
-      <w:tr>
-        <w:tc>
-          <w:tcPr/>
-          <w:p>
-            <w:pPr>
-              <w:pStyle w:val="Compact"/>
-            </w:pPr>
-            <w:r>
-              <w:rPr>
-                <w:rStyle w:val="VerbatimChar"/>
-              </w:rPr>
-              <w:t xml:space="preserve">pxl.per-pixel-ellipsoidal-incident-angle</w:t>
-            </w:r>
-          </w:p>
-        </w:tc>
-        <w:tc>
-          <w:tcPr/>
-          <w:p>
-            <w:pPr>
-              <w:pStyle w:val="Compact"/>
-            </w:pPr>
-            <w:r>
-              <w:t xml:space="preserve">Ellipsoidal Incident Angle Image</w:t>
-            </w:r>
-          </w:p>
-        </w:tc>
-        <w:tc>
-          <w:tcPr/>
-          <w:p>
-            <w:pPr>
-              <w:pStyle w:val="Compact"/>
-              <w:jc w:val="center"/>
-            </w:pPr>
-            <w:r>
-              <w:rPr>
-                <w:i/>
-                <w:iCs/>
-              </w:rPr>
-              <w:t xml:space="preserve">not required</w:t>
-            </w:r>
-          </w:p>
-        </w:tc>
-        <w:tc>
-          <w:tcPr/>
-          <w:p>
-            <w:pPr>
-              <w:pStyle w:val="Compact"/>
-            </w:pPr>
-          </w:p>
-        </w:tc>
-      </w:tr>
-      <w:tr>
-        <w:tc>
-          <w:tcPr/>
-          <w:p>
-            <w:pPr>
-              <w:pStyle w:val="Compact"/>
-            </w:pPr>
-            <w:r>
-              <w:rPr>
-                <w:rStyle w:val="VerbatimChar"/>
-              </w:rPr>
-              <w:t xml:space="preserve">pxl.per-pixel-noise-power</w:t>
-            </w:r>
-          </w:p>
-        </w:tc>
-        <w:tc>
-          <w:tcPr/>
-          <w:p>
-            <w:pPr>
-              <w:pStyle w:val="Compact"/>
-            </w:pPr>
-            <w:r>
-              <w:t xml:space="preserve">Noise Power Image</w:t>
-            </w:r>
-          </w:p>
-        </w:tc>
-        <w:tc>
-          <w:tcPr/>
-          <w:p>
-            <w:pPr>
-              <w:pStyle w:val="Compact"/>
-              <w:jc w:val="center"/>
-            </w:pPr>
-            <w:r>
-              <w:rPr>
-                <w:i/>
-                <w:iCs/>
-              </w:rPr>
-              <w:t xml:space="preserve">not required</w:t>
-            </w:r>
-          </w:p>
-        </w:tc>
-        <w:tc>
-          <w:tcPr/>
-          <w:p>
-            <w:pPr>
-              <w:pStyle w:val="Compact"/>
-            </w:pPr>
-          </w:p>
-        </w:tc>
-      </w:tr>
-      <w:tr>
-        <w:tc>
-          <w:tcPr/>
-          <w:p>
-            <w:pPr>
-              <w:pStyle w:val="Compact"/>
-            </w:pPr>
-            <w:r>
-              <w:rPr>
-                <w:rStyle w:val="VerbatimChar"/>
-              </w:rPr>
-              <w:t xml:space="preserve">pxl.per-pixel-gamma-sigma-ratio</w:t>
-            </w:r>
-          </w:p>
-        </w:tc>
-        <w:tc>
-          <w:tcPr/>
-          <w:p>
-            <w:pPr>
-              <w:pStyle w:val="Compact"/>
-            </w:pPr>
-            <w:r>
-              <w:t xml:space="preserve">Gamma-to-Sigma Ratio Image</w:t>
-            </w:r>
-          </w:p>
-        </w:tc>
-        <w:tc>
-          <w:tcPr/>
-          <w:p>
-            <w:pPr>
-              <w:pStyle w:val="Compact"/>
-              <w:jc w:val="center"/>
-            </w:pPr>
-            <w:r>
-              <w:rPr>
-                <w:i/>
-                <w:iCs/>
-              </w:rPr>
-              <w:t xml:space="preserve">not required</w:t>
-            </w:r>
-          </w:p>
-        </w:tc>
-        <w:tc>
-          <w:tcPr/>
-          <w:p>
-            <w:pPr>
-              <w:pStyle w:val="Compact"/>
-            </w:pPr>
-          </w:p>
-        </w:tc>
-      </w:tr>
-      <w:tr>
-        <w:tc>
-          <w:tcPr/>
-          <w:p>
-            <w:pPr>
-              <w:pStyle w:val="Compact"/>
-            </w:pPr>
-            <w:r>
-              <w:rPr>
-                <w:rStyle w:val="VerbatimChar"/>
-              </w:rPr>
-              <w:t xml:space="preserve">pxl.per-pixel-acquisition-id</w:t>
-            </w:r>
-          </w:p>
-        </w:tc>
-        <w:tc>
-          <w:tcPr/>
-          <w:p>
-            <w:pPr>
-              <w:pStyle w:val="Compact"/>
-            </w:pPr>
-            <w:r>
-              <w:t xml:space="preserve">Acquisition ID Image</w:t>
-            </w:r>
-          </w:p>
-        </w:tc>
-        <w:tc>
-          <w:tcPr/>
-          <w:p>
-            <w:pPr>
-              <w:pStyle w:val="Compact"/>
-            </w:pPr>
-          </w:p>
-        </w:tc>
-        <w:tc>
-          <w:tcPr/>
-          <w:p>
-            <w:pPr>
-              <w:pStyle w:val="Compact"/>
-            </w:pPr>
-          </w:p>
-        </w:tc>
-      </w:tr>
-      <w:tr>
-        <w:tc>
-          <w:tcPr/>
-          <w:p>
-            <w:pPr>
-              <w:pStyle w:val="Compact"/>
-            </w:pPr>
-            <w:r>
-              <w:rPr>
-                <w:rStyle w:val="VerbatimChar"/>
-              </w:rPr>
-              <w:t xml:space="preserve">pxl.per-pixel-dem</w:t>
-            </w:r>
-          </w:p>
-        </w:tc>
-        <w:tc>
-          <w:tcPr/>
-          <w:p>
-            <w:pPr>
-              <w:pStyle w:val="Compact"/>
-            </w:pPr>
-            <w:r>
-              <w:t xml:space="preserve">Per-Pixel DEM</w:t>
-            </w:r>
-          </w:p>
-        </w:tc>
-        <w:tc>
-          <w:tcPr/>
-          <w:p>
-            <w:pPr>
-              <w:pStyle w:val="Compact"/>
-              <w:jc w:val="center"/>
-            </w:pPr>
-            <w:r>
-              <w:rPr>
-                <w:i/>
-                <w:iCs/>
-              </w:rPr>
-              <w:t xml:space="preserve">not required</w:t>
-            </w:r>
-          </w:p>
-        </w:tc>
-        <w:tc>
-          <w:tcPr/>
-          <w:p>
-            <w:pPr>
-              <w:pStyle w:val="Compact"/>
-            </w:pPr>
-          </w:p>
-        </w:tc>
-      </w:tr>
-      <w:tr>
-        <w:tc>
-          <w:tcPr/>
-          <w:p>
-            <w:pPr>
-              <w:pStyle w:val="Compact"/>
-            </w:pPr>
-            <w:r>
-              <w:rPr>
-                <w:rStyle w:val="VerbatimChar"/>
-              </w:rPr>
-              <w:t xml:space="preserve">pxl.per-pixel-radar-unit-look-vector-grid</w:t>
-            </w:r>
-          </w:p>
-        </w:tc>
-        <w:tc>
-          <w:tcPr/>
-          <w:p>
-            <w:pPr>
-              <w:pStyle w:val="Compact"/>
-            </w:pPr>
-            <w:r>
-              <w:t xml:space="preserve">Radar Unit Look Vector Grid Image</w:t>
-            </w:r>
-          </w:p>
-        </w:tc>
-        <w:tc>
-          <w:tcPr/>
-          <w:p>
-            <w:pPr>
-              <w:pStyle w:val="Compact"/>
-              <w:jc w:val="center"/>
-            </w:pPr>
-            <w:r>
-              <w:rPr>
-                <w:i/>
-                <w:iCs/>
-              </w:rPr>
-              <w:t xml:space="preserve">not required</w:t>
-            </w:r>
-          </w:p>
-        </w:tc>
-        <w:tc>
-          <w:tcPr/>
-          <w:p>
-            <w:pPr>
-              <w:pStyle w:val="Compact"/>
-            </w:pPr>
-          </w:p>
-        </w:tc>
-      </w:tr>
-      <w:tr>
-        <w:tc>
-          <w:tcPr/>
-          <w:p>
-            <w:pPr>
-              <w:pStyle w:val="Compact"/>
-            </w:pPr>
-            <w:r>
-              <w:rPr>
-                <w:rStyle w:val="VerbatimChar"/>
-              </w:rPr>
-              <w:t xml:space="preserve">pxl.per-pixel-slant-range</w:t>
-            </w:r>
-          </w:p>
-        </w:tc>
-        <w:tc>
-          <w:tcPr/>
-          <w:p>
-            <w:pPr>
-              <w:pStyle w:val="Compact"/>
-            </w:pPr>
-            <w:r>
-              <w:t xml:space="preserve">Slant Range Sensor to Surface Image</w:t>
-            </w:r>
-          </w:p>
-        </w:tc>
-        <w:tc>
-          <w:tcPr/>
-          <w:p>
-            <w:pPr>
-              <w:pStyle w:val="Compact"/>
-              <w:jc w:val="center"/>
-            </w:pPr>
-            <w:r>
-              <w:rPr>
-                <w:i/>
-                <w:iCs/>
-              </w:rPr>
-              <w:t xml:space="preserve">not required</w:t>
-            </w:r>
-          </w:p>
-        </w:tc>
-        <w:tc>
-          <w:tcPr/>
-          <w:p>
-            <w:pPr>
-              <w:pStyle w:val="Compact"/>
-            </w:pPr>
-          </w:p>
-        </w:tc>
-      </w:tr>
-      <w:tr>
-        <w:tc>
-          <w:tcPr/>
-          <w:p>
-            <w:pPr>
-              <w:pStyle w:val="Compact"/>
-            </w:pPr>
-            <w:r>
-              <w:rPr>
-                <w:rStyle w:val="VerbatimChar"/>
-              </w:rPr>
-              <w:t xml:space="preserve">pxl.per-pixel-insar-phase-uncertainty</w:t>
-            </w:r>
-          </w:p>
-        </w:tc>
-        <w:tc>
-          <w:tcPr/>
-          <w:p>
-            <w:pPr>
-              <w:pStyle w:val="Compact"/>
-            </w:pPr>
-            <w:r>
-              <w:t xml:space="preserve">InSAR Phase Uncertainty Image</w:t>
-            </w:r>
-          </w:p>
-        </w:tc>
-        <w:tc>
-          <w:tcPr/>
-          <w:p>
-            <w:pPr>
-              <w:pStyle w:val="Compact"/>
-              <w:jc w:val="center"/>
-            </w:pPr>
-            <w:r>
-              <w:rPr>
-                <w:i/>
-                <w:iCs/>
-              </w:rPr>
-              <w:t xml:space="preserve">not required</w:t>
-            </w:r>
-          </w:p>
-        </w:tc>
-        <w:tc>
-          <w:tcPr/>
-          <w:p>
-            <w:pPr>
-              <w:pStyle w:val="Compact"/>
-            </w:pPr>
-          </w:p>
-        </w:tc>
-      </w:tr>
-      <w:tr>
-        <w:tc>
-          <w:tcPr/>
-          <w:p>
-            <w:pPr>
-              <w:pStyle w:val="Compact"/>
-            </w:pPr>
-            <w:r>
-              <w:rPr>
-                <w:rStyle w:val="VerbatimChar"/>
-              </w:rPr>
-              <w:t xml:space="preserve">pxl.per-pixel-atmospheric-phase-correction</w:t>
-            </w:r>
-          </w:p>
-        </w:tc>
-        <w:tc>
-          <w:tcPr/>
-          <w:p>
-            <w:pPr>
-              <w:pStyle w:val="Compact"/>
-            </w:pPr>
-            <w:r>
-              <w:t xml:space="preserve">Atmospheric Phase Correction Image</w:t>
-            </w:r>
-          </w:p>
-        </w:tc>
-        <w:tc>
-          <w:tcPr/>
-          <w:p>
-            <w:pPr>
-              <w:pStyle w:val="Compact"/>
-              <w:jc w:val="center"/>
-            </w:pPr>
-            <w:r>
-              <w:rPr>
-                <w:i/>
-                <w:iCs/>
-              </w:rPr>
-              <w:t xml:space="preserve">not required</w:t>
-            </w:r>
-          </w:p>
-        </w:tc>
-        <w:tc>
-          <w:tcPr/>
-          <w:p>
-            <w:pPr>
-              <w:pStyle w:val="Compact"/>
-            </w:pPr>
-          </w:p>
-        </w:tc>
-      </w:tr>
-      <w:tr>
-        <w:tc>
-          <w:tcPr/>
-          <w:p>
-            <w:pPr>
-              <w:pStyle w:val="Compact"/>
-            </w:pPr>
-            <w:r>
-              <w:rPr>
-                <w:rStyle w:val="VerbatimChar"/>
-              </w:rPr>
-              <w:t xml:space="preserve">pxl.per-pixel-ionospheric-phase-correction</w:t>
-            </w:r>
-          </w:p>
-        </w:tc>
-        <w:tc>
-          <w:tcPr/>
-          <w:p>
-            <w:pPr>
-              <w:pStyle w:val="Compact"/>
-            </w:pPr>
-            <w:r>
-              <w:t xml:space="preserve">Ionospheric Phase Correction Image</w:t>
+              <w:t xml:space="preserve">Radiometric Accuracy</w:t>
             </w:r>
           </w:p>
         </w:tc>
@@ -14837,28 +15257,27 @@
         </w:tc>
       </w:tr>
     </w:tbl>
-    <w:bookmarkEnd w:id="267"/>
-    <w:bookmarkStart w:id="268" w:name="radiometrically-corrected-measurements"/>
+    <w:bookmarkEnd w:id="268"/>
+    <w:bookmarkStart w:id="269" w:name="geometric-corrections"/>
     <w:p>
       <w:pPr>
         <w:pStyle w:val="berschrift3"/>
       </w:pPr>
       <w:r>
-        <w:t xml:space="preserve">Radiometrically Corrected Measurements</w:t>
+        <w:t xml:space="preserve">Geometric Corrections</w:t>
       </w:r>
     </w:p>
     <w:tbl>
       <w:tblPr>
         <w:tblStyle w:val="Table"/>
-        <w:tblW w:type="pct" w:w="5000"/>
-        <w:tblLayout w:type="fixed"/>
+        <w:tblW w:type="auto" w:w="0"/>
         <w:tblLook w:firstRow="1" w:lastRow="0" w:firstColumn="0" w:lastColumn="0" w:noHBand="0" w:noVBand="0" w:val="0020"/>
       </w:tblPr>
       <w:tblGrid>
-        <w:gridCol w:w="2520"/>
-        <w:gridCol w:w="3060"/>
-        <w:gridCol w:w="1620"/>
-        <w:gridCol w:w="720"/>
+        <w:gridCol w:w="1980"/>
+        <w:gridCol w:w="1980"/>
+        <w:gridCol w:w="1980"/>
+        <w:gridCol w:w="1980"/>
       </w:tblGrid>
       <w:tr>
         <w:trPr>
@@ -14922,380 +15341,7 @@
               <w:rPr>
                 <w:rStyle w:val="VerbatimChar"/>
               </w:rPr>
-              <w:t xml:space="preserve">rcm.cloud-optimized-formats</w:t>
-            </w:r>
-          </w:p>
-        </w:tc>
-        <w:tc>
-          <w:tcPr/>
-          <w:p>
-            <w:pPr>
-              <w:pStyle w:val="Compact"/>
-            </w:pPr>
-            <w:r>
-              <w:t xml:space="preserve">Cloud Optimized Formats</w:t>
-            </w:r>
-          </w:p>
-        </w:tc>
-        <w:tc>
-          <w:tcPr/>
-          <w:p>
-            <w:pPr>
-              <w:pStyle w:val="Compact"/>
-              <w:jc w:val="center"/>
-            </w:pPr>
-            <w:r>
-              <w:rPr>
-                <w:i/>
-                <w:iCs/>
-              </w:rPr>
-              <w:t xml:space="preserve">not required</w:t>
-            </w:r>
-          </w:p>
-        </w:tc>
-        <w:tc>
-          <w:tcPr/>
-          <w:p>
-            <w:pPr>
-              <w:pStyle w:val="Compact"/>
-            </w:pPr>
-          </w:p>
-        </w:tc>
-      </w:tr>
-      <w:tr>
-        <w:tc>
-          <w:tcPr/>
-          <w:p>
-            <w:pPr>
-              <w:pStyle w:val="Compact"/>
-            </w:pPr>
-            <w:r>
-              <w:rPr>
-                <w:rStyle w:val="VerbatimChar"/>
-              </w:rPr>
-              <w:t xml:space="preserve">rcm.measurements-backscatter-gslc</w:t>
-            </w:r>
-          </w:p>
-        </w:tc>
-        <w:tc>
-          <w:tcPr/>
-          <w:p>
-            <w:pPr>
-              <w:pStyle w:val="Compact"/>
-            </w:pPr>
-            <w:r>
-              <w:t xml:space="preserve">Backscatter Measurements (GSLC)</w:t>
-            </w:r>
-          </w:p>
-        </w:tc>
-        <w:tc>
-          <w:tcPr/>
-          <w:p>
-            <w:pPr>
-              <w:pStyle w:val="Compact"/>
-            </w:pPr>
-          </w:p>
-        </w:tc>
-        <w:tc>
-          <w:tcPr/>
-          <w:p>
-            <w:pPr>
-              <w:pStyle w:val="Compact"/>
-              <w:jc w:val="center"/>
-            </w:pPr>
-            <w:r>
-              <w:rPr>
-                <w:i/>
-                <w:iCs/>
-              </w:rPr>
-              <w:t xml:space="preserve">as threshold</w:t>
-            </w:r>
-          </w:p>
-        </w:tc>
-      </w:tr>
-      <w:tr>
-        <w:tc>
-          <w:tcPr/>
-          <w:p>
-            <w:pPr>
-              <w:pStyle w:val="Compact"/>
-            </w:pPr>
-            <w:r>
-              <w:rPr>
-                <w:rStyle w:val="VerbatimChar"/>
-              </w:rPr>
-              <w:t xml:space="preserve">rcm.metadata-scaling-conversion</w:t>
-            </w:r>
-          </w:p>
-        </w:tc>
-        <w:tc>
-          <w:tcPr/>
-          <w:p>
-            <w:pPr>
-              <w:pStyle w:val="Compact"/>
-            </w:pPr>
-            <w:r>
-              <w:t xml:space="preserve">Scaling Conversion</w:t>
-            </w:r>
-          </w:p>
-        </w:tc>
-        <w:tc>
-          <w:tcPr/>
-          <w:p>
-            <w:pPr>
-              <w:pStyle w:val="Compact"/>
-            </w:pPr>
-          </w:p>
-        </w:tc>
-        <w:tc>
-          <w:tcPr/>
-          <w:p>
-            <w:pPr>
-              <w:pStyle w:val="Compact"/>
-            </w:pPr>
-          </w:p>
-        </w:tc>
-      </w:tr>
-      <w:tr>
-        <w:tc>
-          <w:tcPr/>
-          <w:p>
-            <w:pPr>
-              <w:pStyle w:val="Compact"/>
-            </w:pPr>
-            <w:r>
-              <w:rPr>
-                <w:rStyle w:val="VerbatimChar"/>
-              </w:rPr>
-              <w:t xml:space="preserve">rcm.metadata-noise-removal</w:t>
-            </w:r>
-          </w:p>
-        </w:tc>
-        <w:tc>
-          <w:tcPr/>
-          <w:p>
-            <w:pPr>
-              <w:pStyle w:val="Compact"/>
-            </w:pPr>
-            <w:r>
-              <w:t xml:space="preserve">Noise Removal</w:t>
-            </w:r>
-          </w:p>
-        </w:tc>
-        <w:tc>
-          <w:tcPr/>
-          <w:p>
-            <w:pPr>
-              <w:pStyle w:val="Compact"/>
-            </w:pPr>
-          </w:p>
-        </w:tc>
-        <w:tc>
-          <w:tcPr/>
-          <w:p>
-            <w:pPr>
-              <w:pStyle w:val="Compact"/>
-              <w:jc w:val="center"/>
-            </w:pPr>
-            <w:r>
-              <w:rPr>
-                <w:i/>
-                <w:iCs/>
-              </w:rPr>
-              <w:t xml:space="preserve">as threshold</w:t>
-            </w:r>
-          </w:p>
-        </w:tc>
-      </w:tr>
-      <w:tr>
-        <w:tc>
-          <w:tcPr/>
-          <w:p>
-            <w:pPr>
-              <w:pStyle w:val="Compact"/>
-            </w:pPr>
-            <w:r>
-              <w:rPr>
-                <w:rStyle w:val="VerbatimChar"/>
-              </w:rPr>
-              <w:t xml:space="preserve">rcm.corrections-radiometric-terrain-algo-gslc</w:t>
-            </w:r>
-          </w:p>
-        </w:tc>
-        <w:tc>
-          <w:tcPr/>
-          <w:p>
-            <w:pPr>
-              <w:pStyle w:val="Compact"/>
-            </w:pPr>
-            <w:r>
-              <w:t xml:space="preserve">Radiometric Terrain Correction Algorithm</w:t>
-            </w:r>
-          </w:p>
-        </w:tc>
-        <w:tc>
-          <w:tcPr/>
-          <w:p>
-            <w:pPr>
-              <w:pStyle w:val="Compact"/>
-              <w:jc w:val="center"/>
-            </w:pPr>
-            <w:r>
-              <w:rPr>
-                <w:i/>
-                <w:iCs/>
-              </w:rPr>
-              <w:t xml:space="preserve">not required</w:t>
-            </w:r>
-          </w:p>
-        </w:tc>
-        <w:tc>
-          <w:tcPr/>
-          <w:p>
-            <w:pPr>
-              <w:pStyle w:val="Compact"/>
-            </w:pPr>
-          </w:p>
-        </w:tc>
-      </w:tr>
-      <w:tr>
-        <w:tc>
-          <w:tcPr/>
-          <w:p>
-            <w:pPr>
-              <w:pStyle w:val="Compact"/>
-            </w:pPr>
-            <w:r>
-              <w:rPr>
-                <w:rStyle w:val="VerbatimChar"/>
-              </w:rPr>
-              <w:t xml:space="preserve">rcm.metadata-radiometric-accuracy-sar</w:t>
-            </w:r>
-          </w:p>
-        </w:tc>
-        <w:tc>
-          <w:tcPr/>
-          <w:p>
-            <w:pPr>
-              <w:pStyle w:val="Compact"/>
-            </w:pPr>
-            <w:r>
-              <w:t xml:space="preserve">Radiometric Accuracy</w:t>
-            </w:r>
-          </w:p>
-        </w:tc>
-        <w:tc>
-          <w:tcPr/>
-          <w:p>
-            <w:pPr>
-              <w:pStyle w:val="Compact"/>
-              <w:jc w:val="center"/>
-            </w:pPr>
-            <w:r>
-              <w:rPr>
-                <w:i/>
-                <w:iCs/>
-              </w:rPr>
-              <w:t xml:space="preserve">not required</w:t>
-            </w:r>
-          </w:p>
-        </w:tc>
-        <w:tc>
-          <w:tcPr/>
-          <w:p>
-            <w:pPr>
-              <w:pStyle w:val="Compact"/>
-            </w:pPr>
-          </w:p>
-        </w:tc>
-      </w:tr>
-    </w:tbl>
-    <w:bookmarkEnd w:id="268"/>
-    <w:bookmarkStart w:id="269" w:name="geometric-corrections"/>
-    <w:p>
-      <w:pPr>
-        <w:pStyle w:val="berschrift3"/>
-      </w:pPr>
-      <w:r>
-        <w:t xml:space="preserve">Geometric Corrections</w:t>
-      </w:r>
-    </w:p>
-    <w:tbl>
-      <w:tblPr>
-        <w:tblStyle w:val="Table"/>
-        <w:tblW w:type="pct" w:w="5000"/>
-        <w:tblLayout w:type="fixed"/>
-        <w:tblLook w:firstRow="1" w:lastRow="0" w:firstColumn="0" w:lastColumn="0" w:noHBand="0" w:noVBand="0" w:val="0020"/>
-      </w:tblPr>
-      <w:tblGrid>
-        <w:gridCol w:w="2520"/>
-        <w:gridCol w:w="3060"/>
-        <w:gridCol w:w="1620"/>
-        <w:gridCol w:w="720"/>
-      </w:tblGrid>
-      <w:tr>
-        <w:trPr>
-          <w:tblHeader w:val="on"/>
-        </w:trPr>
-        <w:tc>
-          <w:tcPr/>
-          <w:p>
-            <w:pPr>
-              <w:pStyle w:val="Compact"/>
-            </w:pPr>
-            <w:r>
-              <w:t xml:space="preserve">Requirement ID</w:t>
-            </w:r>
-          </w:p>
-        </w:tc>
-        <w:tc>
-          <w:tcPr/>
-          <w:p>
-            <w:pPr>
-              <w:pStyle w:val="Compact"/>
-            </w:pPr>
-            <w:r>
-              <w:t xml:space="preserve">Requirement Title</w:t>
-            </w:r>
-          </w:p>
-        </w:tc>
-        <w:tc>
-          <w:tcPr/>
-          <w:p>
-            <w:pPr>
-              <w:pStyle w:val="Compact"/>
-              <w:jc w:val="center"/>
-            </w:pPr>
-            <w:r>
-              <w:t xml:space="preserve">Threshold</w:t>
-            </w:r>
-          </w:p>
-        </w:tc>
-        <w:tc>
-          <w:tcPr/>
-          <w:p>
-            <w:pPr>
-              <w:pStyle w:val="Compact"/>
-              <w:jc w:val="center"/>
-            </w:pPr>
-            <w:r>
-              <w:t xml:space="preserve">Goal</w:t>
-            </w:r>
-          </w:p>
-        </w:tc>
-      </w:tr>
-      <w:tr>
-        <w:tc>
-          <w:tcPr/>
-          <w:p>
-            <w:pPr>
-              <w:pStyle w:val="Compact"/>
-            </w:pPr>
-            <w:r>
-              <w:rPr>
-                <w:rStyle w:val="VerbatimChar"/>
-              </w:rPr>
-              <w:t xml:space="preserve">gcor.metadata-geometric-correction-algorithm</w:t>
+              <w:t xml:space="preserve">gcor-gmcalg</w:t>
             </w:r>
           </w:p>
         </w:tc>
@@ -15346,7 +15392,7 @@
               <w:rPr>
                 <w:rStyle w:val="VerbatimChar"/>
               </w:rPr>
-              <w:t xml:space="preserve">gcor.corrections-dem</w:t>
+              <w:t xml:space="preserve">gcor-cordem</w:t>
             </w:r>
           </w:p>
         </w:tc>
@@ -15389,7 +15435,7 @@
               <w:rPr>
                 <w:rStyle w:val="VerbatimChar"/>
               </w:rPr>
-              <w:t xml:space="preserve">gcor.corrections-geometric-accuracy-radar</w:t>
+              <w:t xml:space="preserve">gcor-geoacr</w:t>
             </w:r>
           </w:p>
         </w:tc>
@@ -15432,7 +15478,7 @@
               <w:rPr>
                 <w:rStyle w:val="VerbatimChar"/>
               </w:rPr>
-              <w:t xml:space="preserve">gcor.corrections-geometric-refined-accuracy</w:t>
+              <w:t xml:space="preserve">gcor-georfa</w:t>
             </w:r>
           </w:p>
         </w:tc>
@@ -15483,7 +15529,7 @@
               <w:rPr>
                 <w:rStyle w:val="VerbatimChar"/>
               </w:rPr>
-              <w:t xml:space="preserve">gcor.corrections-gridding-convention</w:t>
+              <w:t xml:space="preserve">gcor-gridcv</w:t>
             </w:r>
           </w:p>
         </w:tc>
@@ -16842,23 +16888,7 @@
         <w:pStyle w:val="FirstParagraph"/>
       </w:pPr>
       <w:r>
-        <w:t xml:space="preserve">InSAR analysis capabilities from CEOS-ARD SAR products are enabled with GSLC products, which is also the case when the Flattened Phase per-pixel data (Section </w:t>
-      </w:r>
-      <w:r>
-        <w:t xml:space="preserve">“</w:t>
-      </w:r>
-      <w:r>
-        <w:rPr>
-          <w:b/>
-          <w:bCs/>
-        </w:rPr>
-        <w:t xml:space="preserve">¿sec:rcm.measurements-flattened-phase?</w:t>
-      </w:r>
-      <w:r>
-        <w:t xml:space="preserve">”</w:t>
-      </w:r>
-      <w:r>
-        <w:t xml:space="preserve">) are included in the NRB or POL products. This is made possible since the simulated topographic phase relative to a given reference orbit has been subtracted.</w:t>
+        <w:t xml:space="preserve">InSAR analysis capabilities from CEOS-ARD SAR products are enabled with GSLC products, which is also the case when the Flattened Phase per-pixel data are included in the NRB or POL products. This is made possible since the simulated topographic phase relative to a given reference orbit has been subtracted.</w:t>
       </w:r>
     </w:p>
     <w:p>
@@ -17920,23 +17950,7 @@
         <w:pStyle w:val="Textkrper"/>
       </w:pPr>
       <w:r>
-        <w:t xml:space="preserve">GSLC can also be saved as a NRB product by including the Flattened Phase per-pixel data (Section </w:t>
-      </w:r>
-      <w:r>
-        <w:t xml:space="preserve">“</w:t>
-      </w:r>
-      <w:r>
-        <w:rPr>
-          <w:b/>
-          <w:bCs/>
-        </w:rPr>
-        <w:t xml:space="preserve">¿sec:rcm.measurements-flattened-phase?</w:t>
-      </w:r>
-      <w:r>
-        <w:t xml:space="preserve">”</w:t>
-      </w:r>
-      <w:r>
-        <w:t xml:space="preserve">) as follows:</w:t>
+        <w:t xml:space="preserve">GSLC can also be saved as a NRB product by including the Flattened Phase per-pixel data as follows:</w:t>
       </w:r>
     </w:p>
     <w:p>
@@ -22807,23 +22821,7 @@
         <w:t xml:space="preserve"> </w:t>
       </w:r>
       <w:r>
-        <w:t xml:space="preserve">data (Section </w:t>
-      </w:r>
-      <w:r>
-        <w:t xml:space="preserve">“</w:t>
-      </w:r>
-      <w:r>
-        <w:rPr>
-          <w:b/>
-          <w:bCs/>
-        </w:rPr>
-        <w:t xml:space="preserve">¿sec:rcm.measurements-flattened-phase?</w:t>
-      </w:r>
-      <w:r>
-        <w:t xml:space="preserve">”</w:t>
-      </w:r>
-      <w:r>
-        <w:t xml:space="preserve">). This</w:t>
+        <w:t xml:space="preserve">data. This</w:t>
       </w:r>
       <w:r>
         <w:t xml:space="preserve"> </w:t>

--- a/latest/GSLC.docx
+++ b/latest/GSLC.docx
@@ -49,7 +49,7 @@
         </w:drawing>
       </w:r>
     </w:p>
-    <w:bookmarkStart w:id="349" w:name="X8d64603d4f68efbf8b51a1fead1c840b36ed8a3"/>
+    <w:bookmarkStart w:id="350" w:name="X8d64603d4f68efbf8b51a1fead1c840b36ed8a3"/>
     <w:p>
       <w:pPr>
         <w:pStyle w:val="berschrift1"/>
@@ -103,7 +103,7 @@
       </w:hyperlink>
     </w:p>
     <w:bookmarkEnd w:id="24"/>
-    <w:bookmarkStart w:id="25" w:name="document-history"/>
+    <w:bookmarkStart w:id="26" w:name="document-history"/>
     <w:p>
       <w:pPr>
         <w:pStyle w:val="berschrift2"/>
@@ -112,16 +112,264 @@
         <w:t xml:space="preserve">Document History</w:t>
       </w:r>
     </w:p>
+    <w:bookmarkStart w:id="25" w:name="patch"/>
+    <w:p>
+      <w:pPr>
+        <w:pStyle w:val="berschrift3"/>
+      </w:pPr>
+      <w:r>
+        <w:t xml:space="preserve">2026-03-26 (PATCH)</w:t>
+      </w:r>
+    </w:p>
+    <w:p>
+      <w:pPr>
+        <w:pStyle w:val="Compact"/>
+        <w:numPr>
+          <w:ilvl w:val="0"/>
+          <w:numId w:val="1001"/>
+        </w:numPr>
+      </w:pPr>
+      <w:r>
+        <w:t xml:space="preserve">The Combined SAR PFS has been split into separate PFS per product type</w:t>
+      </w:r>
+    </w:p>
+    <w:p>
+      <w:pPr>
+        <w:pStyle w:val="Compact"/>
+        <w:numPr>
+          <w:ilvl w:val="0"/>
+          <w:numId w:val="1001"/>
+        </w:numPr>
+      </w:pPr>
+      <w:r>
+        <w:t xml:space="preserve">Restructured the document; various minor editorial changes; removed empty, irrelevant, or unused parts - many of the changes resulted from the split</w:t>
+      </w:r>
+    </w:p>
+    <w:p>
+      <w:pPr>
+        <w:pStyle w:val="Compact"/>
+        <w:numPr>
+          <w:ilvl w:val="0"/>
+          <w:numId w:val="1001"/>
+        </w:numPr>
+      </w:pPr>
+      <w:r>
+        <w:t xml:space="preserve">Document history has ben reset. Check the previous versions for details</w:t>
+      </w:r>
+    </w:p>
+    <w:p>
+      <w:pPr>
+        <w:pStyle w:val="Compact"/>
+        <w:numPr>
+          <w:ilvl w:val="0"/>
+          <w:numId w:val="1001"/>
+        </w:numPr>
+      </w:pPr>
+      <w:r>
+        <w:t xml:space="preserve">Numerical identifiers were rotated and are deprecated; new textual identifiers have been added</w:t>
+      </w:r>
+    </w:p>
+    <w:p>
+      <w:pPr>
+        <w:pStyle w:val="Compact"/>
+        <w:numPr>
+          <w:ilvl w:val="0"/>
+          <w:numId w:val="1001"/>
+        </w:numPr>
+      </w:pPr>
+      <w:r>
+        <w:t xml:space="preserve">The requirement</w:t>
+      </w:r>
+      <w:r>
+        <w:t xml:space="preserve"> </w:t>
+      </w:r>
+      <w:r>
+        <w:t xml:space="preserve">“Cloud optimized file formats are recommended.”</w:t>
+      </w:r>
+      <w:r>
+        <w:t xml:space="preserve"> </w:t>
+      </w:r>
+      <w:r>
+        <w:t xml:space="preserve">has been moved from the category description to a separate requirement.</w:t>
+      </w:r>
+    </w:p>
+    <w:p>
+      <w:pPr>
+        <w:pStyle w:val="Compact"/>
+        <w:numPr>
+          <w:ilvl w:val="0"/>
+          <w:numId w:val="1001"/>
+        </w:numPr>
+      </w:pPr>
+      <w:r>
+        <w:t xml:space="preserve">Requirement</w:t>
+      </w:r>
+      <w:r>
+        <w:t xml:space="preserve"> </w:t>
+      </w:r>
+      <w:r>
+        <w:t xml:space="preserve">“Document identifier”</w:t>
+      </w:r>
+      <w:r>
+        <w:t xml:space="preserve">: Removed the trailing</w:t>
+      </w:r>
+      <w:r>
+        <w:t xml:space="preserve"> </w:t>
+      </w:r>
+      <w:r>
+        <w:t xml:space="preserve">“for Synthetic Aperture Radar”</w:t>
+      </w:r>
+      <w:r>
+        <w:t xml:space="preserve">.</w:t>
+      </w:r>
+    </w:p>
+    <w:p>
+      <w:pPr>
+        <w:pStyle w:val="Compact"/>
+        <w:numPr>
+          <w:ilvl w:val="0"/>
+          <w:numId w:val="1001"/>
+        </w:numPr>
+      </w:pPr>
+      <w:r>
+        <w:t xml:space="preserve">The subcategories for Source and Product metadata have been flattened into top-level categories</w:t>
+      </w:r>
+    </w:p>
+    <w:p>
+      <w:pPr>
+        <w:pStyle w:val="Compact"/>
+        <w:numPr>
+          <w:ilvl w:val="0"/>
+          <w:numId w:val="1001"/>
+        </w:numPr>
+      </w:pPr>
+      <w:r>
+        <w:t xml:space="preserve">Requirement</w:t>
+      </w:r>
+      <w:r>
+        <w:t xml:space="preserve"> </w:t>
+      </w:r>
+      <w:r>
+        <w:t xml:space="preserve">“CEOS-ARD Product Data Attributes”</w:t>
+      </w:r>
+      <w:r>
+        <w:t xml:space="preserve"> </w:t>
+      </w:r>
+      <w:r>
+        <w:t xml:space="preserve">renamed to</w:t>
+      </w:r>
+      <w:r>
+        <w:t xml:space="preserve"> </w:t>
+      </w:r>
+      <w:r>
+        <w:t xml:space="preserve">“Product Metadata”</w:t>
+      </w:r>
+      <w:r>
+        <w:t xml:space="preserve">; Requirement</w:t>
+      </w:r>
+      <w:r>
+        <w:t xml:space="preserve"> </w:t>
+      </w:r>
+      <w:r>
+        <w:t xml:space="preserve">“Source Data Attributes”</w:t>
+      </w:r>
+      <w:r>
+        <w:t xml:space="preserve"> </w:t>
+      </w:r>
+      <w:r>
+        <w:t xml:space="preserve">renamed to</w:t>
+      </w:r>
+      <w:r>
+        <w:t xml:space="preserve"> </w:t>
+      </w:r>
+      <w:r>
+        <w:t xml:space="preserve">“Source Metadata”</w:t>
+      </w:r>
+      <w:r>
+        <w:t xml:space="preserve">. Adapted descriptions accordingly.</w:t>
+      </w:r>
+    </w:p>
+    <w:p>
+      <w:pPr>
+        <w:pStyle w:val="Compact"/>
+        <w:numPr>
+          <w:ilvl w:val="0"/>
+          <w:numId w:val="1001"/>
+        </w:numPr>
+      </w:pPr>
+      <w:r>
+        <w:t xml:space="preserve">Requirement</w:t>
+      </w:r>
+      <w:r>
+        <w:t xml:space="preserve"> </w:t>
+      </w:r>
+      <w:r>
+        <w:t xml:space="preserve">“Source Data Attributes”</w:t>
+      </w:r>
+      <w:r>
+        <w:t xml:space="preserve">: Moved the information about sequential acquisition identifiers to a new threshold requirement</w:t>
+      </w:r>
+      <w:r>
+        <w:t xml:space="preserve"> </w:t>
+      </w:r>
+      <w:r>
+        <w:t xml:space="preserve">“Acquisition ID”</w:t>
+      </w:r>
+      <w:r>
+        <w:t xml:space="preserve">. Adapted category description accordingly.</w:t>
+      </w:r>
+    </w:p>
+    <w:p>
+      <w:pPr>
+        <w:pStyle w:val="Compact"/>
+        <w:numPr>
+          <w:ilvl w:val="0"/>
+          <w:numId w:val="1001"/>
+        </w:numPr>
+      </w:pPr>
+      <w:r>
+        <w:t xml:space="preserve">Annex has been reformatted and updated as required by the split</w:t>
+      </w:r>
+    </w:p>
     <w:p>
       <w:pPr>
         <w:pStyle w:val="FirstParagraph"/>
       </w:pPr>
       <w:r>
-        <w:t xml:space="preserve">Not available, see previous versions of the document for its history.</w:t>
+        <w:rPr>
+          <w:b/>
+          <w:bCs/>
+        </w:rPr>
+        <w:t xml:space="preserve">Justification:</w:t>
+      </w:r>
+      <w:r>
+        <w:t xml:space="preserve"> </w:t>
+      </w:r>
+      <w:r>
+        <w:t xml:space="preserve">Migration to the new CEOS-ARD building block.</w:t>
+      </w:r>
+    </w:p>
+    <w:p>
+      <w:pPr>
+        <w:pStyle w:val="Textkrper"/>
+      </w:pPr>
+      <w:r>
+        <w:rPr>
+          <w:b/>
+          <w:bCs/>
+        </w:rPr>
+        <w:t xml:space="preserve">Editor:</w:t>
+      </w:r>
+      <w:r>
+        <w:t xml:space="preserve"> </w:t>
+      </w:r>
+      <w:r>
+        <w:t xml:space="preserve">Matthias Mohr</w:t>
       </w:r>
     </w:p>
     <w:bookmarkEnd w:id="25"/>
-    <w:bookmarkStart w:id="26" w:name="contributing-authors"/>
+    <w:bookmarkEnd w:id="26"/>
+    <w:bookmarkStart w:id="27" w:name="contributing-authors"/>
     <w:p>
       <w:pPr>
         <w:pStyle w:val="berschrift2"/>
@@ -135,7 +383,7 @@
         <w:pStyle w:val="Compact"/>
         <w:numPr>
           <w:ilvl w:val="0"/>
-          <w:numId w:val="1001"/>
+          <w:numId w:val="1002"/>
         </w:numPr>
       </w:pPr>
       <w:r>
@@ -147,7 +395,7 @@
         <w:pStyle w:val="Compact"/>
         <w:numPr>
           <w:ilvl w:val="0"/>
-          <w:numId w:val="1001"/>
+          <w:numId w:val="1002"/>
         </w:numPr>
       </w:pPr>
       <w:r>
@@ -159,7 +407,7 @@
         <w:pStyle w:val="Compact"/>
         <w:numPr>
           <w:ilvl w:val="0"/>
-          <w:numId w:val="1001"/>
+          <w:numId w:val="1002"/>
         </w:numPr>
       </w:pPr>
       <w:r>
@@ -171,7 +419,7 @@
         <w:pStyle w:val="Compact"/>
         <w:numPr>
           <w:ilvl w:val="0"/>
-          <w:numId w:val="1001"/>
+          <w:numId w:val="1002"/>
         </w:numPr>
       </w:pPr>
       <w:r>
@@ -183,7 +431,7 @@
         <w:pStyle w:val="Compact"/>
         <w:numPr>
           <w:ilvl w:val="0"/>
-          <w:numId w:val="1001"/>
+          <w:numId w:val="1002"/>
         </w:numPr>
       </w:pPr>
       <w:r>
@@ -195,7 +443,7 @@
         <w:pStyle w:val="Compact"/>
         <w:numPr>
           <w:ilvl w:val="0"/>
-          <w:numId w:val="1001"/>
+          <w:numId w:val="1002"/>
         </w:numPr>
       </w:pPr>
       <w:r>
@@ -207,7 +455,7 @@
         <w:pStyle w:val="Compact"/>
         <w:numPr>
           <w:ilvl w:val="0"/>
-          <w:numId w:val="1001"/>
+          <w:numId w:val="1002"/>
         </w:numPr>
       </w:pPr>
       <w:r>
@@ -219,7 +467,7 @@
         <w:pStyle w:val="Compact"/>
         <w:numPr>
           <w:ilvl w:val="0"/>
-          <w:numId w:val="1001"/>
+          <w:numId w:val="1002"/>
         </w:numPr>
       </w:pPr>
       <w:r>
@@ -231,7 +479,7 @@
         <w:pStyle w:val="Compact"/>
         <w:numPr>
           <w:ilvl w:val="0"/>
-          <w:numId w:val="1001"/>
+          <w:numId w:val="1002"/>
         </w:numPr>
       </w:pPr>
       <w:r>
@@ -243,7 +491,7 @@
         <w:pStyle w:val="Compact"/>
         <w:numPr>
           <w:ilvl w:val="0"/>
-          <w:numId w:val="1001"/>
+          <w:numId w:val="1002"/>
         </w:numPr>
       </w:pPr>
       <w:r>
@@ -255,7 +503,7 @@
         <w:pStyle w:val="Compact"/>
         <w:numPr>
           <w:ilvl w:val="0"/>
-          <w:numId w:val="1001"/>
+          <w:numId w:val="1002"/>
         </w:numPr>
       </w:pPr>
       <w:r>
@@ -267,7 +515,7 @@
         <w:pStyle w:val="Compact"/>
         <w:numPr>
           <w:ilvl w:val="0"/>
-          <w:numId w:val="1001"/>
+          <w:numId w:val="1002"/>
         </w:numPr>
       </w:pPr>
       <w:r>
@@ -279,7 +527,7 @@
         <w:pStyle w:val="Compact"/>
         <w:numPr>
           <w:ilvl w:val="0"/>
-          <w:numId w:val="1001"/>
+          <w:numId w:val="1002"/>
         </w:numPr>
       </w:pPr>
       <w:r>
@@ -291,7 +539,7 @@
         <w:pStyle w:val="Compact"/>
         <w:numPr>
           <w:ilvl w:val="0"/>
-          <w:numId w:val="1001"/>
+          <w:numId w:val="1002"/>
         </w:numPr>
       </w:pPr>
       <w:r>
@@ -303,7 +551,7 @@
         <w:pStyle w:val="Compact"/>
         <w:numPr>
           <w:ilvl w:val="0"/>
-          <w:numId w:val="1001"/>
+          <w:numId w:val="1002"/>
         </w:numPr>
       </w:pPr>
       <w:r>
@@ -315,7 +563,7 @@
         <w:pStyle w:val="Compact"/>
         <w:numPr>
           <w:ilvl w:val="0"/>
-          <w:numId w:val="1001"/>
+          <w:numId w:val="1002"/>
         </w:numPr>
       </w:pPr>
       <w:r>
@@ -327,7 +575,7 @@
         <w:pStyle w:val="Compact"/>
         <w:numPr>
           <w:ilvl w:val="0"/>
-          <w:numId w:val="1001"/>
+          <w:numId w:val="1002"/>
         </w:numPr>
       </w:pPr>
       <w:r>
@@ -339,7 +587,7 @@
         <w:pStyle w:val="Compact"/>
         <w:numPr>
           <w:ilvl w:val="0"/>
-          <w:numId w:val="1001"/>
+          <w:numId w:val="1002"/>
         </w:numPr>
       </w:pPr>
       <w:r>
@@ -351,7 +599,7 @@
         <w:pStyle w:val="Compact"/>
         <w:numPr>
           <w:ilvl w:val="0"/>
-          <w:numId w:val="1001"/>
+          <w:numId w:val="1002"/>
         </w:numPr>
       </w:pPr>
       <w:r>
@@ -363,7 +611,7 @@
         <w:pStyle w:val="Compact"/>
         <w:numPr>
           <w:ilvl w:val="0"/>
-          <w:numId w:val="1001"/>
+          <w:numId w:val="1002"/>
         </w:numPr>
       </w:pPr>
       <w:r>
@@ -375,7 +623,7 @@
         <w:pStyle w:val="Compact"/>
         <w:numPr>
           <w:ilvl w:val="0"/>
-          <w:numId w:val="1001"/>
+          <w:numId w:val="1002"/>
         </w:numPr>
       </w:pPr>
       <w:r>
@@ -387,7 +635,7 @@
         <w:pStyle w:val="Compact"/>
         <w:numPr>
           <w:ilvl w:val="0"/>
-          <w:numId w:val="1001"/>
+          <w:numId w:val="1002"/>
         </w:numPr>
       </w:pPr>
       <w:r>
@@ -399,7 +647,7 @@
         <w:pStyle w:val="Compact"/>
         <w:numPr>
           <w:ilvl w:val="0"/>
-          <w:numId w:val="1001"/>
+          <w:numId w:val="1002"/>
         </w:numPr>
       </w:pPr>
       <w:r>
@@ -411,7 +659,7 @@
         <w:pStyle w:val="Compact"/>
         <w:numPr>
           <w:ilvl w:val="0"/>
-          <w:numId w:val="1001"/>
+          <w:numId w:val="1002"/>
         </w:numPr>
       </w:pPr>
       <w:r>
@@ -423,7 +671,7 @@
         <w:pStyle w:val="Compact"/>
         <w:numPr>
           <w:ilvl w:val="0"/>
-          <w:numId w:val="1001"/>
+          <w:numId w:val="1002"/>
         </w:numPr>
       </w:pPr>
       <w:r>
@@ -435,7 +683,7 @@
         <w:pStyle w:val="Compact"/>
         <w:numPr>
           <w:ilvl w:val="0"/>
-          <w:numId w:val="1001"/>
+          <w:numId w:val="1002"/>
         </w:numPr>
       </w:pPr>
       <w:r>
@@ -447,7 +695,7 @@
         <w:pStyle w:val="Compact"/>
         <w:numPr>
           <w:ilvl w:val="0"/>
-          <w:numId w:val="1001"/>
+          <w:numId w:val="1002"/>
         </w:numPr>
       </w:pPr>
       <w:r>
@@ -459,7 +707,7 @@
         <w:pStyle w:val="Compact"/>
         <w:numPr>
           <w:ilvl w:val="0"/>
-          <w:numId w:val="1001"/>
+          <w:numId w:val="1002"/>
         </w:numPr>
       </w:pPr>
       <w:r>
@@ -471,7 +719,7 @@
         <w:pStyle w:val="Compact"/>
         <w:numPr>
           <w:ilvl w:val="0"/>
-          <w:numId w:val="1001"/>
+          <w:numId w:val="1002"/>
         </w:numPr>
       </w:pPr>
       <w:r>
@@ -483,7 +731,7 @@
         <w:pStyle w:val="Compact"/>
         <w:numPr>
           <w:ilvl w:val="0"/>
-          <w:numId w:val="1001"/>
+          <w:numId w:val="1002"/>
         </w:numPr>
       </w:pPr>
       <w:r>
@@ -495,7 +743,7 @@
         <w:pStyle w:val="Compact"/>
         <w:numPr>
           <w:ilvl w:val="0"/>
-          <w:numId w:val="1001"/>
+          <w:numId w:val="1002"/>
         </w:numPr>
       </w:pPr>
       <w:r>
@@ -507,7 +755,7 @@
         <w:pStyle w:val="Compact"/>
         <w:numPr>
           <w:ilvl w:val="0"/>
-          <w:numId w:val="1001"/>
+          <w:numId w:val="1002"/>
         </w:numPr>
       </w:pPr>
       <w:r>
@@ -519,8 +767,8 @@
         <w:br w:type="page"/>
       </w:r>
     </w:p>
-    <w:bookmarkEnd w:id="26"/>
-    <w:bookmarkStart w:id="27" w:name="ceos-analysis-ready-data-definition"/>
+    <w:bookmarkEnd w:id="27"/>
+    <w:bookmarkStart w:id="28" w:name="ceos-analysis-ready-data-definition"/>
     <w:p>
       <w:pPr>
         <w:pStyle w:val="berschrift2"/>
@@ -537,8 +785,8 @@
         <w:t xml:space="preserve">CEOS Analysis Ready Data (CEOS-ARD) are satellite data that have been processed to a minimum set of requirements and organized into a form that allows immediate analysis with a minimum of additional user effort and interoperability both through time and with other datasets.</w:t>
       </w:r>
     </w:p>
-    <w:bookmarkEnd w:id="27"/>
-    <w:bookmarkStart w:id="28" w:name="description"/>
+    <w:bookmarkEnd w:id="28"/>
+    <w:bookmarkStart w:id="29" w:name="description"/>
     <w:p>
       <w:pPr>
         <w:pStyle w:val="berschrift2"/>
@@ -601,8 +849,8 @@
         <w:t xml:space="preserve">Data collected by Synthetic Aperture Radar sensors</w:t>
       </w:r>
     </w:p>
-    <w:bookmarkEnd w:id="28"/>
-    <w:bookmarkStart w:id="29" w:name="background"/>
+    <w:bookmarkEnd w:id="29"/>
+    <w:bookmarkStart w:id="30" w:name="background"/>
     <w:p>
       <w:pPr>
         <w:pStyle w:val="berschrift2"/>
@@ -739,8 +987,8 @@
         <w:br w:type="page"/>
       </w:r>
     </w:p>
-    <w:bookmarkEnd w:id="29"/>
-    <w:bookmarkStart w:id="30" w:name="definitions-and-abbreviations"/>
+    <w:bookmarkEnd w:id="30"/>
+    <w:bookmarkStart w:id="31" w:name="definitions-and-abbreviations"/>
     <w:p>
       <w:pPr>
         <w:pStyle w:val="berschrift2"/>
@@ -1304,8 +1552,8 @@
         <w:br w:type="page"/>
       </w:r>
     </w:p>
-    <w:bookmarkEnd w:id="30"/>
-    <w:bookmarkStart w:id="263" w:name="requirements"/>
+    <w:bookmarkEnd w:id="31"/>
+    <w:bookmarkStart w:id="264" w:name="requirements"/>
     <w:p>
       <w:pPr>
         <w:pStyle w:val="berschrift2"/>
@@ -1360,7 +1608,7 @@
         <w:t xml:space="preserve">Instead, use the textual identifier that is provided below the title.</w:t>
       </w:r>
     </w:p>
-    <w:bookmarkStart w:id="51" w:name="sec:meta"/>
+    <w:bookmarkStart w:id="52" w:name="sec:meta"/>
     <w:p>
       <w:pPr>
         <w:pStyle w:val="berschrift3"/>
@@ -1414,7 +1662,7 @@
         <w:t xml:space="preserve">suitability of the dataset, and must meet the requirements listed below.</w:t>
       </w:r>
     </w:p>
-    <w:bookmarkStart w:id="34" w:name="sec:meta-trcsar"/>
+    <w:bookmarkStart w:id="35" w:name="sec:meta-trcsar"/>
     <w:p>
       <w:pPr>
         <w:pStyle w:val="berschrift4"/>
@@ -1449,7 +1697,7 @@
         <w:t xml:space="preserve">meta-trcsar</w:t>
       </w:r>
     </w:p>
-    <w:bookmarkStart w:id="31" w:name="threshold-requirements"/>
+    <w:bookmarkStart w:id="32" w:name="threshold-requirements"/>
     <w:p>
       <w:pPr>
         <w:pStyle w:val="berschrift5"/>
@@ -1469,8 +1717,8 @@
         <w:t xml:space="preserve"> </w:t>
       </w:r>
     </w:p>
-    <w:bookmarkEnd w:id="31"/>
-    <w:bookmarkStart w:id="32" w:name="goal-requirements"/>
+    <w:bookmarkEnd w:id="32"/>
+    <w:bookmarkStart w:id="33" w:name="goal-requirements"/>
     <w:p>
       <w:pPr>
         <w:pStyle w:val="berschrift5"/>
@@ -1500,7 +1748,7 @@
         <w:pStyle w:val="Compact"/>
         <w:numPr>
           <w:ilvl w:val="0"/>
-          <w:numId w:val="1002"/>
+          <w:numId w:val="1003"/>
         </w:numPr>
       </w:pPr>
       <w:r>
@@ -1529,15 +1777,15 @@
         <w:pStyle w:val="Compact"/>
         <w:numPr>
           <w:ilvl w:val="0"/>
-          <w:numId w:val="1002"/>
+          <w:numId w:val="1003"/>
         </w:numPr>
       </w:pPr>
       <w:r>
         <w:t xml:space="preserve">Information on traceability should be available in the metadata as a single DOI landing page.</w:t>
       </w:r>
     </w:p>
-    <w:bookmarkEnd w:id="32"/>
-    <w:bookmarkStart w:id="33" w:name="assessment"/>
+    <w:bookmarkEnd w:id="33"/>
+    <w:bookmarkStart w:id="34" w:name="assessment"/>
     <w:p>
       <w:pPr>
         <w:pStyle w:val="berschrift5"/>
@@ -1551,7 +1799,7 @@
         <w:pStyle w:val="Compact"/>
         <w:numPr>
           <w:ilvl w:val="0"/>
-          <w:numId w:val="1003"/>
+          <w:numId w:val="1004"/>
         </w:numPr>
       </w:pPr>
       <w:r>
@@ -1563,7 +1811,7 @@
         <w:pStyle w:val="Compact"/>
         <w:numPr>
           <w:ilvl w:val="0"/>
-          <w:numId w:val="1003"/>
+          <w:numId w:val="1004"/>
         </w:numPr>
       </w:pPr>
       <w:r>
@@ -1575,7 +1823,7 @@
         <w:pStyle w:val="Compact"/>
         <w:numPr>
           <w:ilvl w:val="0"/>
-          <w:numId w:val="1003"/>
+          <w:numId w:val="1004"/>
         </w:numPr>
       </w:pPr>
       <w:r>
@@ -1587,7 +1835,7 @@
         <w:pStyle w:val="Compact"/>
         <w:numPr>
           <w:ilvl w:val="0"/>
-          <w:numId w:val="1003"/>
+          <w:numId w:val="1004"/>
         </w:numPr>
       </w:pPr>
       <w:r>
@@ -1601,9 +1849,9 @@
         </w:pict>
       </w:r>
     </w:p>
-    <w:bookmarkEnd w:id="33"/>
     <w:bookmarkEnd w:id="34"/>
-    <w:bookmarkStart w:id="38" w:name="sec:meta-mrdsar"/>
+    <w:bookmarkEnd w:id="35"/>
+    <w:bookmarkStart w:id="39" w:name="sec:meta-mrdsar"/>
     <w:p>
       <w:pPr>
         <w:pStyle w:val="berschrift4"/>
@@ -1638,7 +1886,7 @@
         <w:t xml:space="preserve">meta-mrdsar</w:t>
       </w:r>
     </w:p>
-    <w:bookmarkStart w:id="35" w:name="threshold-requirements-1"/>
+    <w:bookmarkStart w:id="36" w:name="threshold-requirements-1"/>
     <w:p>
       <w:pPr>
         <w:pStyle w:val="berschrift5"/>
@@ -1655,8 +1903,8 @@
         <w:t xml:space="preserve">Metadata is provided in a structure that enables a computer algorithm to be used to consistently and automatically identify and extract each component/variable/layer for further use.</w:t>
       </w:r>
     </w:p>
-    <w:bookmarkEnd w:id="35"/>
-    <w:bookmarkStart w:id="36" w:name="goal-requirements-1"/>
+    <w:bookmarkEnd w:id="36"/>
+    <w:bookmarkStart w:id="37" w:name="goal-requirements-1"/>
     <w:p>
       <w:pPr>
         <w:pStyle w:val="berschrift5"/>
@@ -1673,8 +1921,8 @@
         <w:t xml:space="preserve">As threshold, but metadata is formatted in accordance with CEOS-ARD SAR Metadata Specifications, v.1.1, or in a community endorsed standard that facilitates machine-readability, such as ISO 19115-2, Climate and Forecast (CF) convention, the Attribute Convention for Data Discovery (ACDD), etc.</w:t>
       </w:r>
     </w:p>
-    <w:bookmarkEnd w:id="36"/>
-    <w:bookmarkStart w:id="37" w:name="assessment-1"/>
+    <w:bookmarkEnd w:id="37"/>
+    <w:bookmarkStart w:id="38" w:name="assessment-1"/>
     <w:p>
       <w:pPr>
         <w:pStyle w:val="berschrift5"/>
@@ -1688,7 +1936,7 @@
         <w:pStyle w:val="Compact"/>
         <w:numPr>
           <w:ilvl w:val="0"/>
-          <w:numId w:val="1004"/>
+          <w:numId w:val="1005"/>
         </w:numPr>
       </w:pPr>
       <w:r>
@@ -1700,7 +1948,7 @@
         <w:pStyle w:val="Compact"/>
         <w:numPr>
           <w:ilvl w:val="0"/>
-          <w:numId w:val="1004"/>
+          <w:numId w:val="1005"/>
         </w:numPr>
       </w:pPr>
       <w:r>
@@ -1712,7 +1960,7 @@
         <w:pStyle w:val="Compact"/>
         <w:numPr>
           <w:ilvl w:val="0"/>
-          <w:numId w:val="1004"/>
+          <w:numId w:val="1005"/>
         </w:numPr>
       </w:pPr>
       <w:r>
@@ -1724,7 +1972,7 @@
         <w:pStyle w:val="Compact"/>
         <w:numPr>
           <w:ilvl w:val="0"/>
-          <w:numId w:val="1004"/>
+          <w:numId w:val="1005"/>
         </w:numPr>
       </w:pPr>
       <w:r>
@@ -1738,9 +1986,9 @@
         </w:pict>
       </w:r>
     </w:p>
-    <w:bookmarkEnd w:id="37"/>
     <w:bookmarkEnd w:id="38"/>
-    <w:bookmarkStart w:id="42" w:name="sec:meta-prdtyp"/>
+    <w:bookmarkEnd w:id="39"/>
+    <w:bookmarkStart w:id="43" w:name="sec:meta-prdtyp"/>
     <w:p>
       <w:pPr>
         <w:pStyle w:val="berschrift4"/>
@@ -1775,7 +2023,7 @@
         <w:t xml:space="preserve">meta-prdtyp</w:t>
       </w:r>
     </w:p>
-    <w:bookmarkStart w:id="39" w:name="threshold-requirements-2"/>
+    <w:bookmarkStart w:id="40" w:name="threshold-requirements-2"/>
     <w:p>
       <w:pPr>
         <w:pStyle w:val="berschrift5"/>
@@ -1792,8 +2040,8 @@
         <w:t xml:space="preserve">CEOS-ARD product type name – or names in case of compliance with more than one product type – and, if required by the data provider, copyright.</w:t>
       </w:r>
     </w:p>
-    <w:bookmarkEnd w:id="39"/>
-    <w:bookmarkStart w:id="40" w:name="goal-requirements-2"/>
+    <w:bookmarkEnd w:id="40"/>
+    <w:bookmarkStart w:id="41" w:name="goal-requirements-2"/>
     <w:p>
       <w:pPr>
         <w:pStyle w:val="berschrift5"/>
@@ -1813,8 +2061,8 @@
         <w:t xml:space="preserve"> </w:t>
       </w:r>
     </w:p>
-    <w:bookmarkEnd w:id="40"/>
-    <w:bookmarkStart w:id="41" w:name="assessment-2"/>
+    <w:bookmarkEnd w:id="41"/>
+    <w:bookmarkStart w:id="42" w:name="assessment-2"/>
     <w:p>
       <w:pPr>
         <w:pStyle w:val="berschrift5"/>
@@ -1828,7 +2076,7 @@
         <w:pStyle w:val="Compact"/>
         <w:numPr>
           <w:ilvl w:val="0"/>
-          <w:numId w:val="1005"/>
+          <w:numId w:val="1006"/>
         </w:numPr>
       </w:pPr>
       <w:r>
@@ -1840,7 +2088,7 @@
         <w:pStyle w:val="Compact"/>
         <w:numPr>
           <w:ilvl w:val="0"/>
-          <w:numId w:val="1005"/>
+          <w:numId w:val="1006"/>
         </w:numPr>
       </w:pPr>
       <w:r>
@@ -1852,7 +2100,7 @@
         <w:pStyle w:val="Compact"/>
         <w:numPr>
           <w:ilvl w:val="0"/>
-          <w:numId w:val="1005"/>
+          <w:numId w:val="1006"/>
         </w:numPr>
       </w:pPr>
       <w:r>
@@ -1864,7 +2112,7 @@
         <w:pStyle w:val="Compact"/>
         <w:numPr>
           <w:ilvl w:val="0"/>
-          <w:numId w:val="1005"/>
+          <w:numId w:val="1006"/>
         </w:numPr>
       </w:pPr>
       <w:r>
@@ -1878,9 +2126,9 @@
         </w:pict>
       </w:r>
     </w:p>
-    <w:bookmarkEnd w:id="41"/>
     <w:bookmarkEnd w:id="42"/>
-    <w:bookmarkStart w:id="46" w:name="sec:meta-pfsurl"/>
+    <w:bookmarkEnd w:id="43"/>
+    <w:bookmarkStart w:id="47" w:name="sec:meta-pfsurl"/>
     <w:p>
       <w:pPr>
         <w:pStyle w:val="berschrift4"/>
@@ -1915,7 +2163,7 @@
         <w:t xml:space="preserve">meta-pfsurl</w:t>
       </w:r>
     </w:p>
-    <w:bookmarkStart w:id="43" w:name="threshold-requirements-3"/>
+    <w:bookmarkStart w:id="44" w:name="threshold-requirements-3"/>
     <w:p>
       <w:pPr>
         <w:pStyle w:val="berschrift5"/>
@@ -1932,8 +2180,8 @@
         <w:t xml:space="preserve">Reference to CEOS-ARD PFS document as URL.</w:t>
       </w:r>
     </w:p>
-    <w:bookmarkEnd w:id="43"/>
-    <w:bookmarkStart w:id="44" w:name="goal-requirements-3"/>
+    <w:bookmarkEnd w:id="44"/>
+    <w:bookmarkStart w:id="45" w:name="goal-requirements-3"/>
     <w:p>
       <w:pPr>
         <w:pStyle w:val="berschrift5"/>
@@ -1953,8 +2201,8 @@
         <w:t xml:space="preserve"> </w:t>
       </w:r>
     </w:p>
-    <w:bookmarkEnd w:id="44"/>
-    <w:bookmarkStart w:id="45" w:name="assessment-3"/>
+    <w:bookmarkEnd w:id="45"/>
+    <w:bookmarkStart w:id="46" w:name="assessment-3"/>
     <w:p>
       <w:pPr>
         <w:pStyle w:val="berschrift5"/>
@@ -1968,7 +2216,7 @@
         <w:pStyle w:val="Compact"/>
         <w:numPr>
           <w:ilvl w:val="0"/>
-          <w:numId w:val="1006"/>
+          <w:numId w:val="1007"/>
         </w:numPr>
       </w:pPr>
       <w:r>
@@ -1980,7 +2228,7 @@
         <w:pStyle w:val="Compact"/>
         <w:numPr>
           <w:ilvl w:val="0"/>
-          <w:numId w:val="1006"/>
+          <w:numId w:val="1007"/>
         </w:numPr>
       </w:pPr>
       <w:r>
@@ -1992,7 +2240,7 @@
         <w:pStyle w:val="Compact"/>
         <w:numPr>
           <w:ilvl w:val="0"/>
-          <w:numId w:val="1006"/>
+          <w:numId w:val="1007"/>
         </w:numPr>
       </w:pPr>
       <w:r>
@@ -2004,7 +2252,7 @@
         <w:pStyle w:val="Compact"/>
         <w:numPr>
           <w:ilvl w:val="0"/>
-          <w:numId w:val="1006"/>
+          <w:numId w:val="1007"/>
         </w:numPr>
       </w:pPr>
       <w:r>
@@ -2018,9 +2266,9 @@
         </w:pict>
       </w:r>
     </w:p>
-    <w:bookmarkEnd w:id="45"/>
     <w:bookmarkEnd w:id="46"/>
-    <w:bookmarkStart w:id="50" w:name="sec:meta-timsar"/>
+    <w:bookmarkEnd w:id="47"/>
+    <w:bookmarkStart w:id="51" w:name="sec:meta-timsar"/>
     <w:p>
       <w:pPr>
         <w:pStyle w:val="berschrift4"/>
@@ -2055,7 +2303,7 @@
         <w:t xml:space="preserve">meta-timsar</w:t>
       </w:r>
     </w:p>
-    <w:bookmarkStart w:id="47" w:name="threshold-requirements-4"/>
+    <w:bookmarkStart w:id="48" w:name="threshold-requirements-4"/>
     <w:p>
       <w:pPr>
         <w:pStyle w:val="berschrift5"/>
@@ -2104,8 +2352,8 @@
         <w:t xml:space="preserve">is provided with the product.</w:t>
       </w:r>
     </w:p>
-    <w:bookmarkEnd w:id="47"/>
-    <w:bookmarkStart w:id="48" w:name="goal-requirements-4"/>
+    <w:bookmarkEnd w:id="48"/>
+    <w:bookmarkStart w:id="49" w:name="goal-requirements-4"/>
     <w:p>
       <w:pPr>
         <w:pStyle w:val="berschrift5"/>
@@ -2125,8 +2373,8 @@
         <w:t xml:space="preserve"> </w:t>
       </w:r>
     </w:p>
-    <w:bookmarkEnd w:id="48"/>
-    <w:bookmarkStart w:id="49" w:name="assessment-4"/>
+    <w:bookmarkEnd w:id="49"/>
+    <w:bookmarkStart w:id="50" w:name="assessment-4"/>
     <w:p>
       <w:pPr>
         <w:pStyle w:val="berschrift5"/>
@@ -2140,7 +2388,7 @@
         <w:pStyle w:val="Compact"/>
         <w:numPr>
           <w:ilvl w:val="0"/>
-          <w:numId w:val="1007"/>
+          <w:numId w:val="1008"/>
         </w:numPr>
       </w:pPr>
       <w:r>
@@ -2152,7 +2400,7 @@
         <w:pStyle w:val="Compact"/>
         <w:numPr>
           <w:ilvl w:val="0"/>
-          <w:numId w:val="1007"/>
+          <w:numId w:val="1008"/>
         </w:numPr>
       </w:pPr>
       <w:r>
@@ -2164,7 +2412,7 @@
         <w:pStyle w:val="Compact"/>
         <w:numPr>
           <w:ilvl w:val="0"/>
-          <w:numId w:val="1007"/>
+          <w:numId w:val="1008"/>
         </w:numPr>
       </w:pPr>
       <w:r>
@@ -2176,17 +2424,17 @@
         <w:pStyle w:val="Compact"/>
         <w:numPr>
           <w:ilvl w:val="0"/>
-          <w:numId w:val="1007"/>
+          <w:numId w:val="1008"/>
         </w:numPr>
       </w:pPr>
       <w:r>
         <w:t xml:space="preserve">Recommended Requirement Modification:</w:t>
       </w:r>
     </w:p>
-    <w:bookmarkEnd w:id="49"/>
     <w:bookmarkEnd w:id="50"/>
     <w:bookmarkEnd w:id="51"/>
-    <w:bookmarkStart w:id="106" w:name="sec:src"/>
+    <w:bookmarkEnd w:id="52"/>
+    <w:bookmarkStart w:id="107" w:name="sec:src"/>
     <w:p>
       <w:pPr>
         <w:pStyle w:val="berschrift3"/>
@@ -2234,7 +2482,7 @@
         <w:t xml:space="preserve">This may be one or mutliple acquisitions.</w:t>
       </w:r>
     </w:p>
-    <w:bookmarkStart w:id="55" w:name="sec:src-acqid"/>
+    <w:bookmarkStart w:id="56" w:name="sec:src-acqid"/>
     <w:p>
       <w:pPr>
         <w:pStyle w:val="berschrift4"/>
@@ -2269,7 +2517,7 @@
         <w:t xml:space="preserve">src-acqid</w:t>
       </w:r>
     </w:p>
-    <w:bookmarkStart w:id="52" w:name="threshold-requirements-5"/>
+    <w:bookmarkStart w:id="53" w:name="threshold-requirements-5"/>
     <w:p>
       <w:pPr>
         <w:pStyle w:val="berschrift5"/>
@@ -2286,8 +2534,8 @@
         <w:t xml:space="preserve">Each acquisition is identified through a sequential identifier in the metadata, e.g. acqID = 1, 2, 3.</w:t>
       </w:r>
     </w:p>
-    <w:bookmarkEnd w:id="52"/>
-    <w:bookmarkStart w:id="53" w:name="goal-requirements-5"/>
+    <w:bookmarkEnd w:id="53"/>
+    <w:bookmarkStart w:id="54" w:name="goal-requirements-5"/>
     <w:p>
       <w:pPr>
         <w:pStyle w:val="berschrift5"/>
@@ -2307,8 +2555,8 @@
         <w:t xml:space="preserve"> </w:t>
       </w:r>
     </w:p>
-    <w:bookmarkEnd w:id="53"/>
-    <w:bookmarkStart w:id="54" w:name="assessment-5"/>
+    <w:bookmarkEnd w:id="54"/>
+    <w:bookmarkStart w:id="55" w:name="assessment-5"/>
     <w:p>
       <w:pPr>
         <w:pStyle w:val="berschrift5"/>
@@ -2322,7 +2570,7 @@
         <w:pStyle w:val="Compact"/>
         <w:numPr>
           <w:ilvl w:val="0"/>
-          <w:numId w:val="1008"/>
+          <w:numId w:val="1009"/>
         </w:numPr>
       </w:pPr>
       <w:r>
@@ -2334,7 +2582,7 @@
         <w:pStyle w:val="Compact"/>
         <w:numPr>
           <w:ilvl w:val="0"/>
-          <w:numId w:val="1008"/>
+          <w:numId w:val="1009"/>
         </w:numPr>
       </w:pPr>
       <w:r>
@@ -2346,7 +2594,7 @@
         <w:pStyle w:val="Compact"/>
         <w:numPr>
           <w:ilvl w:val="0"/>
-          <w:numId w:val="1008"/>
+          <w:numId w:val="1009"/>
         </w:numPr>
       </w:pPr>
       <w:r>
@@ -2358,7 +2606,7 @@
         <w:pStyle w:val="Compact"/>
         <w:numPr>
           <w:ilvl w:val="0"/>
-          <w:numId w:val="1008"/>
+          <w:numId w:val="1009"/>
         </w:numPr>
       </w:pPr>
       <w:r>
@@ -2372,9 +2620,9 @@
         </w:pict>
       </w:r>
     </w:p>
-    <w:bookmarkEnd w:id="54"/>
     <w:bookmarkEnd w:id="55"/>
-    <w:bookmarkStart w:id="59" w:name="sec:src-dacsrc"/>
+    <w:bookmarkEnd w:id="56"/>
+    <w:bookmarkStart w:id="60" w:name="sec:src-dacsrc"/>
     <w:p>
       <w:pPr>
         <w:pStyle w:val="berschrift4"/>
@@ -2409,7 +2657,7 @@
         <w:t xml:space="preserve">src-dacsrc</w:t>
       </w:r>
     </w:p>
-    <w:bookmarkStart w:id="56" w:name="threshold-requirements-6"/>
+    <w:bookmarkStart w:id="57" w:name="threshold-requirements-6"/>
     <w:p>
       <w:pPr>
         <w:pStyle w:val="berschrift5"/>
@@ -2426,8 +2674,8 @@
         <w:t xml:space="preserve">The metadata identifies the location from where the source data can be retrieved, expressed as a URL or DOI.</w:t>
       </w:r>
     </w:p>
-    <w:bookmarkEnd w:id="56"/>
-    <w:bookmarkStart w:id="57" w:name="goal-requirements-6"/>
+    <w:bookmarkEnd w:id="57"/>
+    <w:bookmarkStart w:id="58" w:name="goal-requirements-6"/>
     <w:p>
       <w:pPr>
         <w:pStyle w:val="berschrift5"/>
@@ -2444,8 +2692,8 @@
         <w:t xml:space="preserve">The metadata identifies an online location from where the data can be consistently and reliably retrieved by a computer algorithm without any manual intervention being required.</w:t>
       </w:r>
     </w:p>
-    <w:bookmarkEnd w:id="57"/>
-    <w:bookmarkStart w:id="58" w:name="assessment-6"/>
+    <w:bookmarkEnd w:id="58"/>
+    <w:bookmarkStart w:id="59" w:name="assessment-6"/>
     <w:p>
       <w:pPr>
         <w:pStyle w:val="berschrift5"/>
@@ -2459,7 +2707,7 @@
         <w:pStyle w:val="Compact"/>
         <w:numPr>
           <w:ilvl w:val="0"/>
-          <w:numId w:val="1009"/>
+          <w:numId w:val="1010"/>
         </w:numPr>
       </w:pPr>
       <w:r>
@@ -2471,7 +2719,7 @@
         <w:pStyle w:val="Compact"/>
         <w:numPr>
           <w:ilvl w:val="0"/>
-          <w:numId w:val="1009"/>
+          <w:numId w:val="1010"/>
         </w:numPr>
       </w:pPr>
       <w:r>
@@ -2483,7 +2731,7 @@
         <w:pStyle w:val="Compact"/>
         <w:numPr>
           <w:ilvl w:val="0"/>
-          <w:numId w:val="1009"/>
+          <w:numId w:val="1010"/>
         </w:numPr>
       </w:pPr>
       <w:r>
@@ -2495,7 +2743,7 @@
         <w:pStyle w:val="Compact"/>
         <w:numPr>
           <w:ilvl w:val="0"/>
-          <w:numId w:val="1009"/>
+          <w:numId w:val="1010"/>
         </w:numPr>
       </w:pPr>
       <w:r>
@@ -2509,9 +2757,9 @@
         </w:pict>
       </w:r>
     </w:p>
-    <w:bookmarkEnd w:id="58"/>
     <w:bookmarkEnd w:id="59"/>
-    <w:bookmarkStart w:id="64" w:name="sec:src-inssar"/>
+    <w:bookmarkEnd w:id="60"/>
+    <w:bookmarkStart w:id="65" w:name="sec:src-inssar"/>
     <w:p>
       <w:pPr>
         <w:pStyle w:val="berschrift4"/>
@@ -2546,7 +2794,7 @@
         <w:t xml:space="preserve">src-inssar</w:t>
       </w:r>
     </w:p>
-    <w:bookmarkStart w:id="60" w:name="threshold-requirements-7"/>
+    <w:bookmarkStart w:id="61" w:name="threshold-requirements-7"/>
     <w:p>
       <w:pPr>
         <w:pStyle w:val="berschrift5"/>
@@ -2568,7 +2816,7 @@
         <w:pStyle w:val="Compact"/>
         <w:numPr>
           <w:ilvl w:val="0"/>
-          <w:numId w:val="1010"/>
+          <w:numId w:val="1011"/>
         </w:numPr>
       </w:pPr>
       <w:r>
@@ -2580,15 +2828,15 @@
         <w:pStyle w:val="Compact"/>
         <w:numPr>
           <w:ilvl w:val="0"/>
-          <w:numId w:val="1010"/>
+          <w:numId w:val="1011"/>
         </w:numPr>
       </w:pPr>
       <w:r>
         <w:t xml:space="preserve">Instrument name</w:t>
       </w:r>
     </w:p>
-    <w:bookmarkEnd w:id="60"/>
-    <w:bookmarkStart w:id="62" w:name="goal-requirements-7"/>
+    <w:bookmarkEnd w:id="61"/>
+    <w:bookmarkStart w:id="63" w:name="goal-requirements-7"/>
     <w:p>
       <w:pPr>
         <w:pStyle w:val="berschrift5"/>
@@ -2607,7 +2855,7 @@
       <w:r>
         <w:t xml:space="preserve"> </w:t>
       </w:r>
-      <w:hyperlink r:id="rId61">
+      <w:hyperlink r:id="rId62">
         <w:r>
           <w:rPr>
             <w:rStyle w:val="Hyperlink"/>
@@ -2622,8 +2870,8 @@
         <w:t xml:space="preserve">record.</w:t>
       </w:r>
     </w:p>
-    <w:bookmarkEnd w:id="62"/>
-    <w:bookmarkStart w:id="63" w:name="assessment-7"/>
+    <w:bookmarkEnd w:id="63"/>
+    <w:bookmarkStart w:id="64" w:name="assessment-7"/>
     <w:p>
       <w:pPr>
         <w:pStyle w:val="berschrift5"/>
@@ -2637,7 +2885,7 @@
         <w:pStyle w:val="Compact"/>
         <w:numPr>
           <w:ilvl w:val="0"/>
-          <w:numId w:val="1011"/>
+          <w:numId w:val="1012"/>
         </w:numPr>
       </w:pPr>
       <w:r>
@@ -2649,7 +2897,7 @@
         <w:pStyle w:val="Compact"/>
         <w:numPr>
           <w:ilvl w:val="0"/>
-          <w:numId w:val="1011"/>
+          <w:numId w:val="1012"/>
         </w:numPr>
       </w:pPr>
       <w:r>
@@ -2661,7 +2909,7 @@
         <w:pStyle w:val="Compact"/>
         <w:numPr>
           <w:ilvl w:val="0"/>
-          <w:numId w:val="1011"/>
+          <w:numId w:val="1012"/>
         </w:numPr>
       </w:pPr>
       <w:r>
@@ -2673,7 +2921,7 @@
         <w:pStyle w:val="Compact"/>
         <w:numPr>
           <w:ilvl w:val="0"/>
-          <w:numId w:val="1011"/>
+          <w:numId w:val="1012"/>
         </w:numPr>
       </w:pPr>
       <w:r>
@@ -2687,9 +2935,9 @@
         </w:pict>
       </w:r>
     </w:p>
-    <w:bookmarkEnd w:id="63"/>
     <w:bookmarkEnd w:id="64"/>
-    <w:bookmarkStart w:id="68" w:name="sec:src-timsrc"/>
+    <w:bookmarkEnd w:id="65"/>
+    <w:bookmarkStart w:id="69" w:name="sec:src-timsrc"/>
     <w:p>
       <w:pPr>
         <w:pStyle w:val="berschrift4"/>
@@ -2724,7 +2972,7 @@
         <w:t xml:space="preserve">src-timsrc</w:t>
       </w:r>
     </w:p>
-    <w:bookmarkStart w:id="65" w:name="threshold-requirements-8"/>
+    <w:bookmarkStart w:id="66" w:name="threshold-requirements-8"/>
     <w:p>
       <w:pPr>
         <w:pStyle w:val="berschrift5"/>
@@ -2741,8 +2989,8 @@
         <w:t xml:space="preserve">The start date and time of source data is identified in the metadata, expressed in UTC in date and time, at least to the second.</w:t>
       </w:r>
     </w:p>
-    <w:bookmarkEnd w:id="65"/>
-    <w:bookmarkStart w:id="66" w:name="goal-requirements-8"/>
+    <w:bookmarkEnd w:id="66"/>
+    <w:bookmarkStart w:id="67" w:name="goal-requirements-8"/>
     <w:p>
       <w:pPr>
         <w:pStyle w:val="berschrift5"/>
@@ -2762,8 +3010,8 @@
         <w:t xml:space="preserve"> </w:t>
       </w:r>
     </w:p>
-    <w:bookmarkEnd w:id="66"/>
-    <w:bookmarkStart w:id="67" w:name="assessment-8"/>
+    <w:bookmarkEnd w:id="67"/>
+    <w:bookmarkStart w:id="68" w:name="assessment-8"/>
     <w:p>
       <w:pPr>
         <w:pStyle w:val="berschrift5"/>
@@ -2777,7 +3025,7 @@
         <w:pStyle w:val="Compact"/>
         <w:numPr>
           <w:ilvl w:val="0"/>
-          <w:numId w:val="1012"/>
+          <w:numId w:val="1013"/>
         </w:numPr>
       </w:pPr>
       <w:r>
@@ -2789,7 +3037,7 @@
         <w:pStyle w:val="Compact"/>
         <w:numPr>
           <w:ilvl w:val="0"/>
-          <w:numId w:val="1012"/>
+          <w:numId w:val="1013"/>
         </w:numPr>
       </w:pPr>
       <w:r>
@@ -2801,7 +3049,7 @@
         <w:pStyle w:val="Compact"/>
         <w:numPr>
           <w:ilvl w:val="0"/>
-          <w:numId w:val="1012"/>
+          <w:numId w:val="1013"/>
         </w:numPr>
       </w:pPr>
       <w:r>
@@ -2813,7 +3061,7 @@
         <w:pStyle w:val="Compact"/>
         <w:numPr>
           <w:ilvl w:val="0"/>
-          <w:numId w:val="1012"/>
+          <w:numId w:val="1013"/>
         </w:numPr>
       </w:pPr>
       <w:r>
@@ -2827,9 +3075,9 @@
         </w:pict>
       </w:r>
     </w:p>
-    <w:bookmarkEnd w:id="67"/>
     <w:bookmarkEnd w:id="68"/>
-    <w:bookmarkStart w:id="72" w:name="sec:src-acqpar"/>
+    <w:bookmarkEnd w:id="69"/>
+    <w:bookmarkStart w:id="73" w:name="sec:src-acqpar"/>
     <w:p>
       <w:pPr>
         <w:pStyle w:val="berschrift4"/>
@@ -2864,7 +3112,7 @@
         <w:t xml:space="preserve">src-acqpar</w:t>
       </w:r>
     </w:p>
-    <w:bookmarkStart w:id="69" w:name="threshold-requirements-9"/>
+    <w:bookmarkStart w:id="70" w:name="threshold-requirements-9"/>
     <w:p>
       <w:pPr>
         <w:pStyle w:val="berschrift5"/>
@@ -2886,7 +3134,7 @@
         <w:pStyle w:val="Compact"/>
         <w:numPr>
           <w:ilvl w:val="0"/>
-          <w:numId w:val="1013"/>
+          <w:numId w:val="1014"/>
         </w:numPr>
       </w:pPr>
       <w:r>
@@ -2898,7 +3146,7 @@
         <w:pStyle w:val="Compact"/>
         <w:numPr>
           <w:ilvl w:val="0"/>
-          <w:numId w:val="1013"/>
+          <w:numId w:val="1014"/>
         </w:numPr>
       </w:pPr>
       <w:r>
@@ -2910,7 +3158,7 @@
         <w:pStyle w:val="Compact"/>
         <w:numPr>
           <w:ilvl w:val="0"/>
-          <w:numId w:val="1013"/>
+          <w:numId w:val="1014"/>
         </w:numPr>
       </w:pPr>
       <w:r>
@@ -2922,7 +3170,7 @@
         <w:pStyle w:val="Compact"/>
         <w:numPr>
           <w:ilvl w:val="0"/>
-          <w:numId w:val="1013"/>
+          <w:numId w:val="1014"/>
         </w:numPr>
       </w:pPr>
       <w:r>
@@ -2934,7 +3182,7 @@
         <w:pStyle w:val="Compact"/>
         <w:numPr>
           <w:ilvl w:val="0"/>
-          <w:numId w:val="1013"/>
+          <w:numId w:val="1014"/>
         </w:numPr>
       </w:pPr>
       <w:r>
@@ -2946,15 +3194,15 @@
         <w:pStyle w:val="Compact"/>
         <w:numPr>
           <w:ilvl w:val="0"/>
-          <w:numId w:val="1013"/>
+          <w:numId w:val="1014"/>
         </w:numPr>
       </w:pPr>
       <w:r>
         <w:t xml:space="preserve">Beam ID (i.e., beam mode mnemonic)</w:t>
       </w:r>
     </w:p>
-    <w:bookmarkEnd w:id="69"/>
-    <w:bookmarkStart w:id="70" w:name="goal-requirements-9"/>
+    <w:bookmarkEnd w:id="70"/>
+    <w:bookmarkStart w:id="71" w:name="goal-requirements-9"/>
     <w:p>
       <w:pPr>
         <w:pStyle w:val="berschrift5"/>
@@ -2974,8 +3222,8 @@
         <w:t xml:space="preserve"> </w:t>
       </w:r>
     </w:p>
-    <w:bookmarkEnd w:id="70"/>
-    <w:bookmarkStart w:id="71" w:name="assessment-9"/>
+    <w:bookmarkEnd w:id="71"/>
+    <w:bookmarkStart w:id="72" w:name="assessment-9"/>
     <w:p>
       <w:pPr>
         <w:pStyle w:val="berschrift5"/>
@@ -2989,7 +3237,7 @@
         <w:pStyle w:val="Compact"/>
         <w:numPr>
           <w:ilvl w:val="0"/>
-          <w:numId w:val="1014"/>
+          <w:numId w:val="1015"/>
         </w:numPr>
       </w:pPr>
       <w:r>
@@ -3001,7 +3249,7 @@
         <w:pStyle w:val="Compact"/>
         <w:numPr>
           <w:ilvl w:val="0"/>
-          <w:numId w:val="1014"/>
+          <w:numId w:val="1015"/>
         </w:numPr>
       </w:pPr>
       <w:r>
@@ -3013,7 +3261,7 @@
         <w:pStyle w:val="Compact"/>
         <w:numPr>
           <w:ilvl w:val="0"/>
-          <w:numId w:val="1014"/>
+          <w:numId w:val="1015"/>
         </w:numPr>
       </w:pPr>
       <w:r>
@@ -3025,7 +3273,7 @@
         <w:pStyle w:val="Compact"/>
         <w:numPr>
           <w:ilvl w:val="0"/>
-          <w:numId w:val="1014"/>
+          <w:numId w:val="1015"/>
         </w:numPr>
       </w:pPr>
       <w:r>
@@ -3039,9 +3287,9 @@
         </w:pict>
       </w:r>
     </w:p>
-    <w:bookmarkEnd w:id="71"/>
     <w:bookmarkEnd w:id="72"/>
-    <w:bookmarkStart w:id="77" w:name="sec:src-orbit"/>
+    <w:bookmarkEnd w:id="73"/>
+    <w:bookmarkStart w:id="78" w:name="sec:src-orbit"/>
     <w:p>
       <w:pPr>
         <w:pStyle w:val="berschrift4"/>
@@ -3076,7 +3324,7 @@
         <w:t xml:space="preserve">src-orbit</w:t>
       </w:r>
     </w:p>
-    <w:bookmarkStart w:id="74" w:name="threshold-requirements-10"/>
+    <w:bookmarkStart w:id="75" w:name="threshold-requirements-10"/>
     <w:p>
       <w:pPr>
         <w:pStyle w:val="berschrift5"/>
@@ -3098,7 +3346,7 @@
         <w:pStyle w:val="Compact"/>
         <w:numPr>
           <w:ilvl w:val="0"/>
-          <w:numId w:val="1015"/>
+          <w:numId w:val="1016"/>
         </w:numPr>
       </w:pPr>
       <w:r>
@@ -3108,23 +3356,23 @@
         <w:rPr>
           <w:rStyle w:val="Funotenzeichen"/>
         </w:rPr>
-        <w:footnoteReference w:id="73"/>
-      </w:r>
-    </w:p>
-    <w:p>
-      <w:pPr>
-        <w:pStyle w:val="Compact"/>
-        <w:numPr>
-          <w:ilvl w:val="0"/>
-          <w:numId w:val="1015"/>
+        <w:footnoteReference w:id="74"/>
+      </w:r>
+    </w:p>
+    <w:p>
+      <w:pPr>
+        <w:pStyle w:val="Compact"/>
+        <w:numPr>
+          <w:ilvl w:val="0"/>
+          <w:numId w:val="1016"/>
         </w:numPr>
       </w:pPr>
       <w:r>
         <w:t xml:space="preserve">Orbit data source (e.g., predicted, definite, precise, downlinked, etc.)</w:t>
       </w:r>
     </w:p>
-    <w:bookmarkEnd w:id="74"/>
-    <w:bookmarkStart w:id="75" w:name="goal-requirements-10"/>
+    <w:bookmarkEnd w:id="75"/>
+    <w:bookmarkStart w:id="76" w:name="goal-requirements-10"/>
     <w:p>
       <w:pPr>
         <w:pStyle w:val="berschrift5"/>
@@ -3146,7 +3394,7 @@
         <w:pStyle w:val="Compact"/>
         <w:numPr>
           <w:ilvl w:val="0"/>
-          <w:numId w:val="1016"/>
+          <w:numId w:val="1017"/>
         </w:numPr>
       </w:pPr>
       <w:r>
@@ -3158,7 +3406,7 @@
         <w:pStyle w:val="Compact"/>
         <w:numPr>
           <w:ilvl w:val="0"/>
-          <w:numId w:val="1016"/>
+          <w:numId w:val="1017"/>
         </w:numPr>
       </w:pPr>
       <w:r>
@@ -3170,15 +3418,15 @@
         <w:pStyle w:val="Compact"/>
         <w:numPr>
           <w:ilvl w:val="0"/>
-          <w:numId w:val="1016"/>
+          <w:numId w:val="1017"/>
         </w:numPr>
       </w:pPr>
       <w:r>
         <w:t xml:space="preserve">Platform (mean) altitude</w:t>
       </w:r>
     </w:p>
-    <w:bookmarkEnd w:id="75"/>
-    <w:bookmarkStart w:id="76" w:name="assessment-10"/>
+    <w:bookmarkEnd w:id="76"/>
+    <w:bookmarkStart w:id="77" w:name="assessment-10"/>
     <w:p>
       <w:pPr>
         <w:pStyle w:val="berschrift5"/>
@@ -3192,7 +3440,7 @@
         <w:pStyle w:val="Compact"/>
         <w:numPr>
           <w:ilvl w:val="0"/>
-          <w:numId w:val="1017"/>
+          <w:numId w:val="1018"/>
         </w:numPr>
       </w:pPr>
       <w:r>
@@ -3204,7 +3452,7 @@
         <w:pStyle w:val="Compact"/>
         <w:numPr>
           <w:ilvl w:val="0"/>
-          <w:numId w:val="1017"/>
+          <w:numId w:val="1018"/>
         </w:numPr>
       </w:pPr>
       <w:r>
@@ -3216,7 +3464,7 @@
         <w:pStyle w:val="Compact"/>
         <w:numPr>
           <w:ilvl w:val="0"/>
-          <w:numId w:val="1017"/>
+          <w:numId w:val="1018"/>
         </w:numPr>
       </w:pPr>
       <w:r>
@@ -3228,7 +3476,7 @@
         <w:pStyle w:val="Compact"/>
         <w:numPr>
           <w:ilvl w:val="0"/>
-          <w:numId w:val="1017"/>
+          <w:numId w:val="1018"/>
         </w:numPr>
       </w:pPr>
       <w:r>
@@ -3242,9 +3490,9 @@
         </w:pict>
       </w:r>
     </w:p>
-    <w:bookmarkEnd w:id="76"/>
     <w:bookmarkEnd w:id="77"/>
-    <w:bookmarkStart w:id="81" w:name="sec:src-prcpar"/>
+    <w:bookmarkEnd w:id="78"/>
+    <w:bookmarkStart w:id="82" w:name="sec:src-prcpar"/>
     <w:p>
       <w:pPr>
         <w:pStyle w:val="berschrift4"/>
@@ -3279,7 +3527,7 @@
         <w:t xml:space="preserve">src-prcpar</w:t>
       </w:r>
     </w:p>
-    <w:bookmarkStart w:id="78" w:name="threshold-requirements-11"/>
+    <w:bookmarkStart w:id="79" w:name="threshold-requirements-11"/>
     <w:p>
       <w:pPr>
         <w:pStyle w:val="berschrift5"/>
@@ -3301,7 +3549,7 @@
         <w:pStyle w:val="Compact"/>
         <w:numPr>
           <w:ilvl w:val="0"/>
-          <w:numId w:val="1018"/>
+          <w:numId w:val="1019"/>
         </w:numPr>
       </w:pPr>
       <w:r>
@@ -3313,7 +3561,7 @@
         <w:pStyle w:val="Compact"/>
         <w:numPr>
           <w:ilvl w:val="0"/>
-          <w:numId w:val="1018"/>
+          <w:numId w:val="1019"/>
         </w:numPr>
       </w:pPr>
       <w:r>
@@ -3325,7 +3573,7 @@
         <w:pStyle w:val="Compact"/>
         <w:numPr>
           <w:ilvl w:val="0"/>
-          <w:numId w:val="1018"/>
+          <w:numId w:val="1019"/>
         </w:numPr>
       </w:pPr>
       <w:r>
@@ -3337,7 +3585,7 @@
         <w:pStyle w:val="Compact"/>
         <w:numPr>
           <w:ilvl w:val="0"/>
-          <w:numId w:val="1018"/>
+          <w:numId w:val="1019"/>
         </w:numPr>
       </w:pPr>
       <w:r>
@@ -3349,7 +3597,7 @@
         <w:pStyle w:val="Compact"/>
         <w:numPr>
           <w:ilvl w:val="0"/>
-          <w:numId w:val="1018"/>
+          <w:numId w:val="1019"/>
         </w:numPr>
       </w:pPr>
       <w:r>
@@ -3361,7 +3609,7 @@
         <w:pStyle w:val="Compact"/>
         <w:numPr>
           <w:ilvl w:val="0"/>
-          <w:numId w:val="1018"/>
+          <w:numId w:val="1019"/>
         </w:numPr>
       </w:pPr>
       <w:r>
@@ -3373,15 +3621,15 @@
         <w:pStyle w:val="Compact"/>
         <w:numPr>
           <w:ilvl w:val="0"/>
-          <w:numId w:val="1018"/>
+          <w:numId w:val="1019"/>
         </w:numPr>
       </w:pPr>
       <w:r>
         <w:t xml:space="preserve">Range number of looks (separate values for each beam, as necessary)</w:t>
       </w:r>
     </w:p>
-    <w:bookmarkEnd w:id="78"/>
-    <w:bookmarkStart w:id="79" w:name="goal-requirements-11"/>
+    <w:bookmarkEnd w:id="79"/>
+    <w:bookmarkStart w:id="80" w:name="goal-requirements-11"/>
     <w:p>
       <w:pPr>
         <w:pStyle w:val="berschrift5"/>
@@ -3398,8 +3646,8 @@
         <w:t xml:space="preserve">As threshold, plus additional relevant processing parameters, e.g., range- and azimuth look bandwidth and LUT applied.</w:t>
       </w:r>
     </w:p>
-    <w:bookmarkEnd w:id="79"/>
-    <w:bookmarkStart w:id="80" w:name="assessment-11"/>
+    <w:bookmarkEnd w:id="80"/>
+    <w:bookmarkStart w:id="81" w:name="assessment-11"/>
     <w:p>
       <w:pPr>
         <w:pStyle w:val="berschrift5"/>
@@ -3413,7 +3661,7 @@
         <w:pStyle w:val="Compact"/>
         <w:numPr>
           <w:ilvl w:val="0"/>
-          <w:numId w:val="1019"/>
+          <w:numId w:val="1020"/>
         </w:numPr>
       </w:pPr>
       <w:r>
@@ -3425,7 +3673,7 @@
         <w:pStyle w:val="Compact"/>
         <w:numPr>
           <w:ilvl w:val="0"/>
-          <w:numId w:val="1019"/>
+          <w:numId w:val="1020"/>
         </w:numPr>
       </w:pPr>
       <w:r>
@@ -3437,7 +3685,7 @@
         <w:pStyle w:val="Compact"/>
         <w:numPr>
           <w:ilvl w:val="0"/>
-          <w:numId w:val="1019"/>
+          <w:numId w:val="1020"/>
         </w:numPr>
       </w:pPr>
       <w:r>
@@ -3449,7 +3697,7 @@
         <w:pStyle w:val="Compact"/>
         <w:numPr>
           <w:ilvl w:val="0"/>
-          <w:numId w:val="1019"/>
+          <w:numId w:val="1020"/>
         </w:numPr>
       </w:pPr>
       <w:r>
@@ -3463,9 +3711,9 @@
         </w:pict>
       </w:r>
     </w:p>
-    <w:bookmarkEnd w:id="80"/>
     <w:bookmarkEnd w:id="81"/>
-    <w:bookmarkStart w:id="85" w:name="sec:src-imgatt"/>
+    <w:bookmarkEnd w:id="82"/>
+    <w:bookmarkStart w:id="86" w:name="sec:src-imgatt"/>
     <w:p>
       <w:pPr>
         <w:pStyle w:val="berschrift4"/>
@@ -3500,7 +3748,7 @@
         <w:t xml:space="preserve">src-imgatt</w:t>
       </w:r>
     </w:p>
-    <w:bookmarkStart w:id="82" w:name="threshold-requirements-12"/>
+    <w:bookmarkStart w:id="83" w:name="threshold-requirements-12"/>
     <w:p>
       <w:pPr>
         <w:pStyle w:val="berschrift5"/>
@@ -3522,7 +3770,7 @@
         <w:pStyle w:val="Compact"/>
         <w:numPr>
           <w:ilvl w:val="0"/>
-          <w:numId w:val="1020"/>
+          <w:numId w:val="1021"/>
         </w:numPr>
       </w:pPr>
       <w:r>
@@ -3534,7 +3782,7 @@
         <w:pStyle w:val="Compact"/>
         <w:numPr>
           <w:ilvl w:val="0"/>
-          <w:numId w:val="1020"/>
+          <w:numId w:val="1021"/>
         </w:numPr>
       </w:pPr>
       <w:r>
@@ -3546,7 +3794,7 @@
         <w:pStyle w:val="Compact"/>
         <w:numPr>
           <w:ilvl w:val="0"/>
-          <w:numId w:val="1020"/>
+          <w:numId w:val="1021"/>
         </w:numPr>
       </w:pPr>
       <w:r>
@@ -3558,7 +3806,7 @@
         <w:pStyle w:val="Compact"/>
         <w:numPr>
           <w:ilvl w:val="0"/>
-          <w:numId w:val="1020"/>
+          <w:numId w:val="1021"/>
         </w:numPr>
       </w:pPr>
       <w:r>
@@ -3570,7 +3818,7 @@
         <w:pStyle w:val="Compact"/>
         <w:numPr>
           <w:ilvl w:val="0"/>
-          <w:numId w:val="1020"/>
+          <w:numId w:val="1021"/>
         </w:numPr>
       </w:pPr>
       <w:r>
@@ -3582,7 +3830,7 @@
         <w:pStyle w:val="Compact"/>
         <w:numPr>
           <w:ilvl w:val="0"/>
-          <w:numId w:val="1020"/>
+          <w:numId w:val="1021"/>
         </w:numPr>
       </w:pPr>
       <w:r>
@@ -3594,15 +3842,15 @@
         <w:pStyle w:val="Compact"/>
         <w:numPr>
           <w:ilvl w:val="0"/>
-          <w:numId w:val="1020"/>
+          <w:numId w:val="1021"/>
         </w:numPr>
       </w:pPr>
       <w:r>
         <w:t xml:space="preserve">Far range incident angle</w:t>
       </w:r>
     </w:p>
-    <w:bookmarkEnd w:id="82"/>
-    <w:bookmarkStart w:id="83" w:name="goal-requirements-12"/>
+    <w:bookmarkEnd w:id="83"/>
+    <w:bookmarkStart w:id="84" w:name="goal-requirements-12"/>
     <w:p>
       <w:pPr>
         <w:pStyle w:val="berschrift5"/>
@@ -3619,8 +3867,8 @@
         <w:t xml:space="preserve">Geometry of the image footprint expressed in WGS84 in a standardised format (e.g., WKT).</w:t>
       </w:r>
     </w:p>
-    <w:bookmarkEnd w:id="83"/>
-    <w:bookmarkStart w:id="84" w:name="assessment-12"/>
+    <w:bookmarkEnd w:id="84"/>
+    <w:bookmarkStart w:id="85" w:name="assessment-12"/>
     <w:p>
       <w:pPr>
         <w:pStyle w:val="berschrift5"/>
@@ -3634,7 +3882,7 @@
         <w:pStyle w:val="Compact"/>
         <w:numPr>
           <w:ilvl w:val="0"/>
-          <w:numId w:val="1021"/>
+          <w:numId w:val="1022"/>
         </w:numPr>
       </w:pPr>
       <w:r>
@@ -3646,7 +3894,7 @@
         <w:pStyle w:val="Compact"/>
         <w:numPr>
           <w:ilvl w:val="0"/>
-          <w:numId w:val="1021"/>
+          <w:numId w:val="1022"/>
         </w:numPr>
       </w:pPr>
       <w:r>
@@ -3658,7 +3906,7 @@
         <w:pStyle w:val="Compact"/>
         <w:numPr>
           <w:ilvl w:val="0"/>
-          <w:numId w:val="1021"/>
+          <w:numId w:val="1022"/>
         </w:numPr>
       </w:pPr>
       <w:r>
@@ -3670,7 +3918,7 @@
         <w:pStyle w:val="Compact"/>
         <w:numPr>
           <w:ilvl w:val="0"/>
-          <w:numId w:val="1021"/>
+          <w:numId w:val="1022"/>
         </w:numPr>
       </w:pPr>
       <w:r>
@@ -3684,9 +3932,9 @@
         </w:pict>
       </w:r>
     </w:p>
-    <w:bookmarkEnd w:id="84"/>
     <w:bookmarkEnd w:id="85"/>
-    <w:bookmarkStart w:id="89" w:name="sec:src-scasar"/>
+    <w:bookmarkEnd w:id="86"/>
+    <w:bookmarkStart w:id="90" w:name="sec:src-scasar"/>
     <w:p>
       <w:pPr>
         <w:pStyle w:val="berschrift4"/>
@@ -3721,7 +3969,7 @@
         <w:t xml:space="preserve">src-scasar</w:t>
       </w:r>
     </w:p>
-    <w:bookmarkStart w:id="86" w:name="threshold-requirements-13"/>
+    <w:bookmarkStart w:id="87" w:name="threshold-requirements-13"/>
     <w:p>
       <w:pPr>
         <w:pStyle w:val="berschrift5"/>
@@ -3741,8 +3989,8 @@
         <w:t xml:space="preserve"> </w:t>
       </w:r>
     </w:p>
-    <w:bookmarkEnd w:id="86"/>
-    <w:bookmarkStart w:id="87" w:name="goal-requirements-13"/>
+    <w:bookmarkEnd w:id="87"/>
+    <w:bookmarkStart w:id="88" w:name="goal-requirements-13"/>
     <w:p>
       <w:pPr>
         <w:pStyle w:val="berschrift5"/>
@@ -3765,8 +4013,8 @@
         <w:t xml:space="preserve">Ideally this would support machine-to-machine access.</w:t>
       </w:r>
     </w:p>
-    <w:bookmarkEnd w:id="87"/>
-    <w:bookmarkStart w:id="88" w:name="assessment-13"/>
+    <w:bookmarkEnd w:id="88"/>
+    <w:bookmarkStart w:id="89" w:name="assessment-13"/>
     <w:p>
       <w:pPr>
         <w:pStyle w:val="berschrift5"/>
@@ -3780,7 +4028,7 @@
         <w:pStyle w:val="Compact"/>
         <w:numPr>
           <w:ilvl w:val="0"/>
-          <w:numId w:val="1022"/>
+          <w:numId w:val="1023"/>
         </w:numPr>
       </w:pPr>
       <w:r>
@@ -3792,7 +4040,7 @@
         <w:pStyle w:val="Compact"/>
         <w:numPr>
           <w:ilvl w:val="0"/>
-          <w:numId w:val="1022"/>
+          <w:numId w:val="1023"/>
         </w:numPr>
       </w:pPr>
       <w:r>
@@ -3804,7 +4052,7 @@
         <w:pStyle w:val="Compact"/>
         <w:numPr>
           <w:ilvl w:val="0"/>
-          <w:numId w:val="1022"/>
+          <w:numId w:val="1023"/>
         </w:numPr>
       </w:pPr>
       <w:r>
@@ -3816,7 +4064,7 @@
         <w:pStyle w:val="Compact"/>
         <w:numPr>
           <w:ilvl w:val="0"/>
-          <w:numId w:val="1022"/>
+          <w:numId w:val="1023"/>
         </w:numPr>
       </w:pPr>
       <w:r>
@@ -3830,9 +4078,9 @@
         </w:pict>
       </w:r>
     </w:p>
-    <w:bookmarkEnd w:id="88"/>
     <w:bookmarkEnd w:id="89"/>
-    <w:bookmarkStart w:id="93" w:name="sec:src-prfind"/>
+    <w:bookmarkEnd w:id="90"/>
+    <w:bookmarkStart w:id="94" w:name="sec:src-prfind"/>
     <w:p>
       <w:pPr>
         <w:pStyle w:val="berschrift4"/>
@@ -3867,7 +4115,7 @@
         <w:t xml:space="preserve">src-prfind</w:t>
       </w:r>
     </w:p>
-    <w:bookmarkStart w:id="90" w:name="threshold-requirements-14"/>
+    <w:bookmarkStart w:id="91" w:name="threshold-requirements-14"/>
     <w:p>
       <w:pPr>
         <w:pStyle w:val="berschrift5"/>
@@ -3990,8 +4238,8 @@
         <w:t xml:space="preserve">Values do not need to be estimated individually for each product, but may be estimated once for each acquisition mode, and annotated on all products.</w:t>
       </w:r>
     </w:p>
-    <w:bookmarkEnd w:id="90"/>
-    <w:bookmarkStart w:id="91" w:name="goal-requirements-14"/>
+    <w:bookmarkEnd w:id="91"/>
+    <w:bookmarkStart w:id="92" w:name="goal-requirements-14"/>
     <w:p>
       <w:pPr>
         <w:pStyle w:val="berschrift5"/>
@@ -4008,8 +4256,8 @@
         <w:t xml:space="preserve">Provide additional relevant performance indicators (e.g., ENL, PSLR, ISLR, and performance reference DOI or URL).</w:t>
       </w:r>
     </w:p>
-    <w:bookmarkEnd w:id="91"/>
-    <w:bookmarkStart w:id="92" w:name="assessment-14"/>
+    <w:bookmarkEnd w:id="92"/>
+    <w:bookmarkStart w:id="93" w:name="assessment-14"/>
     <w:p>
       <w:pPr>
         <w:pStyle w:val="berschrift5"/>
@@ -4023,7 +4271,7 @@
         <w:pStyle w:val="Compact"/>
         <w:numPr>
           <w:ilvl w:val="0"/>
-          <w:numId w:val="1023"/>
+          <w:numId w:val="1024"/>
         </w:numPr>
       </w:pPr>
       <w:r>
@@ -4035,7 +4283,7 @@
         <w:pStyle w:val="Compact"/>
         <w:numPr>
           <w:ilvl w:val="0"/>
-          <w:numId w:val="1023"/>
+          <w:numId w:val="1024"/>
         </w:numPr>
       </w:pPr>
       <w:r>
@@ -4047,7 +4295,7 @@
         <w:pStyle w:val="Compact"/>
         <w:numPr>
           <w:ilvl w:val="0"/>
-          <w:numId w:val="1023"/>
+          <w:numId w:val="1024"/>
         </w:numPr>
       </w:pPr>
       <w:r>
@@ -4059,7 +4307,7 @@
         <w:pStyle w:val="Compact"/>
         <w:numPr>
           <w:ilvl w:val="0"/>
-          <w:numId w:val="1023"/>
+          <w:numId w:val="1024"/>
         </w:numPr>
       </w:pPr>
       <w:r>
@@ -4073,9 +4321,9 @@
         </w:pict>
       </w:r>
     </w:p>
-    <w:bookmarkEnd w:id="92"/>
     <w:bookmarkEnd w:id="93"/>
-    <w:bookmarkStart w:id="97" w:name="sec:src-polcal"/>
+    <w:bookmarkEnd w:id="94"/>
+    <w:bookmarkStart w:id="98" w:name="sec:src-polcal"/>
     <w:p>
       <w:pPr>
         <w:pStyle w:val="berschrift4"/>
@@ -4110,7 +4358,7 @@
         <w:t xml:space="preserve">src-polcal</w:t>
       </w:r>
     </w:p>
-    <w:bookmarkStart w:id="94" w:name="threshold-requirements-15"/>
+    <w:bookmarkStart w:id="95" w:name="threshold-requirements-15"/>
     <w:p>
       <w:pPr>
         <w:pStyle w:val="berschrift5"/>
@@ -4130,8 +4378,8 @@
         <w:t xml:space="preserve"> </w:t>
       </w:r>
     </w:p>
-    <w:bookmarkEnd w:id="94"/>
-    <w:bookmarkStart w:id="95" w:name="goal-requirements-15"/>
+    <w:bookmarkEnd w:id="95"/>
+    <w:bookmarkStart w:id="96" w:name="goal-requirements-15"/>
     <w:p>
       <w:pPr>
         <w:pStyle w:val="berschrift5"/>
@@ -4148,8 +4396,8 @@
         <w:t xml:space="preserve">The complex-valued polarimetric distortion matrices with the channel imbalance and the cross-talk applied for the polarimetric calibration.</w:t>
       </w:r>
     </w:p>
-    <w:bookmarkEnd w:id="95"/>
-    <w:bookmarkStart w:id="96" w:name="assessment-15"/>
+    <w:bookmarkEnd w:id="96"/>
+    <w:bookmarkStart w:id="97" w:name="assessment-15"/>
     <w:p>
       <w:pPr>
         <w:pStyle w:val="berschrift5"/>
@@ -4163,7 +4411,7 @@
         <w:pStyle w:val="Compact"/>
         <w:numPr>
           <w:ilvl w:val="0"/>
-          <w:numId w:val="1024"/>
+          <w:numId w:val="1025"/>
         </w:numPr>
       </w:pPr>
       <w:r>
@@ -4175,7 +4423,7 @@
         <w:pStyle w:val="Compact"/>
         <w:numPr>
           <w:ilvl w:val="0"/>
-          <w:numId w:val="1024"/>
+          <w:numId w:val="1025"/>
         </w:numPr>
       </w:pPr>
       <w:r>
@@ -4187,7 +4435,7 @@
         <w:pStyle w:val="Compact"/>
         <w:numPr>
           <w:ilvl w:val="0"/>
-          <w:numId w:val="1024"/>
+          <w:numId w:val="1025"/>
         </w:numPr>
       </w:pPr>
       <w:r>
@@ -4199,7 +4447,7 @@
         <w:pStyle w:val="Compact"/>
         <w:numPr>
           <w:ilvl w:val="0"/>
-          <w:numId w:val="1024"/>
+          <w:numId w:val="1025"/>
         </w:numPr>
       </w:pPr>
       <w:r>
@@ -4213,9 +4461,9 @@
         </w:pict>
       </w:r>
     </w:p>
-    <w:bookmarkEnd w:id="96"/>
     <w:bookmarkEnd w:id="97"/>
-    <w:bookmarkStart w:id="101" w:name="sec:src-mfrang"/>
+    <w:bookmarkEnd w:id="98"/>
+    <w:bookmarkStart w:id="102" w:name="sec:src-mfrang"/>
     <w:p>
       <w:pPr>
         <w:pStyle w:val="berschrift4"/>
@@ -4250,7 +4498,7 @@
         <w:t xml:space="preserve">src-mfrang</w:t>
       </w:r>
     </w:p>
-    <w:bookmarkStart w:id="98" w:name="threshold-requirements-16"/>
+    <w:bookmarkStart w:id="99" w:name="threshold-requirements-16"/>
     <w:p>
       <w:pPr>
         <w:pStyle w:val="berschrift5"/>
@@ -4270,8 +4518,8 @@
         <w:t xml:space="preserve"> </w:t>
       </w:r>
     </w:p>
-    <w:bookmarkEnd w:id="98"/>
-    <w:bookmarkStart w:id="99" w:name="goal-requirements-16"/>
+    <w:bookmarkEnd w:id="99"/>
+    <w:bookmarkStart w:id="100" w:name="goal-requirements-16"/>
     <w:p>
       <w:pPr>
         <w:pStyle w:val="berschrift5"/>
@@ -4288,8 +4536,8 @@
         <w:t xml:space="preserve">The mean Faraday rotation angle estimated from the polarimetric data and/or from models with reference to the method or paper used to derive the estimate.</w:t>
       </w:r>
     </w:p>
-    <w:bookmarkEnd w:id="99"/>
-    <w:bookmarkStart w:id="100" w:name="assessment-16"/>
+    <w:bookmarkEnd w:id="100"/>
+    <w:bookmarkStart w:id="101" w:name="assessment-16"/>
     <w:p>
       <w:pPr>
         <w:pStyle w:val="berschrift5"/>
@@ -4303,7 +4551,7 @@
         <w:pStyle w:val="Compact"/>
         <w:numPr>
           <w:ilvl w:val="0"/>
-          <w:numId w:val="1025"/>
+          <w:numId w:val="1026"/>
         </w:numPr>
       </w:pPr>
       <w:r>
@@ -4315,7 +4563,7 @@
         <w:pStyle w:val="Compact"/>
         <w:numPr>
           <w:ilvl w:val="0"/>
-          <w:numId w:val="1025"/>
+          <w:numId w:val="1026"/>
         </w:numPr>
       </w:pPr>
       <w:r>
@@ -4327,7 +4575,7 @@
         <w:pStyle w:val="Compact"/>
         <w:numPr>
           <w:ilvl w:val="0"/>
-          <w:numId w:val="1025"/>
+          <w:numId w:val="1026"/>
         </w:numPr>
       </w:pPr>
       <w:r>
@@ -4339,7 +4587,7 @@
         <w:pStyle w:val="Compact"/>
         <w:numPr>
           <w:ilvl w:val="0"/>
-          <w:numId w:val="1025"/>
+          <w:numId w:val="1026"/>
         </w:numPr>
       </w:pPr>
       <w:r>
@@ -4353,9 +4601,9 @@
         </w:pict>
       </w:r>
     </w:p>
-    <w:bookmarkEnd w:id="100"/>
     <w:bookmarkEnd w:id="101"/>
-    <w:bookmarkStart w:id="105" w:name="sec:src-ionind"/>
+    <w:bookmarkEnd w:id="102"/>
+    <w:bookmarkStart w:id="106" w:name="sec:src-ionind"/>
     <w:p>
       <w:pPr>
         <w:pStyle w:val="berschrift4"/>
@@ -4390,7 +4638,7 @@
         <w:t xml:space="preserve">src-ionind</w:t>
       </w:r>
     </w:p>
-    <w:bookmarkStart w:id="102" w:name="threshold-requirements-17"/>
+    <w:bookmarkStart w:id="103" w:name="threshold-requirements-17"/>
     <w:p>
       <w:pPr>
         <w:pStyle w:val="berschrift5"/>
@@ -4410,8 +4658,8 @@
         <w:t xml:space="preserve"> </w:t>
       </w:r>
     </w:p>
-    <w:bookmarkEnd w:id="102"/>
-    <w:bookmarkStart w:id="103" w:name="goal-requirements-17"/>
+    <w:bookmarkEnd w:id="103"/>
+    <w:bookmarkStart w:id="104" w:name="goal-requirements-17"/>
     <w:p>
       <w:pPr>
         <w:pStyle w:val="berschrift5"/>
@@ -4446,8 +4694,8 @@
         <w:t xml:space="preserve">Significant impact would imply that the ionospheric impact on the backscatter exceeds the radiometric calibration requirement or goal for the imagery.</w:t>
       </w:r>
     </w:p>
-    <w:bookmarkEnd w:id="103"/>
-    <w:bookmarkStart w:id="104" w:name="assessment-17"/>
+    <w:bookmarkEnd w:id="104"/>
+    <w:bookmarkStart w:id="105" w:name="assessment-17"/>
     <w:p>
       <w:pPr>
         <w:pStyle w:val="berschrift5"/>
@@ -4461,7 +4709,7 @@
         <w:pStyle w:val="Compact"/>
         <w:numPr>
           <w:ilvl w:val="0"/>
-          <w:numId w:val="1026"/>
+          <w:numId w:val="1027"/>
         </w:numPr>
       </w:pPr>
       <w:r>
@@ -4473,7 +4721,7 @@
         <w:pStyle w:val="Compact"/>
         <w:numPr>
           <w:ilvl w:val="0"/>
-          <w:numId w:val="1026"/>
+          <w:numId w:val="1027"/>
         </w:numPr>
       </w:pPr>
       <w:r>
@@ -4485,7 +4733,7 @@
         <w:pStyle w:val="Compact"/>
         <w:numPr>
           <w:ilvl w:val="0"/>
-          <w:numId w:val="1026"/>
+          <w:numId w:val="1027"/>
         </w:numPr>
       </w:pPr>
       <w:r>
@@ -4497,17 +4745,17 @@
         <w:pStyle w:val="Compact"/>
         <w:numPr>
           <w:ilvl w:val="0"/>
-          <w:numId w:val="1026"/>
+          <w:numId w:val="1027"/>
         </w:numPr>
       </w:pPr>
       <w:r>
         <w:t xml:space="preserve">Recommended Requirement Modification:</w:t>
       </w:r>
     </w:p>
-    <w:bookmarkEnd w:id="104"/>
     <w:bookmarkEnd w:id="105"/>
     <w:bookmarkEnd w:id="106"/>
-    <w:bookmarkStart w:id="155" w:name="sec:prd"/>
+    <w:bookmarkEnd w:id="107"/>
+    <w:bookmarkStart w:id="156" w:name="sec:prd"/>
     <w:p>
       <w:pPr>
         <w:pStyle w:val="berschrift3"/>
@@ -4533,7 +4781,7 @@
         <w:t xml:space="preserve">Information related to the CEOS-ARD product generation procedure and geographic parameters.</w:t>
       </w:r>
     </w:p>
-    <w:bookmarkStart w:id="110" w:name="sec:prd-dacprd"/>
+    <w:bookmarkStart w:id="111" w:name="sec:prd-dacprd"/>
     <w:p>
       <w:pPr>
         <w:pStyle w:val="berschrift4"/>
@@ -4568,7 +4816,7 @@
         <w:t xml:space="preserve">prd-dacprd</w:t>
       </w:r>
     </w:p>
-    <w:bookmarkStart w:id="107" w:name="threshold-requirements-18"/>
+    <w:bookmarkStart w:id="108" w:name="threshold-requirements-18"/>
     <w:p>
       <w:pPr>
         <w:pStyle w:val="berschrift5"/>
@@ -4590,7 +4838,7 @@
         <w:pStyle w:val="Compact"/>
         <w:numPr>
           <w:ilvl w:val="0"/>
-          <w:numId w:val="1027"/>
+          <w:numId w:val="1028"/>
         </w:numPr>
       </w:pPr>
       <w:r>
@@ -4602,7 +4850,7 @@
         <w:pStyle w:val="Compact"/>
         <w:numPr>
           <w:ilvl w:val="0"/>
-          <w:numId w:val="1027"/>
+          <w:numId w:val="1028"/>
         </w:numPr>
       </w:pPr>
       <w:r>
@@ -4614,7 +4862,7 @@
         <w:pStyle w:val="Compact"/>
         <w:numPr>
           <w:ilvl w:val="0"/>
-          <w:numId w:val="1027"/>
+          <w:numId w:val="1028"/>
         </w:numPr>
       </w:pPr>
       <w:r>
@@ -4626,15 +4874,15 @@
         <w:pStyle w:val="Compact"/>
         <w:numPr>
           <w:ilvl w:val="0"/>
-          <w:numId w:val="1027"/>
+          <w:numId w:val="1028"/>
         </w:numPr>
       </w:pPr>
       <w:r>
         <w:t xml:space="preserve">Location from where CEOS-ARD product can be retrieved, expressed as a URL or DOI.</w:t>
       </w:r>
     </w:p>
-    <w:bookmarkEnd w:id="107"/>
-    <w:bookmarkStart w:id="108" w:name="goal-requirements-18"/>
+    <w:bookmarkEnd w:id="108"/>
+    <w:bookmarkStart w:id="109" w:name="goal-requirements-18"/>
     <w:p>
       <w:pPr>
         <w:pStyle w:val="berschrift5"/>
@@ -4651,8 +4899,8 @@
         <w:t xml:space="preserve">The metadata identifies an online location from where the data can be consistently and reliably retrieved by a computer algorithm without any manual intervention being required.</w:t>
       </w:r>
     </w:p>
-    <w:bookmarkEnd w:id="108"/>
-    <w:bookmarkStart w:id="109" w:name="assessment-18"/>
+    <w:bookmarkEnd w:id="109"/>
+    <w:bookmarkStart w:id="110" w:name="assessment-18"/>
     <w:p>
       <w:pPr>
         <w:pStyle w:val="berschrift5"/>
@@ -4666,7 +4914,7 @@
         <w:pStyle w:val="Compact"/>
         <w:numPr>
           <w:ilvl w:val="0"/>
-          <w:numId w:val="1028"/>
+          <w:numId w:val="1029"/>
         </w:numPr>
       </w:pPr>
       <w:r>
@@ -4678,7 +4926,7 @@
         <w:pStyle w:val="Compact"/>
         <w:numPr>
           <w:ilvl w:val="0"/>
-          <w:numId w:val="1028"/>
+          <w:numId w:val="1029"/>
         </w:numPr>
       </w:pPr>
       <w:r>
@@ -4690,7 +4938,7 @@
         <w:pStyle w:val="Compact"/>
         <w:numPr>
           <w:ilvl w:val="0"/>
-          <w:numId w:val="1028"/>
+          <w:numId w:val="1029"/>
         </w:numPr>
       </w:pPr>
       <w:r>
@@ -4702,7 +4950,7 @@
         <w:pStyle w:val="Compact"/>
         <w:numPr>
           <w:ilvl w:val="0"/>
-          <w:numId w:val="1028"/>
+          <w:numId w:val="1029"/>
         </w:numPr>
       </w:pPr>
       <w:r>
@@ -4716,9 +4964,9 @@
         </w:pict>
       </w:r>
     </w:p>
-    <w:bookmarkEnd w:id="109"/>
     <w:bookmarkEnd w:id="110"/>
-    <w:bookmarkStart w:id="114" w:name="sec:prd-auxdat"/>
+    <w:bookmarkEnd w:id="111"/>
+    <w:bookmarkStart w:id="115" w:name="sec:prd-auxdat"/>
     <w:p>
       <w:pPr>
         <w:pStyle w:val="berschrift4"/>
@@ -4753,7 +5001,7 @@
         <w:t xml:space="preserve">prd-auxdat</w:t>
       </w:r>
     </w:p>
-    <w:bookmarkStart w:id="111" w:name="threshold-requirements-19"/>
+    <w:bookmarkStart w:id="112" w:name="threshold-requirements-19"/>
     <w:p>
       <w:pPr>
         <w:pStyle w:val="berschrift5"/>
@@ -4773,8 +5021,8 @@
         <w:t xml:space="preserve"> </w:t>
       </w:r>
     </w:p>
-    <w:bookmarkEnd w:id="111"/>
-    <w:bookmarkStart w:id="112" w:name="goal-requirements-19"/>
+    <w:bookmarkEnd w:id="112"/>
+    <w:bookmarkStart w:id="113" w:name="goal-requirements-19"/>
     <w:p>
       <w:pPr>
         <w:pStyle w:val="berschrift5"/>
@@ -4804,15 +5052,15 @@
         <w:pStyle w:val="Compact"/>
         <w:numPr>
           <w:ilvl w:val="0"/>
-          <w:numId w:val="1029"/>
+          <w:numId w:val="1030"/>
         </w:numPr>
       </w:pPr>
       <w:r>
         <w:t xml:space="preserve">Auxiliary data includes DEMs, etc., and any additional data sources used in the generation of the product.</w:t>
       </w:r>
     </w:p>
-    <w:bookmarkEnd w:id="112"/>
-    <w:bookmarkStart w:id="113" w:name="assessment-19"/>
+    <w:bookmarkEnd w:id="113"/>
+    <w:bookmarkStart w:id="114" w:name="assessment-19"/>
     <w:p>
       <w:pPr>
         <w:pStyle w:val="berschrift5"/>
@@ -4826,7 +5074,7 @@
         <w:pStyle w:val="Compact"/>
         <w:numPr>
           <w:ilvl w:val="0"/>
-          <w:numId w:val="1030"/>
+          <w:numId w:val="1031"/>
         </w:numPr>
       </w:pPr>
       <w:r>
@@ -4838,7 +5086,7 @@
         <w:pStyle w:val="Compact"/>
         <w:numPr>
           <w:ilvl w:val="0"/>
-          <w:numId w:val="1030"/>
+          <w:numId w:val="1031"/>
         </w:numPr>
       </w:pPr>
       <w:r>
@@ -4850,7 +5098,7 @@
         <w:pStyle w:val="Compact"/>
         <w:numPr>
           <w:ilvl w:val="0"/>
-          <w:numId w:val="1030"/>
+          <w:numId w:val="1031"/>
         </w:numPr>
       </w:pPr>
       <w:r>
@@ -4862,7 +5110,7 @@
         <w:pStyle w:val="Compact"/>
         <w:numPr>
           <w:ilvl w:val="0"/>
-          <w:numId w:val="1030"/>
+          <w:numId w:val="1031"/>
         </w:numPr>
       </w:pPr>
       <w:r>
@@ -4876,9 +5124,9 @@
         </w:pict>
       </w:r>
     </w:p>
-    <w:bookmarkEnd w:id="113"/>
     <w:bookmarkEnd w:id="114"/>
-    <w:bookmarkStart w:id="118" w:name="sec:prd-smpspc"/>
+    <w:bookmarkEnd w:id="115"/>
+    <w:bookmarkStart w:id="119" w:name="sec:prd-smpspc"/>
     <w:p>
       <w:pPr>
         <w:pStyle w:val="berschrift4"/>
@@ -4913,7 +5161,7 @@
         <w:t xml:space="preserve">prd-smpspc</w:t>
       </w:r>
     </w:p>
-    <w:bookmarkStart w:id="115" w:name="threshold-requirements-20"/>
+    <w:bookmarkStart w:id="116" w:name="threshold-requirements-20"/>
     <w:p>
       <w:pPr>
         <w:pStyle w:val="berschrift5"/>
@@ -4935,7 +5183,7 @@
         <w:pStyle w:val="Compact"/>
         <w:numPr>
           <w:ilvl w:val="0"/>
-          <w:numId w:val="1031"/>
+          <w:numId w:val="1032"/>
         </w:numPr>
       </w:pPr>
       <w:r>
@@ -4947,15 +5195,15 @@
         <w:pStyle w:val="Compact"/>
         <w:numPr>
           <w:ilvl w:val="0"/>
-          <w:numId w:val="1031"/>
+          <w:numId w:val="1032"/>
         </w:numPr>
       </w:pPr>
       <w:r>
         <w:t xml:space="preserve">Line (row) spacing</w:t>
       </w:r>
     </w:p>
-    <w:bookmarkEnd w:id="115"/>
-    <w:bookmarkStart w:id="116" w:name="goal-requirements-20"/>
+    <w:bookmarkEnd w:id="116"/>
+    <w:bookmarkStart w:id="117" w:name="goal-requirements-20"/>
     <w:p>
       <w:pPr>
         <w:pStyle w:val="berschrift5"/>
@@ -4975,8 +5223,8 @@
         <w:t xml:space="preserve"> </w:t>
       </w:r>
     </w:p>
-    <w:bookmarkEnd w:id="116"/>
-    <w:bookmarkStart w:id="117" w:name="assessment-20"/>
+    <w:bookmarkEnd w:id="117"/>
+    <w:bookmarkStart w:id="118" w:name="assessment-20"/>
     <w:p>
       <w:pPr>
         <w:pStyle w:val="berschrift5"/>
@@ -4990,7 +5238,7 @@
         <w:pStyle w:val="Compact"/>
         <w:numPr>
           <w:ilvl w:val="0"/>
-          <w:numId w:val="1032"/>
+          <w:numId w:val="1033"/>
         </w:numPr>
       </w:pPr>
       <w:r>
@@ -5002,7 +5250,7 @@
         <w:pStyle w:val="Compact"/>
         <w:numPr>
           <w:ilvl w:val="0"/>
-          <w:numId w:val="1032"/>
+          <w:numId w:val="1033"/>
         </w:numPr>
       </w:pPr>
       <w:r>
@@ -5014,7 +5262,7 @@
         <w:pStyle w:val="Compact"/>
         <w:numPr>
           <w:ilvl w:val="0"/>
-          <w:numId w:val="1032"/>
+          <w:numId w:val="1033"/>
         </w:numPr>
       </w:pPr>
       <w:r>
@@ -5026,7 +5274,7 @@
         <w:pStyle w:val="Compact"/>
         <w:numPr>
           <w:ilvl w:val="0"/>
-          <w:numId w:val="1032"/>
+          <w:numId w:val="1033"/>
         </w:numPr>
       </w:pPr>
       <w:r>
@@ -5040,9 +5288,9 @@
         </w:pict>
       </w:r>
     </w:p>
-    <w:bookmarkEnd w:id="117"/>
     <w:bookmarkEnd w:id="118"/>
-    <w:bookmarkStart w:id="122" w:name="sec:prd-resol"/>
+    <w:bookmarkEnd w:id="119"/>
+    <w:bookmarkStart w:id="123" w:name="sec:prd-resol"/>
     <w:p>
       <w:pPr>
         <w:pStyle w:val="berschrift4"/>
@@ -5077,7 +5325,7 @@
         <w:t xml:space="preserve">prd-resol</w:t>
       </w:r>
     </w:p>
-    <w:bookmarkStart w:id="119" w:name="threshold-requirements-21"/>
+    <w:bookmarkStart w:id="120" w:name="threshold-requirements-21"/>
     <w:p>
       <w:pPr>
         <w:pStyle w:val="berschrift5"/>
@@ -5097,8 +5345,8 @@
         <w:t xml:space="preserve"> </w:t>
       </w:r>
     </w:p>
-    <w:bookmarkEnd w:id="119"/>
-    <w:bookmarkStart w:id="120" w:name="goal-requirements-21"/>
+    <w:bookmarkEnd w:id="120"/>
+    <w:bookmarkStart w:id="121" w:name="goal-requirements-21"/>
     <w:p>
       <w:pPr>
         <w:pStyle w:val="berschrift5"/>
@@ -5120,7 +5368,7 @@
         <w:pStyle w:val="Compact"/>
         <w:numPr>
           <w:ilvl w:val="0"/>
-          <w:numId w:val="1033"/>
+          <w:numId w:val="1034"/>
         </w:numPr>
       </w:pPr>
       <w:r>
@@ -5132,15 +5380,15 @@
         <w:pStyle w:val="Compact"/>
         <w:numPr>
           <w:ilvl w:val="0"/>
-          <w:numId w:val="1033"/>
+          <w:numId w:val="1034"/>
         </w:numPr>
       </w:pPr>
       <w:r>
         <w:t xml:space="preserve">Rows</w:t>
       </w:r>
     </w:p>
-    <w:bookmarkEnd w:id="120"/>
-    <w:bookmarkStart w:id="121" w:name="assessment-21"/>
+    <w:bookmarkEnd w:id="121"/>
+    <w:bookmarkStart w:id="122" w:name="assessment-21"/>
     <w:p>
       <w:pPr>
         <w:pStyle w:val="berschrift5"/>
@@ -5154,7 +5402,7 @@
         <w:pStyle w:val="Compact"/>
         <w:numPr>
           <w:ilvl w:val="0"/>
-          <w:numId w:val="1034"/>
+          <w:numId w:val="1035"/>
         </w:numPr>
       </w:pPr>
       <w:r>
@@ -5166,7 +5414,7 @@
         <w:pStyle w:val="Compact"/>
         <w:numPr>
           <w:ilvl w:val="0"/>
-          <w:numId w:val="1034"/>
+          <w:numId w:val="1035"/>
         </w:numPr>
       </w:pPr>
       <w:r>
@@ -5178,7 +5426,7 @@
         <w:pStyle w:val="Compact"/>
         <w:numPr>
           <w:ilvl w:val="0"/>
-          <w:numId w:val="1034"/>
+          <w:numId w:val="1035"/>
         </w:numPr>
       </w:pPr>
       <w:r>
@@ -5190,7 +5438,7 @@
         <w:pStyle w:val="Compact"/>
         <w:numPr>
           <w:ilvl w:val="0"/>
-          <w:numId w:val="1034"/>
+          <w:numId w:val="1035"/>
         </w:numPr>
       </w:pPr>
       <w:r>
@@ -5204,9 +5452,9 @@
         </w:pict>
       </w:r>
     </w:p>
-    <w:bookmarkEnd w:id="121"/>
     <w:bookmarkEnd w:id="122"/>
-    <w:bookmarkStart w:id="126" w:name="sec:prd-geobx"/>
+    <w:bookmarkEnd w:id="123"/>
+    <w:bookmarkStart w:id="127" w:name="sec:prd-geobx"/>
     <w:p>
       <w:pPr>
         <w:pStyle w:val="berschrift4"/>
@@ -5241,7 +5489,7 @@
         <w:t xml:space="preserve">prd-geobx</w:t>
       </w:r>
     </w:p>
-    <w:bookmarkStart w:id="123" w:name="threshold-requirements-22"/>
+    <w:bookmarkStart w:id="124" w:name="threshold-requirements-22"/>
     <w:p>
       <w:pPr>
         <w:pStyle w:val="berschrift5"/>
@@ -5294,15 +5542,15 @@
         <w:pStyle w:val="Compact"/>
         <w:numPr>
           <w:ilvl w:val="0"/>
-          <w:numId w:val="1035"/>
+          <w:numId w:val="1036"/>
         </w:numPr>
       </w:pPr>
       <w:r>
         <w:t xml:space="preserve">Four corners of the product file are recommended for scenes crossing the Antemeridian, or the North or the South Pole.</w:t>
       </w:r>
     </w:p>
-    <w:bookmarkEnd w:id="123"/>
-    <w:bookmarkStart w:id="124" w:name="goal-requirements-22"/>
+    <w:bookmarkEnd w:id="124"/>
+    <w:bookmarkStart w:id="125" w:name="goal-requirements-22"/>
     <w:p>
       <w:pPr>
         <w:pStyle w:val="berschrift5"/>
@@ -5322,8 +5570,8 @@
         <w:t xml:space="preserve"> </w:t>
       </w:r>
     </w:p>
-    <w:bookmarkEnd w:id="124"/>
-    <w:bookmarkStart w:id="125" w:name="assessment-22"/>
+    <w:bookmarkEnd w:id="125"/>
+    <w:bookmarkStart w:id="126" w:name="assessment-22"/>
     <w:p>
       <w:pPr>
         <w:pStyle w:val="berschrift5"/>
@@ -5337,7 +5585,7 @@
         <w:pStyle w:val="Compact"/>
         <w:numPr>
           <w:ilvl w:val="0"/>
-          <w:numId w:val="1036"/>
+          <w:numId w:val="1037"/>
         </w:numPr>
       </w:pPr>
       <w:r>
@@ -5349,7 +5597,7 @@
         <w:pStyle w:val="Compact"/>
         <w:numPr>
           <w:ilvl w:val="0"/>
-          <w:numId w:val="1036"/>
+          <w:numId w:val="1037"/>
         </w:numPr>
       </w:pPr>
       <w:r>
@@ -5361,7 +5609,7 @@
         <w:pStyle w:val="Compact"/>
         <w:numPr>
           <w:ilvl w:val="0"/>
-          <w:numId w:val="1036"/>
+          <w:numId w:val="1037"/>
         </w:numPr>
       </w:pPr>
       <w:r>
@@ -5373,7 +5621,7 @@
         <w:pStyle w:val="Compact"/>
         <w:numPr>
           <w:ilvl w:val="0"/>
-          <w:numId w:val="1036"/>
+          <w:numId w:val="1037"/>
         </w:numPr>
       </w:pPr>
       <w:r>
@@ -5387,9 +5635,9 @@
         </w:pict>
       </w:r>
     </w:p>
-    <w:bookmarkEnd w:id="125"/>
     <w:bookmarkEnd w:id="126"/>
-    <w:bookmarkStart w:id="130" w:name="sec:prd-geoare"/>
+    <w:bookmarkEnd w:id="127"/>
+    <w:bookmarkStart w:id="131" w:name="sec:prd-geoare"/>
     <w:p>
       <w:pPr>
         <w:pStyle w:val="berschrift4"/>
@@ -5424,7 +5672,7 @@
         <w:t xml:space="preserve">prd-geoare</w:t>
       </w:r>
     </w:p>
-    <w:bookmarkStart w:id="127" w:name="threshold-requirements-23"/>
+    <w:bookmarkStart w:id="128" w:name="threshold-requirements-23"/>
     <w:p>
       <w:pPr>
         <w:pStyle w:val="berschrift5"/>
@@ -5441,8 +5689,8 @@
         <w:t xml:space="preserve">The geometry of the SAR image footprint expressed in WGS84, in a standardised format (e.g., WKT Polygon).</w:t>
       </w:r>
     </w:p>
-    <w:bookmarkEnd w:id="127"/>
-    <w:bookmarkStart w:id="128" w:name="goal-requirements-23"/>
+    <w:bookmarkEnd w:id="128"/>
+    <w:bookmarkStart w:id="129" w:name="goal-requirements-23"/>
     <w:p>
       <w:pPr>
         <w:pStyle w:val="berschrift5"/>
@@ -5462,8 +5710,8 @@
         <w:t xml:space="preserve"> </w:t>
       </w:r>
     </w:p>
-    <w:bookmarkEnd w:id="128"/>
-    <w:bookmarkStart w:id="129" w:name="assessment-23"/>
+    <w:bookmarkEnd w:id="129"/>
+    <w:bookmarkStart w:id="130" w:name="assessment-23"/>
     <w:p>
       <w:pPr>
         <w:pStyle w:val="berschrift5"/>
@@ -5477,7 +5725,7 @@
         <w:pStyle w:val="Compact"/>
         <w:numPr>
           <w:ilvl w:val="0"/>
-          <w:numId w:val="1037"/>
+          <w:numId w:val="1038"/>
         </w:numPr>
       </w:pPr>
       <w:r>
@@ -5489,7 +5737,7 @@
         <w:pStyle w:val="Compact"/>
         <w:numPr>
           <w:ilvl w:val="0"/>
-          <w:numId w:val="1037"/>
+          <w:numId w:val="1038"/>
         </w:numPr>
       </w:pPr>
       <w:r>
@@ -5501,7 +5749,7 @@
         <w:pStyle w:val="Compact"/>
         <w:numPr>
           <w:ilvl w:val="0"/>
-          <w:numId w:val="1037"/>
+          <w:numId w:val="1038"/>
         </w:numPr>
       </w:pPr>
       <w:r>
@@ -5513,7 +5761,7 @@
         <w:pStyle w:val="Compact"/>
         <w:numPr>
           <w:ilvl w:val="0"/>
-          <w:numId w:val="1037"/>
+          <w:numId w:val="1038"/>
         </w:numPr>
       </w:pPr>
       <w:r>
@@ -5527,9 +5775,9 @@
         </w:pict>
       </w:r>
     </w:p>
-    <w:bookmarkEnd w:id="129"/>
     <w:bookmarkEnd w:id="130"/>
-    <w:bookmarkStart w:id="134" w:name="sec:prd-imgsiz"/>
+    <w:bookmarkEnd w:id="131"/>
+    <w:bookmarkStart w:id="135" w:name="sec:prd-imgsiz"/>
     <w:p>
       <w:pPr>
         <w:pStyle w:val="berschrift4"/>
@@ -5564,7 +5812,7 @@
         <w:t xml:space="preserve">prd-imgsiz</w:t>
       </w:r>
     </w:p>
-    <w:bookmarkStart w:id="131" w:name="threshold-requirements-24"/>
+    <w:bookmarkStart w:id="132" w:name="threshold-requirements-24"/>
     <w:p>
       <w:pPr>
         <w:pStyle w:val="berschrift5"/>
@@ -5586,7 +5834,7 @@
         <w:pStyle w:val="Compact"/>
         <w:numPr>
           <w:ilvl w:val="0"/>
-          <w:numId w:val="1038"/>
+          <w:numId w:val="1039"/>
         </w:numPr>
       </w:pPr>
       <w:r>
@@ -5598,7 +5846,7 @@
         <w:pStyle w:val="Compact"/>
         <w:numPr>
           <w:ilvl w:val="0"/>
-          <w:numId w:val="1038"/>
+          <w:numId w:val="1039"/>
         </w:numPr>
       </w:pPr>
       <w:r>
@@ -5610,7 +5858,7 @@
         <w:pStyle w:val="Compact"/>
         <w:numPr>
           <w:ilvl w:val="0"/>
-          <w:numId w:val="1038"/>
+          <w:numId w:val="1039"/>
         </w:numPr>
       </w:pPr>
       <w:r>
@@ -5622,15 +5870,15 @@
         <w:pStyle w:val="Compact"/>
         <w:numPr>
           <w:ilvl w:val="0"/>
-          <w:numId w:val="1038"/>
+          <w:numId w:val="1039"/>
         </w:numPr>
       </w:pPr>
       <w:r>
         <w:t xml:space="preserve">Number of no-data border pixels (if applicable)</w:t>
       </w:r>
     </w:p>
-    <w:bookmarkEnd w:id="131"/>
-    <w:bookmarkStart w:id="132" w:name="goal-requirements-24"/>
+    <w:bookmarkEnd w:id="132"/>
+    <w:bookmarkStart w:id="133" w:name="goal-requirements-24"/>
     <w:p>
       <w:pPr>
         <w:pStyle w:val="berschrift5"/>
@@ -5650,8 +5898,8 @@
         <w:t xml:space="preserve"> </w:t>
       </w:r>
     </w:p>
-    <w:bookmarkEnd w:id="132"/>
-    <w:bookmarkStart w:id="133" w:name="assessment-24"/>
+    <w:bookmarkEnd w:id="133"/>
+    <w:bookmarkStart w:id="134" w:name="assessment-24"/>
     <w:p>
       <w:pPr>
         <w:pStyle w:val="berschrift5"/>
@@ -5665,7 +5913,7 @@
         <w:pStyle w:val="Compact"/>
         <w:numPr>
           <w:ilvl w:val="0"/>
-          <w:numId w:val="1039"/>
+          <w:numId w:val="1040"/>
         </w:numPr>
       </w:pPr>
       <w:r>
@@ -5677,7 +5925,7 @@
         <w:pStyle w:val="Compact"/>
         <w:numPr>
           <w:ilvl w:val="0"/>
-          <w:numId w:val="1039"/>
+          <w:numId w:val="1040"/>
         </w:numPr>
       </w:pPr>
       <w:r>
@@ -5689,7 +5937,7 @@
         <w:pStyle w:val="Compact"/>
         <w:numPr>
           <w:ilvl w:val="0"/>
-          <w:numId w:val="1039"/>
+          <w:numId w:val="1040"/>
         </w:numPr>
       </w:pPr>
       <w:r>
@@ -5701,7 +5949,7 @@
         <w:pStyle w:val="Compact"/>
         <w:numPr>
           <w:ilvl w:val="0"/>
-          <w:numId w:val="1039"/>
+          <w:numId w:val="1040"/>
         </w:numPr>
       </w:pPr>
       <w:r>
@@ -5715,9 +5963,9 @@
         </w:pict>
       </w:r>
     </w:p>
-    <w:bookmarkEnd w:id="133"/>
     <w:bookmarkEnd w:id="134"/>
-    <w:bookmarkStart w:id="138" w:name="sec:prd-pxconv"/>
+    <w:bookmarkEnd w:id="135"/>
+    <w:bookmarkStart w:id="139" w:name="sec:prd-pxconv"/>
     <w:p>
       <w:pPr>
         <w:pStyle w:val="berschrift4"/>
@@ -5752,7 +6000,7 @@
         <w:t xml:space="preserve">prd-pxconv</w:t>
       </w:r>
     </w:p>
-    <w:bookmarkStart w:id="135" w:name="threshold-requirements-25"/>
+    <w:bookmarkStart w:id="136" w:name="threshold-requirements-25"/>
     <w:p>
       <w:pPr>
         <w:pStyle w:val="berschrift5"/>
@@ -5775,8 +6023,8 @@
         <w:t xml:space="preserve">Values are [pixel centre, pixel ULC or pixel LLC].</w:t>
       </w:r>
     </w:p>
-    <w:bookmarkEnd w:id="135"/>
-    <w:bookmarkStart w:id="136" w:name="goal-requirements-25"/>
+    <w:bookmarkEnd w:id="136"/>
+    <w:bookmarkStart w:id="137" w:name="goal-requirements-25"/>
     <w:p>
       <w:pPr>
         <w:pStyle w:val="berschrift5"/>
@@ -5796,8 +6044,8 @@
         <w:t xml:space="preserve"> </w:t>
       </w:r>
     </w:p>
-    <w:bookmarkEnd w:id="136"/>
-    <w:bookmarkStart w:id="137" w:name="assessment-25"/>
+    <w:bookmarkEnd w:id="137"/>
+    <w:bookmarkStart w:id="138" w:name="assessment-25"/>
     <w:p>
       <w:pPr>
         <w:pStyle w:val="berschrift5"/>
@@ -5811,7 +6059,7 @@
         <w:pStyle w:val="Compact"/>
         <w:numPr>
           <w:ilvl w:val="0"/>
-          <w:numId w:val="1040"/>
+          <w:numId w:val="1041"/>
         </w:numPr>
       </w:pPr>
       <w:r>
@@ -5823,7 +6071,7 @@
         <w:pStyle w:val="Compact"/>
         <w:numPr>
           <w:ilvl w:val="0"/>
-          <w:numId w:val="1040"/>
+          <w:numId w:val="1041"/>
         </w:numPr>
       </w:pPr>
       <w:r>
@@ -5835,7 +6083,7 @@
         <w:pStyle w:val="Compact"/>
         <w:numPr>
           <w:ilvl w:val="0"/>
-          <w:numId w:val="1040"/>
+          <w:numId w:val="1041"/>
         </w:numPr>
       </w:pPr>
       <w:r>
@@ -5847,7 +6095,7 @@
         <w:pStyle w:val="Compact"/>
         <w:numPr>
           <w:ilvl w:val="0"/>
-          <w:numId w:val="1040"/>
+          <w:numId w:val="1041"/>
         </w:numPr>
       </w:pPr>
       <w:r>
@@ -5861,9 +6109,9 @@
         </w:pict>
       </w:r>
     </w:p>
-    <w:bookmarkEnd w:id="137"/>
     <w:bookmarkEnd w:id="138"/>
-    <w:bookmarkStart w:id="142" w:name="sec:prd-crs"/>
+    <w:bookmarkEnd w:id="139"/>
+    <w:bookmarkStart w:id="143" w:name="sec:prd-crs"/>
     <w:p>
       <w:pPr>
         <w:pStyle w:val="berschrift4"/>
@@ -5898,7 +6146,7 @@
         <w:t xml:space="preserve">prd-crs</w:t>
       </w:r>
     </w:p>
-    <w:bookmarkStart w:id="139" w:name="threshold-requirements-26"/>
+    <w:bookmarkStart w:id="140" w:name="threshold-requirements-26"/>
     <w:p>
       <w:pPr>
         <w:pStyle w:val="berschrift5"/>
@@ -5921,8 +6169,8 @@
         <w:t xml:space="preserve">Indicate EPSG code, if defined for the CRS.</w:t>
       </w:r>
     </w:p>
-    <w:bookmarkEnd w:id="139"/>
-    <w:bookmarkStart w:id="140" w:name="goal-requirements-26"/>
+    <w:bookmarkEnd w:id="140"/>
+    <w:bookmarkStart w:id="141" w:name="goal-requirements-26"/>
     <w:p>
       <w:pPr>
         <w:pStyle w:val="berschrift5"/>
@@ -5942,8 +6190,8 @@
         <w:t xml:space="preserve"> </w:t>
       </w:r>
     </w:p>
-    <w:bookmarkEnd w:id="140"/>
-    <w:bookmarkStart w:id="141" w:name="assessment-26"/>
+    <w:bookmarkEnd w:id="141"/>
+    <w:bookmarkStart w:id="142" w:name="assessment-26"/>
     <w:p>
       <w:pPr>
         <w:pStyle w:val="berschrift5"/>
@@ -5957,7 +6205,7 @@
         <w:pStyle w:val="Compact"/>
         <w:numPr>
           <w:ilvl w:val="0"/>
-          <w:numId w:val="1041"/>
+          <w:numId w:val="1042"/>
         </w:numPr>
       </w:pPr>
       <w:r>
@@ -5969,7 +6217,7 @@
         <w:pStyle w:val="Compact"/>
         <w:numPr>
           <w:ilvl w:val="0"/>
-          <w:numId w:val="1041"/>
+          <w:numId w:val="1042"/>
         </w:numPr>
       </w:pPr>
       <w:r>
@@ -5981,7 +6229,7 @@
         <w:pStyle w:val="Compact"/>
         <w:numPr>
           <w:ilvl w:val="0"/>
-          <w:numId w:val="1041"/>
+          <w:numId w:val="1042"/>
         </w:numPr>
       </w:pPr>
       <w:r>
@@ -5993,7 +6241,7 @@
         <w:pStyle w:val="Compact"/>
         <w:numPr>
           <w:ilvl w:val="0"/>
-          <w:numId w:val="1041"/>
+          <w:numId w:val="1042"/>
         </w:numPr>
       </w:pPr>
       <w:r>
@@ -6007,9 +6255,9 @@
         </w:pict>
       </w:r>
     </w:p>
-    <w:bookmarkEnd w:id="141"/>
     <w:bookmarkEnd w:id="142"/>
-    <w:bookmarkStart w:id="146" w:name="sec:prd-rulvec"/>
+    <w:bookmarkEnd w:id="143"/>
+    <w:bookmarkStart w:id="147" w:name="sec:prd-rulvec"/>
     <w:p>
       <w:pPr>
         <w:pStyle w:val="berschrift4"/>
@@ -6044,7 +6292,7 @@
         <w:t xml:space="preserve">prd-rulvec</w:t>
       </w:r>
     </w:p>
-    <w:bookmarkStart w:id="143" w:name="threshold-requirements-27"/>
+    <w:bookmarkStart w:id="144" w:name="threshold-requirements-27"/>
     <w:p>
       <w:pPr>
         <w:pStyle w:val="berschrift5"/>
@@ -6108,8 +6356,8 @@
         <w:t xml:space="preserve">provided.</w:t>
       </w:r>
     </w:p>
-    <w:bookmarkEnd w:id="143"/>
-    <w:bookmarkStart w:id="144" w:name="goal-requirements-27"/>
+    <w:bookmarkEnd w:id="144"/>
+    <w:bookmarkStart w:id="145" w:name="goal-requirements-27"/>
     <w:p>
       <w:pPr>
         <w:pStyle w:val="berschrift5"/>
@@ -6129,8 +6377,8 @@
         <w:t xml:space="preserve"> </w:t>
       </w:r>
     </w:p>
-    <w:bookmarkEnd w:id="144"/>
-    <w:bookmarkStart w:id="145" w:name="assessment-27"/>
+    <w:bookmarkEnd w:id="145"/>
+    <w:bookmarkStart w:id="146" w:name="assessment-27"/>
     <w:p>
       <w:pPr>
         <w:pStyle w:val="berschrift5"/>
@@ -6144,7 +6392,7 @@
         <w:pStyle w:val="Compact"/>
         <w:numPr>
           <w:ilvl w:val="0"/>
-          <w:numId w:val="1042"/>
+          <w:numId w:val="1043"/>
         </w:numPr>
       </w:pPr>
       <w:r>
@@ -6156,7 +6404,7 @@
         <w:pStyle w:val="Compact"/>
         <w:numPr>
           <w:ilvl w:val="0"/>
-          <w:numId w:val="1042"/>
+          <w:numId w:val="1043"/>
         </w:numPr>
       </w:pPr>
       <w:r>
@@ -6168,7 +6416,7 @@
         <w:pStyle w:val="Compact"/>
         <w:numPr>
           <w:ilvl w:val="0"/>
-          <w:numId w:val="1042"/>
+          <w:numId w:val="1043"/>
         </w:numPr>
       </w:pPr>
       <w:r>
@@ -6180,7 +6428,7 @@
         <w:pStyle w:val="Compact"/>
         <w:numPr>
           <w:ilvl w:val="0"/>
-          <w:numId w:val="1042"/>
+          <w:numId w:val="1043"/>
         </w:numPr>
       </w:pPr>
       <w:r>
@@ -6194,9 +6442,9 @@
         </w:pict>
       </w:r>
     </w:p>
-    <w:bookmarkEnd w:id="145"/>
     <w:bookmarkEnd w:id="146"/>
-    <w:bookmarkStart w:id="150" w:name="sec:prd-sltrng"/>
+    <w:bookmarkEnd w:id="147"/>
+    <w:bookmarkStart w:id="151" w:name="sec:prd-sltrng"/>
     <w:p>
       <w:pPr>
         <w:pStyle w:val="berschrift4"/>
@@ -6231,7 +6479,7 @@
         <w:t xml:space="preserve">prd-sltrng</w:t>
       </w:r>
     </w:p>
-    <w:bookmarkStart w:id="147" w:name="threshold-requirements-28"/>
+    <w:bookmarkStart w:id="148" w:name="threshold-requirements-28"/>
     <w:p>
       <w:pPr>
         <w:pStyle w:val="berschrift5"/>
@@ -6289,8 +6537,8 @@
         <w:t xml:space="preserve">provided.</w:t>
       </w:r>
     </w:p>
-    <w:bookmarkEnd w:id="147"/>
-    <w:bookmarkStart w:id="148" w:name="goal-requirements-28"/>
+    <w:bookmarkEnd w:id="148"/>
+    <w:bookmarkStart w:id="149" w:name="goal-requirements-28"/>
     <w:p>
       <w:pPr>
         <w:pStyle w:val="berschrift5"/>
@@ -6310,8 +6558,8 @@
         <w:t xml:space="preserve"> </w:t>
       </w:r>
     </w:p>
-    <w:bookmarkEnd w:id="148"/>
-    <w:bookmarkStart w:id="149" w:name="assessment-28"/>
+    <w:bookmarkEnd w:id="149"/>
+    <w:bookmarkStart w:id="150" w:name="assessment-28"/>
     <w:p>
       <w:pPr>
         <w:pStyle w:val="berschrift5"/>
@@ -6325,7 +6573,7 @@
         <w:pStyle w:val="Compact"/>
         <w:numPr>
           <w:ilvl w:val="0"/>
-          <w:numId w:val="1043"/>
+          <w:numId w:val="1044"/>
         </w:numPr>
       </w:pPr>
       <w:r>
@@ -6337,7 +6585,7 @@
         <w:pStyle w:val="Compact"/>
         <w:numPr>
           <w:ilvl w:val="0"/>
-          <w:numId w:val="1043"/>
+          <w:numId w:val="1044"/>
         </w:numPr>
       </w:pPr>
       <w:r>
@@ -6349,7 +6597,7 @@
         <w:pStyle w:val="Compact"/>
         <w:numPr>
           <w:ilvl w:val="0"/>
-          <w:numId w:val="1043"/>
+          <w:numId w:val="1044"/>
         </w:numPr>
       </w:pPr>
       <w:r>
@@ -6361,7 +6609,7 @@
         <w:pStyle w:val="Compact"/>
         <w:numPr>
           <w:ilvl w:val="0"/>
-          <w:numId w:val="1043"/>
+          <w:numId w:val="1044"/>
         </w:numPr>
       </w:pPr>
       <w:r>
@@ -6375,9 +6623,9 @@
         </w:pict>
       </w:r>
     </w:p>
-    <w:bookmarkEnd w:id="149"/>
     <w:bookmarkEnd w:id="150"/>
-    <w:bookmarkStart w:id="154" w:name="sec:prd-orbgsl"/>
+    <w:bookmarkEnd w:id="151"/>
+    <w:bookmarkStart w:id="155" w:name="sec:prd-orbgsl"/>
     <w:p>
       <w:pPr>
         <w:pStyle w:val="berschrift4"/>
@@ -6455,7 +6703,7 @@
         <w:t xml:space="preserve">).</w:t>
       </w:r>
     </w:p>
-    <w:bookmarkStart w:id="151" w:name="threshold-requirements-29"/>
+    <w:bookmarkStart w:id="152" w:name="threshold-requirements-29"/>
     <w:p>
       <w:pPr>
         <w:pStyle w:val="berschrift5"/>
@@ -6475,8 +6723,8 @@
         <w:t xml:space="preserve"> </w:t>
       </w:r>
     </w:p>
-    <w:bookmarkEnd w:id="151"/>
-    <w:bookmarkStart w:id="152" w:name="goal-requirements-29"/>
+    <w:bookmarkEnd w:id="152"/>
+    <w:bookmarkStart w:id="153" w:name="goal-requirements-29"/>
     <w:p>
       <w:pPr>
         <w:pStyle w:val="berschrift5"/>
@@ -6507,8 +6755,8 @@
         <w:t xml:space="preserve">Provide scene-centred perpendicular baseline for the for the source data relative to the reference orbit used (for approximate use only).</w:t>
       </w:r>
     </w:p>
-    <w:bookmarkEnd w:id="152"/>
-    <w:bookmarkStart w:id="153" w:name="assessment-29"/>
+    <w:bookmarkEnd w:id="153"/>
+    <w:bookmarkStart w:id="154" w:name="assessment-29"/>
     <w:p>
       <w:pPr>
         <w:pStyle w:val="berschrift5"/>
@@ -6522,7 +6770,7 @@
         <w:pStyle w:val="Compact"/>
         <w:numPr>
           <w:ilvl w:val="0"/>
-          <w:numId w:val="1044"/>
+          <w:numId w:val="1045"/>
         </w:numPr>
       </w:pPr>
       <w:r>
@@ -6534,7 +6782,7 @@
         <w:pStyle w:val="Compact"/>
         <w:numPr>
           <w:ilvl w:val="0"/>
-          <w:numId w:val="1044"/>
+          <w:numId w:val="1045"/>
         </w:numPr>
       </w:pPr>
       <w:r>
@@ -6546,7 +6794,7 @@
         <w:pStyle w:val="Compact"/>
         <w:numPr>
           <w:ilvl w:val="0"/>
-          <w:numId w:val="1044"/>
+          <w:numId w:val="1045"/>
         </w:numPr>
       </w:pPr>
       <w:r>
@@ -6558,17 +6806,17 @@
         <w:pStyle w:val="Compact"/>
         <w:numPr>
           <w:ilvl w:val="0"/>
-          <w:numId w:val="1044"/>
+          <w:numId w:val="1045"/>
         </w:numPr>
       </w:pPr>
       <w:r>
         <w:t xml:space="preserve">Recommended Requirement Modification:</w:t>
       </w:r>
     </w:p>
-    <w:bookmarkEnd w:id="153"/>
     <w:bookmarkEnd w:id="154"/>
     <w:bookmarkEnd w:id="155"/>
-    <w:bookmarkStart w:id="216" w:name="sec:pxl"/>
+    <w:bookmarkEnd w:id="156"/>
+    <w:bookmarkStart w:id="217" w:name="sec:pxl"/>
     <w:p>
       <w:pPr>
         <w:pStyle w:val="berschrift3"/>
@@ -6606,7 +6854,7 @@
         <w:t xml:space="preserve">Per-pixel metadata should allow users to discriminate between (choose) observations on the basis of their individual suitability for applications.</w:t>
       </w:r>
     </w:p>
-    <w:bookmarkStart w:id="159" w:name="sec:pxl-cldopt"/>
+    <w:bookmarkStart w:id="160" w:name="sec:pxl-cldopt"/>
     <w:p>
       <w:pPr>
         <w:pStyle w:val="berschrift4"/>
@@ -6641,7 +6889,7 @@
         <w:t xml:space="preserve">pxl-cldopt</w:t>
       </w:r>
     </w:p>
-    <w:bookmarkStart w:id="156" w:name="threshold-requirements-30"/>
+    <w:bookmarkStart w:id="157" w:name="threshold-requirements-30"/>
     <w:p>
       <w:pPr>
         <w:pStyle w:val="berschrift5"/>
@@ -6661,8 +6909,8 @@
         <w:t xml:space="preserve"> </w:t>
       </w:r>
     </w:p>
-    <w:bookmarkEnd w:id="156"/>
-    <w:bookmarkStart w:id="157" w:name="goal-requirements-30"/>
+    <w:bookmarkEnd w:id="157"/>
+    <w:bookmarkStart w:id="158" w:name="goal-requirements-30"/>
     <w:p>
       <w:pPr>
         <w:pStyle w:val="berschrift5"/>
@@ -6679,8 +6927,8 @@
         <w:t xml:space="preserve">All files are provided using cloud-optimized file formats.</w:t>
       </w:r>
     </w:p>
-    <w:bookmarkEnd w:id="157"/>
-    <w:bookmarkStart w:id="158" w:name="assessment-30"/>
+    <w:bookmarkEnd w:id="158"/>
+    <w:bookmarkStart w:id="159" w:name="assessment-30"/>
     <w:p>
       <w:pPr>
         <w:pStyle w:val="berschrift5"/>
@@ -6694,7 +6942,7 @@
         <w:pStyle w:val="Compact"/>
         <w:numPr>
           <w:ilvl w:val="0"/>
-          <w:numId w:val="1045"/>
+          <w:numId w:val="1046"/>
         </w:numPr>
       </w:pPr>
       <w:r>
@@ -6706,7 +6954,7 @@
         <w:pStyle w:val="Compact"/>
         <w:numPr>
           <w:ilvl w:val="0"/>
-          <w:numId w:val="1045"/>
+          <w:numId w:val="1046"/>
         </w:numPr>
       </w:pPr>
       <w:r>
@@ -6718,7 +6966,7 @@
         <w:pStyle w:val="Compact"/>
         <w:numPr>
           <w:ilvl w:val="0"/>
-          <w:numId w:val="1045"/>
+          <w:numId w:val="1046"/>
         </w:numPr>
       </w:pPr>
       <w:r>
@@ -6730,7 +6978,7 @@
         <w:pStyle w:val="Compact"/>
         <w:numPr>
           <w:ilvl w:val="0"/>
-          <w:numId w:val="1045"/>
+          <w:numId w:val="1046"/>
         </w:numPr>
       </w:pPr>
       <w:r>
@@ -6744,9 +6992,9 @@
         </w:pict>
       </w:r>
     </w:p>
-    <w:bookmarkEnd w:id="158"/>
     <w:bookmarkEnd w:id="159"/>
-    <w:bookmarkStart w:id="163" w:name="sec:pxl-mrdsar"/>
+    <w:bookmarkEnd w:id="160"/>
+    <w:bookmarkStart w:id="164" w:name="sec:pxl-mrdsar"/>
     <w:p>
       <w:pPr>
         <w:pStyle w:val="berschrift4"/>
@@ -6781,7 +7029,7 @@
         <w:t xml:space="preserve">pxl-mrdsar</w:t>
       </w:r>
     </w:p>
-    <w:bookmarkStart w:id="160" w:name="threshold-requirements-31"/>
+    <w:bookmarkStart w:id="161" w:name="threshold-requirements-31"/>
     <w:p>
       <w:pPr>
         <w:pStyle w:val="berschrift5"/>
@@ -6798,8 +7046,8 @@
         <w:t xml:space="preserve">Metadata is provided in a structure that enables a computer algorithm to be used to consistently and automatically identify and extract each component/variable/layer for further use.</w:t>
       </w:r>
     </w:p>
-    <w:bookmarkEnd w:id="160"/>
-    <w:bookmarkStart w:id="161" w:name="goal-requirements-31"/>
+    <w:bookmarkEnd w:id="161"/>
+    <w:bookmarkStart w:id="162" w:name="goal-requirements-31"/>
     <w:p>
       <w:pPr>
         <w:pStyle w:val="berschrift5"/>
@@ -6816,8 +7064,8 @@
         <w:t xml:space="preserve">As threshold, but metadata is formatted in accordance with CEOS-ARD SAR Metadata Specifications, v.1.1, or in a community endorsed standard that facilitates machine-readability, such as ISO 19115-2, Climate and Forecast (CF) convention, the Attribute Convention for Data Discovery (ACDD), etc.</w:t>
       </w:r>
     </w:p>
-    <w:bookmarkEnd w:id="161"/>
-    <w:bookmarkStart w:id="162" w:name="assessment-31"/>
+    <w:bookmarkEnd w:id="162"/>
+    <w:bookmarkStart w:id="163" w:name="assessment-31"/>
     <w:p>
       <w:pPr>
         <w:pStyle w:val="berschrift5"/>
@@ -6831,7 +7079,7 @@
         <w:pStyle w:val="Compact"/>
         <w:numPr>
           <w:ilvl w:val="0"/>
-          <w:numId w:val="1046"/>
+          <w:numId w:val="1047"/>
         </w:numPr>
       </w:pPr>
       <w:r>
@@ -6843,7 +7091,7 @@
         <w:pStyle w:val="Compact"/>
         <w:numPr>
           <w:ilvl w:val="0"/>
-          <w:numId w:val="1046"/>
+          <w:numId w:val="1047"/>
         </w:numPr>
       </w:pPr>
       <w:r>
@@ -6855,7 +7103,7 @@
         <w:pStyle w:val="Compact"/>
         <w:numPr>
           <w:ilvl w:val="0"/>
-          <w:numId w:val="1046"/>
+          <w:numId w:val="1047"/>
         </w:numPr>
       </w:pPr>
       <w:r>
@@ -6867,7 +7115,7 @@
         <w:pStyle w:val="Compact"/>
         <w:numPr>
           <w:ilvl w:val="0"/>
-          <w:numId w:val="1046"/>
+          <w:numId w:val="1047"/>
         </w:numPr>
       </w:pPr>
       <w:r>
@@ -6881,9 +7129,9 @@
         </w:pict>
       </w:r>
     </w:p>
-    <w:bookmarkEnd w:id="162"/>
     <w:bookmarkEnd w:id="163"/>
-    <w:bookmarkStart w:id="167" w:name="sec:pxl-ppmask"/>
+    <w:bookmarkEnd w:id="164"/>
+    <w:bookmarkStart w:id="168" w:name="sec:pxl-ppmask"/>
     <w:p>
       <w:pPr>
         <w:pStyle w:val="berschrift4"/>
@@ -6918,7 +7166,7 @@
         <w:t xml:space="preserve">pxl-ppmask</w:t>
       </w:r>
     </w:p>
-    <w:bookmarkStart w:id="164" w:name="threshold-requirements-32"/>
+    <w:bookmarkStart w:id="165" w:name="threshold-requirements-32"/>
     <w:p>
       <w:pPr>
         <w:pStyle w:val="berschrift5"/>
@@ -6940,7 +7188,7 @@
         <w:pStyle w:val="Compact"/>
         <w:numPr>
           <w:ilvl w:val="0"/>
-          <w:numId w:val="1047"/>
+          <w:numId w:val="1048"/>
         </w:numPr>
       </w:pPr>
       <w:r>
@@ -6952,7 +7200,7 @@
         <w:pStyle w:val="Compact"/>
         <w:numPr>
           <w:ilvl w:val="0"/>
-          <w:numId w:val="1047"/>
+          <w:numId w:val="1048"/>
         </w:numPr>
       </w:pPr>
       <w:r>
@@ -6964,7 +7212,7 @@
         <w:pStyle w:val="Compact"/>
         <w:numPr>
           <w:ilvl w:val="0"/>
-          <w:numId w:val="1047"/>
+          <w:numId w:val="1048"/>
         </w:numPr>
       </w:pPr>
       <w:r>
@@ -6984,7 +7232,7 @@
         <w:pStyle w:val="Compact"/>
         <w:numPr>
           <w:ilvl w:val="0"/>
-          <w:numId w:val="1048"/>
+          <w:numId w:val="1049"/>
         </w:numPr>
       </w:pPr>
       <w:r>
@@ -6996,7 +7244,7 @@
         <w:pStyle w:val="Compact"/>
         <w:numPr>
           <w:ilvl w:val="0"/>
-          <w:numId w:val="1048"/>
+          <w:numId w:val="1049"/>
         </w:numPr>
       </w:pPr>
       <w:r>
@@ -7008,7 +7256,7 @@
         <w:pStyle w:val="Compact"/>
         <w:numPr>
           <w:ilvl w:val="0"/>
-          <w:numId w:val="1048"/>
+          <w:numId w:val="1049"/>
         </w:numPr>
       </w:pPr>
       <w:r>
@@ -7020,7 +7268,7 @@
         <w:pStyle w:val="Compact"/>
         <w:numPr>
           <w:ilvl w:val="0"/>
-          <w:numId w:val="1048"/>
+          <w:numId w:val="1049"/>
         </w:numPr>
       </w:pPr>
       <w:r>
@@ -7032,7 +7280,7 @@
         <w:pStyle w:val="Compact"/>
         <w:numPr>
           <w:ilvl w:val="0"/>
-          <w:numId w:val="1048"/>
+          <w:numId w:val="1049"/>
         </w:numPr>
       </w:pPr>
       <w:r>
@@ -7044,15 +7292,15 @@
         <w:pStyle w:val="Compact"/>
         <w:numPr>
           <w:ilvl w:val="0"/>
-          <w:numId w:val="1048"/>
+          <w:numId w:val="1049"/>
         </w:numPr>
       </w:pPr>
       <w:r>
         <w:t xml:space="preserve">Bit Value Representation</w:t>
       </w:r>
     </w:p>
-    <w:bookmarkEnd w:id="164"/>
-    <w:bookmarkStart w:id="165" w:name="goal-requirements-32"/>
+    <w:bookmarkEnd w:id="165"/>
+    <w:bookmarkStart w:id="166" w:name="goal-requirements-32"/>
     <w:p>
       <w:pPr>
         <w:pStyle w:val="berschrift5"/>
@@ -7074,7 +7322,7 @@
         <w:pStyle w:val="Compact"/>
         <w:numPr>
           <w:ilvl w:val="0"/>
-          <w:numId w:val="1049"/>
+          <w:numId w:val="1050"/>
         </w:numPr>
       </w:pPr>
       <w:r>
@@ -7086,7 +7334,7 @@
         <w:pStyle w:val="Compact"/>
         <w:numPr>
           <w:ilvl w:val="0"/>
-          <w:numId w:val="1049"/>
+          <w:numId w:val="1050"/>
         </w:numPr>
       </w:pPr>
       <w:r>
@@ -7098,7 +7346,7 @@
         <w:pStyle w:val="Compact"/>
         <w:numPr>
           <w:ilvl w:val="0"/>
-          <w:numId w:val="1049"/>
+          <w:numId w:val="1050"/>
         </w:numPr>
       </w:pPr>
       <w:r>
@@ -7110,7 +7358,7 @@
         <w:pStyle w:val="Compact"/>
         <w:numPr>
           <w:ilvl w:val="0"/>
-          <w:numId w:val="1049"/>
+          <w:numId w:val="1050"/>
         </w:numPr>
       </w:pPr>
       <w:r>
@@ -7122,7 +7370,7 @@
         <w:pStyle w:val="Compact"/>
         <w:numPr>
           <w:ilvl w:val="0"/>
-          <w:numId w:val="1049"/>
+          <w:numId w:val="1050"/>
         </w:numPr>
       </w:pPr>
       <w:r>
@@ -7134,15 +7382,15 @@
         <w:pStyle w:val="Compact"/>
         <w:numPr>
           <w:ilvl w:val="0"/>
-          <w:numId w:val="1049"/>
+          <w:numId w:val="1050"/>
         </w:numPr>
       </w:pPr>
       <w:r>
         <w:t xml:space="preserve">DEM gap filling (i.e., interpolated DEM over gaps)</w:t>
       </w:r>
     </w:p>
-    <w:bookmarkEnd w:id="165"/>
-    <w:bookmarkStart w:id="166" w:name="assessment-32"/>
+    <w:bookmarkEnd w:id="166"/>
+    <w:bookmarkStart w:id="167" w:name="assessment-32"/>
     <w:p>
       <w:pPr>
         <w:pStyle w:val="berschrift5"/>
@@ -7156,7 +7404,7 @@
         <w:pStyle w:val="Compact"/>
         <w:numPr>
           <w:ilvl w:val="0"/>
-          <w:numId w:val="1050"/>
+          <w:numId w:val="1051"/>
         </w:numPr>
       </w:pPr>
       <w:r>
@@ -7168,7 +7416,7 @@
         <w:pStyle w:val="Compact"/>
         <w:numPr>
           <w:ilvl w:val="0"/>
-          <w:numId w:val="1050"/>
+          <w:numId w:val="1051"/>
         </w:numPr>
       </w:pPr>
       <w:r>
@@ -7180,7 +7428,7 @@
         <w:pStyle w:val="Compact"/>
         <w:numPr>
           <w:ilvl w:val="0"/>
-          <w:numId w:val="1050"/>
+          <w:numId w:val="1051"/>
         </w:numPr>
       </w:pPr>
       <w:r>
@@ -7192,7 +7440,7 @@
         <w:pStyle w:val="Compact"/>
         <w:numPr>
           <w:ilvl w:val="0"/>
-          <w:numId w:val="1050"/>
+          <w:numId w:val="1051"/>
         </w:numPr>
       </w:pPr>
       <w:r>
@@ -7206,9 +7454,9 @@
         </w:pict>
       </w:r>
     </w:p>
-    <w:bookmarkEnd w:id="166"/>
     <w:bookmarkEnd w:id="167"/>
-    <w:bookmarkStart w:id="171" w:name="sec:pxl-ppscta"/>
+    <w:bookmarkEnd w:id="168"/>
+    <w:bookmarkStart w:id="172" w:name="sec:pxl-ppscta"/>
     <w:p>
       <w:pPr>
         <w:pStyle w:val="berschrift4"/>
@@ -7255,7 +7503,7 @@
         <w:t xml:space="preserve">Usage: Recommended for scenes that include land areas.</w:t>
       </w:r>
     </w:p>
-    <w:bookmarkStart w:id="168" w:name="threshold-requirements-33"/>
+    <w:bookmarkStart w:id="169" w:name="threshold-requirements-33"/>
     <w:p>
       <w:pPr>
         <w:pStyle w:val="berschrift5"/>
@@ -7275,8 +7523,8 @@
         <w:t xml:space="preserve"> </w:t>
       </w:r>
     </w:p>
-    <w:bookmarkEnd w:id="168"/>
-    <w:bookmarkStart w:id="169" w:name="goal-requirements-33"/>
+    <w:bookmarkEnd w:id="169"/>
+    <w:bookmarkStart w:id="170" w:name="goal-requirements-33"/>
     <w:p>
       <w:pPr>
         <w:pStyle w:val="berschrift5"/>
@@ -7392,7 +7640,7 @@
         <w:pStyle w:val="Compact"/>
         <w:numPr>
           <w:ilvl w:val="0"/>
-          <w:numId w:val="1051"/>
+          <w:numId w:val="1052"/>
         </w:numPr>
       </w:pPr>
       <w:r>
@@ -7404,7 +7652,7 @@
         <w:pStyle w:val="Compact"/>
         <w:numPr>
           <w:ilvl w:val="0"/>
-          <w:numId w:val="1051"/>
+          <w:numId w:val="1052"/>
         </w:numPr>
       </w:pPr>
       <w:r>
@@ -7416,7 +7664,7 @@
         <w:pStyle w:val="Compact"/>
         <w:numPr>
           <w:ilvl w:val="0"/>
-          <w:numId w:val="1051"/>
+          <w:numId w:val="1052"/>
         </w:numPr>
       </w:pPr>
       <w:r>
@@ -7428,7 +7676,7 @@
         <w:pStyle w:val="Compact"/>
         <w:numPr>
           <w:ilvl w:val="0"/>
-          <w:numId w:val="1051"/>
+          <w:numId w:val="1052"/>
         </w:numPr>
       </w:pPr>
       <w:r>
@@ -7440,15 +7688,15 @@
         <w:pStyle w:val="Compact"/>
         <w:numPr>
           <w:ilvl w:val="0"/>
-          <w:numId w:val="1051"/>
+          <w:numId w:val="1052"/>
         </w:numPr>
       </w:pPr>
       <w:r>
         <w:t xml:space="preserve">Byte Order</w:t>
       </w:r>
     </w:p>
-    <w:bookmarkEnd w:id="169"/>
-    <w:bookmarkStart w:id="170" w:name="assessment-33"/>
+    <w:bookmarkEnd w:id="170"/>
+    <w:bookmarkStart w:id="171" w:name="assessment-33"/>
     <w:p>
       <w:pPr>
         <w:pStyle w:val="berschrift5"/>
@@ -7462,7 +7710,7 @@
         <w:pStyle w:val="Compact"/>
         <w:numPr>
           <w:ilvl w:val="0"/>
-          <w:numId w:val="1052"/>
+          <w:numId w:val="1053"/>
         </w:numPr>
       </w:pPr>
       <w:r>
@@ -7474,7 +7722,7 @@
         <w:pStyle w:val="Compact"/>
         <w:numPr>
           <w:ilvl w:val="0"/>
-          <w:numId w:val="1052"/>
+          <w:numId w:val="1053"/>
         </w:numPr>
       </w:pPr>
       <w:r>
@@ -7486,7 +7734,7 @@
         <w:pStyle w:val="Compact"/>
         <w:numPr>
           <w:ilvl w:val="0"/>
-          <w:numId w:val="1052"/>
+          <w:numId w:val="1053"/>
         </w:numPr>
       </w:pPr>
       <w:r>
@@ -7498,7 +7746,7 @@
         <w:pStyle w:val="Compact"/>
         <w:numPr>
           <w:ilvl w:val="0"/>
-          <w:numId w:val="1052"/>
+          <w:numId w:val="1053"/>
         </w:numPr>
       </w:pPr>
       <w:r>
@@ -7512,9 +7760,9 @@
         </w:pict>
       </w:r>
     </w:p>
-    <w:bookmarkEnd w:id="170"/>
     <w:bookmarkEnd w:id="171"/>
-    <w:bookmarkStart w:id="175" w:name="sec:pxl-pplia"/>
+    <w:bookmarkEnd w:id="172"/>
+    <w:bookmarkStart w:id="176" w:name="sec:pxl-pplia"/>
     <w:p>
       <w:pPr>
         <w:pStyle w:val="berschrift4"/>
@@ -7549,7 +7797,7 @@
         <w:t xml:space="preserve">pxl-pplia</w:t>
       </w:r>
     </w:p>
-    <w:bookmarkStart w:id="172" w:name="threshold-requirements-34"/>
+    <w:bookmarkStart w:id="173" w:name="threshold-requirements-34"/>
     <w:p>
       <w:pPr>
         <w:pStyle w:val="berschrift5"/>
@@ -7579,7 +7827,7 @@
         <w:pStyle w:val="Compact"/>
         <w:numPr>
           <w:ilvl w:val="0"/>
-          <w:numId w:val="1053"/>
+          <w:numId w:val="1054"/>
         </w:numPr>
       </w:pPr>
       <w:r>
@@ -7591,7 +7839,7 @@
         <w:pStyle w:val="Compact"/>
         <w:numPr>
           <w:ilvl w:val="0"/>
-          <w:numId w:val="1053"/>
+          <w:numId w:val="1054"/>
         </w:numPr>
       </w:pPr>
       <w:r>
@@ -7603,7 +7851,7 @@
         <w:pStyle w:val="Compact"/>
         <w:numPr>
           <w:ilvl w:val="0"/>
-          <w:numId w:val="1053"/>
+          <w:numId w:val="1054"/>
         </w:numPr>
       </w:pPr>
       <w:r>
@@ -7615,7 +7863,7 @@
         <w:pStyle w:val="Compact"/>
         <w:numPr>
           <w:ilvl w:val="0"/>
-          <w:numId w:val="1053"/>
+          <w:numId w:val="1054"/>
         </w:numPr>
       </w:pPr>
       <w:r>
@@ -7627,7 +7875,7 @@
         <w:pStyle w:val="Compact"/>
         <w:numPr>
           <w:ilvl w:val="0"/>
-          <w:numId w:val="1053"/>
+          <w:numId w:val="1054"/>
         </w:numPr>
       </w:pPr>
       <w:r>
@@ -7647,15 +7895,15 @@
         <w:pStyle w:val="Compact"/>
         <w:numPr>
           <w:ilvl w:val="0"/>
-          <w:numId w:val="1054"/>
+          <w:numId w:val="1055"/>
         </w:numPr>
       </w:pPr>
       <w:r>
         <w:t xml:space="preserve">For maritime ORB scenes when no land areas are covered, a geoid model could be used for the calculation of the local incident angle.</w:t>
       </w:r>
     </w:p>
-    <w:bookmarkEnd w:id="172"/>
-    <w:bookmarkStart w:id="173" w:name="goal-requirements-34"/>
+    <w:bookmarkEnd w:id="173"/>
+    <w:bookmarkStart w:id="174" w:name="goal-requirements-34"/>
     <w:p>
       <w:pPr>
         <w:pStyle w:val="berschrift5"/>
@@ -7675,8 +7923,8 @@
         <w:t xml:space="preserve"> </w:t>
       </w:r>
     </w:p>
-    <w:bookmarkEnd w:id="173"/>
-    <w:bookmarkStart w:id="174" w:name="assessment-34"/>
+    <w:bookmarkEnd w:id="174"/>
+    <w:bookmarkStart w:id="175" w:name="assessment-34"/>
     <w:p>
       <w:pPr>
         <w:pStyle w:val="berschrift5"/>
@@ -7690,7 +7938,7 @@
         <w:pStyle w:val="Compact"/>
         <w:numPr>
           <w:ilvl w:val="0"/>
-          <w:numId w:val="1055"/>
+          <w:numId w:val="1056"/>
         </w:numPr>
       </w:pPr>
       <w:r>
@@ -7702,7 +7950,7 @@
         <w:pStyle w:val="Compact"/>
         <w:numPr>
           <w:ilvl w:val="0"/>
-          <w:numId w:val="1055"/>
+          <w:numId w:val="1056"/>
         </w:numPr>
       </w:pPr>
       <w:r>
@@ -7714,7 +7962,7 @@
         <w:pStyle w:val="Compact"/>
         <w:numPr>
           <w:ilvl w:val="0"/>
-          <w:numId w:val="1055"/>
+          <w:numId w:val="1056"/>
         </w:numPr>
       </w:pPr>
       <w:r>
@@ -7726,7 +7974,7 @@
         <w:pStyle w:val="Compact"/>
         <w:numPr>
           <w:ilvl w:val="0"/>
-          <w:numId w:val="1055"/>
+          <w:numId w:val="1056"/>
         </w:numPr>
       </w:pPr>
       <w:r>
@@ -7740,9 +7988,9 @@
         </w:pict>
       </w:r>
     </w:p>
-    <w:bookmarkEnd w:id="174"/>
     <w:bookmarkEnd w:id="175"/>
-    <w:bookmarkStart w:id="179" w:name="sec:pxl-ppelia"/>
+    <w:bookmarkEnd w:id="176"/>
+    <w:bookmarkStart w:id="180" w:name="sec:pxl-ppelia"/>
     <w:p>
       <w:pPr>
         <w:pStyle w:val="berschrift4"/>
@@ -7777,7 +8025,7 @@
         <w:t xml:space="preserve">pxl-ppelia</w:t>
       </w:r>
     </w:p>
-    <w:bookmarkStart w:id="176" w:name="threshold-requirements-35"/>
+    <w:bookmarkStart w:id="177" w:name="threshold-requirements-35"/>
     <w:p>
       <w:pPr>
         <w:pStyle w:val="berschrift5"/>
@@ -7797,8 +8045,8 @@
         <w:t xml:space="preserve"> </w:t>
       </w:r>
     </w:p>
-    <w:bookmarkEnd w:id="176"/>
-    <w:bookmarkStart w:id="177" w:name="goal-requirements-35"/>
+    <w:bookmarkEnd w:id="177"/>
+    <w:bookmarkStart w:id="178" w:name="goal-requirements-35"/>
     <w:p>
       <w:pPr>
         <w:pStyle w:val="berschrift5"/>
@@ -7828,7 +8076,7 @@
         <w:pStyle w:val="Compact"/>
         <w:numPr>
           <w:ilvl w:val="0"/>
-          <w:numId w:val="1056"/>
+          <w:numId w:val="1057"/>
         </w:numPr>
       </w:pPr>
       <w:r>
@@ -7840,7 +8088,7 @@
         <w:pStyle w:val="Compact"/>
         <w:numPr>
           <w:ilvl w:val="0"/>
-          <w:numId w:val="1056"/>
+          <w:numId w:val="1057"/>
         </w:numPr>
       </w:pPr>
       <w:r>
@@ -7852,7 +8100,7 @@
         <w:pStyle w:val="Compact"/>
         <w:numPr>
           <w:ilvl w:val="0"/>
-          <w:numId w:val="1056"/>
+          <w:numId w:val="1057"/>
         </w:numPr>
       </w:pPr>
       <w:r>
@@ -7864,7 +8112,7 @@
         <w:pStyle w:val="Compact"/>
         <w:numPr>
           <w:ilvl w:val="0"/>
-          <w:numId w:val="1056"/>
+          <w:numId w:val="1057"/>
         </w:numPr>
       </w:pPr>
       <w:r>
@@ -7876,7 +8124,7 @@
         <w:pStyle w:val="Compact"/>
         <w:numPr>
           <w:ilvl w:val="0"/>
-          <w:numId w:val="1056"/>
+          <w:numId w:val="1057"/>
         </w:numPr>
       </w:pPr>
       <w:r>
@@ -7888,7 +8136,7 @@
         <w:pStyle w:val="Compact"/>
         <w:numPr>
           <w:ilvl w:val="0"/>
-          <w:numId w:val="1056"/>
+          <w:numId w:val="1057"/>
         </w:numPr>
       </w:pPr>
       <w:r>
@@ -7908,15 +8156,15 @@
         <w:pStyle w:val="Compact"/>
         <w:numPr>
           <w:ilvl w:val="0"/>
-          <w:numId w:val="1057"/>
+          <w:numId w:val="1058"/>
         </w:numPr>
       </w:pPr>
       <w:r>
         <w:t xml:space="preserve">For maritime ORB scenes when no land areas are covered, the ellipsoidal incident angle is nearly identical to the geoid based local incident angle.</w:t>
       </w:r>
     </w:p>
-    <w:bookmarkEnd w:id="177"/>
-    <w:bookmarkStart w:id="178" w:name="assessment-35"/>
+    <w:bookmarkEnd w:id="178"/>
+    <w:bookmarkStart w:id="179" w:name="assessment-35"/>
     <w:p>
       <w:pPr>
         <w:pStyle w:val="berschrift5"/>
@@ -7930,7 +8178,7 @@
         <w:pStyle w:val="Compact"/>
         <w:numPr>
           <w:ilvl w:val="0"/>
-          <w:numId w:val="1058"/>
+          <w:numId w:val="1059"/>
         </w:numPr>
       </w:pPr>
       <w:r>
@@ -7942,7 +8190,7 @@
         <w:pStyle w:val="Compact"/>
         <w:numPr>
           <w:ilvl w:val="0"/>
-          <w:numId w:val="1058"/>
+          <w:numId w:val="1059"/>
         </w:numPr>
       </w:pPr>
       <w:r>
@@ -7954,7 +8202,7 @@
         <w:pStyle w:val="Compact"/>
         <w:numPr>
           <w:ilvl w:val="0"/>
-          <w:numId w:val="1058"/>
+          <w:numId w:val="1059"/>
         </w:numPr>
       </w:pPr>
       <w:r>
@@ -7966,7 +8214,7 @@
         <w:pStyle w:val="Compact"/>
         <w:numPr>
           <w:ilvl w:val="0"/>
-          <w:numId w:val="1058"/>
+          <w:numId w:val="1059"/>
         </w:numPr>
       </w:pPr>
       <w:r>
@@ -7980,9 +8228,9 @@
         </w:pict>
       </w:r>
     </w:p>
-    <w:bookmarkEnd w:id="178"/>
     <w:bookmarkEnd w:id="179"/>
-    <w:bookmarkStart w:id="183" w:name="sec:pxl-ppnspw"/>
+    <w:bookmarkEnd w:id="180"/>
+    <w:bookmarkStart w:id="184" w:name="sec:pxl-ppnspw"/>
     <w:p>
       <w:pPr>
         <w:pStyle w:val="berschrift4"/>
@@ -8017,7 +8265,7 @@
         <w:t xml:space="preserve">pxl-ppnspw</w:t>
       </w:r>
     </w:p>
-    <w:bookmarkStart w:id="180" w:name="threshold-requirements-36"/>
+    <w:bookmarkStart w:id="181" w:name="threshold-requirements-36"/>
     <w:p>
       <w:pPr>
         <w:pStyle w:val="berschrift5"/>
@@ -8037,8 +8285,8 @@
         <w:t xml:space="preserve"> </w:t>
       </w:r>
     </w:p>
-    <w:bookmarkEnd w:id="180"/>
-    <w:bookmarkStart w:id="181" w:name="goal-requirements-36"/>
+    <w:bookmarkEnd w:id="181"/>
+    <w:bookmarkStart w:id="182" w:name="goal-requirements-36"/>
     <w:p>
       <w:pPr>
         <w:pStyle w:val="berschrift5"/>
@@ -8194,7 +8442,7 @@
         <w:pStyle w:val="Compact"/>
         <w:numPr>
           <w:ilvl w:val="0"/>
-          <w:numId w:val="1059"/>
+          <w:numId w:val="1060"/>
         </w:numPr>
       </w:pPr>
       <w:r>
@@ -8206,7 +8454,7 @@
         <w:pStyle w:val="Compact"/>
         <w:numPr>
           <w:ilvl w:val="0"/>
-          <w:numId w:val="1059"/>
+          <w:numId w:val="1060"/>
         </w:numPr>
       </w:pPr>
       <w:r>
@@ -8218,7 +8466,7 @@
         <w:pStyle w:val="Compact"/>
         <w:numPr>
           <w:ilvl w:val="0"/>
-          <w:numId w:val="1059"/>
+          <w:numId w:val="1060"/>
         </w:numPr>
       </w:pPr>
       <w:r>
@@ -8230,7 +8478,7 @@
         <w:pStyle w:val="Compact"/>
         <w:numPr>
           <w:ilvl w:val="0"/>
-          <w:numId w:val="1059"/>
+          <w:numId w:val="1060"/>
         </w:numPr>
       </w:pPr>
       <w:r>
@@ -8242,15 +8490,15 @@
         <w:pStyle w:val="Compact"/>
         <w:numPr>
           <w:ilvl w:val="0"/>
-          <w:numId w:val="1059"/>
+          <w:numId w:val="1060"/>
         </w:numPr>
       </w:pPr>
       <w:r>
         <w:t xml:space="preserve">Byte Order</w:t>
       </w:r>
     </w:p>
-    <w:bookmarkEnd w:id="181"/>
-    <w:bookmarkStart w:id="182" w:name="assessment-36"/>
+    <w:bookmarkEnd w:id="182"/>
+    <w:bookmarkStart w:id="183" w:name="assessment-36"/>
     <w:p>
       <w:pPr>
         <w:pStyle w:val="berschrift5"/>
@@ -8264,7 +8512,7 @@
         <w:pStyle w:val="Compact"/>
         <w:numPr>
           <w:ilvl w:val="0"/>
-          <w:numId w:val="1060"/>
+          <w:numId w:val="1061"/>
         </w:numPr>
       </w:pPr>
       <w:r>
@@ -8276,7 +8524,7 @@
         <w:pStyle w:val="Compact"/>
         <w:numPr>
           <w:ilvl w:val="0"/>
-          <w:numId w:val="1060"/>
+          <w:numId w:val="1061"/>
         </w:numPr>
       </w:pPr>
       <w:r>
@@ -8288,7 +8536,7 @@
         <w:pStyle w:val="Compact"/>
         <w:numPr>
           <w:ilvl w:val="0"/>
-          <w:numId w:val="1060"/>
+          <w:numId w:val="1061"/>
         </w:numPr>
       </w:pPr>
       <w:r>
@@ -8300,7 +8548,7 @@
         <w:pStyle w:val="Compact"/>
         <w:numPr>
           <w:ilvl w:val="0"/>
-          <w:numId w:val="1060"/>
+          <w:numId w:val="1061"/>
         </w:numPr>
       </w:pPr>
       <w:r>
@@ -8314,9 +8562,9 @@
         </w:pict>
       </w:r>
     </w:p>
-    <w:bookmarkEnd w:id="182"/>
     <w:bookmarkEnd w:id="183"/>
-    <w:bookmarkStart w:id="187" w:name="sec:pxl-ppgmsg"/>
+    <w:bookmarkEnd w:id="184"/>
+    <w:bookmarkStart w:id="188" w:name="sec:pxl-ppgmsg"/>
     <w:p>
       <w:pPr>
         <w:pStyle w:val="berschrift4"/>
@@ -8351,7 +8599,7 @@
         <w:t xml:space="preserve">pxl-ppgmsg</w:t>
       </w:r>
     </w:p>
-    <w:bookmarkStart w:id="184" w:name="threshold-requirements-37"/>
+    <w:bookmarkStart w:id="185" w:name="threshold-requirements-37"/>
     <w:p>
       <w:pPr>
         <w:pStyle w:val="berschrift5"/>
@@ -8371,8 +8619,8 @@
         <w:t xml:space="preserve"> </w:t>
       </w:r>
     </w:p>
-    <w:bookmarkEnd w:id="184"/>
-    <w:bookmarkStart w:id="185" w:name="goal-requirements-37"/>
+    <w:bookmarkEnd w:id="185"/>
+    <w:bookmarkStart w:id="186" w:name="goal-requirements-37"/>
     <w:p>
       <w:pPr>
         <w:pStyle w:val="berschrift5"/>
@@ -8467,7 +8715,7 @@
         <w:pStyle w:val="Compact"/>
         <w:numPr>
           <w:ilvl w:val="0"/>
-          <w:numId w:val="1061"/>
+          <w:numId w:val="1062"/>
         </w:numPr>
       </w:pPr>
       <w:r>
@@ -8479,7 +8727,7 @@
         <w:pStyle w:val="Compact"/>
         <w:numPr>
           <w:ilvl w:val="0"/>
-          <w:numId w:val="1061"/>
+          <w:numId w:val="1062"/>
         </w:numPr>
       </w:pPr>
       <w:r>
@@ -8491,7 +8739,7 @@
         <w:pStyle w:val="Compact"/>
         <w:numPr>
           <w:ilvl w:val="0"/>
-          <w:numId w:val="1061"/>
+          <w:numId w:val="1062"/>
         </w:numPr>
       </w:pPr>
       <w:r>
@@ -8503,7 +8751,7 @@
         <w:pStyle w:val="Compact"/>
         <w:numPr>
           <w:ilvl w:val="0"/>
-          <w:numId w:val="1061"/>
+          <w:numId w:val="1062"/>
         </w:numPr>
       </w:pPr>
       <w:r>
@@ -8515,15 +8763,15 @@
         <w:pStyle w:val="Compact"/>
         <w:numPr>
           <w:ilvl w:val="0"/>
-          <w:numId w:val="1061"/>
+          <w:numId w:val="1062"/>
         </w:numPr>
       </w:pPr>
       <w:r>
         <w:t xml:space="preserve">Byte Order</w:t>
       </w:r>
     </w:p>
-    <w:bookmarkEnd w:id="185"/>
-    <w:bookmarkStart w:id="186" w:name="assessment-37"/>
+    <w:bookmarkEnd w:id="186"/>
+    <w:bookmarkStart w:id="187" w:name="assessment-37"/>
     <w:p>
       <w:pPr>
         <w:pStyle w:val="berschrift5"/>
@@ -8537,7 +8785,7 @@
         <w:pStyle w:val="Compact"/>
         <w:numPr>
           <w:ilvl w:val="0"/>
-          <w:numId w:val="1062"/>
+          <w:numId w:val="1063"/>
         </w:numPr>
       </w:pPr>
       <w:r>
@@ -8549,7 +8797,7 @@
         <w:pStyle w:val="Compact"/>
         <w:numPr>
           <w:ilvl w:val="0"/>
-          <w:numId w:val="1062"/>
+          <w:numId w:val="1063"/>
         </w:numPr>
       </w:pPr>
       <w:r>
@@ -8561,7 +8809,7 @@
         <w:pStyle w:val="Compact"/>
         <w:numPr>
           <w:ilvl w:val="0"/>
-          <w:numId w:val="1062"/>
+          <w:numId w:val="1063"/>
         </w:numPr>
       </w:pPr>
       <w:r>
@@ -8573,7 +8821,7 @@
         <w:pStyle w:val="Compact"/>
         <w:numPr>
           <w:ilvl w:val="0"/>
-          <w:numId w:val="1062"/>
+          <w:numId w:val="1063"/>
         </w:numPr>
       </w:pPr>
       <w:r>
@@ -8587,9 +8835,9 @@
         </w:pict>
       </w:r>
     </w:p>
-    <w:bookmarkEnd w:id="186"/>
     <w:bookmarkEnd w:id="187"/>
-    <w:bookmarkStart w:id="191" w:name="sec:pxl-ppacqd"/>
+    <w:bookmarkEnd w:id="188"/>
+    <w:bookmarkStart w:id="192" w:name="sec:pxl-ppacqd"/>
     <w:p>
       <w:pPr>
         <w:pStyle w:val="berschrift4"/>
@@ -8624,7 +8872,7 @@
         <w:t xml:space="preserve">pxl-ppacqd</w:t>
       </w:r>
     </w:p>
-    <w:bookmarkStart w:id="188" w:name="threshold-requirements-38"/>
+    <w:bookmarkStart w:id="189" w:name="threshold-requirements-38"/>
     <w:p>
       <w:pPr>
         <w:pStyle w:val="berschrift5"/>
@@ -8713,7 +8961,7 @@
         <w:pStyle w:val="Compact"/>
         <w:numPr>
           <w:ilvl w:val="0"/>
-          <w:numId w:val="1063"/>
+          <w:numId w:val="1064"/>
         </w:numPr>
       </w:pPr>
       <w:r>
@@ -8725,7 +8973,7 @@
         <w:pStyle w:val="Compact"/>
         <w:numPr>
           <w:ilvl w:val="0"/>
-          <w:numId w:val="1063"/>
+          <w:numId w:val="1064"/>
         </w:numPr>
       </w:pPr>
       <w:r>
@@ -8737,7 +8985,7 @@
         <w:pStyle w:val="Compact"/>
         <w:numPr>
           <w:ilvl w:val="0"/>
-          <w:numId w:val="1063"/>
+          <w:numId w:val="1064"/>
         </w:numPr>
       </w:pPr>
       <w:r>
@@ -8749,7 +8997,7 @@
         <w:pStyle w:val="Compact"/>
         <w:numPr>
           <w:ilvl w:val="0"/>
-          <w:numId w:val="1063"/>
+          <w:numId w:val="1064"/>
         </w:numPr>
       </w:pPr>
       <w:r>
@@ -8761,15 +9009,15 @@
         <w:pStyle w:val="Compact"/>
         <w:numPr>
           <w:ilvl w:val="0"/>
-          <w:numId w:val="1063"/>
+          <w:numId w:val="1064"/>
         </w:numPr>
       </w:pPr>
       <w:r>
         <w:t xml:space="preserve">Byte Order</w:t>
       </w:r>
     </w:p>
-    <w:bookmarkEnd w:id="188"/>
-    <w:bookmarkStart w:id="189" w:name="goal-requirements-38"/>
+    <w:bookmarkEnd w:id="189"/>
+    <w:bookmarkStart w:id="190" w:name="goal-requirements-38"/>
     <w:p>
       <w:pPr>
         <w:pStyle w:val="berschrift5"/>
@@ -8786,8 +9034,8 @@
         <w:t xml:space="preserve">In case of image composites, the sources for each pixel are uniquely identified.</w:t>
       </w:r>
     </w:p>
-    <w:bookmarkEnd w:id="189"/>
-    <w:bookmarkStart w:id="190" w:name="assessment-38"/>
+    <w:bookmarkEnd w:id="190"/>
+    <w:bookmarkStart w:id="191" w:name="assessment-38"/>
     <w:p>
       <w:pPr>
         <w:pStyle w:val="berschrift5"/>
@@ -8801,7 +9049,7 @@
         <w:pStyle w:val="Compact"/>
         <w:numPr>
           <w:ilvl w:val="0"/>
-          <w:numId w:val="1064"/>
+          <w:numId w:val="1065"/>
         </w:numPr>
       </w:pPr>
       <w:r>
@@ -8813,7 +9061,7 @@
         <w:pStyle w:val="Compact"/>
         <w:numPr>
           <w:ilvl w:val="0"/>
-          <w:numId w:val="1064"/>
+          <w:numId w:val="1065"/>
         </w:numPr>
       </w:pPr>
       <w:r>
@@ -8825,7 +9073,7 @@
         <w:pStyle w:val="Compact"/>
         <w:numPr>
           <w:ilvl w:val="0"/>
-          <w:numId w:val="1064"/>
+          <w:numId w:val="1065"/>
         </w:numPr>
       </w:pPr>
       <w:r>
@@ -8837,7 +9085,7 @@
         <w:pStyle w:val="Compact"/>
         <w:numPr>
           <w:ilvl w:val="0"/>
-          <w:numId w:val="1064"/>
+          <w:numId w:val="1065"/>
         </w:numPr>
       </w:pPr>
       <w:r>
@@ -8851,9 +9099,9 @@
         </w:pict>
       </w:r>
     </w:p>
-    <w:bookmarkEnd w:id="190"/>
     <w:bookmarkEnd w:id="191"/>
-    <w:bookmarkStart w:id="195" w:name="sec:pxl-ppdem"/>
+    <w:bookmarkEnd w:id="192"/>
+    <w:bookmarkStart w:id="196" w:name="sec:pxl-ppdem"/>
     <w:p>
       <w:pPr>
         <w:pStyle w:val="berschrift4"/>
@@ -8888,7 +9136,7 @@
         <w:t xml:space="preserve">pxl-ppdem</w:t>
       </w:r>
     </w:p>
-    <w:bookmarkStart w:id="192" w:name="threshold-requirements-39"/>
+    <w:bookmarkStart w:id="193" w:name="threshold-requirements-39"/>
     <w:p>
       <w:pPr>
         <w:pStyle w:val="berschrift5"/>
@@ -8908,8 +9156,8 @@
         <w:t xml:space="preserve"> </w:t>
       </w:r>
     </w:p>
-    <w:bookmarkEnd w:id="192"/>
-    <w:bookmarkStart w:id="193" w:name="goal-requirements-39"/>
+    <w:bookmarkEnd w:id="193"/>
+    <w:bookmarkStart w:id="194" w:name="goal-requirements-39"/>
     <w:p>
       <w:pPr>
         <w:pStyle w:val="berschrift5"/>
@@ -8947,7 +9195,7 @@
         <w:pStyle w:val="Compact"/>
         <w:numPr>
           <w:ilvl w:val="0"/>
-          <w:numId w:val="1065"/>
+          <w:numId w:val="1066"/>
         </w:numPr>
       </w:pPr>
       <w:r>
@@ -8959,7 +9207,7 @@
         <w:pStyle w:val="Compact"/>
         <w:numPr>
           <w:ilvl w:val="0"/>
-          <w:numId w:val="1065"/>
+          <w:numId w:val="1066"/>
         </w:numPr>
       </w:pPr>
       <w:r>
@@ -8971,7 +9219,7 @@
         <w:pStyle w:val="Compact"/>
         <w:numPr>
           <w:ilvl w:val="0"/>
-          <w:numId w:val="1065"/>
+          <w:numId w:val="1066"/>
         </w:numPr>
       </w:pPr>
       <w:r>
@@ -8983,7 +9231,7 @@
         <w:pStyle w:val="Compact"/>
         <w:numPr>
           <w:ilvl w:val="0"/>
-          <w:numId w:val="1065"/>
+          <w:numId w:val="1066"/>
         </w:numPr>
       </w:pPr>
       <w:r>
@@ -8995,15 +9243,15 @@
         <w:pStyle w:val="Compact"/>
         <w:numPr>
           <w:ilvl w:val="0"/>
-          <w:numId w:val="1065"/>
+          <w:numId w:val="1066"/>
         </w:numPr>
       </w:pPr>
       <w:r>
         <w:t xml:space="preserve">Byte Order</w:t>
       </w:r>
     </w:p>
-    <w:bookmarkEnd w:id="193"/>
-    <w:bookmarkStart w:id="194" w:name="assessment-39"/>
+    <w:bookmarkEnd w:id="194"/>
+    <w:bookmarkStart w:id="195" w:name="assessment-39"/>
     <w:p>
       <w:pPr>
         <w:pStyle w:val="berschrift5"/>
@@ -9017,7 +9265,7 @@
         <w:pStyle w:val="Compact"/>
         <w:numPr>
           <w:ilvl w:val="0"/>
-          <w:numId w:val="1066"/>
+          <w:numId w:val="1067"/>
         </w:numPr>
       </w:pPr>
       <w:r>
@@ -9029,7 +9277,7 @@
         <w:pStyle w:val="Compact"/>
         <w:numPr>
           <w:ilvl w:val="0"/>
-          <w:numId w:val="1066"/>
+          <w:numId w:val="1067"/>
         </w:numPr>
       </w:pPr>
       <w:r>
@@ -9041,7 +9289,7 @@
         <w:pStyle w:val="Compact"/>
         <w:numPr>
           <w:ilvl w:val="0"/>
-          <w:numId w:val="1066"/>
+          <w:numId w:val="1067"/>
         </w:numPr>
       </w:pPr>
       <w:r>
@@ -9053,7 +9301,7 @@
         <w:pStyle w:val="Compact"/>
         <w:numPr>
           <w:ilvl w:val="0"/>
-          <w:numId w:val="1066"/>
+          <w:numId w:val="1067"/>
         </w:numPr>
       </w:pPr>
       <w:r>
@@ -9067,9 +9315,9 @@
         </w:pict>
       </w:r>
     </w:p>
-    <w:bookmarkEnd w:id="194"/>
     <w:bookmarkEnd w:id="195"/>
-    <w:bookmarkStart w:id="199" w:name="sec:pxl-pprulv"/>
+    <w:bookmarkEnd w:id="196"/>
+    <w:bookmarkStart w:id="200" w:name="sec:pxl-pprulv"/>
     <w:p>
       <w:pPr>
         <w:pStyle w:val="berschrift4"/>
@@ -9104,7 +9352,7 @@
         <w:t xml:space="preserve">pxl-pprulv</w:t>
       </w:r>
     </w:p>
-    <w:bookmarkStart w:id="196" w:name="threshold-requirements-40"/>
+    <w:bookmarkStart w:id="197" w:name="threshold-requirements-40"/>
     <w:p>
       <w:pPr>
         <w:pStyle w:val="berschrift5"/>
@@ -9124,8 +9372,8 @@
         <w:t xml:space="preserve"> </w:t>
       </w:r>
     </w:p>
-    <w:bookmarkEnd w:id="196"/>
-    <w:bookmarkStart w:id="197" w:name="goal-requirements-40"/>
+    <w:bookmarkEnd w:id="197"/>
+    <w:bookmarkStart w:id="198" w:name="goal-requirements-40"/>
     <w:p>
       <w:pPr>
         <w:pStyle w:val="berschrift5"/>
@@ -9161,7 +9409,7 @@
         <w:pStyle w:val="Compact"/>
         <w:numPr>
           <w:ilvl w:val="0"/>
-          <w:numId w:val="1067"/>
+          <w:numId w:val="1068"/>
         </w:numPr>
       </w:pPr>
       <w:r>
@@ -9173,7 +9421,7 @@
         <w:pStyle w:val="Compact"/>
         <w:numPr>
           <w:ilvl w:val="0"/>
-          <w:numId w:val="1067"/>
+          <w:numId w:val="1068"/>
         </w:numPr>
       </w:pPr>
       <w:r>
@@ -9185,7 +9433,7 @@
         <w:pStyle w:val="Compact"/>
         <w:numPr>
           <w:ilvl w:val="0"/>
-          <w:numId w:val="1067"/>
+          <w:numId w:val="1068"/>
         </w:numPr>
       </w:pPr>
       <w:r>
@@ -9197,7 +9445,7 @@
         <w:pStyle w:val="Compact"/>
         <w:numPr>
           <w:ilvl w:val="0"/>
-          <w:numId w:val="1067"/>
+          <w:numId w:val="1068"/>
         </w:numPr>
       </w:pPr>
       <w:r>
@@ -9209,15 +9457,15 @@
         <w:pStyle w:val="Compact"/>
         <w:numPr>
           <w:ilvl w:val="0"/>
-          <w:numId w:val="1067"/>
+          <w:numId w:val="1068"/>
         </w:numPr>
       </w:pPr>
       <w:r>
         <w:t xml:space="preserve">Byte Order</w:t>
       </w:r>
     </w:p>
-    <w:bookmarkEnd w:id="197"/>
-    <w:bookmarkStart w:id="198" w:name="assessment-40"/>
+    <w:bookmarkEnd w:id="198"/>
+    <w:bookmarkStart w:id="199" w:name="assessment-40"/>
     <w:p>
       <w:pPr>
         <w:pStyle w:val="berschrift5"/>
@@ -9231,7 +9479,7 @@
         <w:pStyle w:val="Compact"/>
         <w:numPr>
           <w:ilvl w:val="0"/>
-          <w:numId w:val="1068"/>
+          <w:numId w:val="1069"/>
         </w:numPr>
       </w:pPr>
       <w:r>
@@ -9243,7 +9491,7 @@
         <w:pStyle w:val="Compact"/>
         <w:numPr>
           <w:ilvl w:val="0"/>
-          <w:numId w:val="1068"/>
+          <w:numId w:val="1069"/>
         </w:numPr>
       </w:pPr>
       <w:r>
@@ -9255,7 +9503,7 @@
         <w:pStyle w:val="Compact"/>
         <w:numPr>
           <w:ilvl w:val="0"/>
-          <w:numId w:val="1068"/>
+          <w:numId w:val="1069"/>
         </w:numPr>
       </w:pPr>
       <w:r>
@@ -9267,7 +9515,7 @@
         <w:pStyle w:val="Compact"/>
         <w:numPr>
           <w:ilvl w:val="0"/>
-          <w:numId w:val="1068"/>
+          <w:numId w:val="1069"/>
         </w:numPr>
       </w:pPr>
       <w:r>
@@ -9281,9 +9529,9 @@
         </w:pict>
       </w:r>
     </w:p>
-    <w:bookmarkEnd w:id="198"/>
     <w:bookmarkEnd w:id="199"/>
-    <w:bookmarkStart w:id="203" w:name="sec:pxl-ppslrg"/>
+    <w:bookmarkEnd w:id="200"/>
+    <w:bookmarkStart w:id="204" w:name="sec:pxl-ppslrg"/>
     <w:p>
       <w:pPr>
         <w:pStyle w:val="berschrift4"/>
@@ -9318,7 +9566,7 @@
         <w:t xml:space="preserve">pxl-ppslrg</w:t>
       </w:r>
     </w:p>
-    <w:bookmarkStart w:id="200" w:name="threshold-requirements-41"/>
+    <w:bookmarkStart w:id="201" w:name="threshold-requirements-41"/>
     <w:p>
       <w:pPr>
         <w:pStyle w:val="berschrift5"/>
@@ -9338,8 +9586,8 @@
         <w:t xml:space="preserve"> </w:t>
       </w:r>
     </w:p>
-    <w:bookmarkEnd w:id="200"/>
-    <w:bookmarkStart w:id="201" w:name="goal-requirements-41"/>
+    <w:bookmarkEnd w:id="201"/>
+    <w:bookmarkStart w:id="202" w:name="goal-requirements-41"/>
     <w:p>
       <w:pPr>
         <w:pStyle w:val="berschrift5"/>
@@ -9369,7 +9617,7 @@
         <w:pStyle w:val="Compact"/>
         <w:numPr>
           <w:ilvl w:val="0"/>
-          <w:numId w:val="1069"/>
+          <w:numId w:val="1070"/>
         </w:numPr>
       </w:pPr>
       <w:r>
@@ -9381,7 +9629,7 @@
         <w:pStyle w:val="Compact"/>
         <w:numPr>
           <w:ilvl w:val="0"/>
-          <w:numId w:val="1069"/>
+          <w:numId w:val="1070"/>
         </w:numPr>
       </w:pPr>
       <w:r>
@@ -9393,7 +9641,7 @@
         <w:pStyle w:val="Compact"/>
         <w:numPr>
           <w:ilvl w:val="0"/>
-          <w:numId w:val="1069"/>
+          <w:numId w:val="1070"/>
         </w:numPr>
       </w:pPr>
       <w:r>
@@ -9405,7 +9653,7 @@
         <w:pStyle w:val="Compact"/>
         <w:numPr>
           <w:ilvl w:val="0"/>
-          <w:numId w:val="1069"/>
+          <w:numId w:val="1070"/>
         </w:numPr>
       </w:pPr>
       <w:r>
@@ -9417,15 +9665,15 @@
         <w:pStyle w:val="Compact"/>
         <w:numPr>
           <w:ilvl w:val="0"/>
-          <w:numId w:val="1069"/>
+          <w:numId w:val="1070"/>
         </w:numPr>
       </w:pPr>
       <w:r>
         <w:t xml:space="preserve">Byte Order</w:t>
       </w:r>
     </w:p>
-    <w:bookmarkEnd w:id="201"/>
-    <w:bookmarkStart w:id="202" w:name="assessment-41"/>
+    <w:bookmarkEnd w:id="202"/>
+    <w:bookmarkStart w:id="203" w:name="assessment-41"/>
     <w:p>
       <w:pPr>
         <w:pStyle w:val="berschrift5"/>
@@ -9439,7 +9687,7 @@
         <w:pStyle w:val="Compact"/>
         <w:numPr>
           <w:ilvl w:val="0"/>
-          <w:numId w:val="1070"/>
+          <w:numId w:val="1071"/>
         </w:numPr>
       </w:pPr>
       <w:r>
@@ -9451,7 +9699,7 @@
         <w:pStyle w:val="Compact"/>
         <w:numPr>
           <w:ilvl w:val="0"/>
-          <w:numId w:val="1070"/>
+          <w:numId w:val="1071"/>
         </w:numPr>
       </w:pPr>
       <w:r>
@@ -9463,7 +9711,7 @@
         <w:pStyle w:val="Compact"/>
         <w:numPr>
           <w:ilvl w:val="0"/>
-          <w:numId w:val="1070"/>
+          <w:numId w:val="1071"/>
         </w:numPr>
       </w:pPr>
       <w:r>
@@ -9475,7 +9723,7 @@
         <w:pStyle w:val="Compact"/>
         <w:numPr>
           <w:ilvl w:val="0"/>
-          <w:numId w:val="1070"/>
+          <w:numId w:val="1071"/>
         </w:numPr>
       </w:pPr>
       <w:r>
@@ -9489,9 +9737,9 @@
         </w:pict>
       </w:r>
     </w:p>
-    <w:bookmarkEnd w:id="202"/>
     <w:bookmarkEnd w:id="203"/>
-    <w:bookmarkStart w:id="207" w:name="sec:pxl-ppiphu"/>
+    <w:bookmarkEnd w:id="204"/>
+    <w:bookmarkStart w:id="208" w:name="sec:pxl-ppiphu"/>
     <w:p>
       <w:pPr>
         <w:pStyle w:val="berschrift4"/>
@@ -9526,7 +9774,7 @@
         <w:t xml:space="preserve">pxl-ppiphu</w:t>
       </w:r>
     </w:p>
-    <w:bookmarkStart w:id="204" w:name="threshold-requirements-42"/>
+    <w:bookmarkStart w:id="205" w:name="threshold-requirements-42"/>
     <w:p>
       <w:pPr>
         <w:pStyle w:val="berschrift5"/>
@@ -9546,8 +9794,8 @@
         <w:t xml:space="preserve"> </w:t>
       </w:r>
     </w:p>
-    <w:bookmarkEnd w:id="204"/>
-    <w:bookmarkStart w:id="205" w:name="goal-requirements-42"/>
+    <w:bookmarkEnd w:id="205"/>
+    <w:bookmarkStart w:id="206" w:name="goal-requirements-42"/>
     <w:p>
       <w:pPr>
         <w:pStyle w:val="berschrift5"/>
@@ -9589,7 +9837,7 @@
         <w:pStyle w:val="Compact"/>
         <w:numPr>
           <w:ilvl w:val="0"/>
-          <w:numId w:val="1071"/>
+          <w:numId w:val="1072"/>
         </w:numPr>
       </w:pPr>
       <w:r>
@@ -9601,7 +9849,7 @@
         <w:pStyle w:val="Compact"/>
         <w:numPr>
           <w:ilvl w:val="0"/>
-          <w:numId w:val="1071"/>
+          <w:numId w:val="1072"/>
         </w:numPr>
       </w:pPr>
       <w:r>
@@ -9613,7 +9861,7 @@
         <w:pStyle w:val="Compact"/>
         <w:numPr>
           <w:ilvl w:val="0"/>
-          <w:numId w:val="1071"/>
+          <w:numId w:val="1072"/>
         </w:numPr>
       </w:pPr>
       <w:r>
@@ -9625,7 +9873,7 @@
         <w:pStyle w:val="Compact"/>
         <w:numPr>
           <w:ilvl w:val="0"/>
-          <w:numId w:val="1071"/>
+          <w:numId w:val="1072"/>
         </w:numPr>
       </w:pPr>
       <w:r>
@@ -9637,15 +9885,15 @@
         <w:pStyle w:val="Compact"/>
         <w:numPr>
           <w:ilvl w:val="0"/>
-          <w:numId w:val="1071"/>
+          <w:numId w:val="1072"/>
         </w:numPr>
       </w:pPr>
       <w:r>
         <w:t xml:space="preserve">Byte Order</w:t>
       </w:r>
     </w:p>
-    <w:bookmarkEnd w:id="205"/>
-    <w:bookmarkStart w:id="206" w:name="assessment-42"/>
+    <w:bookmarkEnd w:id="206"/>
+    <w:bookmarkStart w:id="207" w:name="assessment-42"/>
     <w:p>
       <w:pPr>
         <w:pStyle w:val="berschrift5"/>
@@ -9659,7 +9907,7 @@
         <w:pStyle w:val="Compact"/>
         <w:numPr>
           <w:ilvl w:val="0"/>
-          <w:numId w:val="1072"/>
+          <w:numId w:val="1073"/>
         </w:numPr>
       </w:pPr>
       <w:r>
@@ -9671,7 +9919,7 @@
         <w:pStyle w:val="Compact"/>
         <w:numPr>
           <w:ilvl w:val="0"/>
-          <w:numId w:val="1072"/>
+          <w:numId w:val="1073"/>
         </w:numPr>
       </w:pPr>
       <w:r>
@@ -9683,7 +9931,7 @@
         <w:pStyle w:val="Compact"/>
         <w:numPr>
           <w:ilvl w:val="0"/>
-          <w:numId w:val="1072"/>
+          <w:numId w:val="1073"/>
         </w:numPr>
       </w:pPr>
       <w:r>
@@ -9695,7 +9943,7 @@
         <w:pStyle w:val="Compact"/>
         <w:numPr>
           <w:ilvl w:val="0"/>
-          <w:numId w:val="1072"/>
+          <w:numId w:val="1073"/>
         </w:numPr>
       </w:pPr>
       <w:r>
@@ -9709,9 +9957,9 @@
         </w:pict>
       </w:r>
     </w:p>
-    <w:bookmarkEnd w:id="206"/>
     <w:bookmarkEnd w:id="207"/>
-    <w:bookmarkStart w:id="211" w:name="sec:pxl-ppatpc"/>
+    <w:bookmarkEnd w:id="208"/>
+    <w:bookmarkStart w:id="212" w:name="sec:pxl-ppatpc"/>
     <w:p>
       <w:pPr>
         <w:pStyle w:val="berschrift4"/>
@@ -9746,7 +9994,7 @@
         <w:t xml:space="preserve">pxl-ppatpc</w:t>
       </w:r>
     </w:p>
-    <w:bookmarkStart w:id="208" w:name="threshold-requirements-43"/>
+    <w:bookmarkStart w:id="209" w:name="threshold-requirements-43"/>
     <w:p>
       <w:pPr>
         <w:pStyle w:val="berschrift5"/>
@@ -9766,8 +10014,8 @@
         <w:t xml:space="preserve"> </w:t>
       </w:r>
     </w:p>
-    <w:bookmarkEnd w:id="208"/>
-    <w:bookmarkStart w:id="209" w:name="goal-requirements-43"/>
+    <w:bookmarkEnd w:id="209"/>
+    <w:bookmarkStart w:id="210" w:name="goal-requirements-43"/>
     <w:p>
       <w:pPr>
         <w:pStyle w:val="berschrift5"/>
@@ -9803,7 +10051,7 @@
         <w:pStyle w:val="Compact"/>
         <w:numPr>
           <w:ilvl w:val="0"/>
-          <w:numId w:val="1073"/>
+          <w:numId w:val="1074"/>
         </w:numPr>
       </w:pPr>
       <w:r>
@@ -9815,7 +10063,7 @@
         <w:pStyle w:val="Compact"/>
         <w:numPr>
           <w:ilvl w:val="0"/>
-          <w:numId w:val="1073"/>
+          <w:numId w:val="1074"/>
         </w:numPr>
       </w:pPr>
       <w:r>
@@ -9827,7 +10075,7 @@
         <w:pStyle w:val="Compact"/>
         <w:numPr>
           <w:ilvl w:val="0"/>
-          <w:numId w:val="1073"/>
+          <w:numId w:val="1074"/>
         </w:numPr>
       </w:pPr>
       <w:r>
@@ -9839,7 +10087,7 @@
         <w:pStyle w:val="Compact"/>
         <w:numPr>
           <w:ilvl w:val="0"/>
-          <w:numId w:val="1073"/>
+          <w:numId w:val="1074"/>
         </w:numPr>
       </w:pPr>
       <w:r>
@@ -9851,15 +10099,15 @@
         <w:pStyle w:val="Compact"/>
         <w:numPr>
           <w:ilvl w:val="0"/>
-          <w:numId w:val="1073"/>
+          <w:numId w:val="1074"/>
         </w:numPr>
       </w:pPr>
       <w:r>
         <w:t xml:space="preserve">Byte Order</w:t>
       </w:r>
     </w:p>
-    <w:bookmarkEnd w:id="209"/>
-    <w:bookmarkStart w:id="210" w:name="assessment-43"/>
+    <w:bookmarkEnd w:id="210"/>
+    <w:bookmarkStart w:id="211" w:name="assessment-43"/>
     <w:p>
       <w:pPr>
         <w:pStyle w:val="berschrift5"/>
@@ -9873,7 +10121,7 @@
         <w:pStyle w:val="Compact"/>
         <w:numPr>
           <w:ilvl w:val="0"/>
-          <w:numId w:val="1074"/>
+          <w:numId w:val="1075"/>
         </w:numPr>
       </w:pPr>
       <w:r>
@@ -9885,7 +10133,7 @@
         <w:pStyle w:val="Compact"/>
         <w:numPr>
           <w:ilvl w:val="0"/>
-          <w:numId w:val="1074"/>
+          <w:numId w:val="1075"/>
         </w:numPr>
       </w:pPr>
       <w:r>
@@ -9897,7 +10145,7 @@
         <w:pStyle w:val="Compact"/>
         <w:numPr>
           <w:ilvl w:val="0"/>
-          <w:numId w:val="1074"/>
+          <w:numId w:val="1075"/>
         </w:numPr>
       </w:pPr>
       <w:r>
@@ -9909,7 +10157,7 @@
         <w:pStyle w:val="Compact"/>
         <w:numPr>
           <w:ilvl w:val="0"/>
-          <w:numId w:val="1074"/>
+          <w:numId w:val="1075"/>
         </w:numPr>
       </w:pPr>
       <w:r>
@@ -9923,9 +10171,9 @@
         </w:pict>
       </w:r>
     </w:p>
-    <w:bookmarkEnd w:id="210"/>
     <w:bookmarkEnd w:id="211"/>
-    <w:bookmarkStart w:id="215" w:name="sec:pxl-ppionc"/>
+    <w:bookmarkEnd w:id="212"/>
+    <w:bookmarkStart w:id="216" w:name="sec:pxl-ppionc"/>
     <w:p>
       <w:pPr>
         <w:pStyle w:val="berschrift4"/>
@@ -9960,7 +10208,7 @@
         <w:t xml:space="preserve">pxl-ppionc</w:t>
       </w:r>
     </w:p>
-    <w:bookmarkStart w:id="212" w:name="threshold-requirements-44"/>
+    <w:bookmarkStart w:id="213" w:name="threshold-requirements-44"/>
     <w:p>
       <w:pPr>
         <w:pStyle w:val="berschrift5"/>
@@ -9980,8 +10228,8 @@
         <w:t xml:space="preserve"> </w:t>
       </w:r>
     </w:p>
-    <w:bookmarkEnd w:id="212"/>
-    <w:bookmarkStart w:id="213" w:name="goal-requirements-44"/>
+    <w:bookmarkEnd w:id="213"/>
+    <w:bookmarkStart w:id="214" w:name="goal-requirements-44"/>
     <w:p>
       <w:pPr>
         <w:pStyle w:val="berschrift5"/>
@@ -10017,7 +10265,7 @@
         <w:pStyle w:val="Compact"/>
         <w:numPr>
           <w:ilvl w:val="0"/>
-          <w:numId w:val="1075"/>
+          <w:numId w:val="1076"/>
         </w:numPr>
       </w:pPr>
       <w:r>
@@ -10029,7 +10277,7 @@
         <w:pStyle w:val="Compact"/>
         <w:numPr>
           <w:ilvl w:val="0"/>
-          <w:numId w:val="1075"/>
+          <w:numId w:val="1076"/>
         </w:numPr>
       </w:pPr>
       <w:r>
@@ -10041,7 +10289,7 @@
         <w:pStyle w:val="Compact"/>
         <w:numPr>
           <w:ilvl w:val="0"/>
-          <w:numId w:val="1075"/>
+          <w:numId w:val="1076"/>
         </w:numPr>
       </w:pPr>
       <w:r>
@@ -10053,7 +10301,7 @@
         <w:pStyle w:val="Compact"/>
         <w:numPr>
           <w:ilvl w:val="0"/>
-          <w:numId w:val="1075"/>
+          <w:numId w:val="1076"/>
         </w:numPr>
       </w:pPr>
       <w:r>
@@ -10065,15 +10313,15 @@
         <w:pStyle w:val="Compact"/>
         <w:numPr>
           <w:ilvl w:val="0"/>
-          <w:numId w:val="1075"/>
+          <w:numId w:val="1076"/>
         </w:numPr>
       </w:pPr>
       <w:r>
         <w:t xml:space="preserve">Byte Order</w:t>
       </w:r>
     </w:p>
-    <w:bookmarkEnd w:id="213"/>
-    <w:bookmarkStart w:id="214" w:name="assessment-44"/>
+    <w:bookmarkEnd w:id="214"/>
+    <w:bookmarkStart w:id="215" w:name="assessment-44"/>
     <w:p>
       <w:pPr>
         <w:pStyle w:val="berschrift5"/>
@@ -10087,7 +10335,7 @@
         <w:pStyle w:val="Compact"/>
         <w:numPr>
           <w:ilvl w:val="0"/>
-          <w:numId w:val="1076"/>
+          <w:numId w:val="1077"/>
         </w:numPr>
       </w:pPr>
       <w:r>
@@ -10099,7 +10347,7 @@
         <w:pStyle w:val="Compact"/>
         <w:numPr>
           <w:ilvl w:val="0"/>
-          <w:numId w:val="1076"/>
+          <w:numId w:val="1077"/>
         </w:numPr>
       </w:pPr>
       <w:r>
@@ -10111,7 +10359,7 @@
         <w:pStyle w:val="Compact"/>
         <w:numPr>
           <w:ilvl w:val="0"/>
-          <w:numId w:val="1076"/>
+          <w:numId w:val="1077"/>
         </w:numPr>
       </w:pPr>
       <w:r>
@@ -10123,17 +10371,17 @@
         <w:pStyle w:val="Compact"/>
         <w:numPr>
           <w:ilvl w:val="0"/>
-          <w:numId w:val="1076"/>
+          <w:numId w:val="1077"/>
         </w:numPr>
       </w:pPr>
       <w:r>
         <w:t xml:space="preserve">Recommended Requirement Modification:</w:t>
       </w:r>
     </w:p>
-    <w:bookmarkEnd w:id="214"/>
     <w:bookmarkEnd w:id="215"/>
     <w:bookmarkEnd w:id="216"/>
-    <w:bookmarkStart w:id="241" w:name="sec:rcm"/>
+    <w:bookmarkEnd w:id="217"/>
+    <w:bookmarkStart w:id="242" w:name="sec:rcm"/>
     <w:p>
       <w:pPr>
         <w:pStyle w:val="berschrift3"/>
@@ -10177,7 +10425,7 @@
         <w:t xml:space="preserve">The requirements below must be met for all pixels/samples/observations in a collection.</w:t>
       </w:r>
     </w:p>
-    <w:bookmarkStart w:id="220" w:name="sec:rcm-cldopt"/>
+    <w:bookmarkStart w:id="221" w:name="sec:rcm-cldopt"/>
     <w:p>
       <w:pPr>
         <w:pStyle w:val="berschrift4"/>
@@ -10212,7 +10460,7 @@
         <w:t xml:space="preserve">rcm-cldopt</w:t>
       </w:r>
     </w:p>
-    <w:bookmarkStart w:id="217" w:name="threshold-requirements-45"/>
+    <w:bookmarkStart w:id="218" w:name="threshold-requirements-45"/>
     <w:p>
       <w:pPr>
         <w:pStyle w:val="berschrift5"/>
@@ -10232,8 +10480,8 @@
         <w:t xml:space="preserve"> </w:t>
       </w:r>
     </w:p>
-    <w:bookmarkEnd w:id="217"/>
-    <w:bookmarkStart w:id="218" w:name="goal-requirements-45"/>
+    <w:bookmarkEnd w:id="218"/>
+    <w:bookmarkStart w:id="219" w:name="goal-requirements-45"/>
     <w:p>
       <w:pPr>
         <w:pStyle w:val="berschrift5"/>
@@ -10250,8 +10498,8 @@
         <w:t xml:space="preserve">All files are provided using cloud-optimized file formats.</w:t>
       </w:r>
     </w:p>
-    <w:bookmarkEnd w:id="218"/>
-    <w:bookmarkStart w:id="219" w:name="assessment-45"/>
+    <w:bookmarkEnd w:id="219"/>
+    <w:bookmarkStart w:id="220" w:name="assessment-45"/>
     <w:p>
       <w:pPr>
         <w:pStyle w:val="berschrift5"/>
@@ -10265,7 +10513,7 @@
         <w:pStyle w:val="Compact"/>
         <w:numPr>
           <w:ilvl w:val="0"/>
-          <w:numId w:val="1077"/>
+          <w:numId w:val="1078"/>
         </w:numPr>
       </w:pPr>
       <w:r>
@@ -10277,7 +10525,7 @@
         <w:pStyle w:val="Compact"/>
         <w:numPr>
           <w:ilvl w:val="0"/>
-          <w:numId w:val="1077"/>
+          <w:numId w:val="1078"/>
         </w:numPr>
       </w:pPr>
       <w:r>
@@ -10289,7 +10537,7 @@
         <w:pStyle w:val="Compact"/>
         <w:numPr>
           <w:ilvl w:val="0"/>
-          <w:numId w:val="1077"/>
+          <w:numId w:val="1078"/>
         </w:numPr>
       </w:pPr>
       <w:r>
@@ -10301,7 +10549,7 @@
         <w:pStyle w:val="Compact"/>
         <w:numPr>
           <w:ilvl w:val="0"/>
-          <w:numId w:val="1077"/>
+          <w:numId w:val="1078"/>
         </w:numPr>
       </w:pPr>
       <w:r>
@@ -10315,9 +10563,9 @@
         </w:pict>
       </w:r>
     </w:p>
-    <w:bookmarkEnd w:id="219"/>
     <w:bookmarkEnd w:id="220"/>
-    <w:bookmarkStart w:id="224" w:name="sec:rcm-bsgslc"/>
+    <w:bookmarkEnd w:id="221"/>
+    <w:bookmarkStart w:id="225" w:name="sec:rcm-bsgslc"/>
     <w:p>
       <w:pPr>
         <w:pStyle w:val="berschrift4"/>
@@ -10352,7 +10600,7 @@
         <w:t xml:space="preserve">rcm-bsgslc</w:t>
       </w:r>
     </w:p>
-    <w:bookmarkStart w:id="221" w:name="threshold-requirements-46"/>
+    <w:bookmarkStart w:id="222" w:name="threshold-requirements-46"/>
     <w:p>
       <w:pPr>
         <w:pStyle w:val="berschrift5"/>
@@ -10404,7 +10652,7 @@
         <w:pStyle w:val="Compact"/>
         <w:numPr>
           <w:ilvl w:val="0"/>
-          <w:numId w:val="1078"/>
+          <w:numId w:val="1079"/>
         </w:numPr>
       </w:pPr>
       <w:r>
@@ -10416,7 +10664,7 @@
         <w:pStyle w:val="Compact"/>
         <w:numPr>
           <w:ilvl w:val="0"/>
-          <w:numId w:val="1078"/>
+          <w:numId w:val="1079"/>
         </w:numPr>
       </w:pPr>
       <w:r>
@@ -10428,7 +10676,7 @@
         <w:pStyle w:val="Compact"/>
         <w:numPr>
           <w:ilvl w:val="0"/>
-          <w:numId w:val="1078"/>
+          <w:numId w:val="1079"/>
         </w:numPr>
       </w:pPr>
       <w:r>
@@ -10440,7 +10688,7 @@
         <w:pStyle w:val="Compact"/>
         <w:numPr>
           <w:ilvl w:val="0"/>
-          <w:numId w:val="1078"/>
+          <w:numId w:val="1079"/>
         </w:numPr>
       </w:pPr>
       <w:r>
@@ -10452,7 +10700,7 @@
         <w:pStyle w:val="Compact"/>
         <w:numPr>
           <w:ilvl w:val="0"/>
-          <w:numId w:val="1078"/>
+          <w:numId w:val="1079"/>
         </w:numPr>
       </w:pPr>
       <w:r>
@@ -10464,7 +10712,7 @@
         <w:pStyle w:val="Compact"/>
         <w:numPr>
           <w:ilvl w:val="0"/>
-          <w:numId w:val="1078"/>
+          <w:numId w:val="1079"/>
         </w:numPr>
       </w:pPr>
       <w:r>
@@ -10476,7 +10724,7 @@
         <w:pStyle w:val="Compact"/>
         <w:numPr>
           <w:ilvl w:val="0"/>
-          <w:numId w:val="1078"/>
+          <w:numId w:val="1079"/>
         </w:numPr>
       </w:pPr>
       <w:r>
@@ -10496,15 +10744,15 @@
         <w:pStyle w:val="Compact"/>
         <w:numPr>
           <w:ilvl w:val="0"/>
-          <w:numId w:val="1079"/>
+          <w:numId w:val="1080"/>
         </w:numPr>
       </w:pPr>
       <w:r>
         <w:t xml:space="preserve">Transformation to the logarithm decibel scale is not required or desired as this step can be easily completed by the user if necessary.</w:t>
       </w:r>
     </w:p>
-    <w:bookmarkEnd w:id="221"/>
-    <w:bookmarkStart w:id="222" w:name="goal-requirements-46"/>
+    <w:bookmarkEnd w:id="222"/>
+    <w:bookmarkStart w:id="223" w:name="goal-requirements-46"/>
     <w:p>
       <w:pPr>
         <w:pStyle w:val="berschrift5"/>
@@ -10524,8 +10772,8 @@
         <w:t xml:space="preserve"> </w:t>
       </w:r>
     </w:p>
-    <w:bookmarkEnd w:id="222"/>
-    <w:bookmarkStart w:id="223" w:name="assessment-46"/>
+    <w:bookmarkEnd w:id="223"/>
+    <w:bookmarkStart w:id="224" w:name="assessment-46"/>
     <w:p>
       <w:pPr>
         <w:pStyle w:val="berschrift5"/>
@@ -10539,7 +10787,7 @@
         <w:pStyle w:val="Compact"/>
         <w:numPr>
           <w:ilvl w:val="0"/>
-          <w:numId w:val="1080"/>
+          <w:numId w:val="1081"/>
         </w:numPr>
       </w:pPr>
       <w:r>
@@ -10551,7 +10799,7 @@
         <w:pStyle w:val="Compact"/>
         <w:numPr>
           <w:ilvl w:val="0"/>
-          <w:numId w:val="1080"/>
+          <w:numId w:val="1081"/>
         </w:numPr>
       </w:pPr>
       <w:r>
@@ -10563,7 +10811,7 @@
         <w:pStyle w:val="Compact"/>
         <w:numPr>
           <w:ilvl w:val="0"/>
-          <w:numId w:val="1080"/>
+          <w:numId w:val="1081"/>
         </w:numPr>
       </w:pPr>
       <w:r>
@@ -10575,7 +10823,7 @@
         <w:pStyle w:val="Compact"/>
         <w:numPr>
           <w:ilvl w:val="0"/>
-          <w:numId w:val="1080"/>
+          <w:numId w:val="1081"/>
         </w:numPr>
       </w:pPr>
       <w:r>
@@ -10589,9 +10837,9 @@
         </w:pict>
       </w:r>
     </w:p>
-    <w:bookmarkEnd w:id="223"/>
     <w:bookmarkEnd w:id="224"/>
-    <w:bookmarkStart w:id="228" w:name="sec:rcm-sclcnv"/>
+    <w:bookmarkEnd w:id="225"/>
+    <w:bookmarkStart w:id="229" w:name="sec:rcm-sclcnv"/>
     <w:p>
       <w:pPr>
         <w:pStyle w:val="berschrift4"/>
@@ -10626,7 +10874,7 @@
         <w:t xml:space="preserve">rcm-sclcnv</w:t>
       </w:r>
     </w:p>
-    <w:bookmarkStart w:id="225" w:name="threshold-requirements-47"/>
+    <w:bookmarkStart w:id="226" w:name="threshold-requirements-47"/>
     <w:p>
       <w:pPr>
         <w:pStyle w:val="berschrift5"/>
@@ -10643,8 +10891,8 @@
         <w:t xml:space="preserve">If applicable, indicate the equation to convert pixel linear amplitude/power to logarithmic decibel scale, including, if applicable, the associated calibration (dB offset) factor, and/or the equation used to convert compressed data (int8/int16/float16) to float32.</w:t>
       </w:r>
     </w:p>
-    <w:bookmarkEnd w:id="225"/>
-    <w:bookmarkStart w:id="226" w:name="goal-requirements-47"/>
+    <w:bookmarkEnd w:id="226"/>
+    <w:bookmarkStart w:id="227" w:name="goal-requirements-47"/>
     <w:p>
       <w:pPr>
         <w:pStyle w:val="berschrift5"/>
@@ -10661,8 +10909,8 @@
         <w:t xml:space="preserve">As threshold, but use of float32.</w:t>
       </w:r>
     </w:p>
-    <w:bookmarkEnd w:id="226"/>
-    <w:bookmarkStart w:id="227" w:name="assessment-47"/>
+    <w:bookmarkEnd w:id="227"/>
+    <w:bookmarkStart w:id="228" w:name="assessment-47"/>
     <w:p>
       <w:pPr>
         <w:pStyle w:val="berschrift5"/>
@@ -10676,7 +10924,7 @@
         <w:pStyle w:val="Compact"/>
         <w:numPr>
           <w:ilvl w:val="0"/>
-          <w:numId w:val="1081"/>
+          <w:numId w:val="1082"/>
         </w:numPr>
       </w:pPr>
       <w:r>
@@ -10688,7 +10936,7 @@
         <w:pStyle w:val="Compact"/>
         <w:numPr>
           <w:ilvl w:val="0"/>
-          <w:numId w:val="1081"/>
+          <w:numId w:val="1082"/>
         </w:numPr>
       </w:pPr>
       <w:r>
@@ -10700,7 +10948,7 @@
         <w:pStyle w:val="Compact"/>
         <w:numPr>
           <w:ilvl w:val="0"/>
-          <w:numId w:val="1081"/>
+          <w:numId w:val="1082"/>
         </w:numPr>
       </w:pPr>
       <w:r>
@@ -10712,7 +10960,7 @@
         <w:pStyle w:val="Compact"/>
         <w:numPr>
           <w:ilvl w:val="0"/>
-          <w:numId w:val="1081"/>
+          <w:numId w:val="1082"/>
         </w:numPr>
       </w:pPr>
       <w:r>
@@ -10726,9 +10974,9 @@
         </w:pict>
       </w:r>
     </w:p>
-    <w:bookmarkEnd w:id="227"/>
     <w:bookmarkEnd w:id="228"/>
-    <w:bookmarkStart w:id="232" w:name="sec:rcm-nzrmvl"/>
+    <w:bookmarkEnd w:id="229"/>
+    <w:bookmarkStart w:id="233" w:name="sec:rcm-nzrmvl"/>
     <w:p>
       <w:pPr>
         <w:pStyle w:val="berschrift4"/>
@@ -10763,7 +11011,7 @@
         <w:t xml:space="preserve">rcm-nzrmvl</w:t>
       </w:r>
     </w:p>
-    <w:bookmarkStart w:id="229" w:name="threshold-requirements-48"/>
+    <w:bookmarkStart w:id="230" w:name="threshold-requirements-48"/>
     <w:p>
       <w:pPr>
         <w:pStyle w:val="berschrift5"/>
@@ -10799,15 +11047,15 @@
         <w:pStyle w:val="Compact"/>
         <w:numPr>
           <w:ilvl w:val="0"/>
-          <w:numId w:val="1082"/>
+          <w:numId w:val="1083"/>
         </w:numPr>
       </w:pPr>
       <w:r>
         <w:t xml:space="preserve">Thermal noise removal and image border noise removal to remove overall scene noise and scene edge artefacts, respectively.</w:t>
       </w:r>
     </w:p>
-    <w:bookmarkEnd w:id="229"/>
-    <w:bookmarkStart w:id="230" w:name="goal-requirements-48"/>
+    <w:bookmarkEnd w:id="230"/>
+    <w:bookmarkStart w:id="231" w:name="goal-requirements-48"/>
     <w:p>
       <w:pPr>
         <w:pStyle w:val="berschrift5"/>
@@ -10827,8 +11075,8 @@
         <w:t xml:space="preserve"> </w:t>
       </w:r>
     </w:p>
-    <w:bookmarkEnd w:id="230"/>
-    <w:bookmarkStart w:id="231" w:name="assessment-48"/>
+    <w:bookmarkEnd w:id="231"/>
+    <w:bookmarkStart w:id="232" w:name="assessment-48"/>
     <w:p>
       <w:pPr>
         <w:pStyle w:val="berschrift5"/>
@@ -10842,7 +11090,7 @@
         <w:pStyle w:val="Compact"/>
         <w:numPr>
           <w:ilvl w:val="0"/>
-          <w:numId w:val="1083"/>
+          <w:numId w:val="1084"/>
         </w:numPr>
       </w:pPr>
       <w:r>
@@ -10854,7 +11102,7 @@
         <w:pStyle w:val="Compact"/>
         <w:numPr>
           <w:ilvl w:val="0"/>
-          <w:numId w:val="1083"/>
+          <w:numId w:val="1084"/>
         </w:numPr>
       </w:pPr>
       <w:r>
@@ -10866,7 +11114,7 @@
         <w:pStyle w:val="Compact"/>
         <w:numPr>
           <w:ilvl w:val="0"/>
-          <w:numId w:val="1083"/>
+          <w:numId w:val="1084"/>
         </w:numPr>
       </w:pPr>
       <w:r>
@@ -10878,7 +11126,7 @@
         <w:pStyle w:val="Compact"/>
         <w:numPr>
           <w:ilvl w:val="0"/>
-          <w:numId w:val="1083"/>
+          <w:numId w:val="1084"/>
         </w:numPr>
       </w:pPr>
       <w:r>
@@ -10892,9 +11140,9 @@
         </w:pict>
       </w:r>
     </w:p>
-    <w:bookmarkEnd w:id="231"/>
     <w:bookmarkEnd w:id="232"/>
-    <w:bookmarkStart w:id="236" w:name="sec:rcm-rtagsl"/>
+    <w:bookmarkEnd w:id="233"/>
+    <w:bookmarkStart w:id="237" w:name="sec:rcm-rtagsl"/>
     <w:p>
       <w:pPr>
         <w:pStyle w:val="berschrift4"/>
@@ -10929,7 +11177,7 @@
         <w:t xml:space="preserve">rcm-rtagsl</w:t>
       </w:r>
     </w:p>
-    <w:bookmarkStart w:id="233" w:name="threshold-requirements-49"/>
+    <w:bookmarkStart w:id="234" w:name="threshold-requirements-49"/>
     <w:p>
       <w:pPr>
         <w:pStyle w:val="berschrift5"/>
@@ -10949,8 +11197,8 @@
         <w:t xml:space="preserve"> </w:t>
       </w:r>
     </w:p>
-    <w:bookmarkEnd w:id="233"/>
-    <w:bookmarkStart w:id="234" w:name="goal-requirements-49"/>
+    <w:bookmarkEnd w:id="234"/>
+    <w:bookmarkStart w:id="235" w:name="goal-requirements-49"/>
     <w:p>
       <w:pPr>
         <w:pStyle w:val="berschrift5"/>
@@ -11008,7 +11256,7 @@
         <w:pStyle w:val="Compact"/>
         <w:numPr>
           <w:ilvl w:val="0"/>
-          <w:numId w:val="1084"/>
+          <w:numId w:val="1085"/>
         </w:numPr>
       </w:pPr>
       <w:r>
@@ -11020,7 +11268,7 @@
         <w:pStyle w:val="Compact"/>
         <w:numPr>
           <w:ilvl w:val="0"/>
-          <w:numId w:val="1084"/>
+          <w:numId w:val="1085"/>
         </w:numPr>
       </w:pPr>
       <w:r>
@@ -11032,7 +11280,7 @@
         <w:pStyle w:val="Compact"/>
         <w:numPr>
           <w:ilvl w:val="0"/>
-          <w:numId w:val="1084"/>
+          <w:numId w:val="1085"/>
         </w:numPr>
       </w:pPr>
       <w:r>
@@ -11060,15 +11308,15 @@
         <w:pStyle w:val="Compact"/>
         <w:numPr>
           <w:ilvl w:val="0"/>
-          <w:numId w:val="1085"/>
+          <w:numId w:val="1086"/>
         </w:numPr>
       </w:pPr>
       <w:r>
         <w:t xml:space="preserve">Examples of technical documentation include an Algorithm, Theoretical Basis Document, product user guide, etc.</w:t>
       </w:r>
     </w:p>
-    <w:bookmarkEnd w:id="234"/>
-    <w:bookmarkStart w:id="235" w:name="assessment-49"/>
+    <w:bookmarkEnd w:id="235"/>
+    <w:bookmarkStart w:id="236" w:name="assessment-49"/>
     <w:p>
       <w:pPr>
         <w:pStyle w:val="berschrift5"/>
@@ -11082,7 +11330,7 @@
         <w:pStyle w:val="Compact"/>
         <w:numPr>
           <w:ilvl w:val="0"/>
-          <w:numId w:val="1086"/>
+          <w:numId w:val="1087"/>
         </w:numPr>
       </w:pPr>
       <w:r>
@@ -11094,7 +11342,7 @@
         <w:pStyle w:val="Compact"/>
         <w:numPr>
           <w:ilvl w:val="0"/>
-          <w:numId w:val="1086"/>
+          <w:numId w:val="1087"/>
         </w:numPr>
       </w:pPr>
       <w:r>
@@ -11106,7 +11354,7 @@
         <w:pStyle w:val="Compact"/>
         <w:numPr>
           <w:ilvl w:val="0"/>
-          <w:numId w:val="1086"/>
+          <w:numId w:val="1087"/>
         </w:numPr>
       </w:pPr>
       <w:r>
@@ -11118,7 +11366,7 @@
         <w:pStyle w:val="Compact"/>
         <w:numPr>
           <w:ilvl w:val="0"/>
-          <w:numId w:val="1086"/>
+          <w:numId w:val="1087"/>
         </w:numPr>
       </w:pPr>
       <w:r>
@@ -11132,9 +11380,9 @@
         </w:pict>
       </w:r>
     </w:p>
-    <w:bookmarkEnd w:id="235"/>
     <w:bookmarkEnd w:id="236"/>
-    <w:bookmarkStart w:id="240" w:name="sec:rcm-rmasar"/>
+    <w:bookmarkEnd w:id="237"/>
+    <w:bookmarkStart w:id="241" w:name="sec:rcm-rmasar"/>
     <w:p>
       <w:pPr>
         <w:pStyle w:val="berschrift4"/>
@@ -11169,7 +11417,7 @@
         <w:t xml:space="preserve">rcm-rmasar</w:t>
       </w:r>
     </w:p>
-    <w:bookmarkStart w:id="237" w:name="threshold-requirements-50"/>
+    <w:bookmarkStart w:id="238" w:name="threshold-requirements-50"/>
     <w:p>
       <w:pPr>
         <w:pStyle w:val="berschrift5"/>
@@ -11189,8 +11437,8 @@
         <w:t xml:space="preserve"> </w:t>
       </w:r>
     </w:p>
-    <w:bookmarkEnd w:id="237"/>
-    <w:bookmarkStart w:id="238" w:name="goal-requirements-50"/>
+    <w:bookmarkEnd w:id="238"/>
+    <w:bookmarkStart w:id="239" w:name="goal-requirements-50"/>
     <w:p>
       <w:pPr>
         <w:pStyle w:val="berschrift5"/>
@@ -11256,8 +11504,8 @@
         <w:t xml:space="preserve">SI traceability is achieved.</w:t>
       </w:r>
     </w:p>
-    <w:bookmarkEnd w:id="238"/>
-    <w:bookmarkStart w:id="239" w:name="assessment-50"/>
+    <w:bookmarkEnd w:id="239"/>
+    <w:bookmarkStart w:id="240" w:name="assessment-50"/>
     <w:p>
       <w:pPr>
         <w:pStyle w:val="berschrift5"/>
@@ -11271,7 +11519,7 @@
         <w:pStyle w:val="Compact"/>
         <w:numPr>
           <w:ilvl w:val="0"/>
-          <w:numId w:val="1087"/>
+          <w:numId w:val="1088"/>
         </w:numPr>
       </w:pPr>
       <w:r>
@@ -11283,7 +11531,7 @@
         <w:pStyle w:val="Compact"/>
         <w:numPr>
           <w:ilvl w:val="0"/>
-          <w:numId w:val="1087"/>
+          <w:numId w:val="1088"/>
         </w:numPr>
       </w:pPr>
       <w:r>
@@ -11295,7 +11543,7 @@
         <w:pStyle w:val="Compact"/>
         <w:numPr>
           <w:ilvl w:val="0"/>
-          <w:numId w:val="1087"/>
+          <w:numId w:val="1088"/>
         </w:numPr>
       </w:pPr>
       <w:r>
@@ -11307,17 +11555,17 @@
         <w:pStyle w:val="Compact"/>
         <w:numPr>
           <w:ilvl w:val="0"/>
-          <w:numId w:val="1087"/>
+          <w:numId w:val="1088"/>
         </w:numPr>
       </w:pPr>
       <w:r>
         <w:t xml:space="preserve">Recommended Requirement Modification:</w:t>
       </w:r>
     </w:p>
-    <w:bookmarkEnd w:id="239"/>
     <w:bookmarkEnd w:id="240"/>
     <w:bookmarkEnd w:id="241"/>
-    <w:bookmarkStart w:id="262" w:name="sec:gcor"/>
+    <w:bookmarkEnd w:id="242"/>
+    <w:bookmarkStart w:id="263" w:name="sec:gcor"/>
     <w:p>
       <w:pPr>
         <w:pStyle w:val="berschrift3"/>
@@ -11349,7 +11597,7 @@
         <w:t xml:space="preserve">This section specifies any geometric correction requirements that must be met in order for the data to be analysis ready.</w:t>
       </w:r>
     </w:p>
-    <w:bookmarkStart w:id="245" w:name="sec:gcor-gmcalg"/>
+    <w:bookmarkStart w:id="246" w:name="sec:gcor-gmcalg"/>
     <w:p>
       <w:pPr>
         <w:pStyle w:val="berschrift4"/>
@@ -11384,7 +11632,7 @@
         <w:t xml:space="preserve">gcor-gmcalg</w:t>
       </w:r>
     </w:p>
-    <w:bookmarkStart w:id="242" w:name="threshold-requirements-51"/>
+    <w:bookmarkStart w:id="243" w:name="threshold-requirements-51"/>
     <w:p>
       <w:pPr>
         <w:pStyle w:val="berschrift5"/>
@@ -11404,8 +11652,8 @@
         <w:t xml:space="preserve"> </w:t>
       </w:r>
     </w:p>
-    <w:bookmarkEnd w:id="242"/>
-    <w:bookmarkStart w:id="243" w:name="goal-requirements-51"/>
+    <w:bookmarkEnd w:id="243"/>
+    <w:bookmarkStart w:id="244" w:name="goal-requirements-51"/>
     <w:p>
       <w:pPr>
         <w:pStyle w:val="berschrift5"/>
@@ -11427,7 +11675,7 @@
         <w:pStyle w:val="Compact"/>
         <w:numPr>
           <w:ilvl w:val="0"/>
-          <w:numId w:val="1088"/>
+          <w:numId w:val="1089"/>
         </w:numPr>
       </w:pPr>
       <w:r>
@@ -11439,7 +11687,7 @@
         <w:pStyle w:val="Compact"/>
         <w:numPr>
           <w:ilvl w:val="0"/>
-          <w:numId w:val="1088"/>
+          <w:numId w:val="1089"/>
         </w:numPr>
       </w:pPr>
       <w:r>
@@ -11451,7 +11699,7 @@
         <w:pStyle w:val="Compact"/>
         <w:numPr>
           <w:ilvl w:val="0"/>
-          <w:numId w:val="1088"/>
+          <w:numId w:val="1089"/>
         </w:numPr>
       </w:pPr>
       <w:r>
@@ -11463,7 +11711,7 @@
         <w:pStyle w:val="Compact"/>
         <w:numPr>
           <w:ilvl w:val="0"/>
-          <w:numId w:val="1088"/>
+          <w:numId w:val="1089"/>
         </w:numPr>
       </w:pPr>
       <w:r>
@@ -11483,15 +11731,15 @@
         <w:pStyle w:val="Compact"/>
         <w:numPr>
           <w:ilvl w:val="0"/>
-          <w:numId w:val="1089"/>
+          <w:numId w:val="1090"/>
         </w:numPr>
       </w:pPr>
       <w:r>
         <w:t xml:space="preserve">Examples of technical documentation can include e.g., an Algorithm Theoretical Basis Document (ATBD) or a product user guide.</w:t>
       </w:r>
     </w:p>
-    <w:bookmarkEnd w:id="243"/>
-    <w:bookmarkStart w:id="244" w:name="assessment-51"/>
+    <w:bookmarkEnd w:id="244"/>
+    <w:bookmarkStart w:id="245" w:name="assessment-51"/>
     <w:p>
       <w:pPr>
         <w:pStyle w:val="berschrift5"/>
@@ -11505,7 +11753,7 @@
         <w:pStyle w:val="Compact"/>
         <w:numPr>
           <w:ilvl w:val="0"/>
-          <w:numId w:val="1090"/>
+          <w:numId w:val="1091"/>
         </w:numPr>
       </w:pPr>
       <w:r>
@@ -11517,7 +11765,7 @@
         <w:pStyle w:val="Compact"/>
         <w:numPr>
           <w:ilvl w:val="0"/>
-          <w:numId w:val="1090"/>
+          <w:numId w:val="1091"/>
         </w:numPr>
       </w:pPr>
       <w:r>
@@ -11529,7 +11777,7 @@
         <w:pStyle w:val="Compact"/>
         <w:numPr>
           <w:ilvl w:val="0"/>
-          <w:numId w:val="1090"/>
+          <w:numId w:val="1091"/>
         </w:numPr>
       </w:pPr>
       <w:r>
@@ -11541,7 +11789,7 @@
         <w:pStyle w:val="Compact"/>
         <w:numPr>
           <w:ilvl w:val="0"/>
-          <w:numId w:val="1090"/>
+          <w:numId w:val="1091"/>
         </w:numPr>
       </w:pPr>
       <w:r>
@@ -11555,9 +11803,9 @@
         </w:pict>
       </w:r>
     </w:p>
-    <w:bookmarkEnd w:id="244"/>
     <w:bookmarkEnd w:id="245"/>
-    <w:bookmarkStart w:id="249" w:name="sec:gcor-cordem"/>
+    <w:bookmarkEnd w:id="246"/>
+    <w:bookmarkStart w:id="250" w:name="sec:gcor-cordem"/>
     <w:p>
       <w:pPr>
         <w:pStyle w:val="berschrift4"/>
@@ -11604,7 +11852,7 @@
         <w:t xml:space="preserve">Usage: For products including land areas.</w:t>
       </w:r>
     </w:p>
-    <w:bookmarkStart w:id="246" w:name="threshold-requirements-52"/>
+    <w:bookmarkStart w:id="247" w:name="threshold-requirements-52"/>
     <w:p>
       <w:pPr>
         <w:pStyle w:val="berschrift5"/>
@@ -11618,7 +11866,7 @@
         <w:pStyle w:val="Compact"/>
         <w:numPr>
           <w:ilvl w:val="0"/>
-          <w:numId w:val="1091"/>
+          <w:numId w:val="1092"/>
         </w:numPr>
       </w:pPr>
       <w:r>
@@ -11630,7 +11878,7 @@
         <w:pStyle w:val="Compact"/>
         <w:numPr>
           <w:ilvl w:val="0"/>
-          <w:numId w:val="1091"/>
+          <w:numId w:val="1092"/>
         </w:numPr>
       </w:pPr>
       <w:r>
@@ -11642,15 +11890,15 @@
         <w:pStyle w:val="Compact"/>
         <w:numPr>
           <w:ilvl w:val="0"/>
-          <w:numId w:val="1091"/>
+          <w:numId w:val="1092"/>
         </w:numPr>
       </w:pPr>
       <w:r>
         <w:t xml:space="preserve">Provide reference to Earth Gravitational Model (EGM) used for geometric correction.</w:t>
       </w:r>
     </w:p>
-    <w:bookmarkEnd w:id="246"/>
-    <w:bookmarkStart w:id="247" w:name="goal-requirements-52"/>
+    <w:bookmarkEnd w:id="247"/>
+    <w:bookmarkStart w:id="248" w:name="goal-requirements-52"/>
     <w:p>
       <w:pPr>
         <w:pStyle w:val="berschrift5"/>
@@ -11664,7 +11912,7 @@
         <w:pStyle w:val="Compact"/>
         <w:numPr>
           <w:ilvl w:val="0"/>
-          <w:numId w:val="1092"/>
+          <w:numId w:val="1093"/>
         </w:numPr>
       </w:pPr>
       <w:r>
@@ -11682,7 +11930,7 @@
         <w:pStyle w:val="Compact"/>
         <w:numPr>
           <w:ilvl w:val="0"/>
-          <w:numId w:val="1092"/>
+          <w:numId w:val="1093"/>
         </w:numPr>
       </w:pPr>
       <w:r>
@@ -11694,15 +11942,15 @@
         <w:pStyle w:val="Compact"/>
         <w:numPr>
           <w:ilvl w:val="0"/>
-          <w:numId w:val="1092"/>
+          <w:numId w:val="1093"/>
         </w:numPr>
       </w:pPr>
       <w:r>
         <w:t xml:space="preserve">Method used for resampling the EGM.</w:t>
       </w:r>
     </w:p>
-    <w:bookmarkEnd w:id="247"/>
-    <w:bookmarkStart w:id="248" w:name="assessment-52"/>
+    <w:bookmarkEnd w:id="248"/>
+    <w:bookmarkStart w:id="249" w:name="assessment-52"/>
     <w:p>
       <w:pPr>
         <w:pStyle w:val="berschrift5"/>
@@ -11716,7 +11964,7 @@
         <w:pStyle w:val="Compact"/>
         <w:numPr>
           <w:ilvl w:val="0"/>
-          <w:numId w:val="1093"/>
+          <w:numId w:val="1094"/>
         </w:numPr>
       </w:pPr>
       <w:r>
@@ -11728,7 +11976,7 @@
         <w:pStyle w:val="Compact"/>
         <w:numPr>
           <w:ilvl w:val="0"/>
-          <w:numId w:val="1093"/>
+          <w:numId w:val="1094"/>
         </w:numPr>
       </w:pPr>
       <w:r>
@@ -11740,7 +11988,7 @@
         <w:pStyle w:val="Compact"/>
         <w:numPr>
           <w:ilvl w:val="0"/>
-          <w:numId w:val="1093"/>
+          <w:numId w:val="1094"/>
         </w:numPr>
       </w:pPr>
       <w:r>
@@ -11752,7 +12000,7 @@
         <w:pStyle w:val="Compact"/>
         <w:numPr>
           <w:ilvl w:val="0"/>
-          <w:numId w:val="1093"/>
+          <w:numId w:val="1094"/>
         </w:numPr>
       </w:pPr>
       <w:r>
@@ -11766,9 +12014,9 @@
         </w:pict>
       </w:r>
     </w:p>
-    <w:bookmarkEnd w:id="248"/>
     <w:bookmarkEnd w:id="249"/>
-    <w:bookmarkStart w:id="253" w:name="sec:gcor-geoacr"/>
+    <w:bookmarkEnd w:id="250"/>
+    <w:bookmarkStart w:id="254" w:name="sec:gcor-geoacr"/>
     <w:p>
       <w:pPr>
         <w:pStyle w:val="berschrift4"/>
@@ -11803,7 +12051,7 @@
         <w:t xml:space="preserve">gcor-geoacr</w:t>
       </w:r>
     </w:p>
-    <w:bookmarkStart w:id="250" w:name="threshold-requirements-53"/>
+    <w:bookmarkStart w:id="251" w:name="threshold-requirements-53"/>
     <w:p>
       <w:pPr>
         <w:pStyle w:val="berschrift5"/>
@@ -11877,7 +12125,7 @@
         <w:pStyle w:val="Compact"/>
         <w:numPr>
           <w:ilvl w:val="0"/>
-          <w:numId w:val="1094"/>
+          <w:numId w:val="1095"/>
         </w:numPr>
       </w:pPr>
       <w:r>
@@ -11889,15 +12137,15 @@
         <w:pStyle w:val="Compact"/>
         <w:numPr>
           <w:ilvl w:val="0"/>
-          <w:numId w:val="1094"/>
+          <w:numId w:val="1095"/>
         </w:numPr>
       </w:pPr>
       <w:r>
         <w:t xml:space="preserve">The ALE is not typically assessed for every processed image, but through an ALE assessment by the data processing team characterizing all or (usually a subset) of the generated products.</w:t>
       </w:r>
     </w:p>
-    <w:bookmarkEnd w:id="250"/>
-    <w:bookmarkStart w:id="251" w:name="goal-requirements-53"/>
+    <w:bookmarkEnd w:id="251"/>
+    <w:bookmarkStart w:id="252" w:name="goal-requirements-53"/>
     <w:p>
       <w:pPr>
         <w:pStyle w:val="berschrift5"/>
@@ -11922,8 +12170,8 @@
         <w:t xml:space="preserve">Provide documentation of estimates of ALE as DOI or URL.</w:t>
       </w:r>
     </w:p>
-    <w:bookmarkEnd w:id="251"/>
-    <w:bookmarkStart w:id="252" w:name="assessment-53"/>
+    <w:bookmarkEnd w:id="252"/>
+    <w:bookmarkStart w:id="253" w:name="assessment-53"/>
     <w:p>
       <w:pPr>
         <w:pStyle w:val="berschrift5"/>
@@ -11937,7 +12185,7 @@
         <w:pStyle w:val="Compact"/>
         <w:numPr>
           <w:ilvl w:val="0"/>
-          <w:numId w:val="1095"/>
+          <w:numId w:val="1096"/>
         </w:numPr>
       </w:pPr>
       <w:r>
@@ -11949,7 +12197,7 @@
         <w:pStyle w:val="Compact"/>
         <w:numPr>
           <w:ilvl w:val="0"/>
-          <w:numId w:val="1095"/>
+          <w:numId w:val="1096"/>
         </w:numPr>
       </w:pPr>
       <w:r>
@@ -11961,7 +12209,7 @@
         <w:pStyle w:val="Compact"/>
         <w:numPr>
           <w:ilvl w:val="0"/>
-          <w:numId w:val="1095"/>
+          <w:numId w:val="1096"/>
         </w:numPr>
       </w:pPr>
       <w:r>
@@ -11973,7 +12221,7 @@
         <w:pStyle w:val="Compact"/>
         <w:numPr>
           <w:ilvl w:val="0"/>
-          <w:numId w:val="1095"/>
+          <w:numId w:val="1096"/>
         </w:numPr>
       </w:pPr>
       <w:r>
@@ -11987,9 +12235,9 @@
         </w:pict>
       </w:r>
     </w:p>
-    <w:bookmarkEnd w:id="252"/>
     <w:bookmarkEnd w:id="253"/>
-    <w:bookmarkStart w:id="257" w:name="sec:gcor-georfa"/>
+    <w:bookmarkEnd w:id="254"/>
+    <w:bookmarkStart w:id="258" w:name="sec:gcor-georfa"/>
     <w:p>
       <w:pPr>
         <w:pStyle w:val="berschrift4"/>
@@ -12024,7 +12272,7 @@
         <w:t xml:space="preserve">gcor-georfa</w:t>
       </w:r>
     </w:p>
-    <w:bookmarkStart w:id="254" w:name="threshold-requirements-54"/>
+    <w:bookmarkStart w:id="255" w:name="threshold-requirements-54"/>
     <w:p>
       <w:pPr>
         <w:pStyle w:val="berschrift5"/>
@@ -12044,8 +12292,8 @@
         <w:t xml:space="preserve"> </w:t>
       </w:r>
     </w:p>
-    <w:bookmarkEnd w:id="254"/>
-    <w:bookmarkStart w:id="255" w:name="goal-requirements-54"/>
+    <w:bookmarkEnd w:id="255"/>
+    <w:bookmarkStart w:id="256" w:name="goal-requirements-54"/>
     <w:p>
       <w:pPr>
         <w:pStyle w:val="berschrift5"/>
@@ -12098,8 +12346,8 @@
         <w:t xml:space="preserve">Methodology used (name and reference), quality flag, geometric standard deviation values should be provided.</w:t>
       </w:r>
     </w:p>
-    <w:bookmarkEnd w:id="255"/>
-    <w:bookmarkStart w:id="256" w:name="assessment-54"/>
+    <w:bookmarkEnd w:id="256"/>
+    <w:bookmarkStart w:id="257" w:name="assessment-54"/>
     <w:p>
       <w:pPr>
         <w:pStyle w:val="berschrift5"/>
@@ -12113,7 +12361,7 @@
         <w:pStyle w:val="Compact"/>
         <w:numPr>
           <w:ilvl w:val="0"/>
-          <w:numId w:val="1096"/>
+          <w:numId w:val="1097"/>
         </w:numPr>
       </w:pPr>
       <w:r>
@@ -12125,7 +12373,7 @@
         <w:pStyle w:val="Compact"/>
         <w:numPr>
           <w:ilvl w:val="0"/>
-          <w:numId w:val="1096"/>
+          <w:numId w:val="1097"/>
         </w:numPr>
       </w:pPr>
       <w:r>
@@ -12137,7 +12385,7 @@
         <w:pStyle w:val="Compact"/>
         <w:numPr>
           <w:ilvl w:val="0"/>
-          <w:numId w:val="1096"/>
+          <w:numId w:val="1097"/>
         </w:numPr>
       </w:pPr>
       <w:r>
@@ -12149,7 +12397,7 @@
         <w:pStyle w:val="Compact"/>
         <w:numPr>
           <w:ilvl w:val="0"/>
-          <w:numId w:val="1096"/>
+          <w:numId w:val="1097"/>
         </w:numPr>
       </w:pPr>
       <w:r>
@@ -12163,9 +12411,9 @@
         </w:pict>
       </w:r>
     </w:p>
-    <w:bookmarkEnd w:id="256"/>
     <w:bookmarkEnd w:id="257"/>
-    <w:bookmarkStart w:id="261" w:name="sec:gcor-gridcv"/>
+    <w:bookmarkEnd w:id="258"/>
+    <w:bookmarkStart w:id="262" w:name="sec:gcor-gridcv"/>
     <w:p>
       <w:pPr>
         <w:pStyle w:val="berschrift4"/>
@@ -12200,7 +12448,7 @@
         <w:t xml:space="preserve">gcor-gridcv</w:t>
       </w:r>
     </w:p>
-    <w:bookmarkStart w:id="258" w:name="threshold-requirements-55"/>
+    <w:bookmarkStart w:id="259" w:name="threshold-requirements-55"/>
     <w:p>
       <w:pPr>
         <w:pStyle w:val="berschrift5"/>
@@ -12248,15 +12496,15 @@
         <w:pStyle w:val="Compact"/>
         <w:numPr>
           <w:ilvl w:val="0"/>
-          <w:numId w:val="1097"/>
+          <w:numId w:val="1098"/>
         </w:numPr>
       </w:pPr>
       <w:r>
         <w:t xml:space="preserve">If a product hierarchy of resolutions exists (or is planned), the multiple resolutions should nest within each other (e.g., 12.5m, 25m, 50m, 100m, etc.), and not be disjoint.</w:t>
       </w:r>
     </w:p>
-    <w:bookmarkEnd w:id="258"/>
-    <w:bookmarkStart w:id="259" w:name="goal-requirements-55"/>
+    <w:bookmarkEnd w:id="259"/>
+    <w:bookmarkStart w:id="260" w:name="goal-requirements-55"/>
     <w:p>
       <w:pPr>
         <w:pStyle w:val="berschrift5"/>
@@ -12303,8 +12551,8 @@
         <w:t xml:space="preserve">For products presented in geographic coordinates (latitude and longitude), the origin should be set to an integer multiple of samples in relation to the closest integer degree.</w:t>
       </w:r>
     </w:p>
-    <w:bookmarkEnd w:id="259"/>
-    <w:bookmarkStart w:id="260" w:name="assessment-55"/>
+    <w:bookmarkEnd w:id="260"/>
+    <w:bookmarkStart w:id="261" w:name="assessment-55"/>
     <w:p>
       <w:pPr>
         <w:pStyle w:val="berschrift5"/>
@@ -12318,7 +12566,7 @@
         <w:pStyle w:val="Compact"/>
         <w:numPr>
           <w:ilvl w:val="0"/>
-          <w:numId w:val="1098"/>
+          <w:numId w:val="1099"/>
         </w:numPr>
       </w:pPr>
       <w:r>
@@ -12330,7 +12578,7 @@
         <w:pStyle w:val="Compact"/>
         <w:numPr>
           <w:ilvl w:val="0"/>
-          <w:numId w:val="1098"/>
+          <w:numId w:val="1099"/>
         </w:numPr>
       </w:pPr>
       <w:r>
@@ -12342,7 +12590,7 @@
         <w:pStyle w:val="Compact"/>
         <w:numPr>
           <w:ilvl w:val="0"/>
-          <w:numId w:val="1098"/>
+          <w:numId w:val="1099"/>
         </w:numPr>
       </w:pPr>
       <w:r>
@@ -12354,7 +12602,7 @@
         <w:pStyle w:val="Compact"/>
         <w:numPr>
           <w:ilvl w:val="0"/>
-          <w:numId w:val="1098"/>
+          <w:numId w:val="1099"/>
         </w:numPr>
       </w:pPr>
       <w:r>
@@ -12366,11 +12614,11 @@
         <w:br w:type="page"/>
       </w:r>
     </w:p>
-    <w:bookmarkEnd w:id="260"/>
     <w:bookmarkEnd w:id="261"/>
     <w:bookmarkEnd w:id="262"/>
     <w:bookmarkEnd w:id="263"/>
-    <w:bookmarkStart w:id="270" w:name="summary-self-assessment-table"/>
+    <w:bookmarkEnd w:id="264"/>
+    <w:bookmarkStart w:id="271" w:name="summary-self-assessment-table"/>
     <w:p>
       <w:pPr>
         <w:pStyle w:val="berschrift2"/>
@@ -12379,7 +12627,7 @@
         <w:t xml:space="preserve">Summary Self-Assessment Table</w:t>
       </w:r>
     </w:p>
-    <w:bookmarkStart w:id="264" w:name="general-metadata"/>
+    <w:bookmarkStart w:id="265" w:name="general-metadata"/>
     <w:p>
       <w:pPr>
         <w:pStyle w:val="berschrift3"/>
@@ -12699,8 +12947,8 @@
         </w:tc>
       </w:tr>
     </w:tbl>
-    <w:bookmarkEnd w:id="264"/>
-    <w:bookmarkStart w:id="265" w:name="source-metadata"/>
+    <w:bookmarkEnd w:id="265"/>
+    <w:bookmarkStart w:id="266" w:name="source-metadata"/>
     <w:p>
       <w:pPr>
         <w:pStyle w:val="berschrift3"/>
@@ -13389,8 +13637,8 @@
         </w:tc>
       </w:tr>
     </w:tbl>
-    <w:bookmarkEnd w:id="265"/>
-    <w:bookmarkStart w:id="266" w:name="product-metadata"/>
+    <w:bookmarkEnd w:id="266"/>
+    <w:bookmarkStart w:id="267" w:name="product-metadata"/>
     <w:p>
       <w:pPr>
         <w:pStyle w:val="berschrift3"/>
@@ -14068,8 +14316,8 @@
         </w:tc>
       </w:tr>
     </w:tbl>
-    <w:bookmarkEnd w:id="266"/>
-    <w:bookmarkStart w:id="267" w:name="per-pixel-metadata"/>
+    <w:bookmarkEnd w:id="267"/>
+    <w:bookmarkStart w:id="268" w:name="per-pixel-metadata"/>
     <w:p>
       <w:pPr>
         <w:pStyle w:val="berschrift3"/>
@@ -14884,8 +15132,8 @@
         </w:tc>
       </w:tr>
     </w:tbl>
-    <w:bookmarkEnd w:id="267"/>
-    <w:bookmarkStart w:id="268" w:name="radiometrically-corrected-measurements"/>
+    <w:bookmarkEnd w:id="268"/>
+    <w:bookmarkStart w:id="269" w:name="radiometrically-corrected-measurements"/>
     <w:p>
       <w:pPr>
         <w:pStyle w:val="berschrift3"/>
@@ -15257,8 +15505,8 @@
         </w:tc>
       </w:tr>
     </w:tbl>
-    <w:bookmarkEnd w:id="268"/>
-    <w:bookmarkStart w:id="269" w:name="geometric-corrections"/>
+    <w:bookmarkEnd w:id="269"/>
+    <w:bookmarkStart w:id="270" w:name="geometric-corrections"/>
     <w:p>
       <w:pPr>
         <w:pStyle w:val="berschrift3"/>
@@ -15567,9 +15815,9 @@
         <w:br w:type="page"/>
       </w:r>
     </w:p>
-    <w:bookmarkEnd w:id="269"/>
     <w:bookmarkEnd w:id="270"/>
-    <w:bookmarkStart w:id="275" w:name="introduction"/>
+    <w:bookmarkEnd w:id="271"/>
+    <w:bookmarkStart w:id="276" w:name="introduction"/>
     <w:p>
       <w:pPr>
         <w:pStyle w:val="berschrift2"/>
@@ -15598,7 +15846,7 @@
         <w:t xml:space="preserve">This Guidance material does not replace or override the specifications.</w:t>
       </w:r>
     </w:p>
-    <w:bookmarkStart w:id="271" w:name="sec:intro-what-are-ceos-ard-products"/>
+    <w:bookmarkStart w:id="272" w:name="sec:intro-what-are-ceos-ard-products"/>
     <w:p>
       <w:pPr>
         <w:pStyle w:val="berschrift3"/>
@@ -15657,8 +15905,8 @@
         <w:t xml:space="preserve">for other types of satellite products.</w:t>
       </w:r>
     </w:p>
-    <w:bookmarkEnd w:id="271"/>
-    <w:bookmarkStart w:id="273" w:name="sec:intro-when-is-a-product-ceos-ard"/>
+    <w:bookmarkEnd w:id="272"/>
+    <w:bookmarkStart w:id="274" w:name="sec:intro-when-is-a-product-ceos-ard"/>
     <w:p>
       <w:pPr>
         <w:pStyle w:val="berschrift3"/>
@@ -15680,7 +15928,7 @@
         <w:pStyle w:val="Compact"/>
         <w:numPr>
           <w:ilvl w:val="0"/>
-          <w:numId w:val="1099"/>
+          <w:numId w:val="1100"/>
         </w:numPr>
       </w:pPr>
       <w:r>
@@ -15692,7 +15940,7 @@
         <w:pStyle w:val="Compact"/>
         <w:numPr>
           <w:ilvl w:val="0"/>
-          <w:numId w:val="1099"/>
+          <w:numId w:val="1100"/>
         </w:numPr>
       </w:pPr>
       <w:r>
@@ -15709,7 +15957,7 @@
       <w:r>
         <w:t xml:space="preserve"> </w:t>
       </w:r>
-      <w:hyperlink r:id="rId272">
+      <w:hyperlink r:id="rId273">
         <w:r>
           <w:rPr>
             <w:rStyle w:val="Hyperlink"/>
@@ -15729,8 +15977,8 @@
         <w:t xml:space="preserve">A product can continue to use CEOS-ARD branding as long as its generation and distribution remain consistent with the peer-reviewed assessment.</w:t>
       </w:r>
     </w:p>
-    <w:bookmarkEnd w:id="273"/>
-    <w:bookmarkStart w:id="274" w:name="sec:intro-difference-threshold-goal"/>
+    <w:bookmarkEnd w:id="274"/>
+    <w:bookmarkStart w:id="275" w:name="sec:intro-difference-threshold-goal"/>
     <w:p>
       <w:pPr>
         <w:pStyle w:val="berschrift3"/>
@@ -15933,9 +16181,9 @@
         <w:br w:type="page"/>
       </w:r>
     </w:p>
-    <w:bookmarkEnd w:id="274"/>
     <w:bookmarkEnd w:id="275"/>
-    <w:bookmarkStart w:id="294" w:name="references"/>
+    <w:bookmarkEnd w:id="276"/>
+    <w:bookmarkStart w:id="295" w:name="references"/>
     <w:p>
       <w:pPr>
         <w:pStyle w:val="berschrift2"/>
@@ -15944,8 +16192,8 @@
         <w:t xml:space="preserve">References</w:t>
       </w:r>
     </w:p>
-    <w:bookmarkStart w:id="293" w:name="refs"/>
-    <w:bookmarkStart w:id="276" w:name="ref-iso19115_2_2009"/>
+    <w:bookmarkStart w:id="294" w:name="refs"/>
+    <w:bookmarkStart w:id="277" w:name="ref-iso19115_2_2009"/>
     <w:p>
       <w:pPr>
         <w:pStyle w:val="Literaturverzeichnis"/>
@@ -15972,8 +16220,8 @@
         <w:t xml:space="preserve">Standard. Geneva, CH: International Organization for Standardization.</w:t>
       </w:r>
     </w:p>
-    <w:bookmarkEnd w:id="276"/>
-    <w:bookmarkStart w:id="278" w:name="ref-lee2009"/>
+    <w:bookmarkEnd w:id="277"/>
+    <w:bookmarkStart w:id="279" w:name="ref-lee2009"/>
     <w:p>
       <w:pPr>
         <w:pStyle w:val="Literaturverzeichnis"/>
@@ -16006,7 +16254,7 @@
       <w:r>
         <w:t xml:space="preserve"> </w:t>
       </w:r>
-      <w:hyperlink r:id="rId277">
+      <w:hyperlink r:id="rId278">
         <w:r>
           <w:rPr>
             <w:rStyle w:val="Hyperlink"/>
@@ -16018,8 +16266,8 @@
         <w:t xml:space="preserve">.</w:t>
       </w:r>
     </w:p>
-    <w:bookmarkEnd w:id="278"/>
-    <w:bookmarkStart w:id="280" w:name="ref-raney2012"/>
+    <w:bookmarkEnd w:id="279"/>
+    <w:bookmarkStart w:id="281" w:name="ref-raney2012"/>
     <w:p>
       <w:pPr>
         <w:pStyle w:val="Literaturverzeichnis"/>
@@ -16052,7 +16300,7 @@
       <w:r>
         <w:t xml:space="preserve"> </w:t>
       </w:r>
-      <w:hyperlink r:id="rId279">
+      <w:hyperlink r:id="rId280">
         <w:r>
           <w:rPr>
             <w:rStyle w:val="Hyperlink"/>
@@ -16064,8 +16312,8 @@
         <w:t xml:space="preserve">.</w:t>
       </w:r>
     </w:p>
-    <w:bookmarkEnd w:id="280"/>
-    <w:bookmarkStart w:id="282" w:name="ref-shiroma2022"/>
+    <w:bookmarkEnd w:id="281"/>
+    <w:bookmarkStart w:id="283" w:name="ref-shiroma2022"/>
     <w:p>
       <w:pPr>
         <w:pStyle w:val="Literaturverzeichnis"/>
@@ -16098,7 +16346,7 @@
       <w:r>
         <w:t xml:space="preserve"> </w:t>
       </w:r>
-      <w:hyperlink r:id="rId281">
+      <w:hyperlink r:id="rId282">
         <w:r>
           <w:rPr>
             <w:rStyle w:val="Hyperlink"/>
@@ -16110,8 +16358,8 @@
         <w:t xml:space="preserve">.</w:t>
       </w:r>
     </w:p>
-    <w:bookmarkEnd w:id="282"/>
-    <w:bookmarkStart w:id="284" w:name="ref-small2011"/>
+    <w:bookmarkEnd w:id="283"/>
+    <w:bookmarkStart w:id="285" w:name="ref-small2011"/>
     <w:p>
       <w:pPr>
         <w:pStyle w:val="Literaturverzeichnis"/>
@@ -16144,7 +16392,7 @@
       <w:r>
         <w:t xml:space="preserve"> </w:t>
       </w:r>
-      <w:hyperlink r:id="rId283">
+      <w:hyperlink r:id="rId284">
         <w:r>
           <w:rPr>
             <w:rStyle w:val="Hyperlink"/>
@@ -16156,8 +16404,8 @@
         <w:t xml:space="preserve">.</w:t>
       </w:r>
     </w:p>
-    <w:bookmarkEnd w:id="284"/>
-    <w:bookmarkStart w:id="286" w:name="ref-yamaguchi2011"/>
+    <w:bookmarkEnd w:id="285"/>
+    <w:bookmarkStart w:id="287" w:name="ref-yamaguchi2011"/>
     <w:p>
       <w:pPr>
         <w:pStyle w:val="Literaturverzeichnis"/>
@@ -16190,7 +16438,7 @@
       <w:r>
         <w:t xml:space="preserve"> </w:t>
       </w:r>
-      <w:hyperlink r:id="rId285">
+      <w:hyperlink r:id="rId286">
         <w:r>
           <w:rPr>
             <w:rStyle w:val="Hyperlink"/>
@@ -16202,8 +16450,8 @@
         <w:t xml:space="preserve">.</w:t>
       </w:r>
     </w:p>
-    <w:bookmarkEnd w:id="286"/>
-    <w:bookmarkStart w:id="288" w:name="ref-zebker2017"/>
+    <w:bookmarkEnd w:id="287"/>
+    <w:bookmarkStart w:id="289" w:name="ref-zebker2017"/>
     <w:p>
       <w:pPr>
         <w:pStyle w:val="Literaturverzeichnis"/>
@@ -16236,7 +16484,7 @@
       <w:r>
         <w:t xml:space="preserve"> </w:t>
       </w:r>
-      <w:hyperlink r:id="rId287">
+      <w:hyperlink r:id="rId288">
         <w:r>
           <w:rPr>
             <w:rStyle w:val="Hyperlink"/>
@@ -16248,8 +16496,8 @@
         <w:t xml:space="preserve">.</w:t>
       </w:r>
     </w:p>
-    <w:bookmarkEnd w:id="288"/>
-    <w:bookmarkStart w:id="290" w:name="ref-zebker2010"/>
+    <w:bookmarkEnd w:id="289"/>
+    <w:bookmarkStart w:id="291" w:name="ref-zebker2010"/>
     <w:p>
       <w:pPr>
         <w:pStyle w:val="Literaturverzeichnis"/>
@@ -16282,7 +16530,7 @@
       <w:r>
         <w:t xml:space="preserve"> </w:t>
       </w:r>
-      <w:hyperlink r:id="rId289">
+      <w:hyperlink r:id="rId290">
         <w:r>
           <w:rPr>
             <w:rStyle w:val="Hyperlink"/>
@@ -16294,8 +16542,8 @@
         <w:t xml:space="preserve">.</w:t>
       </w:r>
     </w:p>
-    <w:bookmarkEnd w:id="290"/>
-    <w:bookmarkStart w:id="292" w:name="ref-zheng2017"/>
+    <w:bookmarkEnd w:id="291"/>
+    <w:bookmarkStart w:id="293" w:name="ref-zheng2017"/>
     <w:p>
       <w:pPr>
         <w:pStyle w:val="Literaturverzeichnis"/>
@@ -16328,7 +16576,7 @@
       <w:r>
         <w:t xml:space="preserve"> </w:t>
       </w:r>
-      <w:hyperlink r:id="rId291">
+      <w:hyperlink r:id="rId292">
         <w:r>
           <w:rPr>
             <w:rStyle w:val="Hyperlink"/>
@@ -16340,15 +16588,15 @@
         <w:t xml:space="preserve">.</w:t>
       </w:r>
     </w:p>
-    <w:bookmarkEnd w:id="292"/>
     <w:bookmarkEnd w:id="293"/>
+    <w:bookmarkEnd w:id="294"/>
     <w:p>
       <w:r>
         <w:br w:type="page"/>
       </w:r>
     </w:p>
-    <w:bookmarkEnd w:id="294"/>
-    <w:bookmarkStart w:id="348" w:name="annexes"/>
+    <w:bookmarkEnd w:id="295"/>
+    <w:bookmarkStart w:id="349" w:name="annexes"/>
     <w:p>
       <w:pPr>
         <w:pStyle w:val="berschrift2"/>
@@ -16357,7 +16605,7 @@
         <w:t xml:space="preserve">Annexes</w:t>
       </w:r>
     </w:p>
-    <w:bookmarkStart w:id="296" w:name="sec:annex-sar-general-processing-roadmap"/>
+    <w:bookmarkStart w:id="297" w:name="sec:annex-sar-general-processing-roadmap"/>
     <w:p>
       <w:pPr>
         <w:pStyle w:val="berschrift3"/>
@@ -16379,7 +16627,7 @@
         <w:pStyle w:val="Compact"/>
         <w:numPr>
           <w:ilvl w:val="0"/>
-          <w:numId w:val="1100"/>
+          <w:numId w:val="1101"/>
         </w:numPr>
       </w:pPr>
       <w:r>
@@ -16391,7 +16639,7 @@
         <w:pStyle w:val="Compact"/>
         <w:numPr>
           <w:ilvl w:val="0"/>
-          <w:numId w:val="1100"/>
+          <w:numId w:val="1101"/>
         </w:numPr>
       </w:pPr>
       <w:r>
@@ -16403,7 +16651,7 @@
         <w:pStyle w:val="Compact"/>
         <w:numPr>
           <w:ilvl w:val="0"/>
-          <w:numId w:val="1100"/>
+          <w:numId w:val="1101"/>
         </w:numPr>
       </w:pPr>
       <w:r>
@@ -16432,7 +16680,7 @@
         <w:pStyle w:val="Compact"/>
         <w:numPr>
           <w:ilvl w:val="0"/>
-          <w:numId w:val="1100"/>
+          <w:numId w:val="1101"/>
         </w:numPr>
       </w:pPr>
       <w:r>
@@ -16478,7 +16726,7 @@
         <w:pStyle w:val="Compact"/>
         <w:numPr>
           <w:ilvl w:val="0"/>
-          <w:numId w:val="1100"/>
+          <w:numId w:val="1101"/>
         </w:numPr>
       </w:pPr>
       <w:r>
@@ -16510,7 +16758,7 @@
         <w:pStyle w:val="Compact"/>
         <w:numPr>
           <w:ilvl w:val="0"/>
-          <w:numId w:val="1100"/>
+          <w:numId w:val="1101"/>
         </w:numPr>
       </w:pPr>
       <w:r>
@@ -16576,7 +16824,7 @@
         <w:pStyle w:val="Compact"/>
         <w:numPr>
           <w:ilvl w:val="0"/>
-          <w:numId w:val="1100"/>
+          <w:numId w:val="1101"/>
         </w:numPr>
       </w:pPr>
       <w:r>
@@ -16588,7 +16836,7 @@
         <w:pStyle w:val="Compact"/>
         <w:numPr>
           <w:ilvl w:val="0"/>
-          <w:numId w:val="1100"/>
+          <w:numId w:val="1101"/>
         </w:numPr>
       </w:pPr>
       <w:r>
@@ -16600,7 +16848,7 @@
         <w:pStyle w:val="Compact"/>
         <w:numPr>
           <w:ilvl w:val="0"/>
-          <w:numId w:val="1100"/>
+          <w:numId w:val="1101"/>
         </w:numPr>
       </w:pPr>
       <w:r>
@@ -16629,7 +16877,7 @@
         <w:t xml:space="preserve">lists possible sequential steps and existing software tools (e.g., Gamma software (GAMMA, 2018)) and scripting tasks that can be used to form the CEOS-ARD SAR processing roadmap.</w:t>
       </w:r>
     </w:p>
-    <w:bookmarkStart w:id="295" w:name="tbl:sar-general-processing-roadmap-tbl1"/>
+    <w:bookmarkStart w:id="296" w:name="tbl:sar-general-processing-roadmap-tbl1"/>
     <w:p>
       <w:pPr>
         <w:pStyle w:val="TableCaption"/>
@@ -16872,9 +17120,9 @@
         </w:tc>
       </w:tr>
     </w:tbl>
-    <w:bookmarkEnd w:id="295"/>
     <w:bookmarkEnd w:id="296"/>
-    <w:bookmarkStart w:id="308" w:name="sec:annex-sar-topographic-phase-removal"/>
+    <w:bookmarkEnd w:id="297"/>
+    <w:bookmarkStart w:id="309" w:name="sec:annex-sar-topographic-phase-removal"/>
     <w:p>
       <w:pPr>
         <w:pStyle w:val="berschrift3"/>
@@ -17135,7 +17383,7 @@
       <w:pPr>
         <w:pStyle w:val="Textkrper"/>
       </w:pPr>
-      <w:bookmarkStart w:id="297" w:name="eq:sar-topographic-phase-removal-eq1"/>
+      <w:bookmarkStart w:id="298" w:name="eq:sar-topographic-phase-removal-eq1"/>
       <m:oMathPara>
         <m:oMathParaPr>
           <m:jc m:val="center"/>
@@ -17312,7 +17560,7 @@
           </m:d>
         </m:oMath>
       </m:oMathPara>
-      <w:bookmarkEnd w:id="297"/>
+      <w:bookmarkEnd w:id="298"/>
     </w:p>
     <w:p>
       <w:pPr>
@@ -17326,7 +17574,7 @@
       <w:pPr>
         <w:pStyle w:val="Textkrper"/>
       </w:pPr>
-      <w:bookmarkStart w:id="298" w:name="eq:sar-topographic-phase-removal-eq2"/>
+      <w:bookmarkStart w:id="299" w:name="eq:sar-topographic-phase-removal-eq2"/>
       <m:oMathPara>
         <m:oMathParaPr>
           <m:jc m:val="center"/>
@@ -17475,7 +17723,7 @@
           </m:d>
         </m:oMath>
       </m:oMathPara>
-      <w:bookmarkEnd w:id="298"/>
+      <w:bookmarkEnd w:id="299"/>
     </w:p>
     <w:p>
       <w:pPr>
@@ -17541,7 +17789,7 @@
         <w:pStyle w:val="Compact"/>
         <w:numPr>
           <w:ilvl w:val="0"/>
-          <w:numId w:val="1101"/>
+          <w:numId w:val="1102"/>
         </w:numPr>
       </w:pPr>
       <w:r>
@@ -17570,7 +17818,7 @@
         <w:pStyle w:val="Compact"/>
         <w:numPr>
           <w:ilvl w:val="0"/>
-          <w:numId w:val="1101"/>
+          <w:numId w:val="1102"/>
         </w:numPr>
       </w:pPr>
       <w:r>
@@ -17727,7 +17975,7 @@
       <w:pPr>
         <w:pStyle w:val="Textkrper"/>
       </w:pPr>
-      <w:bookmarkStart w:id="299" w:name="eq:sar-topographic-phase-removal-eq3"/>
+      <w:bookmarkStart w:id="300" w:name="eq:sar-topographic-phase-removal-eq3"/>
       <m:oMathPara>
         <m:oMathParaPr>
           <m:jc m:val="center"/>
@@ -17867,7 +18115,7 @@
           </m:d>
         </m:oMath>
       </m:oMathPara>
-      <w:bookmarkEnd w:id="299"/>
+      <w:bookmarkEnd w:id="300"/>
     </w:p>
     <w:p>
       <w:pPr>
@@ -18129,7 +18377,7 @@
       <w:pPr>
         <w:pStyle w:val="Textkrper"/>
       </w:pPr>
-      <w:bookmarkStart w:id="300" w:name="eq:sar-topographic-phase-removal-eq4"/>
+      <w:bookmarkStart w:id="301" w:name="eq:sar-topographic-phase-removal-eq4"/>
       <m:oMathPara>
         <m:oMathParaPr>
           <m:jc m:val="center"/>
@@ -18379,13 +18627,13 @@
           </m:d>
         </m:oMath>
       </m:oMathPara>
-      <w:bookmarkEnd w:id="300"/>
+      <w:bookmarkEnd w:id="301"/>
     </w:p>
     <w:p>
       <w:pPr>
         <w:pStyle w:val="FirstParagraph"/>
       </w:pPr>
-      <w:bookmarkStart w:id="301" w:name="eq:sar-topographic-phase-removal-eq5"/>
+      <w:bookmarkStart w:id="302" w:name="eq:sar-topographic-phase-removal-eq5"/>
       <m:oMathPara>
         <m:oMathParaPr>
           <m:jc m:val="center"/>
@@ -18635,7 +18883,7 @@
           </m:d>
         </m:oMath>
       </m:oMathPara>
-      <w:bookmarkEnd w:id="301"/>
+      <w:bookmarkEnd w:id="302"/>
     </w:p>
     <w:p>
       <w:pPr>
@@ -18649,7 +18897,7 @@
       <w:pPr>
         <w:pStyle w:val="Textkrper"/>
       </w:pPr>
-      <w:bookmarkStart w:id="302" w:name="eq:sar-topographic-phase-removal-eq6"/>
+      <w:bookmarkStart w:id="303" w:name="eq:sar-topographic-phase-removal-eq6"/>
       <m:oMathPara>
         <m:oMathParaPr>
           <m:jc m:val="center"/>
@@ -18811,7 +19059,7 @@
           </m:d>
         </m:oMath>
       </m:oMathPara>
-      <w:bookmarkEnd w:id="302"/>
+      <w:bookmarkEnd w:id="303"/>
     </w:p>
     <w:p>
       <w:pPr>
@@ -18836,7 +19084,7 @@
       <w:pPr>
         <w:pStyle w:val="Textkrper"/>
       </w:pPr>
-      <w:bookmarkStart w:id="303" w:name="eq:sar-topographic-phase-removal-eq7"/>
+      <w:bookmarkStart w:id="304" w:name="eq:sar-topographic-phase-removal-eq7"/>
       <m:oMathPara>
         <m:oMathParaPr>
           <m:jc m:val="center"/>
@@ -19150,13 +19398,13 @@
           </m:d>
         </m:oMath>
       </m:oMathPara>
-      <w:bookmarkEnd w:id="303"/>
+      <w:bookmarkEnd w:id="304"/>
     </w:p>
     <w:p>
       <w:pPr>
         <w:pStyle w:val="FirstParagraph"/>
       </w:pPr>
-      <w:bookmarkStart w:id="304" w:name="eq:sar-topographic-phase-removal-eq8"/>
+      <w:bookmarkStart w:id="305" w:name="eq:sar-topographic-phase-removal-eq8"/>
       <m:oMathPara>
         <m:oMathParaPr>
           <m:jc m:val="center"/>
@@ -19406,13 +19654,13 @@
           </m:d>
         </m:oMath>
       </m:oMathPara>
-      <w:bookmarkEnd w:id="304"/>
+      <w:bookmarkEnd w:id="305"/>
     </w:p>
     <w:p>
       <w:pPr>
         <w:pStyle w:val="FirstParagraph"/>
       </w:pPr>
-      <w:bookmarkStart w:id="305" w:name="eq:sar-topographic-phase-removal-eq9"/>
+      <w:bookmarkStart w:id="306" w:name="eq:sar-topographic-phase-removal-eq9"/>
       <m:oMathPara>
         <m:oMathParaPr>
           <m:jc m:val="center"/>
@@ -19585,7 +19833,7 @@
           </m:d>
         </m:oMath>
       </m:oMathPara>
-      <w:bookmarkEnd w:id="305"/>
+      <w:bookmarkEnd w:id="306"/>
     </w:p>
     <w:p>
       <w:pPr>
@@ -19671,7 +19919,7 @@
       <w:pPr>
         <w:pStyle w:val="Textkrper"/>
       </w:pPr>
-      <w:bookmarkStart w:id="306" w:name="eq:sar-topographic-phase-removal-eq10"/>
+      <w:bookmarkStart w:id="307" w:name="eq:sar-topographic-phase-removal-eq10"/>
       <m:oMathPara>
         <m:oMathParaPr>
           <m:jc m:val="center"/>
@@ -19927,7 +20175,7 @@
           </m:d>
         </m:oMath>
       </m:oMathPara>
-      <w:bookmarkEnd w:id="306"/>
+      <w:bookmarkEnd w:id="307"/>
     </w:p>
     <w:p>
       <w:pPr>
@@ -19941,7 +20189,7 @@
       <w:pPr>
         <w:pStyle w:val="Textkrper"/>
       </w:pPr>
-      <w:bookmarkStart w:id="307" w:name="eq:sar-topographic-phase-removal-eq11"/>
+      <w:bookmarkStart w:id="308" w:name="eq:sar-topographic-phase-removal-eq11"/>
       <m:oMathPara>
         <m:oMathParaPr>
           <m:jc m:val="center"/>
@@ -20107,10 +20355,10 @@
           </m:d>
         </m:oMath>
       </m:oMathPara>
-      <w:bookmarkEnd w:id="307"/>
-    </w:p>
-    <w:bookmarkEnd w:id="308"/>
-    <w:bookmarkStart w:id="315" w:name="sec:annex-sar-pol-covmat"/>
+      <w:bookmarkEnd w:id="308"/>
+    </w:p>
+    <w:bookmarkEnd w:id="309"/>
+    <w:bookmarkStart w:id="316" w:name="sec:annex-sar-pol-covmat"/>
     <w:p>
       <w:pPr>
         <w:pStyle w:val="berschrift3"/>
@@ -20171,7 +20419,7 @@
       <w:pPr>
         <w:pStyle w:val="Textkrper"/>
       </w:pPr>
-      <w:bookmarkStart w:id="309" w:name="eq:sar-pol-covmat-eq1"/>
+      <w:bookmarkStart w:id="310" w:name="eq:sar-pol-covmat-eq1"/>
       <m:oMathPara>
         <m:oMathParaPr>
           <m:jc m:val="center"/>
@@ -20653,7 +20901,7 @@
           </m:d>
         </m:oMath>
       </m:oMathPara>
-      <w:bookmarkEnd w:id="309"/>
+      <w:bookmarkEnd w:id="310"/>
     </w:p>
     <w:p>
       <w:pPr>
@@ -20679,7 +20927,7 @@
       <w:pPr>
         <w:pStyle w:val="Textkrper"/>
       </w:pPr>
-      <w:bookmarkStart w:id="310" w:name="eq:sar-pol-covmat-eq2"/>
+      <w:bookmarkStart w:id="311" w:name="eq:sar-pol-covmat-eq2"/>
       <m:oMathPara>
         <m:oMathParaPr>
           <m:jc m:val="center"/>
@@ -20901,13 +21149,13 @@
           </m:d>
         </m:oMath>
       </m:oMathPara>
-      <w:bookmarkEnd w:id="310"/>
+      <w:bookmarkEnd w:id="311"/>
     </w:p>
     <w:p>
       <w:pPr>
         <w:pStyle w:val="FirstParagraph"/>
       </w:pPr>
-      <w:bookmarkStart w:id="311" w:name="eq:sar-pol-covmat-eq3"/>
+      <w:bookmarkStart w:id="312" w:name="eq:sar-pol-covmat-eq3"/>
       <m:oMathPara>
         <m:oMathParaPr>
           <m:jc m:val="center"/>
@@ -21129,13 +21377,13 @@
           </m:d>
         </m:oMath>
       </m:oMathPara>
-      <w:bookmarkEnd w:id="311"/>
+      <w:bookmarkEnd w:id="312"/>
     </w:p>
     <w:p>
       <w:pPr>
         <w:pStyle w:val="FirstParagraph"/>
       </w:pPr>
-      <w:bookmarkStart w:id="312" w:name="eq:eq:sar-pol-covmat-eq4"/>
+      <w:bookmarkStart w:id="313" w:name="eq:eq:sar-pol-covmat-eq4"/>
       <m:oMathPara>
         <m:oMathParaPr>
           <m:jc m:val="center"/>
@@ -21357,7 +21605,7 @@
           </m:d>
         </m:oMath>
       </m:oMathPara>
-      <w:bookmarkEnd w:id="312"/>
+      <w:bookmarkEnd w:id="313"/>
     </w:p>
     <w:p>
       <w:pPr>
@@ -21484,7 +21732,7 @@
       <w:pPr>
         <w:pStyle w:val="Textkrper"/>
       </w:pPr>
-      <w:bookmarkStart w:id="313" w:name="eq:sar-pol-covmat-eq5"/>
+      <w:bookmarkStart w:id="314" w:name="eq:sar-pol-covmat-eq5"/>
       <m:oMathPara>
         <m:oMathParaPr>
           <m:jc m:val="center"/>
@@ -22016,7 +22264,7 @@
           </m:d>
         </m:oMath>
       </m:oMathPara>
-      <w:bookmarkEnd w:id="313"/>
+      <w:bookmarkEnd w:id="314"/>
     </w:p>
     <w:p>
       <w:pPr>
@@ -22041,7 +22289,7 @@
       <w:pPr>
         <w:pStyle w:val="Textkrper"/>
       </w:pPr>
-      <w:bookmarkStart w:id="314" w:name="eq:sar-pol-covmat-eq6"/>
+      <w:bookmarkStart w:id="315" w:name="eq:sar-pol-covmat-eq6"/>
       <m:oMathPara>
         <m:oMathParaPr>
           <m:jc m:val="center"/>
@@ -22320,10 +22568,10 @@
           </m:d>
         </m:oMath>
       </m:oMathPara>
-      <w:bookmarkEnd w:id="314"/>
-    </w:p>
-    <w:bookmarkEnd w:id="315"/>
-    <w:bookmarkStart w:id="347" w:name="sec:annex-sar-gslc-example"/>
+      <w:bookmarkEnd w:id="315"/>
+    </w:p>
+    <w:bookmarkEnd w:id="316"/>
+    <w:bookmarkStart w:id="348" w:name="sec:annex-sar-gslc-example"/>
     <w:p>
       <w:pPr>
         <w:pStyle w:val="berschrift3"/>
@@ -22460,7 +22708,7 @@
       <w:pPr>
         <w:pStyle w:val="Textkrper"/>
       </w:pPr>
-      <w:bookmarkStart w:id="316" w:name="eq:sar-gslc-example-eq1"/>
+      <w:bookmarkStart w:id="317" w:name="eq:sar-gslc-example-eq1"/>
       <m:oMathPara>
         <m:oMathParaPr>
           <m:jc m:val="center"/>
@@ -22704,7 +22952,7 @@
           </m:d>
         </m:oMath>
       </m:oMathPara>
-      <w:bookmarkEnd w:id="316"/>
+      <w:bookmarkEnd w:id="317"/>
     </w:p>
     <w:p>
       <w:pPr>
@@ -22740,7 +22988,7 @@
       <w:pPr>
         <w:pStyle w:val="Textkrper"/>
       </w:pPr>
-      <w:bookmarkStart w:id="317" w:name="eq:sar-gslc-example-eq2"/>
+      <w:bookmarkStart w:id="318" w:name="eq:sar-gslc-example-eq2"/>
       <m:oMathPara>
         <m:oMathParaPr>
           <m:jc m:val="center"/>
@@ -22802,7 +23050,7 @@
           </m:d>
         </m:oMath>
       </m:oMathPara>
-      <w:bookmarkEnd w:id="317"/>
+      <w:bookmarkEnd w:id="318"/>
     </w:p>
     <w:p>
       <w:pPr>
@@ -22905,7 +23153,7 @@
       <w:pPr>
         <w:pStyle w:val="Textkrper"/>
       </w:pPr>
-      <w:bookmarkStart w:id="318" w:name="eq:sar-gslc-example-eq3"/>
+      <w:bookmarkStart w:id="319" w:name="eq:sar-gslc-example-eq3"/>
       <m:oMathPara>
         <m:oMathParaPr>
           <m:jc m:val="center"/>
@@ -23212,7 +23460,7 @@
           </m:d>
         </m:oMath>
       </m:oMathPara>
-      <w:bookmarkEnd w:id="318"/>
+      <w:bookmarkEnd w:id="319"/>
     </w:p>
     <w:p>
       <w:pPr>
@@ -23222,7 +23470,7 @@
         <w:t xml:space="preserve">The following figures show Sentinel-1 GSLC product examples over Death Valley National Park, California, US:</w:t>
       </w:r>
     </w:p>
-    <w:bookmarkStart w:id="322" w:name="fig:sar-gslc-example-fig1a"/>
+    <w:bookmarkStart w:id="323" w:name="fig:sar-gslc-example-fig1a"/>
     <w:p>
       <w:pPr>
         <w:pStyle w:val="CaptionedFigure"/>
@@ -23232,18 +23480,18 @@
           <wp:inline>
             <wp:extent cx="3419475" cy="1743075"/>
             <wp:effectExtent b="0" l="0" r="0" t="0"/>
-            <wp:docPr descr="Figure 1: GSLC1: Intensity data of the first GSLC product (2017-05-27)" title="" id="320" name="Picture"/>
+            <wp:docPr descr="Figure 1: GSLC1: Intensity data of the first GSLC product (2017-05-27)" title="" id="321" name="Picture"/>
             <a:graphic>
               <a:graphicData uri="http://schemas.openxmlformats.org/drawingml/2006/picture">
                 <pic:pic>
                   <pic:nvPicPr>
-                    <pic:cNvPr descr="assets/sar-gslc-example/S1-GSLC1.jpeg" id="321" name="Picture"/>
+                    <pic:cNvPr descr="assets/sar-gslc-example/S1-GSLC1.jpeg" id="322" name="Picture"/>
                     <pic:cNvPicPr>
                       <a:picLocks noChangeArrowheads="1" noChangeAspect="1"/>
                     </pic:cNvPicPr>
                   </pic:nvPicPr>
                   <pic:blipFill>
-                    <a:blip r:embed="rId319"/>
+                    <a:blip r:embed="rId320"/>
                     <a:stretch>
                       <a:fillRect/>
                     </a:stretch>
@@ -23278,8 +23526,8 @@
         <w:t xml:space="preserve">Figure 1: GSLC1: Intensity data of the first GSLC product (2017-05-27)</w:t>
       </w:r>
     </w:p>
-    <w:bookmarkEnd w:id="322"/>
-    <w:bookmarkStart w:id="326" w:name="fig:sar-gslc-example-fig1b"/>
+    <w:bookmarkEnd w:id="323"/>
+    <w:bookmarkStart w:id="327" w:name="fig:sar-gslc-example-fig1b"/>
     <w:p>
       <w:pPr>
         <w:pStyle w:val="CaptionedFigure"/>
@@ -23289,18 +23537,18 @@
           <wp:inline>
             <wp:extent cx="3419475" cy="1666875"/>
             <wp:effectExtent b="0" l="0" r="0" t="0"/>
-            <wp:docPr descr="Figure 2: GSLC2: Intensity data of the second GSLC product (2017-06-08)" title="" id="324" name="Picture"/>
+            <wp:docPr descr="Figure 2: GSLC2: Intensity data of the second GSLC product (2017-06-08)" title="" id="325" name="Picture"/>
             <a:graphic>
               <a:graphicData uri="http://schemas.openxmlformats.org/drawingml/2006/picture">
                 <pic:pic>
                   <pic:nvPicPr>
-                    <pic:cNvPr descr="assets/sar-gslc-example/S1-GSLC2.jpeg" id="325" name="Picture"/>
+                    <pic:cNvPr descr="assets/sar-gslc-example/S1-GSLC2.jpeg" id="326" name="Picture"/>
                     <pic:cNvPicPr>
                       <a:picLocks noChangeArrowheads="1" noChangeAspect="1"/>
                     </pic:cNvPicPr>
                   </pic:nvPicPr>
                   <pic:blipFill>
-                    <a:blip r:embed="rId323"/>
+                    <a:blip r:embed="rId324"/>
                     <a:stretch>
                       <a:fillRect/>
                     </a:stretch>
@@ -23335,8 +23583,8 @@
         <w:t xml:space="preserve">Figure 2: GSLC2: Intensity data of the second GSLC product (2017-06-08)</w:t>
       </w:r>
     </w:p>
-    <w:bookmarkEnd w:id="326"/>
-    <w:bookmarkStart w:id="330" w:name="fig:sar-gslc-example-fig1c"/>
+    <w:bookmarkEnd w:id="327"/>
+    <w:bookmarkStart w:id="331" w:name="fig:sar-gslc-example-fig1c"/>
     <w:p>
       <w:pPr>
         <w:pStyle w:val="CaptionedFigure"/>
@@ -23346,18 +23594,18 @@
           <wp:inline>
             <wp:extent cx="3810000" cy="2540000"/>
             <wp:effectExtent b="0" l="0" r="0" t="0"/>
-            <wp:docPr descr="Figure 3: InSAR coherence map generated directly from Figure 1 and Figure 2" title="" id="328" name="Picture"/>
+            <wp:docPr descr="Figure 3: InSAR coherence map generated directly from Figure 1 and Figure 2" title="" id="329" name="Picture"/>
             <a:graphic>
               <a:graphicData uri="http://schemas.openxmlformats.org/drawingml/2006/picture">
                 <pic:pic>
                   <pic:nvPicPr>
-                    <pic:cNvPr descr="assets/sar-gslc-example/S1-InSAR-coherence.png" id="329" name="Picture"/>
+                    <pic:cNvPr descr="assets/sar-gslc-example/S1-InSAR-coherence.png" id="330" name="Picture"/>
                     <pic:cNvPicPr>
                       <a:picLocks noChangeArrowheads="1" noChangeAspect="1"/>
                     </pic:cNvPicPr>
                   </pic:nvPicPr>
                   <pic:blipFill>
-                    <a:blip r:embed="rId327"/>
+                    <a:blip r:embed="rId328"/>
                     <a:stretch>
                       <a:fillRect/>
                     </a:stretch>
@@ -23414,8 +23662,8 @@
         </w:r>
       </w:hyperlink>
     </w:p>
-    <w:bookmarkEnd w:id="330"/>
-    <w:bookmarkStart w:id="334" w:name="fig:sar-gslc-example-fig1d"/>
+    <w:bookmarkEnd w:id="331"/>
+    <w:bookmarkStart w:id="335" w:name="fig:sar-gslc-example-fig1d"/>
     <w:p>
       <w:pPr>
         <w:pStyle w:val="CaptionedFigure"/>
@@ -23425,18 +23673,18 @@
           <wp:inline>
             <wp:extent cx="3810000" cy="2540000"/>
             <wp:effectExtent b="0" l="0" r="0" t="0"/>
-            <wp:docPr descr="Figure 4: InSAR differential phase map generated directly from Figure 1 and Figure 2" title="" id="332" name="Picture"/>
+            <wp:docPr descr="Figure 4: InSAR differential phase map generated directly from Figure 1 and Figure 2" title="" id="333" name="Picture"/>
             <a:graphic>
               <a:graphicData uri="http://schemas.openxmlformats.org/drawingml/2006/picture">
                 <pic:pic>
                   <pic:nvPicPr>
-                    <pic:cNvPr descr="assets/sar-gslc-example/S1-InSAR-differential-phase.png" id="333" name="Picture"/>
+                    <pic:cNvPr descr="assets/sar-gslc-example/S1-InSAR-differential-phase.png" id="334" name="Picture"/>
                     <pic:cNvPicPr>
                       <a:picLocks noChangeArrowheads="1" noChangeAspect="1"/>
                     </pic:cNvPicPr>
                   </pic:nvPicPr>
                   <pic:blipFill>
-                    <a:blip r:embed="rId331"/>
+                    <a:blip r:embed="rId332"/>
                     <a:stretch>
                       <a:fillRect/>
                     </a:stretch>
@@ -23493,7 +23741,7 @@
         </w:r>
       </w:hyperlink>
     </w:p>
-    <w:bookmarkEnd w:id="334"/>
+    <w:bookmarkEnd w:id="335"/>
     <w:p>
       <w:pPr>
         <w:pStyle w:val="Textkrper"/>
@@ -23544,7 +23792,7 @@
         <w:t xml:space="preserve">The following figures show 3-D components radar unit look vector of the GSLC product:</w:t>
       </w:r>
     </w:p>
-    <w:bookmarkStart w:id="338" w:name="fig:sar-gslc-example-fig2a"/>
+    <w:bookmarkStart w:id="339" w:name="fig:sar-gslc-example-fig2a"/>
     <w:p>
       <w:pPr>
         <w:pStyle w:val="CaptionedFigure"/>
@@ -23554,18 +23802,18 @@
           <wp:inline>
             <wp:extent cx="3810000" cy="2540000"/>
             <wp:effectExtent b="0" l="0" r="0" t="0"/>
-            <wp:docPr descr="Figure 5: x unit component" title="" id="336" name="Picture"/>
+            <wp:docPr descr="Figure 5: x unit component" title="" id="337" name="Picture"/>
             <a:graphic>
               <a:graphicData uri="http://schemas.openxmlformats.org/drawingml/2006/picture">
                 <pic:pic>
                   <pic:nvPicPr>
-                    <pic:cNvPr descr="assets/sar-gslc-example/S1-GSLC-x-component.png" id="337" name="Picture"/>
+                    <pic:cNvPr descr="assets/sar-gslc-example/S1-GSLC-x-component.png" id="338" name="Picture"/>
                     <pic:cNvPicPr>
                       <a:picLocks noChangeArrowheads="1" noChangeAspect="1"/>
                     </pic:cNvPicPr>
                   </pic:nvPicPr>
                   <pic:blipFill>
-                    <a:blip r:embed="rId335"/>
+                    <a:blip r:embed="rId336"/>
                     <a:stretch>
                       <a:fillRect/>
                     </a:stretch>
@@ -23600,8 +23848,8 @@
         <w:t xml:space="preserve">Figure 5: x unit component</w:t>
       </w:r>
     </w:p>
-    <w:bookmarkEnd w:id="338"/>
-    <w:bookmarkStart w:id="342" w:name="fig:sar-gslc-example-fig2b"/>
+    <w:bookmarkEnd w:id="339"/>
+    <w:bookmarkStart w:id="343" w:name="fig:sar-gslc-example-fig2b"/>
     <w:p>
       <w:pPr>
         <w:pStyle w:val="CaptionedFigure"/>
@@ -23611,18 +23859,18 @@
           <wp:inline>
             <wp:extent cx="3810000" cy="2540000"/>
             <wp:effectExtent b="0" l="0" r="0" t="0"/>
-            <wp:docPr descr="Figure 6: y unit component" title="" id="340" name="Picture"/>
+            <wp:docPr descr="Figure 6: y unit component" title="" id="341" name="Picture"/>
             <a:graphic>
               <a:graphicData uri="http://schemas.openxmlformats.org/drawingml/2006/picture">
                 <pic:pic>
                   <pic:nvPicPr>
-                    <pic:cNvPr descr="assets/sar-gslc-example/S1-GSLC-y-component.png" id="341" name="Picture"/>
+                    <pic:cNvPr descr="assets/sar-gslc-example/S1-GSLC-y-component.png" id="342" name="Picture"/>
                     <pic:cNvPicPr>
                       <a:picLocks noChangeArrowheads="1" noChangeAspect="1"/>
                     </pic:cNvPicPr>
                   </pic:nvPicPr>
                   <pic:blipFill>
-                    <a:blip r:embed="rId339"/>
+                    <a:blip r:embed="rId340"/>
                     <a:stretch>
                       <a:fillRect/>
                     </a:stretch>
@@ -23657,8 +23905,8 @@
         <w:t xml:space="preserve">Figure 6: y unit component</w:t>
       </w:r>
     </w:p>
-    <w:bookmarkEnd w:id="342"/>
-    <w:bookmarkStart w:id="346" w:name="fig:sar-gslc-example-fig2c"/>
+    <w:bookmarkEnd w:id="343"/>
+    <w:bookmarkStart w:id="347" w:name="fig:sar-gslc-example-fig2c"/>
     <w:p>
       <w:pPr>
         <w:pStyle w:val="CaptionedFigure"/>
@@ -23668,18 +23916,18 @@
           <wp:inline>
             <wp:extent cx="3810000" cy="2540000"/>
             <wp:effectExtent b="0" l="0" r="0" t="0"/>
-            <wp:docPr descr="Figure 7: z unit component" title="" id="344" name="Picture"/>
+            <wp:docPr descr="Figure 7: z unit component" title="" id="345" name="Picture"/>
             <a:graphic>
               <a:graphicData uri="http://schemas.openxmlformats.org/drawingml/2006/picture">
                 <pic:pic>
                   <pic:nvPicPr>
-                    <pic:cNvPr descr="assets/sar-gslc-example/S1-GSLC-z-component.png" id="345" name="Picture"/>
+                    <pic:cNvPr descr="assets/sar-gslc-example/S1-GSLC-z-component.png" id="346" name="Picture"/>
                     <pic:cNvPicPr>
                       <a:picLocks noChangeArrowheads="1" noChangeAspect="1"/>
                     </pic:cNvPicPr>
                   </pic:nvPicPr>
                   <pic:blipFill>
-                    <a:blip r:embed="rId343"/>
+                    <a:blip r:embed="rId344"/>
                     <a:stretch>
                       <a:fillRect/>
                     </a:stretch>
@@ -23714,10 +23962,10 @@
         <w:t xml:space="preserve">Figure 7: z unit component</w:t>
       </w:r>
     </w:p>
-    <w:bookmarkEnd w:id="346"/>
     <w:bookmarkEnd w:id="347"/>
     <w:bookmarkEnd w:id="348"/>
     <w:bookmarkEnd w:id="349"/>
+    <w:bookmarkEnd w:id="350"/>
     <w:sectPr>
       <w:headerReference r:id="rId11" w:type="even"/>
       <w:headerReference r:id="rId10" w:type="default"/>
@@ -23784,7 +24032,7 @@
       </w:r>
     </w:p>
   </w:footnote>
-  <w:footnote w:id="73">
+  <w:footnote w:id="74">
     <w:p>
       <w:pPr>
         <w:pStyle w:val="Funotentext"/>
@@ -24325,6 +24573,9 @@
     <w:abstractNumId w:val="991"/>
   </w:num>
   <w:num w:numId="1002">
+    <w:abstractNumId w:val="991"/>
+  </w:num>
+  <w:num w:numId="1003">
     <w:abstractNumId w:val="99411"/>
     <w:lvlOverride w:ilvl="0">
       <w:startOverride w:val="1"/>
@@ -24353,9 +24604,6 @@
     <w:lvlOverride w:ilvl="8">
       <w:startOverride w:val="1"/>
     </w:lvlOverride>
-  </w:num>
-  <w:num w:numId="1003">
-    <w:abstractNumId w:val="991"/>
   </w:num>
   <w:num w:numId="1004">
     <w:abstractNumId w:val="991"/>
@@ -24433,6 +24681,9 @@
     <w:abstractNumId w:val="991"/>
   </w:num>
   <w:num w:numId="1029">
+    <w:abstractNumId w:val="991"/>
+  </w:num>
+  <w:num w:numId="1030">
     <w:abstractNumId w:val="99411"/>
     <w:lvlOverride w:ilvl="0">
       <w:startOverride w:val="1"/>
@@ -24462,9 +24713,6 @@
       <w:startOverride w:val="1"/>
     </w:lvlOverride>
   </w:num>
-  <w:num w:numId="1030">
-    <w:abstractNumId w:val="991"/>
-  </w:num>
   <w:num w:numId="1031">
     <w:abstractNumId w:val="991"/>
   </w:num>
@@ -24478,6 +24726,9 @@
     <w:abstractNumId w:val="991"/>
   </w:num>
   <w:num w:numId="1035">
+    <w:abstractNumId w:val="991"/>
+  </w:num>
+  <w:num w:numId="1036">
     <w:abstractNumId w:val="99411"/>
     <w:lvlOverride w:ilvl="0">
       <w:startOverride w:val="1"/>
@@ -24506,9 +24757,6 @@
     <w:lvlOverride w:ilvl="8">
       <w:startOverride w:val="1"/>
     </w:lvlOverride>
-  </w:num>
-  <w:num w:numId="1036">
-    <w:abstractNumId w:val="991"/>
   </w:num>
   <w:num w:numId="1037">
     <w:abstractNumId w:val="991"/>
@@ -24562,6 +24810,9 @@
     <w:abstractNumId w:val="991"/>
   </w:num>
   <w:num w:numId="1054">
+    <w:abstractNumId w:val="991"/>
+  </w:num>
+  <w:num w:numId="1055">
     <w:abstractNumId w:val="99411"/>
     <w:lvlOverride w:ilvl="0">
       <w:startOverride w:val="1"/>
@@ -24591,13 +24842,13 @@
       <w:startOverride w:val="1"/>
     </w:lvlOverride>
   </w:num>
-  <w:num w:numId="1055">
-    <w:abstractNumId w:val="991"/>
-  </w:num>
   <w:num w:numId="1056">
     <w:abstractNumId w:val="991"/>
   </w:num>
   <w:num w:numId="1057">
+    <w:abstractNumId w:val="991"/>
+  </w:num>
+  <w:num w:numId="1058">
     <w:abstractNumId w:val="99411"/>
     <w:lvlOverride w:ilvl="0">
       <w:startOverride w:val="1"/>
@@ -24626,9 +24877,6 @@
     <w:lvlOverride w:ilvl="8">
       <w:startOverride w:val="1"/>
     </w:lvlOverride>
-  </w:num>
-  <w:num w:numId="1058">
-    <w:abstractNumId w:val="991"/>
   </w:num>
   <w:num w:numId="1059">
     <w:abstractNumId w:val="991"/>
@@ -24691,6 +24939,9 @@
     <w:abstractNumId w:val="991"/>
   </w:num>
   <w:num w:numId="1079">
+    <w:abstractNumId w:val="991"/>
+  </w:num>
+  <w:num w:numId="1080">
     <w:abstractNumId w:val="99411"/>
     <w:lvlOverride w:ilvl="0">
       <w:startOverride w:val="1"/>
@@ -24720,13 +24971,13 @@
       <w:startOverride w:val="1"/>
     </w:lvlOverride>
   </w:num>
-  <w:num w:numId="1080">
-    <w:abstractNumId w:val="991"/>
-  </w:num>
   <w:num w:numId="1081">
     <w:abstractNumId w:val="991"/>
   </w:num>
   <w:num w:numId="1082">
+    <w:abstractNumId w:val="991"/>
+  </w:num>
+  <w:num w:numId="1083">
     <w:abstractNumId w:val="99411"/>
     <w:lvlOverride w:ilvl="0">
       <w:startOverride w:val="1"/>
@@ -24756,13 +25007,13 @@
       <w:startOverride w:val="1"/>
     </w:lvlOverride>
   </w:num>
-  <w:num w:numId="1083">
-    <w:abstractNumId w:val="991"/>
-  </w:num>
   <w:num w:numId="1084">
     <w:abstractNumId w:val="991"/>
   </w:num>
   <w:num w:numId="1085">
+    <w:abstractNumId w:val="991"/>
+  </w:num>
+  <w:num w:numId="1086">
     <w:abstractNumId w:val="99411"/>
     <w:lvlOverride w:ilvl="0">
       <w:startOverride w:val="1"/>
@@ -24792,9 +25043,6 @@
       <w:startOverride w:val="1"/>
     </w:lvlOverride>
   </w:num>
-  <w:num w:numId="1086">
-    <w:abstractNumId w:val="991"/>
-  </w:num>
   <w:num w:numId="1087">
     <w:abstractNumId w:val="991"/>
   </w:num>
@@ -24802,6 +25050,9 @@
     <w:abstractNumId w:val="991"/>
   </w:num>
   <w:num w:numId="1089">
+    <w:abstractNumId w:val="991"/>
+  </w:num>
+  <w:num w:numId="1090">
     <w:abstractNumId w:val="99411"/>
     <w:lvlOverride w:ilvl="0">
       <w:startOverride w:val="1"/>
@@ -24831,9 +25082,6 @@
       <w:startOverride w:val="1"/>
     </w:lvlOverride>
   </w:num>
-  <w:num w:numId="1090">
-    <w:abstractNumId w:val="991"/>
-  </w:num>
   <w:num w:numId="1091">
     <w:abstractNumId w:val="991"/>
   </w:num>
@@ -24844,6 +25092,9 @@
     <w:abstractNumId w:val="991"/>
   </w:num>
   <w:num w:numId="1094">
+    <w:abstractNumId w:val="991"/>
+  </w:num>
+  <w:num w:numId="1095">
     <w:abstractNumId w:val="99411"/>
     <w:lvlOverride w:ilvl="0">
       <w:startOverride w:val="1"/>
@@ -24873,13 +25124,13 @@
       <w:startOverride w:val="1"/>
     </w:lvlOverride>
   </w:num>
-  <w:num w:numId="1095">
-    <w:abstractNumId w:val="991"/>
-  </w:num>
   <w:num w:numId="1096">
     <w:abstractNumId w:val="991"/>
   </w:num>
   <w:num w:numId="1097">
+    <w:abstractNumId w:val="991"/>
+  </w:num>
+  <w:num w:numId="1098">
     <w:abstractNumId w:val="99411"/>
     <w:lvlOverride w:ilvl="0">
       <w:startOverride w:val="1"/>
@@ -24909,9 +25160,6 @@
       <w:startOverride w:val="1"/>
     </w:lvlOverride>
   </w:num>
-  <w:num w:numId="1098">
-    <w:abstractNumId w:val="991"/>
-  </w:num>
   <w:num w:numId="1099">
     <w:abstractNumId w:val="991"/>
   </w:num>
@@ -24919,6 +25167,9 @@
     <w:abstractNumId w:val="991"/>
   </w:num>
   <w:num w:numId="1101">
+    <w:abstractNumId w:val="991"/>
+  </w:num>
+  <w:num w:numId="1102">
     <w:abstractNumId w:val="99411"/>
     <w:lvlOverride w:ilvl="0">
       <w:startOverride w:val="1"/>

--- a/latest/GSLC.docx
+++ b/latest/GSLC.docx
@@ -828,7 +828,7 @@
         <w:t xml:space="preserve"> </w:t>
       </w:r>
       <w:r>
-        <w:t xml:space="preserve">1.2.0-draft</w:t>
+        <w:t xml:space="preserve">1.1.0-draft</w:t>
       </w:r>
     </w:p>
     <w:p>

--- a/latest/GSLC.docx
+++ b/latest/GSLC.docx
@@ -1315,6 +1315,22 @@
       </w:pPr>
       <w:r>
         <w:t xml:space="preserve">Ocean Radar Backscatter</w:t>
+      </w:r>
+    </w:p>
+    <w:p>
+      <w:pPr>
+        <w:pStyle w:val="DefinitionTerm"/>
+      </w:pPr>
+      <w:r>
+        <w:t xml:space="preserve">PFS</w:t>
+      </w:r>
+    </w:p>
+    <w:p>
+      <w:pPr>
+        <w:pStyle w:val="Definition"/>
+      </w:pPr>
+      <w:r>
+        <w:t xml:space="preserve">Product Family Specification</w:t>
       </w:r>
     </w:p>
     <w:p>

--- a/latest/GSLC.docx
+++ b/latest/GSLC.docx
@@ -154,7 +154,7 @@
         </w:numPr>
       </w:pPr>
       <w:r>
-        <w:t xml:space="preserve">Document history has ben reset. Check the previous versions for details</w:t>
+        <w:t xml:space="preserve">Document history has been reset. Check the previous versions for details</w:t>
       </w:r>
     </w:p>
     <w:p>
@@ -346,7 +346,7 @@
         <w:t xml:space="preserve"> </w:t>
       </w:r>
       <w:r>
-        <w:t xml:space="preserve">Migration to the new CEOS-ARD building block.</w:t>
+        <w:t xml:space="preserve">Migration to building blocks.</w:t>
       </w:r>
     </w:p>
     <w:p>
@@ -1678,7 +1678,7 @@
         <w:t xml:space="preserve">suitability of the dataset, and must meet the requirements listed below.</w:t>
       </w:r>
     </w:p>
-    <w:bookmarkStart w:id="35" w:name="sec:meta-trcsar"/>
+    <w:bookmarkStart w:id="35" w:name="sec:meta-trace-sar"/>
     <w:p>
       <w:pPr>
         <w:pStyle w:val="berschrift4"/>
@@ -1710,7 +1710,7 @@
         <w:rPr>
           <w:rStyle w:val="VerbatimChar"/>
         </w:rPr>
-        <w:t xml:space="preserve">meta-trcsar</w:t>
+        <w:t xml:space="preserve">meta-trace-sar</w:t>
       </w:r>
     </w:p>
     <w:bookmarkStart w:id="32" w:name="threshold-requirements"/>
@@ -1773,7 +1773,7 @@
       <w:r>
         <w:t xml:space="preserve">“</w:t>
       </w:r>
-      <w:hyperlink w:anchor="sec:rcm-rmasar">
+      <w:hyperlink w:anchor="sec:rcm-radacc-sar">
         <w:r>
           <w:rPr>
             <w:rStyle w:val="Hyperlink"/>
@@ -1867,7 +1867,7 @@
     </w:p>
     <w:bookmarkEnd w:id="34"/>
     <w:bookmarkEnd w:id="35"/>
-    <w:bookmarkStart w:id="39" w:name="sec:meta-mrdsar"/>
+    <w:bookmarkStart w:id="39" w:name="sec:meta-memare-sar"/>
     <w:p>
       <w:pPr>
         <w:pStyle w:val="berschrift4"/>
@@ -1899,7 +1899,7 @@
         <w:rPr>
           <w:rStyle w:val="VerbatimChar"/>
         </w:rPr>
-        <w:t xml:space="preserve">meta-mrdsar</w:t>
+        <w:t xml:space="preserve">meta-memare-sar</w:t>
       </w:r>
     </w:p>
     <w:bookmarkStart w:id="36" w:name="threshold-requirements-1"/>
@@ -2004,7 +2004,7 @@
     </w:p>
     <w:bookmarkEnd w:id="38"/>
     <w:bookmarkEnd w:id="39"/>
-    <w:bookmarkStart w:id="43" w:name="sec:meta-prdtyp"/>
+    <w:bookmarkStart w:id="43" w:name="sec:meta-protype"/>
     <w:p>
       <w:pPr>
         <w:pStyle w:val="berschrift4"/>
@@ -2036,7 +2036,7 @@
         <w:rPr>
           <w:rStyle w:val="VerbatimChar"/>
         </w:rPr>
-        <w:t xml:space="preserve">meta-prdtyp</w:t>
+        <w:t xml:space="preserve">meta-protype</w:t>
       </w:r>
     </w:p>
     <w:bookmarkStart w:id="40" w:name="threshold-requirements-2"/>
@@ -2284,7 +2284,7 @@
     </w:p>
     <w:bookmarkEnd w:id="46"/>
     <w:bookmarkEnd w:id="47"/>
-    <w:bookmarkStart w:id="51" w:name="sec:meta-timsar"/>
+    <w:bookmarkStart w:id="51" w:name="sec:meta-time-sar"/>
     <w:p>
       <w:pPr>
         <w:pStyle w:val="berschrift4"/>
@@ -2316,7 +2316,7 @@
         <w:rPr>
           <w:rStyle w:val="VerbatimChar"/>
         </w:rPr>
-        <w:t xml:space="preserve">meta-timsar</w:t>
+        <w:t xml:space="preserve">meta-time-sar</w:t>
       </w:r>
     </w:p>
     <w:bookmarkStart w:id="48" w:name="threshold-requirements-4"/>
@@ -2350,7 +2350,7 @@
       <w:r>
         <w:t xml:space="preserve">“</w:t>
       </w:r>
-      <w:hyperlink w:anchor="sec:pxl-ppacqd">
+      <w:hyperlink w:anchor="sec:pxl-pacqid">
         <w:r>
           <w:rPr>
             <w:rStyle w:val="Hyperlink"/>
@@ -2498,7 +2498,7 @@
         <w:t xml:space="preserve">This may be one or mutliple acquisitions.</w:t>
       </w:r>
     </w:p>
-    <w:bookmarkStart w:id="56" w:name="sec:src-acqid"/>
+    <w:bookmarkStart w:id="56" w:name="sec:src-macqid"/>
     <w:p>
       <w:pPr>
         <w:pStyle w:val="berschrift4"/>
@@ -2530,7 +2530,7 @@
         <w:rPr>
           <w:rStyle w:val="VerbatimChar"/>
         </w:rPr>
-        <w:t xml:space="preserve">src-acqid</w:t>
+        <w:t xml:space="preserve">src-macqid</w:t>
       </w:r>
     </w:p>
     <w:bookmarkStart w:id="53" w:name="threshold-requirements-5"/>
@@ -2638,7 +2638,7 @@
     </w:p>
     <w:bookmarkEnd w:id="55"/>
     <w:bookmarkEnd w:id="56"/>
-    <w:bookmarkStart w:id="60" w:name="sec:src-dacsrc"/>
+    <w:bookmarkStart w:id="60" w:name="sec:src-daccess-src"/>
     <w:p>
       <w:pPr>
         <w:pStyle w:val="berschrift4"/>
@@ -2670,7 +2670,7 @@
         <w:rPr>
           <w:rStyle w:val="VerbatimChar"/>
         </w:rPr>
-        <w:t xml:space="preserve">src-dacsrc</w:t>
+        <w:t xml:space="preserve">src-daccess-src</w:t>
       </w:r>
     </w:p>
     <w:bookmarkStart w:id="57" w:name="threshold-requirements-6"/>
@@ -2775,7 +2775,7 @@
     </w:p>
     <w:bookmarkEnd w:id="59"/>
     <w:bookmarkEnd w:id="60"/>
-    <w:bookmarkStart w:id="65" w:name="sec:src-inssar"/>
+    <w:bookmarkStart w:id="65" w:name="sec:src-instru-sar"/>
     <w:p>
       <w:pPr>
         <w:pStyle w:val="berschrift4"/>
@@ -2807,7 +2807,7 @@
         <w:rPr>
           <w:rStyle w:val="VerbatimChar"/>
         </w:rPr>
-        <w:t xml:space="preserve">src-inssar</w:t>
+        <w:t xml:space="preserve">src-instru-sar</w:t>
       </w:r>
     </w:p>
     <w:bookmarkStart w:id="61" w:name="threshold-requirements-7"/>
@@ -2953,7 +2953,7 @@
     </w:p>
     <w:bookmarkEnd w:id="64"/>
     <w:bookmarkEnd w:id="65"/>
-    <w:bookmarkStart w:id="69" w:name="sec:src-timsrc"/>
+    <w:bookmarkStart w:id="69" w:name="sec:src-time-src"/>
     <w:p>
       <w:pPr>
         <w:pStyle w:val="berschrift4"/>
@@ -2985,7 +2985,7 @@
         <w:rPr>
           <w:rStyle w:val="VerbatimChar"/>
         </w:rPr>
-        <w:t xml:space="preserve">src-timsrc</w:t>
+        <w:t xml:space="preserve">src-time-src</w:t>
       </w:r>
     </w:p>
     <w:bookmarkStart w:id="66" w:name="threshold-requirements-8"/>
@@ -3508,7 +3508,7 @@
     </w:p>
     <w:bookmarkEnd w:id="77"/>
     <w:bookmarkEnd w:id="78"/>
-    <w:bookmarkStart w:id="82" w:name="sec:src-prcpar"/>
+    <w:bookmarkStart w:id="82" w:name="sec:src-propar"/>
     <w:p>
       <w:pPr>
         <w:pStyle w:val="berschrift4"/>
@@ -3540,7 +3540,7 @@
         <w:rPr>
           <w:rStyle w:val="VerbatimChar"/>
         </w:rPr>
-        <w:t xml:space="preserve">src-prcpar</w:t>
+        <w:t xml:space="preserve">src-propar</w:t>
       </w:r>
     </w:p>
     <w:bookmarkStart w:id="79" w:name="threshold-requirements-11"/>
@@ -3729,7 +3729,7 @@
     </w:p>
     <w:bookmarkEnd w:id="81"/>
     <w:bookmarkEnd w:id="82"/>
-    <w:bookmarkStart w:id="86" w:name="sec:src-imgatt"/>
+    <w:bookmarkStart w:id="86" w:name="sec:src-imgatt-sar"/>
     <w:p>
       <w:pPr>
         <w:pStyle w:val="berschrift4"/>
@@ -3761,7 +3761,7 @@
         <w:rPr>
           <w:rStyle w:val="VerbatimChar"/>
         </w:rPr>
-        <w:t xml:space="preserve">src-imgatt</w:t>
+        <w:t xml:space="preserve">src-imgatt-sar</w:t>
       </w:r>
     </w:p>
     <w:bookmarkStart w:id="83" w:name="threshold-requirements-12"/>
@@ -3950,7 +3950,7 @@
     </w:p>
     <w:bookmarkEnd w:id="85"/>
     <w:bookmarkEnd w:id="86"/>
-    <w:bookmarkStart w:id="90" w:name="sec:src-scasar"/>
+    <w:bookmarkStart w:id="90" w:name="sec:src-sencal-sar"/>
     <w:p>
       <w:pPr>
         <w:pStyle w:val="berschrift4"/>
@@ -3982,7 +3982,7 @@
         <w:rPr>
           <w:rStyle w:val="VerbatimChar"/>
         </w:rPr>
-        <w:t xml:space="preserve">src-scasar</w:t>
+        <w:t xml:space="preserve">src-sencal-sar</w:t>
       </w:r>
     </w:p>
     <w:bookmarkStart w:id="87" w:name="threshold-requirements-13"/>
@@ -4096,7 +4096,7 @@
     </w:p>
     <w:bookmarkEnd w:id="89"/>
     <w:bookmarkEnd w:id="90"/>
-    <w:bookmarkStart w:id="94" w:name="sec:src-prfind"/>
+    <w:bookmarkStart w:id="94" w:name="sec:src-perfind"/>
     <w:p>
       <w:pPr>
         <w:pStyle w:val="berschrift4"/>
@@ -4128,7 +4128,7 @@
         <w:rPr>
           <w:rStyle w:val="VerbatimChar"/>
         </w:rPr>
-        <w:t xml:space="preserve">src-prfind</w:t>
+        <w:t xml:space="preserve">src-perfind</w:t>
       </w:r>
     </w:p>
     <w:bookmarkStart w:id="91" w:name="threshold-requirements-14"/>
@@ -4339,7 +4339,7 @@
     </w:p>
     <w:bookmarkEnd w:id="93"/>
     <w:bookmarkEnd w:id="94"/>
-    <w:bookmarkStart w:id="98" w:name="sec:src-polcal"/>
+    <w:bookmarkStart w:id="98" w:name="sec:src-polcalm"/>
     <w:p>
       <w:pPr>
         <w:pStyle w:val="berschrift4"/>
@@ -4371,7 +4371,7 @@
         <w:rPr>
           <w:rStyle w:val="VerbatimChar"/>
         </w:rPr>
-        <w:t xml:space="preserve">src-polcal</w:t>
+        <w:t xml:space="preserve">src-polcalm</w:t>
       </w:r>
     </w:p>
     <w:bookmarkStart w:id="95" w:name="threshold-requirements-15"/>
@@ -4479,7 +4479,7 @@
     </w:p>
     <w:bookmarkEnd w:id="97"/>
     <w:bookmarkEnd w:id="98"/>
-    <w:bookmarkStart w:id="102" w:name="sec:src-mfrang"/>
+    <w:bookmarkStart w:id="102" w:name="sec:src-farotan"/>
     <w:p>
       <w:pPr>
         <w:pStyle w:val="berschrift4"/>
@@ -4511,7 +4511,7 @@
         <w:rPr>
           <w:rStyle w:val="VerbatimChar"/>
         </w:rPr>
-        <w:t xml:space="preserve">src-mfrang</w:t>
+        <w:t xml:space="preserve">src-farotan</w:t>
       </w:r>
     </w:p>
     <w:bookmarkStart w:id="99" w:name="threshold-requirements-16"/>
@@ -4797,7 +4797,7 @@
         <w:t xml:space="preserve">Information related to the CEOS-ARD product generation procedure and geographic parameters.</w:t>
       </w:r>
     </w:p>
-    <w:bookmarkStart w:id="111" w:name="sec:prd-dacprd"/>
+    <w:bookmarkStart w:id="111" w:name="sec:prd-daccess-prod"/>
     <w:p>
       <w:pPr>
         <w:pStyle w:val="berschrift4"/>
@@ -4829,7 +4829,7 @@
         <w:rPr>
           <w:rStyle w:val="VerbatimChar"/>
         </w:rPr>
-        <w:t xml:space="preserve">prd-dacprd</w:t>
+        <w:t xml:space="preserve">prd-daccess-prod</w:t>
       </w:r>
     </w:p>
     <w:bookmarkStart w:id="108" w:name="threshold-requirements-18"/>
@@ -4982,7 +4982,7 @@
     </w:p>
     <w:bookmarkEnd w:id="110"/>
     <w:bookmarkEnd w:id="111"/>
-    <w:bookmarkStart w:id="115" w:name="sec:prd-auxdat"/>
+    <w:bookmarkStart w:id="115" w:name="sec:prd-auxdat-sar"/>
     <w:p>
       <w:pPr>
         <w:pStyle w:val="berschrift4"/>
@@ -5014,7 +5014,7 @@
         <w:rPr>
           <w:rStyle w:val="VerbatimChar"/>
         </w:rPr>
-        <w:t xml:space="preserve">prd-auxdat</w:t>
+        <w:t xml:space="preserve">prd-auxdat-sar</w:t>
       </w:r>
     </w:p>
     <w:bookmarkStart w:id="112" w:name="threshold-requirements-19"/>
@@ -5060,7 +5060,7 @@
         <w:pStyle w:val="Textkrper"/>
       </w:pPr>
       <w:r>
-        <w:t xml:space="preserve">Notes:</w:t>
+        <w:t xml:space="preserve">Note:</w:t>
       </w:r>
     </w:p>
     <w:p>
@@ -5142,7 +5142,7 @@
     </w:p>
     <w:bookmarkEnd w:id="114"/>
     <w:bookmarkEnd w:id="115"/>
-    <w:bookmarkStart w:id="119" w:name="sec:prd-smpspc"/>
+    <w:bookmarkStart w:id="119" w:name="sec:prd-samspa"/>
     <w:p>
       <w:pPr>
         <w:pStyle w:val="berschrift4"/>
@@ -5174,7 +5174,7 @@
         <w:rPr>
           <w:rStyle w:val="VerbatimChar"/>
         </w:rPr>
-        <w:t xml:space="preserve">prd-smpspc</w:t>
+        <w:t xml:space="preserve">prd-samspa</w:t>
       </w:r>
     </w:p>
     <w:bookmarkStart w:id="116" w:name="threshold-requirements-20"/>
@@ -5470,7 +5470,7 @@
     </w:p>
     <w:bookmarkEnd w:id="122"/>
     <w:bookmarkEnd w:id="123"/>
-    <w:bookmarkStart w:id="127" w:name="sec:prd-geobx"/>
+    <w:bookmarkStart w:id="127" w:name="sec:prd-geobbox"/>
     <w:p>
       <w:pPr>
         <w:pStyle w:val="berschrift4"/>
@@ -5502,7 +5502,7 @@
         <w:rPr>
           <w:rStyle w:val="VerbatimChar"/>
         </w:rPr>
-        <w:t xml:space="preserve">prd-geobx</w:t>
+        <w:t xml:space="preserve">prd-geobbox</w:t>
       </w:r>
     </w:p>
     <w:bookmarkStart w:id="124" w:name="threshold-requirements-22"/>
@@ -5530,7 +5530,7 @@
       <w:r>
         <w:t xml:space="preserve">“</w:t>
       </w:r>
-      <w:hyperlink w:anchor="sec:prd-crs">
+      <w:hyperlink w:anchor="sec:prd-crs-sar">
         <w:r>
           <w:rPr>
             <w:rStyle w:val="Hyperlink"/>
@@ -5550,7 +5550,7 @@
         <w:pStyle w:val="Textkrper"/>
       </w:pPr>
       <w:r>
-        <w:t xml:space="preserve">Notes:</w:t>
+        <w:t xml:space="preserve">Note:</w:t>
       </w:r>
     </w:p>
     <w:p>
@@ -5653,7 +5653,7 @@
     </w:p>
     <w:bookmarkEnd w:id="126"/>
     <w:bookmarkEnd w:id="127"/>
-    <w:bookmarkStart w:id="131" w:name="sec:prd-geoare"/>
+    <w:bookmarkStart w:id="131" w:name="sec:prd-geoarea-sar"/>
     <w:p>
       <w:pPr>
         <w:pStyle w:val="berschrift4"/>
@@ -5685,7 +5685,7 @@
         <w:rPr>
           <w:rStyle w:val="VerbatimChar"/>
         </w:rPr>
-        <w:t xml:space="preserve">prd-geoare</w:t>
+        <w:t xml:space="preserve">prd-geoarea-sar</w:t>
       </w:r>
     </w:p>
     <w:bookmarkStart w:id="128" w:name="threshold-requirements-23"/>
@@ -5793,7 +5793,7 @@
     </w:p>
     <w:bookmarkEnd w:id="130"/>
     <w:bookmarkEnd w:id="131"/>
-    <w:bookmarkStart w:id="135" w:name="sec:prd-imgsiz"/>
+    <w:bookmarkStart w:id="135" w:name="sec:prd-imgsize"/>
     <w:p>
       <w:pPr>
         <w:pStyle w:val="berschrift4"/>
@@ -5825,7 +5825,7 @@
         <w:rPr>
           <w:rStyle w:val="VerbatimChar"/>
         </w:rPr>
-        <w:t xml:space="preserve">prd-imgsiz</w:t>
+        <w:t xml:space="preserve">prd-imgsize</w:t>
       </w:r>
     </w:p>
     <w:bookmarkStart w:id="132" w:name="threshold-requirements-24"/>
@@ -5981,7 +5981,7 @@
     </w:p>
     <w:bookmarkEnd w:id="134"/>
     <w:bookmarkEnd w:id="135"/>
-    <w:bookmarkStart w:id="139" w:name="sec:prd-pxconv"/>
+    <w:bookmarkStart w:id="139" w:name="sec:prd-pixcoco"/>
     <w:p>
       <w:pPr>
         <w:pStyle w:val="berschrift4"/>
@@ -6013,7 +6013,7 @@
         <w:rPr>
           <w:rStyle w:val="VerbatimChar"/>
         </w:rPr>
-        <w:t xml:space="preserve">prd-pxconv</w:t>
+        <w:t xml:space="preserve">prd-pixcoco</w:t>
       </w:r>
     </w:p>
     <w:bookmarkStart w:id="136" w:name="threshold-requirements-25"/>
@@ -6127,7 +6127,7 @@
     </w:p>
     <w:bookmarkEnd w:id="138"/>
     <w:bookmarkEnd w:id="139"/>
-    <w:bookmarkStart w:id="143" w:name="sec:prd-crs"/>
+    <w:bookmarkStart w:id="143" w:name="sec:prd-crs-sar"/>
     <w:p>
       <w:pPr>
         <w:pStyle w:val="berschrift4"/>
@@ -6159,7 +6159,7 @@
         <w:rPr>
           <w:rStyle w:val="VerbatimChar"/>
         </w:rPr>
-        <w:t xml:space="preserve">prd-crs</w:t>
+        <w:t xml:space="preserve">prd-crs-sar</w:t>
       </w:r>
     </w:p>
     <w:bookmarkStart w:id="140" w:name="threshold-requirements-26"/>
@@ -6341,7 +6341,7 @@
       <w:r>
         <w:t xml:space="preserve">“</w:t>
       </w:r>
-      <w:hyperlink w:anchor="sec:pxl-pprulv">
+      <w:hyperlink w:anchor="sec:pxl-radulov">
         <w:r>
           <w:rPr>
             <w:rStyle w:val="Hyperlink"/>
@@ -6460,7 +6460,7 @@
     </w:p>
     <w:bookmarkEnd w:id="146"/>
     <w:bookmarkEnd w:id="147"/>
-    <w:bookmarkStart w:id="151" w:name="sec:prd-sltrng"/>
+    <w:bookmarkStart w:id="151" w:name="sec:prd-slarass"/>
     <w:p>
       <w:pPr>
         <w:pStyle w:val="berschrift4"/>
@@ -6492,7 +6492,7 @@
         <w:rPr>
           <w:rStyle w:val="VerbatimChar"/>
         </w:rPr>
-        <w:t xml:space="preserve">prd-sltrng</w:t>
+        <w:t xml:space="preserve">prd-slarass</w:t>
       </w:r>
     </w:p>
     <w:bookmarkStart w:id="148" w:name="threshold-requirements-28"/>
@@ -6522,7 +6522,7 @@
       <w:r>
         <w:t xml:space="preserve">“</w:t>
       </w:r>
-      <w:hyperlink w:anchor="sec:pxl-ppslrg">
+      <w:hyperlink w:anchor="sec:pxl-slarassi">
         <w:r>
           <w:rPr>
             <w:rStyle w:val="Hyperlink"/>
@@ -6641,7 +6641,7 @@
     </w:p>
     <w:bookmarkEnd w:id="150"/>
     <w:bookmarkEnd w:id="151"/>
-    <w:bookmarkStart w:id="155" w:name="sec:prd-orbgsl"/>
+    <w:bookmarkStart w:id="155" w:name="sec:prd-reorbit-gslc"/>
     <w:p>
       <w:pPr>
         <w:pStyle w:val="berschrift4"/>
@@ -6673,7 +6673,7 @@
         <w:rPr>
           <w:rStyle w:val="VerbatimChar"/>
         </w:rPr>
-        <w:t xml:space="preserve">prd-orbgsl</w:t>
+        <w:t xml:space="preserve">prd-reorbit-gslc</w:t>
       </w:r>
     </w:p>
     <w:p>
@@ -6861,16 +6861,32 @@
         <w:t xml:space="preserve"> </w:t>
       </w:r>
       <w:r>
-        <w:t xml:space="preserve">Whether the metadata are provided in a single record relevant to all pixels or separately for each pixel is at the discretion of the data provider.</w:t>
-      </w:r>
-      <w:r>
-        <w:t xml:space="preserve"> </w:t>
-      </w:r>
-      <w:r>
-        <w:t xml:space="preserve">Per-pixel metadata should allow users to discriminate between (choose) observations on the basis of their individual suitability for applications.</w:t>
-      </w:r>
-    </w:p>
-    <w:bookmarkStart w:id="160" w:name="sec:pxl-cldopt"/>
+        <w:t xml:space="preserve">Whether the metadata is provided in a single record relevant to all pixels, or separately for each pixel, is at the discretion of the data provider.</w:t>
+      </w:r>
+      <w:r>
+        <w:t xml:space="preserve"> </w:t>
+      </w:r>
+      <w:r>
+        <w:t xml:space="preserve">Per-pixel metadata should allow users to</w:t>
+      </w:r>
+      <w:r>
+        <w:t xml:space="preserve"> </w:t>
+      </w:r>
+      <w:r>
+        <w:rPr>
+          <w:b/>
+          <w:bCs/>
+        </w:rPr>
+        <w:t xml:space="preserve">discriminate between</w:t>
+      </w:r>
+      <w:r>
+        <w:t xml:space="preserve"> </w:t>
+      </w:r>
+      <w:r>
+        <w:t xml:space="preserve">(choose) observations on the basis of their individual suitability for application.</w:t>
+      </w:r>
+    </w:p>
+    <w:bookmarkStart w:id="160" w:name="sec:pxl-cngform"/>
     <w:p>
       <w:pPr>
         <w:pStyle w:val="berschrift4"/>
@@ -6902,7 +6918,7 @@
         <w:rPr>
           <w:rStyle w:val="VerbatimChar"/>
         </w:rPr>
-        <w:t xml:space="preserve">pxl-cldopt</w:t>
+        <w:t xml:space="preserve">pxl-cngform</w:t>
       </w:r>
     </w:p>
     <w:bookmarkStart w:id="157" w:name="threshold-requirements-30"/>
@@ -7010,7 +7026,7 @@
     </w:p>
     <w:bookmarkEnd w:id="159"/>
     <w:bookmarkEnd w:id="160"/>
-    <w:bookmarkStart w:id="164" w:name="sec:pxl-mrdsar"/>
+    <w:bookmarkStart w:id="164" w:name="sec:pxl-memare-sar"/>
     <w:p>
       <w:pPr>
         <w:pStyle w:val="berschrift4"/>
@@ -7042,7 +7058,7 @@
         <w:rPr>
           <w:rStyle w:val="VerbatimChar"/>
         </w:rPr>
-        <w:t xml:space="preserve">pxl-mrdsar</w:t>
+        <w:t xml:space="preserve">pxl-memare-sar</w:t>
       </w:r>
     </w:p>
     <w:bookmarkStart w:id="161" w:name="threshold-requirements-31"/>
@@ -7147,7 +7163,7 @@
     </w:p>
     <w:bookmarkEnd w:id="163"/>
     <w:bookmarkEnd w:id="164"/>
-    <w:bookmarkStart w:id="168" w:name="sec:pxl-ppmask"/>
+    <w:bookmarkStart w:id="168" w:name="sec:pxl-damaski"/>
     <w:p>
       <w:pPr>
         <w:pStyle w:val="berschrift4"/>
@@ -7179,7 +7195,7 @@
         <w:rPr>
           <w:rStyle w:val="VerbatimChar"/>
         </w:rPr>
-        <w:t xml:space="preserve">pxl-ppmask</w:t>
+        <w:t xml:space="preserve">pxl-damaski</w:t>
       </w:r>
     </w:p>
     <w:bookmarkStart w:id="165" w:name="threshold-requirements-32"/>
@@ -7472,7 +7488,7 @@
     </w:p>
     <w:bookmarkEnd w:id="167"/>
     <w:bookmarkEnd w:id="168"/>
-    <w:bookmarkStart w:id="172" w:name="sec:pxl-ppscta"/>
+    <w:bookmarkStart w:id="172" w:name="sec:pxl-piscata"/>
     <w:p>
       <w:pPr>
         <w:pStyle w:val="berschrift4"/>
@@ -7504,7 +7520,7 @@
         <w:rPr>
           <w:rStyle w:val="VerbatimChar"/>
         </w:rPr>
-        <w:t xml:space="preserve">pxl-ppscta</w:t>
+        <w:t xml:space="preserve">pxl-piscata</w:t>
       </w:r>
     </w:p>
     <w:p>
@@ -7778,7 +7794,7 @@
     </w:p>
     <w:bookmarkEnd w:id="171"/>
     <w:bookmarkEnd w:id="172"/>
-    <w:bookmarkStart w:id="176" w:name="sec:pxl-pplia"/>
+    <w:bookmarkStart w:id="176" w:name="sec:pxl-ploinca"/>
     <w:p>
       <w:pPr>
         <w:pStyle w:val="berschrift4"/>
@@ -7810,7 +7826,7 @@
         <w:rPr>
           <w:rStyle w:val="VerbatimChar"/>
         </w:rPr>
-        <w:t xml:space="preserve">pxl-pplia</w:t>
+        <w:t xml:space="preserve">pxl-ploinca</w:t>
       </w:r>
     </w:p>
     <w:bookmarkStart w:id="173" w:name="threshold-requirements-34"/>
@@ -7903,7 +7919,7 @@
         <w:pStyle w:val="FirstParagraph"/>
       </w:pPr>
       <w:r>
-        <w:t xml:space="preserve">Notes:</w:t>
+        <w:t xml:space="preserve">Note:</w:t>
       </w:r>
     </w:p>
     <w:p>
@@ -8006,7 +8022,7 @@
     </w:p>
     <w:bookmarkEnd w:id="175"/>
     <w:bookmarkEnd w:id="176"/>
-    <w:bookmarkStart w:id="180" w:name="sec:pxl-ppelia"/>
+    <w:bookmarkStart w:id="180" w:name="sec:pxl-pelinca"/>
     <w:p>
       <w:pPr>
         <w:pStyle w:val="berschrift4"/>
@@ -8038,7 +8054,7 @@
         <w:rPr>
           <w:rStyle w:val="VerbatimChar"/>
         </w:rPr>
-        <w:t xml:space="preserve">pxl-ppelia</w:t>
+        <w:t xml:space="preserve">pxl-pelinca</w:t>
       </w:r>
     </w:p>
     <w:bookmarkStart w:id="177" w:name="threshold-requirements-35"/>
@@ -8164,7 +8180,7 @@
         <w:pStyle w:val="FirstParagraph"/>
       </w:pPr>
       <w:r>
-        <w:t xml:space="preserve">Notes:</w:t>
+        <w:t xml:space="preserve">Note:</w:t>
       </w:r>
     </w:p>
     <w:p>
@@ -8246,7 +8262,7 @@
     </w:p>
     <w:bookmarkEnd w:id="179"/>
     <w:bookmarkEnd w:id="180"/>
-    <w:bookmarkStart w:id="184" w:name="sec:pxl-ppnspw"/>
+    <w:bookmarkStart w:id="184" w:name="sec:pxl-pinopow"/>
     <w:p>
       <w:pPr>
         <w:pStyle w:val="berschrift4"/>
@@ -8278,7 +8294,7 @@
         <w:rPr>
           <w:rStyle w:val="VerbatimChar"/>
         </w:rPr>
-        <w:t xml:space="preserve">pxl-ppnspw</w:t>
+        <w:t xml:space="preserve">pxl-pinopow</w:t>
       </w:r>
     </w:p>
     <w:bookmarkStart w:id="181" w:name="threshold-requirements-36"/>
@@ -8580,7 +8596,7 @@
     </w:p>
     <w:bookmarkEnd w:id="183"/>
     <w:bookmarkEnd w:id="184"/>
-    <w:bookmarkStart w:id="188" w:name="sec:pxl-ppgmsg"/>
+    <w:bookmarkStart w:id="188" w:name="sec:pxl-gasiri"/>
     <w:p>
       <w:pPr>
         <w:pStyle w:val="berschrift4"/>
@@ -8612,7 +8628,7 @@
         <w:rPr>
           <w:rStyle w:val="VerbatimChar"/>
         </w:rPr>
-        <w:t xml:space="preserve">pxl-ppgmsg</w:t>
+        <w:t xml:space="preserve">pxl-gasiri</w:t>
       </w:r>
     </w:p>
     <w:bookmarkStart w:id="185" w:name="threshold-requirements-37"/>
@@ -8853,7 +8869,7 @@
     </w:p>
     <w:bookmarkEnd w:id="187"/>
     <w:bookmarkEnd w:id="188"/>
-    <w:bookmarkStart w:id="192" w:name="sec:pxl-ppacqd"/>
+    <w:bookmarkStart w:id="192" w:name="sec:pxl-pacqid"/>
     <w:p>
       <w:pPr>
         <w:pStyle w:val="berschrift4"/>
@@ -8885,7 +8901,7 @@
         <w:rPr>
           <w:rStyle w:val="VerbatimChar"/>
         </w:rPr>
-        <w:t xml:space="preserve">pxl-ppacqd</w:t>
+        <w:t xml:space="preserve">pxl-pacqid</w:t>
       </w:r>
     </w:p>
     <w:bookmarkStart w:id="189" w:name="threshold-requirements-38"/>
@@ -8927,7 +8943,7 @@
       <w:r>
         <w:t xml:space="preserve">“</w:t>
       </w:r>
-      <w:hyperlink w:anchor="sec:src-acqid">
+      <w:hyperlink w:anchor="sec:src-macqid">
         <w:r>
           <w:rPr>
             <w:rStyle w:val="Hyperlink"/>
@@ -9117,7 +9133,7 @@
     </w:p>
     <w:bookmarkEnd w:id="191"/>
     <w:bookmarkEnd w:id="192"/>
-    <w:bookmarkStart w:id="196" w:name="sec:pxl-ppdem"/>
+    <w:bookmarkStart w:id="196" w:name="sec:pxl-pidem"/>
     <w:p>
       <w:pPr>
         <w:pStyle w:val="berschrift4"/>
@@ -9149,7 +9165,7 @@
         <w:rPr>
           <w:rStyle w:val="VerbatimChar"/>
         </w:rPr>
-        <w:t xml:space="preserve">pxl-ppdem</w:t>
+        <w:t xml:space="preserve">pxl-pidem</w:t>
       </w:r>
     </w:p>
     <w:bookmarkStart w:id="193" w:name="threshold-requirements-39"/>
@@ -9333,7 +9349,7 @@
     </w:p>
     <w:bookmarkEnd w:id="195"/>
     <w:bookmarkEnd w:id="196"/>
-    <w:bookmarkStart w:id="200" w:name="sec:pxl-pprulv"/>
+    <w:bookmarkStart w:id="200" w:name="sec:pxl-radulov"/>
     <w:p>
       <w:pPr>
         <w:pStyle w:val="berschrift4"/>
@@ -9365,7 +9381,7 @@
         <w:rPr>
           <w:rStyle w:val="VerbatimChar"/>
         </w:rPr>
-        <w:t xml:space="preserve">pxl-pprulv</w:t>
+        <w:t xml:space="preserve">pxl-radulov</w:t>
       </w:r>
     </w:p>
     <w:bookmarkStart w:id="197" w:name="threshold-requirements-40"/>
@@ -9547,7 +9563,7 @@
     </w:p>
     <w:bookmarkEnd w:id="199"/>
     <w:bookmarkEnd w:id="200"/>
-    <w:bookmarkStart w:id="204" w:name="sec:pxl-ppslrg"/>
+    <w:bookmarkStart w:id="204" w:name="sec:pxl-slarassi"/>
     <w:p>
       <w:pPr>
         <w:pStyle w:val="berschrift4"/>
@@ -9579,7 +9595,7 @@
         <w:rPr>
           <w:rStyle w:val="VerbatimChar"/>
         </w:rPr>
-        <w:t xml:space="preserve">pxl-ppslrg</w:t>
+        <w:t xml:space="preserve">pxl-slarassi</w:t>
       </w:r>
     </w:p>
     <w:bookmarkStart w:id="201" w:name="threshold-requirements-41"/>
@@ -9755,7 +9771,7 @@
     </w:p>
     <w:bookmarkEnd w:id="203"/>
     <w:bookmarkEnd w:id="204"/>
-    <w:bookmarkStart w:id="208" w:name="sec:pxl-ppiphu"/>
+    <w:bookmarkStart w:id="208" w:name="sec:pxl-pinphun"/>
     <w:p>
       <w:pPr>
         <w:pStyle w:val="berschrift4"/>
@@ -9787,7 +9803,7 @@
         <w:rPr>
           <w:rStyle w:val="VerbatimChar"/>
         </w:rPr>
-        <w:t xml:space="preserve">pxl-ppiphu</w:t>
+        <w:t xml:space="preserve">pxl-pinphun</w:t>
       </w:r>
     </w:p>
     <w:bookmarkStart w:id="205" w:name="threshold-requirements-42"/>
@@ -9975,7 +9991,7 @@
     </w:p>
     <w:bookmarkEnd w:id="207"/>
     <w:bookmarkEnd w:id="208"/>
-    <w:bookmarkStart w:id="212" w:name="sec:pxl-ppatpc"/>
+    <w:bookmarkStart w:id="212" w:name="sec:pxl-atphaci"/>
     <w:p>
       <w:pPr>
         <w:pStyle w:val="berschrift4"/>
@@ -10007,7 +10023,7 @@
         <w:rPr>
           <w:rStyle w:val="VerbatimChar"/>
         </w:rPr>
-        <w:t xml:space="preserve">pxl-ppatpc</w:t>
+        <w:t xml:space="preserve">pxl-atphaci</w:t>
       </w:r>
     </w:p>
     <w:bookmarkStart w:id="209" w:name="threshold-requirements-43"/>
@@ -10189,7 +10205,7 @@
     </w:p>
     <w:bookmarkEnd w:id="211"/>
     <w:bookmarkEnd w:id="212"/>
-    <w:bookmarkStart w:id="216" w:name="sec:pxl-ppionc"/>
+    <w:bookmarkStart w:id="216" w:name="sec:pxl-piopha"/>
     <w:p>
       <w:pPr>
         <w:pStyle w:val="berschrift4"/>
@@ -10221,7 +10237,7 @@
         <w:rPr>
           <w:rStyle w:val="VerbatimChar"/>
         </w:rPr>
-        <w:t xml:space="preserve">pxl-ppionc</w:t>
+        <w:t xml:space="preserve">pxl-piopha</w:t>
       </w:r>
     </w:p>
     <w:bookmarkStart w:id="213" w:name="threshold-requirements-44"/>
@@ -10441,7 +10457,7 @@
         <w:t xml:space="preserve">The requirements below must be met for all pixels/samples/observations in a collection.</w:t>
       </w:r>
     </w:p>
-    <w:bookmarkStart w:id="221" w:name="sec:rcm-cldopt"/>
+    <w:bookmarkStart w:id="221" w:name="sec:rcm-cngform"/>
     <w:p>
       <w:pPr>
         <w:pStyle w:val="berschrift4"/>
@@ -10473,7 +10489,7 @@
         <w:rPr>
           <w:rStyle w:val="VerbatimChar"/>
         </w:rPr>
-        <w:t xml:space="preserve">rcm-cldopt</w:t>
+        <w:t xml:space="preserve">rcm-cngform</w:t>
       </w:r>
     </w:p>
     <w:bookmarkStart w:id="218" w:name="threshold-requirements-45"/>
@@ -10581,7 +10597,7 @@
     </w:p>
     <w:bookmarkEnd w:id="220"/>
     <w:bookmarkEnd w:id="221"/>
-    <w:bookmarkStart w:id="225" w:name="sec:rcm-bsgslc"/>
+    <w:bookmarkStart w:id="225" w:name="sec:rcm-backsca-gslc"/>
     <w:p>
       <w:pPr>
         <w:pStyle w:val="berschrift4"/>
@@ -10613,7 +10629,7 @@
         <w:rPr>
           <w:rStyle w:val="VerbatimChar"/>
         </w:rPr>
-        <w:t xml:space="preserve">rcm-bsgslc</w:t>
+        <w:t xml:space="preserve">rcm-backsca-gslc</w:t>
       </w:r>
     </w:p>
     <w:bookmarkStart w:id="222" w:name="threshold-requirements-46"/>
@@ -10752,7 +10768,7 @@
         <w:pStyle w:val="FirstParagraph"/>
       </w:pPr>
       <w:r>
-        <w:t xml:space="preserve">Notes:</w:t>
+        <w:t xml:space="preserve">Note:</w:t>
       </w:r>
     </w:p>
     <w:p>
@@ -10855,7 +10871,7 @@
     </w:p>
     <w:bookmarkEnd w:id="224"/>
     <w:bookmarkEnd w:id="225"/>
-    <w:bookmarkStart w:id="229" w:name="sec:rcm-sclcnv"/>
+    <w:bookmarkStart w:id="229" w:name="sec:rcm-scaconv"/>
     <w:p>
       <w:pPr>
         <w:pStyle w:val="berschrift4"/>
@@ -10887,7 +10903,7 @@
         <w:rPr>
           <w:rStyle w:val="VerbatimChar"/>
         </w:rPr>
-        <w:t xml:space="preserve">rcm-sclcnv</w:t>
+        <w:t xml:space="preserve">rcm-scaconv</w:t>
       </w:r>
     </w:p>
     <w:bookmarkStart w:id="226" w:name="threshold-requirements-47"/>
@@ -10992,7 +11008,7 @@
     </w:p>
     <w:bookmarkEnd w:id="228"/>
     <w:bookmarkEnd w:id="229"/>
-    <w:bookmarkStart w:id="233" w:name="sec:rcm-nzrmvl"/>
+    <w:bookmarkStart w:id="233" w:name="sec:rcm-noiser"/>
     <w:p>
       <w:pPr>
         <w:pStyle w:val="berschrift4"/>
@@ -11024,7 +11040,7 @@
         <w:rPr>
           <w:rStyle w:val="VerbatimChar"/>
         </w:rPr>
-        <w:t xml:space="preserve">rcm-nzrmvl</w:t>
+        <w:t xml:space="preserve">rcm-noiser</w:t>
       </w:r>
     </w:p>
     <w:bookmarkStart w:id="230" w:name="threshold-requirements-48"/>
@@ -11055,7 +11071,7 @@
         <w:pStyle w:val="Textkrper"/>
       </w:pPr>
       <w:r>
-        <w:t xml:space="preserve">Notes:</w:t>
+        <w:t xml:space="preserve">Note:</w:t>
       </w:r>
     </w:p>
     <w:p>
@@ -11158,7 +11174,7 @@
     </w:p>
     <w:bookmarkEnd w:id="232"/>
     <w:bookmarkEnd w:id="233"/>
-    <w:bookmarkStart w:id="237" w:name="sec:rcm-rtagsl"/>
+    <w:bookmarkStart w:id="237" w:name="sec:rcm-radtalg-gslc"/>
     <w:p>
       <w:pPr>
         <w:pStyle w:val="berschrift4"/>
@@ -11190,7 +11206,7 @@
         <w:rPr>
           <w:rStyle w:val="VerbatimChar"/>
         </w:rPr>
-        <w:t xml:space="preserve">rcm-rtagsl</w:t>
+        <w:t xml:space="preserve">rcm-radtalg-gslc</w:t>
       </w:r>
     </w:p>
     <w:bookmarkStart w:id="234" w:name="threshold-requirements-49"/>
@@ -11316,7 +11332,7 @@
         <w:pStyle w:val="Textkrper"/>
       </w:pPr>
       <w:r>
-        <w:t xml:space="preserve">Notes:</w:t>
+        <w:t xml:space="preserve">Note:</w:t>
       </w:r>
     </w:p>
     <w:p>
@@ -11398,7 +11414,7 @@
     </w:p>
     <w:bookmarkEnd w:id="236"/>
     <w:bookmarkEnd w:id="237"/>
-    <w:bookmarkStart w:id="241" w:name="sec:rcm-rmasar"/>
+    <w:bookmarkStart w:id="241" w:name="sec:rcm-radacc-sar"/>
     <w:p>
       <w:pPr>
         <w:pStyle w:val="berschrift4"/>
@@ -11430,7 +11446,7 @@
         <w:rPr>
           <w:rStyle w:val="VerbatimChar"/>
         </w:rPr>
-        <w:t xml:space="preserve">rcm-rmasar</w:t>
+        <w:t xml:space="preserve">rcm-radacc-sar</w:t>
       </w:r>
     </w:p>
     <w:bookmarkStart w:id="238" w:name="threshold-requirements-50"/>
@@ -11613,7 +11629,7 @@
         <w:t xml:space="preserve">This section specifies any geometric correction requirements that must be met in order for the data to be analysis ready.</w:t>
       </w:r>
     </w:p>
-    <w:bookmarkStart w:id="246" w:name="sec:gcor-gmcalg"/>
+    <w:bookmarkStart w:id="246" w:name="sec:gcor-geocalg"/>
     <w:p>
       <w:pPr>
         <w:pStyle w:val="berschrift4"/>
@@ -11645,7 +11661,7 @@
         <w:rPr>
           <w:rStyle w:val="VerbatimChar"/>
         </w:rPr>
-        <w:t xml:space="preserve">gcor-gmcalg</w:t>
+        <w:t xml:space="preserve">gcor-geocalg</w:t>
       </w:r>
     </w:p>
     <w:bookmarkStart w:id="243" w:name="threshold-requirements-51"/>
@@ -11739,7 +11755,7 @@
         <w:pStyle w:val="FirstParagraph"/>
       </w:pPr>
       <w:r>
-        <w:t xml:space="preserve">Notes:</w:t>
+        <w:t xml:space="preserve">Note:</w:t>
       </w:r>
     </w:p>
     <w:p>
@@ -11821,7 +11837,7 @@
     </w:p>
     <w:bookmarkEnd w:id="245"/>
     <w:bookmarkEnd w:id="246"/>
-    <w:bookmarkStart w:id="250" w:name="sec:gcor-cordem"/>
+    <w:bookmarkStart w:id="250" w:name="sec:gcor-cdem"/>
     <w:p>
       <w:pPr>
         <w:pStyle w:val="berschrift4"/>
@@ -11853,7 +11869,7 @@
         <w:rPr>
           <w:rStyle w:val="VerbatimChar"/>
         </w:rPr>
-        <w:t xml:space="preserve">gcor-cordem</w:t>
+        <w:t xml:space="preserve">gcor-cdem</w:t>
       </w:r>
     </w:p>
     <w:p>
@@ -12032,7 +12048,7 @@
     </w:p>
     <w:bookmarkEnd w:id="249"/>
     <w:bookmarkEnd w:id="250"/>
-    <w:bookmarkStart w:id="254" w:name="sec:gcor-geoacr"/>
+    <w:bookmarkStart w:id="254" w:name="sec:gcor-geomacc-sar"/>
     <w:p>
       <w:pPr>
         <w:pStyle w:val="berschrift4"/>
@@ -12064,7 +12080,7 @@
         <w:rPr>
           <w:rStyle w:val="VerbatimChar"/>
         </w:rPr>
-        <w:t xml:space="preserve">gcor-geoacr</w:t>
+        <w:t xml:space="preserve">gcor-geomacc-sar</w:t>
       </w:r>
     </w:p>
     <w:bookmarkStart w:id="251" w:name="threshold-requirements-53"/>
@@ -12253,7 +12269,7 @@
     </w:p>
     <w:bookmarkEnd w:id="253"/>
     <w:bookmarkEnd w:id="254"/>
-    <w:bookmarkStart w:id="258" w:name="sec:gcor-georfa"/>
+    <w:bookmarkStart w:id="258" w:name="sec:gcor-georacc"/>
     <w:p>
       <w:pPr>
         <w:pStyle w:val="berschrift4"/>
@@ -12285,7 +12301,7 @@
         <w:rPr>
           <w:rStyle w:val="VerbatimChar"/>
         </w:rPr>
-        <w:t xml:space="preserve">gcor-georfa</w:t>
+        <w:t xml:space="preserve">gcor-georacc</w:t>
       </w:r>
     </w:p>
     <w:bookmarkStart w:id="255" w:name="threshold-requirements-54"/>
@@ -12328,7 +12344,7 @@
       <w:r>
         <w:t xml:space="preserve">“</w:t>
       </w:r>
-      <w:hyperlink w:anchor="sec:gcor-geoacr">
+      <w:hyperlink w:anchor="sec:gcor-geomacc-sar">
         <w:r>
           <w:rPr>
             <w:rStyle w:val="Hyperlink"/>
@@ -12429,7 +12445,7 @@
     </w:p>
     <w:bookmarkEnd w:id="257"/>
     <w:bookmarkEnd w:id="258"/>
-    <w:bookmarkStart w:id="262" w:name="sec:gcor-gridcv"/>
+    <w:bookmarkStart w:id="262" w:name="sec:gcor-gridconv"/>
     <w:p>
       <w:pPr>
         <w:pStyle w:val="berschrift4"/>
@@ -12461,7 +12477,7 @@
         <w:rPr>
           <w:rStyle w:val="VerbatimChar"/>
         </w:rPr>
-        <w:t xml:space="preserve">gcor-gridcv</w:t>
+        <w:t xml:space="preserve">gcor-gridconv</w:t>
       </w:r>
     </w:p>
     <w:bookmarkStart w:id="259" w:name="threshold-requirements-55"/>
@@ -12504,7 +12520,7 @@
         <w:pStyle w:val="Textkrper"/>
       </w:pPr>
       <w:r>
-        <w:t xml:space="preserve">Notes:</w:t>
+        <w:t xml:space="preserve">Note:</w:t>
       </w:r>
     </w:p>
     <w:p>
@@ -12726,7 +12742,7 @@
               <w:rPr>
                 <w:rStyle w:val="VerbatimChar"/>
               </w:rPr>
-              <w:t xml:space="preserve">meta-trcsar</w:t>
+              <w:t xml:space="preserve">meta-trace-sar</w:t>
             </w:r>
           </w:p>
         </w:tc>
@@ -12777,7 +12793,7 @@
               <w:rPr>
                 <w:rStyle w:val="VerbatimChar"/>
               </w:rPr>
-              <w:t xml:space="preserve">meta-mrdsar</w:t>
+              <w:t xml:space="preserve">meta-memare-sar</w:t>
             </w:r>
           </w:p>
         </w:tc>
@@ -12820,7 +12836,7 @@
               <w:rPr>
                 <w:rStyle w:val="VerbatimChar"/>
               </w:rPr>
-              <w:t xml:space="preserve">meta-prdtyp</w:t>
+              <w:t xml:space="preserve">meta-protype</w:t>
             </w:r>
           </w:p>
         </w:tc>
@@ -12922,7 +12938,7 @@
               <w:rPr>
                 <w:rStyle w:val="VerbatimChar"/>
               </w:rPr>
-              <w:t xml:space="preserve">meta-timsar</w:t>
+              <w:t xml:space="preserve">meta-time-sar</w:t>
             </w:r>
           </w:p>
         </w:tc>
@@ -13048,7 +13064,7 @@
               <w:rPr>
                 <w:rStyle w:val="VerbatimChar"/>
               </w:rPr>
-              <w:t xml:space="preserve">src-acqid</w:t>
+              <w:t xml:space="preserve">src-macqid</w:t>
             </w:r>
           </w:p>
         </w:tc>
@@ -13099,7 +13115,7 @@
               <w:rPr>
                 <w:rStyle w:val="VerbatimChar"/>
               </w:rPr>
-              <w:t xml:space="preserve">src-dacsrc</w:t>
+              <w:t xml:space="preserve">src-daccess-src</w:t>
             </w:r>
           </w:p>
         </w:tc>
@@ -13142,7 +13158,7 @@
               <w:rPr>
                 <w:rStyle w:val="VerbatimChar"/>
               </w:rPr>
-              <w:t xml:space="preserve">src-inssar</w:t>
+              <w:t xml:space="preserve">src-instru-sar</w:t>
             </w:r>
           </w:p>
         </w:tc>
@@ -13185,7 +13201,7 @@
               <w:rPr>
                 <w:rStyle w:val="VerbatimChar"/>
               </w:rPr>
-              <w:t xml:space="preserve">src-timsrc</w:t>
+              <w:t xml:space="preserve">src-time-src</w:t>
             </w:r>
           </w:p>
         </w:tc>
@@ -13330,7 +13346,7 @@
               <w:rPr>
                 <w:rStyle w:val="VerbatimChar"/>
               </w:rPr>
-              <w:t xml:space="preserve">src-prcpar</w:t>
+              <w:t xml:space="preserve">src-propar</w:t>
             </w:r>
           </w:p>
         </w:tc>
@@ -13373,7 +13389,7 @@
               <w:rPr>
                 <w:rStyle w:val="VerbatimChar"/>
               </w:rPr>
-              <w:t xml:space="preserve">src-imgatt</w:t>
+              <w:t xml:space="preserve">src-imgatt-sar</w:t>
             </w:r>
           </w:p>
         </w:tc>
@@ -13416,7 +13432,7 @@
               <w:rPr>
                 <w:rStyle w:val="VerbatimChar"/>
               </w:rPr>
-              <w:t xml:space="preserve">src-scasar</w:t>
+              <w:t xml:space="preserve">src-sencal-sar</w:t>
             </w:r>
           </w:p>
         </w:tc>
@@ -13467,7 +13483,7 @@
               <w:rPr>
                 <w:rStyle w:val="VerbatimChar"/>
               </w:rPr>
-              <w:t xml:space="preserve">src-prfind</w:t>
+              <w:t xml:space="preserve">src-perfind</w:t>
             </w:r>
           </w:p>
         </w:tc>
@@ -13510,7 +13526,7 @@
               <w:rPr>
                 <w:rStyle w:val="VerbatimChar"/>
               </w:rPr>
-              <w:t xml:space="preserve">src-polcal</w:t>
+              <w:t xml:space="preserve">src-polcalm</w:t>
             </w:r>
           </w:p>
         </w:tc>
@@ -13561,7 +13577,7 @@
               <w:rPr>
                 <w:rStyle w:val="VerbatimChar"/>
               </w:rPr>
-              <w:t xml:space="preserve">src-mfrang</w:t>
+              <w:t xml:space="preserve">src-farotan</w:t>
             </w:r>
           </w:p>
         </w:tc>
@@ -13738,7 +13754,7 @@
               <w:rPr>
                 <w:rStyle w:val="VerbatimChar"/>
               </w:rPr>
-              <w:t xml:space="preserve">prd-dacprd</w:t>
+              <w:t xml:space="preserve">prd-daccess-prod</w:t>
             </w:r>
           </w:p>
         </w:tc>
@@ -13781,7 +13797,7 @@
               <w:rPr>
                 <w:rStyle w:val="VerbatimChar"/>
               </w:rPr>
-              <w:t xml:space="preserve">prd-auxdat</w:t>
+              <w:t xml:space="preserve">prd-auxdat-sar</w:t>
             </w:r>
           </w:p>
         </w:tc>
@@ -13832,7 +13848,7 @@
               <w:rPr>
                 <w:rStyle w:val="VerbatimChar"/>
               </w:rPr>
-              <w:t xml:space="preserve">prd-smpspc</w:t>
+              <w:t xml:space="preserve">prd-samspa</w:t>
             </w:r>
           </w:p>
         </w:tc>
@@ -13934,7 +13950,7 @@
               <w:rPr>
                 <w:rStyle w:val="VerbatimChar"/>
               </w:rPr>
-              <w:t xml:space="preserve">prd-geobx</w:t>
+              <w:t xml:space="preserve">prd-geobbox</w:t>
             </w:r>
           </w:p>
         </w:tc>
@@ -13985,7 +14001,7 @@
               <w:rPr>
                 <w:rStyle w:val="VerbatimChar"/>
               </w:rPr>
-              <w:t xml:space="preserve">prd-geoare</w:t>
+              <w:t xml:space="preserve">prd-geoarea-sar</w:t>
             </w:r>
           </w:p>
         </w:tc>
@@ -14036,7 +14052,7 @@
               <w:rPr>
                 <w:rStyle w:val="VerbatimChar"/>
               </w:rPr>
-              <w:t xml:space="preserve">prd-imgsiz</w:t>
+              <w:t xml:space="preserve">prd-imgsize</w:t>
             </w:r>
           </w:p>
         </w:tc>
@@ -14087,7 +14103,7 @@
               <w:rPr>
                 <w:rStyle w:val="VerbatimChar"/>
               </w:rPr>
-              <w:t xml:space="preserve">prd-pxconv</w:t>
+              <w:t xml:space="preserve">prd-pixcoco</w:t>
             </w:r>
           </w:p>
         </w:tc>
@@ -14138,7 +14154,7 @@
               <w:rPr>
                 <w:rStyle w:val="VerbatimChar"/>
               </w:rPr>
-              <w:t xml:space="preserve">prd-crs</w:t>
+              <w:t xml:space="preserve">prd-crs-sar</w:t>
             </w:r>
           </w:p>
         </w:tc>
@@ -14240,7 +14256,7 @@
               <w:rPr>
                 <w:rStyle w:val="VerbatimChar"/>
               </w:rPr>
-              <w:t xml:space="preserve">prd-sltrng</w:t>
+              <w:t xml:space="preserve">prd-slarass</w:t>
             </w:r>
           </w:p>
         </w:tc>
@@ -14291,7 +14307,7 @@
               <w:rPr>
                 <w:rStyle w:val="VerbatimChar"/>
               </w:rPr>
-              <w:t xml:space="preserve">prd-orbgsl</w:t>
+              <w:t xml:space="preserve">prd-reorbit-gslc</w:t>
             </w:r>
           </w:p>
         </w:tc>
@@ -14417,7 +14433,7 @@
               <w:rPr>
                 <w:rStyle w:val="VerbatimChar"/>
               </w:rPr>
-              <w:t xml:space="preserve">pxl-cldopt</w:t>
+              <w:t xml:space="preserve">pxl-cngform</w:t>
             </w:r>
           </w:p>
         </w:tc>
@@ -14468,7 +14484,7 @@
               <w:rPr>
                 <w:rStyle w:val="VerbatimChar"/>
               </w:rPr>
-              <w:t xml:space="preserve">pxl-mrdsar</w:t>
+              <w:t xml:space="preserve">pxl-memare-sar</w:t>
             </w:r>
           </w:p>
         </w:tc>
@@ -14511,7 +14527,7 @@
               <w:rPr>
                 <w:rStyle w:val="VerbatimChar"/>
               </w:rPr>
-              <w:t xml:space="preserve">pxl-ppmask</w:t>
+              <w:t xml:space="preserve">pxl-damaski</w:t>
             </w:r>
           </w:p>
         </w:tc>
@@ -14554,7 +14570,7 @@
               <w:rPr>
                 <w:rStyle w:val="VerbatimChar"/>
               </w:rPr>
-              <w:t xml:space="preserve">pxl-ppscta</w:t>
+              <w:t xml:space="preserve">pxl-piscata</w:t>
             </w:r>
           </w:p>
         </w:tc>
@@ -14605,7 +14621,7 @@
               <w:rPr>
                 <w:rStyle w:val="VerbatimChar"/>
               </w:rPr>
-              <w:t xml:space="preserve">pxl-pplia</w:t>
+              <w:t xml:space="preserve">pxl-ploinca</w:t>
             </w:r>
           </w:p>
         </w:tc>
@@ -14656,7 +14672,7 @@
               <w:rPr>
                 <w:rStyle w:val="VerbatimChar"/>
               </w:rPr>
-              <w:t xml:space="preserve">pxl-ppelia</w:t>
+              <w:t xml:space="preserve">pxl-pelinca</w:t>
             </w:r>
           </w:p>
         </w:tc>
@@ -14707,7 +14723,7 @@
               <w:rPr>
                 <w:rStyle w:val="VerbatimChar"/>
               </w:rPr>
-              <w:t xml:space="preserve">pxl-ppnspw</w:t>
+              <w:t xml:space="preserve">pxl-pinopow</w:t>
             </w:r>
           </w:p>
         </w:tc>
@@ -14758,7 +14774,7 @@
               <w:rPr>
                 <w:rStyle w:val="VerbatimChar"/>
               </w:rPr>
-              <w:t xml:space="preserve">pxl-ppgmsg</w:t>
+              <w:t xml:space="preserve">pxl-gasiri</w:t>
             </w:r>
           </w:p>
         </w:tc>
@@ -14809,7 +14825,7 @@
               <w:rPr>
                 <w:rStyle w:val="VerbatimChar"/>
               </w:rPr>
-              <w:t xml:space="preserve">pxl-ppacqd</w:t>
+              <w:t xml:space="preserve">pxl-pacqid</w:t>
             </w:r>
           </w:p>
         </w:tc>
@@ -14852,7 +14868,7 @@
               <w:rPr>
                 <w:rStyle w:val="VerbatimChar"/>
               </w:rPr>
-              <w:t xml:space="preserve">pxl-ppdem</w:t>
+              <w:t xml:space="preserve">pxl-pidem</w:t>
             </w:r>
           </w:p>
         </w:tc>
@@ -14903,7 +14919,7 @@
               <w:rPr>
                 <w:rStyle w:val="VerbatimChar"/>
               </w:rPr>
-              <w:t xml:space="preserve">pxl-pprulv</w:t>
+              <w:t xml:space="preserve">pxl-radulov</w:t>
             </w:r>
           </w:p>
         </w:tc>
@@ -14954,7 +14970,7 @@
               <w:rPr>
                 <w:rStyle w:val="VerbatimChar"/>
               </w:rPr>
-              <w:t xml:space="preserve">pxl-ppslrg</w:t>
+              <w:t xml:space="preserve">pxl-slarassi</w:t>
             </w:r>
           </w:p>
         </w:tc>
@@ -15005,7 +15021,7 @@
               <w:rPr>
                 <w:rStyle w:val="VerbatimChar"/>
               </w:rPr>
-              <w:t xml:space="preserve">pxl-ppiphu</w:t>
+              <w:t xml:space="preserve">pxl-pinphun</w:t>
             </w:r>
           </w:p>
         </w:tc>
@@ -15056,7 +15072,7 @@
               <w:rPr>
                 <w:rStyle w:val="VerbatimChar"/>
               </w:rPr>
-              <w:t xml:space="preserve">pxl-ppatpc</w:t>
+              <w:t xml:space="preserve">pxl-atphaci</w:t>
             </w:r>
           </w:p>
         </w:tc>
@@ -15107,7 +15123,7 @@
               <w:rPr>
                 <w:rStyle w:val="VerbatimChar"/>
               </w:rPr>
-              <w:t xml:space="preserve">pxl-ppionc</w:t>
+              <w:t xml:space="preserve">pxl-piopha</w:t>
             </w:r>
           </w:p>
         </w:tc>
@@ -15233,7 +15249,7 @@
               <w:rPr>
                 <w:rStyle w:val="VerbatimChar"/>
               </w:rPr>
-              <w:t xml:space="preserve">rcm-cldopt</w:t>
+              <w:t xml:space="preserve">rcm-cngform</w:t>
             </w:r>
           </w:p>
         </w:tc>
@@ -15284,7 +15300,7 @@
               <w:rPr>
                 <w:rStyle w:val="VerbatimChar"/>
               </w:rPr>
-              <w:t xml:space="preserve">rcm-bsgslc</w:t>
+              <w:t xml:space="preserve">rcm-backsca-gslc</w:t>
             </w:r>
           </w:p>
         </w:tc>
@@ -15335,7 +15351,7 @@
               <w:rPr>
                 <w:rStyle w:val="VerbatimChar"/>
               </w:rPr>
-              <w:t xml:space="preserve">rcm-sclcnv</w:t>
+              <w:t xml:space="preserve">rcm-scaconv</w:t>
             </w:r>
           </w:p>
         </w:tc>
@@ -15378,7 +15394,7 @@
               <w:rPr>
                 <w:rStyle w:val="VerbatimChar"/>
               </w:rPr>
-              <w:t xml:space="preserve">rcm-nzrmvl</w:t>
+              <w:t xml:space="preserve">rcm-noiser</w:t>
             </w:r>
           </w:p>
         </w:tc>
@@ -15429,7 +15445,7 @@
               <w:rPr>
                 <w:rStyle w:val="VerbatimChar"/>
               </w:rPr>
-              <w:t xml:space="preserve">rcm-rtagsl</w:t>
+              <w:t xml:space="preserve">rcm-radtalg-gslc</w:t>
             </w:r>
           </w:p>
         </w:tc>
@@ -15480,7 +15496,7 @@
               <w:rPr>
                 <w:rStyle w:val="VerbatimChar"/>
               </w:rPr>
-              <w:t xml:space="preserve">rcm-rmasar</w:t>
+              <w:t xml:space="preserve">rcm-radacc-sar</w:t>
             </w:r>
           </w:p>
         </w:tc>
@@ -15605,7 +15621,7 @@
               <w:rPr>
                 <w:rStyle w:val="VerbatimChar"/>
               </w:rPr>
-              <w:t xml:space="preserve">gcor-gmcalg</w:t>
+              <w:t xml:space="preserve">gcor-geocalg</w:t>
             </w:r>
           </w:p>
         </w:tc>
@@ -15656,7 +15672,7 @@
               <w:rPr>
                 <w:rStyle w:val="VerbatimChar"/>
               </w:rPr>
-              <w:t xml:space="preserve">gcor-cordem</w:t>
+              <w:t xml:space="preserve">gcor-cdem</w:t>
             </w:r>
           </w:p>
         </w:tc>
@@ -15699,7 +15715,7 @@
               <w:rPr>
                 <w:rStyle w:val="VerbatimChar"/>
               </w:rPr>
-              <w:t xml:space="preserve">gcor-geoacr</w:t>
+              <w:t xml:space="preserve">gcor-geomacc-sar</w:t>
             </w:r>
           </w:p>
         </w:tc>
@@ -15742,7 +15758,7 @@
               <w:rPr>
                 <w:rStyle w:val="VerbatimChar"/>
               </w:rPr>
-              <w:t xml:space="preserve">gcor-georfa</w:t>
+              <w:t xml:space="preserve">gcor-georacc</w:t>
             </w:r>
           </w:p>
         </w:tc>
@@ -15793,7 +15809,7 @@
               <w:rPr>
                 <w:rStyle w:val="VerbatimChar"/>
               </w:rPr>
-              <w:t xml:space="preserve">gcor-gridcv</w:t>
+              <w:t xml:space="preserve">gcor-gridconv</w:t>
             </w:r>
           </w:p>
         </w:tc>

--- a/latest/GSLC.docx
+++ b/latest/GSLC.docx
@@ -49,7 +49,7 @@
         </w:drawing>
       </w:r>
     </w:p>
-    <w:bookmarkStart w:id="350" w:name="X8d64603d4f68efbf8b51a1fead1c840b36ed8a3"/>
+    <w:bookmarkStart w:id="352" w:name="X8d64603d4f68efbf8b51a1fead1c840b36ed8a3"/>
     <w:p>
       <w:pPr>
         <w:pStyle w:val="berschrift1"/>
@@ -66,12 +66,53 @@
         <w:t xml:space="preserve"> </w:t>
       </w:r>
     </w:p>
-    <w:bookmarkStart w:id="24" w:name="document-status"/>
+    <w:bookmarkStart w:id="24" w:name="draft-version"/>
     <w:p>
       <w:pPr>
         <w:pStyle w:val="berschrift2"/>
       </w:pPr>
       <w:r>
+        <w:t xml:space="preserve">Draft Version</w:t>
+      </w:r>
+    </w:p>
+    <w:p>
+      <w:pPr>
+        <w:pStyle w:val="FirstParagraph"/>
+      </w:pPr>
+      <w:r>
+        <w:t xml:space="preserve">This is a draft version.</w:t>
+      </w:r>
+      <w:r>
+        <w:t xml:space="preserve"> </w:t>
+      </w:r>
+      <w:r>
+        <w:t xml:space="preserve">Please visit the</w:t>
+      </w:r>
+      <w:r>
+        <w:t xml:space="preserve"> </w:t>
+      </w:r>
+      <w:hyperlink r:id="rId23">
+        <w:r>
+          <w:rPr>
+            <w:rStyle w:val="Hyperlink"/>
+          </w:rPr>
+          <w:t xml:space="preserve">CEOS-ARD website</w:t>
+        </w:r>
+      </w:hyperlink>
+      <w:r>
+        <w:t xml:space="preserve"> </w:t>
+      </w:r>
+      <w:r>
+        <w:t xml:space="preserve">for the latest endorsed version of this document.</w:t>
+      </w:r>
+    </w:p>
+    <w:bookmarkEnd w:id="24"/>
+    <w:bookmarkStart w:id="26" w:name="document-status"/>
+    <w:p>
+      <w:pPr>
+        <w:pStyle w:val="berschrift2"/>
+      </w:pPr>
+      <w:r>
         <w:t xml:space="preserve">Document Status</w:t>
       </w:r>
     </w:p>
@@ -93,7 +134,7 @@
       <w:r>
         <w:t xml:space="preserve"> </w:t>
       </w:r>
-      <w:hyperlink r:id="rId23">
+      <w:hyperlink r:id="rId25">
         <w:r>
           <w:rPr>
             <w:rStyle w:val="Hyperlink"/>
@@ -102,8 +143,8 @@
         </w:r>
       </w:hyperlink>
     </w:p>
-    <w:bookmarkEnd w:id="24"/>
-    <w:bookmarkStart w:id="26" w:name="document-history"/>
+    <w:bookmarkEnd w:id="26"/>
+    <w:bookmarkStart w:id="28" w:name="document-history"/>
     <w:p>
       <w:pPr>
         <w:pStyle w:val="berschrift2"/>
@@ -112,7 +153,7 @@
         <w:t xml:space="preserve">Document History</w:t>
       </w:r>
     </w:p>
-    <w:bookmarkStart w:id="25" w:name="patch"/>
+    <w:bookmarkStart w:id="27" w:name="patch"/>
     <w:p>
       <w:pPr>
         <w:pStyle w:val="berschrift3"/>
@@ -367,9 +408,9 @@
         <w:t xml:space="preserve">Matthias Mohr</w:t>
       </w:r>
     </w:p>
-    <w:bookmarkEnd w:id="25"/>
-    <w:bookmarkEnd w:id="26"/>
-    <w:bookmarkStart w:id="27" w:name="contributing-authors"/>
+    <w:bookmarkEnd w:id="27"/>
+    <w:bookmarkEnd w:id="28"/>
+    <w:bookmarkStart w:id="29" w:name="contributing-authors"/>
     <w:p>
       <w:pPr>
         <w:pStyle w:val="berschrift2"/>
@@ -767,8 +808,8 @@
         <w:br w:type="page"/>
       </w:r>
     </w:p>
-    <w:bookmarkEnd w:id="27"/>
-    <w:bookmarkStart w:id="28" w:name="ceos-analysis-ready-data-definition"/>
+    <w:bookmarkEnd w:id="29"/>
+    <w:bookmarkStart w:id="30" w:name="ceos-analysis-ready-data-definition"/>
     <w:p>
       <w:pPr>
         <w:pStyle w:val="berschrift2"/>
@@ -785,8 +826,8 @@
         <w:t xml:space="preserve">CEOS Analysis Ready Data (CEOS-ARD) are satellite data that have been processed to a minimum set of requirements and organized into a form that allows immediate analysis with a minimum of additional user effort and interoperability both through time and with other datasets.</w:t>
       </w:r>
     </w:p>
-    <w:bookmarkEnd w:id="28"/>
-    <w:bookmarkStart w:id="29" w:name="description"/>
+    <w:bookmarkEnd w:id="30"/>
+    <w:bookmarkStart w:id="31" w:name="description"/>
     <w:p>
       <w:pPr>
         <w:pStyle w:val="berschrift2"/>
@@ -849,8 +890,8 @@
         <w:t xml:space="preserve">Data collected by Synthetic Aperture Radar sensors</w:t>
       </w:r>
     </w:p>
-    <w:bookmarkEnd w:id="29"/>
-    <w:bookmarkStart w:id="30" w:name="background"/>
+    <w:bookmarkEnd w:id="31"/>
+    <w:bookmarkStart w:id="32" w:name="background"/>
     <w:p>
       <w:pPr>
         <w:pStyle w:val="berschrift2"/>
@@ -987,8 +1028,8 @@
         <w:br w:type="page"/>
       </w:r>
     </w:p>
-    <w:bookmarkEnd w:id="30"/>
-    <w:bookmarkStart w:id="31" w:name="definitions-and-abbreviations"/>
+    <w:bookmarkEnd w:id="32"/>
+    <w:bookmarkStart w:id="33" w:name="definitions-and-abbreviations"/>
     <w:p>
       <w:pPr>
         <w:pStyle w:val="berschrift2"/>
@@ -1568,8 +1609,8 @@
         <w:br w:type="page"/>
       </w:r>
     </w:p>
-    <w:bookmarkEnd w:id="31"/>
-    <w:bookmarkStart w:id="264" w:name="requirements"/>
+    <w:bookmarkEnd w:id="33"/>
+    <w:bookmarkStart w:id="266" w:name="requirements"/>
     <w:p>
       <w:pPr>
         <w:pStyle w:val="berschrift2"/>
@@ -1624,7 +1665,7 @@
         <w:t xml:space="preserve">Instead, use the textual identifier that is provided below the title.</w:t>
       </w:r>
     </w:p>
-    <w:bookmarkStart w:id="52" w:name="sec:meta"/>
+    <w:bookmarkStart w:id="54" w:name="sec:meta"/>
     <w:p>
       <w:pPr>
         <w:pStyle w:val="berschrift3"/>
@@ -1678,7 +1719,7 @@
         <w:t xml:space="preserve">suitability of the dataset, and must meet the requirements listed below.</w:t>
       </w:r>
     </w:p>
-    <w:bookmarkStart w:id="35" w:name="sec:meta-trace-sar"/>
+    <w:bookmarkStart w:id="37" w:name="sec:meta-trace-sar"/>
     <w:p>
       <w:pPr>
         <w:pStyle w:val="berschrift4"/>
@@ -1713,7 +1754,7 @@
         <w:t xml:space="preserve">meta-trace-sar</w:t>
       </w:r>
     </w:p>
-    <w:bookmarkStart w:id="32" w:name="threshold-requirements"/>
+    <w:bookmarkStart w:id="34" w:name="threshold-requirements"/>
     <w:p>
       <w:pPr>
         <w:pStyle w:val="berschrift5"/>
@@ -1733,8 +1774,8 @@
         <w:t xml:space="preserve"> </w:t>
       </w:r>
     </w:p>
-    <w:bookmarkEnd w:id="32"/>
-    <w:bookmarkStart w:id="33" w:name="goal-requirements"/>
+    <w:bookmarkEnd w:id="34"/>
+    <w:bookmarkStart w:id="35" w:name="goal-requirements"/>
     <w:p>
       <w:pPr>
         <w:pStyle w:val="berschrift5"/>
@@ -1800,8 +1841,8 @@
         <w:t xml:space="preserve">Information on traceability should be available in the metadata as a single DOI landing page.</w:t>
       </w:r>
     </w:p>
-    <w:bookmarkEnd w:id="33"/>
-    <w:bookmarkStart w:id="34" w:name="assessment"/>
+    <w:bookmarkEnd w:id="35"/>
+    <w:bookmarkStart w:id="36" w:name="assessment"/>
     <w:p>
       <w:pPr>
         <w:pStyle w:val="berschrift5"/>
@@ -1865,9 +1906,9 @@
         </w:pict>
       </w:r>
     </w:p>
-    <w:bookmarkEnd w:id="34"/>
-    <w:bookmarkEnd w:id="35"/>
-    <w:bookmarkStart w:id="39" w:name="sec:meta-memare-sar"/>
+    <w:bookmarkEnd w:id="36"/>
+    <w:bookmarkEnd w:id="37"/>
+    <w:bookmarkStart w:id="41" w:name="sec:meta-memare-sar"/>
     <w:p>
       <w:pPr>
         <w:pStyle w:val="berschrift4"/>
@@ -1902,7 +1943,7 @@
         <w:t xml:space="preserve">meta-memare-sar</w:t>
       </w:r>
     </w:p>
-    <w:bookmarkStart w:id="36" w:name="threshold-requirements-1"/>
+    <w:bookmarkStart w:id="38" w:name="threshold-requirements-1"/>
     <w:p>
       <w:pPr>
         <w:pStyle w:val="berschrift5"/>
@@ -1919,8 +1960,8 @@
         <w:t xml:space="preserve">Metadata is provided in a structure that enables a computer algorithm to be used to consistently and automatically identify and extract each component/variable/layer for further use.</w:t>
       </w:r>
     </w:p>
-    <w:bookmarkEnd w:id="36"/>
-    <w:bookmarkStart w:id="37" w:name="goal-requirements-1"/>
+    <w:bookmarkEnd w:id="38"/>
+    <w:bookmarkStart w:id="39" w:name="goal-requirements-1"/>
     <w:p>
       <w:pPr>
         <w:pStyle w:val="berschrift5"/>
@@ -1937,8 +1978,8 @@
         <w:t xml:space="preserve">As threshold, but metadata is formatted in accordance with CEOS-ARD SAR Metadata Specifications, v.1.1, or in a community endorsed standard that facilitates machine-readability, such as ISO 19115-2, Climate and Forecast (CF) convention, the Attribute Convention for Data Discovery (ACDD), etc.</w:t>
       </w:r>
     </w:p>
-    <w:bookmarkEnd w:id="37"/>
-    <w:bookmarkStart w:id="38" w:name="assessment-1"/>
+    <w:bookmarkEnd w:id="39"/>
+    <w:bookmarkStart w:id="40" w:name="assessment-1"/>
     <w:p>
       <w:pPr>
         <w:pStyle w:val="berschrift5"/>
@@ -2002,9 +2043,9 @@
         </w:pict>
       </w:r>
     </w:p>
-    <w:bookmarkEnd w:id="38"/>
-    <w:bookmarkEnd w:id="39"/>
-    <w:bookmarkStart w:id="43" w:name="sec:meta-protype"/>
+    <w:bookmarkEnd w:id="40"/>
+    <w:bookmarkEnd w:id="41"/>
+    <w:bookmarkStart w:id="45" w:name="sec:meta-protype"/>
     <w:p>
       <w:pPr>
         <w:pStyle w:val="berschrift4"/>
@@ -2039,7 +2080,7 @@
         <w:t xml:space="preserve">meta-protype</w:t>
       </w:r>
     </w:p>
-    <w:bookmarkStart w:id="40" w:name="threshold-requirements-2"/>
+    <w:bookmarkStart w:id="42" w:name="threshold-requirements-2"/>
     <w:p>
       <w:pPr>
         <w:pStyle w:val="berschrift5"/>
@@ -2056,8 +2097,8 @@
         <w:t xml:space="preserve">CEOS-ARD product type name – or names in case of compliance with more than one product type – and, if required by the data provider, copyright.</w:t>
       </w:r>
     </w:p>
-    <w:bookmarkEnd w:id="40"/>
-    <w:bookmarkStart w:id="41" w:name="goal-requirements-2"/>
+    <w:bookmarkEnd w:id="42"/>
+    <w:bookmarkStart w:id="43" w:name="goal-requirements-2"/>
     <w:p>
       <w:pPr>
         <w:pStyle w:val="berschrift5"/>
@@ -2077,8 +2118,8 @@
         <w:t xml:space="preserve"> </w:t>
       </w:r>
     </w:p>
-    <w:bookmarkEnd w:id="41"/>
-    <w:bookmarkStart w:id="42" w:name="assessment-2"/>
+    <w:bookmarkEnd w:id="43"/>
+    <w:bookmarkStart w:id="44" w:name="assessment-2"/>
     <w:p>
       <w:pPr>
         <w:pStyle w:val="berschrift5"/>
@@ -2142,9 +2183,9 @@
         </w:pict>
       </w:r>
     </w:p>
-    <w:bookmarkEnd w:id="42"/>
-    <w:bookmarkEnd w:id="43"/>
-    <w:bookmarkStart w:id="47" w:name="sec:meta-pfsurl"/>
+    <w:bookmarkEnd w:id="44"/>
+    <w:bookmarkEnd w:id="45"/>
+    <w:bookmarkStart w:id="49" w:name="sec:meta-pfsurl"/>
     <w:p>
       <w:pPr>
         <w:pStyle w:val="berschrift4"/>
@@ -2179,7 +2220,7 @@
         <w:t xml:space="preserve">meta-pfsurl</w:t>
       </w:r>
     </w:p>
-    <w:bookmarkStart w:id="44" w:name="threshold-requirements-3"/>
+    <w:bookmarkStart w:id="46" w:name="threshold-requirements-3"/>
     <w:p>
       <w:pPr>
         <w:pStyle w:val="berschrift5"/>
@@ -2196,8 +2237,8 @@
         <w:t xml:space="preserve">Reference to CEOS-ARD PFS document as URL.</w:t>
       </w:r>
     </w:p>
-    <w:bookmarkEnd w:id="44"/>
-    <w:bookmarkStart w:id="45" w:name="goal-requirements-3"/>
+    <w:bookmarkEnd w:id="46"/>
+    <w:bookmarkStart w:id="47" w:name="goal-requirements-3"/>
     <w:p>
       <w:pPr>
         <w:pStyle w:val="berschrift5"/>
@@ -2217,8 +2258,8 @@
         <w:t xml:space="preserve"> </w:t>
       </w:r>
     </w:p>
-    <w:bookmarkEnd w:id="45"/>
-    <w:bookmarkStart w:id="46" w:name="assessment-3"/>
+    <w:bookmarkEnd w:id="47"/>
+    <w:bookmarkStart w:id="48" w:name="assessment-3"/>
     <w:p>
       <w:pPr>
         <w:pStyle w:val="berschrift5"/>
@@ -2282,9 +2323,9 @@
         </w:pict>
       </w:r>
     </w:p>
-    <w:bookmarkEnd w:id="46"/>
-    <w:bookmarkEnd w:id="47"/>
-    <w:bookmarkStart w:id="51" w:name="sec:meta-time-sar"/>
+    <w:bookmarkEnd w:id="48"/>
+    <w:bookmarkEnd w:id="49"/>
+    <w:bookmarkStart w:id="53" w:name="sec:meta-time-sar"/>
     <w:p>
       <w:pPr>
         <w:pStyle w:val="berschrift4"/>
@@ -2319,7 +2360,7 @@
         <w:t xml:space="preserve">meta-time-sar</w:t>
       </w:r>
     </w:p>
-    <w:bookmarkStart w:id="48" w:name="threshold-requirements-4"/>
+    <w:bookmarkStart w:id="50" w:name="threshold-requirements-4"/>
     <w:p>
       <w:pPr>
         <w:pStyle w:val="berschrift5"/>
@@ -2368,8 +2409,8 @@
         <w:t xml:space="preserve">is provided with the product.</w:t>
       </w:r>
     </w:p>
-    <w:bookmarkEnd w:id="48"/>
-    <w:bookmarkStart w:id="49" w:name="goal-requirements-4"/>
+    <w:bookmarkEnd w:id="50"/>
+    <w:bookmarkStart w:id="51" w:name="goal-requirements-4"/>
     <w:p>
       <w:pPr>
         <w:pStyle w:val="berschrift5"/>
@@ -2389,8 +2430,8 @@
         <w:t xml:space="preserve"> </w:t>
       </w:r>
     </w:p>
-    <w:bookmarkEnd w:id="49"/>
-    <w:bookmarkStart w:id="50" w:name="assessment-4"/>
+    <w:bookmarkEnd w:id="51"/>
+    <w:bookmarkStart w:id="52" w:name="assessment-4"/>
     <w:p>
       <w:pPr>
         <w:pStyle w:val="berschrift5"/>
@@ -2447,10 +2488,10 @@
         <w:t xml:space="preserve">Recommended Requirement Modification:</w:t>
       </w:r>
     </w:p>
-    <w:bookmarkEnd w:id="50"/>
-    <w:bookmarkEnd w:id="51"/>
     <w:bookmarkEnd w:id="52"/>
-    <w:bookmarkStart w:id="107" w:name="sec:src"/>
+    <w:bookmarkEnd w:id="53"/>
+    <w:bookmarkEnd w:id="54"/>
+    <w:bookmarkStart w:id="109" w:name="sec:src"/>
     <w:p>
       <w:pPr>
         <w:pStyle w:val="berschrift3"/>
@@ -2498,7 +2539,7 @@
         <w:t xml:space="preserve">This may be one or mutliple acquisitions.</w:t>
       </w:r>
     </w:p>
-    <w:bookmarkStart w:id="56" w:name="sec:src-macqid"/>
+    <w:bookmarkStart w:id="58" w:name="sec:src-macqid"/>
     <w:p>
       <w:pPr>
         <w:pStyle w:val="berschrift4"/>
@@ -2533,7 +2574,7 @@
         <w:t xml:space="preserve">src-macqid</w:t>
       </w:r>
     </w:p>
-    <w:bookmarkStart w:id="53" w:name="threshold-requirements-5"/>
+    <w:bookmarkStart w:id="55" w:name="threshold-requirements-5"/>
     <w:p>
       <w:pPr>
         <w:pStyle w:val="berschrift5"/>
@@ -2550,8 +2591,8 @@
         <w:t xml:space="preserve">Each acquisition is identified through a sequential identifier in the metadata, e.g. acqID = 1, 2, 3.</w:t>
       </w:r>
     </w:p>
-    <w:bookmarkEnd w:id="53"/>
-    <w:bookmarkStart w:id="54" w:name="goal-requirements-5"/>
+    <w:bookmarkEnd w:id="55"/>
+    <w:bookmarkStart w:id="56" w:name="goal-requirements-5"/>
     <w:p>
       <w:pPr>
         <w:pStyle w:val="berschrift5"/>
@@ -2571,8 +2612,8 @@
         <w:t xml:space="preserve"> </w:t>
       </w:r>
     </w:p>
-    <w:bookmarkEnd w:id="54"/>
-    <w:bookmarkStart w:id="55" w:name="assessment-5"/>
+    <w:bookmarkEnd w:id="56"/>
+    <w:bookmarkStart w:id="57" w:name="assessment-5"/>
     <w:p>
       <w:pPr>
         <w:pStyle w:val="berschrift5"/>
@@ -2636,9 +2677,9 @@
         </w:pict>
       </w:r>
     </w:p>
-    <w:bookmarkEnd w:id="55"/>
-    <w:bookmarkEnd w:id="56"/>
-    <w:bookmarkStart w:id="60" w:name="sec:src-daccess-src"/>
+    <w:bookmarkEnd w:id="57"/>
+    <w:bookmarkEnd w:id="58"/>
+    <w:bookmarkStart w:id="62" w:name="sec:src-daccess-src"/>
     <w:p>
       <w:pPr>
         <w:pStyle w:val="berschrift4"/>
@@ -2673,7 +2714,7 @@
         <w:t xml:space="preserve">src-daccess-src</w:t>
       </w:r>
     </w:p>
-    <w:bookmarkStart w:id="57" w:name="threshold-requirements-6"/>
+    <w:bookmarkStart w:id="59" w:name="threshold-requirements-6"/>
     <w:p>
       <w:pPr>
         <w:pStyle w:val="berschrift5"/>
@@ -2690,8 +2731,8 @@
         <w:t xml:space="preserve">The metadata identifies the location from where the source data can be retrieved, expressed as a URL or DOI.</w:t>
       </w:r>
     </w:p>
-    <w:bookmarkEnd w:id="57"/>
-    <w:bookmarkStart w:id="58" w:name="goal-requirements-6"/>
+    <w:bookmarkEnd w:id="59"/>
+    <w:bookmarkStart w:id="60" w:name="goal-requirements-6"/>
     <w:p>
       <w:pPr>
         <w:pStyle w:val="berschrift5"/>
@@ -2708,8 +2749,8 @@
         <w:t xml:space="preserve">The metadata identifies an online location from where the data can be consistently and reliably retrieved by a computer algorithm without any manual intervention being required.</w:t>
       </w:r>
     </w:p>
-    <w:bookmarkEnd w:id="58"/>
-    <w:bookmarkStart w:id="59" w:name="assessment-6"/>
+    <w:bookmarkEnd w:id="60"/>
+    <w:bookmarkStart w:id="61" w:name="assessment-6"/>
     <w:p>
       <w:pPr>
         <w:pStyle w:val="berschrift5"/>
@@ -2773,9 +2814,9 @@
         </w:pict>
       </w:r>
     </w:p>
-    <w:bookmarkEnd w:id="59"/>
-    <w:bookmarkEnd w:id="60"/>
-    <w:bookmarkStart w:id="65" w:name="sec:src-instru-sar"/>
+    <w:bookmarkEnd w:id="61"/>
+    <w:bookmarkEnd w:id="62"/>
+    <w:bookmarkStart w:id="67" w:name="sec:src-instru-sar"/>
     <w:p>
       <w:pPr>
         <w:pStyle w:val="berschrift4"/>
@@ -2810,7 +2851,7 @@
         <w:t xml:space="preserve">src-instru-sar</w:t>
       </w:r>
     </w:p>
-    <w:bookmarkStart w:id="61" w:name="threshold-requirements-7"/>
+    <w:bookmarkStart w:id="63" w:name="threshold-requirements-7"/>
     <w:p>
       <w:pPr>
         <w:pStyle w:val="berschrift5"/>
@@ -2851,8 +2892,8 @@
         <w:t xml:space="preserve">Instrument name</w:t>
       </w:r>
     </w:p>
-    <w:bookmarkEnd w:id="61"/>
-    <w:bookmarkStart w:id="63" w:name="goal-requirements-7"/>
+    <w:bookmarkEnd w:id="63"/>
+    <w:bookmarkStart w:id="65" w:name="goal-requirements-7"/>
     <w:p>
       <w:pPr>
         <w:pStyle w:val="berschrift5"/>
@@ -2871,7 +2912,7 @@
       <w:r>
         <w:t xml:space="preserve"> </w:t>
       </w:r>
-      <w:hyperlink r:id="rId62">
+      <w:hyperlink r:id="rId64">
         <w:r>
           <w:rPr>
             <w:rStyle w:val="Hyperlink"/>
@@ -2886,8 +2927,8 @@
         <w:t xml:space="preserve">record.</w:t>
       </w:r>
     </w:p>
-    <w:bookmarkEnd w:id="63"/>
-    <w:bookmarkStart w:id="64" w:name="assessment-7"/>
+    <w:bookmarkEnd w:id="65"/>
+    <w:bookmarkStart w:id="66" w:name="assessment-7"/>
     <w:p>
       <w:pPr>
         <w:pStyle w:val="berschrift5"/>
@@ -2951,9 +2992,9 @@
         </w:pict>
       </w:r>
     </w:p>
-    <w:bookmarkEnd w:id="64"/>
-    <w:bookmarkEnd w:id="65"/>
-    <w:bookmarkStart w:id="69" w:name="sec:src-time-src"/>
+    <w:bookmarkEnd w:id="66"/>
+    <w:bookmarkEnd w:id="67"/>
+    <w:bookmarkStart w:id="71" w:name="sec:src-time-src"/>
     <w:p>
       <w:pPr>
         <w:pStyle w:val="berschrift4"/>
@@ -2988,7 +3029,7 @@
         <w:t xml:space="preserve">src-time-src</w:t>
       </w:r>
     </w:p>
-    <w:bookmarkStart w:id="66" w:name="threshold-requirements-8"/>
+    <w:bookmarkStart w:id="68" w:name="threshold-requirements-8"/>
     <w:p>
       <w:pPr>
         <w:pStyle w:val="berschrift5"/>
@@ -3005,8 +3046,8 @@
         <w:t xml:space="preserve">The start date and time of source data is identified in the metadata, expressed in UTC in date and time, at least to the second.</w:t>
       </w:r>
     </w:p>
-    <w:bookmarkEnd w:id="66"/>
-    <w:bookmarkStart w:id="67" w:name="goal-requirements-8"/>
+    <w:bookmarkEnd w:id="68"/>
+    <w:bookmarkStart w:id="69" w:name="goal-requirements-8"/>
     <w:p>
       <w:pPr>
         <w:pStyle w:val="berschrift5"/>
@@ -3026,8 +3067,8 @@
         <w:t xml:space="preserve"> </w:t>
       </w:r>
     </w:p>
-    <w:bookmarkEnd w:id="67"/>
-    <w:bookmarkStart w:id="68" w:name="assessment-8"/>
+    <w:bookmarkEnd w:id="69"/>
+    <w:bookmarkStart w:id="70" w:name="assessment-8"/>
     <w:p>
       <w:pPr>
         <w:pStyle w:val="berschrift5"/>
@@ -3091,9 +3132,9 @@
         </w:pict>
       </w:r>
     </w:p>
-    <w:bookmarkEnd w:id="68"/>
-    <w:bookmarkEnd w:id="69"/>
-    <w:bookmarkStart w:id="73" w:name="sec:src-acqpar"/>
+    <w:bookmarkEnd w:id="70"/>
+    <w:bookmarkEnd w:id="71"/>
+    <w:bookmarkStart w:id="75" w:name="sec:src-acqpar"/>
     <w:p>
       <w:pPr>
         <w:pStyle w:val="berschrift4"/>
@@ -3128,7 +3169,7 @@
         <w:t xml:space="preserve">src-acqpar</w:t>
       </w:r>
     </w:p>
-    <w:bookmarkStart w:id="70" w:name="threshold-requirements-9"/>
+    <w:bookmarkStart w:id="72" w:name="threshold-requirements-9"/>
     <w:p>
       <w:pPr>
         <w:pStyle w:val="berschrift5"/>
@@ -3217,8 +3258,8 @@
         <w:t xml:space="preserve">Beam ID (i.e., beam mode mnemonic)</w:t>
       </w:r>
     </w:p>
-    <w:bookmarkEnd w:id="70"/>
-    <w:bookmarkStart w:id="71" w:name="goal-requirements-9"/>
+    <w:bookmarkEnd w:id="72"/>
+    <w:bookmarkStart w:id="73" w:name="goal-requirements-9"/>
     <w:p>
       <w:pPr>
         <w:pStyle w:val="berschrift5"/>
@@ -3238,8 +3279,8 @@
         <w:t xml:space="preserve"> </w:t>
       </w:r>
     </w:p>
-    <w:bookmarkEnd w:id="71"/>
-    <w:bookmarkStart w:id="72" w:name="assessment-9"/>
+    <w:bookmarkEnd w:id="73"/>
+    <w:bookmarkStart w:id="74" w:name="assessment-9"/>
     <w:p>
       <w:pPr>
         <w:pStyle w:val="berschrift5"/>
@@ -3303,9 +3344,9 @@
         </w:pict>
       </w:r>
     </w:p>
-    <w:bookmarkEnd w:id="72"/>
-    <w:bookmarkEnd w:id="73"/>
-    <w:bookmarkStart w:id="78" w:name="sec:src-orbit"/>
+    <w:bookmarkEnd w:id="74"/>
+    <w:bookmarkEnd w:id="75"/>
+    <w:bookmarkStart w:id="80" w:name="sec:src-orbit"/>
     <w:p>
       <w:pPr>
         <w:pStyle w:val="berschrift4"/>
@@ -3340,7 +3381,7 @@
         <w:t xml:space="preserve">src-orbit</w:t>
       </w:r>
     </w:p>
-    <w:bookmarkStart w:id="75" w:name="threshold-requirements-10"/>
+    <w:bookmarkStart w:id="77" w:name="threshold-requirements-10"/>
     <w:p>
       <w:pPr>
         <w:pStyle w:val="berschrift5"/>
@@ -3372,7 +3413,7 @@
         <w:rPr>
           <w:rStyle w:val="Funotenzeichen"/>
         </w:rPr>
-        <w:footnoteReference w:id="74"/>
+        <w:footnoteReference w:id="76"/>
       </w:r>
     </w:p>
     <w:p>
@@ -3387,8 +3428,8 @@
         <w:t xml:space="preserve">Orbit data source (e.g., predicted, definite, precise, downlinked, etc.)</w:t>
       </w:r>
     </w:p>
-    <w:bookmarkEnd w:id="75"/>
-    <w:bookmarkStart w:id="76" w:name="goal-requirements-10"/>
+    <w:bookmarkEnd w:id="77"/>
+    <w:bookmarkStart w:id="78" w:name="goal-requirements-10"/>
     <w:p>
       <w:pPr>
         <w:pStyle w:val="berschrift5"/>
@@ -3441,8 +3482,8 @@
         <w:t xml:space="preserve">Platform (mean) altitude</w:t>
       </w:r>
     </w:p>
-    <w:bookmarkEnd w:id="76"/>
-    <w:bookmarkStart w:id="77" w:name="assessment-10"/>
+    <w:bookmarkEnd w:id="78"/>
+    <w:bookmarkStart w:id="79" w:name="assessment-10"/>
     <w:p>
       <w:pPr>
         <w:pStyle w:val="berschrift5"/>
@@ -3506,9 +3547,9 @@
         </w:pict>
       </w:r>
     </w:p>
-    <w:bookmarkEnd w:id="77"/>
-    <w:bookmarkEnd w:id="78"/>
-    <w:bookmarkStart w:id="82" w:name="sec:src-propar"/>
+    <w:bookmarkEnd w:id="79"/>
+    <w:bookmarkEnd w:id="80"/>
+    <w:bookmarkStart w:id="84" w:name="sec:src-propar"/>
     <w:p>
       <w:pPr>
         <w:pStyle w:val="berschrift4"/>
@@ -3543,7 +3584,7 @@
         <w:t xml:space="preserve">src-propar</w:t>
       </w:r>
     </w:p>
-    <w:bookmarkStart w:id="79" w:name="threshold-requirements-11"/>
+    <w:bookmarkStart w:id="81" w:name="threshold-requirements-11"/>
     <w:p>
       <w:pPr>
         <w:pStyle w:val="berschrift5"/>
@@ -3644,8 +3685,8 @@
         <w:t xml:space="preserve">Range number of looks (separate values for each beam, as necessary)</w:t>
       </w:r>
     </w:p>
-    <w:bookmarkEnd w:id="79"/>
-    <w:bookmarkStart w:id="80" w:name="goal-requirements-11"/>
+    <w:bookmarkEnd w:id="81"/>
+    <w:bookmarkStart w:id="82" w:name="goal-requirements-11"/>
     <w:p>
       <w:pPr>
         <w:pStyle w:val="berschrift5"/>
@@ -3662,8 +3703,8 @@
         <w:t xml:space="preserve">As threshold, plus additional relevant processing parameters, e.g., range- and azimuth look bandwidth and LUT applied.</w:t>
       </w:r>
     </w:p>
-    <w:bookmarkEnd w:id="80"/>
-    <w:bookmarkStart w:id="81" w:name="assessment-11"/>
+    <w:bookmarkEnd w:id="82"/>
+    <w:bookmarkStart w:id="83" w:name="assessment-11"/>
     <w:p>
       <w:pPr>
         <w:pStyle w:val="berschrift5"/>
@@ -3727,9 +3768,9 @@
         </w:pict>
       </w:r>
     </w:p>
-    <w:bookmarkEnd w:id="81"/>
-    <w:bookmarkEnd w:id="82"/>
-    <w:bookmarkStart w:id="86" w:name="sec:src-imgatt-sar"/>
+    <w:bookmarkEnd w:id="83"/>
+    <w:bookmarkEnd w:id="84"/>
+    <w:bookmarkStart w:id="88" w:name="sec:src-imgatt-sar"/>
     <w:p>
       <w:pPr>
         <w:pStyle w:val="berschrift4"/>
@@ -3764,7 +3805,7 @@
         <w:t xml:space="preserve">src-imgatt-sar</w:t>
       </w:r>
     </w:p>
-    <w:bookmarkStart w:id="83" w:name="threshold-requirements-12"/>
+    <w:bookmarkStart w:id="85" w:name="threshold-requirements-12"/>
     <w:p>
       <w:pPr>
         <w:pStyle w:val="berschrift5"/>
@@ -3865,8 +3906,8 @@
         <w:t xml:space="preserve">Far range incident angle</w:t>
       </w:r>
     </w:p>
-    <w:bookmarkEnd w:id="83"/>
-    <w:bookmarkStart w:id="84" w:name="goal-requirements-12"/>
+    <w:bookmarkEnd w:id="85"/>
+    <w:bookmarkStart w:id="86" w:name="goal-requirements-12"/>
     <w:p>
       <w:pPr>
         <w:pStyle w:val="berschrift5"/>
@@ -3883,8 +3924,8 @@
         <w:t xml:space="preserve">Geometry of the image footprint expressed in WGS84 in a standardised format (e.g., WKT).</w:t>
       </w:r>
     </w:p>
-    <w:bookmarkEnd w:id="84"/>
-    <w:bookmarkStart w:id="85" w:name="assessment-12"/>
+    <w:bookmarkEnd w:id="86"/>
+    <w:bookmarkStart w:id="87" w:name="assessment-12"/>
     <w:p>
       <w:pPr>
         <w:pStyle w:val="berschrift5"/>
@@ -3948,9 +3989,9 @@
         </w:pict>
       </w:r>
     </w:p>
-    <w:bookmarkEnd w:id="85"/>
-    <w:bookmarkEnd w:id="86"/>
-    <w:bookmarkStart w:id="90" w:name="sec:src-sencal-sar"/>
+    <w:bookmarkEnd w:id="87"/>
+    <w:bookmarkEnd w:id="88"/>
+    <w:bookmarkStart w:id="92" w:name="sec:src-sencal-sar"/>
     <w:p>
       <w:pPr>
         <w:pStyle w:val="berschrift4"/>
@@ -3985,7 +4026,7 @@
         <w:t xml:space="preserve">src-sencal-sar</w:t>
       </w:r>
     </w:p>
-    <w:bookmarkStart w:id="87" w:name="threshold-requirements-13"/>
+    <w:bookmarkStart w:id="89" w:name="threshold-requirements-13"/>
     <w:p>
       <w:pPr>
         <w:pStyle w:val="berschrift5"/>
@@ -4005,8 +4046,8 @@
         <w:t xml:space="preserve"> </w:t>
       </w:r>
     </w:p>
-    <w:bookmarkEnd w:id="87"/>
-    <w:bookmarkStart w:id="88" w:name="goal-requirements-13"/>
+    <w:bookmarkEnd w:id="89"/>
+    <w:bookmarkStart w:id="90" w:name="goal-requirements-13"/>
     <w:p>
       <w:pPr>
         <w:pStyle w:val="berschrift5"/>
@@ -4029,8 +4070,8 @@
         <w:t xml:space="preserve">Ideally this would support machine-to-machine access.</w:t>
       </w:r>
     </w:p>
-    <w:bookmarkEnd w:id="88"/>
-    <w:bookmarkStart w:id="89" w:name="assessment-13"/>
+    <w:bookmarkEnd w:id="90"/>
+    <w:bookmarkStart w:id="91" w:name="assessment-13"/>
     <w:p>
       <w:pPr>
         <w:pStyle w:val="berschrift5"/>
@@ -4094,9 +4135,9 @@
         </w:pict>
       </w:r>
     </w:p>
-    <w:bookmarkEnd w:id="89"/>
-    <w:bookmarkEnd w:id="90"/>
-    <w:bookmarkStart w:id="94" w:name="sec:src-perfind"/>
+    <w:bookmarkEnd w:id="91"/>
+    <w:bookmarkEnd w:id="92"/>
+    <w:bookmarkStart w:id="96" w:name="sec:src-perfind"/>
     <w:p>
       <w:pPr>
         <w:pStyle w:val="berschrift4"/>
@@ -4131,7 +4172,7 @@
         <w:t xml:space="preserve">src-perfind</w:t>
       </w:r>
     </w:p>
-    <w:bookmarkStart w:id="91" w:name="threshold-requirements-14"/>
+    <w:bookmarkStart w:id="93" w:name="threshold-requirements-14"/>
     <w:p>
       <w:pPr>
         <w:pStyle w:val="berschrift5"/>
@@ -4254,8 +4295,8 @@
         <w:t xml:space="preserve">Values do not need to be estimated individually for each product, but may be estimated once for each acquisition mode, and annotated on all products.</w:t>
       </w:r>
     </w:p>
-    <w:bookmarkEnd w:id="91"/>
-    <w:bookmarkStart w:id="92" w:name="goal-requirements-14"/>
+    <w:bookmarkEnd w:id="93"/>
+    <w:bookmarkStart w:id="94" w:name="goal-requirements-14"/>
     <w:p>
       <w:pPr>
         <w:pStyle w:val="berschrift5"/>
@@ -4272,8 +4313,8 @@
         <w:t xml:space="preserve">Provide additional relevant performance indicators (e.g., ENL, PSLR, ISLR, and performance reference DOI or URL).</w:t>
       </w:r>
     </w:p>
-    <w:bookmarkEnd w:id="92"/>
-    <w:bookmarkStart w:id="93" w:name="assessment-14"/>
+    <w:bookmarkEnd w:id="94"/>
+    <w:bookmarkStart w:id="95" w:name="assessment-14"/>
     <w:p>
       <w:pPr>
         <w:pStyle w:val="berschrift5"/>
@@ -4337,9 +4378,9 @@
         </w:pict>
       </w:r>
     </w:p>
-    <w:bookmarkEnd w:id="93"/>
-    <w:bookmarkEnd w:id="94"/>
-    <w:bookmarkStart w:id="98" w:name="sec:src-polcalm"/>
+    <w:bookmarkEnd w:id="95"/>
+    <w:bookmarkEnd w:id="96"/>
+    <w:bookmarkStart w:id="100" w:name="sec:src-polcalm"/>
     <w:p>
       <w:pPr>
         <w:pStyle w:val="berschrift4"/>
@@ -4374,7 +4415,7 @@
         <w:t xml:space="preserve">src-polcalm</w:t>
       </w:r>
     </w:p>
-    <w:bookmarkStart w:id="95" w:name="threshold-requirements-15"/>
+    <w:bookmarkStart w:id="97" w:name="threshold-requirements-15"/>
     <w:p>
       <w:pPr>
         <w:pStyle w:val="berschrift5"/>
@@ -4394,8 +4435,8 @@
         <w:t xml:space="preserve"> </w:t>
       </w:r>
     </w:p>
-    <w:bookmarkEnd w:id="95"/>
-    <w:bookmarkStart w:id="96" w:name="goal-requirements-15"/>
+    <w:bookmarkEnd w:id="97"/>
+    <w:bookmarkStart w:id="98" w:name="goal-requirements-15"/>
     <w:p>
       <w:pPr>
         <w:pStyle w:val="berschrift5"/>
@@ -4412,8 +4453,8 @@
         <w:t xml:space="preserve">The complex-valued polarimetric distortion matrices with the channel imbalance and the cross-talk applied for the polarimetric calibration.</w:t>
       </w:r>
     </w:p>
-    <w:bookmarkEnd w:id="96"/>
-    <w:bookmarkStart w:id="97" w:name="assessment-15"/>
+    <w:bookmarkEnd w:id="98"/>
+    <w:bookmarkStart w:id="99" w:name="assessment-15"/>
     <w:p>
       <w:pPr>
         <w:pStyle w:val="berschrift5"/>
@@ -4477,9 +4518,9 @@
         </w:pict>
       </w:r>
     </w:p>
-    <w:bookmarkEnd w:id="97"/>
-    <w:bookmarkEnd w:id="98"/>
-    <w:bookmarkStart w:id="102" w:name="sec:src-farotan"/>
+    <w:bookmarkEnd w:id="99"/>
+    <w:bookmarkEnd w:id="100"/>
+    <w:bookmarkStart w:id="104" w:name="sec:src-farotan"/>
     <w:p>
       <w:pPr>
         <w:pStyle w:val="berschrift4"/>
@@ -4514,7 +4555,7 @@
         <w:t xml:space="preserve">src-farotan</w:t>
       </w:r>
     </w:p>
-    <w:bookmarkStart w:id="99" w:name="threshold-requirements-16"/>
+    <w:bookmarkStart w:id="101" w:name="threshold-requirements-16"/>
     <w:p>
       <w:pPr>
         <w:pStyle w:val="berschrift5"/>
@@ -4534,8 +4575,8 @@
         <w:t xml:space="preserve"> </w:t>
       </w:r>
     </w:p>
-    <w:bookmarkEnd w:id="99"/>
-    <w:bookmarkStart w:id="100" w:name="goal-requirements-16"/>
+    <w:bookmarkEnd w:id="101"/>
+    <w:bookmarkStart w:id="102" w:name="goal-requirements-16"/>
     <w:p>
       <w:pPr>
         <w:pStyle w:val="berschrift5"/>
@@ -4552,8 +4593,8 @@
         <w:t xml:space="preserve">The mean Faraday rotation angle estimated from the polarimetric data and/or from models with reference to the method or paper used to derive the estimate.</w:t>
       </w:r>
     </w:p>
-    <w:bookmarkEnd w:id="100"/>
-    <w:bookmarkStart w:id="101" w:name="assessment-16"/>
+    <w:bookmarkEnd w:id="102"/>
+    <w:bookmarkStart w:id="103" w:name="assessment-16"/>
     <w:p>
       <w:pPr>
         <w:pStyle w:val="berschrift5"/>
@@ -4617,9 +4658,9 @@
         </w:pict>
       </w:r>
     </w:p>
-    <w:bookmarkEnd w:id="101"/>
-    <w:bookmarkEnd w:id="102"/>
-    <w:bookmarkStart w:id="106" w:name="sec:src-ionind"/>
+    <w:bookmarkEnd w:id="103"/>
+    <w:bookmarkEnd w:id="104"/>
+    <w:bookmarkStart w:id="108" w:name="sec:src-ionind"/>
     <w:p>
       <w:pPr>
         <w:pStyle w:val="berschrift4"/>
@@ -4654,7 +4695,7 @@
         <w:t xml:space="preserve">src-ionind</w:t>
       </w:r>
     </w:p>
-    <w:bookmarkStart w:id="103" w:name="threshold-requirements-17"/>
+    <w:bookmarkStart w:id="105" w:name="threshold-requirements-17"/>
     <w:p>
       <w:pPr>
         <w:pStyle w:val="berschrift5"/>
@@ -4674,8 +4715,8 @@
         <w:t xml:space="preserve"> </w:t>
       </w:r>
     </w:p>
-    <w:bookmarkEnd w:id="103"/>
-    <w:bookmarkStart w:id="104" w:name="goal-requirements-17"/>
+    <w:bookmarkEnd w:id="105"/>
+    <w:bookmarkStart w:id="106" w:name="goal-requirements-17"/>
     <w:p>
       <w:pPr>
         <w:pStyle w:val="berschrift5"/>
@@ -4710,8 +4751,8 @@
         <w:t xml:space="preserve">Significant impact would imply that the ionospheric impact on the backscatter exceeds the radiometric calibration requirement or goal for the imagery.</w:t>
       </w:r>
     </w:p>
-    <w:bookmarkEnd w:id="104"/>
-    <w:bookmarkStart w:id="105" w:name="assessment-17"/>
+    <w:bookmarkEnd w:id="106"/>
+    <w:bookmarkStart w:id="107" w:name="assessment-17"/>
     <w:p>
       <w:pPr>
         <w:pStyle w:val="berschrift5"/>
@@ -4768,10 +4809,10 @@
         <w:t xml:space="preserve">Recommended Requirement Modification:</w:t>
       </w:r>
     </w:p>
-    <w:bookmarkEnd w:id="105"/>
-    <w:bookmarkEnd w:id="106"/>
     <w:bookmarkEnd w:id="107"/>
-    <w:bookmarkStart w:id="156" w:name="sec:prd"/>
+    <w:bookmarkEnd w:id="108"/>
+    <w:bookmarkEnd w:id="109"/>
+    <w:bookmarkStart w:id="158" w:name="sec:prd"/>
     <w:p>
       <w:pPr>
         <w:pStyle w:val="berschrift3"/>
@@ -4797,7 +4838,7 @@
         <w:t xml:space="preserve">Information related to the CEOS-ARD product generation procedure and geographic parameters.</w:t>
       </w:r>
     </w:p>
-    <w:bookmarkStart w:id="111" w:name="sec:prd-daccess-prod"/>
+    <w:bookmarkStart w:id="113" w:name="sec:prd-daccess-prod"/>
     <w:p>
       <w:pPr>
         <w:pStyle w:val="berschrift4"/>
@@ -4832,7 +4873,7 @@
         <w:t xml:space="preserve">prd-daccess-prod</w:t>
       </w:r>
     </w:p>
-    <w:bookmarkStart w:id="108" w:name="threshold-requirements-18"/>
+    <w:bookmarkStart w:id="110" w:name="threshold-requirements-18"/>
     <w:p>
       <w:pPr>
         <w:pStyle w:val="berschrift5"/>
@@ -4897,8 +4938,8 @@
         <w:t xml:space="preserve">Location from where CEOS-ARD product can be retrieved, expressed as a URL or DOI.</w:t>
       </w:r>
     </w:p>
-    <w:bookmarkEnd w:id="108"/>
-    <w:bookmarkStart w:id="109" w:name="goal-requirements-18"/>
+    <w:bookmarkEnd w:id="110"/>
+    <w:bookmarkStart w:id="111" w:name="goal-requirements-18"/>
     <w:p>
       <w:pPr>
         <w:pStyle w:val="berschrift5"/>
@@ -4915,8 +4956,8 @@
         <w:t xml:space="preserve">The metadata identifies an online location from where the data can be consistently and reliably retrieved by a computer algorithm without any manual intervention being required.</w:t>
       </w:r>
     </w:p>
-    <w:bookmarkEnd w:id="109"/>
-    <w:bookmarkStart w:id="110" w:name="assessment-18"/>
+    <w:bookmarkEnd w:id="111"/>
+    <w:bookmarkStart w:id="112" w:name="assessment-18"/>
     <w:p>
       <w:pPr>
         <w:pStyle w:val="berschrift5"/>
@@ -4980,9 +5021,9 @@
         </w:pict>
       </w:r>
     </w:p>
-    <w:bookmarkEnd w:id="110"/>
-    <w:bookmarkEnd w:id="111"/>
-    <w:bookmarkStart w:id="115" w:name="sec:prd-auxdat-sar"/>
+    <w:bookmarkEnd w:id="112"/>
+    <w:bookmarkEnd w:id="113"/>
+    <w:bookmarkStart w:id="117" w:name="sec:prd-auxdat-sar"/>
     <w:p>
       <w:pPr>
         <w:pStyle w:val="berschrift4"/>
@@ -5017,7 +5058,7 @@
         <w:t xml:space="preserve">prd-auxdat-sar</w:t>
       </w:r>
     </w:p>
-    <w:bookmarkStart w:id="112" w:name="threshold-requirements-19"/>
+    <w:bookmarkStart w:id="114" w:name="threshold-requirements-19"/>
     <w:p>
       <w:pPr>
         <w:pStyle w:val="berschrift5"/>
@@ -5037,8 +5078,8 @@
         <w:t xml:space="preserve"> </w:t>
       </w:r>
     </w:p>
-    <w:bookmarkEnd w:id="112"/>
-    <w:bookmarkStart w:id="113" w:name="goal-requirements-19"/>
+    <w:bookmarkEnd w:id="114"/>
+    <w:bookmarkStart w:id="115" w:name="goal-requirements-19"/>
     <w:p>
       <w:pPr>
         <w:pStyle w:val="berschrift5"/>
@@ -5075,8 +5116,8 @@
         <w:t xml:space="preserve">Auxiliary data includes DEMs, etc., and any additional data sources used in the generation of the product.</w:t>
       </w:r>
     </w:p>
-    <w:bookmarkEnd w:id="113"/>
-    <w:bookmarkStart w:id="114" w:name="assessment-19"/>
+    <w:bookmarkEnd w:id="115"/>
+    <w:bookmarkStart w:id="116" w:name="assessment-19"/>
     <w:p>
       <w:pPr>
         <w:pStyle w:val="berschrift5"/>
@@ -5140,9 +5181,9 @@
         </w:pict>
       </w:r>
     </w:p>
-    <w:bookmarkEnd w:id="114"/>
-    <w:bookmarkEnd w:id="115"/>
-    <w:bookmarkStart w:id="119" w:name="sec:prd-samspa"/>
+    <w:bookmarkEnd w:id="116"/>
+    <w:bookmarkEnd w:id="117"/>
+    <w:bookmarkStart w:id="121" w:name="sec:prd-samspa"/>
     <w:p>
       <w:pPr>
         <w:pStyle w:val="berschrift4"/>
@@ -5177,7 +5218,7 @@
         <w:t xml:space="preserve">prd-samspa</w:t>
       </w:r>
     </w:p>
-    <w:bookmarkStart w:id="116" w:name="threshold-requirements-20"/>
+    <w:bookmarkStart w:id="118" w:name="threshold-requirements-20"/>
     <w:p>
       <w:pPr>
         <w:pStyle w:val="berschrift5"/>
@@ -5218,8 +5259,8 @@
         <w:t xml:space="preserve">Line (row) spacing</w:t>
       </w:r>
     </w:p>
-    <w:bookmarkEnd w:id="116"/>
-    <w:bookmarkStart w:id="117" w:name="goal-requirements-20"/>
+    <w:bookmarkEnd w:id="118"/>
+    <w:bookmarkStart w:id="119" w:name="goal-requirements-20"/>
     <w:p>
       <w:pPr>
         <w:pStyle w:val="berschrift5"/>
@@ -5239,8 +5280,8 @@
         <w:t xml:space="preserve"> </w:t>
       </w:r>
     </w:p>
-    <w:bookmarkEnd w:id="117"/>
-    <w:bookmarkStart w:id="118" w:name="assessment-20"/>
+    <w:bookmarkEnd w:id="119"/>
+    <w:bookmarkStart w:id="120" w:name="assessment-20"/>
     <w:p>
       <w:pPr>
         <w:pStyle w:val="berschrift5"/>
@@ -5304,9 +5345,9 @@
         </w:pict>
       </w:r>
     </w:p>
-    <w:bookmarkEnd w:id="118"/>
-    <w:bookmarkEnd w:id="119"/>
-    <w:bookmarkStart w:id="123" w:name="sec:prd-resol"/>
+    <w:bookmarkEnd w:id="120"/>
+    <w:bookmarkEnd w:id="121"/>
+    <w:bookmarkStart w:id="125" w:name="sec:prd-resol"/>
     <w:p>
       <w:pPr>
         <w:pStyle w:val="berschrift4"/>
@@ -5341,7 +5382,7 @@
         <w:t xml:space="preserve">prd-resol</w:t>
       </w:r>
     </w:p>
-    <w:bookmarkStart w:id="120" w:name="threshold-requirements-21"/>
+    <w:bookmarkStart w:id="122" w:name="threshold-requirements-21"/>
     <w:p>
       <w:pPr>
         <w:pStyle w:val="berschrift5"/>
@@ -5361,8 +5402,8 @@
         <w:t xml:space="preserve"> </w:t>
       </w:r>
     </w:p>
-    <w:bookmarkEnd w:id="120"/>
-    <w:bookmarkStart w:id="121" w:name="goal-requirements-21"/>
+    <w:bookmarkEnd w:id="122"/>
+    <w:bookmarkStart w:id="123" w:name="goal-requirements-21"/>
     <w:p>
       <w:pPr>
         <w:pStyle w:val="berschrift5"/>
@@ -5403,8 +5444,8 @@
         <w:t xml:space="preserve">Rows</w:t>
       </w:r>
     </w:p>
-    <w:bookmarkEnd w:id="121"/>
-    <w:bookmarkStart w:id="122" w:name="assessment-21"/>
+    <w:bookmarkEnd w:id="123"/>
+    <w:bookmarkStart w:id="124" w:name="assessment-21"/>
     <w:p>
       <w:pPr>
         <w:pStyle w:val="berschrift5"/>
@@ -5468,9 +5509,9 @@
         </w:pict>
       </w:r>
     </w:p>
-    <w:bookmarkEnd w:id="122"/>
-    <w:bookmarkEnd w:id="123"/>
-    <w:bookmarkStart w:id="127" w:name="sec:prd-geobbox"/>
+    <w:bookmarkEnd w:id="124"/>
+    <w:bookmarkEnd w:id="125"/>
+    <w:bookmarkStart w:id="129" w:name="sec:prd-geobbox"/>
     <w:p>
       <w:pPr>
         <w:pStyle w:val="berschrift4"/>
@@ -5505,7 +5546,7 @@
         <w:t xml:space="preserve">prd-geobbox</w:t>
       </w:r>
     </w:p>
-    <w:bookmarkStart w:id="124" w:name="threshold-requirements-22"/>
+    <w:bookmarkStart w:id="126" w:name="threshold-requirements-22"/>
     <w:p>
       <w:pPr>
         <w:pStyle w:val="berschrift5"/>
@@ -5565,8 +5606,8 @@
         <w:t xml:space="preserve">Four corners of the product file are recommended for scenes crossing the Antemeridian, or the North or the South Pole.</w:t>
       </w:r>
     </w:p>
-    <w:bookmarkEnd w:id="124"/>
-    <w:bookmarkStart w:id="125" w:name="goal-requirements-22"/>
+    <w:bookmarkEnd w:id="126"/>
+    <w:bookmarkStart w:id="127" w:name="goal-requirements-22"/>
     <w:p>
       <w:pPr>
         <w:pStyle w:val="berschrift5"/>
@@ -5586,8 +5627,8 @@
         <w:t xml:space="preserve"> </w:t>
       </w:r>
     </w:p>
-    <w:bookmarkEnd w:id="125"/>
-    <w:bookmarkStart w:id="126" w:name="assessment-22"/>
+    <w:bookmarkEnd w:id="127"/>
+    <w:bookmarkStart w:id="128" w:name="assessment-22"/>
     <w:p>
       <w:pPr>
         <w:pStyle w:val="berschrift5"/>
@@ -5651,9 +5692,9 @@
         </w:pict>
       </w:r>
     </w:p>
-    <w:bookmarkEnd w:id="126"/>
-    <w:bookmarkEnd w:id="127"/>
-    <w:bookmarkStart w:id="131" w:name="sec:prd-geoarea-sar"/>
+    <w:bookmarkEnd w:id="128"/>
+    <w:bookmarkEnd w:id="129"/>
+    <w:bookmarkStart w:id="133" w:name="sec:prd-geoarea-sar"/>
     <w:p>
       <w:pPr>
         <w:pStyle w:val="berschrift4"/>
@@ -5688,7 +5729,7 @@
         <w:t xml:space="preserve">prd-geoarea-sar</w:t>
       </w:r>
     </w:p>
-    <w:bookmarkStart w:id="128" w:name="threshold-requirements-23"/>
+    <w:bookmarkStart w:id="130" w:name="threshold-requirements-23"/>
     <w:p>
       <w:pPr>
         <w:pStyle w:val="berschrift5"/>
@@ -5705,8 +5746,8 @@
         <w:t xml:space="preserve">The geometry of the SAR image footprint expressed in WGS84, in a standardised format (e.g., WKT Polygon).</w:t>
       </w:r>
     </w:p>
-    <w:bookmarkEnd w:id="128"/>
-    <w:bookmarkStart w:id="129" w:name="goal-requirements-23"/>
+    <w:bookmarkEnd w:id="130"/>
+    <w:bookmarkStart w:id="131" w:name="goal-requirements-23"/>
     <w:p>
       <w:pPr>
         <w:pStyle w:val="berschrift5"/>
@@ -5726,8 +5767,8 @@
         <w:t xml:space="preserve"> </w:t>
       </w:r>
     </w:p>
-    <w:bookmarkEnd w:id="129"/>
-    <w:bookmarkStart w:id="130" w:name="assessment-23"/>
+    <w:bookmarkEnd w:id="131"/>
+    <w:bookmarkStart w:id="132" w:name="assessment-23"/>
     <w:p>
       <w:pPr>
         <w:pStyle w:val="berschrift5"/>
@@ -5791,9 +5832,9 @@
         </w:pict>
       </w:r>
     </w:p>
-    <w:bookmarkEnd w:id="130"/>
-    <w:bookmarkEnd w:id="131"/>
-    <w:bookmarkStart w:id="135" w:name="sec:prd-imgsize"/>
+    <w:bookmarkEnd w:id="132"/>
+    <w:bookmarkEnd w:id="133"/>
+    <w:bookmarkStart w:id="137" w:name="sec:prd-imgsize"/>
     <w:p>
       <w:pPr>
         <w:pStyle w:val="berschrift4"/>
@@ -5828,7 +5869,7 @@
         <w:t xml:space="preserve">prd-imgsize</w:t>
       </w:r>
     </w:p>
-    <w:bookmarkStart w:id="132" w:name="threshold-requirements-24"/>
+    <w:bookmarkStart w:id="134" w:name="threshold-requirements-24"/>
     <w:p>
       <w:pPr>
         <w:pStyle w:val="berschrift5"/>
@@ -5893,8 +5934,8 @@
         <w:t xml:space="preserve">Number of no-data border pixels (if applicable)</w:t>
       </w:r>
     </w:p>
-    <w:bookmarkEnd w:id="132"/>
-    <w:bookmarkStart w:id="133" w:name="goal-requirements-24"/>
+    <w:bookmarkEnd w:id="134"/>
+    <w:bookmarkStart w:id="135" w:name="goal-requirements-24"/>
     <w:p>
       <w:pPr>
         <w:pStyle w:val="berschrift5"/>
@@ -5914,8 +5955,8 @@
         <w:t xml:space="preserve"> </w:t>
       </w:r>
     </w:p>
-    <w:bookmarkEnd w:id="133"/>
-    <w:bookmarkStart w:id="134" w:name="assessment-24"/>
+    <w:bookmarkEnd w:id="135"/>
+    <w:bookmarkStart w:id="136" w:name="assessment-24"/>
     <w:p>
       <w:pPr>
         <w:pStyle w:val="berschrift5"/>
@@ -5979,9 +6020,9 @@
         </w:pict>
       </w:r>
     </w:p>
-    <w:bookmarkEnd w:id="134"/>
-    <w:bookmarkEnd w:id="135"/>
-    <w:bookmarkStart w:id="139" w:name="sec:prd-pixcoco"/>
+    <w:bookmarkEnd w:id="136"/>
+    <w:bookmarkEnd w:id="137"/>
+    <w:bookmarkStart w:id="141" w:name="sec:prd-pixcoco"/>
     <w:p>
       <w:pPr>
         <w:pStyle w:val="berschrift4"/>
@@ -6016,7 +6057,7 @@
         <w:t xml:space="preserve">prd-pixcoco</w:t>
       </w:r>
     </w:p>
-    <w:bookmarkStart w:id="136" w:name="threshold-requirements-25"/>
+    <w:bookmarkStart w:id="138" w:name="threshold-requirements-25"/>
     <w:p>
       <w:pPr>
         <w:pStyle w:val="berschrift5"/>
@@ -6039,8 +6080,8 @@
         <w:t xml:space="preserve">Values are [pixel centre, pixel ULC or pixel LLC].</w:t>
       </w:r>
     </w:p>
-    <w:bookmarkEnd w:id="136"/>
-    <w:bookmarkStart w:id="137" w:name="goal-requirements-25"/>
+    <w:bookmarkEnd w:id="138"/>
+    <w:bookmarkStart w:id="139" w:name="goal-requirements-25"/>
     <w:p>
       <w:pPr>
         <w:pStyle w:val="berschrift5"/>
@@ -6060,8 +6101,8 @@
         <w:t xml:space="preserve"> </w:t>
       </w:r>
     </w:p>
-    <w:bookmarkEnd w:id="137"/>
-    <w:bookmarkStart w:id="138" w:name="assessment-25"/>
+    <w:bookmarkEnd w:id="139"/>
+    <w:bookmarkStart w:id="140" w:name="assessment-25"/>
     <w:p>
       <w:pPr>
         <w:pStyle w:val="berschrift5"/>
@@ -6125,9 +6166,9 @@
         </w:pict>
       </w:r>
     </w:p>
-    <w:bookmarkEnd w:id="138"/>
-    <w:bookmarkEnd w:id="139"/>
-    <w:bookmarkStart w:id="143" w:name="sec:prd-crs-sar"/>
+    <w:bookmarkEnd w:id="140"/>
+    <w:bookmarkEnd w:id="141"/>
+    <w:bookmarkStart w:id="145" w:name="sec:prd-crs-sar"/>
     <w:p>
       <w:pPr>
         <w:pStyle w:val="berschrift4"/>
@@ -6162,7 +6203,7 @@
         <w:t xml:space="preserve">prd-crs-sar</w:t>
       </w:r>
     </w:p>
-    <w:bookmarkStart w:id="140" w:name="threshold-requirements-26"/>
+    <w:bookmarkStart w:id="142" w:name="threshold-requirements-26"/>
     <w:p>
       <w:pPr>
         <w:pStyle w:val="berschrift5"/>
@@ -6185,8 +6226,8 @@
         <w:t xml:space="preserve">Indicate EPSG code, if defined for the CRS.</w:t>
       </w:r>
     </w:p>
-    <w:bookmarkEnd w:id="140"/>
-    <w:bookmarkStart w:id="141" w:name="goal-requirements-26"/>
+    <w:bookmarkEnd w:id="142"/>
+    <w:bookmarkStart w:id="143" w:name="goal-requirements-26"/>
     <w:p>
       <w:pPr>
         <w:pStyle w:val="berschrift5"/>
@@ -6206,8 +6247,8 @@
         <w:t xml:space="preserve"> </w:t>
       </w:r>
     </w:p>
-    <w:bookmarkEnd w:id="141"/>
-    <w:bookmarkStart w:id="142" w:name="assessment-26"/>
+    <w:bookmarkEnd w:id="143"/>
+    <w:bookmarkStart w:id="144" w:name="assessment-26"/>
     <w:p>
       <w:pPr>
         <w:pStyle w:val="berschrift5"/>
@@ -6271,9 +6312,9 @@
         </w:pict>
       </w:r>
     </w:p>
-    <w:bookmarkEnd w:id="142"/>
-    <w:bookmarkEnd w:id="143"/>
-    <w:bookmarkStart w:id="147" w:name="sec:prd-rulvec"/>
+    <w:bookmarkEnd w:id="144"/>
+    <w:bookmarkEnd w:id="145"/>
+    <w:bookmarkStart w:id="149" w:name="sec:prd-rulvec"/>
     <w:p>
       <w:pPr>
         <w:pStyle w:val="berschrift4"/>
@@ -6308,7 +6349,7 @@
         <w:t xml:space="preserve">prd-rulvec</w:t>
       </w:r>
     </w:p>
-    <w:bookmarkStart w:id="144" w:name="threshold-requirements-27"/>
+    <w:bookmarkStart w:id="146" w:name="threshold-requirements-27"/>
     <w:p>
       <w:pPr>
         <w:pStyle w:val="berschrift5"/>
@@ -6372,8 +6413,8 @@
         <w:t xml:space="preserve">provided.</w:t>
       </w:r>
     </w:p>
-    <w:bookmarkEnd w:id="144"/>
-    <w:bookmarkStart w:id="145" w:name="goal-requirements-27"/>
+    <w:bookmarkEnd w:id="146"/>
+    <w:bookmarkStart w:id="147" w:name="goal-requirements-27"/>
     <w:p>
       <w:pPr>
         <w:pStyle w:val="berschrift5"/>
@@ -6393,8 +6434,8 @@
         <w:t xml:space="preserve"> </w:t>
       </w:r>
     </w:p>
-    <w:bookmarkEnd w:id="145"/>
-    <w:bookmarkStart w:id="146" w:name="assessment-27"/>
+    <w:bookmarkEnd w:id="147"/>
+    <w:bookmarkStart w:id="148" w:name="assessment-27"/>
     <w:p>
       <w:pPr>
         <w:pStyle w:val="berschrift5"/>
@@ -6458,9 +6499,9 @@
         </w:pict>
       </w:r>
     </w:p>
-    <w:bookmarkEnd w:id="146"/>
-    <w:bookmarkEnd w:id="147"/>
-    <w:bookmarkStart w:id="151" w:name="sec:prd-slarass"/>
+    <w:bookmarkEnd w:id="148"/>
+    <w:bookmarkEnd w:id="149"/>
+    <w:bookmarkStart w:id="153" w:name="sec:prd-slarass"/>
     <w:p>
       <w:pPr>
         <w:pStyle w:val="berschrift4"/>
@@ -6495,7 +6536,7 @@
         <w:t xml:space="preserve">prd-slarass</w:t>
       </w:r>
     </w:p>
-    <w:bookmarkStart w:id="148" w:name="threshold-requirements-28"/>
+    <w:bookmarkStart w:id="150" w:name="threshold-requirements-28"/>
     <w:p>
       <w:pPr>
         <w:pStyle w:val="berschrift5"/>
@@ -6553,8 +6594,8 @@
         <w:t xml:space="preserve">provided.</w:t>
       </w:r>
     </w:p>
-    <w:bookmarkEnd w:id="148"/>
-    <w:bookmarkStart w:id="149" w:name="goal-requirements-28"/>
+    <w:bookmarkEnd w:id="150"/>
+    <w:bookmarkStart w:id="151" w:name="goal-requirements-28"/>
     <w:p>
       <w:pPr>
         <w:pStyle w:val="berschrift5"/>
@@ -6574,8 +6615,8 @@
         <w:t xml:space="preserve"> </w:t>
       </w:r>
     </w:p>
-    <w:bookmarkEnd w:id="149"/>
-    <w:bookmarkStart w:id="150" w:name="assessment-28"/>
+    <w:bookmarkEnd w:id="151"/>
+    <w:bookmarkStart w:id="152" w:name="assessment-28"/>
     <w:p>
       <w:pPr>
         <w:pStyle w:val="berschrift5"/>
@@ -6639,9 +6680,9 @@
         </w:pict>
       </w:r>
     </w:p>
-    <w:bookmarkEnd w:id="150"/>
-    <w:bookmarkEnd w:id="151"/>
-    <w:bookmarkStart w:id="155" w:name="sec:prd-reorbit-gslc"/>
+    <w:bookmarkEnd w:id="152"/>
+    <w:bookmarkEnd w:id="153"/>
+    <w:bookmarkStart w:id="157" w:name="sec:prd-reorbit-gslc"/>
     <w:p>
       <w:pPr>
         <w:pStyle w:val="berschrift4"/>
@@ -6719,7 +6760,7 @@
         <w:t xml:space="preserve">).</w:t>
       </w:r>
     </w:p>
-    <w:bookmarkStart w:id="152" w:name="threshold-requirements-29"/>
+    <w:bookmarkStart w:id="154" w:name="threshold-requirements-29"/>
     <w:p>
       <w:pPr>
         <w:pStyle w:val="berschrift5"/>
@@ -6739,8 +6780,8 @@
         <w:t xml:space="preserve"> </w:t>
       </w:r>
     </w:p>
-    <w:bookmarkEnd w:id="152"/>
-    <w:bookmarkStart w:id="153" w:name="goal-requirements-29"/>
+    <w:bookmarkEnd w:id="154"/>
+    <w:bookmarkStart w:id="155" w:name="goal-requirements-29"/>
     <w:p>
       <w:pPr>
         <w:pStyle w:val="berschrift5"/>
@@ -6771,8 +6812,8 @@
         <w:t xml:space="preserve">Provide scene-centred perpendicular baseline for the for the source data relative to the reference orbit used (for approximate use only).</w:t>
       </w:r>
     </w:p>
-    <w:bookmarkEnd w:id="153"/>
-    <w:bookmarkStart w:id="154" w:name="assessment-29"/>
+    <w:bookmarkEnd w:id="155"/>
+    <w:bookmarkStart w:id="156" w:name="assessment-29"/>
     <w:p>
       <w:pPr>
         <w:pStyle w:val="berschrift5"/>
@@ -6829,10 +6870,10 @@
         <w:t xml:space="preserve">Recommended Requirement Modification:</w:t>
       </w:r>
     </w:p>
-    <w:bookmarkEnd w:id="154"/>
-    <w:bookmarkEnd w:id="155"/>
     <w:bookmarkEnd w:id="156"/>
-    <w:bookmarkStart w:id="217" w:name="sec:pxl"/>
+    <w:bookmarkEnd w:id="157"/>
+    <w:bookmarkEnd w:id="158"/>
+    <w:bookmarkStart w:id="219" w:name="sec:pxl"/>
     <w:p>
       <w:pPr>
         <w:pStyle w:val="berschrift3"/>
@@ -6886,7 +6927,7 @@
         <w:t xml:space="preserve">(choose) observations on the basis of their individual suitability for application.</w:t>
       </w:r>
     </w:p>
-    <w:bookmarkStart w:id="160" w:name="sec:pxl-cngform"/>
+    <w:bookmarkStart w:id="162" w:name="sec:pxl-cngform"/>
     <w:p>
       <w:pPr>
         <w:pStyle w:val="berschrift4"/>
@@ -6921,7 +6962,7 @@
         <w:t xml:space="preserve">pxl-cngform</w:t>
       </w:r>
     </w:p>
-    <w:bookmarkStart w:id="157" w:name="threshold-requirements-30"/>
+    <w:bookmarkStart w:id="159" w:name="threshold-requirements-30"/>
     <w:p>
       <w:pPr>
         <w:pStyle w:val="berschrift5"/>
@@ -6941,8 +6982,8 @@
         <w:t xml:space="preserve"> </w:t>
       </w:r>
     </w:p>
-    <w:bookmarkEnd w:id="157"/>
-    <w:bookmarkStart w:id="158" w:name="goal-requirements-30"/>
+    <w:bookmarkEnd w:id="159"/>
+    <w:bookmarkStart w:id="160" w:name="goal-requirements-30"/>
     <w:p>
       <w:pPr>
         <w:pStyle w:val="berschrift5"/>
@@ -6959,8 +7000,8 @@
         <w:t xml:space="preserve">All files are provided using cloud-optimized file formats.</w:t>
       </w:r>
     </w:p>
-    <w:bookmarkEnd w:id="158"/>
-    <w:bookmarkStart w:id="159" w:name="assessment-30"/>
+    <w:bookmarkEnd w:id="160"/>
+    <w:bookmarkStart w:id="161" w:name="assessment-30"/>
     <w:p>
       <w:pPr>
         <w:pStyle w:val="berschrift5"/>
@@ -7024,9 +7065,9 @@
         </w:pict>
       </w:r>
     </w:p>
-    <w:bookmarkEnd w:id="159"/>
-    <w:bookmarkEnd w:id="160"/>
-    <w:bookmarkStart w:id="164" w:name="sec:pxl-memare-sar"/>
+    <w:bookmarkEnd w:id="161"/>
+    <w:bookmarkEnd w:id="162"/>
+    <w:bookmarkStart w:id="166" w:name="sec:pxl-memare-sar"/>
     <w:p>
       <w:pPr>
         <w:pStyle w:val="berschrift4"/>
@@ -7061,7 +7102,7 @@
         <w:t xml:space="preserve">pxl-memare-sar</w:t>
       </w:r>
     </w:p>
-    <w:bookmarkStart w:id="161" w:name="threshold-requirements-31"/>
+    <w:bookmarkStart w:id="163" w:name="threshold-requirements-31"/>
     <w:p>
       <w:pPr>
         <w:pStyle w:val="berschrift5"/>
@@ -7078,8 +7119,8 @@
         <w:t xml:space="preserve">Metadata is provided in a structure that enables a computer algorithm to be used to consistently and automatically identify and extract each component/variable/layer for further use.</w:t>
       </w:r>
     </w:p>
-    <w:bookmarkEnd w:id="161"/>
-    <w:bookmarkStart w:id="162" w:name="goal-requirements-31"/>
+    <w:bookmarkEnd w:id="163"/>
+    <w:bookmarkStart w:id="164" w:name="goal-requirements-31"/>
     <w:p>
       <w:pPr>
         <w:pStyle w:val="berschrift5"/>
@@ -7096,8 +7137,8 @@
         <w:t xml:space="preserve">As threshold, but metadata is formatted in accordance with CEOS-ARD SAR Metadata Specifications, v.1.1, or in a community endorsed standard that facilitates machine-readability, such as ISO 19115-2, Climate and Forecast (CF) convention, the Attribute Convention for Data Discovery (ACDD), etc.</w:t>
       </w:r>
     </w:p>
-    <w:bookmarkEnd w:id="162"/>
-    <w:bookmarkStart w:id="163" w:name="assessment-31"/>
+    <w:bookmarkEnd w:id="164"/>
+    <w:bookmarkStart w:id="165" w:name="assessment-31"/>
     <w:p>
       <w:pPr>
         <w:pStyle w:val="berschrift5"/>
@@ -7161,9 +7202,9 @@
         </w:pict>
       </w:r>
     </w:p>
-    <w:bookmarkEnd w:id="163"/>
-    <w:bookmarkEnd w:id="164"/>
-    <w:bookmarkStart w:id="168" w:name="sec:pxl-damaski"/>
+    <w:bookmarkEnd w:id="165"/>
+    <w:bookmarkEnd w:id="166"/>
+    <w:bookmarkStart w:id="170" w:name="sec:pxl-damaski"/>
     <w:p>
       <w:pPr>
         <w:pStyle w:val="berschrift4"/>
@@ -7198,7 +7239,7 @@
         <w:t xml:space="preserve">pxl-damaski</w:t>
       </w:r>
     </w:p>
-    <w:bookmarkStart w:id="165" w:name="threshold-requirements-32"/>
+    <w:bookmarkStart w:id="167" w:name="threshold-requirements-32"/>
     <w:p>
       <w:pPr>
         <w:pStyle w:val="berschrift5"/>
@@ -7331,8 +7372,8 @@
         <w:t xml:space="preserve">Bit Value Representation</w:t>
       </w:r>
     </w:p>
-    <w:bookmarkEnd w:id="165"/>
-    <w:bookmarkStart w:id="166" w:name="goal-requirements-32"/>
+    <w:bookmarkEnd w:id="167"/>
+    <w:bookmarkStart w:id="168" w:name="goal-requirements-32"/>
     <w:p>
       <w:pPr>
         <w:pStyle w:val="berschrift5"/>
@@ -7421,8 +7462,8 @@
         <w:t xml:space="preserve">DEM gap filling (i.e., interpolated DEM over gaps)</w:t>
       </w:r>
     </w:p>
-    <w:bookmarkEnd w:id="166"/>
-    <w:bookmarkStart w:id="167" w:name="assessment-32"/>
+    <w:bookmarkEnd w:id="168"/>
+    <w:bookmarkStart w:id="169" w:name="assessment-32"/>
     <w:p>
       <w:pPr>
         <w:pStyle w:val="berschrift5"/>
@@ -7486,9 +7527,9 @@
         </w:pict>
       </w:r>
     </w:p>
-    <w:bookmarkEnd w:id="167"/>
-    <w:bookmarkEnd w:id="168"/>
-    <w:bookmarkStart w:id="172" w:name="sec:pxl-piscata"/>
+    <w:bookmarkEnd w:id="169"/>
+    <w:bookmarkEnd w:id="170"/>
+    <w:bookmarkStart w:id="174" w:name="sec:pxl-piscata"/>
     <w:p>
       <w:pPr>
         <w:pStyle w:val="berschrift4"/>
@@ -7535,7 +7576,7 @@
         <w:t xml:space="preserve">Usage: Recommended for scenes that include land areas.</w:t>
       </w:r>
     </w:p>
-    <w:bookmarkStart w:id="169" w:name="threshold-requirements-33"/>
+    <w:bookmarkStart w:id="171" w:name="threshold-requirements-33"/>
     <w:p>
       <w:pPr>
         <w:pStyle w:val="berschrift5"/>
@@ -7555,8 +7596,8 @@
         <w:t xml:space="preserve"> </w:t>
       </w:r>
     </w:p>
-    <w:bookmarkEnd w:id="169"/>
-    <w:bookmarkStart w:id="170" w:name="goal-requirements-33"/>
+    <w:bookmarkEnd w:id="171"/>
+    <w:bookmarkStart w:id="172" w:name="goal-requirements-33"/>
     <w:p>
       <w:pPr>
         <w:pStyle w:val="berschrift5"/>
@@ -7727,8 +7768,8 @@
         <w:t xml:space="preserve">Byte Order</w:t>
       </w:r>
     </w:p>
-    <w:bookmarkEnd w:id="170"/>
-    <w:bookmarkStart w:id="171" w:name="assessment-33"/>
+    <w:bookmarkEnd w:id="172"/>
+    <w:bookmarkStart w:id="173" w:name="assessment-33"/>
     <w:p>
       <w:pPr>
         <w:pStyle w:val="berschrift5"/>
@@ -7792,9 +7833,9 @@
         </w:pict>
       </w:r>
     </w:p>
-    <w:bookmarkEnd w:id="171"/>
-    <w:bookmarkEnd w:id="172"/>
-    <w:bookmarkStart w:id="176" w:name="sec:pxl-ploinca"/>
+    <w:bookmarkEnd w:id="173"/>
+    <w:bookmarkEnd w:id="174"/>
+    <w:bookmarkStart w:id="178" w:name="sec:pxl-ploinca"/>
     <w:p>
       <w:pPr>
         <w:pStyle w:val="berschrift4"/>
@@ -7829,7 +7870,7 @@
         <w:t xml:space="preserve">pxl-ploinca</w:t>
       </w:r>
     </w:p>
-    <w:bookmarkStart w:id="173" w:name="threshold-requirements-34"/>
+    <w:bookmarkStart w:id="175" w:name="threshold-requirements-34"/>
     <w:p>
       <w:pPr>
         <w:pStyle w:val="berschrift5"/>
@@ -7934,8 +7975,8 @@
         <w:t xml:space="preserve">For maritime ORB scenes when no land areas are covered, a geoid model could be used for the calculation of the local incident angle.</w:t>
       </w:r>
     </w:p>
-    <w:bookmarkEnd w:id="173"/>
-    <w:bookmarkStart w:id="174" w:name="goal-requirements-34"/>
+    <w:bookmarkEnd w:id="175"/>
+    <w:bookmarkStart w:id="176" w:name="goal-requirements-34"/>
     <w:p>
       <w:pPr>
         <w:pStyle w:val="berschrift5"/>
@@ -7955,8 +7996,8 @@
         <w:t xml:space="preserve"> </w:t>
       </w:r>
     </w:p>
-    <w:bookmarkEnd w:id="174"/>
-    <w:bookmarkStart w:id="175" w:name="assessment-34"/>
+    <w:bookmarkEnd w:id="176"/>
+    <w:bookmarkStart w:id="177" w:name="assessment-34"/>
     <w:p>
       <w:pPr>
         <w:pStyle w:val="berschrift5"/>
@@ -8020,9 +8061,9 @@
         </w:pict>
       </w:r>
     </w:p>
-    <w:bookmarkEnd w:id="175"/>
-    <w:bookmarkEnd w:id="176"/>
-    <w:bookmarkStart w:id="180" w:name="sec:pxl-pelinca"/>
+    <w:bookmarkEnd w:id="177"/>
+    <w:bookmarkEnd w:id="178"/>
+    <w:bookmarkStart w:id="182" w:name="sec:pxl-pelinca"/>
     <w:p>
       <w:pPr>
         <w:pStyle w:val="berschrift4"/>
@@ -8057,7 +8098,7 @@
         <w:t xml:space="preserve">pxl-pelinca</w:t>
       </w:r>
     </w:p>
-    <w:bookmarkStart w:id="177" w:name="threshold-requirements-35"/>
+    <w:bookmarkStart w:id="179" w:name="threshold-requirements-35"/>
     <w:p>
       <w:pPr>
         <w:pStyle w:val="berschrift5"/>
@@ -8077,8 +8118,8 @@
         <w:t xml:space="preserve"> </w:t>
       </w:r>
     </w:p>
-    <w:bookmarkEnd w:id="177"/>
-    <w:bookmarkStart w:id="178" w:name="goal-requirements-35"/>
+    <w:bookmarkEnd w:id="179"/>
+    <w:bookmarkStart w:id="180" w:name="goal-requirements-35"/>
     <w:p>
       <w:pPr>
         <w:pStyle w:val="berschrift5"/>
@@ -8195,8 +8236,8 @@
         <w:t xml:space="preserve">For maritime ORB scenes when no land areas are covered, the ellipsoidal incident angle is nearly identical to the geoid based local incident angle.</w:t>
       </w:r>
     </w:p>
-    <w:bookmarkEnd w:id="178"/>
-    <w:bookmarkStart w:id="179" w:name="assessment-35"/>
+    <w:bookmarkEnd w:id="180"/>
+    <w:bookmarkStart w:id="181" w:name="assessment-35"/>
     <w:p>
       <w:pPr>
         <w:pStyle w:val="berschrift5"/>
@@ -8260,9 +8301,9 @@
         </w:pict>
       </w:r>
     </w:p>
-    <w:bookmarkEnd w:id="179"/>
-    <w:bookmarkEnd w:id="180"/>
-    <w:bookmarkStart w:id="184" w:name="sec:pxl-pinopow"/>
+    <w:bookmarkEnd w:id="181"/>
+    <w:bookmarkEnd w:id="182"/>
+    <w:bookmarkStart w:id="186" w:name="sec:pxl-pinopow"/>
     <w:p>
       <w:pPr>
         <w:pStyle w:val="berschrift4"/>
@@ -8297,7 +8338,7 @@
         <w:t xml:space="preserve">pxl-pinopow</w:t>
       </w:r>
     </w:p>
-    <w:bookmarkStart w:id="181" w:name="threshold-requirements-36"/>
+    <w:bookmarkStart w:id="183" w:name="threshold-requirements-36"/>
     <w:p>
       <w:pPr>
         <w:pStyle w:val="berschrift5"/>
@@ -8317,8 +8358,8 @@
         <w:t xml:space="preserve"> </w:t>
       </w:r>
     </w:p>
-    <w:bookmarkEnd w:id="181"/>
-    <w:bookmarkStart w:id="182" w:name="goal-requirements-36"/>
+    <w:bookmarkEnd w:id="183"/>
+    <w:bookmarkStart w:id="184" w:name="goal-requirements-36"/>
     <w:p>
       <w:pPr>
         <w:pStyle w:val="berschrift5"/>
@@ -8529,8 +8570,8 @@
         <w:t xml:space="preserve">Byte Order</w:t>
       </w:r>
     </w:p>
-    <w:bookmarkEnd w:id="182"/>
-    <w:bookmarkStart w:id="183" w:name="assessment-36"/>
+    <w:bookmarkEnd w:id="184"/>
+    <w:bookmarkStart w:id="185" w:name="assessment-36"/>
     <w:p>
       <w:pPr>
         <w:pStyle w:val="berschrift5"/>
@@ -8594,9 +8635,9 @@
         </w:pict>
       </w:r>
     </w:p>
-    <w:bookmarkEnd w:id="183"/>
-    <w:bookmarkEnd w:id="184"/>
-    <w:bookmarkStart w:id="188" w:name="sec:pxl-gasiri"/>
+    <w:bookmarkEnd w:id="185"/>
+    <w:bookmarkEnd w:id="186"/>
+    <w:bookmarkStart w:id="190" w:name="sec:pxl-gasiri"/>
     <w:p>
       <w:pPr>
         <w:pStyle w:val="berschrift4"/>
@@ -8631,7 +8672,7 @@
         <w:t xml:space="preserve">pxl-gasiri</w:t>
       </w:r>
     </w:p>
-    <w:bookmarkStart w:id="185" w:name="threshold-requirements-37"/>
+    <w:bookmarkStart w:id="187" w:name="threshold-requirements-37"/>
     <w:p>
       <w:pPr>
         <w:pStyle w:val="berschrift5"/>
@@ -8651,8 +8692,8 @@
         <w:t xml:space="preserve"> </w:t>
       </w:r>
     </w:p>
-    <w:bookmarkEnd w:id="185"/>
-    <w:bookmarkStart w:id="186" w:name="goal-requirements-37"/>
+    <w:bookmarkEnd w:id="187"/>
+    <w:bookmarkStart w:id="188" w:name="goal-requirements-37"/>
     <w:p>
       <w:pPr>
         <w:pStyle w:val="berschrift5"/>
@@ -8802,8 +8843,8 @@
         <w:t xml:space="preserve">Byte Order</w:t>
       </w:r>
     </w:p>
-    <w:bookmarkEnd w:id="186"/>
-    <w:bookmarkStart w:id="187" w:name="assessment-37"/>
+    <w:bookmarkEnd w:id="188"/>
+    <w:bookmarkStart w:id="189" w:name="assessment-37"/>
     <w:p>
       <w:pPr>
         <w:pStyle w:val="berschrift5"/>
@@ -8867,9 +8908,9 @@
         </w:pict>
       </w:r>
     </w:p>
-    <w:bookmarkEnd w:id="187"/>
-    <w:bookmarkEnd w:id="188"/>
-    <w:bookmarkStart w:id="192" w:name="sec:pxl-pacqid"/>
+    <w:bookmarkEnd w:id="189"/>
+    <w:bookmarkEnd w:id="190"/>
+    <w:bookmarkStart w:id="194" w:name="sec:pxl-pacqid"/>
     <w:p>
       <w:pPr>
         <w:pStyle w:val="berschrift4"/>
@@ -8904,7 +8945,7 @@
         <w:t xml:space="preserve">pxl-pacqid</w:t>
       </w:r>
     </w:p>
-    <w:bookmarkStart w:id="189" w:name="threshold-requirements-38"/>
+    <w:bookmarkStart w:id="191" w:name="threshold-requirements-38"/>
     <w:p>
       <w:pPr>
         <w:pStyle w:val="berschrift5"/>
@@ -9048,8 +9089,8 @@
         <w:t xml:space="preserve">Byte Order</w:t>
       </w:r>
     </w:p>
-    <w:bookmarkEnd w:id="189"/>
-    <w:bookmarkStart w:id="190" w:name="goal-requirements-38"/>
+    <w:bookmarkEnd w:id="191"/>
+    <w:bookmarkStart w:id="192" w:name="goal-requirements-38"/>
     <w:p>
       <w:pPr>
         <w:pStyle w:val="berschrift5"/>
@@ -9066,8 +9107,8 @@
         <w:t xml:space="preserve">In case of image composites, the sources for each pixel are uniquely identified.</w:t>
       </w:r>
     </w:p>
-    <w:bookmarkEnd w:id="190"/>
-    <w:bookmarkStart w:id="191" w:name="assessment-38"/>
+    <w:bookmarkEnd w:id="192"/>
+    <w:bookmarkStart w:id="193" w:name="assessment-38"/>
     <w:p>
       <w:pPr>
         <w:pStyle w:val="berschrift5"/>
@@ -9131,9 +9172,9 @@
         </w:pict>
       </w:r>
     </w:p>
-    <w:bookmarkEnd w:id="191"/>
-    <w:bookmarkEnd w:id="192"/>
-    <w:bookmarkStart w:id="196" w:name="sec:pxl-pidem"/>
+    <w:bookmarkEnd w:id="193"/>
+    <w:bookmarkEnd w:id="194"/>
+    <w:bookmarkStart w:id="198" w:name="sec:pxl-pidem"/>
     <w:p>
       <w:pPr>
         <w:pStyle w:val="berschrift4"/>
@@ -9168,7 +9209,7 @@
         <w:t xml:space="preserve">pxl-pidem</w:t>
       </w:r>
     </w:p>
-    <w:bookmarkStart w:id="193" w:name="threshold-requirements-39"/>
+    <w:bookmarkStart w:id="195" w:name="threshold-requirements-39"/>
     <w:p>
       <w:pPr>
         <w:pStyle w:val="berschrift5"/>
@@ -9188,8 +9229,8 @@
         <w:t xml:space="preserve"> </w:t>
       </w:r>
     </w:p>
-    <w:bookmarkEnd w:id="193"/>
-    <w:bookmarkStart w:id="194" w:name="goal-requirements-39"/>
+    <w:bookmarkEnd w:id="195"/>
+    <w:bookmarkStart w:id="196" w:name="goal-requirements-39"/>
     <w:p>
       <w:pPr>
         <w:pStyle w:val="berschrift5"/>
@@ -9282,8 +9323,8 @@
         <w:t xml:space="preserve">Byte Order</w:t>
       </w:r>
     </w:p>
-    <w:bookmarkEnd w:id="194"/>
-    <w:bookmarkStart w:id="195" w:name="assessment-39"/>
+    <w:bookmarkEnd w:id="196"/>
+    <w:bookmarkStart w:id="197" w:name="assessment-39"/>
     <w:p>
       <w:pPr>
         <w:pStyle w:val="berschrift5"/>
@@ -9347,9 +9388,9 @@
         </w:pict>
       </w:r>
     </w:p>
-    <w:bookmarkEnd w:id="195"/>
-    <w:bookmarkEnd w:id="196"/>
-    <w:bookmarkStart w:id="200" w:name="sec:pxl-radulov"/>
+    <w:bookmarkEnd w:id="197"/>
+    <w:bookmarkEnd w:id="198"/>
+    <w:bookmarkStart w:id="202" w:name="sec:pxl-radulov"/>
     <w:p>
       <w:pPr>
         <w:pStyle w:val="berschrift4"/>
@@ -9384,7 +9425,7 @@
         <w:t xml:space="preserve">pxl-radulov</w:t>
       </w:r>
     </w:p>
-    <w:bookmarkStart w:id="197" w:name="threshold-requirements-40"/>
+    <w:bookmarkStart w:id="199" w:name="threshold-requirements-40"/>
     <w:p>
       <w:pPr>
         <w:pStyle w:val="berschrift5"/>
@@ -9404,8 +9445,8 @@
         <w:t xml:space="preserve"> </w:t>
       </w:r>
     </w:p>
-    <w:bookmarkEnd w:id="197"/>
-    <w:bookmarkStart w:id="198" w:name="goal-requirements-40"/>
+    <w:bookmarkEnd w:id="199"/>
+    <w:bookmarkStart w:id="200" w:name="goal-requirements-40"/>
     <w:p>
       <w:pPr>
         <w:pStyle w:val="berschrift5"/>
@@ -9496,8 +9537,8 @@
         <w:t xml:space="preserve">Byte Order</w:t>
       </w:r>
     </w:p>
-    <w:bookmarkEnd w:id="198"/>
-    <w:bookmarkStart w:id="199" w:name="assessment-40"/>
+    <w:bookmarkEnd w:id="200"/>
+    <w:bookmarkStart w:id="201" w:name="assessment-40"/>
     <w:p>
       <w:pPr>
         <w:pStyle w:val="berschrift5"/>
@@ -9561,9 +9602,9 @@
         </w:pict>
       </w:r>
     </w:p>
-    <w:bookmarkEnd w:id="199"/>
-    <w:bookmarkEnd w:id="200"/>
-    <w:bookmarkStart w:id="204" w:name="sec:pxl-slarassi"/>
+    <w:bookmarkEnd w:id="201"/>
+    <w:bookmarkEnd w:id="202"/>
+    <w:bookmarkStart w:id="206" w:name="sec:pxl-slarassi"/>
     <w:p>
       <w:pPr>
         <w:pStyle w:val="berschrift4"/>
@@ -9598,7 +9639,7 @@
         <w:t xml:space="preserve">pxl-slarassi</w:t>
       </w:r>
     </w:p>
-    <w:bookmarkStart w:id="201" w:name="threshold-requirements-41"/>
+    <w:bookmarkStart w:id="203" w:name="threshold-requirements-41"/>
     <w:p>
       <w:pPr>
         <w:pStyle w:val="berschrift5"/>
@@ -9618,8 +9659,8 @@
         <w:t xml:space="preserve"> </w:t>
       </w:r>
     </w:p>
-    <w:bookmarkEnd w:id="201"/>
-    <w:bookmarkStart w:id="202" w:name="goal-requirements-41"/>
+    <w:bookmarkEnd w:id="203"/>
+    <w:bookmarkStart w:id="204" w:name="goal-requirements-41"/>
     <w:p>
       <w:pPr>
         <w:pStyle w:val="berschrift5"/>
@@ -9704,8 +9745,8 @@
         <w:t xml:space="preserve">Byte Order</w:t>
       </w:r>
     </w:p>
-    <w:bookmarkEnd w:id="202"/>
-    <w:bookmarkStart w:id="203" w:name="assessment-41"/>
+    <w:bookmarkEnd w:id="204"/>
+    <w:bookmarkStart w:id="205" w:name="assessment-41"/>
     <w:p>
       <w:pPr>
         <w:pStyle w:val="berschrift5"/>
@@ -9769,9 +9810,9 @@
         </w:pict>
       </w:r>
     </w:p>
-    <w:bookmarkEnd w:id="203"/>
-    <w:bookmarkEnd w:id="204"/>
-    <w:bookmarkStart w:id="208" w:name="sec:pxl-pinphun"/>
+    <w:bookmarkEnd w:id="205"/>
+    <w:bookmarkEnd w:id="206"/>
+    <w:bookmarkStart w:id="210" w:name="sec:pxl-pinphun"/>
     <w:p>
       <w:pPr>
         <w:pStyle w:val="berschrift4"/>
@@ -9806,7 +9847,7 @@
         <w:t xml:space="preserve">pxl-pinphun</w:t>
       </w:r>
     </w:p>
-    <w:bookmarkStart w:id="205" w:name="threshold-requirements-42"/>
+    <w:bookmarkStart w:id="207" w:name="threshold-requirements-42"/>
     <w:p>
       <w:pPr>
         <w:pStyle w:val="berschrift5"/>
@@ -9826,8 +9867,8 @@
         <w:t xml:space="preserve"> </w:t>
       </w:r>
     </w:p>
-    <w:bookmarkEnd w:id="205"/>
-    <w:bookmarkStart w:id="206" w:name="goal-requirements-42"/>
+    <w:bookmarkEnd w:id="207"/>
+    <w:bookmarkStart w:id="208" w:name="goal-requirements-42"/>
     <w:p>
       <w:pPr>
         <w:pStyle w:val="berschrift5"/>
@@ -9924,8 +9965,8 @@
         <w:t xml:space="preserve">Byte Order</w:t>
       </w:r>
     </w:p>
-    <w:bookmarkEnd w:id="206"/>
-    <w:bookmarkStart w:id="207" w:name="assessment-42"/>
+    <w:bookmarkEnd w:id="208"/>
+    <w:bookmarkStart w:id="209" w:name="assessment-42"/>
     <w:p>
       <w:pPr>
         <w:pStyle w:val="berschrift5"/>
@@ -9989,9 +10030,9 @@
         </w:pict>
       </w:r>
     </w:p>
-    <w:bookmarkEnd w:id="207"/>
-    <w:bookmarkEnd w:id="208"/>
-    <w:bookmarkStart w:id="212" w:name="sec:pxl-atphaci"/>
+    <w:bookmarkEnd w:id="209"/>
+    <w:bookmarkEnd w:id="210"/>
+    <w:bookmarkStart w:id="214" w:name="sec:pxl-atphaci"/>
     <w:p>
       <w:pPr>
         <w:pStyle w:val="berschrift4"/>
@@ -10026,7 +10067,7 @@
         <w:t xml:space="preserve">pxl-atphaci</w:t>
       </w:r>
     </w:p>
-    <w:bookmarkStart w:id="209" w:name="threshold-requirements-43"/>
+    <w:bookmarkStart w:id="211" w:name="threshold-requirements-43"/>
     <w:p>
       <w:pPr>
         <w:pStyle w:val="berschrift5"/>
@@ -10046,8 +10087,8 @@
         <w:t xml:space="preserve"> </w:t>
       </w:r>
     </w:p>
-    <w:bookmarkEnd w:id="209"/>
-    <w:bookmarkStart w:id="210" w:name="goal-requirements-43"/>
+    <w:bookmarkEnd w:id="211"/>
+    <w:bookmarkStart w:id="212" w:name="goal-requirements-43"/>
     <w:p>
       <w:pPr>
         <w:pStyle w:val="berschrift5"/>
@@ -10138,8 +10179,8 @@
         <w:t xml:space="preserve">Byte Order</w:t>
       </w:r>
     </w:p>
-    <w:bookmarkEnd w:id="210"/>
-    <w:bookmarkStart w:id="211" w:name="assessment-43"/>
+    <w:bookmarkEnd w:id="212"/>
+    <w:bookmarkStart w:id="213" w:name="assessment-43"/>
     <w:p>
       <w:pPr>
         <w:pStyle w:val="berschrift5"/>
@@ -10203,9 +10244,9 @@
         </w:pict>
       </w:r>
     </w:p>
-    <w:bookmarkEnd w:id="211"/>
-    <w:bookmarkEnd w:id="212"/>
-    <w:bookmarkStart w:id="216" w:name="sec:pxl-piopha"/>
+    <w:bookmarkEnd w:id="213"/>
+    <w:bookmarkEnd w:id="214"/>
+    <w:bookmarkStart w:id="218" w:name="sec:pxl-piopha"/>
     <w:p>
       <w:pPr>
         <w:pStyle w:val="berschrift4"/>
@@ -10240,7 +10281,7 @@
         <w:t xml:space="preserve">pxl-piopha</w:t>
       </w:r>
     </w:p>
-    <w:bookmarkStart w:id="213" w:name="threshold-requirements-44"/>
+    <w:bookmarkStart w:id="215" w:name="threshold-requirements-44"/>
     <w:p>
       <w:pPr>
         <w:pStyle w:val="berschrift5"/>
@@ -10260,8 +10301,8 @@
         <w:t xml:space="preserve"> </w:t>
       </w:r>
     </w:p>
-    <w:bookmarkEnd w:id="213"/>
-    <w:bookmarkStart w:id="214" w:name="goal-requirements-44"/>
+    <w:bookmarkEnd w:id="215"/>
+    <w:bookmarkStart w:id="216" w:name="goal-requirements-44"/>
     <w:p>
       <w:pPr>
         <w:pStyle w:val="berschrift5"/>
@@ -10352,8 +10393,8 @@
         <w:t xml:space="preserve">Byte Order</w:t>
       </w:r>
     </w:p>
-    <w:bookmarkEnd w:id="214"/>
-    <w:bookmarkStart w:id="215" w:name="assessment-44"/>
+    <w:bookmarkEnd w:id="216"/>
+    <w:bookmarkStart w:id="217" w:name="assessment-44"/>
     <w:p>
       <w:pPr>
         <w:pStyle w:val="berschrift5"/>
@@ -10410,10 +10451,10 @@
         <w:t xml:space="preserve">Recommended Requirement Modification:</w:t>
       </w:r>
     </w:p>
-    <w:bookmarkEnd w:id="215"/>
-    <w:bookmarkEnd w:id="216"/>
     <w:bookmarkEnd w:id="217"/>
-    <w:bookmarkStart w:id="242" w:name="sec:rcm"/>
+    <w:bookmarkEnd w:id="218"/>
+    <w:bookmarkEnd w:id="219"/>
+    <w:bookmarkStart w:id="244" w:name="sec:rcm"/>
     <w:p>
       <w:pPr>
         <w:pStyle w:val="berschrift3"/>
@@ -10457,7 +10498,7 @@
         <w:t xml:space="preserve">The requirements below must be met for all pixels/samples/observations in a collection.</w:t>
       </w:r>
     </w:p>
-    <w:bookmarkStart w:id="221" w:name="sec:rcm-cngform"/>
+    <w:bookmarkStart w:id="223" w:name="sec:rcm-cngform"/>
     <w:p>
       <w:pPr>
         <w:pStyle w:val="berschrift4"/>
@@ -10492,7 +10533,7 @@
         <w:t xml:space="preserve">rcm-cngform</w:t>
       </w:r>
     </w:p>
-    <w:bookmarkStart w:id="218" w:name="threshold-requirements-45"/>
+    <w:bookmarkStart w:id="220" w:name="threshold-requirements-45"/>
     <w:p>
       <w:pPr>
         <w:pStyle w:val="berschrift5"/>
@@ -10512,8 +10553,8 @@
         <w:t xml:space="preserve"> </w:t>
       </w:r>
     </w:p>
-    <w:bookmarkEnd w:id="218"/>
-    <w:bookmarkStart w:id="219" w:name="goal-requirements-45"/>
+    <w:bookmarkEnd w:id="220"/>
+    <w:bookmarkStart w:id="221" w:name="goal-requirements-45"/>
     <w:p>
       <w:pPr>
         <w:pStyle w:val="berschrift5"/>
@@ -10530,8 +10571,8 @@
         <w:t xml:space="preserve">All files are provided using cloud-optimized file formats.</w:t>
       </w:r>
     </w:p>
-    <w:bookmarkEnd w:id="219"/>
-    <w:bookmarkStart w:id="220" w:name="assessment-45"/>
+    <w:bookmarkEnd w:id="221"/>
+    <w:bookmarkStart w:id="222" w:name="assessment-45"/>
     <w:p>
       <w:pPr>
         <w:pStyle w:val="berschrift5"/>
@@ -10595,9 +10636,9 @@
         </w:pict>
       </w:r>
     </w:p>
-    <w:bookmarkEnd w:id="220"/>
-    <w:bookmarkEnd w:id="221"/>
-    <w:bookmarkStart w:id="225" w:name="sec:rcm-backsca-gslc"/>
+    <w:bookmarkEnd w:id="222"/>
+    <w:bookmarkEnd w:id="223"/>
+    <w:bookmarkStart w:id="227" w:name="sec:rcm-backsca-gslc"/>
     <w:p>
       <w:pPr>
         <w:pStyle w:val="berschrift4"/>
@@ -10632,7 +10673,7 @@
         <w:t xml:space="preserve">rcm-backsca-gslc</w:t>
       </w:r>
     </w:p>
-    <w:bookmarkStart w:id="222" w:name="threshold-requirements-46"/>
+    <w:bookmarkStart w:id="224" w:name="threshold-requirements-46"/>
     <w:p>
       <w:pPr>
         <w:pStyle w:val="berschrift5"/>
@@ -10783,8 +10824,8 @@
         <w:t xml:space="preserve">Transformation to the logarithm decibel scale is not required or desired as this step can be easily completed by the user if necessary.</w:t>
       </w:r>
     </w:p>
-    <w:bookmarkEnd w:id="222"/>
-    <w:bookmarkStart w:id="223" w:name="goal-requirements-46"/>
+    <w:bookmarkEnd w:id="224"/>
+    <w:bookmarkStart w:id="225" w:name="goal-requirements-46"/>
     <w:p>
       <w:pPr>
         <w:pStyle w:val="berschrift5"/>
@@ -10804,8 +10845,8 @@
         <w:t xml:space="preserve"> </w:t>
       </w:r>
     </w:p>
-    <w:bookmarkEnd w:id="223"/>
-    <w:bookmarkStart w:id="224" w:name="assessment-46"/>
+    <w:bookmarkEnd w:id="225"/>
+    <w:bookmarkStart w:id="226" w:name="assessment-46"/>
     <w:p>
       <w:pPr>
         <w:pStyle w:val="berschrift5"/>
@@ -10869,9 +10910,9 @@
         </w:pict>
       </w:r>
     </w:p>
-    <w:bookmarkEnd w:id="224"/>
-    <w:bookmarkEnd w:id="225"/>
-    <w:bookmarkStart w:id="229" w:name="sec:rcm-scaconv"/>
+    <w:bookmarkEnd w:id="226"/>
+    <w:bookmarkEnd w:id="227"/>
+    <w:bookmarkStart w:id="231" w:name="sec:rcm-scaconv"/>
     <w:p>
       <w:pPr>
         <w:pStyle w:val="berschrift4"/>
@@ -10906,7 +10947,7 @@
         <w:t xml:space="preserve">rcm-scaconv</w:t>
       </w:r>
     </w:p>
-    <w:bookmarkStart w:id="226" w:name="threshold-requirements-47"/>
+    <w:bookmarkStart w:id="228" w:name="threshold-requirements-47"/>
     <w:p>
       <w:pPr>
         <w:pStyle w:val="berschrift5"/>
@@ -10923,8 +10964,8 @@
         <w:t xml:space="preserve">If applicable, indicate the equation to convert pixel linear amplitude/power to logarithmic decibel scale, including, if applicable, the associated calibration (dB offset) factor, and/or the equation used to convert compressed data (int8/int16/float16) to float32.</w:t>
       </w:r>
     </w:p>
-    <w:bookmarkEnd w:id="226"/>
-    <w:bookmarkStart w:id="227" w:name="goal-requirements-47"/>
+    <w:bookmarkEnd w:id="228"/>
+    <w:bookmarkStart w:id="229" w:name="goal-requirements-47"/>
     <w:p>
       <w:pPr>
         <w:pStyle w:val="berschrift5"/>
@@ -10941,8 +10982,8 @@
         <w:t xml:space="preserve">As threshold, but use of float32.</w:t>
       </w:r>
     </w:p>
-    <w:bookmarkEnd w:id="227"/>
-    <w:bookmarkStart w:id="228" w:name="assessment-47"/>
+    <w:bookmarkEnd w:id="229"/>
+    <w:bookmarkStart w:id="230" w:name="assessment-47"/>
     <w:p>
       <w:pPr>
         <w:pStyle w:val="berschrift5"/>
@@ -11006,9 +11047,9 @@
         </w:pict>
       </w:r>
     </w:p>
-    <w:bookmarkEnd w:id="228"/>
-    <w:bookmarkEnd w:id="229"/>
-    <w:bookmarkStart w:id="233" w:name="sec:rcm-noiser"/>
+    <w:bookmarkEnd w:id="230"/>
+    <w:bookmarkEnd w:id="231"/>
+    <w:bookmarkStart w:id="235" w:name="sec:rcm-noiser"/>
     <w:p>
       <w:pPr>
         <w:pStyle w:val="berschrift4"/>
@@ -11043,7 +11084,7 @@
         <w:t xml:space="preserve">rcm-noiser</w:t>
       </w:r>
     </w:p>
-    <w:bookmarkStart w:id="230" w:name="threshold-requirements-48"/>
+    <w:bookmarkStart w:id="232" w:name="threshold-requirements-48"/>
     <w:p>
       <w:pPr>
         <w:pStyle w:val="berschrift5"/>
@@ -11086,8 +11127,8 @@
         <w:t xml:space="preserve">Thermal noise removal and image border noise removal to remove overall scene noise and scene edge artefacts, respectively.</w:t>
       </w:r>
     </w:p>
-    <w:bookmarkEnd w:id="230"/>
-    <w:bookmarkStart w:id="231" w:name="goal-requirements-48"/>
+    <w:bookmarkEnd w:id="232"/>
+    <w:bookmarkStart w:id="233" w:name="goal-requirements-48"/>
     <w:p>
       <w:pPr>
         <w:pStyle w:val="berschrift5"/>
@@ -11107,8 +11148,8 @@
         <w:t xml:space="preserve"> </w:t>
       </w:r>
     </w:p>
-    <w:bookmarkEnd w:id="231"/>
-    <w:bookmarkStart w:id="232" w:name="assessment-48"/>
+    <w:bookmarkEnd w:id="233"/>
+    <w:bookmarkStart w:id="234" w:name="assessment-48"/>
     <w:p>
       <w:pPr>
         <w:pStyle w:val="berschrift5"/>
@@ -11172,9 +11213,9 @@
         </w:pict>
       </w:r>
     </w:p>
-    <w:bookmarkEnd w:id="232"/>
-    <w:bookmarkEnd w:id="233"/>
-    <w:bookmarkStart w:id="237" w:name="sec:rcm-radtalg-gslc"/>
+    <w:bookmarkEnd w:id="234"/>
+    <w:bookmarkEnd w:id="235"/>
+    <w:bookmarkStart w:id="239" w:name="sec:rcm-radtalg-gslc"/>
     <w:p>
       <w:pPr>
         <w:pStyle w:val="berschrift4"/>
@@ -11209,7 +11250,7 @@
         <w:t xml:space="preserve">rcm-radtalg-gslc</w:t>
       </w:r>
     </w:p>
-    <w:bookmarkStart w:id="234" w:name="threshold-requirements-49"/>
+    <w:bookmarkStart w:id="236" w:name="threshold-requirements-49"/>
     <w:p>
       <w:pPr>
         <w:pStyle w:val="berschrift5"/>
@@ -11229,8 +11270,8 @@
         <w:t xml:space="preserve"> </w:t>
       </w:r>
     </w:p>
-    <w:bookmarkEnd w:id="234"/>
-    <w:bookmarkStart w:id="235" w:name="goal-requirements-49"/>
+    <w:bookmarkEnd w:id="236"/>
+    <w:bookmarkStart w:id="237" w:name="goal-requirements-49"/>
     <w:p>
       <w:pPr>
         <w:pStyle w:val="berschrift5"/>
@@ -11347,8 +11388,8 @@
         <w:t xml:space="preserve">Examples of technical documentation include an Algorithm, Theoretical Basis Document, product user guide, etc.</w:t>
       </w:r>
     </w:p>
-    <w:bookmarkEnd w:id="235"/>
-    <w:bookmarkStart w:id="236" w:name="assessment-49"/>
+    <w:bookmarkEnd w:id="237"/>
+    <w:bookmarkStart w:id="238" w:name="assessment-49"/>
     <w:p>
       <w:pPr>
         <w:pStyle w:val="berschrift5"/>
@@ -11412,9 +11453,9 @@
         </w:pict>
       </w:r>
     </w:p>
-    <w:bookmarkEnd w:id="236"/>
-    <w:bookmarkEnd w:id="237"/>
-    <w:bookmarkStart w:id="241" w:name="sec:rcm-radacc-sar"/>
+    <w:bookmarkEnd w:id="238"/>
+    <w:bookmarkEnd w:id="239"/>
+    <w:bookmarkStart w:id="243" w:name="sec:rcm-radacc-sar"/>
     <w:p>
       <w:pPr>
         <w:pStyle w:val="berschrift4"/>
@@ -11449,7 +11490,7 @@
         <w:t xml:space="preserve">rcm-radacc-sar</w:t>
       </w:r>
     </w:p>
-    <w:bookmarkStart w:id="238" w:name="threshold-requirements-50"/>
+    <w:bookmarkStart w:id="240" w:name="threshold-requirements-50"/>
     <w:p>
       <w:pPr>
         <w:pStyle w:val="berschrift5"/>
@@ -11469,8 +11510,8 @@
         <w:t xml:space="preserve"> </w:t>
       </w:r>
     </w:p>
-    <w:bookmarkEnd w:id="238"/>
-    <w:bookmarkStart w:id="239" w:name="goal-requirements-50"/>
+    <w:bookmarkEnd w:id="240"/>
+    <w:bookmarkStart w:id="241" w:name="goal-requirements-50"/>
     <w:p>
       <w:pPr>
         <w:pStyle w:val="berschrift5"/>
@@ -11536,8 +11577,8 @@
         <w:t xml:space="preserve">SI traceability is achieved.</w:t>
       </w:r>
     </w:p>
-    <w:bookmarkEnd w:id="239"/>
-    <w:bookmarkStart w:id="240" w:name="assessment-50"/>
+    <w:bookmarkEnd w:id="241"/>
+    <w:bookmarkStart w:id="242" w:name="assessment-50"/>
     <w:p>
       <w:pPr>
         <w:pStyle w:val="berschrift5"/>
@@ -11594,10 +11635,10 @@
         <w:t xml:space="preserve">Recommended Requirement Modification:</w:t>
       </w:r>
     </w:p>
-    <w:bookmarkEnd w:id="240"/>
-    <w:bookmarkEnd w:id="241"/>
     <w:bookmarkEnd w:id="242"/>
-    <w:bookmarkStart w:id="263" w:name="sec:gcor"/>
+    <w:bookmarkEnd w:id="243"/>
+    <w:bookmarkEnd w:id="244"/>
+    <w:bookmarkStart w:id="265" w:name="sec:gcor"/>
     <w:p>
       <w:pPr>
         <w:pStyle w:val="berschrift3"/>
@@ -11629,7 +11670,7 @@
         <w:t xml:space="preserve">This section specifies any geometric correction requirements that must be met in order for the data to be analysis ready.</w:t>
       </w:r>
     </w:p>
-    <w:bookmarkStart w:id="246" w:name="sec:gcor-geocalg"/>
+    <w:bookmarkStart w:id="248" w:name="sec:gcor-geocalg"/>
     <w:p>
       <w:pPr>
         <w:pStyle w:val="berschrift4"/>
@@ -11664,7 +11705,7 @@
         <w:t xml:space="preserve">gcor-geocalg</w:t>
       </w:r>
     </w:p>
-    <w:bookmarkStart w:id="243" w:name="threshold-requirements-51"/>
+    <w:bookmarkStart w:id="245" w:name="threshold-requirements-51"/>
     <w:p>
       <w:pPr>
         <w:pStyle w:val="berschrift5"/>
@@ -11684,8 +11725,8 @@
         <w:t xml:space="preserve"> </w:t>
       </w:r>
     </w:p>
-    <w:bookmarkEnd w:id="243"/>
-    <w:bookmarkStart w:id="244" w:name="goal-requirements-51"/>
+    <w:bookmarkEnd w:id="245"/>
+    <w:bookmarkStart w:id="246" w:name="goal-requirements-51"/>
     <w:p>
       <w:pPr>
         <w:pStyle w:val="berschrift5"/>
@@ -11770,8 +11811,8 @@
         <w:t xml:space="preserve">Examples of technical documentation can include e.g., an Algorithm Theoretical Basis Document (ATBD) or a product user guide.</w:t>
       </w:r>
     </w:p>
-    <w:bookmarkEnd w:id="244"/>
-    <w:bookmarkStart w:id="245" w:name="assessment-51"/>
+    <w:bookmarkEnd w:id="246"/>
+    <w:bookmarkStart w:id="247" w:name="assessment-51"/>
     <w:p>
       <w:pPr>
         <w:pStyle w:val="berschrift5"/>
@@ -11835,9 +11876,9 @@
         </w:pict>
       </w:r>
     </w:p>
-    <w:bookmarkEnd w:id="245"/>
-    <w:bookmarkEnd w:id="246"/>
-    <w:bookmarkStart w:id="250" w:name="sec:gcor-cdem"/>
+    <w:bookmarkEnd w:id="247"/>
+    <w:bookmarkEnd w:id="248"/>
+    <w:bookmarkStart w:id="252" w:name="sec:gcor-cdem"/>
     <w:p>
       <w:pPr>
         <w:pStyle w:val="berschrift4"/>
@@ -11884,7 +11925,7 @@
         <w:t xml:space="preserve">Usage: For products including land areas.</w:t>
       </w:r>
     </w:p>
-    <w:bookmarkStart w:id="247" w:name="threshold-requirements-52"/>
+    <w:bookmarkStart w:id="249" w:name="threshold-requirements-52"/>
     <w:p>
       <w:pPr>
         <w:pStyle w:val="berschrift5"/>
@@ -11929,8 +11970,8 @@
         <w:t xml:space="preserve">Provide reference to Earth Gravitational Model (EGM) used for geometric correction.</w:t>
       </w:r>
     </w:p>
-    <w:bookmarkEnd w:id="247"/>
-    <w:bookmarkStart w:id="248" w:name="goal-requirements-52"/>
+    <w:bookmarkEnd w:id="249"/>
+    <w:bookmarkStart w:id="250" w:name="goal-requirements-52"/>
     <w:p>
       <w:pPr>
         <w:pStyle w:val="berschrift5"/>
@@ -11981,8 +12022,8 @@
         <w:t xml:space="preserve">Method used for resampling the EGM.</w:t>
       </w:r>
     </w:p>
-    <w:bookmarkEnd w:id="248"/>
-    <w:bookmarkStart w:id="249" w:name="assessment-52"/>
+    <w:bookmarkEnd w:id="250"/>
+    <w:bookmarkStart w:id="251" w:name="assessment-52"/>
     <w:p>
       <w:pPr>
         <w:pStyle w:val="berschrift5"/>
@@ -12046,9 +12087,9 @@
         </w:pict>
       </w:r>
     </w:p>
-    <w:bookmarkEnd w:id="249"/>
-    <w:bookmarkEnd w:id="250"/>
-    <w:bookmarkStart w:id="254" w:name="sec:gcor-geomacc-sar"/>
+    <w:bookmarkEnd w:id="251"/>
+    <w:bookmarkEnd w:id="252"/>
+    <w:bookmarkStart w:id="256" w:name="sec:gcor-geomacc-sar"/>
     <w:p>
       <w:pPr>
         <w:pStyle w:val="berschrift4"/>
@@ -12083,7 +12124,7 @@
         <w:t xml:space="preserve">gcor-geomacc-sar</w:t>
       </w:r>
     </w:p>
-    <w:bookmarkStart w:id="251" w:name="threshold-requirements-53"/>
+    <w:bookmarkStart w:id="253" w:name="threshold-requirements-53"/>
     <w:p>
       <w:pPr>
         <w:pStyle w:val="berschrift5"/>
@@ -12176,8 +12217,8 @@
         <w:t xml:space="preserve">The ALE is not typically assessed for every processed image, but through an ALE assessment by the data processing team characterizing all or (usually a subset) of the generated products.</w:t>
       </w:r>
     </w:p>
-    <w:bookmarkEnd w:id="251"/>
-    <w:bookmarkStart w:id="252" w:name="goal-requirements-53"/>
+    <w:bookmarkEnd w:id="253"/>
+    <w:bookmarkStart w:id="254" w:name="goal-requirements-53"/>
     <w:p>
       <w:pPr>
         <w:pStyle w:val="berschrift5"/>
@@ -12202,8 +12243,8 @@
         <w:t xml:space="preserve">Provide documentation of estimates of ALE as DOI or URL.</w:t>
       </w:r>
     </w:p>
-    <w:bookmarkEnd w:id="252"/>
-    <w:bookmarkStart w:id="253" w:name="assessment-53"/>
+    <w:bookmarkEnd w:id="254"/>
+    <w:bookmarkStart w:id="255" w:name="assessment-53"/>
     <w:p>
       <w:pPr>
         <w:pStyle w:val="berschrift5"/>
@@ -12267,9 +12308,9 @@
         </w:pict>
       </w:r>
     </w:p>
-    <w:bookmarkEnd w:id="253"/>
-    <w:bookmarkEnd w:id="254"/>
-    <w:bookmarkStart w:id="258" w:name="sec:gcor-georacc"/>
+    <w:bookmarkEnd w:id="255"/>
+    <w:bookmarkEnd w:id="256"/>
+    <w:bookmarkStart w:id="260" w:name="sec:gcor-georacc"/>
     <w:p>
       <w:pPr>
         <w:pStyle w:val="berschrift4"/>
@@ -12304,7 +12345,7 @@
         <w:t xml:space="preserve">gcor-georacc</w:t>
       </w:r>
     </w:p>
-    <w:bookmarkStart w:id="255" w:name="threshold-requirements-54"/>
+    <w:bookmarkStart w:id="257" w:name="threshold-requirements-54"/>
     <w:p>
       <w:pPr>
         <w:pStyle w:val="berschrift5"/>
@@ -12324,8 +12365,8 @@
         <w:t xml:space="preserve"> </w:t>
       </w:r>
     </w:p>
-    <w:bookmarkEnd w:id="255"/>
-    <w:bookmarkStart w:id="256" w:name="goal-requirements-54"/>
+    <w:bookmarkEnd w:id="257"/>
+    <w:bookmarkStart w:id="258" w:name="goal-requirements-54"/>
     <w:p>
       <w:pPr>
         <w:pStyle w:val="berschrift5"/>
@@ -12378,8 +12419,8 @@
         <w:t xml:space="preserve">Methodology used (name and reference), quality flag, geometric standard deviation values should be provided.</w:t>
       </w:r>
     </w:p>
-    <w:bookmarkEnd w:id="256"/>
-    <w:bookmarkStart w:id="257" w:name="assessment-54"/>
+    <w:bookmarkEnd w:id="258"/>
+    <w:bookmarkStart w:id="259" w:name="assessment-54"/>
     <w:p>
       <w:pPr>
         <w:pStyle w:val="berschrift5"/>
@@ -12443,9 +12484,9 @@
         </w:pict>
       </w:r>
     </w:p>
-    <w:bookmarkEnd w:id="257"/>
-    <w:bookmarkEnd w:id="258"/>
-    <w:bookmarkStart w:id="262" w:name="sec:gcor-gridconv"/>
+    <w:bookmarkEnd w:id="259"/>
+    <w:bookmarkEnd w:id="260"/>
+    <w:bookmarkStart w:id="264" w:name="sec:gcor-gridconv"/>
     <w:p>
       <w:pPr>
         <w:pStyle w:val="berschrift4"/>
@@ -12480,7 +12521,7 @@
         <w:t xml:space="preserve">gcor-gridconv</w:t>
       </w:r>
     </w:p>
-    <w:bookmarkStart w:id="259" w:name="threshold-requirements-55"/>
+    <w:bookmarkStart w:id="261" w:name="threshold-requirements-55"/>
     <w:p>
       <w:pPr>
         <w:pStyle w:val="berschrift5"/>
@@ -12535,8 +12576,8 @@
         <w:t xml:space="preserve">If a product hierarchy of resolutions exists (or is planned), the multiple resolutions should nest within each other (e.g., 12.5m, 25m, 50m, 100m, etc.), and not be disjoint.</w:t>
       </w:r>
     </w:p>
-    <w:bookmarkEnd w:id="259"/>
-    <w:bookmarkStart w:id="260" w:name="goal-requirements-55"/>
+    <w:bookmarkEnd w:id="261"/>
+    <w:bookmarkStart w:id="262" w:name="goal-requirements-55"/>
     <w:p>
       <w:pPr>
         <w:pStyle w:val="berschrift5"/>
@@ -12583,8 +12624,8 @@
         <w:t xml:space="preserve">For products presented in geographic coordinates (latitude and longitude), the origin should be set to an integer multiple of samples in relation to the closest integer degree.</w:t>
       </w:r>
     </w:p>
-    <w:bookmarkEnd w:id="260"/>
-    <w:bookmarkStart w:id="261" w:name="assessment-55"/>
+    <w:bookmarkEnd w:id="262"/>
+    <w:bookmarkStart w:id="263" w:name="assessment-55"/>
     <w:p>
       <w:pPr>
         <w:pStyle w:val="berschrift5"/>
@@ -12646,11 +12687,11 @@
         <w:br w:type="page"/>
       </w:r>
     </w:p>
-    <w:bookmarkEnd w:id="261"/>
-    <w:bookmarkEnd w:id="262"/>
     <w:bookmarkEnd w:id="263"/>
     <w:bookmarkEnd w:id="264"/>
-    <w:bookmarkStart w:id="271" w:name="summary-self-assessment-table"/>
+    <w:bookmarkEnd w:id="265"/>
+    <w:bookmarkEnd w:id="266"/>
+    <w:bookmarkStart w:id="273" w:name="summary-self-assessment-table"/>
     <w:p>
       <w:pPr>
         <w:pStyle w:val="berschrift2"/>
@@ -12659,7 +12700,7 @@
         <w:t xml:space="preserve">Summary Self-Assessment Table</w:t>
       </w:r>
     </w:p>
-    <w:bookmarkStart w:id="265" w:name="general-metadata"/>
+    <w:bookmarkStart w:id="267" w:name="general-metadata"/>
     <w:p>
       <w:pPr>
         <w:pStyle w:val="berschrift3"/>
@@ -12979,8 +13020,8 @@
         </w:tc>
       </w:tr>
     </w:tbl>
-    <w:bookmarkEnd w:id="265"/>
-    <w:bookmarkStart w:id="266" w:name="source-metadata"/>
+    <w:bookmarkEnd w:id="267"/>
+    <w:bookmarkStart w:id="268" w:name="source-metadata"/>
     <w:p>
       <w:pPr>
         <w:pStyle w:val="berschrift3"/>
@@ -13669,8 +13710,8 @@
         </w:tc>
       </w:tr>
     </w:tbl>
-    <w:bookmarkEnd w:id="266"/>
-    <w:bookmarkStart w:id="267" w:name="product-metadata"/>
+    <w:bookmarkEnd w:id="268"/>
+    <w:bookmarkStart w:id="269" w:name="product-metadata"/>
     <w:p>
       <w:pPr>
         <w:pStyle w:val="berschrift3"/>
@@ -14348,8 +14389,8 @@
         </w:tc>
       </w:tr>
     </w:tbl>
-    <w:bookmarkEnd w:id="267"/>
-    <w:bookmarkStart w:id="268" w:name="per-pixel-metadata"/>
+    <w:bookmarkEnd w:id="269"/>
+    <w:bookmarkStart w:id="270" w:name="per-pixel-metadata"/>
     <w:p>
       <w:pPr>
         <w:pStyle w:val="berschrift3"/>
@@ -15164,8 +15205,8 @@
         </w:tc>
       </w:tr>
     </w:tbl>
-    <w:bookmarkEnd w:id="268"/>
-    <w:bookmarkStart w:id="269" w:name="radiometrically-corrected-measurements"/>
+    <w:bookmarkEnd w:id="270"/>
+    <w:bookmarkStart w:id="271" w:name="radiometrically-corrected-measurements"/>
     <w:p>
       <w:pPr>
         <w:pStyle w:val="berschrift3"/>
@@ -15537,8 +15578,8 @@
         </w:tc>
       </w:tr>
     </w:tbl>
-    <w:bookmarkEnd w:id="269"/>
-    <w:bookmarkStart w:id="270" w:name="geometric-corrections"/>
+    <w:bookmarkEnd w:id="271"/>
+    <w:bookmarkStart w:id="272" w:name="geometric-corrections"/>
     <w:p>
       <w:pPr>
         <w:pStyle w:val="berschrift3"/>
@@ -15847,9 +15888,9 @@
         <w:br w:type="page"/>
       </w:r>
     </w:p>
-    <w:bookmarkEnd w:id="270"/>
-    <w:bookmarkEnd w:id="271"/>
-    <w:bookmarkStart w:id="276" w:name="introduction"/>
+    <w:bookmarkEnd w:id="272"/>
+    <w:bookmarkEnd w:id="273"/>
+    <w:bookmarkStart w:id="278" w:name="introduction"/>
     <w:p>
       <w:pPr>
         <w:pStyle w:val="berschrift2"/>
@@ -15878,7 +15919,7 @@
         <w:t xml:space="preserve">This Guidance material does not replace or override the specifications.</w:t>
       </w:r>
     </w:p>
-    <w:bookmarkStart w:id="272" w:name="sec:intro-what-are-ceos-ard-products"/>
+    <w:bookmarkStart w:id="274" w:name="sec:intro-what-are-ceos-ard-products"/>
     <w:p>
       <w:pPr>
         <w:pStyle w:val="berschrift3"/>
@@ -15937,8 +15978,8 @@
         <w:t xml:space="preserve">for other types of satellite products.</w:t>
       </w:r>
     </w:p>
-    <w:bookmarkEnd w:id="272"/>
-    <w:bookmarkStart w:id="274" w:name="sec:intro-when-is-a-product-ceos-ard"/>
+    <w:bookmarkEnd w:id="274"/>
+    <w:bookmarkStart w:id="276" w:name="sec:intro-when-is-a-product-ceos-ard"/>
     <w:p>
       <w:pPr>
         <w:pStyle w:val="berschrift3"/>
@@ -15989,7 +16030,7 @@
       <w:r>
         <w:t xml:space="preserve"> </w:t>
       </w:r>
-      <w:hyperlink r:id="rId273">
+      <w:hyperlink r:id="rId275">
         <w:r>
           <w:rPr>
             <w:rStyle w:val="Hyperlink"/>
@@ -16009,8 +16050,8 @@
         <w:t xml:space="preserve">A product can continue to use CEOS-ARD branding as long as its generation and distribution remain consistent with the peer-reviewed assessment.</w:t>
       </w:r>
     </w:p>
-    <w:bookmarkEnd w:id="274"/>
-    <w:bookmarkStart w:id="275" w:name="sec:intro-difference-threshold-goal"/>
+    <w:bookmarkEnd w:id="276"/>
+    <w:bookmarkStart w:id="277" w:name="sec:intro-difference-threshold-goal"/>
     <w:p>
       <w:pPr>
         <w:pStyle w:val="berschrift3"/>
@@ -16213,9 +16254,9 @@
         <w:br w:type="page"/>
       </w:r>
     </w:p>
-    <w:bookmarkEnd w:id="275"/>
-    <w:bookmarkEnd w:id="276"/>
-    <w:bookmarkStart w:id="295" w:name="references"/>
+    <w:bookmarkEnd w:id="277"/>
+    <w:bookmarkEnd w:id="278"/>
+    <w:bookmarkStart w:id="297" w:name="references"/>
     <w:p>
       <w:pPr>
         <w:pStyle w:val="berschrift2"/>
@@ -16224,8 +16265,8 @@
         <w:t xml:space="preserve">References</w:t>
       </w:r>
     </w:p>
-    <w:bookmarkStart w:id="294" w:name="refs"/>
-    <w:bookmarkStart w:id="277" w:name="ref-iso19115_2_2009"/>
+    <w:bookmarkStart w:id="296" w:name="refs"/>
+    <w:bookmarkStart w:id="279" w:name="ref-iso19115_2_2009"/>
     <w:p>
       <w:pPr>
         <w:pStyle w:val="Literaturverzeichnis"/>
@@ -16252,8 +16293,8 @@
         <w:t xml:space="preserve">Standard. Geneva, CH: International Organization for Standardization.</w:t>
       </w:r>
     </w:p>
-    <w:bookmarkEnd w:id="277"/>
-    <w:bookmarkStart w:id="279" w:name="ref-lee2009"/>
+    <w:bookmarkEnd w:id="279"/>
+    <w:bookmarkStart w:id="281" w:name="ref-lee2009"/>
     <w:p>
       <w:pPr>
         <w:pStyle w:val="Literaturverzeichnis"/>
@@ -16286,7 +16327,7 @@
       <w:r>
         <w:t xml:space="preserve"> </w:t>
       </w:r>
-      <w:hyperlink r:id="rId278">
+      <w:hyperlink r:id="rId280">
         <w:r>
           <w:rPr>
             <w:rStyle w:val="Hyperlink"/>
@@ -16298,8 +16339,8 @@
         <w:t xml:space="preserve">.</w:t>
       </w:r>
     </w:p>
-    <w:bookmarkEnd w:id="279"/>
-    <w:bookmarkStart w:id="281" w:name="ref-raney2012"/>
+    <w:bookmarkEnd w:id="281"/>
+    <w:bookmarkStart w:id="283" w:name="ref-raney2012"/>
     <w:p>
       <w:pPr>
         <w:pStyle w:val="Literaturverzeichnis"/>
@@ -16332,7 +16373,7 @@
       <w:r>
         <w:t xml:space="preserve"> </w:t>
       </w:r>
-      <w:hyperlink r:id="rId280">
+      <w:hyperlink r:id="rId282">
         <w:r>
           <w:rPr>
             <w:rStyle w:val="Hyperlink"/>
@@ -16344,8 +16385,8 @@
         <w:t xml:space="preserve">.</w:t>
       </w:r>
     </w:p>
-    <w:bookmarkEnd w:id="281"/>
-    <w:bookmarkStart w:id="283" w:name="ref-shiroma2022"/>
+    <w:bookmarkEnd w:id="283"/>
+    <w:bookmarkStart w:id="285" w:name="ref-shiroma2022"/>
     <w:p>
       <w:pPr>
         <w:pStyle w:val="Literaturverzeichnis"/>
@@ -16378,7 +16419,7 @@
       <w:r>
         <w:t xml:space="preserve"> </w:t>
       </w:r>
-      <w:hyperlink r:id="rId282">
+      <w:hyperlink r:id="rId284">
         <w:r>
           <w:rPr>
             <w:rStyle w:val="Hyperlink"/>
@@ -16390,8 +16431,8 @@
         <w:t xml:space="preserve">.</w:t>
       </w:r>
     </w:p>
-    <w:bookmarkEnd w:id="283"/>
-    <w:bookmarkStart w:id="285" w:name="ref-small2011"/>
+    <w:bookmarkEnd w:id="285"/>
+    <w:bookmarkStart w:id="287" w:name="ref-small2011"/>
     <w:p>
       <w:pPr>
         <w:pStyle w:val="Literaturverzeichnis"/>
@@ -16424,7 +16465,7 @@
       <w:r>
         <w:t xml:space="preserve"> </w:t>
       </w:r>
-      <w:hyperlink r:id="rId284">
+      <w:hyperlink r:id="rId286">
         <w:r>
           <w:rPr>
             <w:rStyle w:val="Hyperlink"/>
@@ -16436,8 +16477,8 @@
         <w:t xml:space="preserve">.</w:t>
       </w:r>
     </w:p>
-    <w:bookmarkEnd w:id="285"/>
-    <w:bookmarkStart w:id="287" w:name="ref-yamaguchi2011"/>
+    <w:bookmarkEnd w:id="287"/>
+    <w:bookmarkStart w:id="289" w:name="ref-yamaguchi2011"/>
     <w:p>
       <w:pPr>
         <w:pStyle w:val="Literaturverzeichnis"/>
@@ -16470,7 +16511,7 @@
       <w:r>
         <w:t xml:space="preserve"> </w:t>
       </w:r>
-      <w:hyperlink r:id="rId286">
+      <w:hyperlink r:id="rId288">
         <w:r>
           <w:rPr>
             <w:rStyle w:val="Hyperlink"/>
@@ -16482,8 +16523,8 @@
         <w:t xml:space="preserve">.</w:t>
       </w:r>
     </w:p>
-    <w:bookmarkEnd w:id="287"/>
-    <w:bookmarkStart w:id="289" w:name="ref-zebker2017"/>
+    <w:bookmarkEnd w:id="289"/>
+    <w:bookmarkStart w:id="291" w:name="ref-zebker2017"/>
     <w:p>
       <w:pPr>
         <w:pStyle w:val="Literaturverzeichnis"/>
@@ -16516,7 +16557,7 @@
       <w:r>
         <w:t xml:space="preserve"> </w:t>
       </w:r>
-      <w:hyperlink r:id="rId288">
+      <w:hyperlink r:id="rId290">
         <w:r>
           <w:rPr>
             <w:rStyle w:val="Hyperlink"/>
@@ -16528,8 +16569,8 @@
         <w:t xml:space="preserve">.</w:t>
       </w:r>
     </w:p>
-    <w:bookmarkEnd w:id="289"/>
-    <w:bookmarkStart w:id="291" w:name="ref-zebker2010"/>
+    <w:bookmarkEnd w:id="291"/>
+    <w:bookmarkStart w:id="293" w:name="ref-zebker2010"/>
     <w:p>
       <w:pPr>
         <w:pStyle w:val="Literaturverzeichnis"/>
@@ -16562,7 +16603,7 @@
       <w:r>
         <w:t xml:space="preserve"> </w:t>
       </w:r>
-      <w:hyperlink r:id="rId290">
+      <w:hyperlink r:id="rId292">
         <w:r>
           <w:rPr>
             <w:rStyle w:val="Hyperlink"/>
@@ -16574,8 +16615,8 @@
         <w:t xml:space="preserve">.</w:t>
       </w:r>
     </w:p>
-    <w:bookmarkEnd w:id="291"/>
-    <w:bookmarkStart w:id="293" w:name="ref-zheng2017"/>
+    <w:bookmarkEnd w:id="293"/>
+    <w:bookmarkStart w:id="295" w:name="ref-zheng2017"/>
     <w:p>
       <w:pPr>
         <w:pStyle w:val="Literaturverzeichnis"/>
@@ -16608,7 +16649,7 @@
       <w:r>
         <w:t xml:space="preserve"> </w:t>
       </w:r>
-      <w:hyperlink r:id="rId292">
+      <w:hyperlink r:id="rId294">
         <w:r>
           <w:rPr>
             <w:rStyle w:val="Hyperlink"/>
@@ -16620,15 +16661,15 @@
         <w:t xml:space="preserve">.</w:t>
       </w:r>
     </w:p>
-    <w:bookmarkEnd w:id="293"/>
-    <w:bookmarkEnd w:id="294"/>
+    <w:bookmarkEnd w:id="295"/>
+    <w:bookmarkEnd w:id="296"/>
     <w:p>
       <w:r>
         <w:br w:type="page"/>
       </w:r>
     </w:p>
-    <w:bookmarkEnd w:id="295"/>
-    <w:bookmarkStart w:id="349" w:name="annexes"/>
+    <w:bookmarkEnd w:id="297"/>
+    <w:bookmarkStart w:id="351" w:name="annexes"/>
     <w:p>
       <w:pPr>
         <w:pStyle w:val="berschrift2"/>
@@ -16637,7 +16678,7 @@
         <w:t xml:space="preserve">Annexes</w:t>
       </w:r>
     </w:p>
-    <w:bookmarkStart w:id="297" w:name="sec:annex-sar-general-processing-roadmap"/>
+    <w:bookmarkStart w:id="299" w:name="sec:annex-sar-general-processing-roadmap"/>
     <w:p>
       <w:pPr>
         <w:pStyle w:val="berschrift3"/>
@@ -16909,7 +16950,7 @@
         <w:t xml:space="preserve">lists possible sequential steps and existing software tools (e.g., Gamma software (GAMMA, 2018)) and scripting tasks that can be used to form the CEOS-ARD SAR processing roadmap.</w:t>
       </w:r>
     </w:p>
-    <w:bookmarkStart w:id="296" w:name="tbl:sar-general-processing-roadmap-tbl1"/>
+    <w:bookmarkStart w:id="298" w:name="tbl:sar-general-processing-roadmap-tbl1"/>
     <w:p>
       <w:pPr>
         <w:pStyle w:val="TableCaption"/>
@@ -17152,9 +17193,9 @@
         </w:tc>
       </w:tr>
     </w:tbl>
-    <w:bookmarkEnd w:id="296"/>
-    <w:bookmarkEnd w:id="297"/>
-    <w:bookmarkStart w:id="309" w:name="sec:annex-sar-topographic-phase-removal"/>
+    <w:bookmarkEnd w:id="298"/>
+    <w:bookmarkEnd w:id="299"/>
+    <w:bookmarkStart w:id="311" w:name="sec:annex-sar-topographic-phase-removal"/>
     <w:p>
       <w:pPr>
         <w:pStyle w:val="berschrift3"/>
@@ -17415,7 +17456,7 @@
       <w:pPr>
         <w:pStyle w:val="Textkrper"/>
       </w:pPr>
-      <w:bookmarkStart w:id="298" w:name="eq:sar-topographic-phase-removal-eq1"/>
+      <w:bookmarkStart w:id="300" w:name="eq:sar-topographic-phase-removal-eq1"/>
       <m:oMathPara>
         <m:oMathParaPr>
           <m:jc m:val="center"/>
@@ -17592,7 +17633,7 @@
           </m:d>
         </m:oMath>
       </m:oMathPara>
-      <w:bookmarkEnd w:id="298"/>
+      <w:bookmarkEnd w:id="300"/>
     </w:p>
     <w:p>
       <w:pPr>
@@ -17606,7 +17647,7 @@
       <w:pPr>
         <w:pStyle w:val="Textkrper"/>
       </w:pPr>
-      <w:bookmarkStart w:id="299" w:name="eq:sar-topographic-phase-removal-eq2"/>
+      <w:bookmarkStart w:id="301" w:name="eq:sar-topographic-phase-removal-eq2"/>
       <m:oMathPara>
         <m:oMathParaPr>
           <m:jc m:val="center"/>
@@ -17755,7 +17796,7 @@
           </m:d>
         </m:oMath>
       </m:oMathPara>
-      <w:bookmarkEnd w:id="299"/>
+      <w:bookmarkEnd w:id="301"/>
     </w:p>
     <w:p>
       <w:pPr>
@@ -18007,7 +18048,7 @@
       <w:pPr>
         <w:pStyle w:val="Textkrper"/>
       </w:pPr>
-      <w:bookmarkStart w:id="300" w:name="eq:sar-topographic-phase-removal-eq3"/>
+      <w:bookmarkStart w:id="302" w:name="eq:sar-topographic-phase-removal-eq3"/>
       <m:oMathPara>
         <m:oMathParaPr>
           <m:jc m:val="center"/>
@@ -18147,7 +18188,7 @@
           </m:d>
         </m:oMath>
       </m:oMathPara>
-      <w:bookmarkEnd w:id="300"/>
+      <w:bookmarkEnd w:id="302"/>
     </w:p>
     <w:p>
       <w:pPr>
@@ -18409,7 +18450,7 @@
       <w:pPr>
         <w:pStyle w:val="Textkrper"/>
       </w:pPr>
-      <w:bookmarkStart w:id="301" w:name="eq:sar-topographic-phase-removal-eq4"/>
+      <w:bookmarkStart w:id="303" w:name="eq:sar-topographic-phase-removal-eq4"/>
       <m:oMathPara>
         <m:oMathParaPr>
           <m:jc m:val="center"/>
@@ -18659,13 +18700,13 @@
           </m:d>
         </m:oMath>
       </m:oMathPara>
-      <w:bookmarkEnd w:id="301"/>
+      <w:bookmarkEnd w:id="303"/>
     </w:p>
     <w:p>
       <w:pPr>
         <w:pStyle w:val="FirstParagraph"/>
       </w:pPr>
-      <w:bookmarkStart w:id="302" w:name="eq:sar-topographic-phase-removal-eq5"/>
+      <w:bookmarkStart w:id="304" w:name="eq:sar-topographic-phase-removal-eq5"/>
       <m:oMathPara>
         <m:oMathParaPr>
           <m:jc m:val="center"/>
@@ -18915,7 +18956,7 @@
           </m:d>
         </m:oMath>
       </m:oMathPara>
-      <w:bookmarkEnd w:id="302"/>
+      <w:bookmarkEnd w:id="304"/>
     </w:p>
     <w:p>
       <w:pPr>
@@ -18929,7 +18970,7 @@
       <w:pPr>
         <w:pStyle w:val="Textkrper"/>
       </w:pPr>
-      <w:bookmarkStart w:id="303" w:name="eq:sar-topographic-phase-removal-eq6"/>
+      <w:bookmarkStart w:id="305" w:name="eq:sar-topographic-phase-removal-eq6"/>
       <m:oMathPara>
         <m:oMathParaPr>
           <m:jc m:val="center"/>
@@ -19091,7 +19132,7 @@
           </m:d>
         </m:oMath>
       </m:oMathPara>
-      <w:bookmarkEnd w:id="303"/>
+      <w:bookmarkEnd w:id="305"/>
     </w:p>
     <w:p>
       <w:pPr>
@@ -19116,7 +19157,7 @@
       <w:pPr>
         <w:pStyle w:val="Textkrper"/>
       </w:pPr>
-      <w:bookmarkStart w:id="304" w:name="eq:sar-topographic-phase-removal-eq7"/>
+      <w:bookmarkStart w:id="306" w:name="eq:sar-topographic-phase-removal-eq7"/>
       <m:oMathPara>
         <m:oMathParaPr>
           <m:jc m:val="center"/>
@@ -19430,13 +19471,13 @@
           </m:d>
         </m:oMath>
       </m:oMathPara>
-      <w:bookmarkEnd w:id="304"/>
+      <w:bookmarkEnd w:id="306"/>
     </w:p>
     <w:p>
       <w:pPr>
         <w:pStyle w:val="FirstParagraph"/>
       </w:pPr>
-      <w:bookmarkStart w:id="305" w:name="eq:sar-topographic-phase-removal-eq8"/>
+      <w:bookmarkStart w:id="307" w:name="eq:sar-topographic-phase-removal-eq8"/>
       <m:oMathPara>
         <m:oMathParaPr>
           <m:jc m:val="center"/>
@@ -19686,13 +19727,13 @@
           </m:d>
         </m:oMath>
       </m:oMathPara>
-      <w:bookmarkEnd w:id="305"/>
+      <w:bookmarkEnd w:id="307"/>
     </w:p>
     <w:p>
       <w:pPr>
         <w:pStyle w:val="FirstParagraph"/>
       </w:pPr>
-      <w:bookmarkStart w:id="306" w:name="eq:sar-topographic-phase-removal-eq9"/>
+      <w:bookmarkStart w:id="308" w:name="eq:sar-topographic-phase-removal-eq9"/>
       <m:oMathPara>
         <m:oMathParaPr>
           <m:jc m:val="center"/>
@@ -19865,7 +19906,7 @@
           </m:d>
         </m:oMath>
       </m:oMathPara>
-      <w:bookmarkEnd w:id="306"/>
+      <w:bookmarkEnd w:id="308"/>
     </w:p>
     <w:p>
       <w:pPr>
@@ -19951,7 +19992,7 @@
       <w:pPr>
         <w:pStyle w:val="Textkrper"/>
       </w:pPr>
-      <w:bookmarkStart w:id="307" w:name="eq:sar-topographic-phase-removal-eq10"/>
+      <w:bookmarkStart w:id="309" w:name="eq:sar-topographic-phase-removal-eq10"/>
       <m:oMathPara>
         <m:oMathParaPr>
           <m:jc m:val="center"/>
@@ -20207,7 +20248,7 @@
           </m:d>
         </m:oMath>
       </m:oMathPara>
-      <w:bookmarkEnd w:id="307"/>
+      <w:bookmarkEnd w:id="309"/>
     </w:p>
     <w:p>
       <w:pPr>
@@ -20221,7 +20262,7 @@
       <w:pPr>
         <w:pStyle w:val="Textkrper"/>
       </w:pPr>
-      <w:bookmarkStart w:id="308" w:name="eq:sar-topographic-phase-removal-eq11"/>
+      <w:bookmarkStart w:id="310" w:name="eq:sar-topographic-phase-removal-eq11"/>
       <m:oMathPara>
         <m:oMathParaPr>
           <m:jc m:val="center"/>
@@ -20387,10 +20428,10 @@
           </m:d>
         </m:oMath>
       </m:oMathPara>
-      <w:bookmarkEnd w:id="308"/>
-    </w:p>
-    <w:bookmarkEnd w:id="309"/>
-    <w:bookmarkStart w:id="316" w:name="sec:annex-sar-pol-covmat"/>
+      <w:bookmarkEnd w:id="310"/>
+    </w:p>
+    <w:bookmarkEnd w:id="311"/>
+    <w:bookmarkStart w:id="318" w:name="sec:annex-sar-pol-covmat"/>
     <w:p>
       <w:pPr>
         <w:pStyle w:val="berschrift3"/>
@@ -20451,7 +20492,7 @@
       <w:pPr>
         <w:pStyle w:val="Textkrper"/>
       </w:pPr>
-      <w:bookmarkStart w:id="310" w:name="eq:sar-pol-covmat-eq1"/>
+      <w:bookmarkStart w:id="312" w:name="eq:sar-pol-covmat-eq1"/>
       <m:oMathPara>
         <m:oMathParaPr>
           <m:jc m:val="center"/>
@@ -20933,7 +20974,7 @@
           </m:d>
         </m:oMath>
       </m:oMathPara>
-      <w:bookmarkEnd w:id="310"/>
+      <w:bookmarkEnd w:id="312"/>
     </w:p>
     <w:p>
       <w:pPr>
@@ -20959,7 +21000,7 @@
       <w:pPr>
         <w:pStyle w:val="Textkrper"/>
       </w:pPr>
-      <w:bookmarkStart w:id="311" w:name="eq:sar-pol-covmat-eq2"/>
+      <w:bookmarkStart w:id="313" w:name="eq:sar-pol-covmat-eq2"/>
       <m:oMathPara>
         <m:oMathParaPr>
           <m:jc m:val="center"/>
@@ -21181,13 +21222,13 @@
           </m:d>
         </m:oMath>
       </m:oMathPara>
-      <w:bookmarkEnd w:id="311"/>
+      <w:bookmarkEnd w:id="313"/>
     </w:p>
     <w:p>
       <w:pPr>
         <w:pStyle w:val="FirstParagraph"/>
       </w:pPr>
-      <w:bookmarkStart w:id="312" w:name="eq:sar-pol-covmat-eq3"/>
+      <w:bookmarkStart w:id="314" w:name="eq:sar-pol-covmat-eq3"/>
       <m:oMathPara>
         <m:oMathParaPr>
           <m:jc m:val="center"/>
@@ -21409,13 +21450,13 @@
           </m:d>
         </m:oMath>
       </m:oMathPara>
-      <w:bookmarkEnd w:id="312"/>
+      <w:bookmarkEnd w:id="314"/>
     </w:p>
     <w:p>
       <w:pPr>
         <w:pStyle w:val="FirstParagraph"/>
       </w:pPr>
-      <w:bookmarkStart w:id="313" w:name="eq:eq:sar-pol-covmat-eq4"/>
+      <w:bookmarkStart w:id="315" w:name="eq:eq:sar-pol-covmat-eq4"/>
       <m:oMathPara>
         <m:oMathParaPr>
           <m:jc m:val="center"/>
@@ -21637,7 +21678,7 @@
           </m:d>
         </m:oMath>
       </m:oMathPara>
-      <w:bookmarkEnd w:id="313"/>
+      <w:bookmarkEnd w:id="315"/>
     </w:p>
     <w:p>
       <w:pPr>
@@ -21764,7 +21805,7 @@
       <w:pPr>
         <w:pStyle w:val="Textkrper"/>
       </w:pPr>
-      <w:bookmarkStart w:id="314" w:name="eq:sar-pol-covmat-eq5"/>
+      <w:bookmarkStart w:id="316" w:name="eq:sar-pol-covmat-eq5"/>
       <m:oMathPara>
         <m:oMathParaPr>
           <m:jc m:val="center"/>
@@ -22296,7 +22337,7 @@
           </m:d>
         </m:oMath>
       </m:oMathPara>
-      <w:bookmarkEnd w:id="314"/>
+      <w:bookmarkEnd w:id="316"/>
     </w:p>
     <w:p>
       <w:pPr>
@@ -22321,7 +22362,7 @@
       <w:pPr>
         <w:pStyle w:val="Textkrper"/>
       </w:pPr>
-      <w:bookmarkStart w:id="315" w:name="eq:sar-pol-covmat-eq6"/>
+      <w:bookmarkStart w:id="317" w:name="eq:sar-pol-covmat-eq6"/>
       <m:oMathPara>
         <m:oMathParaPr>
           <m:jc m:val="center"/>
@@ -22600,10 +22641,10 @@
           </m:d>
         </m:oMath>
       </m:oMathPara>
-      <w:bookmarkEnd w:id="315"/>
-    </w:p>
-    <w:bookmarkEnd w:id="316"/>
-    <w:bookmarkStart w:id="348" w:name="sec:annex-sar-gslc-example"/>
+      <w:bookmarkEnd w:id="317"/>
+    </w:p>
+    <w:bookmarkEnd w:id="318"/>
+    <w:bookmarkStart w:id="350" w:name="sec:annex-sar-gslc-example"/>
     <w:p>
       <w:pPr>
         <w:pStyle w:val="berschrift3"/>
@@ -22740,7 +22781,7 @@
       <w:pPr>
         <w:pStyle w:val="Textkrper"/>
       </w:pPr>
-      <w:bookmarkStart w:id="317" w:name="eq:sar-gslc-example-eq1"/>
+      <w:bookmarkStart w:id="319" w:name="eq:sar-gslc-example-eq1"/>
       <m:oMathPara>
         <m:oMathParaPr>
           <m:jc m:val="center"/>
@@ -22984,7 +23025,7 @@
           </m:d>
         </m:oMath>
       </m:oMathPara>
-      <w:bookmarkEnd w:id="317"/>
+      <w:bookmarkEnd w:id="319"/>
     </w:p>
     <w:p>
       <w:pPr>
@@ -23020,7 +23061,7 @@
       <w:pPr>
         <w:pStyle w:val="Textkrper"/>
       </w:pPr>
-      <w:bookmarkStart w:id="318" w:name="eq:sar-gslc-example-eq2"/>
+      <w:bookmarkStart w:id="320" w:name="eq:sar-gslc-example-eq2"/>
       <m:oMathPara>
         <m:oMathParaPr>
           <m:jc m:val="center"/>
@@ -23082,7 +23123,7 @@
           </m:d>
         </m:oMath>
       </m:oMathPara>
-      <w:bookmarkEnd w:id="318"/>
+      <w:bookmarkEnd w:id="320"/>
     </w:p>
     <w:p>
       <w:pPr>
@@ -23185,7 +23226,7 @@
       <w:pPr>
         <w:pStyle w:val="Textkrper"/>
       </w:pPr>
-      <w:bookmarkStart w:id="319" w:name="eq:sar-gslc-example-eq3"/>
+      <w:bookmarkStart w:id="321" w:name="eq:sar-gslc-example-eq3"/>
       <m:oMathPara>
         <m:oMathParaPr>
           <m:jc m:val="center"/>
@@ -23492,7 +23533,7 @@
           </m:d>
         </m:oMath>
       </m:oMathPara>
-      <w:bookmarkEnd w:id="319"/>
+      <w:bookmarkEnd w:id="321"/>
     </w:p>
     <w:p>
       <w:pPr>
@@ -23502,7 +23543,7 @@
         <w:t xml:space="preserve">The following figures show Sentinel-1 GSLC product examples over Death Valley National Park, California, US:</w:t>
       </w:r>
     </w:p>
-    <w:bookmarkStart w:id="323" w:name="fig:sar-gslc-example-fig1a"/>
+    <w:bookmarkStart w:id="325" w:name="fig:sar-gslc-example-fig1a"/>
     <w:p>
       <w:pPr>
         <w:pStyle w:val="CaptionedFigure"/>
@@ -23512,18 +23553,18 @@
           <wp:inline>
             <wp:extent cx="3419475" cy="1743075"/>
             <wp:effectExtent b="0" l="0" r="0" t="0"/>
-            <wp:docPr descr="Figure 1: GSLC1: Intensity data of the first GSLC product (2017-05-27)" title="" id="321" name="Picture"/>
+            <wp:docPr descr="Figure 1: GSLC1: Intensity data of the first GSLC product (2017-05-27)" title="" id="323" name="Picture"/>
             <a:graphic>
               <a:graphicData uri="http://schemas.openxmlformats.org/drawingml/2006/picture">
                 <pic:pic>
                   <pic:nvPicPr>
-                    <pic:cNvPr descr="assets/sar-gslc-example/S1-GSLC1.jpeg" id="322" name="Picture"/>
+                    <pic:cNvPr descr="assets/sar-gslc-example/S1-GSLC1.jpeg" id="324" name="Picture"/>
                     <pic:cNvPicPr>
                       <a:picLocks noChangeArrowheads="1" noChangeAspect="1"/>
                     </pic:cNvPicPr>
                   </pic:nvPicPr>
                   <pic:blipFill>
-                    <a:blip r:embed="rId320"/>
+                    <a:blip r:embed="rId322"/>
                     <a:stretch>
                       <a:fillRect/>
                     </a:stretch>
@@ -23558,8 +23599,8 @@
         <w:t xml:space="preserve">Figure 1: GSLC1: Intensity data of the first GSLC product (2017-05-27)</w:t>
       </w:r>
     </w:p>
-    <w:bookmarkEnd w:id="323"/>
-    <w:bookmarkStart w:id="327" w:name="fig:sar-gslc-example-fig1b"/>
+    <w:bookmarkEnd w:id="325"/>
+    <w:bookmarkStart w:id="329" w:name="fig:sar-gslc-example-fig1b"/>
     <w:p>
       <w:pPr>
         <w:pStyle w:val="CaptionedFigure"/>
@@ -23569,18 +23610,18 @@
           <wp:inline>
             <wp:extent cx="3419475" cy="1666875"/>
             <wp:effectExtent b="0" l="0" r="0" t="0"/>
-            <wp:docPr descr="Figure 2: GSLC2: Intensity data of the second GSLC product (2017-06-08)" title="" id="325" name="Picture"/>
+            <wp:docPr descr="Figure 2: GSLC2: Intensity data of the second GSLC product (2017-06-08)" title="" id="327" name="Picture"/>
             <a:graphic>
               <a:graphicData uri="http://schemas.openxmlformats.org/drawingml/2006/picture">
                 <pic:pic>
                   <pic:nvPicPr>
-                    <pic:cNvPr descr="assets/sar-gslc-example/S1-GSLC2.jpeg" id="326" name="Picture"/>
+                    <pic:cNvPr descr="assets/sar-gslc-example/S1-GSLC2.jpeg" id="328" name="Picture"/>
                     <pic:cNvPicPr>
                       <a:picLocks noChangeArrowheads="1" noChangeAspect="1"/>
                     </pic:cNvPicPr>
                   </pic:nvPicPr>
                   <pic:blipFill>
-                    <a:blip r:embed="rId324"/>
+                    <a:blip r:embed="rId326"/>
                     <a:stretch>
                       <a:fillRect/>
                     </a:stretch>
@@ -23615,8 +23656,8 @@
         <w:t xml:space="preserve">Figure 2: GSLC2: Intensity data of the second GSLC product (2017-06-08)</w:t>
       </w:r>
     </w:p>
-    <w:bookmarkEnd w:id="327"/>
-    <w:bookmarkStart w:id="331" w:name="fig:sar-gslc-example-fig1c"/>
+    <w:bookmarkEnd w:id="329"/>
+    <w:bookmarkStart w:id="333" w:name="fig:sar-gslc-example-fig1c"/>
     <w:p>
       <w:pPr>
         <w:pStyle w:val="CaptionedFigure"/>
@@ -23626,18 +23667,18 @@
           <wp:inline>
             <wp:extent cx="3810000" cy="2540000"/>
             <wp:effectExtent b="0" l="0" r="0" t="0"/>
-            <wp:docPr descr="Figure 3: InSAR coherence map generated directly from Figure 1 and Figure 2" title="" id="329" name="Picture"/>
+            <wp:docPr descr="Figure 3: InSAR coherence map generated directly from Figure 1 and Figure 2" title="" id="331" name="Picture"/>
             <a:graphic>
               <a:graphicData uri="http://schemas.openxmlformats.org/drawingml/2006/picture">
                 <pic:pic>
                   <pic:nvPicPr>
-                    <pic:cNvPr descr="assets/sar-gslc-example/S1-InSAR-coherence.png" id="330" name="Picture"/>
+                    <pic:cNvPr descr="assets/sar-gslc-example/S1-InSAR-coherence.png" id="332" name="Picture"/>
                     <pic:cNvPicPr>
                       <a:picLocks noChangeArrowheads="1" noChangeAspect="1"/>
                     </pic:cNvPicPr>
                   </pic:nvPicPr>
                   <pic:blipFill>
-                    <a:blip r:embed="rId328"/>
+                    <a:blip r:embed="rId330"/>
                     <a:stretch>
                       <a:fillRect/>
                     </a:stretch>
@@ -23694,8 +23735,8 @@
         </w:r>
       </w:hyperlink>
     </w:p>
-    <w:bookmarkEnd w:id="331"/>
-    <w:bookmarkStart w:id="335" w:name="fig:sar-gslc-example-fig1d"/>
+    <w:bookmarkEnd w:id="333"/>
+    <w:bookmarkStart w:id="337" w:name="fig:sar-gslc-example-fig1d"/>
     <w:p>
       <w:pPr>
         <w:pStyle w:val="CaptionedFigure"/>
@@ -23705,18 +23746,18 @@
           <wp:inline>
             <wp:extent cx="3810000" cy="2540000"/>
             <wp:effectExtent b="0" l="0" r="0" t="0"/>
-            <wp:docPr descr="Figure 4: InSAR differential phase map generated directly from Figure 1 and Figure 2" title="" id="333" name="Picture"/>
+            <wp:docPr descr="Figure 4: InSAR differential phase map generated directly from Figure 1 and Figure 2" title="" id="335" name="Picture"/>
             <a:graphic>
               <a:graphicData uri="http://schemas.openxmlformats.org/drawingml/2006/picture">
                 <pic:pic>
                   <pic:nvPicPr>
-                    <pic:cNvPr descr="assets/sar-gslc-example/S1-InSAR-differential-phase.png" id="334" name="Picture"/>
+                    <pic:cNvPr descr="assets/sar-gslc-example/S1-InSAR-differential-phase.png" id="336" name="Picture"/>
                     <pic:cNvPicPr>
                       <a:picLocks noChangeArrowheads="1" noChangeAspect="1"/>
                     </pic:cNvPicPr>
                   </pic:nvPicPr>
                   <pic:blipFill>
-                    <a:blip r:embed="rId332"/>
+                    <a:blip r:embed="rId334"/>
                     <a:stretch>
                       <a:fillRect/>
                     </a:stretch>
@@ -23773,7 +23814,7 @@
         </w:r>
       </w:hyperlink>
     </w:p>
-    <w:bookmarkEnd w:id="335"/>
+    <w:bookmarkEnd w:id="337"/>
     <w:p>
       <w:pPr>
         <w:pStyle w:val="Textkrper"/>
@@ -23824,7 +23865,7 @@
         <w:t xml:space="preserve">The following figures show 3-D components radar unit look vector of the GSLC product:</w:t>
       </w:r>
     </w:p>
-    <w:bookmarkStart w:id="339" w:name="fig:sar-gslc-example-fig2a"/>
+    <w:bookmarkStart w:id="341" w:name="fig:sar-gslc-example-fig2a"/>
     <w:p>
       <w:pPr>
         <w:pStyle w:val="CaptionedFigure"/>
@@ -23834,18 +23875,18 @@
           <wp:inline>
             <wp:extent cx="3810000" cy="2540000"/>
             <wp:effectExtent b="0" l="0" r="0" t="0"/>
-            <wp:docPr descr="Figure 5: x unit component" title="" id="337" name="Picture"/>
+            <wp:docPr descr="Figure 5: x unit component" title="" id="339" name="Picture"/>
             <a:graphic>
               <a:graphicData uri="http://schemas.openxmlformats.org/drawingml/2006/picture">
                 <pic:pic>
                   <pic:nvPicPr>
-                    <pic:cNvPr descr="assets/sar-gslc-example/S1-GSLC-x-component.png" id="338" name="Picture"/>
+                    <pic:cNvPr descr="assets/sar-gslc-example/S1-GSLC-x-component.png" id="340" name="Picture"/>
                     <pic:cNvPicPr>
                       <a:picLocks noChangeArrowheads="1" noChangeAspect="1"/>
                     </pic:cNvPicPr>
                   </pic:nvPicPr>
                   <pic:blipFill>
-                    <a:blip r:embed="rId336"/>
+                    <a:blip r:embed="rId338"/>
                     <a:stretch>
                       <a:fillRect/>
                     </a:stretch>
@@ -23880,8 +23921,8 @@
         <w:t xml:space="preserve">Figure 5: x unit component</w:t>
       </w:r>
     </w:p>
-    <w:bookmarkEnd w:id="339"/>
-    <w:bookmarkStart w:id="343" w:name="fig:sar-gslc-example-fig2b"/>
+    <w:bookmarkEnd w:id="341"/>
+    <w:bookmarkStart w:id="345" w:name="fig:sar-gslc-example-fig2b"/>
     <w:p>
       <w:pPr>
         <w:pStyle w:val="CaptionedFigure"/>
@@ -23891,18 +23932,18 @@
           <wp:inline>
             <wp:extent cx="3810000" cy="2540000"/>
             <wp:effectExtent b="0" l="0" r="0" t="0"/>
-            <wp:docPr descr="Figure 6: y unit component" title="" id="341" name="Picture"/>
+            <wp:docPr descr="Figure 6: y unit component" title="" id="343" name="Picture"/>
             <a:graphic>
               <a:graphicData uri="http://schemas.openxmlformats.org/drawingml/2006/picture">
                 <pic:pic>
                   <pic:nvPicPr>
-                    <pic:cNvPr descr="assets/sar-gslc-example/S1-GSLC-y-component.png" id="342" name="Picture"/>
+                    <pic:cNvPr descr="assets/sar-gslc-example/S1-GSLC-y-component.png" id="344" name="Picture"/>
                     <pic:cNvPicPr>
                       <a:picLocks noChangeArrowheads="1" noChangeAspect="1"/>
                     </pic:cNvPicPr>
                   </pic:nvPicPr>
                   <pic:blipFill>
-                    <a:blip r:embed="rId340"/>
+                    <a:blip r:embed="rId342"/>
                     <a:stretch>
                       <a:fillRect/>
                     </a:stretch>
@@ -23937,8 +23978,8 @@
         <w:t xml:space="preserve">Figure 6: y unit component</w:t>
       </w:r>
     </w:p>
-    <w:bookmarkEnd w:id="343"/>
-    <w:bookmarkStart w:id="347" w:name="fig:sar-gslc-example-fig2c"/>
+    <w:bookmarkEnd w:id="345"/>
+    <w:bookmarkStart w:id="349" w:name="fig:sar-gslc-example-fig2c"/>
     <w:p>
       <w:pPr>
         <w:pStyle w:val="CaptionedFigure"/>
@@ -23948,18 +23989,18 @@
           <wp:inline>
             <wp:extent cx="3810000" cy="2540000"/>
             <wp:effectExtent b="0" l="0" r="0" t="0"/>
-            <wp:docPr descr="Figure 7: z unit component" title="" id="345" name="Picture"/>
+            <wp:docPr descr="Figure 7: z unit component" title="" id="347" name="Picture"/>
             <a:graphic>
               <a:graphicData uri="http://schemas.openxmlformats.org/drawingml/2006/picture">
                 <pic:pic>
                   <pic:nvPicPr>
-                    <pic:cNvPr descr="assets/sar-gslc-example/S1-GSLC-z-component.png" id="346" name="Picture"/>
+                    <pic:cNvPr descr="assets/sar-gslc-example/S1-GSLC-z-component.png" id="348" name="Picture"/>
                     <pic:cNvPicPr>
                       <a:picLocks noChangeArrowheads="1" noChangeAspect="1"/>
                     </pic:cNvPicPr>
                   </pic:nvPicPr>
                   <pic:blipFill>
-                    <a:blip r:embed="rId344"/>
+                    <a:blip r:embed="rId346"/>
                     <a:stretch>
                       <a:fillRect/>
                     </a:stretch>
@@ -23994,10 +24035,10 @@
         <w:t xml:space="preserve">Figure 7: z unit component</w:t>
       </w:r>
     </w:p>
-    <w:bookmarkEnd w:id="347"/>
-    <w:bookmarkEnd w:id="348"/>
     <w:bookmarkEnd w:id="349"/>
     <w:bookmarkEnd w:id="350"/>
+    <w:bookmarkEnd w:id="351"/>
+    <w:bookmarkEnd w:id="352"/>
     <w:sectPr>
       <w:headerReference r:id="rId11" w:type="even"/>
       <w:headerReference r:id="rId10" w:type="default"/>
@@ -24064,7 +24105,7 @@
       </w:r>
     </w:p>
   </w:footnote>
-  <w:footnote w:id="74">
+  <w:footnote w:id="76">
     <w:p>
       <w:pPr>
         <w:pStyle w:val="Funotentext"/>

--- a/latest/GSLC.docx
+++ b/latest/GSLC.docx
@@ -11,18 +11,18 @@
           <wp:inline>
             <wp:extent cx="5727700" cy="1381957"/>
             <wp:effectExtent b="0" l="0" r="0" t="0"/>
-            <wp:docPr descr="" title="" id="21" name="Picture"/>
+            <wp:docPr descr="" title="" id="24" name="Picture"/>
             <a:graphic>
               <a:graphicData uri="http://schemas.openxmlformats.org/drawingml/2006/picture">
                 <pic:pic>
                   <pic:nvPicPr>
-                    <pic:cNvPr descr="assets/CEOS_logo_colour_black_text_right.png" id="22" name="Picture"/>
+                    <pic:cNvPr descr="assets/CEOS_logo_colour_black_text_right.png" id="25" name="Picture"/>
                     <pic:cNvPicPr>
                       <a:picLocks noChangeArrowheads="1" noChangeAspect="1"/>
                     </pic:cNvPicPr>
                   </pic:nvPicPr>
                   <pic:blipFill>
-                    <a:blip r:embed="rId20"/>
+                    <a:blip r:embed="rId23"/>
                     <a:stretch>
                       <a:fillRect/>
                     </a:stretch>
@@ -49,7 +49,7 @@
         </w:drawing>
       </w:r>
     </w:p>
-    <w:bookmarkStart w:id="352" w:name="X8d64603d4f68efbf8b51a1fead1c840b36ed8a3"/>
+    <w:bookmarkStart w:id="355" w:name="X8d64603d4f68efbf8b51a1fead1c840b36ed8a3"/>
     <w:p>
       <w:pPr>
         <w:pStyle w:val="berschrift1"/>
@@ -66,7 +66,7 @@
         <w:t xml:space="preserve"> </w:t>
       </w:r>
     </w:p>
-    <w:bookmarkStart w:id="24" w:name="draft-version"/>
+    <w:bookmarkStart w:id="27" w:name="draft-version"/>
     <w:p>
       <w:pPr>
         <w:pStyle w:val="berschrift2"/>
@@ -91,7 +91,7 @@
       <w:r>
         <w:t xml:space="preserve"> </w:t>
       </w:r>
-      <w:hyperlink r:id="rId23">
+      <w:hyperlink r:id="rId26">
         <w:r>
           <w:rPr>
             <w:rStyle w:val="Hyperlink"/>
@@ -106,8 +106,8 @@
         <w:t xml:space="preserve">for the latest endorsed version of this document.</w:t>
       </w:r>
     </w:p>
-    <w:bookmarkEnd w:id="24"/>
-    <w:bookmarkStart w:id="26" w:name="document-status"/>
+    <w:bookmarkEnd w:id="27"/>
+    <w:bookmarkStart w:id="29" w:name="document-status"/>
     <w:p>
       <w:pPr>
         <w:pStyle w:val="berschrift2"/>
@@ -134,7 +134,7 @@
       <w:r>
         <w:t xml:space="preserve"> </w:t>
       </w:r>
-      <w:hyperlink r:id="rId25">
+      <w:hyperlink r:id="rId28">
         <w:r>
           <w:rPr>
             <w:rStyle w:val="Hyperlink"/>
@@ -143,8 +143,8 @@
         </w:r>
       </w:hyperlink>
     </w:p>
-    <w:bookmarkEnd w:id="26"/>
-    <w:bookmarkStart w:id="28" w:name="document-history"/>
+    <w:bookmarkEnd w:id="29"/>
+    <w:bookmarkStart w:id="31" w:name="document-history"/>
     <w:p>
       <w:pPr>
         <w:pStyle w:val="berschrift2"/>
@@ -153,7 +153,7 @@
         <w:t xml:space="preserve">Document History</w:t>
       </w:r>
     </w:p>
-    <w:bookmarkStart w:id="27" w:name="patch"/>
+    <w:bookmarkStart w:id="30" w:name="patch"/>
     <w:p>
       <w:pPr>
         <w:pStyle w:val="berschrift3"/>
@@ -252,16 +252,7 @@
         <w:t xml:space="preserve">“Document identifier”</w:t>
       </w:r>
       <w:r>
-        <w:t xml:space="preserve">: Removed the trailing</w:t>
-      </w:r>
-      <w:r>
-        <w:t xml:space="preserve"> </w:t>
-      </w:r>
-      <w:r>
-        <w:t xml:space="preserve">“for Synthetic Aperture Radar”</w:t>
-      </w:r>
-      <w:r>
-        <w:t xml:space="preserve">.</w:t>
+        <w:t xml:space="preserve">: Removed the trailing “for Synthetic Aperture Radar”.</w:t>
       </w:r>
     </w:p>
     <w:p>
@@ -297,16 +288,7 @@
         <w:t xml:space="preserve"> </w:t>
       </w:r>
       <w:r>
-        <w:t xml:space="preserve">renamed to</w:t>
-      </w:r>
-      <w:r>
-        <w:t xml:space="preserve"> </w:t>
-      </w:r>
-      <w:r>
-        <w:t xml:space="preserve">“Product Metadata”</w:t>
-      </w:r>
-      <w:r>
-        <w:t xml:space="preserve">; Requirement</w:t>
+        <w:t xml:space="preserve">renamed to “Product Metadata”; Requirement</w:t>
       </w:r>
       <w:r>
         <w:t xml:space="preserve"> </w:t>
@@ -318,16 +300,7 @@
         <w:t xml:space="preserve"> </w:t>
       </w:r>
       <w:r>
-        <w:t xml:space="preserve">renamed to</w:t>
-      </w:r>
-      <w:r>
-        <w:t xml:space="preserve"> </w:t>
-      </w:r>
-      <w:r>
-        <w:t xml:space="preserve">“Source Metadata”</w:t>
-      </w:r>
-      <w:r>
-        <w:t xml:space="preserve">. Adapted descriptions accordingly.</w:t>
+        <w:t xml:space="preserve">renamed to “Source Metadata”. Adapted descriptions accordingly.</w:t>
       </w:r>
     </w:p>
     <w:p>
@@ -348,16 +321,7 @@
         <w:t xml:space="preserve">“Source Data Attributes”</w:t>
       </w:r>
       <w:r>
-        <w:t xml:space="preserve">: Moved the information about sequential acquisition identifiers to a new threshold requirement</w:t>
-      </w:r>
-      <w:r>
-        <w:t xml:space="preserve"> </w:t>
-      </w:r>
-      <w:r>
-        <w:t xml:space="preserve">“Acquisition ID”</w:t>
-      </w:r>
-      <w:r>
-        <w:t xml:space="preserve">. Adapted category description accordingly.</w:t>
+        <w:t xml:space="preserve">: Moved the information about sequential acquisition identifiers to a new threshold requirement “Acquisition ID”. Adapted category description accordingly.</w:t>
       </w:r>
     </w:p>
     <w:p>
@@ -408,9 +372,9 @@
         <w:t xml:space="preserve">Matthias Mohr</w:t>
       </w:r>
     </w:p>
-    <w:bookmarkEnd w:id="27"/>
-    <w:bookmarkEnd w:id="28"/>
-    <w:bookmarkStart w:id="29" w:name="contributing-authors"/>
+    <w:bookmarkEnd w:id="30"/>
+    <w:bookmarkEnd w:id="31"/>
+    <w:bookmarkStart w:id="32" w:name="contributing-authors"/>
     <w:p>
       <w:pPr>
         <w:pStyle w:val="berschrift2"/>
@@ -808,8 +772,8 @@
         <w:br w:type="page"/>
       </w:r>
     </w:p>
-    <w:bookmarkEnd w:id="29"/>
-    <w:bookmarkStart w:id="30" w:name="ceos-analysis-ready-data-definition"/>
+    <w:bookmarkEnd w:id="32"/>
+    <w:bookmarkStart w:id="33" w:name="ceos-analysis-ready-data-definition"/>
     <w:p>
       <w:pPr>
         <w:pStyle w:val="berschrift2"/>
@@ -826,8 +790,8 @@
         <w:t xml:space="preserve">CEOS Analysis Ready Data (CEOS-ARD) are satellite data that have been processed to a minimum set of requirements and organized into a form that allows immediate analysis with a minimum of additional user effort and interoperability both through time and with other datasets.</w:t>
       </w:r>
     </w:p>
-    <w:bookmarkEnd w:id="30"/>
-    <w:bookmarkStart w:id="31" w:name="description"/>
+    <w:bookmarkEnd w:id="33"/>
+    <w:bookmarkStart w:id="34" w:name="description"/>
     <w:p>
       <w:pPr>
         <w:pStyle w:val="berschrift2"/>
@@ -890,8 +854,8 @@
         <w:t xml:space="preserve">Data collected by Synthetic Aperture Radar sensors</w:t>
       </w:r>
     </w:p>
-    <w:bookmarkEnd w:id="31"/>
-    <w:bookmarkStart w:id="32" w:name="background"/>
+    <w:bookmarkEnd w:id="34"/>
+    <w:bookmarkStart w:id="35" w:name="background"/>
     <w:p>
       <w:pPr>
         <w:pStyle w:val="berschrift2"/>
@@ -925,19 +889,7 @@
         <w:t xml:space="preserve"> </w:t>
       </w:r>
       <w:r>
-        <w:t xml:space="preserve">The phase of a geocoded SLC is</w:t>
-      </w:r>
-      <w:r>
-        <w:t xml:space="preserve"> </w:t>
-      </w:r>
-      <w:r>
-        <w:t xml:space="preserve">“flattened”</w:t>
-      </w:r>
-      <w:r>
-        <w:t xml:space="preserve"> </w:t>
-      </w:r>
-      <w:r>
-        <w:t xml:space="preserve">with respect to a reference orbit and to a DEM, to eliminate topographic phase contributions</w:t>
+        <w:t xml:space="preserve">The phase of a geocoded SLC is “flattened” with respect to a reference orbit and to a DEM, to eliminate topographic phase contributions</w:t>
       </w:r>
       <w:r>
         <w:t xml:space="preserve"> </w:t>
@@ -950,7 +902,7 @@
           <w:rPr>
             <w:rStyle w:val="Hyperlink"/>
           </w:rPr>
-          <w:t xml:space="preserve">H. Zebker 2017</w:t>
+          <w:t xml:space="preserve">Zebker 2017</w:t>
         </w:r>
       </w:hyperlink>
       <w:r>
@@ -1028,8 +980,8 @@
         <w:br w:type="page"/>
       </w:r>
     </w:p>
-    <w:bookmarkEnd w:id="32"/>
-    <w:bookmarkStart w:id="33" w:name="definitions-and-abbreviations"/>
+    <w:bookmarkEnd w:id="35"/>
+    <w:bookmarkStart w:id="36" w:name="definitions-and-abbreviations"/>
     <w:p>
       <w:pPr>
         <w:pStyle w:val="berschrift2"/>
@@ -1609,8 +1561,8 @@
         <w:br w:type="page"/>
       </w:r>
     </w:p>
-    <w:bookmarkEnd w:id="33"/>
-    <w:bookmarkStart w:id="266" w:name="requirements"/>
+    <w:bookmarkEnd w:id="36"/>
+    <w:bookmarkStart w:id="269" w:name="requirements"/>
     <w:p>
       <w:pPr>
         <w:pStyle w:val="berschrift2"/>
@@ -1665,7 +1617,7 @@
         <w:t xml:space="preserve">Instead, use the textual identifier that is provided below the title.</w:t>
       </w:r>
     </w:p>
-    <w:bookmarkStart w:id="54" w:name="sec:meta"/>
+    <w:bookmarkStart w:id="57" w:name="sec:meta"/>
     <w:p>
       <w:pPr>
         <w:pStyle w:val="berschrift3"/>
@@ -1719,7 +1671,7 @@
         <w:t xml:space="preserve">suitability of the dataset, and must meet the requirements listed below.</w:t>
       </w:r>
     </w:p>
-    <w:bookmarkStart w:id="37" w:name="sec:meta-trace-sar"/>
+    <w:bookmarkStart w:id="40" w:name="sec:meta-trace-sar"/>
     <w:p>
       <w:pPr>
         <w:pStyle w:val="berschrift4"/>
@@ -1754,7 +1706,7 @@
         <w:t xml:space="preserve">meta-trace-sar</w:t>
       </w:r>
     </w:p>
-    <w:bookmarkStart w:id="34" w:name="threshold-requirements"/>
+    <w:bookmarkStart w:id="37" w:name="threshold-requirements"/>
     <w:p>
       <w:pPr>
         <w:pStyle w:val="berschrift5"/>
@@ -1774,8 +1726,8 @@
         <w:t xml:space="preserve"> </w:t>
       </w:r>
     </w:p>
-    <w:bookmarkEnd w:id="34"/>
-    <w:bookmarkStart w:id="35" w:name="goal-requirements"/>
+    <w:bookmarkEnd w:id="37"/>
+    <w:bookmarkStart w:id="38" w:name="goal-requirements"/>
     <w:p>
       <w:pPr>
         <w:pStyle w:val="berschrift5"/>
@@ -1841,8 +1793,8 @@
         <w:t xml:space="preserve">Information on traceability should be available in the metadata as a single DOI landing page.</w:t>
       </w:r>
     </w:p>
-    <w:bookmarkEnd w:id="35"/>
-    <w:bookmarkStart w:id="36" w:name="assessment"/>
+    <w:bookmarkEnd w:id="38"/>
+    <w:bookmarkStart w:id="39" w:name="assessment"/>
     <w:p>
       <w:pPr>
         <w:pStyle w:val="berschrift5"/>
@@ -1906,9 +1858,9 @@
         </w:pict>
       </w:r>
     </w:p>
-    <w:bookmarkEnd w:id="36"/>
-    <w:bookmarkEnd w:id="37"/>
-    <w:bookmarkStart w:id="41" w:name="sec:meta-memare-sar"/>
+    <w:bookmarkEnd w:id="39"/>
+    <w:bookmarkEnd w:id="40"/>
+    <w:bookmarkStart w:id="44" w:name="sec:meta-memare-sar"/>
     <w:p>
       <w:pPr>
         <w:pStyle w:val="berschrift4"/>
@@ -1943,7 +1895,7 @@
         <w:t xml:space="preserve">meta-memare-sar</w:t>
       </w:r>
     </w:p>
-    <w:bookmarkStart w:id="38" w:name="threshold-requirements-1"/>
+    <w:bookmarkStart w:id="41" w:name="threshold-requirements-1"/>
     <w:p>
       <w:pPr>
         <w:pStyle w:val="berschrift5"/>
@@ -1960,8 +1912,8 @@
         <w:t xml:space="preserve">Metadata is provided in a structure that enables a computer algorithm to be used to consistently and automatically identify and extract each component/variable/layer for further use.</w:t>
       </w:r>
     </w:p>
-    <w:bookmarkEnd w:id="38"/>
-    <w:bookmarkStart w:id="39" w:name="goal-requirements-1"/>
+    <w:bookmarkEnd w:id="41"/>
+    <w:bookmarkStart w:id="42" w:name="goal-requirements-1"/>
     <w:p>
       <w:pPr>
         <w:pStyle w:val="berschrift5"/>
@@ -1978,8 +1930,8 @@
         <w:t xml:space="preserve">As threshold, but metadata is formatted in accordance with CEOS-ARD SAR Metadata Specifications, v.1.1, or in a community endorsed standard that facilitates machine-readability, such as ISO 19115-2, Climate and Forecast (CF) convention, the Attribute Convention for Data Discovery (ACDD), etc.</w:t>
       </w:r>
     </w:p>
-    <w:bookmarkEnd w:id="39"/>
-    <w:bookmarkStart w:id="40" w:name="assessment-1"/>
+    <w:bookmarkEnd w:id="42"/>
+    <w:bookmarkStart w:id="43" w:name="assessment-1"/>
     <w:p>
       <w:pPr>
         <w:pStyle w:val="berschrift5"/>
@@ -2043,9 +1995,9 @@
         </w:pict>
       </w:r>
     </w:p>
-    <w:bookmarkEnd w:id="40"/>
-    <w:bookmarkEnd w:id="41"/>
-    <w:bookmarkStart w:id="45" w:name="sec:meta-protype"/>
+    <w:bookmarkEnd w:id="43"/>
+    <w:bookmarkEnd w:id="44"/>
+    <w:bookmarkStart w:id="48" w:name="sec:meta-protype"/>
     <w:p>
       <w:pPr>
         <w:pStyle w:val="berschrift4"/>
@@ -2080,7 +2032,7 @@
         <w:t xml:space="preserve">meta-protype</w:t>
       </w:r>
     </w:p>
-    <w:bookmarkStart w:id="42" w:name="threshold-requirements-2"/>
+    <w:bookmarkStart w:id="45" w:name="threshold-requirements-2"/>
     <w:p>
       <w:pPr>
         <w:pStyle w:val="berschrift5"/>
@@ -2097,8 +2049,8 @@
         <w:t xml:space="preserve">CEOS-ARD product type name – or names in case of compliance with more than one product type – and, if required by the data provider, copyright.</w:t>
       </w:r>
     </w:p>
-    <w:bookmarkEnd w:id="42"/>
-    <w:bookmarkStart w:id="43" w:name="goal-requirements-2"/>
+    <w:bookmarkEnd w:id="45"/>
+    <w:bookmarkStart w:id="46" w:name="goal-requirements-2"/>
     <w:p>
       <w:pPr>
         <w:pStyle w:val="berschrift5"/>
@@ -2118,8 +2070,8 @@
         <w:t xml:space="preserve"> </w:t>
       </w:r>
     </w:p>
-    <w:bookmarkEnd w:id="43"/>
-    <w:bookmarkStart w:id="44" w:name="assessment-2"/>
+    <w:bookmarkEnd w:id="46"/>
+    <w:bookmarkStart w:id="47" w:name="assessment-2"/>
     <w:p>
       <w:pPr>
         <w:pStyle w:val="berschrift5"/>
@@ -2183,9 +2135,9 @@
         </w:pict>
       </w:r>
     </w:p>
-    <w:bookmarkEnd w:id="44"/>
-    <w:bookmarkEnd w:id="45"/>
-    <w:bookmarkStart w:id="49" w:name="sec:meta-pfsurl"/>
+    <w:bookmarkEnd w:id="47"/>
+    <w:bookmarkEnd w:id="48"/>
+    <w:bookmarkStart w:id="52" w:name="sec:meta-pfsurl"/>
     <w:p>
       <w:pPr>
         <w:pStyle w:val="berschrift4"/>
@@ -2220,7 +2172,7 @@
         <w:t xml:space="preserve">meta-pfsurl</w:t>
       </w:r>
     </w:p>
-    <w:bookmarkStart w:id="46" w:name="threshold-requirements-3"/>
+    <w:bookmarkStart w:id="49" w:name="threshold-requirements-3"/>
     <w:p>
       <w:pPr>
         <w:pStyle w:val="berschrift5"/>
@@ -2237,8 +2189,8 @@
         <w:t xml:space="preserve">Reference to CEOS-ARD PFS document as URL.</w:t>
       </w:r>
     </w:p>
-    <w:bookmarkEnd w:id="46"/>
-    <w:bookmarkStart w:id="47" w:name="goal-requirements-3"/>
+    <w:bookmarkEnd w:id="49"/>
+    <w:bookmarkStart w:id="50" w:name="goal-requirements-3"/>
     <w:p>
       <w:pPr>
         <w:pStyle w:val="berschrift5"/>
@@ -2258,8 +2210,8 @@
         <w:t xml:space="preserve"> </w:t>
       </w:r>
     </w:p>
-    <w:bookmarkEnd w:id="47"/>
-    <w:bookmarkStart w:id="48" w:name="assessment-3"/>
+    <w:bookmarkEnd w:id="50"/>
+    <w:bookmarkStart w:id="51" w:name="assessment-3"/>
     <w:p>
       <w:pPr>
         <w:pStyle w:val="berschrift5"/>
@@ -2323,9 +2275,9 @@
         </w:pict>
       </w:r>
     </w:p>
-    <w:bookmarkEnd w:id="48"/>
-    <w:bookmarkEnd w:id="49"/>
-    <w:bookmarkStart w:id="53" w:name="sec:meta-time-sar"/>
+    <w:bookmarkEnd w:id="51"/>
+    <w:bookmarkEnd w:id="52"/>
+    <w:bookmarkStart w:id="56" w:name="sec:meta-time-sar"/>
     <w:p>
       <w:pPr>
         <w:pStyle w:val="berschrift4"/>
@@ -2360,7 +2312,7 @@
         <w:t xml:space="preserve">meta-time-sar</w:t>
       </w:r>
     </w:p>
-    <w:bookmarkStart w:id="50" w:name="threshold-requirements-4"/>
+    <w:bookmarkStart w:id="53" w:name="threshold-requirements-4"/>
     <w:p>
       <w:pPr>
         <w:pStyle w:val="berschrift5"/>
@@ -2409,8 +2361,8 @@
         <w:t xml:space="preserve">is provided with the product.</w:t>
       </w:r>
     </w:p>
-    <w:bookmarkEnd w:id="50"/>
-    <w:bookmarkStart w:id="51" w:name="goal-requirements-4"/>
+    <w:bookmarkEnd w:id="53"/>
+    <w:bookmarkStart w:id="54" w:name="goal-requirements-4"/>
     <w:p>
       <w:pPr>
         <w:pStyle w:val="berschrift5"/>
@@ -2430,8 +2382,8 @@
         <w:t xml:space="preserve"> </w:t>
       </w:r>
     </w:p>
-    <w:bookmarkEnd w:id="51"/>
-    <w:bookmarkStart w:id="52" w:name="assessment-4"/>
+    <w:bookmarkEnd w:id="54"/>
+    <w:bookmarkStart w:id="55" w:name="assessment-4"/>
     <w:p>
       <w:pPr>
         <w:pStyle w:val="berschrift5"/>
@@ -2488,10 +2440,10 @@
         <w:t xml:space="preserve">Recommended Requirement Modification:</w:t>
       </w:r>
     </w:p>
-    <w:bookmarkEnd w:id="52"/>
-    <w:bookmarkEnd w:id="53"/>
-    <w:bookmarkEnd w:id="54"/>
-    <w:bookmarkStart w:id="109" w:name="sec:src"/>
+    <w:bookmarkEnd w:id="55"/>
+    <w:bookmarkEnd w:id="56"/>
+    <w:bookmarkEnd w:id="57"/>
+    <w:bookmarkStart w:id="112" w:name="sec:src"/>
     <w:p>
       <w:pPr>
         <w:pStyle w:val="berschrift3"/>
@@ -2539,7 +2491,7 @@
         <w:t xml:space="preserve">This may be one or mutliple acquisitions.</w:t>
       </w:r>
     </w:p>
-    <w:bookmarkStart w:id="58" w:name="sec:src-macqid"/>
+    <w:bookmarkStart w:id="61" w:name="sec:src-macqid"/>
     <w:p>
       <w:pPr>
         <w:pStyle w:val="berschrift4"/>
@@ -2574,7 +2526,7 @@
         <w:t xml:space="preserve">src-macqid</w:t>
       </w:r>
     </w:p>
-    <w:bookmarkStart w:id="55" w:name="threshold-requirements-5"/>
+    <w:bookmarkStart w:id="58" w:name="threshold-requirements-5"/>
     <w:p>
       <w:pPr>
         <w:pStyle w:val="berschrift5"/>
@@ -2591,8 +2543,8 @@
         <w:t xml:space="preserve">Each acquisition is identified through a sequential identifier in the metadata, e.g. acqID = 1, 2, 3.</w:t>
       </w:r>
     </w:p>
-    <w:bookmarkEnd w:id="55"/>
-    <w:bookmarkStart w:id="56" w:name="goal-requirements-5"/>
+    <w:bookmarkEnd w:id="58"/>
+    <w:bookmarkStart w:id="59" w:name="goal-requirements-5"/>
     <w:p>
       <w:pPr>
         <w:pStyle w:val="berschrift5"/>
@@ -2612,8 +2564,8 @@
         <w:t xml:space="preserve"> </w:t>
       </w:r>
     </w:p>
-    <w:bookmarkEnd w:id="56"/>
-    <w:bookmarkStart w:id="57" w:name="assessment-5"/>
+    <w:bookmarkEnd w:id="59"/>
+    <w:bookmarkStart w:id="60" w:name="assessment-5"/>
     <w:p>
       <w:pPr>
         <w:pStyle w:val="berschrift5"/>
@@ -2677,9 +2629,9 @@
         </w:pict>
       </w:r>
     </w:p>
-    <w:bookmarkEnd w:id="57"/>
-    <w:bookmarkEnd w:id="58"/>
-    <w:bookmarkStart w:id="62" w:name="sec:src-daccess-src"/>
+    <w:bookmarkEnd w:id="60"/>
+    <w:bookmarkEnd w:id="61"/>
+    <w:bookmarkStart w:id="65" w:name="sec:src-daccess-src"/>
     <w:p>
       <w:pPr>
         <w:pStyle w:val="berschrift4"/>
@@ -2714,7 +2666,7 @@
         <w:t xml:space="preserve">src-daccess-src</w:t>
       </w:r>
     </w:p>
-    <w:bookmarkStart w:id="59" w:name="threshold-requirements-6"/>
+    <w:bookmarkStart w:id="62" w:name="threshold-requirements-6"/>
     <w:p>
       <w:pPr>
         <w:pStyle w:val="berschrift5"/>
@@ -2731,8 +2683,8 @@
         <w:t xml:space="preserve">The metadata identifies the location from where the source data can be retrieved, expressed as a URL or DOI.</w:t>
       </w:r>
     </w:p>
-    <w:bookmarkEnd w:id="59"/>
-    <w:bookmarkStart w:id="60" w:name="goal-requirements-6"/>
+    <w:bookmarkEnd w:id="62"/>
+    <w:bookmarkStart w:id="63" w:name="goal-requirements-6"/>
     <w:p>
       <w:pPr>
         <w:pStyle w:val="berschrift5"/>
@@ -2749,8 +2701,8 @@
         <w:t xml:space="preserve">The metadata identifies an online location from where the data can be consistently and reliably retrieved by a computer algorithm without any manual intervention being required.</w:t>
       </w:r>
     </w:p>
-    <w:bookmarkEnd w:id="60"/>
-    <w:bookmarkStart w:id="61" w:name="assessment-6"/>
+    <w:bookmarkEnd w:id="63"/>
+    <w:bookmarkStart w:id="64" w:name="assessment-6"/>
     <w:p>
       <w:pPr>
         <w:pStyle w:val="berschrift5"/>
@@ -2814,9 +2766,9 @@
         </w:pict>
       </w:r>
     </w:p>
-    <w:bookmarkEnd w:id="61"/>
-    <w:bookmarkEnd w:id="62"/>
-    <w:bookmarkStart w:id="67" w:name="sec:src-instru-sar"/>
+    <w:bookmarkEnd w:id="64"/>
+    <w:bookmarkEnd w:id="65"/>
+    <w:bookmarkStart w:id="70" w:name="sec:src-instru-sar"/>
     <w:p>
       <w:pPr>
         <w:pStyle w:val="berschrift4"/>
@@ -2851,7 +2803,7 @@
         <w:t xml:space="preserve">src-instru-sar</w:t>
       </w:r>
     </w:p>
-    <w:bookmarkStart w:id="63" w:name="threshold-requirements-7"/>
+    <w:bookmarkStart w:id="66" w:name="threshold-requirements-7"/>
     <w:p>
       <w:pPr>
         <w:pStyle w:val="berschrift5"/>
@@ -2892,8 +2844,8 @@
         <w:t xml:space="preserve">Instrument name</w:t>
       </w:r>
     </w:p>
-    <w:bookmarkEnd w:id="63"/>
-    <w:bookmarkStart w:id="65" w:name="goal-requirements-7"/>
+    <w:bookmarkEnd w:id="66"/>
+    <w:bookmarkStart w:id="68" w:name="goal-requirements-7"/>
     <w:p>
       <w:pPr>
         <w:pStyle w:val="berschrift5"/>
@@ -2912,7 +2864,7 @@
       <w:r>
         <w:t xml:space="preserve"> </w:t>
       </w:r>
-      <w:hyperlink r:id="rId64">
+      <w:hyperlink r:id="rId67">
         <w:r>
           <w:rPr>
             <w:rStyle w:val="Hyperlink"/>
@@ -2927,8 +2879,8 @@
         <w:t xml:space="preserve">record.</w:t>
       </w:r>
     </w:p>
-    <w:bookmarkEnd w:id="65"/>
-    <w:bookmarkStart w:id="66" w:name="assessment-7"/>
+    <w:bookmarkEnd w:id="68"/>
+    <w:bookmarkStart w:id="69" w:name="assessment-7"/>
     <w:p>
       <w:pPr>
         <w:pStyle w:val="berschrift5"/>
@@ -2992,9 +2944,9 @@
         </w:pict>
       </w:r>
     </w:p>
-    <w:bookmarkEnd w:id="66"/>
-    <w:bookmarkEnd w:id="67"/>
-    <w:bookmarkStart w:id="71" w:name="sec:src-time-src"/>
+    <w:bookmarkEnd w:id="69"/>
+    <w:bookmarkEnd w:id="70"/>
+    <w:bookmarkStart w:id="74" w:name="sec:src-time-src"/>
     <w:p>
       <w:pPr>
         <w:pStyle w:val="berschrift4"/>
@@ -3029,7 +2981,7 @@
         <w:t xml:space="preserve">src-time-src</w:t>
       </w:r>
     </w:p>
-    <w:bookmarkStart w:id="68" w:name="threshold-requirements-8"/>
+    <w:bookmarkStart w:id="71" w:name="threshold-requirements-8"/>
     <w:p>
       <w:pPr>
         <w:pStyle w:val="berschrift5"/>
@@ -3046,8 +2998,8 @@
         <w:t xml:space="preserve">The start date and time of source data is identified in the metadata, expressed in UTC in date and time, at least to the second.</w:t>
       </w:r>
     </w:p>
-    <w:bookmarkEnd w:id="68"/>
-    <w:bookmarkStart w:id="69" w:name="goal-requirements-8"/>
+    <w:bookmarkEnd w:id="71"/>
+    <w:bookmarkStart w:id="72" w:name="goal-requirements-8"/>
     <w:p>
       <w:pPr>
         <w:pStyle w:val="berschrift5"/>
@@ -3067,8 +3019,8 @@
         <w:t xml:space="preserve"> </w:t>
       </w:r>
     </w:p>
-    <w:bookmarkEnd w:id="69"/>
-    <w:bookmarkStart w:id="70" w:name="assessment-8"/>
+    <w:bookmarkEnd w:id="72"/>
+    <w:bookmarkStart w:id="73" w:name="assessment-8"/>
     <w:p>
       <w:pPr>
         <w:pStyle w:val="berschrift5"/>
@@ -3132,9 +3084,9 @@
         </w:pict>
       </w:r>
     </w:p>
-    <w:bookmarkEnd w:id="70"/>
-    <w:bookmarkEnd w:id="71"/>
-    <w:bookmarkStart w:id="75" w:name="sec:src-acqpar"/>
+    <w:bookmarkEnd w:id="73"/>
+    <w:bookmarkEnd w:id="74"/>
+    <w:bookmarkStart w:id="78" w:name="sec:src-acqpar"/>
     <w:p>
       <w:pPr>
         <w:pStyle w:val="berschrift4"/>
@@ -3169,7 +3121,7 @@
         <w:t xml:space="preserve">src-acqpar</w:t>
       </w:r>
     </w:p>
-    <w:bookmarkStart w:id="72" w:name="threshold-requirements-9"/>
+    <w:bookmarkStart w:id="75" w:name="threshold-requirements-9"/>
     <w:p>
       <w:pPr>
         <w:pStyle w:val="berschrift5"/>
@@ -3258,8 +3210,8 @@
         <w:t xml:space="preserve">Beam ID (i.e., beam mode mnemonic)</w:t>
       </w:r>
     </w:p>
-    <w:bookmarkEnd w:id="72"/>
-    <w:bookmarkStart w:id="73" w:name="goal-requirements-9"/>
+    <w:bookmarkEnd w:id="75"/>
+    <w:bookmarkStart w:id="76" w:name="goal-requirements-9"/>
     <w:p>
       <w:pPr>
         <w:pStyle w:val="berschrift5"/>
@@ -3279,8 +3231,8 @@
         <w:t xml:space="preserve"> </w:t>
       </w:r>
     </w:p>
-    <w:bookmarkEnd w:id="73"/>
-    <w:bookmarkStart w:id="74" w:name="assessment-9"/>
+    <w:bookmarkEnd w:id="76"/>
+    <w:bookmarkStart w:id="77" w:name="assessment-9"/>
     <w:p>
       <w:pPr>
         <w:pStyle w:val="berschrift5"/>
@@ -3344,9 +3296,9 @@
         </w:pict>
       </w:r>
     </w:p>
-    <w:bookmarkEnd w:id="74"/>
-    <w:bookmarkEnd w:id="75"/>
-    <w:bookmarkStart w:id="80" w:name="sec:src-orbit"/>
+    <w:bookmarkEnd w:id="77"/>
+    <w:bookmarkEnd w:id="78"/>
+    <w:bookmarkStart w:id="83" w:name="sec:src-orbit"/>
     <w:p>
       <w:pPr>
         <w:pStyle w:val="berschrift4"/>
@@ -3381,7 +3333,7 @@
         <w:t xml:space="preserve">src-orbit</w:t>
       </w:r>
     </w:p>
-    <w:bookmarkStart w:id="77" w:name="threshold-requirements-10"/>
+    <w:bookmarkStart w:id="80" w:name="threshold-requirements-10"/>
     <w:p>
       <w:pPr>
         <w:pStyle w:val="berschrift5"/>
@@ -3413,7 +3365,7 @@
         <w:rPr>
           <w:rStyle w:val="Funotenzeichen"/>
         </w:rPr>
-        <w:footnoteReference w:id="76"/>
+        <w:footnoteReference w:id="79"/>
       </w:r>
     </w:p>
     <w:p>
@@ -3428,8 +3380,8 @@
         <w:t xml:space="preserve">Orbit data source (e.g., predicted, definite, precise, downlinked, etc.)</w:t>
       </w:r>
     </w:p>
-    <w:bookmarkEnd w:id="77"/>
-    <w:bookmarkStart w:id="78" w:name="goal-requirements-10"/>
+    <w:bookmarkEnd w:id="80"/>
+    <w:bookmarkStart w:id="81" w:name="goal-requirements-10"/>
     <w:p>
       <w:pPr>
         <w:pStyle w:val="berschrift5"/>
@@ -3482,8 +3434,8 @@
         <w:t xml:space="preserve">Platform (mean) altitude</w:t>
       </w:r>
     </w:p>
-    <w:bookmarkEnd w:id="78"/>
-    <w:bookmarkStart w:id="79" w:name="assessment-10"/>
+    <w:bookmarkEnd w:id="81"/>
+    <w:bookmarkStart w:id="82" w:name="assessment-10"/>
     <w:p>
       <w:pPr>
         <w:pStyle w:val="berschrift5"/>
@@ -3547,9 +3499,9 @@
         </w:pict>
       </w:r>
     </w:p>
-    <w:bookmarkEnd w:id="79"/>
-    <w:bookmarkEnd w:id="80"/>
-    <w:bookmarkStart w:id="84" w:name="sec:src-propar"/>
+    <w:bookmarkEnd w:id="82"/>
+    <w:bookmarkEnd w:id="83"/>
+    <w:bookmarkStart w:id="87" w:name="sec:src-propar"/>
     <w:p>
       <w:pPr>
         <w:pStyle w:val="berschrift4"/>
@@ -3584,7 +3536,7 @@
         <w:t xml:space="preserve">src-propar</w:t>
       </w:r>
     </w:p>
-    <w:bookmarkStart w:id="81" w:name="threshold-requirements-11"/>
+    <w:bookmarkStart w:id="84" w:name="threshold-requirements-11"/>
     <w:p>
       <w:pPr>
         <w:pStyle w:val="berschrift5"/>
@@ -3685,8 +3637,8 @@
         <w:t xml:space="preserve">Range number of looks (separate values for each beam, as necessary)</w:t>
       </w:r>
     </w:p>
-    <w:bookmarkEnd w:id="81"/>
-    <w:bookmarkStart w:id="82" w:name="goal-requirements-11"/>
+    <w:bookmarkEnd w:id="84"/>
+    <w:bookmarkStart w:id="85" w:name="goal-requirements-11"/>
     <w:p>
       <w:pPr>
         <w:pStyle w:val="berschrift5"/>
@@ -3703,8 +3655,8 @@
         <w:t xml:space="preserve">As threshold, plus additional relevant processing parameters, e.g., range- and azimuth look bandwidth and LUT applied.</w:t>
       </w:r>
     </w:p>
-    <w:bookmarkEnd w:id="82"/>
-    <w:bookmarkStart w:id="83" w:name="assessment-11"/>
+    <w:bookmarkEnd w:id="85"/>
+    <w:bookmarkStart w:id="86" w:name="assessment-11"/>
     <w:p>
       <w:pPr>
         <w:pStyle w:val="berschrift5"/>
@@ -3768,9 +3720,9 @@
         </w:pict>
       </w:r>
     </w:p>
-    <w:bookmarkEnd w:id="83"/>
-    <w:bookmarkEnd w:id="84"/>
-    <w:bookmarkStart w:id="88" w:name="sec:src-imgatt-sar"/>
+    <w:bookmarkEnd w:id="86"/>
+    <w:bookmarkEnd w:id="87"/>
+    <w:bookmarkStart w:id="91" w:name="sec:src-imgatt-sar"/>
     <w:p>
       <w:pPr>
         <w:pStyle w:val="berschrift4"/>
@@ -3805,7 +3757,7 @@
         <w:t xml:space="preserve">src-imgatt-sar</w:t>
       </w:r>
     </w:p>
-    <w:bookmarkStart w:id="85" w:name="threshold-requirements-12"/>
+    <w:bookmarkStart w:id="88" w:name="threshold-requirements-12"/>
     <w:p>
       <w:pPr>
         <w:pStyle w:val="berschrift5"/>
@@ -3906,8 +3858,8 @@
         <w:t xml:space="preserve">Far range incident angle</w:t>
       </w:r>
     </w:p>
-    <w:bookmarkEnd w:id="85"/>
-    <w:bookmarkStart w:id="86" w:name="goal-requirements-12"/>
+    <w:bookmarkEnd w:id="88"/>
+    <w:bookmarkStart w:id="89" w:name="goal-requirements-12"/>
     <w:p>
       <w:pPr>
         <w:pStyle w:val="berschrift5"/>
@@ -3924,8 +3876,8 @@
         <w:t xml:space="preserve">Geometry of the image footprint expressed in WGS84 in a standardised format (e.g., WKT).</w:t>
       </w:r>
     </w:p>
-    <w:bookmarkEnd w:id="86"/>
-    <w:bookmarkStart w:id="87" w:name="assessment-12"/>
+    <w:bookmarkEnd w:id="89"/>
+    <w:bookmarkStart w:id="90" w:name="assessment-12"/>
     <w:p>
       <w:pPr>
         <w:pStyle w:val="berschrift5"/>
@@ -3989,9 +3941,9 @@
         </w:pict>
       </w:r>
     </w:p>
-    <w:bookmarkEnd w:id="87"/>
-    <w:bookmarkEnd w:id="88"/>
-    <w:bookmarkStart w:id="92" w:name="sec:src-sencal-sar"/>
+    <w:bookmarkEnd w:id="90"/>
+    <w:bookmarkEnd w:id="91"/>
+    <w:bookmarkStart w:id="95" w:name="sec:src-sencal-sar"/>
     <w:p>
       <w:pPr>
         <w:pStyle w:val="berschrift4"/>
@@ -4026,7 +3978,7 @@
         <w:t xml:space="preserve">src-sencal-sar</w:t>
       </w:r>
     </w:p>
-    <w:bookmarkStart w:id="89" w:name="threshold-requirements-13"/>
+    <w:bookmarkStart w:id="92" w:name="threshold-requirements-13"/>
     <w:p>
       <w:pPr>
         <w:pStyle w:val="berschrift5"/>
@@ -4046,8 +3998,8 @@
         <w:t xml:space="preserve"> </w:t>
       </w:r>
     </w:p>
-    <w:bookmarkEnd w:id="89"/>
-    <w:bookmarkStart w:id="90" w:name="goal-requirements-13"/>
+    <w:bookmarkEnd w:id="92"/>
+    <w:bookmarkStart w:id="93" w:name="goal-requirements-13"/>
     <w:p>
       <w:pPr>
         <w:pStyle w:val="berschrift5"/>
@@ -4070,8 +4022,8 @@
         <w:t xml:space="preserve">Ideally this would support machine-to-machine access.</w:t>
       </w:r>
     </w:p>
-    <w:bookmarkEnd w:id="90"/>
-    <w:bookmarkStart w:id="91" w:name="assessment-13"/>
+    <w:bookmarkEnd w:id="93"/>
+    <w:bookmarkStart w:id="94" w:name="assessment-13"/>
     <w:p>
       <w:pPr>
         <w:pStyle w:val="berschrift5"/>
@@ -4135,9 +4087,9 @@
         </w:pict>
       </w:r>
     </w:p>
-    <w:bookmarkEnd w:id="91"/>
-    <w:bookmarkEnd w:id="92"/>
-    <w:bookmarkStart w:id="96" w:name="sec:src-perfind"/>
+    <w:bookmarkEnd w:id="94"/>
+    <w:bookmarkEnd w:id="95"/>
+    <w:bookmarkStart w:id="99" w:name="sec:src-perfind"/>
     <w:p>
       <w:pPr>
         <w:pStyle w:val="berschrift4"/>
@@ -4172,7 +4124,7 @@
         <w:t xml:space="preserve">src-perfind</w:t>
       </w:r>
     </w:p>
-    <w:bookmarkStart w:id="93" w:name="threshold-requirements-14"/>
+    <w:bookmarkStart w:id="96" w:name="threshold-requirements-14"/>
     <w:p>
       <w:pPr>
         <w:pStyle w:val="berschrift5"/>
@@ -4295,8 +4247,8 @@
         <w:t xml:space="preserve">Values do not need to be estimated individually for each product, but may be estimated once for each acquisition mode, and annotated on all products.</w:t>
       </w:r>
     </w:p>
-    <w:bookmarkEnd w:id="93"/>
-    <w:bookmarkStart w:id="94" w:name="goal-requirements-14"/>
+    <w:bookmarkEnd w:id="96"/>
+    <w:bookmarkStart w:id="97" w:name="goal-requirements-14"/>
     <w:p>
       <w:pPr>
         <w:pStyle w:val="berschrift5"/>
@@ -4313,8 +4265,8 @@
         <w:t xml:space="preserve">Provide additional relevant performance indicators (e.g., ENL, PSLR, ISLR, and performance reference DOI or URL).</w:t>
       </w:r>
     </w:p>
-    <w:bookmarkEnd w:id="94"/>
-    <w:bookmarkStart w:id="95" w:name="assessment-14"/>
+    <w:bookmarkEnd w:id="97"/>
+    <w:bookmarkStart w:id="98" w:name="assessment-14"/>
     <w:p>
       <w:pPr>
         <w:pStyle w:val="berschrift5"/>
@@ -4378,9 +4330,9 @@
         </w:pict>
       </w:r>
     </w:p>
-    <w:bookmarkEnd w:id="95"/>
-    <w:bookmarkEnd w:id="96"/>
-    <w:bookmarkStart w:id="100" w:name="sec:src-polcalm"/>
+    <w:bookmarkEnd w:id="98"/>
+    <w:bookmarkEnd w:id="99"/>
+    <w:bookmarkStart w:id="103" w:name="sec:src-polcalm"/>
     <w:p>
       <w:pPr>
         <w:pStyle w:val="berschrift4"/>
@@ -4415,7 +4367,7 @@
         <w:t xml:space="preserve">src-polcalm</w:t>
       </w:r>
     </w:p>
-    <w:bookmarkStart w:id="97" w:name="threshold-requirements-15"/>
+    <w:bookmarkStart w:id="100" w:name="threshold-requirements-15"/>
     <w:p>
       <w:pPr>
         <w:pStyle w:val="berschrift5"/>
@@ -4435,8 +4387,8 @@
         <w:t xml:space="preserve"> </w:t>
       </w:r>
     </w:p>
-    <w:bookmarkEnd w:id="97"/>
-    <w:bookmarkStart w:id="98" w:name="goal-requirements-15"/>
+    <w:bookmarkEnd w:id="100"/>
+    <w:bookmarkStart w:id="101" w:name="goal-requirements-15"/>
     <w:p>
       <w:pPr>
         <w:pStyle w:val="berschrift5"/>
@@ -4453,8 +4405,8 @@
         <w:t xml:space="preserve">The complex-valued polarimetric distortion matrices with the channel imbalance and the cross-talk applied for the polarimetric calibration.</w:t>
       </w:r>
     </w:p>
-    <w:bookmarkEnd w:id="98"/>
-    <w:bookmarkStart w:id="99" w:name="assessment-15"/>
+    <w:bookmarkEnd w:id="101"/>
+    <w:bookmarkStart w:id="102" w:name="assessment-15"/>
     <w:p>
       <w:pPr>
         <w:pStyle w:val="berschrift5"/>
@@ -4518,9 +4470,9 @@
         </w:pict>
       </w:r>
     </w:p>
-    <w:bookmarkEnd w:id="99"/>
-    <w:bookmarkEnd w:id="100"/>
-    <w:bookmarkStart w:id="104" w:name="sec:src-farotan"/>
+    <w:bookmarkEnd w:id="102"/>
+    <w:bookmarkEnd w:id="103"/>
+    <w:bookmarkStart w:id="107" w:name="sec:src-farotan"/>
     <w:p>
       <w:pPr>
         <w:pStyle w:val="berschrift4"/>
@@ -4555,7 +4507,7 @@
         <w:t xml:space="preserve">src-farotan</w:t>
       </w:r>
     </w:p>
-    <w:bookmarkStart w:id="101" w:name="threshold-requirements-16"/>
+    <w:bookmarkStart w:id="104" w:name="threshold-requirements-16"/>
     <w:p>
       <w:pPr>
         <w:pStyle w:val="berschrift5"/>
@@ -4575,8 +4527,8 @@
         <w:t xml:space="preserve"> </w:t>
       </w:r>
     </w:p>
-    <w:bookmarkEnd w:id="101"/>
-    <w:bookmarkStart w:id="102" w:name="goal-requirements-16"/>
+    <w:bookmarkEnd w:id="104"/>
+    <w:bookmarkStart w:id="105" w:name="goal-requirements-16"/>
     <w:p>
       <w:pPr>
         <w:pStyle w:val="berschrift5"/>
@@ -4593,8 +4545,8 @@
         <w:t xml:space="preserve">The mean Faraday rotation angle estimated from the polarimetric data and/or from models with reference to the method or paper used to derive the estimate.</w:t>
       </w:r>
     </w:p>
-    <w:bookmarkEnd w:id="102"/>
-    <w:bookmarkStart w:id="103" w:name="assessment-16"/>
+    <w:bookmarkEnd w:id="105"/>
+    <w:bookmarkStart w:id="106" w:name="assessment-16"/>
     <w:p>
       <w:pPr>
         <w:pStyle w:val="berschrift5"/>
@@ -4658,9 +4610,9 @@
         </w:pict>
       </w:r>
     </w:p>
-    <w:bookmarkEnd w:id="103"/>
-    <w:bookmarkEnd w:id="104"/>
-    <w:bookmarkStart w:id="108" w:name="sec:src-ionind"/>
+    <w:bookmarkEnd w:id="106"/>
+    <w:bookmarkEnd w:id="107"/>
+    <w:bookmarkStart w:id="111" w:name="sec:src-ionind"/>
     <w:p>
       <w:pPr>
         <w:pStyle w:val="berschrift4"/>
@@ -4695,7 +4647,7 @@
         <w:t xml:space="preserve">src-ionind</w:t>
       </w:r>
     </w:p>
-    <w:bookmarkStart w:id="105" w:name="threshold-requirements-17"/>
+    <w:bookmarkStart w:id="108" w:name="threshold-requirements-17"/>
     <w:p>
       <w:pPr>
         <w:pStyle w:val="berschrift5"/>
@@ -4715,8 +4667,8 @@
         <w:t xml:space="preserve"> </w:t>
       </w:r>
     </w:p>
-    <w:bookmarkEnd w:id="105"/>
-    <w:bookmarkStart w:id="106" w:name="goal-requirements-17"/>
+    <w:bookmarkEnd w:id="108"/>
+    <w:bookmarkStart w:id="109" w:name="goal-requirements-17"/>
     <w:p>
       <w:pPr>
         <w:pStyle w:val="berschrift5"/>
@@ -4730,19 +4682,7 @@
         <w:pStyle w:val="FirstParagraph"/>
       </w:pPr>
       <w:r>
-        <w:t xml:space="preserve">Flag indicating whether the backscatter imagery is</w:t>
-      </w:r>
-      <w:r>
-        <w:t xml:space="preserve"> </w:t>
-      </w:r>
-      <w:r>
-        <w:t xml:space="preserve">“significantly impacted”</w:t>
-      </w:r>
-      <w:r>
-        <w:t xml:space="preserve"> </w:t>
-      </w:r>
-      <w:r>
-        <w:t xml:space="preserve">by the ionosphere (0 – false, 1 – true).</w:t>
+        <w:t xml:space="preserve">Flag indicating whether the backscatter imagery is “significantly impacted” by the ionosphere (0 – false, 1 – true).</w:t>
       </w:r>
       <w:r>
         <w:t xml:space="preserve"> </w:t>
@@ -4751,8 +4691,8 @@
         <w:t xml:space="preserve">Significant impact would imply that the ionospheric impact on the backscatter exceeds the radiometric calibration requirement or goal for the imagery.</w:t>
       </w:r>
     </w:p>
-    <w:bookmarkEnd w:id="106"/>
-    <w:bookmarkStart w:id="107" w:name="assessment-17"/>
+    <w:bookmarkEnd w:id="109"/>
+    <w:bookmarkStart w:id="110" w:name="assessment-17"/>
     <w:p>
       <w:pPr>
         <w:pStyle w:val="berschrift5"/>
@@ -4809,10 +4749,10 @@
         <w:t xml:space="preserve">Recommended Requirement Modification:</w:t>
       </w:r>
     </w:p>
-    <w:bookmarkEnd w:id="107"/>
-    <w:bookmarkEnd w:id="108"/>
-    <w:bookmarkEnd w:id="109"/>
-    <w:bookmarkStart w:id="158" w:name="sec:prd"/>
+    <w:bookmarkEnd w:id="110"/>
+    <w:bookmarkEnd w:id="111"/>
+    <w:bookmarkEnd w:id="112"/>
+    <w:bookmarkStart w:id="161" w:name="sec:prd"/>
     <w:p>
       <w:pPr>
         <w:pStyle w:val="berschrift3"/>
@@ -4838,7 +4778,7 @@
         <w:t xml:space="preserve">Information related to the CEOS-ARD product generation procedure and geographic parameters.</w:t>
       </w:r>
     </w:p>
-    <w:bookmarkStart w:id="113" w:name="sec:prd-daccess-prod"/>
+    <w:bookmarkStart w:id="116" w:name="sec:prd-daccess-prod"/>
     <w:p>
       <w:pPr>
         <w:pStyle w:val="berschrift4"/>
@@ -4873,7 +4813,7 @@
         <w:t xml:space="preserve">prd-daccess-prod</w:t>
       </w:r>
     </w:p>
-    <w:bookmarkStart w:id="110" w:name="threshold-requirements-18"/>
+    <w:bookmarkStart w:id="113" w:name="threshold-requirements-18"/>
     <w:p>
       <w:pPr>
         <w:pStyle w:val="berschrift5"/>
@@ -4938,8 +4878,8 @@
         <w:t xml:space="preserve">Location from where CEOS-ARD product can be retrieved, expressed as a URL or DOI.</w:t>
       </w:r>
     </w:p>
-    <w:bookmarkEnd w:id="110"/>
-    <w:bookmarkStart w:id="111" w:name="goal-requirements-18"/>
+    <w:bookmarkEnd w:id="113"/>
+    <w:bookmarkStart w:id="114" w:name="goal-requirements-18"/>
     <w:p>
       <w:pPr>
         <w:pStyle w:val="berschrift5"/>
@@ -4956,8 +4896,8 @@
         <w:t xml:space="preserve">The metadata identifies an online location from where the data can be consistently and reliably retrieved by a computer algorithm without any manual intervention being required.</w:t>
       </w:r>
     </w:p>
-    <w:bookmarkEnd w:id="111"/>
-    <w:bookmarkStart w:id="112" w:name="assessment-18"/>
+    <w:bookmarkEnd w:id="114"/>
+    <w:bookmarkStart w:id="115" w:name="assessment-18"/>
     <w:p>
       <w:pPr>
         <w:pStyle w:val="berschrift5"/>
@@ -5021,9 +4961,9 @@
         </w:pict>
       </w:r>
     </w:p>
-    <w:bookmarkEnd w:id="112"/>
-    <w:bookmarkEnd w:id="113"/>
-    <w:bookmarkStart w:id="117" w:name="sec:prd-auxdat-sar"/>
+    <w:bookmarkEnd w:id="115"/>
+    <w:bookmarkEnd w:id="116"/>
+    <w:bookmarkStart w:id="120" w:name="sec:prd-auxdat-sar"/>
     <w:p>
       <w:pPr>
         <w:pStyle w:val="berschrift4"/>
@@ -5058,7 +4998,7 @@
         <w:t xml:space="preserve">prd-auxdat-sar</w:t>
       </w:r>
     </w:p>
-    <w:bookmarkStart w:id="114" w:name="threshold-requirements-19"/>
+    <w:bookmarkStart w:id="117" w:name="threshold-requirements-19"/>
     <w:p>
       <w:pPr>
         <w:pStyle w:val="berschrift5"/>
@@ -5078,8 +5018,8 @@
         <w:t xml:space="preserve"> </w:t>
       </w:r>
     </w:p>
-    <w:bookmarkEnd w:id="114"/>
-    <w:bookmarkStart w:id="115" w:name="goal-requirements-19"/>
+    <w:bookmarkEnd w:id="117"/>
+    <w:bookmarkStart w:id="118" w:name="goal-requirements-19"/>
     <w:p>
       <w:pPr>
         <w:pStyle w:val="berschrift5"/>
@@ -5116,8 +5056,8 @@
         <w:t xml:space="preserve">Auxiliary data includes DEMs, etc., and any additional data sources used in the generation of the product.</w:t>
       </w:r>
     </w:p>
-    <w:bookmarkEnd w:id="115"/>
-    <w:bookmarkStart w:id="116" w:name="assessment-19"/>
+    <w:bookmarkEnd w:id="118"/>
+    <w:bookmarkStart w:id="119" w:name="assessment-19"/>
     <w:p>
       <w:pPr>
         <w:pStyle w:val="berschrift5"/>
@@ -5181,9 +5121,9 @@
         </w:pict>
       </w:r>
     </w:p>
-    <w:bookmarkEnd w:id="116"/>
-    <w:bookmarkEnd w:id="117"/>
-    <w:bookmarkStart w:id="121" w:name="sec:prd-samspa"/>
+    <w:bookmarkEnd w:id="119"/>
+    <w:bookmarkEnd w:id="120"/>
+    <w:bookmarkStart w:id="124" w:name="sec:prd-samspa"/>
     <w:p>
       <w:pPr>
         <w:pStyle w:val="berschrift4"/>
@@ -5218,7 +5158,7 @@
         <w:t xml:space="preserve">prd-samspa</w:t>
       </w:r>
     </w:p>
-    <w:bookmarkStart w:id="118" w:name="threshold-requirements-20"/>
+    <w:bookmarkStart w:id="121" w:name="threshold-requirements-20"/>
     <w:p>
       <w:pPr>
         <w:pStyle w:val="berschrift5"/>
@@ -5259,8 +5199,8 @@
         <w:t xml:space="preserve">Line (row) spacing</w:t>
       </w:r>
     </w:p>
-    <w:bookmarkEnd w:id="118"/>
-    <w:bookmarkStart w:id="119" w:name="goal-requirements-20"/>
+    <w:bookmarkEnd w:id="121"/>
+    <w:bookmarkStart w:id="122" w:name="goal-requirements-20"/>
     <w:p>
       <w:pPr>
         <w:pStyle w:val="berschrift5"/>
@@ -5280,8 +5220,8 @@
         <w:t xml:space="preserve"> </w:t>
       </w:r>
     </w:p>
-    <w:bookmarkEnd w:id="119"/>
-    <w:bookmarkStart w:id="120" w:name="assessment-20"/>
+    <w:bookmarkEnd w:id="122"/>
+    <w:bookmarkStart w:id="123" w:name="assessment-20"/>
     <w:p>
       <w:pPr>
         <w:pStyle w:val="berschrift5"/>
@@ -5345,9 +5285,9 @@
         </w:pict>
       </w:r>
     </w:p>
-    <w:bookmarkEnd w:id="120"/>
-    <w:bookmarkEnd w:id="121"/>
-    <w:bookmarkStart w:id="125" w:name="sec:prd-resol"/>
+    <w:bookmarkEnd w:id="123"/>
+    <w:bookmarkEnd w:id="124"/>
+    <w:bookmarkStart w:id="128" w:name="sec:prd-resol"/>
     <w:p>
       <w:pPr>
         <w:pStyle w:val="berschrift4"/>
@@ -5382,7 +5322,7 @@
         <w:t xml:space="preserve">prd-resol</w:t>
       </w:r>
     </w:p>
-    <w:bookmarkStart w:id="122" w:name="threshold-requirements-21"/>
+    <w:bookmarkStart w:id="125" w:name="threshold-requirements-21"/>
     <w:p>
       <w:pPr>
         <w:pStyle w:val="berschrift5"/>
@@ -5402,8 +5342,8 @@
         <w:t xml:space="preserve"> </w:t>
       </w:r>
     </w:p>
-    <w:bookmarkEnd w:id="122"/>
-    <w:bookmarkStart w:id="123" w:name="goal-requirements-21"/>
+    <w:bookmarkEnd w:id="125"/>
+    <w:bookmarkStart w:id="126" w:name="goal-requirements-21"/>
     <w:p>
       <w:pPr>
         <w:pStyle w:val="berschrift5"/>
@@ -5444,8 +5384,8 @@
         <w:t xml:space="preserve">Rows</w:t>
       </w:r>
     </w:p>
-    <w:bookmarkEnd w:id="123"/>
-    <w:bookmarkStart w:id="124" w:name="assessment-21"/>
+    <w:bookmarkEnd w:id="126"/>
+    <w:bookmarkStart w:id="127" w:name="assessment-21"/>
     <w:p>
       <w:pPr>
         <w:pStyle w:val="berschrift5"/>
@@ -5509,9 +5449,9 @@
         </w:pict>
       </w:r>
     </w:p>
-    <w:bookmarkEnd w:id="124"/>
-    <w:bookmarkEnd w:id="125"/>
-    <w:bookmarkStart w:id="129" w:name="sec:prd-geobbox"/>
+    <w:bookmarkEnd w:id="127"/>
+    <w:bookmarkEnd w:id="128"/>
+    <w:bookmarkStart w:id="132" w:name="sec:prd-geobbox"/>
     <w:p>
       <w:pPr>
         <w:pStyle w:val="berschrift4"/>
@@ -5546,7 +5486,7 @@
         <w:t xml:space="preserve">prd-geobbox</w:t>
       </w:r>
     </w:p>
-    <w:bookmarkStart w:id="126" w:name="threshold-requirements-22"/>
+    <w:bookmarkStart w:id="129" w:name="threshold-requirements-22"/>
     <w:p>
       <w:pPr>
         <w:pStyle w:val="berschrift5"/>
@@ -5606,8 +5546,8 @@
         <w:t xml:space="preserve">Four corners of the product file are recommended for scenes crossing the Antemeridian, or the North or the South Pole.</w:t>
       </w:r>
     </w:p>
-    <w:bookmarkEnd w:id="126"/>
-    <w:bookmarkStart w:id="127" w:name="goal-requirements-22"/>
+    <w:bookmarkEnd w:id="129"/>
+    <w:bookmarkStart w:id="130" w:name="goal-requirements-22"/>
     <w:p>
       <w:pPr>
         <w:pStyle w:val="berschrift5"/>
@@ -5627,8 +5567,8 @@
         <w:t xml:space="preserve"> </w:t>
       </w:r>
     </w:p>
-    <w:bookmarkEnd w:id="127"/>
-    <w:bookmarkStart w:id="128" w:name="assessment-22"/>
+    <w:bookmarkEnd w:id="130"/>
+    <w:bookmarkStart w:id="131" w:name="assessment-22"/>
     <w:p>
       <w:pPr>
         <w:pStyle w:val="berschrift5"/>
@@ -5692,9 +5632,9 @@
         </w:pict>
       </w:r>
     </w:p>
-    <w:bookmarkEnd w:id="128"/>
-    <w:bookmarkEnd w:id="129"/>
-    <w:bookmarkStart w:id="133" w:name="sec:prd-geoarea-sar"/>
+    <w:bookmarkEnd w:id="131"/>
+    <w:bookmarkEnd w:id="132"/>
+    <w:bookmarkStart w:id="136" w:name="sec:prd-geoarea-sar"/>
     <w:p>
       <w:pPr>
         <w:pStyle w:val="berschrift4"/>
@@ -5729,7 +5669,7 @@
         <w:t xml:space="preserve">prd-geoarea-sar</w:t>
       </w:r>
     </w:p>
-    <w:bookmarkStart w:id="130" w:name="threshold-requirements-23"/>
+    <w:bookmarkStart w:id="133" w:name="threshold-requirements-23"/>
     <w:p>
       <w:pPr>
         <w:pStyle w:val="berschrift5"/>
@@ -5746,8 +5686,8 @@
         <w:t xml:space="preserve">The geometry of the SAR image footprint expressed in WGS84, in a standardised format (e.g., WKT Polygon).</w:t>
       </w:r>
     </w:p>
-    <w:bookmarkEnd w:id="130"/>
-    <w:bookmarkStart w:id="131" w:name="goal-requirements-23"/>
+    <w:bookmarkEnd w:id="133"/>
+    <w:bookmarkStart w:id="134" w:name="goal-requirements-23"/>
     <w:p>
       <w:pPr>
         <w:pStyle w:val="berschrift5"/>
@@ -5767,8 +5707,8 @@
         <w:t xml:space="preserve"> </w:t>
       </w:r>
     </w:p>
-    <w:bookmarkEnd w:id="131"/>
-    <w:bookmarkStart w:id="132" w:name="assessment-23"/>
+    <w:bookmarkEnd w:id="134"/>
+    <w:bookmarkStart w:id="135" w:name="assessment-23"/>
     <w:p>
       <w:pPr>
         <w:pStyle w:val="berschrift5"/>
@@ -5832,9 +5772,9 @@
         </w:pict>
       </w:r>
     </w:p>
-    <w:bookmarkEnd w:id="132"/>
-    <w:bookmarkEnd w:id="133"/>
-    <w:bookmarkStart w:id="137" w:name="sec:prd-imgsize"/>
+    <w:bookmarkEnd w:id="135"/>
+    <w:bookmarkEnd w:id="136"/>
+    <w:bookmarkStart w:id="140" w:name="sec:prd-imgsize"/>
     <w:p>
       <w:pPr>
         <w:pStyle w:val="berschrift4"/>
@@ -5869,7 +5809,7 @@
         <w:t xml:space="preserve">prd-imgsize</w:t>
       </w:r>
     </w:p>
-    <w:bookmarkStart w:id="134" w:name="threshold-requirements-24"/>
+    <w:bookmarkStart w:id="137" w:name="threshold-requirements-24"/>
     <w:p>
       <w:pPr>
         <w:pStyle w:val="berschrift5"/>
@@ -5934,8 +5874,8 @@
         <w:t xml:space="preserve">Number of no-data border pixels (if applicable)</w:t>
       </w:r>
     </w:p>
-    <w:bookmarkEnd w:id="134"/>
-    <w:bookmarkStart w:id="135" w:name="goal-requirements-24"/>
+    <w:bookmarkEnd w:id="137"/>
+    <w:bookmarkStart w:id="138" w:name="goal-requirements-24"/>
     <w:p>
       <w:pPr>
         <w:pStyle w:val="berschrift5"/>
@@ -5955,8 +5895,8 @@
         <w:t xml:space="preserve"> </w:t>
       </w:r>
     </w:p>
-    <w:bookmarkEnd w:id="135"/>
-    <w:bookmarkStart w:id="136" w:name="assessment-24"/>
+    <w:bookmarkEnd w:id="138"/>
+    <w:bookmarkStart w:id="139" w:name="assessment-24"/>
     <w:p>
       <w:pPr>
         <w:pStyle w:val="berschrift5"/>
@@ -6020,9 +5960,9 @@
         </w:pict>
       </w:r>
     </w:p>
-    <w:bookmarkEnd w:id="136"/>
-    <w:bookmarkEnd w:id="137"/>
-    <w:bookmarkStart w:id="141" w:name="sec:prd-pixcoco"/>
+    <w:bookmarkEnd w:id="139"/>
+    <w:bookmarkEnd w:id="140"/>
+    <w:bookmarkStart w:id="144" w:name="sec:prd-pixcoco"/>
     <w:p>
       <w:pPr>
         <w:pStyle w:val="berschrift4"/>
@@ -6057,7 +5997,7 @@
         <w:t xml:space="preserve">prd-pixcoco</w:t>
       </w:r>
     </w:p>
-    <w:bookmarkStart w:id="138" w:name="threshold-requirements-25"/>
+    <w:bookmarkStart w:id="141" w:name="threshold-requirements-25"/>
     <w:p>
       <w:pPr>
         <w:pStyle w:val="berschrift5"/>
@@ -6080,8 +6020,8 @@
         <w:t xml:space="preserve">Values are [pixel centre, pixel ULC or pixel LLC].</w:t>
       </w:r>
     </w:p>
-    <w:bookmarkEnd w:id="138"/>
-    <w:bookmarkStart w:id="139" w:name="goal-requirements-25"/>
+    <w:bookmarkEnd w:id="141"/>
+    <w:bookmarkStart w:id="142" w:name="goal-requirements-25"/>
     <w:p>
       <w:pPr>
         <w:pStyle w:val="berschrift5"/>
@@ -6101,8 +6041,8 @@
         <w:t xml:space="preserve"> </w:t>
       </w:r>
     </w:p>
-    <w:bookmarkEnd w:id="139"/>
-    <w:bookmarkStart w:id="140" w:name="assessment-25"/>
+    <w:bookmarkEnd w:id="142"/>
+    <w:bookmarkStart w:id="143" w:name="assessment-25"/>
     <w:p>
       <w:pPr>
         <w:pStyle w:val="berschrift5"/>
@@ -6166,9 +6106,9 @@
         </w:pict>
       </w:r>
     </w:p>
-    <w:bookmarkEnd w:id="140"/>
-    <w:bookmarkEnd w:id="141"/>
-    <w:bookmarkStart w:id="145" w:name="sec:prd-crs-sar"/>
+    <w:bookmarkEnd w:id="143"/>
+    <w:bookmarkEnd w:id="144"/>
+    <w:bookmarkStart w:id="148" w:name="sec:prd-crs-sar"/>
     <w:p>
       <w:pPr>
         <w:pStyle w:val="berschrift4"/>
@@ -6203,7 +6143,7 @@
         <w:t xml:space="preserve">prd-crs-sar</w:t>
       </w:r>
     </w:p>
-    <w:bookmarkStart w:id="142" w:name="threshold-requirements-26"/>
+    <w:bookmarkStart w:id="145" w:name="threshold-requirements-26"/>
     <w:p>
       <w:pPr>
         <w:pStyle w:val="berschrift5"/>
@@ -6226,8 +6166,8 @@
         <w:t xml:space="preserve">Indicate EPSG code, if defined for the CRS.</w:t>
       </w:r>
     </w:p>
-    <w:bookmarkEnd w:id="142"/>
-    <w:bookmarkStart w:id="143" w:name="goal-requirements-26"/>
+    <w:bookmarkEnd w:id="145"/>
+    <w:bookmarkStart w:id="146" w:name="goal-requirements-26"/>
     <w:p>
       <w:pPr>
         <w:pStyle w:val="berschrift5"/>
@@ -6247,8 +6187,8 @@
         <w:t xml:space="preserve"> </w:t>
       </w:r>
     </w:p>
-    <w:bookmarkEnd w:id="143"/>
-    <w:bookmarkStart w:id="144" w:name="assessment-26"/>
+    <w:bookmarkEnd w:id="146"/>
+    <w:bookmarkStart w:id="147" w:name="assessment-26"/>
     <w:p>
       <w:pPr>
         <w:pStyle w:val="berschrift5"/>
@@ -6312,9 +6252,9 @@
         </w:pict>
       </w:r>
     </w:p>
-    <w:bookmarkEnd w:id="144"/>
-    <w:bookmarkEnd w:id="145"/>
-    <w:bookmarkStart w:id="149" w:name="sec:prd-rulvec"/>
+    <w:bookmarkEnd w:id="147"/>
+    <w:bookmarkEnd w:id="148"/>
+    <w:bookmarkStart w:id="152" w:name="sec:prd-rulvec"/>
     <w:p>
       <w:pPr>
         <w:pStyle w:val="berschrift4"/>
@@ -6349,7 +6289,7 @@
         <w:t xml:space="preserve">prd-rulvec</w:t>
       </w:r>
     </w:p>
-    <w:bookmarkStart w:id="146" w:name="threshold-requirements-27"/>
+    <w:bookmarkStart w:id="149" w:name="threshold-requirements-27"/>
     <w:p>
       <w:pPr>
         <w:pStyle w:val="berschrift5"/>
@@ -6413,8 +6353,8 @@
         <w:t xml:space="preserve">provided.</w:t>
       </w:r>
     </w:p>
-    <w:bookmarkEnd w:id="146"/>
-    <w:bookmarkStart w:id="147" w:name="goal-requirements-27"/>
+    <w:bookmarkEnd w:id="149"/>
+    <w:bookmarkStart w:id="150" w:name="goal-requirements-27"/>
     <w:p>
       <w:pPr>
         <w:pStyle w:val="berschrift5"/>
@@ -6434,8 +6374,8 @@
         <w:t xml:space="preserve"> </w:t>
       </w:r>
     </w:p>
-    <w:bookmarkEnd w:id="147"/>
-    <w:bookmarkStart w:id="148" w:name="assessment-27"/>
+    <w:bookmarkEnd w:id="150"/>
+    <w:bookmarkStart w:id="151" w:name="assessment-27"/>
     <w:p>
       <w:pPr>
         <w:pStyle w:val="berschrift5"/>
@@ -6499,9 +6439,9 @@
         </w:pict>
       </w:r>
     </w:p>
-    <w:bookmarkEnd w:id="148"/>
-    <w:bookmarkEnd w:id="149"/>
-    <w:bookmarkStart w:id="153" w:name="sec:prd-slarass"/>
+    <w:bookmarkEnd w:id="151"/>
+    <w:bookmarkEnd w:id="152"/>
+    <w:bookmarkStart w:id="156" w:name="sec:prd-slarass"/>
     <w:p>
       <w:pPr>
         <w:pStyle w:val="berschrift4"/>
@@ -6536,7 +6476,7 @@
         <w:t xml:space="preserve">prd-slarass</w:t>
       </w:r>
     </w:p>
-    <w:bookmarkStart w:id="150" w:name="threshold-requirements-28"/>
+    <w:bookmarkStart w:id="153" w:name="threshold-requirements-28"/>
     <w:p>
       <w:pPr>
         <w:pStyle w:val="berschrift5"/>
@@ -6594,8 +6534,8 @@
         <w:t xml:space="preserve">provided.</w:t>
       </w:r>
     </w:p>
-    <w:bookmarkEnd w:id="150"/>
-    <w:bookmarkStart w:id="151" w:name="goal-requirements-28"/>
+    <w:bookmarkEnd w:id="153"/>
+    <w:bookmarkStart w:id="154" w:name="goal-requirements-28"/>
     <w:p>
       <w:pPr>
         <w:pStyle w:val="berschrift5"/>
@@ -6615,8 +6555,8 @@
         <w:t xml:space="preserve"> </w:t>
       </w:r>
     </w:p>
-    <w:bookmarkEnd w:id="151"/>
-    <w:bookmarkStart w:id="152" w:name="assessment-28"/>
+    <w:bookmarkEnd w:id="154"/>
+    <w:bookmarkStart w:id="155" w:name="assessment-28"/>
     <w:p>
       <w:pPr>
         <w:pStyle w:val="berschrift5"/>
@@ -6680,9 +6620,9 @@
         </w:pict>
       </w:r>
     </w:p>
-    <w:bookmarkEnd w:id="152"/>
-    <w:bookmarkEnd w:id="153"/>
-    <w:bookmarkStart w:id="157" w:name="sec:prd-reorbit-gslc"/>
+    <w:bookmarkEnd w:id="155"/>
+    <w:bookmarkEnd w:id="156"/>
+    <w:bookmarkStart w:id="160" w:name="sec:prd-reorbit-gslc"/>
     <w:p>
       <w:pPr>
         <w:pStyle w:val="berschrift4"/>
@@ -6760,7 +6700,7 @@
         <w:t xml:space="preserve">).</w:t>
       </w:r>
     </w:p>
-    <w:bookmarkStart w:id="154" w:name="threshold-requirements-29"/>
+    <w:bookmarkStart w:id="157" w:name="threshold-requirements-29"/>
     <w:p>
       <w:pPr>
         <w:pStyle w:val="berschrift5"/>
@@ -6780,8 +6720,8 @@
         <w:t xml:space="preserve"> </w:t>
       </w:r>
     </w:p>
-    <w:bookmarkEnd w:id="154"/>
-    <w:bookmarkStart w:id="155" w:name="goal-requirements-29"/>
+    <w:bookmarkEnd w:id="157"/>
+    <w:bookmarkStart w:id="158" w:name="goal-requirements-29"/>
     <w:p>
       <w:pPr>
         <w:pStyle w:val="berschrift5"/>
@@ -6812,8 +6752,8 @@
         <w:t xml:space="preserve">Provide scene-centred perpendicular baseline for the for the source data relative to the reference orbit used (for approximate use only).</w:t>
       </w:r>
     </w:p>
-    <w:bookmarkEnd w:id="155"/>
-    <w:bookmarkStart w:id="156" w:name="assessment-29"/>
+    <w:bookmarkEnd w:id="158"/>
+    <w:bookmarkStart w:id="159" w:name="assessment-29"/>
     <w:p>
       <w:pPr>
         <w:pStyle w:val="berschrift5"/>
@@ -6870,10 +6810,10 @@
         <w:t xml:space="preserve">Recommended Requirement Modification:</w:t>
       </w:r>
     </w:p>
-    <w:bookmarkEnd w:id="156"/>
-    <w:bookmarkEnd w:id="157"/>
-    <w:bookmarkEnd w:id="158"/>
-    <w:bookmarkStart w:id="219" w:name="sec:pxl"/>
+    <w:bookmarkEnd w:id="159"/>
+    <w:bookmarkEnd w:id="160"/>
+    <w:bookmarkEnd w:id="161"/>
+    <w:bookmarkStart w:id="222" w:name="sec:pxl"/>
     <w:p>
       <w:pPr>
         <w:pStyle w:val="berschrift3"/>
@@ -6927,7 +6867,7 @@
         <w:t xml:space="preserve">(choose) observations on the basis of their individual suitability for application.</w:t>
       </w:r>
     </w:p>
-    <w:bookmarkStart w:id="162" w:name="sec:pxl-cngform"/>
+    <w:bookmarkStart w:id="165" w:name="sec:pxl-cngform"/>
     <w:p>
       <w:pPr>
         <w:pStyle w:val="berschrift4"/>
@@ -6962,7 +6902,7 @@
         <w:t xml:space="preserve">pxl-cngform</w:t>
       </w:r>
     </w:p>
-    <w:bookmarkStart w:id="159" w:name="threshold-requirements-30"/>
+    <w:bookmarkStart w:id="162" w:name="threshold-requirements-30"/>
     <w:p>
       <w:pPr>
         <w:pStyle w:val="berschrift5"/>
@@ -6982,8 +6922,8 @@
         <w:t xml:space="preserve"> </w:t>
       </w:r>
     </w:p>
-    <w:bookmarkEnd w:id="159"/>
-    <w:bookmarkStart w:id="160" w:name="goal-requirements-30"/>
+    <w:bookmarkEnd w:id="162"/>
+    <w:bookmarkStart w:id="163" w:name="goal-requirements-30"/>
     <w:p>
       <w:pPr>
         <w:pStyle w:val="berschrift5"/>
@@ -7000,8 +6940,8 @@
         <w:t xml:space="preserve">All files are provided using cloud-optimized file formats.</w:t>
       </w:r>
     </w:p>
-    <w:bookmarkEnd w:id="160"/>
-    <w:bookmarkStart w:id="161" w:name="assessment-30"/>
+    <w:bookmarkEnd w:id="163"/>
+    <w:bookmarkStart w:id="164" w:name="assessment-30"/>
     <w:p>
       <w:pPr>
         <w:pStyle w:val="berschrift5"/>
@@ -7065,9 +7005,9 @@
         </w:pict>
       </w:r>
     </w:p>
-    <w:bookmarkEnd w:id="161"/>
-    <w:bookmarkEnd w:id="162"/>
-    <w:bookmarkStart w:id="166" w:name="sec:pxl-memare-sar"/>
+    <w:bookmarkEnd w:id="164"/>
+    <w:bookmarkEnd w:id="165"/>
+    <w:bookmarkStart w:id="169" w:name="sec:pxl-memare-sar"/>
     <w:p>
       <w:pPr>
         <w:pStyle w:val="berschrift4"/>
@@ -7102,7 +7042,7 @@
         <w:t xml:space="preserve">pxl-memare-sar</w:t>
       </w:r>
     </w:p>
-    <w:bookmarkStart w:id="163" w:name="threshold-requirements-31"/>
+    <w:bookmarkStart w:id="166" w:name="threshold-requirements-31"/>
     <w:p>
       <w:pPr>
         <w:pStyle w:val="berschrift5"/>
@@ -7119,8 +7059,8 @@
         <w:t xml:space="preserve">Metadata is provided in a structure that enables a computer algorithm to be used to consistently and automatically identify and extract each component/variable/layer for further use.</w:t>
       </w:r>
     </w:p>
-    <w:bookmarkEnd w:id="163"/>
-    <w:bookmarkStart w:id="164" w:name="goal-requirements-31"/>
+    <w:bookmarkEnd w:id="166"/>
+    <w:bookmarkStart w:id="167" w:name="goal-requirements-31"/>
     <w:p>
       <w:pPr>
         <w:pStyle w:val="berschrift5"/>
@@ -7137,8 +7077,8 @@
         <w:t xml:space="preserve">As threshold, but metadata is formatted in accordance with CEOS-ARD SAR Metadata Specifications, v.1.1, or in a community endorsed standard that facilitates machine-readability, such as ISO 19115-2, Climate and Forecast (CF) convention, the Attribute Convention for Data Discovery (ACDD), etc.</w:t>
       </w:r>
     </w:p>
-    <w:bookmarkEnd w:id="164"/>
-    <w:bookmarkStart w:id="165" w:name="assessment-31"/>
+    <w:bookmarkEnd w:id="167"/>
+    <w:bookmarkStart w:id="168" w:name="assessment-31"/>
     <w:p>
       <w:pPr>
         <w:pStyle w:val="berschrift5"/>
@@ -7202,9 +7142,9 @@
         </w:pict>
       </w:r>
     </w:p>
-    <w:bookmarkEnd w:id="165"/>
-    <w:bookmarkEnd w:id="166"/>
-    <w:bookmarkStart w:id="170" w:name="sec:pxl-damaski"/>
+    <w:bookmarkEnd w:id="168"/>
+    <w:bookmarkEnd w:id="169"/>
+    <w:bookmarkStart w:id="173" w:name="sec:pxl-damaski"/>
     <w:p>
       <w:pPr>
         <w:pStyle w:val="berschrift4"/>
@@ -7239,7 +7179,7 @@
         <w:t xml:space="preserve">pxl-damaski</w:t>
       </w:r>
     </w:p>
-    <w:bookmarkStart w:id="167" w:name="threshold-requirements-32"/>
+    <w:bookmarkStart w:id="170" w:name="threshold-requirements-32"/>
     <w:p>
       <w:pPr>
         <w:pStyle w:val="berschrift5"/>
@@ -7372,8 +7312,8 @@
         <w:t xml:space="preserve">Bit Value Representation</w:t>
       </w:r>
     </w:p>
-    <w:bookmarkEnd w:id="167"/>
-    <w:bookmarkStart w:id="168" w:name="goal-requirements-32"/>
+    <w:bookmarkEnd w:id="170"/>
+    <w:bookmarkStart w:id="171" w:name="goal-requirements-32"/>
     <w:p>
       <w:pPr>
         <w:pStyle w:val="berschrift5"/>
@@ -7462,8 +7402,8 @@
         <w:t xml:space="preserve">DEM gap filling (i.e., interpolated DEM over gaps)</w:t>
       </w:r>
     </w:p>
-    <w:bookmarkEnd w:id="168"/>
-    <w:bookmarkStart w:id="169" w:name="assessment-32"/>
+    <w:bookmarkEnd w:id="171"/>
+    <w:bookmarkStart w:id="172" w:name="assessment-32"/>
     <w:p>
       <w:pPr>
         <w:pStyle w:val="berschrift5"/>
@@ -7527,9 +7467,9 @@
         </w:pict>
       </w:r>
     </w:p>
-    <w:bookmarkEnd w:id="169"/>
-    <w:bookmarkEnd w:id="170"/>
-    <w:bookmarkStart w:id="174" w:name="sec:pxl-piscata"/>
+    <w:bookmarkEnd w:id="172"/>
+    <w:bookmarkEnd w:id="173"/>
+    <w:bookmarkStart w:id="177" w:name="sec:pxl-piscata"/>
     <w:p>
       <w:pPr>
         <w:pStyle w:val="berschrift4"/>
@@ -7576,7 +7516,7 @@
         <w:t xml:space="preserve">Usage: Recommended for scenes that include land areas.</w:t>
       </w:r>
     </w:p>
-    <w:bookmarkStart w:id="171" w:name="threshold-requirements-33"/>
+    <w:bookmarkStart w:id="174" w:name="threshold-requirements-33"/>
     <w:p>
       <w:pPr>
         <w:pStyle w:val="berschrift5"/>
@@ -7596,8 +7536,8 @@
         <w:t xml:space="preserve"> </w:t>
       </w:r>
     </w:p>
-    <w:bookmarkEnd w:id="171"/>
-    <w:bookmarkStart w:id="172" w:name="goal-requirements-33"/>
+    <w:bookmarkEnd w:id="174"/>
+    <w:bookmarkStart w:id="175" w:name="goal-requirements-33"/>
     <w:p>
       <w:pPr>
         <w:pStyle w:val="berschrift5"/>
@@ -7768,8 +7708,8 @@
         <w:t xml:space="preserve">Byte Order</w:t>
       </w:r>
     </w:p>
-    <w:bookmarkEnd w:id="172"/>
-    <w:bookmarkStart w:id="173" w:name="assessment-33"/>
+    <w:bookmarkEnd w:id="175"/>
+    <w:bookmarkStart w:id="176" w:name="assessment-33"/>
     <w:p>
       <w:pPr>
         <w:pStyle w:val="berschrift5"/>
@@ -7833,9 +7773,9 @@
         </w:pict>
       </w:r>
     </w:p>
-    <w:bookmarkEnd w:id="173"/>
-    <w:bookmarkEnd w:id="174"/>
-    <w:bookmarkStart w:id="178" w:name="sec:pxl-ploinca"/>
+    <w:bookmarkEnd w:id="176"/>
+    <w:bookmarkEnd w:id="177"/>
+    <w:bookmarkStart w:id="181" w:name="sec:pxl-ploinca"/>
     <w:p>
       <w:pPr>
         <w:pStyle w:val="berschrift4"/>
@@ -7870,7 +7810,7 @@
         <w:t xml:space="preserve">pxl-ploinca</w:t>
       </w:r>
     </w:p>
-    <w:bookmarkStart w:id="175" w:name="threshold-requirements-34"/>
+    <w:bookmarkStart w:id="178" w:name="threshold-requirements-34"/>
     <w:p>
       <w:pPr>
         <w:pStyle w:val="berschrift5"/>
@@ -7975,8 +7915,8 @@
         <w:t xml:space="preserve">For maritime ORB scenes when no land areas are covered, a geoid model could be used for the calculation of the local incident angle.</w:t>
       </w:r>
     </w:p>
-    <w:bookmarkEnd w:id="175"/>
-    <w:bookmarkStart w:id="176" w:name="goal-requirements-34"/>
+    <w:bookmarkEnd w:id="178"/>
+    <w:bookmarkStart w:id="179" w:name="goal-requirements-34"/>
     <w:p>
       <w:pPr>
         <w:pStyle w:val="berschrift5"/>
@@ -7996,8 +7936,8 @@
         <w:t xml:space="preserve"> </w:t>
       </w:r>
     </w:p>
-    <w:bookmarkEnd w:id="176"/>
-    <w:bookmarkStart w:id="177" w:name="assessment-34"/>
+    <w:bookmarkEnd w:id="179"/>
+    <w:bookmarkStart w:id="180" w:name="assessment-34"/>
     <w:p>
       <w:pPr>
         <w:pStyle w:val="berschrift5"/>
@@ -8061,9 +8001,9 @@
         </w:pict>
       </w:r>
     </w:p>
-    <w:bookmarkEnd w:id="177"/>
-    <w:bookmarkEnd w:id="178"/>
-    <w:bookmarkStart w:id="182" w:name="sec:pxl-pelinca"/>
+    <w:bookmarkEnd w:id="180"/>
+    <w:bookmarkEnd w:id="181"/>
+    <w:bookmarkStart w:id="185" w:name="sec:pxl-pelinca"/>
     <w:p>
       <w:pPr>
         <w:pStyle w:val="berschrift4"/>
@@ -8098,7 +8038,7 @@
         <w:t xml:space="preserve">pxl-pelinca</w:t>
       </w:r>
     </w:p>
-    <w:bookmarkStart w:id="179" w:name="threshold-requirements-35"/>
+    <w:bookmarkStart w:id="182" w:name="threshold-requirements-35"/>
     <w:p>
       <w:pPr>
         <w:pStyle w:val="berschrift5"/>
@@ -8118,8 +8058,8 @@
         <w:t xml:space="preserve"> </w:t>
       </w:r>
     </w:p>
-    <w:bookmarkEnd w:id="179"/>
-    <w:bookmarkStart w:id="180" w:name="goal-requirements-35"/>
+    <w:bookmarkEnd w:id="182"/>
+    <w:bookmarkStart w:id="183" w:name="goal-requirements-35"/>
     <w:p>
       <w:pPr>
         <w:pStyle w:val="berschrift5"/>
@@ -8236,8 +8176,8 @@
         <w:t xml:space="preserve">For maritime ORB scenes when no land areas are covered, the ellipsoidal incident angle is nearly identical to the geoid based local incident angle.</w:t>
       </w:r>
     </w:p>
-    <w:bookmarkEnd w:id="180"/>
-    <w:bookmarkStart w:id="181" w:name="assessment-35"/>
+    <w:bookmarkEnd w:id="183"/>
+    <w:bookmarkStart w:id="184" w:name="assessment-35"/>
     <w:p>
       <w:pPr>
         <w:pStyle w:val="berschrift5"/>
@@ -8301,9 +8241,9 @@
         </w:pict>
       </w:r>
     </w:p>
-    <w:bookmarkEnd w:id="181"/>
-    <w:bookmarkEnd w:id="182"/>
-    <w:bookmarkStart w:id="186" w:name="sec:pxl-pinopow"/>
+    <w:bookmarkEnd w:id="184"/>
+    <w:bookmarkEnd w:id="185"/>
+    <w:bookmarkStart w:id="189" w:name="sec:pxl-pinopow"/>
     <w:p>
       <w:pPr>
         <w:pStyle w:val="berschrift4"/>
@@ -8338,7 +8278,7 @@
         <w:t xml:space="preserve">pxl-pinopow</w:t>
       </w:r>
     </w:p>
-    <w:bookmarkStart w:id="183" w:name="threshold-requirements-36"/>
+    <w:bookmarkStart w:id="186" w:name="threshold-requirements-36"/>
     <w:p>
       <w:pPr>
         <w:pStyle w:val="berschrift5"/>
@@ -8358,8 +8298,8 @@
         <w:t xml:space="preserve"> </w:t>
       </w:r>
     </w:p>
-    <w:bookmarkEnd w:id="183"/>
-    <w:bookmarkStart w:id="184" w:name="goal-requirements-36"/>
+    <w:bookmarkEnd w:id="186"/>
+    <w:bookmarkStart w:id="187" w:name="goal-requirements-36"/>
     <w:p>
       <w:pPr>
         <w:pStyle w:val="berschrift5"/>
@@ -8570,8 +8510,8 @@
         <w:t xml:space="preserve">Byte Order</w:t>
       </w:r>
     </w:p>
-    <w:bookmarkEnd w:id="184"/>
-    <w:bookmarkStart w:id="185" w:name="assessment-36"/>
+    <w:bookmarkEnd w:id="187"/>
+    <w:bookmarkStart w:id="188" w:name="assessment-36"/>
     <w:p>
       <w:pPr>
         <w:pStyle w:val="berschrift5"/>
@@ -8635,9 +8575,9 @@
         </w:pict>
       </w:r>
     </w:p>
-    <w:bookmarkEnd w:id="185"/>
-    <w:bookmarkEnd w:id="186"/>
-    <w:bookmarkStart w:id="190" w:name="sec:pxl-gasiri"/>
+    <w:bookmarkEnd w:id="188"/>
+    <w:bookmarkEnd w:id="189"/>
+    <w:bookmarkStart w:id="193" w:name="sec:pxl-gasiri"/>
     <w:p>
       <w:pPr>
         <w:pStyle w:val="berschrift4"/>
@@ -8672,7 +8612,7 @@
         <w:t xml:space="preserve">pxl-gasiri</w:t>
       </w:r>
     </w:p>
-    <w:bookmarkStart w:id="187" w:name="threshold-requirements-37"/>
+    <w:bookmarkStart w:id="190" w:name="threshold-requirements-37"/>
     <w:p>
       <w:pPr>
         <w:pStyle w:val="berschrift5"/>
@@ -8692,8 +8632,8 @@
         <w:t xml:space="preserve"> </w:t>
       </w:r>
     </w:p>
-    <w:bookmarkEnd w:id="187"/>
-    <w:bookmarkStart w:id="188" w:name="goal-requirements-37"/>
+    <w:bookmarkEnd w:id="190"/>
+    <w:bookmarkStart w:id="191" w:name="goal-requirements-37"/>
     <w:p>
       <w:pPr>
         <w:pStyle w:val="berschrift5"/>
@@ -8843,8 +8783,8 @@
         <w:t xml:space="preserve">Byte Order</w:t>
       </w:r>
     </w:p>
-    <w:bookmarkEnd w:id="188"/>
-    <w:bookmarkStart w:id="189" w:name="assessment-37"/>
+    <w:bookmarkEnd w:id="191"/>
+    <w:bookmarkStart w:id="192" w:name="assessment-37"/>
     <w:p>
       <w:pPr>
         <w:pStyle w:val="berschrift5"/>
@@ -8908,9 +8848,9 @@
         </w:pict>
       </w:r>
     </w:p>
-    <w:bookmarkEnd w:id="189"/>
-    <w:bookmarkEnd w:id="190"/>
-    <w:bookmarkStart w:id="194" w:name="sec:pxl-pacqid"/>
+    <w:bookmarkEnd w:id="192"/>
+    <w:bookmarkEnd w:id="193"/>
+    <w:bookmarkStart w:id="197" w:name="sec:pxl-pacqid"/>
     <w:p>
       <w:pPr>
         <w:pStyle w:val="berschrift4"/>
@@ -8945,7 +8885,7 @@
         <w:t xml:space="preserve">pxl-pacqid</w:t>
       </w:r>
     </w:p>
-    <w:bookmarkStart w:id="191" w:name="threshold-requirements-38"/>
+    <w:bookmarkStart w:id="194" w:name="threshold-requirements-38"/>
     <w:p>
       <w:pPr>
         <w:pStyle w:val="berschrift5"/>
@@ -9004,13 +8944,7 @@
         <w:pStyle w:val="Textkrper"/>
       </w:pPr>
       <w:r>
-        <w:t xml:space="preserve">In case of date, data represent (integer or fractional) day offset to reference observation date (in UTC). Date used as reference (</w:t>
-      </w:r>
-      <w:r>
-        <w:t xml:space="preserve">“Day 0”</w:t>
-      </w:r>
-      <w:r>
-        <w:t xml:space="preserve">) is provided in the metadata.</w:t>
+        <w:t xml:space="preserve">In case of date, data represent (integer or fractional) day offset to reference observation date (in UTC). Date used as reference (“Day 0”) is provided in the metadata.</w:t>
       </w:r>
     </w:p>
     <w:p>
@@ -9089,8 +9023,8 @@
         <w:t xml:space="preserve">Byte Order</w:t>
       </w:r>
     </w:p>
-    <w:bookmarkEnd w:id="191"/>
-    <w:bookmarkStart w:id="192" w:name="goal-requirements-38"/>
+    <w:bookmarkEnd w:id="194"/>
+    <w:bookmarkStart w:id="195" w:name="goal-requirements-38"/>
     <w:p>
       <w:pPr>
         <w:pStyle w:val="berschrift5"/>
@@ -9107,8 +9041,8 @@
         <w:t xml:space="preserve">In case of image composites, the sources for each pixel are uniquely identified.</w:t>
       </w:r>
     </w:p>
-    <w:bookmarkEnd w:id="192"/>
-    <w:bookmarkStart w:id="193" w:name="assessment-38"/>
+    <w:bookmarkEnd w:id="195"/>
+    <w:bookmarkStart w:id="196" w:name="assessment-38"/>
     <w:p>
       <w:pPr>
         <w:pStyle w:val="berschrift5"/>
@@ -9172,9 +9106,9 @@
         </w:pict>
       </w:r>
     </w:p>
-    <w:bookmarkEnd w:id="193"/>
-    <w:bookmarkEnd w:id="194"/>
-    <w:bookmarkStart w:id="198" w:name="sec:pxl-pidem"/>
+    <w:bookmarkEnd w:id="196"/>
+    <w:bookmarkEnd w:id="197"/>
+    <w:bookmarkStart w:id="201" w:name="sec:pxl-pidem"/>
     <w:p>
       <w:pPr>
         <w:pStyle w:val="berschrift4"/>
@@ -9209,7 +9143,7 @@
         <w:t xml:space="preserve">pxl-pidem</w:t>
       </w:r>
     </w:p>
-    <w:bookmarkStart w:id="195" w:name="threshold-requirements-39"/>
+    <w:bookmarkStart w:id="198" w:name="threshold-requirements-39"/>
     <w:p>
       <w:pPr>
         <w:pStyle w:val="berschrift5"/>
@@ -9229,8 +9163,8 @@
         <w:t xml:space="preserve"> </w:t>
       </w:r>
     </w:p>
-    <w:bookmarkEnd w:id="195"/>
-    <w:bookmarkStart w:id="196" w:name="goal-requirements-39"/>
+    <w:bookmarkEnd w:id="198"/>
+    <w:bookmarkStart w:id="199" w:name="goal-requirements-39"/>
     <w:p>
       <w:pPr>
         <w:pStyle w:val="berschrift5"/>
@@ -9323,8 +9257,8 @@
         <w:t xml:space="preserve">Byte Order</w:t>
       </w:r>
     </w:p>
-    <w:bookmarkEnd w:id="196"/>
-    <w:bookmarkStart w:id="197" w:name="assessment-39"/>
+    <w:bookmarkEnd w:id="199"/>
+    <w:bookmarkStart w:id="200" w:name="assessment-39"/>
     <w:p>
       <w:pPr>
         <w:pStyle w:val="berschrift5"/>
@@ -9388,9 +9322,9 @@
         </w:pict>
       </w:r>
     </w:p>
-    <w:bookmarkEnd w:id="197"/>
-    <w:bookmarkEnd w:id="198"/>
-    <w:bookmarkStart w:id="202" w:name="sec:pxl-radulov"/>
+    <w:bookmarkEnd w:id="200"/>
+    <w:bookmarkEnd w:id="201"/>
+    <w:bookmarkStart w:id="205" w:name="sec:pxl-radulov"/>
     <w:p>
       <w:pPr>
         <w:pStyle w:val="berschrift4"/>
@@ -9425,7 +9359,7 @@
         <w:t xml:space="preserve">pxl-radulov</w:t>
       </w:r>
     </w:p>
-    <w:bookmarkStart w:id="199" w:name="threshold-requirements-40"/>
+    <w:bookmarkStart w:id="202" w:name="threshold-requirements-40"/>
     <w:p>
       <w:pPr>
         <w:pStyle w:val="berschrift5"/>
@@ -9445,8 +9379,8 @@
         <w:t xml:space="preserve"> </w:t>
       </w:r>
     </w:p>
-    <w:bookmarkEnd w:id="199"/>
-    <w:bookmarkStart w:id="200" w:name="goal-requirements-40"/>
+    <w:bookmarkEnd w:id="202"/>
+    <w:bookmarkStart w:id="203" w:name="goal-requirements-40"/>
     <w:p>
       <w:pPr>
         <w:pStyle w:val="berschrift5"/>
@@ -9537,8 +9471,8 @@
         <w:t xml:space="preserve">Byte Order</w:t>
       </w:r>
     </w:p>
-    <w:bookmarkEnd w:id="200"/>
-    <w:bookmarkStart w:id="201" w:name="assessment-40"/>
+    <w:bookmarkEnd w:id="203"/>
+    <w:bookmarkStart w:id="204" w:name="assessment-40"/>
     <w:p>
       <w:pPr>
         <w:pStyle w:val="berschrift5"/>
@@ -9602,9 +9536,9 @@
         </w:pict>
       </w:r>
     </w:p>
-    <w:bookmarkEnd w:id="201"/>
-    <w:bookmarkEnd w:id="202"/>
-    <w:bookmarkStart w:id="206" w:name="sec:pxl-slarassi"/>
+    <w:bookmarkEnd w:id="204"/>
+    <w:bookmarkEnd w:id="205"/>
+    <w:bookmarkStart w:id="209" w:name="sec:pxl-slarassi"/>
     <w:p>
       <w:pPr>
         <w:pStyle w:val="berschrift4"/>
@@ -9639,7 +9573,7 @@
         <w:t xml:space="preserve">pxl-slarassi</w:t>
       </w:r>
     </w:p>
-    <w:bookmarkStart w:id="203" w:name="threshold-requirements-41"/>
+    <w:bookmarkStart w:id="206" w:name="threshold-requirements-41"/>
     <w:p>
       <w:pPr>
         <w:pStyle w:val="berschrift5"/>
@@ -9659,8 +9593,8 @@
         <w:t xml:space="preserve"> </w:t>
       </w:r>
     </w:p>
-    <w:bookmarkEnd w:id="203"/>
-    <w:bookmarkStart w:id="204" w:name="goal-requirements-41"/>
+    <w:bookmarkEnd w:id="206"/>
+    <w:bookmarkStart w:id="207" w:name="goal-requirements-41"/>
     <w:p>
       <w:pPr>
         <w:pStyle w:val="berschrift5"/>
@@ -9745,8 +9679,8 @@
         <w:t xml:space="preserve">Byte Order</w:t>
       </w:r>
     </w:p>
-    <w:bookmarkEnd w:id="204"/>
-    <w:bookmarkStart w:id="205" w:name="assessment-41"/>
+    <w:bookmarkEnd w:id="207"/>
+    <w:bookmarkStart w:id="208" w:name="assessment-41"/>
     <w:p>
       <w:pPr>
         <w:pStyle w:val="berschrift5"/>
@@ -9810,9 +9744,9 @@
         </w:pict>
       </w:r>
     </w:p>
-    <w:bookmarkEnd w:id="205"/>
-    <w:bookmarkEnd w:id="206"/>
-    <w:bookmarkStart w:id="210" w:name="sec:pxl-pinphun"/>
+    <w:bookmarkEnd w:id="208"/>
+    <w:bookmarkEnd w:id="209"/>
+    <w:bookmarkStart w:id="213" w:name="sec:pxl-pinphun"/>
     <w:p>
       <w:pPr>
         <w:pStyle w:val="berschrift4"/>
@@ -9847,7 +9781,7 @@
         <w:t xml:space="preserve">pxl-pinphun</w:t>
       </w:r>
     </w:p>
-    <w:bookmarkStart w:id="207" w:name="threshold-requirements-42"/>
+    <w:bookmarkStart w:id="210" w:name="threshold-requirements-42"/>
     <w:p>
       <w:pPr>
         <w:pStyle w:val="berschrift5"/>
@@ -9867,8 +9801,8 @@
         <w:t xml:space="preserve"> </w:t>
       </w:r>
     </w:p>
-    <w:bookmarkEnd w:id="207"/>
-    <w:bookmarkStart w:id="208" w:name="goal-requirements-42"/>
+    <w:bookmarkEnd w:id="210"/>
+    <w:bookmarkStart w:id="211" w:name="goal-requirements-42"/>
     <w:p>
       <w:pPr>
         <w:pStyle w:val="berschrift5"/>
@@ -9965,8 +9899,8 @@
         <w:t xml:space="preserve">Byte Order</w:t>
       </w:r>
     </w:p>
-    <w:bookmarkEnd w:id="208"/>
-    <w:bookmarkStart w:id="209" w:name="assessment-42"/>
+    <w:bookmarkEnd w:id="211"/>
+    <w:bookmarkStart w:id="212" w:name="assessment-42"/>
     <w:p>
       <w:pPr>
         <w:pStyle w:val="berschrift5"/>
@@ -10030,9 +9964,9 @@
         </w:pict>
       </w:r>
     </w:p>
-    <w:bookmarkEnd w:id="209"/>
-    <w:bookmarkEnd w:id="210"/>
-    <w:bookmarkStart w:id="214" w:name="sec:pxl-atphaci"/>
+    <w:bookmarkEnd w:id="212"/>
+    <w:bookmarkEnd w:id="213"/>
+    <w:bookmarkStart w:id="217" w:name="sec:pxl-atphaci"/>
     <w:p>
       <w:pPr>
         <w:pStyle w:val="berschrift4"/>
@@ -10067,7 +10001,7 @@
         <w:t xml:space="preserve">pxl-atphaci</w:t>
       </w:r>
     </w:p>
-    <w:bookmarkStart w:id="211" w:name="threshold-requirements-43"/>
+    <w:bookmarkStart w:id="214" w:name="threshold-requirements-43"/>
     <w:p>
       <w:pPr>
         <w:pStyle w:val="berschrift5"/>
@@ -10087,8 +10021,8 @@
         <w:t xml:space="preserve"> </w:t>
       </w:r>
     </w:p>
-    <w:bookmarkEnd w:id="211"/>
-    <w:bookmarkStart w:id="212" w:name="goal-requirements-43"/>
+    <w:bookmarkEnd w:id="214"/>
+    <w:bookmarkStart w:id="215" w:name="goal-requirements-43"/>
     <w:p>
       <w:pPr>
         <w:pStyle w:val="berschrift5"/>
@@ -10179,8 +10113,8 @@
         <w:t xml:space="preserve">Byte Order</w:t>
       </w:r>
     </w:p>
-    <w:bookmarkEnd w:id="212"/>
-    <w:bookmarkStart w:id="213" w:name="assessment-43"/>
+    <w:bookmarkEnd w:id="215"/>
+    <w:bookmarkStart w:id="216" w:name="assessment-43"/>
     <w:p>
       <w:pPr>
         <w:pStyle w:val="berschrift5"/>
@@ -10244,9 +10178,9 @@
         </w:pict>
       </w:r>
     </w:p>
-    <w:bookmarkEnd w:id="213"/>
-    <w:bookmarkEnd w:id="214"/>
-    <w:bookmarkStart w:id="218" w:name="sec:pxl-piopha"/>
+    <w:bookmarkEnd w:id="216"/>
+    <w:bookmarkEnd w:id="217"/>
+    <w:bookmarkStart w:id="221" w:name="sec:pxl-piopha"/>
     <w:p>
       <w:pPr>
         <w:pStyle w:val="berschrift4"/>
@@ -10281,7 +10215,7 @@
         <w:t xml:space="preserve">pxl-piopha</w:t>
       </w:r>
     </w:p>
-    <w:bookmarkStart w:id="215" w:name="threshold-requirements-44"/>
+    <w:bookmarkStart w:id="218" w:name="threshold-requirements-44"/>
     <w:p>
       <w:pPr>
         <w:pStyle w:val="berschrift5"/>
@@ -10301,8 +10235,8 @@
         <w:t xml:space="preserve"> </w:t>
       </w:r>
     </w:p>
-    <w:bookmarkEnd w:id="215"/>
-    <w:bookmarkStart w:id="216" w:name="goal-requirements-44"/>
+    <w:bookmarkEnd w:id="218"/>
+    <w:bookmarkStart w:id="219" w:name="goal-requirements-44"/>
     <w:p>
       <w:pPr>
         <w:pStyle w:val="berschrift5"/>
@@ -10393,8 +10327,8 @@
         <w:t xml:space="preserve">Byte Order</w:t>
       </w:r>
     </w:p>
-    <w:bookmarkEnd w:id="216"/>
-    <w:bookmarkStart w:id="217" w:name="assessment-44"/>
+    <w:bookmarkEnd w:id="219"/>
+    <w:bookmarkStart w:id="220" w:name="assessment-44"/>
     <w:p>
       <w:pPr>
         <w:pStyle w:val="berschrift5"/>
@@ -10451,10 +10385,10 @@
         <w:t xml:space="preserve">Recommended Requirement Modification:</w:t>
       </w:r>
     </w:p>
-    <w:bookmarkEnd w:id="217"/>
-    <w:bookmarkEnd w:id="218"/>
-    <w:bookmarkEnd w:id="219"/>
-    <w:bookmarkStart w:id="244" w:name="sec:rcm"/>
+    <w:bookmarkEnd w:id="220"/>
+    <w:bookmarkEnd w:id="221"/>
+    <w:bookmarkEnd w:id="222"/>
+    <w:bookmarkStart w:id="247" w:name="sec:rcm"/>
     <w:p>
       <w:pPr>
         <w:pStyle w:val="berschrift3"/>
@@ -10498,7 +10432,7 @@
         <w:t xml:space="preserve">The requirements below must be met for all pixels/samples/observations in a collection.</w:t>
       </w:r>
     </w:p>
-    <w:bookmarkStart w:id="223" w:name="sec:rcm-cngform"/>
+    <w:bookmarkStart w:id="226" w:name="sec:rcm-cngform"/>
     <w:p>
       <w:pPr>
         <w:pStyle w:val="berschrift4"/>
@@ -10533,7 +10467,7 @@
         <w:t xml:space="preserve">rcm-cngform</w:t>
       </w:r>
     </w:p>
-    <w:bookmarkStart w:id="220" w:name="threshold-requirements-45"/>
+    <w:bookmarkStart w:id="223" w:name="threshold-requirements-45"/>
     <w:p>
       <w:pPr>
         <w:pStyle w:val="berschrift5"/>
@@ -10553,8 +10487,8 @@
         <w:t xml:space="preserve"> </w:t>
       </w:r>
     </w:p>
-    <w:bookmarkEnd w:id="220"/>
-    <w:bookmarkStart w:id="221" w:name="goal-requirements-45"/>
+    <w:bookmarkEnd w:id="223"/>
+    <w:bookmarkStart w:id="224" w:name="goal-requirements-45"/>
     <w:p>
       <w:pPr>
         <w:pStyle w:val="berschrift5"/>
@@ -10571,8 +10505,8 @@
         <w:t xml:space="preserve">All files are provided using cloud-optimized file formats.</w:t>
       </w:r>
     </w:p>
-    <w:bookmarkEnd w:id="221"/>
-    <w:bookmarkStart w:id="222" w:name="assessment-45"/>
+    <w:bookmarkEnd w:id="224"/>
+    <w:bookmarkStart w:id="225" w:name="assessment-45"/>
     <w:p>
       <w:pPr>
         <w:pStyle w:val="berschrift5"/>
@@ -10636,9 +10570,9 @@
         </w:pict>
       </w:r>
     </w:p>
-    <w:bookmarkEnd w:id="222"/>
-    <w:bookmarkEnd w:id="223"/>
-    <w:bookmarkStart w:id="227" w:name="sec:rcm-backsca-gslc"/>
+    <w:bookmarkEnd w:id="225"/>
+    <w:bookmarkEnd w:id="226"/>
+    <w:bookmarkStart w:id="230" w:name="sec:rcm-backsca-gslc"/>
     <w:p>
       <w:pPr>
         <w:pStyle w:val="berschrift4"/>
@@ -10673,7 +10607,7 @@
         <w:t xml:space="preserve">rcm-backsca-gslc</w:t>
       </w:r>
     </w:p>
-    <w:bookmarkStart w:id="224" w:name="threshold-requirements-46"/>
+    <w:bookmarkStart w:id="227" w:name="threshold-requirements-46"/>
     <w:p>
       <w:pPr>
         <w:pStyle w:val="berschrift5"/>
@@ -10824,8 +10758,8 @@
         <w:t xml:space="preserve">Transformation to the logarithm decibel scale is not required or desired as this step can be easily completed by the user if necessary.</w:t>
       </w:r>
     </w:p>
-    <w:bookmarkEnd w:id="224"/>
-    <w:bookmarkStart w:id="225" w:name="goal-requirements-46"/>
+    <w:bookmarkEnd w:id="227"/>
+    <w:bookmarkStart w:id="228" w:name="goal-requirements-46"/>
     <w:p>
       <w:pPr>
         <w:pStyle w:val="berschrift5"/>
@@ -10845,8 +10779,8 @@
         <w:t xml:space="preserve"> </w:t>
       </w:r>
     </w:p>
-    <w:bookmarkEnd w:id="225"/>
-    <w:bookmarkStart w:id="226" w:name="assessment-46"/>
+    <w:bookmarkEnd w:id="228"/>
+    <w:bookmarkStart w:id="229" w:name="assessment-46"/>
     <w:p>
       <w:pPr>
         <w:pStyle w:val="berschrift5"/>
@@ -10910,9 +10844,9 @@
         </w:pict>
       </w:r>
     </w:p>
-    <w:bookmarkEnd w:id="226"/>
-    <w:bookmarkEnd w:id="227"/>
-    <w:bookmarkStart w:id="231" w:name="sec:rcm-scaconv"/>
+    <w:bookmarkEnd w:id="229"/>
+    <w:bookmarkEnd w:id="230"/>
+    <w:bookmarkStart w:id="234" w:name="sec:rcm-scaconv"/>
     <w:p>
       <w:pPr>
         <w:pStyle w:val="berschrift4"/>
@@ -10947,7 +10881,7 @@
         <w:t xml:space="preserve">rcm-scaconv</w:t>
       </w:r>
     </w:p>
-    <w:bookmarkStart w:id="228" w:name="threshold-requirements-47"/>
+    <w:bookmarkStart w:id="231" w:name="threshold-requirements-47"/>
     <w:p>
       <w:pPr>
         <w:pStyle w:val="berschrift5"/>
@@ -10964,8 +10898,8 @@
         <w:t xml:space="preserve">If applicable, indicate the equation to convert pixel linear amplitude/power to logarithmic decibel scale, including, if applicable, the associated calibration (dB offset) factor, and/or the equation used to convert compressed data (int8/int16/float16) to float32.</w:t>
       </w:r>
     </w:p>
-    <w:bookmarkEnd w:id="228"/>
-    <w:bookmarkStart w:id="229" w:name="goal-requirements-47"/>
+    <w:bookmarkEnd w:id="231"/>
+    <w:bookmarkStart w:id="232" w:name="goal-requirements-47"/>
     <w:p>
       <w:pPr>
         <w:pStyle w:val="berschrift5"/>
@@ -10982,8 +10916,8 @@
         <w:t xml:space="preserve">As threshold, but use of float32.</w:t>
       </w:r>
     </w:p>
-    <w:bookmarkEnd w:id="229"/>
-    <w:bookmarkStart w:id="230" w:name="assessment-47"/>
+    <w:bookmarkEnd w:id="232"/>
+    <w:bookmarkStart w:id="233" w:name="assessment-47"/>
     <w:p>
       <w:pPr>
         <w:pStyle w:val="berschrift5"/>
@@ -11047,9 +10981,9 @@
         </w:pict>
       </w:r>
     </w:p>
-    <w:bookmarkEnd w:id="230"/>
-    <w:bookmarkEnd w:id="231"/>
-    <w:bookmarkStart w:id="235" w:name="sec:rcm-noiser"/>
+    <w:bookmarkEnd w:id="233"/>
+    <w:bookmarkEnd w:id="234"/>
+    <w:bookmarkStart w:id="238" w:name="sec:rcm-noiser"/>
     <w:p>
       <w:pPr>
         <w:pStyle w:val="berschrift4"/>
@@ -11084,7 +11018,7 @@
         <w:t xml:space="preserve">rcm-noiser</w:t>
       </w:r>
     </w:p>
-    <w:bookmarkStart w:id="232" w:name="threshold-requirements-48"/>
+    <w:bookmarkStart w:id="235" w:name="threshold-requirements-48"/>
     <w:p>
       <w:pPr>
         <w:pStyle w:val="berschrift5"/>
@@ -11127,8 +11061,8 @@
         <w:t xml:space="preserve">Thermal noise removal and image border noise removal to remove overall scene noise and scene edge artefacts, respectively.</w:t>
       </w:r>
     </w:p>
-    <w:bookmarkEnd w:id="232"/>
-    <w:bookmarkStart w:id="233" w:name="goal-requirements-48"/>
+    <w:bookmarkEnd w:id="235"/>
+    <w:bookmarkStart w:id="236" w:name="goal-requirements-48"/>
     <w:p>
       <w:pPr>
         <w:pStyle w:val="berschrift5"/>
@@ -11148,8 +11082,8 @@
         <w:t xml:space="preserve"> </w:t>
       </w:r>
     </w:p>
-    <w:bookmarkEnd w:id="233"/>
-    <w:bookmarkStart w:id="234" w:name="assessment-48"/>
+    <w:bookmarkEnd w:id="236"/>
+    <w:bookmarkStart w:id="237" w:name="assessment-48"/>
     <w:p>
       <w:pPr>
         <w:pStyle w:val="berschrift5"/>
@@ -11213,9 +11147,9 @@
         </w:pict>
       </w:r>
     </w:p>
-    <w:bookmarkEnd w:id="234"/>
-    <w:bookmarkEnd w:id="235"/>
-    <w:bookmarkStart w:id="239" w:name="sec:rcm-radtalg-gslc"/>
+    <w:bookmarkEnd w:id="237"/>
+    <w:bookmarkEnd w:id="238"/>
+    <w:bookmarkStart w:id="242" w:name="sec:rcm-radtalg-gslc"/>
     <w:p>
       <w:pPr>
         <w:pStyle w:val="berschrift4"/>
@@ -11250,7 +11184,7 @@
         <w:t xml:space="preserve">rcm-radtalg-gslc</w:t>
       </w:r>
     </w:p>
-    <w:bookmarkStart w:id="236" w:name="threshold-requirements-49"/>
+    <w:bookmarkStart w:id="239" w:name="threshold-requirements-49"/>
     <w:p>
       <w:pPr>
         <w:pStyle w:val="berschrift5"/>
@@ -11270,8 +11204,8 @@
         <w:t xml:space="preserve"> </w:t>
       </w:r>
     </w:p>
-    <w:bookmarkEnd w:id="236"/>
-    <w:bookmarkStart w:id="237" w:name="goal-requirements-49"/>
+    <w:bookmarkEnd w:id="239"/>
+    <w:bookmarkStart w:id="240" w:name="goal-requirements-49"/>
     <w:p>
       <w:pPr>
         <w:pStyle w:val="berschrift5"/>
@@ -11388,8 +11322,8 @@
         <w:t xml:space="preserve">Examples of technical documentation include an Algorithm, Theoretical Basis Document, product user guide, etc.</w:t>
       </w:r>
     </w:p>
-    <w:bookmarkEnd w:id="237"/>
-    <w:bookmarkStart w:id="238" w:name="assessment-49"/>
+    <w:bookmarkEnd w:id="240"/>
+    <w:bookmarkStart w:id="241" w:name="assessment-49"/>
     <w:p>
       <w:pPr>
         <w:pStyle w:val="berschrift5"/>
@@ -11453,9 +11387,9 @@
         </w:pict>
       </w:r>
     </w:p>
-    <w:bookmarkEnd w:id="238"/>
-    <w:bookmarkEnd w:id="239"/>
-    <w:bookmarkStart w:id="243" w:name="sec:rcm-radacc-sar"/>
+    <w:bookmarkEnd w:id="241"/>
+    <w:bookmarkEnd w:id="242"/>
+    <w:bookmarkStart w:id="246" w:name="sec:rcm-radacc-sar"/>
     <w:p>
       <w:pPr>
         <w:pStyle w:val="berschrift4"/>
@@ -11490,7 +11424,7 @@
         <w:t xml:space="preserve">rcm-radacc-sar</w:t>
       </w:r>
     </w:p>
-    <w:bookmarkStart w:id="240" w:name="threshold-requirements-50"/>
+    <w:bookmarkStart w:id="243" w:name="threshold-requirements-50"/>
     <w:p>
       <w:pPr>
         <w:pStyle w:val="berschrift5"/>
@@ -11510,8 +11444,8 @@
         <w:t xml:space="preserve"> </w:t>
       </w:r>
     </w:p>
-    <w:bookmarkEnd w:id="240"/>
-    <w:bookmarkStart w:id="241" w:name="goal-requirements-50"/>
+    <w:bookmarkEnd w:id="243"/>
+    <w:bookmarkStart w:id="244" w:name="goal-requirements-50"/>
     <w:p>
       <w:pPr>
         <w:pStyle w:val="berschrift5"/>
@@ -11577,8 +11511,8 @@
         <w:t xml:space="preserve">SI traceability is achieved.</w:t>
       </w:r>
     </w:p>
-    <w:bookmarkEnd w:id="241"/>
-    <w:bookmarkStart w:id="242" w:name="assessment-50"/>
+    <w:bookmarkEnd w:id="244"/>
+    <w:bookmarkStart w:id="245" w:name="assessment-50"/>
     <w:p>
       <w:pPr>
         <w:pStyle w:val="berschrift5"/>
@@ -11635,10 +11569,10 @@
         <w:t xml:space="preserve">Recommended Requirement Modification:</w:t>
       </w:r>
     </w:p>
-    <w:bookmarkEnd w:id="242"/>
-    <w:bookmarkEnd w:id="243"/>
-    <w:bookmarkEnd w:id="244"/>
-    <w:bookmarkStart w:id="265" w:name="sec:gcor"/>
+    <w:bookmarkEnd w:id="245"/>
+    <w:bookmarkEnd w:id="246"/>
+    <w:bookmarkEnd w:id="247"/>
+    <w:bookmarkStart w:id="268" w:name="sec:gcor"/>
     <w:p>
       <w:pPr>
         <w:pStyle w:val="berschrift3"/>
@@ -11670,7 +11604,7 @@
         <w:t xml:space="preserve">This section specifies any geometric correction requirements that must be met in order for the data to be analysis ready.</w:t>
       </w:r>
     </w:p>
-    <w:bookmarkStart w:id="248" w:name="sec:gcor-geocalg"/>
+    <w:bookmarkStart w:id="251" w:name="sec:gcor-geocalg"/>
     <w:p>
       <w:pPr>
         <w:pStyle w:val="berschrift4"/>
@@ -11705,7 +11639,7 @@
         <w:t xml:space="preserve">gcor-geocalg</w:t>
       </w:r>
     </w:p>
-    <w:bookmarkStart w:id="245" w:name="threshold-requirements-51"/>
+    <w:bookmarkStart w:id="248" w:name="threshold-requirements-51"/>
     <w:p>
       <w:pPr>
         <w:pStyle w:val="berschrift5"/>
@@ -11725,8 +11659,8 @@
         <w:t xml:space="preserve"> </w:t>
       </w:r>
     </w:p>
-    <w:bookmarkEnd w:id="245"/>
-    <w:bookmarkStart w:id="246" w:name="goal-requirements-51"/>
+    <w:bookmarkEnd w:id="248"/>
+    <w:bookmarkStart w:id="249" w:name="goal-requirements-51"/>
     <w:p>
       <w:pPr>
         <w:pStyle w:val="berschrift5"/>
@@ -11811,8 +11745,8 @@
         <w:t xml:space="preserve">Examples of technical documentation can include e.g., an Algorithm Theoretical Basis Document (ATBD) or a product user guide.</w:t>
       </w:r>
     </w:p>
-    <w:bookmarkEnd w:id="246"/>
-    <w:bookmarkStart w:id="247" w:name="assessment-51"/>
+    <w:bookmarkEnd w:id="249"/>
+    <w:bookmarkStart w:id="250" w:name="assessment-51"/>
     <w:p>
       <w:pPr>
         <w:pStyle w:val="berschrift5"/>
@@ -11876,9 +11810,9 @@
         </w:pict>
       </w:r>
     </w:p>
-    <w:bookmarkEnd w:id="247"/>
-    <w:bookmarkEnd w:id="248"/>
-    <w:bookmarkStart w:id="252" w:name="sec:gcor-cdem"/>
+    <w:bookmarkEnd w:id="250"/>
+    <w:bookmarkEnd w:id="251"/>
+    <w:bookmarkStart w:id="255" w:name="sec:gcor-cdem"/>
     <w:p>
       <w:pPr>
         <w:pStyle w:val="berschrift4"/>
@@ -11925,7 +11859,7 @@
         <w:t xml:space="preserve">Usage: For products including land areas.</w:t>
       </w:r>
     </w:p>
-    <w:bookmarkStart w:id="249" w:name="threshold-requirements-52"/>
+    <w:bookmarkStart w:id="252" w:name="threshold-requirements-52"/>
     <w:p>
       <w:pPr>
         <w:pStyle w:val="berschrift5"/>
@@ -11970,8 +11904,8 @@
         <w:t xml:space="preserve">Provide reference to Earth Gravitational Model (EGM) used for geometric correction.</w:t>
       </w:r>
     </w:p>
-    <w:bookmarkEnd w:id="249"/>
-    <w:bookmarkStart w:id="250" w:name="goal-requirements-52"/>
+    <w:bookmarkEnd w:id="252"/>
+    <w:bookmarkStart w:id="253" w:name="goal-requirements-52"/>
     <w:p>
       <w:pPr>
         <w:pStyle w:val="berschrift5"/>
@@ -12022,8 +11956,8 @@
         <w:t xml:space="preserve">Method used for resampling the EGM.</w:t>
       </w:r>
     </w:p>
-    <w:bookmarkEnd w:id="250"/>
-    <w:bookmarkStart w:id="251" w:name="assessment-52"/>
+    <w:bookmarkEnd w:id="253"/>
+    <w:bookmarkStart w:id="254" w:name="assessment-52"/>
     <w:p>
       <w:pPr>
         <w:pStyle w:val="berschrift5"/>
@@ -12087,9 +12021,9 @@
         </w:pict>
       </w:r>
     </w:p>
-    <w:bookmarkEnd w:id="251"/>
-    <w:bookmarkEnd w:id="252"/>
-    <w:bookmarkStart w:id="256" w:name="sec:gcor-geomacc-sar"/>
+    <w:bookmarkEnd w:id="254"/>
+    <w:bookmarkEnd w:id="255"/>
+    <w:bookmarkStart w:id="259" w:name="sec:gcor-geomacc-sar"/>
     <w:p>
       <w:pPr>
         <w:pStyle w:val="berschrift4"/>
@@ -12124,7 +12058,7 @@
         <w:t xml:space="preserve">gcor-geomacc-sar</w:t>
       </w:r>
     </w:p>
-    <w:bookmarkStart w:id="253" w:name="threshold-requirements-53"/>
+    <w:bookmarkStart w:id="256" w:name="threshold-requirements-53"/>
     <w:p>
       <w:pPr>
         <w:pStyle w:val="berschrift5"/>
@@ -12154,19 +12088,7 @@
         <w:pStyle w:val="Textkrper"/>
       </w:pPr>
       <w:r>
-        <w:t xml:space="preserve">The end-to-end</w:t>
-      </w:r>
-      <w:r>
-        <w:t xml:space="preserve"> </w:t>
-      </w:r>
-      <w:r>
-        <w:t xml:space="preserve">“ARD”</w:t>
-      </w:r>
-      <w:r>
-        <w:t xml:space="preserve"> </w:t>
-      </w:r>
-      <w:r>
-        <w:t xml:space="preserve">ALE of the final CEOS-ARD product could be measured directly in the final image product in the chosen map projection, i.e., in the map coordinate directions: e.g., Northing and Easting (case B: ARD ALE).</w:t>
+        <w:t xml:space="preserve">The end-to-end “ARD” ALE of the final CEOS-ARD product could be measured directly in the final image product in the chosen map projection, i.e., in the map coordinate directions: e.g., Northing and Easting (case B: ARD ALE).</w:t>
       </w:r>
     </w:p>
     <w:p>
@@ -12217,8 +12139,8 @@
         <w:t xml:space="preserve">The ALE is not typically assessed for every processed image, but through an ALE assessment by the data processing team characterizing all or (usually a subset) of the generated products.</w:t>
       </w:r>
     </w:p>
-    <w:bookmarkEnd w:id="253"/>
-    <w:bookmarkStart w:id="254" w:name="goal-requirements-53"/>
+    <w:bookmarkEnd w:id="256"/>
+    <w:bookmarkStart w:id="257" w:name="goal-requirements-53"/>
     <w:p>
       <w:pPr>
         <w:pStyle w:val="berschrift5"/>
@@ -12243,8 +12165,8 @@
         <w:t xml:space="preserve">Provide documentation of estimates of ALE as DOI or URL.</w:t>
       </w:r>
     </w:p>
-    <w:bookmarkEnd w:id="254"/>
-    <w:bookmarkStart w:id="255" w:name="assessment-53"/>
+    <w:bookmarkEnd w:id="257"/>
+    <w:bookmarkStart w:id="258" w:name="assessment-53"/>
     <w:p>
       <w:pPr>
         <w:pStyle w:val="berschrift5"/>
@@ -12308,9 +12230,9 @@
         </w:pict>
       </w:r>
     </w:p>
-    <w:bookmarkEnd w:id="255"/>
-    <w:bookmarkEnd w:id="256"/>
-    <w:bookmarkStart w:id="260" w:name="sec:gcor-georacc"/>
+    <w:bookmarkEnd w:id="258"/>
+    <w:bookmarkEnd w:id="259"/>
+    <w:bookmarkStart w:id="263" w:name="sec:gcor-georacc"/>
     <w:p>
       <w:pPr>
         <w:pStyle w:val="berschrift4"/>
@@ -12345,7 +12267,7 @@
         <w:t xml:space="preserve">gcor-georacc</w:t>
       </w:r>
     </w:p>
-    <w:bookmarkStart w:id="257" w:name="threshold-requirements-54"/>
+    <w:bookmarkStart w:id="260" w:name="threshold-requirements-54"/>
     <w:p>
       <w:pPr>
         <w:pStyle w:val="berschrift5"/>
@@ -12365,8 +12287,8 @@
         <w:t xml:space="preserve"> </w:t>
       </w:r>
     </w:p>
-    <w:bookmarkEnd w:id="257"/>
-    <w:bookmarkStart w:id="258" w:name="goal-requirements-54"/>
+    <w:bookmarkEnd w:id="260"/>
+    <w:bookmarkStart w:id="261" w:name="goal-requirements-54"/>
     <w:p>
       <w:pPr>
         <w:pStyle w:val="berschrift5"/>
@@ -12419,8 +12341,8 @@
         <w:t xml:space="preserve">Methodology used (name and reference), quality flag, geometric standard deviation values should be provided.</w:t>
       </w:r>
     </w:p>
-    <w:bookmarkEnd w:id="258"/>
-    <w:bookmarkStart w:id="259" w:name="assessment-54"/>
+    <w:bookmarkEnd w:id="261"/>
+    <w:bookmarkStart w:id="262" w:name="assessment-54"/>
     <w:p>
       <w:pPr>
         <w:pStyle w:val="berschrift5"/>
@@ -12484,9 +12406,9 @@
         </w:pict>
       </w:r>
     </w:p>
-    <w:bookmarkEnd w:id="259"/>
-    <w:bookmarkEnd w:id="260"/>
-    <w:bookmarkStart w:id="264" w:name="sec:gcor-gridconv"/>
+    <w:bookmarkEnd w:id="262"/>
+    <w:bookmarkEnd w:id="263"/>
+    <w:bookmarkStart w:id="267" w:name="sec:gcor-gridconv"/>
     <w:p>
       <w:pPr>
         <w:pStyle w:val="berschrift4"/>
@@ -12521,7 +12443,7 @@
         <w:t xml:space="preserve">gcor-gridconv</w:t>
       </w:r>
     </w:p>
-    <w:bookmarkStart w:id="261" w:name="threshold-requirements-55"/>
+    <w:bookmarkStart w:id="264" w:name="threshold-requirements-55"/>
     <w:p>
       <w:pPr>
         <w:pStyle w:val="berschrift5"/>
@@ -12541,19 +12463,7 @@
         <w:t xml:space="preserve"> </w:t>
       </w:r>
       <w:r>
-        <w:t xml:space="preserve">This is typically accomplished via a</w:t>
-      </w:r>
-      <w:r>
-        <w:t xml:space="preserve"> </w:t>
-      </w:r>
-      <w:r>
-        <w:t xml:space="preserve">“snap to grid”</w:t>
-      </w:r>
-      <w:r>
-        <w:t xml:space="preserve"> </w:t>
-      </w:r>
-      <w:r>
-        <w:t xml:space="preserve">in relation to the most proximate grid tile in a global system.</w:t>
+        <w:t xml:space="preserve">This is typically accomplished via a “snap to grid” in relation to the most proximate grid tile in a global system.</w:t>
       </w:r>
     </w:p>
     <w:p>
@@ -12576,8 +12486,8 @@
         <w:t xml:space="preserve">If a product hierarchy of resolutions exists (or is planned), the multiple resolutions should nest within each other (e.g., 12.5m, 25m, 50m, 100m, etc.), and not be disjoint.</w:t>
       </w:r>
     </w:p>
-    <w:bookmarkEnd w:id="261"/>
-    <w:bookmarkStart w:id="262" w:name="goal-requirements-55"/>
+    <w:bookmarkEnd w:id="264"/>
+    <w:bookmarkStart w:id="265" w:name="goal-requirements-55"/>
     <w:p>
       <w:pPr>
         <w:pStyle w:val="berschrift5"/>
@@ -12607,13 +12517,7 @@
         <w:pStyle w:val="Textkrper"/>
       </w:pPr>
       <w:r>
-        <w:t xml:space="preserve">In the case of UTM/UPS coordinates, the upper left corner coordinates should be set to an integer multiple of sample intervals from a 100 km by 100 km grid tile of the Military Grid Reference System’s 100k coordinates (</w:t>
-      </w:r>
-      <w:r>
-        <w:t xml:space="preserve">“snap to grid”</w:t>
-      </w:r>
-      <w:r>
-        <w:t xml:space="preserve">).</w:t>
+        <w:t xml:space="preserve">In the case of UTM/UPS coordinates, the upper left corner coordinates should be set to an integer multiple of sample intervals from a 100 km by 100 km grid tile of the Military Grid Reference System’s 100k coordinates (“snap to grid”).</w:t>
       </w:r>
     </w:p>
     <w:p>
@@ -12624,8 +12528,8 @@
         <w:t xml:space="preserve">For products presented in geographic coordinates (latitude and longitude), the origin should be set to an integer multiple of samples in relation to the closest integer degree.</w:t>
       </w:r>
     </w:p>
-    <w:bookmarkEnd w:id="262"/>
-    <w:bookmarkStart w:id="263" w:name="assessment-55"/>
+    <w:bookmarkEnd w:id="265"/>
+    <w:bookmarkStart w:id="266" w:name="assessment-55"/>
     <w:p>
       <w:pPr>
         <w:pStyle w:val="berschrift5"/>
@@ -12687,11 +12591,11 @@
         <w:br w:type="page"/>
       </w:r>
     </w:p>
-    <w:bookmarkEnd w:id="263"/>
-    <w:bookmarkEnd w:id="264"/>
-    <w:bookmarkEnd w:id="265"/>
     <w:bookmarkEnd w:id="266"/>
-    <w:bookmarkStart w:id="273" w:name="summary-self-assessment-table"/>
+    <w:bookmarkEnd w:id="267"/>
+    <w:bookmarkEnd w:id="268"/>
+    <w:bookmarkEnd w:id="269"/>
+    <w:bookmarkStart w:id="276" w:name="summary-self-assessment-table"/>
     <w:p>
       <w:pPr>
         <w:pStyle w:val="berschrift2"/>
@@ -12700,7 +12604,7 @@
         <w:t xml:space="preserve">Summary Self-Assessment Table</w:t>
       </w:r>
     </w:p>
-    <w:bookmarkStart w:id="267" w:name="general-metadata"/>
+    <w:bookmarkStart w:id="270" w:name="general-metadata"/>
     <w:p>
       <w:pPr>
         <w:pStyle w:val="berschrift3"/>
@@ -13020,8 +12924,8 @@
         </w:tc>
       </w:tr>
     </w:tbl>
-    <w:bookmarkEnd w:id="267"/>
-    <w:bookmarkStart w:id="268" w:name="source-metadata"/>
+    <w:bookmarkEnd w:id="270"/>
+    <w:bookmarkStart w:id="271" w:name="source-metadata"/>
     <w:p>
       <w:pPr>
         <w:pStyle w:val="berschrift3"/>
@@ -13710,8 +13614,8 @@
         </w:tc>
       </w:tr>
     </w:tbl>
-    <w:bookmarkEnd w:id="268"/>
-    <w:bookmarkStart w:id="269" w:name="product-metadata"/>
+    <w:bookmarkEnd w:id="271"/>
+    <w:bookmarkStart w:id="272" w:name="product-metadata"/>
     <w:p>
       <w:pPr>
         <w:pStyle w:val="berschrift3"/>
@@ -14389,8 +14293,8 @@
         </w:tc>
       </w:tr>
     </w:tbl>
-    <w:bookmarkEnd w:id="269"/>
-    <w:bookmarkStart w:id="270" w:name="per-pixel-metadata"/>
+    <w:bookmarkEnd w:id="272"/>
+    <w:bookmarkStart w:id="273" w:name="per-pixel-metadata"/>
     <w:p>
       <w:pPr>
         <w:pStyle w:val="berschrift3"/>
@@ -15205,8 +15109,8 @@
         </w:tc>
       </w:tr>
     </w:tbl>
-    <w:bookmarkEnd w:id="270"/>
-    <w:bookmarkStart w:id="271" w:name="radiometrically-corrected-measurements"/>
+    <w:bookmarkEnd w:id="273"/>
+    <w:bookmarkStart w:id="274" w:name="radiometrically-corrected-measurements"/>
     <w:p>
       <w:pPr>
         <w:pStyle w:val="berschrift3"/>
@@ -15578,8 +15482,8 @@
         </w:tc>
       </w:tr>
     </w:tbl>
-    <w:bookmarkEnd w:id="271"/>
-    <w:bookmarkStart w:id="272" w:name="geometric-corrections"/>
+    <w:bookmarkEnd w:id="274"/>
+    <w:bookmarkStart w:id="275" w:name="geometric-corrections"/>
     <w:p>
       <w:pPr>
         <w:pStyle w:val="berschrift3"/>
@@ -15888,9 +15792,9 @@
         <w:br w:type="page"/>
       </w:r>
     </w:p>
-    <w:bookmarkEnd w:id="272"/>
-    <w:bookmarkEnd w:id="273"/>
-    <w:bookmarkStart w:id="278" w:name="introduction"/>
+    <w:bookmarkEnd w:id="275"/>
+    <w:bookmarkEnd w:id="276"/>
+    <w:bookmarkStart w:id="281" w:name="introduction"/>
     <w:p>
       <w:pPr>
         <w:pStyle w:val="berschrift2"/>
@@ -15919,7 +15823,7 @@
         <w:t xml:space="preserve">This Guidance material does not replace or override the specifications.</w:t>
       </w:r>
     </w:p>
-    <w:bookmarkStart w:id="274" w:name="sec:intro-what-are-ceos-ard-products"/>
+    <w:bookmarkStart w:id="277" w:name="sec:intro-what-are-ceos-ard-products"/>
     <w:p>
       <w:pPr>
         <w:pStyle w:val="berschrift3"/>
@@ -15978,8 +15882,8 @@
         <w:t xml:space="preserve">for other types of satellite products.</w:t>
       </w:r>
     </w:p>
-    <w:bookmarkEnd w:id="274"/>
-    <w:bookmarkStart w:id="276" w:name="sec:intro-when-is-a-product-ceos-ard"/>
+    <w:bookmarkEnd w:id="277"/>
+    <w:bookmarkStart w:id="279" w:name="sec:intro-when-is-a-product-ceos-ard"/>
     <w:p>
       <w:pPr>
         <w:pStyle w:val="berschrift3"/>
@@ -16030,7 +15934,7 @@
       <w:r>
         <w:t xml:space="preserve"> </w:t>
       </w:r>
-      <w:hyperlink r:id="rId275">
+      <w:hyperlink r:id="rId278">
         <w:r>
           <w:rPr>
             <w:rStyle w:val="Hyperlink"/>
@@ -16050,8 +15954,8 @@
         <w:t xml:space="preserve">A product can continue to use CEOS-ARD branding as long as its generation and distribution remain consistent with the peer-reviewed assessment.</w:t>
       </w:r>
     </w:p>
-    <w:bookmarkEnd w:id="276"/>
-    <w:bookmarkStart w:id="277" w:name="sec:intro-difference-threshold-goal"/>
+    <w:bookmarkEnd w:id="279"/>
+    <w:bookmarkStart w:id="280" w:name="sec:intro-difference-threshold-goal"/>
     <w:p>
       <w:pPr>
         <w:pStyle w:val="berschrift3"/>
@@ -16115,16 +16019,7 @@
         <w:t xml:space="preserve"> </w:t>
       </w:r>
       <w:r>
-        <w:t xml:space="preserve">(Desired) requirements (previously referred to as</w:t>
-      </w:r>
-      <w:r>
-        <w:t xml:space="preserve"> </w:t>
-      </w:r>
-      <w:r>
-        <w:t xml:space="preserve">“Target”</w:t>
-      </w:r>
-      <w:r>
-        <w:t xml:space="preserve">) are the ideal; where we would like to be.</w:t>
+        <w:t xml:space="preserve">(Desired) requirements (previously referred to as “Target”) are the ideal; where we would like to be.</w:t>
       </w:r>
       <w:r>
         <w:t xml:space="preserve"> </w:t>
@@ -16254,9 +16149,9 @@
         <w:br w:type="page"/>
       </w:r>
     </w:p>
-    <w:bookmarkEnd w:id="277"/>
-    <w:bookmarkEnd w:id="278"/>
-    <w:bookmarkStart w:id="297" w:name="references"/>
+    <w:bookmarkEnd w:id="280"/>
+    <w:bookmarkEnd w:id="281"/>
+    <w:bookmarkStart w:id="300" w:name="references"/>
     <w:p>
       <w:pPr>
         <w:pStyle w:val="berschrift2"/>
@@ -16265,8 +16160,8 @@
         <w:t xml:space="preserve">References</w:t>
       </w:r>
     </w:p>
-    <w:bookmarkStart w:id="296" w:name="refs"/>
-    <w:bookmarkStart w:id="279" w:name="ref-iso19115_2_2009"/>
+    <w:bookmarkStart w:id="299" w:name="refs"/>
+    <w:bookmarkStart w:id="282" w:name="ref-iso19115_2_2009"/>
     <w:p>
       <w:pPr>
         <w:pStyle w:val="Literaturverzeichnis"/>
@@ -16278,23 +16173,18 @@
         <w:t xml:space="preserve"> </w:t>
       </w:r>
       <w:r>
-        <w:t xml:space="preserve">“</w:t>
-      </w:r>
-      <w:r>
+        <w:rPr>
+          <w:i/>
+          <w:iCs/>
+        </w:rPr>
         <w:t xml:space="preserve">Geographic information — Metadata — Part 2: Extensions for imagery and gridded data</w:t>
       </w:r>
       <w:r>
-        <w:t xml:space="preserve">.”</w:t>
-      </w:r>
-      <w:r>
-        <w:t xml:space="preserve"> </w:t>
-      </w:r>
-      <w:r>
-        <w:t xml:space="preserve">Standard. Geneva, CH: International Organization for Standardization.</w:t>
-      </w:r>
-    </w:p>
-    <w:bookmarkEnd w:id="279"/>
-    <w:bookmarkStart w:id="281" w:name="ref-lee2009"/>
+        <w:t xml:space="preserve">. Standard. International Organization for Standardization.</w:t>
+      </w:r>
+    </w:p>
+    <w:bookmarkEnd w:id="282"/>
+    <w:bookmarkStart w:id="284" w:name="ref-lee2009"/>
     <w:p>
       <w:pPr>
         <w:pStyle w:val="Literaturverzeichnis"/>
@@ -16327,7 +16217,7 @@
       <w:r>
         <w:t xml:space="preserve"> </w:t>
       </w:r>
-      <w:hyperlink r:id="rId280">
+      <w:hyperlink r:id="rId283">
         <w:r>
           <w:rPr>
             <w:rStyle w:val="Hyperlink"/>
@@ -16339,8 +16229,8 @@
         <w:t xml:space="preserve">.</w:t>
       </w:r>
     </w:p>
-    <w:bookmarkEnd w:id="281"/>
-    <w:bookmarkStart w:id="283" w:name="ref-raney2012"/>
+    <w:bookmarkEnd w:id="284"/>
+    <w:bookmarkStart w:id="286" w:name="ref-raney2012"/>
     <w:p>
       <w:pPr>
         <w:pStyle w:val="Literaturverzeichnis"/>
@@ -16373,7 +16263,7 @@
       <w:r>
         <w:t xml:space="preserve"> </w:t>
       </w:r>
-      <w:hyperlink r:id="rId282">
+      <w:hyperlink r:id="rId285">
         <w:r>
           <w:rPr>
             <w:rStyle w:val="Hyperlink"/>
@@ -16385,8 +16275,8 @@
         <w:t xml:space="preserve">.</w:t>
       </w:r>
     </w:p>
-    <w:bookmarkEnd w:id="283"/>
-    <w:bookmarkStart w:id="285" w:name="ref-shiroma2022"/>
+    <w:bookmarkEnd w:id="286"/>
+    <w:bookmarkStart w:id="288" w:name="ref-shiroma2022"/>
     <w:p>
       <w:pPr>
         <w:pStyle w:val="Literaturverzeichnis"/>
@@ -16419,7 +16309,7 @@
       <w:r>
         <w:t xml:space="preserve"> </w:t>
       </w:r>
-      <w:hyperlink r:id="rId284">
+      <w:hyperlink r:id="rId287">
         <w:r>
           <w:rPr>
             <w:rStyle w:val="Hyperlink"/>
@@ -16431,8 +16321,8 @@
         <w:t xml:space="preserve">.</w:t>
       </w:r>
     </w:p>
-    <w:bookmarkEnd w:id="285"/>
-    <w:bookmarkStart w:id="287" w:name="ref-small2011"/>
+    <w:bookmarkEnd w:id="288"/>
+    <w:bookmarkStart w:id="290" w:name="ref-small2011"/>
     <w:p>
       <w:pPr>
         <w:pStyle w:val="Literaturverzeichnis"/>
@@ -16465,7 +16355,7 @@
       <w:r>
         <w:t xml:space="preserve"> </w:t>
       </w:r>
-      <w:hyperlink r:id="rId286">
+      <w:hyperlink r:id="rId289">
         <w:r>
           <w:rPr>
             <w:rStyle w:val="Hyperlink"/>
@@ -16477,8 +16367,8 @@
         <w:t xml:space="preserve">.</w:t>
       </w:r>
     </w:p>
-    <w:bookmarkEnd w:id="287"/>
-    <w:bookmarkStart w:id="289" w:name="ref-yamaguchi2011"/>
+    <w:bookmarkEnd w:id="290"/>
+    <w:bookmarkStart w:id="292" w:name="ref-yamaguchi2011"/>
     <w:p>
       <w:pPr>
         <w:pStyle w:val="Literaturverzeichnis"/>
@@ -16511,7 +16401,7 @@
       <w:r>
         <w:t xml:space="preserve"> </w:t>
       </w:r>
-      <w:hyperlink r:id="rId288">
+      <w:hyperlink r:id="rId291">
         <w:r>
           <w:rPr>
             <w:rStyle w:val="Hyperlink"/>
@@ -16523,8 +16413,8 @@
         <w:t xml:space="preserve">.</w:t>
       </w:r>
     </w:p>
-    <w:bookmarkEnd w:id="289"/>
-    <w:bookmarkStart w:id="291" w:name="ref-zebker2017"/>
+    <w:bookmarkEnd w:id="292"/>
+    <w:bookmarkStart w:id="294" w:name="ref-zebker2017"/>
     <w:p>
       <w:pPr>
         <w:pStyle w:val="Literaturverzeichnis"/>
@@ -16557,7 +16447,7 @@
       <w:r>
         <w:t xml:space="preserve"> </w:t>
       </w:r>
-      <w:hyperlink r:id="rId290">
+      <w:hyperlink r:id="rId293">
         <w:r>
           <w:rPr>
             <w:rStyle w:val="Hyperlink"/>
@@ -16569,8 +16459,8 @@
         <w:t xml:space="preserve">.</w:t>
       </w:r>
     </w:p>
-    <w:bookmarkEnd w:id="291"/>
-    <w:bookmarkStart w:id="293" w:name="ref-zebker2010"/>
+    <w:bookmarkEnd w:id="294"/>
+    <w:bookmarkStart w:id="296" w:name="ref-zebker2010"/>
     <w:p>
       <w:pPr>
         <w:pStyle w:val="Literaturverzeichnis"/>
@@ -16603,7 +16493,7 @@
       <w:r>
         <w:t xml:space="preserve"> </w:t>
       </w:r>
-      <w:hyperlink r:id="rId292">
+      <w:hyperlink r:id="rId295">
         <w:r>
           <w:rPr>
             <w:rStyle w:val="Hyperlink"/>
@@ -16615,8 +16505,8 @@
         <w:t xml:space="preserve">.</w:t>
       </w:r>
     </w:p>
-    <w:bookmarkEnd w:id="293"/>
-    <w:bookmarkStart w:id="295" w:name="ref-zheng2017"/>
+    <w:bookmarkEnd w:id="296"/>
+    <w:bookmarkStart w:id="298" w:name="ref-zheng2017"/>
     <w:p>
       <w:pPr>
         <w:pStyle w:val="Literaturverzeichnis"/>
@@ -16649,7 +16539,7 @@
       <w:r>
         <w:t xml:space="preserve"> </w:t>
       </w:r>
-      <w:hyperlink r:id="rId294">
+      <w:hyperlink r:id="rId297">
         <w:r>
           <w:rPr>
             <w:rStyle w:val="Hyperlink"/>
@@ -16661,15 +16551,15 @@
         <w:t xml:space="preserve">.</w:t>
       </w:r>
     </w:p>
-    <w:bookmarkEnd w:id="295"/>
-    <w:bookmarkEnd w:id="296"/>
+    <w:bookmarkEnd w:id="298"/>
+    <w:bookmarkEnd w:id="299"/>
     <w:p>
       <w:r>
         <w:br w:type="page"/>
       </w:r>
     </w:p>
-    <w:bookmarkEnd w:id="297"/>
-    <w:bookmarkStart w:id="351" w:name="annexes"/>
+    <w:bookmarkEnd w:id="300"/>
+    <w:bookmarkStart w:id="354" w:name="annexes"/>
     <w:p>
       <w:pPr>
         <w:pStyle w:val="berschrift2"/>
@@ -16678,7 +16568,7 @@
         <w:t xml:space="preserve">Annexes</w:t>
       </w:r>
     </w:p>
-    <w:bookmarkStart w:id="299" w:name="sec:annex-sar-general-processing-roadmap"/>
+    <w:bookmarkStart w:id="302" w:name="sec:annex-sar-general-processing-roadmap"/>
     <w:p>
       <w:pPr>
         <w:pStyle w:val="berschrift3"/>
@@ -16784,7 +16674,7 @@
           <w:rPr>
             <w:rStyle w:val="Hyperlink"/>
           </w:rPr>
-          <w:t xml:space="preserve">Shiroma, Lavalle, and Buckley 2022</w:t>
+          <w:t xml:space="preserve">Shiroma et al. 2022</w:t>
         </w:r>
       </w:hyperlink>
       <w:r>
@@ -16848,7 +16738,7 @@
           <w:rPr>
             <w:rStyle w:val="Hyperlink"/>
           </w:rPr>
-          <w:t xml:space="preserve">H. A. Zebker et al. 2010</w:t>
+          <w:t xml:space="preserve">Zebker et al. 2010</w:t>
         </w:r>
       </w:hyperlink>
       <w:r>
@@ -16862,7 +16752,7 @@
           <w:rPr>
             <w:rStyle w:val="Hyperlink"/>
           </w:rPr>
-          <w:t xml:space="preserve">H. Zebker 2017</w:t>
+          <w:t xml:space="preserve">Zebker 2017</w:t>
         </w:r>
       </w:hyperlink>
       <w:r>
@@ -16950,7 +16840,7 @@
         <w:t xml:space="preserve">lists possible sequential steps and existing software tools (e.g., Gamma software (GAMMA, 2018)) and scripting tasks that can be used to form the CEOS-ARD SAR processing roadmap.</w:t>
       </w:r>
     </w:p>
-    <w:bookmarkStart w:id="298" w:name="tbl:sar-general-processing-roadmap-tbl1"/>
+    <w:bookmarkStart w:id="301" w:name="tbl:sar-general-processing-roadmap-tbl1"/>
     <w:p>
       <w:pPr>
         <w:pStyle w:val="TableCaption"/>
@@ -17021,16 +16911,7 @@
               <w:jc w:val="left"/>
             </w:pPr>
             <w:r>
-              <w:t xml:space="preserve">Check xml date and delivered format. RADARSAT-2, pre EDOT (July 2015) replace. Post July 2015, check if</w:t>
-            </w:r>
-            <w:r>
-              <w:t xml:space="preserve"> </w:t>
-            </w:r>
-            <w:r>
-              <w:t xml:space="preserve">‘DEF’</w:t>
-            </w:r>
-            <w:r>
-              <w:t xml:space="preserve">, otherwise replace. (Gamma - RSAT2_vec)</w:t>
+              <w:t xml:space="preserve">Check xml date and delivered format. RADARSAT-2, pre EDOT (July 2015) replace. Post July 2015, check if ‘DEF’, otherwise replace. (Gamma - RSAT2_vec)</w:t>
             </w:r>
           </w:p>
         </w:tc>
@@ -17193,9 +17074,9 @@
         </w:tc>
       </w:tr>
     </w:tbl>
-    <w:bookmarkEnd w:id="298"/>
-    <w:bookmarkEnd w:id="299"/>
-    <w:bookmarkStart w:id="311" w:name="sec:annex-sar-topographic-phase-removal"/>
+    <w:bookmarkEnd w:id="301"/>
+    <w:bookmarkEnd w:id="302"/>
+    <w:bookmarkStart w:id="314" w:name="sec:annex-sar-topographic-phase-removal"/>
     <w:p>
       <w:pPr>
         <w:pStyle w:val="berschrift3"/>
@@ -17224,6 +17105,9 @@
       </w:r>
       <m:oMath>
         <m:r>
+          <m:rPr>
+            <m:sty m:val="p"/>
+          </m:rPr>
           <m:t>Δ</m:t>
         </m:r>
         <m:sSub>
@@ -17259,6 +17143,9 @@
       </w:r>
       <m:oMath>
         <m:r>
+          <m:rPr>
+            <m:sty m:val="p"/>
+          </m:rPr>
           <m:t>Δ</m:t>
         </m:r>
         <m:sSub>
@@ -17304,6 +17191,9 @@
       </w:r>
       <m:oMath>
         <m:r>
+          <m:rPr>
+            <m:sty m:val="p"/>
+          </m:rPr>
           <m:t>Δ</m:t>
         </m:r>
         <m:sSub>
@@ -17352,6 +17242,9 @@
       </w:r>
       <m:oMath>
         <m:r>
+          <m:rPr>
+            <m:sty m:val="p"/>
+          </m:rPr>
           <m:t>Δ</m:t>
         </m:r>
         <m:sSub>
@@ -17456,13 +17349,16 @@
       <w:pPr>
         <w:pStyle w:val="Textkrper"/>
       </w:pPr>
-      <w:bookmarkStart w:id="300" w:name="eq:sar-topographic-phase-removal-eq1"/>
+      <w:bookmarkStart w:id="303" w:name="eq:sar-topographic-phase-removal-eq1"/>
       <m:oMathPara>
         <m:oMathParaPr>
           <m:jc m:val="center"/>
         </m:oMathParaPr>
         <m:oMath>
           <m:r>
+            <m:rPr>
+              <m:sty m:val="p"/>
+            </m:rPr>
             <m:t>Δ</m:t>
           </m:r>
           <m:sSub>
@@ -17493,6 +17389,9 @@
             <m:t>=</m:t>
           </m:r>
           <m:r>
+            <m:rPr>
+              <m:sty m:val="p"/>
+            </m:rPr>
             <m:t>Δ</m:t>
           </m:r>
           <m:sSub>
@@ -17536,6 +17435,9 @@
             <m:t>+</m:t>
           </m:r>
           <m:r>
+            <m:rPr>
+              <m:sty m:val="p"/>
+            </m:rPr>
             <m:t>Δ</m:t>
           </m:r>
           <m:sSub>
@@ -17579,6 +17481,9 @@
             <m:t>+</m:t>
           </m:r>
           <m:r>
+            <m:rPr>
+              <m:sty m:val="p"/>
+            </m:rPr>
             <m:t>Δ</m:t>
           </m:r>
           <m:sSub>
@@ -17618,22 +17523,24 @@
           <m:r>
             <m:t>  </m:t>
           </m:r>
-          <m:d>
-            <m:dPr>
-              <m:begChr m:val="("/>
-              <m:sepChr m:val=""/>
-              <m:endChr m:val=")"/>
-              <m:grow/>
-            </m:dPr>
-            <m:e>
-              <m:r>
-                <m:t>1</m:t>
-              </m:r>
-            </m:e>
-          </m:d>
+          <m:r>
+            <m:rPr>
+              <m:sty m:val="p"/>
+            </m:rPr>
+            <m:t>(</m:t>
+          </m:r>
+          <m:r>
+            <m:t>1</m:t>
+          </m:r>
+          <m:r>
+            <m:rPr>
+              <m:sty m:val="p"/>
+            </m:rPr>
+            <m:t>)</m:t>
+          </m:r>
         </m:oMath>
       </m:oMathPara>
-      <w:bookmarkEnd w:id="300"/>
+      <w:bookmarkEnd w:id="303"/>
     </w:p>
     <w:p>
       <w:pPr>
@@ -17647,13 +17554,16 @@
       <w:pPr>
         <w:pStyle w:val="Textkrper"/>
       </w:pPr>
-      <w:bookmarkStart w:id="301" w:name="eq:sar-topographic-phase-removal-eq2"/>
+      <w:bookmarkStart w:id="304" w:name="eq:sar-topographic-phase-removal-eq2"/>
       <m:oMathPara>
         <m:oMathParaPr>
           <m:jc m:val="center"/>
         </m:oMathParaPr>
         <m:oMath>
           <m:r>
+            <m:rPr>
+              <m:sty m:val="p"/>
+            </m:rPr>
             <m:t>Δ</m:t>
           </m:r>
           <m:sSub>
@@ -17781,22 +17691,24 @@
           <m:r>
             <m:t>  </m:t>
           </m:r>
-          <m:d>
-            <m:dPr>
-              <m:begChr m:val="("/>
-              <m:sepChr m:val=""/>
-              <m:endChr m:val=")"/>
-              <m:grow/>
-            </m:dPr>
-            <m:e>
-              <m:r>
-                <m:t>2</m:t>
-              </m:r>
-            </m:e>
-          </m:d>
+          <m:r>
+            <m:rPr>
+              <m:sty m:val="p"/>
+            </m:rPr>
+            <m:t>(</m:t>
+          </m:r>
+          <m:r>
+            <m:t>2</m:t>
+          </m:r>
+          <m:r>
+            <m:rPr>
+              <m:sty m:val="p"/>
+            </m:rPr>
+            <m:t>)</m:t>
+          </m:r>
         </m:oMath>
       </m:oMathPara>
-      <w:bookmarkEnd w:id="301"/>
+      <w:bookmarkEnd w:id="304"/>
     </w:p>
     <w:p>
       <w:pPr>
@@ -17879,7 +17791,7 @@
           <w:rPr>
             <w:rStyle w:val="Hyperlink"/>
           </w:rPr>
-          <w:t xml:space="preserve">H. A. Zebker et al. 2010</w:t>
+          <w:t xml:space="preserve">Zebker et al. 2010</w:t>
         </w:r>
       </w:hyperlink>
       <w:r>
@@ -17910,6 +17822,9 @@
       </w:r>
       <m:oMath>
         <m:r>
+          <m:rPr>
+            <m:sty m:val="p"/>
+          </m:rPr>
           <m:t>Δ</m:t>
         </m:r>
         <m:sSub>
@@ -17962,6 +17877,9 @@
       </w:r>
       <m:oMath>
         <m:r>
+          <m:rPr>
+            <m:sty m:val="p"/>
+          </m:rPr>
           <m:t>Δ</m:t>
         </m:r>
         <m:sSub>
@@ -18048,7 +17966,7 @@
       <w:pPr>
         <w:pStyle w:val="Textkrper"/>
       </w:pPr>
-      <w:bookmarkStart w:id="302" w:name="eq:sar-topographic-phase-removal-eq3"/>
+      <w:bookmarkStart w:id="305" w:name="eq:sar-topographic-phase-removal-eq3"/>
       <m:oMathPara>
         <m:oMathParaPr>
           <m:jc m:val="center"/>
@@ -18130,6 +18048,9 @@
             <m:t>−</m:t>
           </m:r>
           <m:r>
+            <m:rPr>
+              <m:sty m:val="p"/>
+            </m:rPr>
             <m:t>Δ</m:t>
           </m:r>
           <m:sSub>
@@ -18173,22 +18094,24 @@
           <m:r>
             <m:t>  </m:t>
           </m:r>
-          <m:d>
-            <m:dPr>
-              <m:begChr m:val="("/>
-              <m:sepChr m:val=""/>
-              <m:endChr m:val=")"/>
-              <m:grow/>
-            </m:dPr>
-            <m:e>
-              <m:r>
-                <m:t>3</m:t>
-              </m:r>
-            </m:e>
-          </m:d>
+          <m:r>
+            <m:rPr>
+              <m:sty m:val="p"/>
+            </m:rPr>
+            <m:t>(</m:t>
+          </m:r>
+          <m:r>
+            <m:t>3</m:t>
+          </m:r>
+          <m:r>
+            <m:rPr>
+              <m:sty m:val="p"/>
+            </m:rPr>
+            <m:t>)</m:t>
+          </m:r>
         </m:oMath>
       </m:oMathPara>
-      <w:bookmarkEnd w:id="302"/>
+      <w:bookmarkEnd w:id="305"/>
     </w:p>
     <w:p>
       <w:pPr>
@@ -18253,7 +18176,7 @@
           <w:rPr>
             <w:rStyle w:val="Hyperlink"/>
           </w:rPr>
-          <w:t xml:space="preserve">H. A. Zebker et al. 2010</w:t>
+          <w:t xml:space="preserve">Zebker et al. 2010</w:t>
         </w:r>
       </w:hyperlink>
       <w:r>
@@ -18316,30 +18239,32 @@
             </m:rPr>
             <m:t>=</m:t>
           </m:r>
+          <m:r>
+            <m:rPr>
+              <m:sty m:val="p"/>
+            </m:rPr>
+            <m:t>|</m:t>
+          </m:r>
+          <m:r>
+            <m:t>G</m:t>
+          </m:r>
+          <m:r>
+            <m:t>S</m:t>
+          </m:r>
+          <m:r>
+            <m:t>L</m:t>
+          </m:r>
+          <m:r>
+            <m:t>C</m:t>
+          </m:r>
           <m:sSup>
             <m:e>
-              <m:d>
-                <m:dPr>
-                  <m:begChr m:val="|"/>
-                  <m:sepChr m:val=""/>
-                  <m:endChr m:val="|"/>
-                  <m:grow/>
-                </m:dPr>
-                <m:e>
-                  <m:r>
-                    <m:t>G</m:t>
-                  </m:r>
-                  <m:r>
-                    <m:t>S</m:t>
-                  </m:r>
-                  <m:r>
-                    <m:t>L</m:t>
-                  </m:r>
-                  <m:r>
-                    <m:t>C</m:t>
-                  </m:r>
-                </m:e>
-              </m:d>
+              <m:r>
+                <m:rPr>
+                  <m:sty m:val="p"/>
+                </m:rPr>
+                <m:t>|</m:t>
+              </m:r>
             </m:e>
             <m:sup>
               <m:r>
@@ -18397,28 +18322,30 @@
             </m:rPr>
             <m:t>arg</m:t>
           </m:r>
-          <m:d>
-            <m:dPr>
-              <m:begChr m:val="("/>
-              <m:sepChr m:val=""/>
-              <m:endChr m:val=")"/>
-              <m:grow/>
-            </m:dPr>
-            <m:e>
-              <m:r>
-                <m:t>G</m:t>
-              </m:r>
-              <m:r>
-                <m:t>S</m:t>
-              </m:r>
-              <m:r>
-                <m:t>L</m:t>
-              </m:r>
-              <m:r>
-                <m:t>C</m:t>
-              </m:r>
-            </m:e>
-          </m:d>
+          <m:r>
+            <m:rPr>
+              <m:sty m:val="p"/>
+            </m:rPr>
+            <m:t>(</m:t>
+          </m:r>
+          <m:r>
+            <m:t>G</m:t>
+          </m:r>
+          <m:r>
+            <m:t>S</m:t>
+          </m:r>
+          <m:r>
+            <m:t>L</m:t>
+          </m:r>
+          <m:r>
+            <m:t>C</m:t>
+          </m:r>
+          <m:r>
+            <m:rPr>
+              <m:sty m:val="p"/>
+            </m:rPr>
+            <m:t>)</m:t>
+          </m:r>
         </m:oMath>
       </m:oMathPara>
     </w:p>
@@ -18450,7 +18377,7 @@
       <w:pPr>
         <w:pStyle w:val="Textkrper"/>
       </w:pPr>
-      <w:bookmarkStart w:id="303" w:name="eq:sar-topographic-phase-removal-eq4"/>
+      <w:bookmarkStart w:id="306" w:name="eq:sar-topographic-phase-removal-eq4"/>
       <m:oMathPara>
         <m:oMathParaPr>
           <m:jc m:val="center"/>
@@ -18532,6 +18459,9 @@
             <m:t>−</m:t>
           </m:r>
           <m:r>
+            <m:rPr>
+              <m:sty m:val="p"/>
+            </m:rPr>
             <m:t>Δ</m:t>
           </m:r>
           <m:sSub>
@@ -18685,28 +18615,30 @@
           <m:r>
             <m:t>  </m:t>
           </m:r>
-          <m:d>
-            <m:dPr>
-              <m:begChr m:val="("/>
-              <m:sepChr m:val=""/>
-              <m:endChr m:val=")"/>
-              <m:grow/>
-            </m:dPr>
-            <m:e>
-              <m:r>
-                <m:t>4</m:t>
-              </m:r>
-            </m:e>
-          </m:d>
+          <m:r>
+            <m:rPr>
+              <m:sty m:val="p"/>
+            </m:rPr>
+            <m:t>(</m:t>
+          </m:r>
+          <m:r>
+            <m:t>4</m:t>
+          </m:r>
+          <m:r>
+            <m:rPr>
+              <m:sty m:val="p"/>
+            </m:rPr>
+            <m:t>)</m:t>
+          </m:r>
         </m:oMath>
       </m:oMathPara>
-      <w:bookmarkEnd w:id="303"/>
+      <w:bookmarkEnd w:id="306"/>
     </w:p>
     <w:p>
       <w:pPr>
         <w:pStyle w:val="FirstParagraph"/>
       </w:pPr>
-      <w:bookmarkStart w:id="304" w:name="eq:sar-topographic-phase-removal-eq5"/>
+      <w:bookmarkStart w:id="307" w:name="eq:sar-topographic-phase-removal-eq5"/>
       <m:oMathPara>
         <m:oMathParaPr>
           <m:jc m:val="center"/>
@@ -18788,6 +18720,9 @@
             <m:t>−</m:t>
           </m:r>
           <m:r>
+            <m:rPr>
+              <m:sty m:val="p"/>
+            </m:rPr>
             <m:t>Δ</m:t>
           </m:r>
           <m:sSub>
@@ -18941,22 +18876,24 @@
           <m:r>
             <m:t>  </m:t>
           </m:r>
-          <m:d>
-            <m:dPr>
-              <m:begChr m:val="("/>
-              <m:sepChr m:val=""/>
-              <m:endChr m:val=")"/>
-              <m:grow/>
-            </m:dPr>
-            <m:e>
-              <m:r>
-                <m:t>5</m:t>
-              </m:r>
-            </m:e>
-          </m:d>
+          <m:r>
+            <m:rPr>
+              <m:sty m:val="p"/>
+            </m:rPr>
+            <m:t>(</m:t>
+          </m:r>
+          <m:r>
+            <m:t>5</m:t>
+          </m:r>
+          <m:r>
+            <m:rPr>
+              <m:sty m:val="p"/>
+            </m:rPr>
+            <m:t>)</m:t>
+          </m:r>
         </m:oMath>
       </m:oMathPara>
-      <w:bookmarkEnd w:id="304"/>
+      <w:bookmarkEnd w:id="307"/>
     </w:p>
     <w:p>
       <w:pPr>
@@ -18970,13 +18907,16 @@
       <w:pPr>
         <w:pStyle w:val="Textkrper"/>
       </w:pPr>
-      <w:bookmarkStart w:id="305" w:name="eq:sar-topographic-phase-removal-eq6"/>
+      <w:bookmarkStart w:id="308" w:name="eq:sar-topographic-phase-removal-eq6"/>
       <m:oMathPara>
         <m:oMathParaPr>
           <m:jc m:val="center"/>
         </m:oMathParaPr>
         <m:oMath>
           <m:r>
+            <m:rPr>
+              <m:sty m:val="p"/>
+            </m:rPr>
             <m:t>Δ</m:t>
           </m:r>
           <m:sSub>
@@ -19117,22 +19057,24 @@
           <m:r>
             <m:t>  </m:t>
           </m:r>
-          <m:d>
-            <m:dPr>
-              <m:begChr m:val="("/>
-              <m:sepChr m:val=""/>
-              <m:endChr m:val=")"/>
-              <m:grow/>
-            </m:dPr>
-            <m:e>
-              <m:r>
-                <m:t>6</m:t>
-              </m:r>
-            </m:e>
-          </m:d>
+          <m:r>
+            <m:rPr>
+              <m:sty m:val="p"/>
+            </m:rPr>
+            <m:t>(</m:t>
+          </m:r>
+          <m:r>
+            <m:t>6</m:t>
+          </m:r>
+          <m:r>
+            <m:rPr>
+              <m:sty m:val="p"/>
+            </m:rPr>
+            <m:t>)</m:t>
+          </m:r>
         </m:oMath>
       </m:oMathPara>
-      <w:bookmarkEnd w:id="305"/>
+      <w:bookmarkEnd w:id="308"/>
     </w:p>
     <w:p>
       <w:pPr>
@@ -19157,13 +19099,16 @@
       <w:pPr>
         <w:pStyle w:val="Textkrper"/>
       </w:pPr>
-      <w:bookmarkStart w:id="306" w:name="eq:sar-topographic-phase-removal-eq7"/>
+      <w:bookmarkStart w:id="309" w:name="eq:sar-topographic-phase-removal-eq7"/>
       <m:oMathPara>
         <m:oMathParaPr>
           <m:jc m:val="center"/>
         </m:oMathParaPr>
         <m:oMath>
           <m:r>
+            <m:rPr>
+              <m:sty m:val="p"/>
+            </m:rPr>
             <m:t>Δ</m:t>
           </m:r>
           <m:sSub>
@@ -19219,273 +19164,43 @@
             </m:rPr>
             <m:t>=</m:t>
           </m:r>
-          <m:d>
-            <m:dPr>
-              <m:begChr m:val="("/>
-              <m:sepChr m:val=""/>
-              <m:endChr m:val=")"/>
-              <m:grow/>
-            </m:dPr>
+          <m:r>
+            <m:rPr>
+              <m:sty m:val="p"/>
+            </m:rPr>
+            <m:t>(</m:t>
+          </m:r>
+          <m:sSub>
             <m:e>
-              <m:sSub>
-                <m:e>
-                  <m:r>
-                    <m:t>φ</m:t>
-                  </m:r>
-                </m:e>
-                <m:sub>
-                  <m:r>
-                    <m:rPr>
-                      <m:nor/>
-                      <m:sty m:val="p"/>
-                    </m:rPr>
-                    <m:t>SLC</m:t>
-                  </m:r>
-                  <m:r>
-                    <m:rPr>
-                      <m:sty m:val="p"/>
-                    </m:rPr>
-                    <m:t>_</m:t>
-                  </m:r>
-                  <m:r>
-                    <m:t>1</m:t>
-                  </m:r>
-                </m:sub>
-              </m:sSub>
+              <m:r>
+                <m:t>φ</m:t>
+              </m:r>
+            </m:e>
+            <m:sub>
+              <m:r>
+                <m:rPr>
+                  <m:nor/>
+                  <m:sty m:val="p"/>
+                </m:rPr>
+                <m:t>SLC</m:t>
+              </m:r>
               <m:r>
                 <m:rPr>
                   <m:sty m:val="p"/>
                 </m:rPr>
-                <m:t>−</m:t>
-              </m:r>
-              <m:sSub>
-                <m:e>
-                  <m:r>
-                    <m:t>φ</m:t>
-                  </m:r>
-                </m:e>
-                <m:sub>
-                  <m:r>
-                    <m:rPr>
-                      <m:nor/>
-                      <m:sty m:val="p"/>
-                    </m:rPr>
-                    <m:t>DEM</m:t>
-                  </m:r>
-                  <m:r>
-                    <m:rPr>
-                      <m:sty m:val="p"/>
-                    </m:rPr>
-                    <m:t>_</m:t>
-                  </m:r>
-                  <m:r>
-                    <m:rPr>
-                      <m:nor/>
-                      <m:sty m:val="p"/>
-                    </m:rPr>
-                    <m:t>OrbRef</m:t>
-                  </m:r>
-                </m:sub>
-              </m:sSub>
-              <m:r>
-                <m:rPr>
-                  <m:sty m:val="p"/>
-                </m:rPr>
-                <m:t>−</m:t>
-              </m:r>
-              <m:sSub>
-                <m:e>
-                  <m:r>
-                    <m:t>φ</m:t>
-                  </m:r>
-                </m:e>
-                <m:sub>
-                  <m:r>
-                    <m:rPr>
-                      <m:nor/>
-                      <m:sty m:val="p"/>
-                    </m:rPr>
-                    <m:t>DEM</m:t>
-                  </m:r>
-                  <m:r>
-                    <m:rPr>
-                      <m:sty m:val="p"/>
-                    </m:rPr>
-                    <m:t>_</m:t>
-                  </m:r>
-                  <m:r>
-                    <m:rPr>
-                      <m:nor/>
-                      <m:sty m:val="p"/>
-                    </m:rPr>
-                    <m:t>SLC</m:t>
-                  </m:r>
-                  <m:r>
-                    <m:rPr>
-                      <m:sty m:val="p"/>
-                    </m:rPr>
-                    <m:t>_</m:t>
-                  </m:r>
-                  <m:r>
-                    <m:t>1</m:t>
-                  </m:r>
-                </m:sub>
-              </m:sSub>
-            </m:e>
-          </m:d>
+                <m:t>_</m:t>
+              </m:r>
+              <m:r>
+                <m:t>1</m:t>
+              </m:r>
+            </m:sub>
+          </m:sSub>
           <m:r>
             <m:rPr>
               <m:sty m:val="p"/>
             </m:rPr>
             <m:t>−</m:t>
           </m:r>
-          <m:d>
-            <m:dPr>
-              <m:begChr m:val="("/>
-              <m:sepChr m:val=""/>
-              <m:endChr m:val=")"/>
-              <m:grow/>
-            </m:dPr>
-            <m:e>
-              <m:sSub>
-                <m:e>
-                  <m:r>
-                    <m:t>φ</m:t>
-                  </m:r>
-                </m:e>
-                <m:sub>
-                  <m:r>
-                    <m:rPr>
-                      <m:nor/>
-                      <m:sty m:val="p"/>
-                    </m:rPr>
-                    <m:t>SLC</m:t>
-                  </m:r>
-                  <m:r>
-                    <m:rPr>
-                      <m:sty m:val="p"/>
-                    </m:rPr>
-                    <m:t>_</m:t>
-                  </m:r>
-                  <m:r>
-                    <m:t>2</m:t>
-                  </m:r>
-                </m:sub>
-              </m:sSub>
-              <m:r>
-                <m:rPr>
-                  <m:sty m:val="p"/>
-                </m:rPr>
-                <m:t>−</m:t>
-              </m:r>
-              <m:sSub>
-                <m:e>
-                  <m:r>
-                    <m:t>φ</m:t>
-                  </m:r>
-                </m:e>
-                <m:sub>
-                  <m:r>
-                    <m:rPr>
-                      <m:nor/>
-                      <m:sty m:val="p"/>
-                    </m:rPr>
-                    <m:t>DEM</m:t>
-                  </m:r>
-                  <m:r>
-                    <m:rPr>
-                      <m:sty m:val="p"/>
-                    </m:rPr>
-                    <m:t>_</m:t>
-                  </m:r>
-                  <m:r>
-                    <m:rPr>
-                      <m:nor/>
-                      <m:sty m:val="p"/>
-                    </m:rPr>
-                    <m:t>OrbRef</m:t>
-                  </m:r>
-                </m:sub>
-              </m:sSub>
-              <m:r>
-                <m:rPr>
-                  <m:sty m:val="p"/>
-                </m:rPr>
-                <m:t>−</m:t>
-              </m:r>
-              <m:sSub>
-                <m:e>
-                  <m:r>
-                    <m:t>φ</m:t>
-                  </m:r>
-                </m:e>
-                <m:sub>
-                  <m:r>
-                    <m:rPr>
-                      <m:nor/>
-                      <m:sty m:val="p"/>
-                    </m:rPr>
-                    <m:t>DEM</m:t>
-                  </m:r>
-                  <m:r>
-                    <m:rPr>
-                      <m:sty m:val="p"/>
-                    </m:rPr>
-                    <m:t>_</m:t>
-                  </m:r>
-                  <m:r>
-                    <m:rPr>
-                      <m:nor/>
-                      <m:sty m:val="p"/>
-                    </m:rPr>
-                    <m:t>SLC</m:t>
-                  </m:r>
-                  <m:r>
-                    <m:rPr>
-                      <m:sty m:val="p"/>
-                    </m:rPr>
-                    <m:t>_</m:t>
-                  </m:r>
-                  <m:r>
-                    <m:t>2</m:t>
-                  </m:r>
-                </m:sub>
-              </m:sSub>
-            </m:e>
-          </m:d>
-          <m:r>
-            <m:t>  </m:t>
-          </m:r>
-          <m:d>
-            <m:dPr>
-              <m:begChr m:val="("/>
-              <m:sepChr m:val=""/>
-              <m:endChr m:val=")"/>
-              <m:grow/>
-            </m:dPr>
-            <m:e>
-              <m:r>
-                <m:t>7</m:t>
-              </m:r>
-            </m:e>
-          </m:d>
-        </m:oMath>
-      </m:oMathPara>
-      <w:bookmarkEnd w:id="306"/>
-    </w:p>
-    <w:p>
-      <w:pPr>
-        <w:pStyle w:val="FirstParagraph"/>
-      </w:pPr>
-      <w:bookmarkStart w:id="307" w:name="eq:sar-topographic-phase-removal-eq8"/>
-      <m:oMathPara>
-        <m:oMathParaPr>
-          <m:jc m:val="center"/>
-        </m:oMathParaPr>
-        <m:oMath>
-          <m:r>
-            <m:t>Δ</m:t>
-          </m:r>
           <m:sSub>
             <m:e>
               <m:r>
@@ -19498,7 +19213,7 @@
                   <m:nor/>
                   <m:sty m:val="p"/>
                 </m:rPr>
-                <m:t>CARD</m:t>
+                <m:t>DEM</m:t>
               </m:r>
               <m:r>
                 <m:rPr>
@@ -19507,29 +19222,11 @@
                 <m:t>_</m:t>
               </m:r>
               <m:r>
-                <m:t>1</m:t>
-              </m:r>
-              <m:r>
-                <m:rPr>
-                  <m:sty m:val="p"/>
-                </m:rPr>
-                <m:t>−</m:t>
-              </m:r>
-              <m:r>
                 <m:rPr>
                   <m:nor/>
                   <m:sty m:val="p"/>
                 </m:rPr>
-                <m:t>CARD</m:t>
-              </m:r>
-              <m:r>
-                <m:rPr>
-                  <m:sty m:val="p"/>
-                </m:rPr>
-                <m:t>_</m:t>
-              </m:r>
-              <m:r>
-                <m:t>2</m:t>
+                <m:t>OrbRef</m:t>
               </m:r>
             </m:sub>
           </m:sSub>
@@ -19537,128 +19234,124 @@
             <m:rPr>
               <m:sty m:val="p"/>
             </m:rPr>
-            <m:t>=</m:t>
+            <m:t>−</m:t>
           </m:r>
-          <m:d>
-            <m:dPr>
-              <m:begChr m:val="("/>
-              <m:sepChr m:val=""/>
-              <m:endChr m:val=")"/>
-              <m:grow/>
-            </m:dPr>
+          <m:sSub>
             <m:e>
-              <m:sSub>
-                <m:e>
-                  <m:r>
-                    <m:t>φ</m:t>
-                  </m:r>
-                </m:e>
-                <m:sub>
-                  <m:r>
-                    <m:rPr>
-                      <m:nor/>
-                      <m:sty m:val="p"/>
-                    </m:rPr>
-                    <m:t>SLC</m:t>
-                  </m:r>
-                  <m:r>
-                    <m:rPr>
-                      <m:sty m:val="p"/>
-                    </m:rPr>
-                    <m:t>_</m:t>
-                  </m:r>
-                  <m:r>
-                    <m:t>1</m:t>
-                  </m:r>
-                </m:sub>
-              </m:sSub>
+              <m:r>
+                <m:t>φ</m:t>
+              </m:r>
+            </m:e>
+            <m:sub>
+              <m:r>
+                <m:rPr>
+                  <m:nor/>
+                  <m:sty m:val="p"/>
+                </m:rPr>
+                <m:t>DEM</m:t>
+              </m:r>
               <m:r>
                 <m:rPr>
                   <m:sty m:val="p"/>
                 </m:rPr>
-                <m:t>−</m:t>
-              </m:r>
-              <m:sSub>
-                <m:e>
-                  <m:r>
-                    <m:t>φ</m:t>
-                  </m:r>
-                </m:e>
-                <m:sub>
-                  <m:r>
-                    <m:rPr>
-                      <m:nor/>
-                      <m:sty m:val="p"/>
-                    </m:rPr>
-                    <m:t>SLC</m:t>
-                  </m:r>
-                  <m:r>
-                    <m:rPr>
-                      <m:sty m:val="p"/>
-                    </m:rPr>
-                    <m:t>_</m:t>
-                  </m:r>
-                  <m:r>
-                    <m:t>2</m:t>
-                  </m:r>
-                </m:sub>
-              </m:sSub>
-            </m:e>
-          </m:d>
+                <m:t>_</m:t>
+              </m:r>
+              <m:r>
+                <m:rPr>
+                  <m:nor/>
+                  <m:sty m:val="p"/>
+                </m:rPr>
+                <m:t>SLC</m:t>
+              </m:r>
+              <m:r>
+                <m:rPr>
+                  <m:sty m:val="p"/>
+                </m:rPr>
+                <m:t>_</m:t>
+              </m:r>
+              <m:r>
+                <m:t>1</m:t>
+              </m:r>
+            </m:sub>
+          </m:sSub>
+          <m:r>
+            <m:rPr>
+              <m:sty m:val="p"/>
+            </m:rPr>
+            <m:t>)</m:t>
+          </m:r>
           <m:r>
             <m:rPr>
               <m:sty m:val="p"/>
             </m:rPr>
             <m:t>−</m:t>
           </m:r>
-          <m:d>
-            <m:dPr>
-              <m:begChr m:val="("/>
-              <m:sepChr m:val=""/>
-              <m:endChr m:val=")"/>
-              <m:grow/>
-            </m:dPr>
+          <m:r>
+            <m:rPr>
+              <m:sty m:val="p"/>
+            </m:rPr>
+            <m:t>(</m:t>
+          </m:r>
+          <m:sSub>
             <m:e>
-              <m:sSub>
-                <m:e>
-                  <m:r>
-                    <m:t>φ</m:t>
-                  </m:r>
-                </m:e>
-                <m:sub>
-                  <m:r>
-                    <m:rPr>
-                      <m:nor/>
-                      <m:sty m:val="p"/>
-                    </m:rPr>
-                    <m:t>DEM</m:t>
-                  </m:r>
-                  <m:r>
-                    <m:rPr>
-                      <m:sty m:val="p"/>
-                    </m:rPr>
-                    <m:t>_</m:t>
-                  </m:r>
-                  <m:r>
-                    <m:rPr>
-                      <m:nor/>
-                      <m:sty m:val="p"/>
-                    </m:rPr>
-                    <m:t>SLC</m:t>
-                  </m:r>
-                  <m:r>
-                    <m:rPr>
-                      <m:sty m:val="p"/>
-                    </m:rPr>
-                    <m:t>_</m:t>
-                  </m:r>
-                  <m:r>
-                    <m:t>1</m:t>
-                  </m:r>
-                </m:sub>
-              </m:sSub>
+              <m:r>
+                <m:t>φ</m:t>
+              </m:r>
             </m:e>
-          </m:d>
+            <m:sub>
+              <m:r>
+                <m:rPr>
+                  <m:nor/>
+                  <m:sty m:val="p"/>
+                </m:rPr>
+                <m:t>SLC</m:t>
+              </m:r>
+              <m:r>
+                <m:rPr>
+                  <m:sty m:val="p"/>
+                </m:rPr>
+                <m:t>_</m:t>
+              </m:r>
+              <m:r>
+                <m:t>2</m:t>
+              </m:r>
+            </m:sub>
+          </m:sSub>
+          <m:r>
+            <m:rPr>
+              <m:sty m:val="p"/>
+            </m:rPr>
+            <m:t>−</m:t>
+          </m:r>
+          <m:sSub>
+            <m:e>
+              <m:r>
+                <m:t>φ</m:t>
+              </m:r>
+            </m:e>
+            <m:sub>
+              <m:r>
+                <m:rPr>
+                  <m:nor/>
+                  <m:sty m:val="p"/>
+                </m:rPr>
+                <m:t>DEM</m:t>
+              </m:r>
+              <m:r>
+                <m:rPr>
+                  <m:sty m:val="p"/>
+                </m:rPr>
+                <m:t>_</m:t>
+              </m:r>
+              <m:r>
+                <m:rPr>
+                  <m:nor/>
+                  <m:sty m:val="p"/>
+                </m:rPr>
+                <m:t>OrbRef</m:t>
+              </m:r>
+            </m:sub>
+          </m:sSub>
           <m:r>
             <m:rPr>
               <m:sty m:val="p"/>
@@ -19712,34 +19405,39 @@
           <m:r>
             <m:t>  </m:t>
           </m:r>
-          <m:d>
-            <m:dPr>
-              <m:begChr m:val="("/>
-              <m:sepChr m:val=""/>
-              <m:endChr m:val=")"/>
-              <m:grow/>
-            </m:dPr>
-            <m:e>
-              <m:r>
-                <m:t>8</m:t>
-              </m:r>
-            </m:e>
-          </m:d>
+          <m:r>
+            <m:rPr>
+              <m:sty m:val="p"/>
+            </m:rPr>
+            <m:t>(</m:t>
+          </m:r>
+          <m:r>
+            <m:t>7</m:t>
+          </m:r>
+          <m:r>
+            <m:rPr>
+              <m:sty m:val="p"/>
+            </m:rPr>
+            <m:t>)</m:t>
+          </m:r>
         </m:oMath>
       </m:oMathPara>
-      <w:bookmarkEnd w:id="307"/>
+      <w:bookmarkEnd w:id="309"/>
     </w:p>
     <w:p>
       <w:pPr>
         <w:pStyle w:val="FirstParagraph"/>
       </w:pPr>
-      <w:bookmarkStart w:id="308" w:name="eq:sar-topographic-phase-removal-eq9"/>
+      <w:bookmarkStart w:id="310" w:name="eq:sar-topographic-phase-removal-eq8"/>
       <m:oMathPara>
         <m:oMathParaPr>
           <m:jc m:val="center"/>
         </m:oMathParaPr>
         <m:oMath>
           <m:r>
+            <m:rPr>
+              <m:sty m:val="p"/>
+            </m:rPr>
             <m:t>Δ</m:t>
           </m:r>
           <m:sSub>
@@ -19796,6 +19494,274 @@
             <m:t>=</m:t>
           </m:r>
           <m:r>
+            <m:rPr>
+              <m:sty m:val="p"/>
+            </m:rPr>
+            <m:t>(</m:t>
+          </m:r>
+          <m:sSub>
+            <m:e>
+              <m:r>
+                <m:t>φ</m:t>
+              </m:r>
+            </m:e>
+            <m:sub>
+              <m:r>
+                <m:rPr>
+                  <m:nor/>
+                  <m:sty m:val="p"/>
+                </m:rPr>
+                <m:t>SLC</m:t>
+              </m:r>
+              <m:r>
+                <m:rPr>
+                  <m:sty m:val="p"/>
+                </m:rPr>
+                <m:t>_</m:t>
+              </m:r>
+              <m:r>
+                <m:t>1</m:t>
+              </m:r>
+            </m:sub>
+          </m:sSub>
+          <m:r>
+            <m:rPr>
+              <m:sty m:val="p"/>
+            </m:rPr>
+            <m:t>−</m:t>
+          </m:r>
+          <m:sSub>
+            <m:e>
+              <m:r>
+                <m:t>φ</m:t>
+              </m:r>
+            </m:e>
+            <m:sub>
+              <m:r>
+                <m:rPr>
+                  <m:nor/>
+                  <m:sty m:val="p"/>
+                </m:rPr>
+                <m:t>SLC</m:t>
+              </m:r>
+              <m:r>
+                <m:rPr>
+                  <m:sty m:val="p"/>
+                </m:rPr>
+                <m:t>_</m:t>
+              </m:r>
+              <m:r>
+                <m:t>2</m:t>
+              </m:r>
+            </m:sub>
+          </m:sSub>
+          <m:r>
+            <m:rPr>
+              <m:sty m:val="p"/>
+            </m:rPr>
+            <m:t>)</m:t>
+          </m:r>
+          <m:r>
+            <m:rPr>
+              <m:sty m:val="p"/>
+            </m:rPr>
+            <m:t>−</m:t>
+          </m:r>
+          <m:r>
+            <m:rPr>
+              <m:sty m:val="p"/>
+            </m:rPr>
+            <m:t>(</m:t>
+          </m:r>
+          <m:sSub>
+            <m:e>
+              <m:r>
+                <m:t>φ</m:t>
+              </m:r>
+            </m:e>
+            <m:sub>
+              <m:r>
+                <m:rPr>
+                  <m:nor/>
+                  <m:sty m:val="p"/>
+                </m:rPr>
+                <m:t>DEM</m:t>
+              </m:r>
+              <m:r>
+                <m:rPr>
+                  <m:sty m:val="p"/>
+                </m:rPr>
+                <m:t>_</m:t>
+              </m:r>
+              <m:r>
+                <m:rPr>
+                  <m:nor/>
+                  <m:sty m:val="p"/>
+                </m:rPr>
+                <m:t>SLC</m:t>
+              </m:r>
+              <m:r>
+                <m:rPr>
+                  <m:sty m:val="p"/>
+                </m:rPr>
+                <m:t>_</m:t>
+              </m:r>
+              <m:r>
+                <m:t>1</m:t>
+              </m:r>
+            </m:sub>
+          </m:sSub>
+          <m:r>
+            <m:rPr>
+              <m:sty m:val="p"/>
+            </m:rPr>
+            <m:t>)</m:t>
+          </m:r>
+          <m:r>
+            <m:rPr>
+              <m:sty m:val="p"/>
+            </m:rPr>
+            <m:t>−</m:t>
+          </m:r>
+          <m:sSub>
+            <m:e>
+              <m:r>
+                <m:t>φ</m:t>
+              </m:r>
+            </m:e>
+            <m:sub>
+              <m:r>
+                <m:rPr>
+                  <m:nor/>
+                  <m:sty m:val="p"/>
+                </m:rPr>
+                <m:t>DEM</m:t>
+              </m:r>
+              <m:r>
+                <m:rPr>
+                  <m:sty m:val="p"/>
+                </m:rPr>
+                <m:t>_</m:t>
+              </m:r>
+              <m:r>
+                <m:rPr>
+                  <m:nor/>
+                  <m:sty m:val="p"/>
+                </m:rPr>
+                <m:t>SLC</m:t>
+              </m:r>
+              <m:r>
+                <m:rPr>
+                  <m:sty m:val="p"/>
+                </m:rPr>
+                <m:t>_</m:t>
+              </m:r>
+              <m:r>
+                <m:t>2</m:t>
+              </m:r>
+            </m:sub>
+          </m:sSub>
+          <m:r>
+            <m:rPr>
+              <m:sty m:val="p"/>
+            </m:rPr>
+            <m:t>)</m:t>
+          </m:r>
+          <m:r>
+            <m:t>  </m:t>
+          </m:r>
+          <m:r>
+            <m:rPr>
+              <m:sty m:val="p"/>
+            </m:rPr>
+            <m:t>(</m:t>
+          </m:r>
+          <m:r>
+            <m:t>8</m:t>
+          </m:r>
+          <m:r>
+            <m:rPr>
+              <m:sty m:val="p"/>
+            </m:rPr>
+            <m:t>)</m:t>
+          </m:r>
+        </m:oMath>
+      </m:oMathPara>
+      <w:bookmarkEnd w:id="310"/>
+    </w:p>
+    <w:p>
+      <w:pPr>
+        <w:pStyle w:val="FirstParagraph"/>
+      </w:pPr>
+      <w:bookmarkStart w:id="311" w:name="eq:sar-topographic-phase-removal-eq9"/>
+      <m:oMathPara>
+        <m:oMathParaPr>
+          <m:jc m:val="center"/>
+        </m:oMathParaPr>
+        <m:oMath>
+          <m:r>
+            <m:rPr>
+              <m:sty m:val="p"/>
+            </m:rPr>
+            <m:t>Δ</m:t>
+          </m:r>
+          <m:sSub>
+            <m:e>
+              <m:r>
+                <m:t>φ</m:t>
+              </m:r>
+            </m:e>
+            <m:sub>
+              <m:r>
+                <m:rPr>
+                  <m:nor/>
+                  <m:sty m:val="p"/>
+                </m:rPr>
+                <m:t>CARD</m:t>
+              </m:r>
+              <m:r>
+                <m:rPr>
+                  <m:sty m:val="p"/>
+                </m:rPr>
+                <m:t>_</m:t>
+              </m:r>
+              <m:r>
+                <m:t>1</m:t>
+              </m:r>
+              <m:r>
+                <m:rPr>
+                  <m:sty m:val="p"/>
+                </m:rPr>
+                <m:t>−</m:t>
+              </m:r>
+              <m:r>
+                <m:rPr>
+                  <m:nor/>
+                  <m:sty m:val="p"/>
+                </m:rPr>
+                <m:t>CARD</m:t>
+              </m:r>
+              <m:r>
+                <m:rPr>
+                  <m:sty m:val="p"/>
+                </m:rPr>
+                <m:t>_</m:t>
+              </m:r>
+              <m:r>
+                <m:t>2</m:t>
+              </m:r>
+            </m:sub>
+          </m:sSub>
+          <m:r>
+            <m:rPr>
+              <m:sty m:val="p"/>
+            </m:rPr>
+            <m:t>=</m:t>
+          </m:r>
+          <m:r>
+            <m:rPr>
+              <m:sty m:val="p"/>
+            </m:rPr>
             <m:t>Δ</m:t>
           </m:r>
           <m:sSub>
@@ -19852,6 +19818,9 @@
             <m:t>−</m:t>
           </m:r>
           <m:r>
+            <m:rPr>
+              <m:sty m:val="p"/>
+            </m:rPr>
             <m:t>Δ</m:t>
           </m:r>
           <m:sSub>
@@ -19891,22 +19860,24 @@
           <m:r>
             <m:t>  </m:t>
           </m:r>
-          <m:d>
-            <m:dPr>
-              <m:begChr m:val="("/>
-              <m:sepChr m:val=""/>
-              <m:endChr m:val=")"/>
-              <m:grow/>
-            </m:dPr>
-            <m:e>
-              <m:r>
-                <m:t>9</m:t>
-              </m:r>
-            </m:e>
-          </m:d>
+          <m:r>
+            <m:rPr>
+              <m:sty m:val="p"/>
+            </m:rPr>
+            <m:t>(</m:t>
+          </m:r>
+          <m:r>
+            <m:t>9</m:t>
+          </m:r>
+          <m:r>
+            <m:rPr>
+              <m:sty m:val="p"/>
+            </m:rPr>
+            <m:t>)</m:t>
+          </m:r>
         </m:oMath>
       </m:oMathPara>
-      <w:bookmarkEnd w:id="308"/>
+      <w:bookmarkEnd w:id="311"/>
     </w:p>
     <w:p>
       <w:pPr>
@@ -19920,6 +19891,9 @@
       </w:r>
       <m:oMath>
         <m:r>
+          <m:rPr>
+            <m:sty m:val="p"/>
+          </m:rPr>
           <m:t>Δ</m:t>
         </m:r>
         <m:sSub>
@@ -19992,283 +19966,16 @@
       <w:pPr>
         <w:pStyle w:val="Textkrper"/>
       </w:pPr>
-      <w:bookmarkStart w:id="309" w:name="eq:sar-topographic-phase-removal-eq10"/>
+      <w:bookmarkStart w:id="312" w:name="eq:sar-topographic-phase-removal-eq10"/>
       <m:oMathPara>
         <m:oMathParaPr>
           <m:jc m:val="center"/>
         </m:oMathParaPr>
         <m:oMath>
           <m:r>
-            <m:t>Δ</m:t>
-          </m:r>
-          <m:sSub>
-            <m:e>
-              <m:r>
-                <m:t>φ</m:t>
-              </m:r>
-            </m:e>
-            <m:sub>
-              <m:r>
-                <m:rPr>
-                  <m:nor/>
-                  <m:sty m:val="p"/>
-                </m:rPr>
-                <m:t>CARD</m:t>
-              </m:r>
-              <m:r>
-                <m:rPr>
-                  <m:sty m:val="p"/>
-                </m:rPr>
-                <m:t>_</m:t>
-              </m:r>
-              <m:r>
-                <m:t>1</m:t>
-              </m:r>
-              <m:r>
-                <m:rPr>
-                  <m:sty m:val="p"/>
-                </m:rPr>
-                <m:t>−</m:t>
-              </m:r>
-              <m:r>
-                <m:rPr>
-                  <m:nor/>
-                  <m:sty m:val="p"/>
-                </m:rPr>
-                <m:t>CARD</m:t>
-              </m:r>
-              <m:r>
-                <m:rPr>
-                  <m:sty m:val="p"/>
-                </m:rPr>
-                <m:t>_</m:t>
-              </m:r>
-              <m:r>
-                <m:t>2</m:t>
-              </m:r>
-            </m:sub>
-          </m:sSub>
-          <m:r>
             <m:rPr>
               <m:sty m:val="p"/>
             </m:rPr>
-            <m:t>=</m:t>
-          </m:r>
-          <m:d>
-            <m:dPr>
-              <m:begChr m:val="("/>
-              <m:sepChr m:val=""/>
-              <m:endChr m:val=")"/>
-              <m:grow/>
-            </m:dPr>
-            <m:e>
-              <m:r>
-                <m:t>Δ</m:t>
-              </m:r>
-              <m:sSub>
-                <m:e>
-                  <m:r>
-                    <m:t>φ</m:t>
-                  </m:r>
-                </m:e>
-                <m:sub>
-                  <m:r>
-                    <m:rPr>
-                      <m:nor/>
-                      <m:sty m:val="p"/>
-                    </m:rPr>
-                    <m:t>Topo</m:t>
-                  </m:r>
-                  <m:r>
-                    <m:rPr>
-                      <m:sty m:val="p"/>
-                    </m:rPr>
-                    <m:t>_</m:t>
-                  </m:r>
-                  <m:r>
-                    <m:t>1</m:t>
-                  </m:r>
-                  <m:r>
-                    <m:rPr>
-                      <m:sty m:val="p"/>
-                    </m:rPr>
-                    <m:t>−</m:t>
-                  </m:r>
-                  <m:r>
-                    <m:t>2</m:t>
-                  </m:r>
-                </m:sub>
-              </m:sSub>
-              <m:r>
-                <m:rPr>
-                  <m:sty m:val="p"/>
-                </m:rPr>
-                <m:t>+</m:t>
-              </m:r>
-              <m:r>
-                <m:t>Δ</m:t>
-              </m:r>
-              <m:sSub>
-                <m:e>
-                  <m:r>
-                    <m:t>φ</m:t>
-                  </m:r>
-                </m:e>
-                <m:sub>
-                  <m:r>
-                    <m:rPr>
-                      <m:nor/>
-                      <m:sty m:val="p"/>
-                    </m:rPr>
-                    <m:t>Disp</m:t>
-                  </m:r>
-                  <m:r>
-                    <m:rPr>
-                      <m:sty m:val="p"/>
-                    </m:rPr>
-                    <m:t>_</m:t>
-                  </m:r>
-                  <m:r>
-                    <m:t>1</m:t>
-                  </m:r>
-                  <m:r>
-                    <m:rPr>
-                      <m:sty m:val="p"/>
-                    </m:rPr>
-                    <m:t>−</m:t>
-                  </m:r>
-                  <m:r>
-                    <m:t>2</m:t>
-                  </m:r>
-                </m:sub>
-              </m:sSub>
-              <m:r>
-                <m:rPr>
-                  <m:sty m:val="p"/>
-                </m:rPr>
-                <m:t>+</m:t>
-              </m:r>
-              <m:r>
-                <m:t>Δ</m:t>
-              </m:r>
-              <m:sSub>
-                <m:e>
-                  <m:r>
-                    <m:t>φ</m:t>
-                  </m:r>
-                </m:e>
-                <m:sub>
-                  <m:r>
-                    <m:rPr>
-                      <m:nor/>
-                      <m:sty m:val="p"/>
-                    </m:rPr>
-                    <m:t>Noise</m:t>
-                  </m:r>
-                  <m:r>
-                    <m:rPr>
-                      <m:sty m:val="p"/>
-                    </m:rPr>
-                    <m:t>_</m:t>
-                  </m:r>
-                  <m:r>
-                    <m:t>1</m:t>
-                  </m:r>
-                  <m:r>
-                    <m:rPr>
-                      <m:sty m:val="p"/>
-                    </m:rPr>
-                    <m:t>−</m:t>
-                  </m:r>
-                  <m:r>
-                    <m:t>2</m:t>
-                  </m:r>
-                </m:sub>
-              </m:sSub>
-            </m:e>
-          </m:d>
-          <m:r>
-            <m:rPr>
-              <m:sty m:val="p"/>
-            </m:rPr>
-            <m:t>−</m:t>
-          </m:r>
-          <m:r>
-            <m:t>Δ</m:t>
-          </m:r>
-          <m:sSub>
-            <m:e>
-              <m:r>
-                <m:t>φ</m:t>
-              </m:r>
-            </m:e>
-            <m:sub>
-              <m:r>
-                <m:rPr>
-                  <m:nor/>
-                  <m:sty m:val="p"/>
-                </m:rPr>
-                <m:t>Topo</m:t>
-              </m:r>
-              <m:r>
-                <m:rPr>
-                  <m:sty m:val="p"/>
-                </m:rPr>
-                <m:t>_</m:t>
-              </m:r>
-              <m:r>
-                <m:t>1</m:t>
-              </m:r>
-              <m:r>
-                <m:rPr>
-                  <m:sty m:val="p"/>
-                </m:rPr>
-                <m:t>−</m:t>
-              </m:r>
-              <m:r>
-                <m:t>2</m:t>
-              </m:r>
-            </m:sub>
-          </m:sSub>
-          <m:r>
-            <m:t>  </m:t>
-          </m:r>
-          <m:d>
-            <m:dPr>
-              <m:begChr m:val="("/>
-              <m:sepChr m:val=""/>
-              <m:endChr m:val=")"/>
-              <m:grow/>
-            </m:dPr>
-            <m:e>
-              <m:r>
-                <m:t>10</m:t>
-              </m:r>
-            </m:e>
-          </m:d>
-        </m:oMath>
-      </m:oMathPara>
-      <w:bookmarkEnd w:id="309"/>
-    </w:p>
-    <w:p>
-      <w:pPr>
-        <w:pStyle w:val="FirstParagraph"/>
-      </w:pPr>
-      <w:r>
-        <w:t xml:space="preserve">Consequently, the differential phase of two CEOS-ARD products doesn’t contain a topographic phase and is already unwrapped (at least over stable areas). It is only function of the surface displacement and of the noise term. Depending on the reference DEM and the satellite orbital state vector accuracies, some residual topographic phase could be present. Atmospheric (item 2.15) and ionospheric (item 2.16) phase corrections could be performed during the production of CEOS-ARD products, which reduces the differential phase noise in an InSAR analysis.</w:t>
-      </w:r>
-    </w:p>
-    <w:p>
-      <w:pPr>
-        <w:pStyle w:val="Textkrper"/>
-      </w:pPr>
-      <w:bookmarkStart w:id="310" w:name="eq:sar-topographic-phase-removal-eq11"/>
-      <m:oMathPara>
-        <m:oMathParaPr>
-          <m:jc m:val="center"/>
-        </m:oMathParaPr>
-        <m:oMath>
-          <m:r>
             <m:t>Δ</m:t>
           </m:r>
           <m:sSub>
@@ -20325,6 +20032,15 @@
             <m:t>=</m:t>
           </m:r>
           <m:r>
+            <m:rPr>
+              <m:sty m:val="p"/>
+            </m:rPr>
+            <m:t>(</m:t>
+          </m:r>
+          <m:r>
+            <m:rPr>
+              <m:sty m:val="p"/>
+            </m:rPr>
             <m:t>Δ</m:t>
           </m:r>
           <m:sSub>
@@ -20339,7 +20055,7 @@
                   <m:nor/>
                   <m:sty m:val="p"/>
                 </m:rPr>
-                <m:t>Disp</m:t>
+                <m:t>Topo</m:t>
               </m:r>
               <m:r>
                 <m:rPr>
@@ -20368,6 +20084,292 @@
             <m:t>+</m:t>
           </m:r>
           <m:r>
+            <m:rPr>
+              <m:sty m:val="p"/>
+            </m:rPr>
+            <m:t>Δ</m:t>
+          </m:r>
+          <m:sSub>
+            <m:e>
+              <m:r>
+                <m:t>φ</m:t>
+              </m:r>
+            </m:e>
+            <m:sub>
+              <m:r>
+                <m:rPr>
+                  <m:nor/>
+                  <m:sty m:val="p"/>
+                </m:rPr>
+                <m:t>Disp</m:t>
+              </m:r>
+              <m:r>
+                <m:rPr>
+                  <m:sty m:val="p"/>
+                </m:rPr>
+                <m:t>_</m:t>
+              </m:r>
+              <m:r>
+                <m:t>1</m:t>
+              </m:r>
+              <m:r>
+                <m:rPr>
+                  <m:sty m:val="p"/>
+                </m:rPr>
+                <m:t>−</m:t>
+              </m:r>
+              <m:r>
+                <m:t>2</m:t>
+              </m:r>
+            </m:sub>
+          </m:sSub>
+          <m:r>
+            <m:rPr>
+              <m:sty m:val="p"/>
+            </m:rPr>
+            <m:t>+</m:t>
+          </m:r>
+          <m:r>
+            <m:rPr>
+              <m:sty m:val="p"/>
+            </m:rPr>
+            <m:t>Δ</m:t>
+          </m:r>
+          <m:sSub>
+            <m:e>
+              <m:r>
+                <m:t>φ</m:t>
+              </m:r>
+            </m:e>
+            <m:sub>
+              <m:r>
+                <m:rPr>
+                  <m:nor/>
+                  <m:sty m:val="p"/>
+                </m:rPr>
+                <m:t>Noise</m:t>
+              </m:r>
+              <m:r>
+                <m:rPr>
+                  <m:sty m:val="p"/>
+                </m:rPr>
+                <m:t>_</m:t>
+              </m:r>
+              <m:r>
+                <m:t>1</m:t>
+              </m:r>
+              <m:r>
+                <m:rPr>
+                  <m:sty m:val="p"/>
+                </m:rPr>
+                <m:t>−</m:t>
+              </m:r>
+              <m:r>
+                <m:t>2</m:t>
+              </m:r>
+            </m:sub>
+          </m:sSub>
+          <m:r>
+            <m:rPr>
+              <m:sty m:val="p"/>
+            </m:rPr>
+            <m:t>)</m:t>
+          </m:r>
+          <m:r>
+            <m:rPr>
+              <m:sty m:val="p"/>
+            </m:rPr>
+            <m:t>−</m:t>
+          </m:r>
+          <m:r>
+            <m:rPr>
+              <m:sty m:val="p"/>
+            </m:rPr>
+            <m:t>Δ</m:t>
+          </m:r>
+          <m:sSub>
+            <m:e>
+              <m:r>
+                <m:t>φ</m:t>
+              </m:r>
+            </m:e>
+            <m:sub>
+              <m:r>
+                <m:rPr>
+                  <m:nor/>
+                  <m:sty m:val="p"/>
+                </m:rPr>
+                <m:t>Topo</m:t>
+              </m:r>
+              <m:r>
+                <m:rPr>
+                  <m:sty m:val="p"/>
+                </m:rPr>
+                <m:t>_</m:t>
+              </m:r>
+              <m:r>
+                <m:t>1</m:t>
+              </m:r>
+              <m:r>
+                <m:rPr>
+                  <m:sty m:val="p"/>
+                </m:rPr>
+                <m:t>−</m:t>
+              </m:r>
+              <m:r>
+                <m:t>2</m:t>
+              </m:r>
+            </m:sub>
+          </m:sSub>
+          <m:r>
+            <m:t>  </m:t>
+          </m:r>
+          <m:r>
+            <m:rPr>
+              <m:sty m:val="p"/>
+            </m:rPr>
+            <m:t>(</m:t>
+          </m:r>
+          <m:r>
+            <m:t>10</m:t>
+          </m:r>
+          <m:r>
+            <m:rPr>
+              <m:sty m:val="p"/>
+            </m:rPr>
+            <m:t>)</m:t>
+          </m:r>
+        </m:oMath>
+      </m:oMathPara>
+      <w:bookmarkEnd w:id="312"/>
+    </w:p>
+    <w:p>
+      <w:pPr>
+        <w:pStyle w:val="FirstParagraph"/>
+      </w:pPr>
+      <w:r>
+        <w:t xml:space="preserve">Consequently, the differential phase of two CEOS-ARD products doesn’t contain a topographic phase and is already unwrapped (at least over stable areas). It is only function of the surface displacement and of the noise term. Depending on the reference DEM and the satellite orbital state vector accuracies, some residual topographic phase could be present. Atmospheric (item 2.15) and ionospheric (item 2.16) phase corrections could be performed during the production of CEOS-ARD products, which reduces the differential phase noise in an InSAR analysis.</w:t>
+      </w:r>
+    </w:p>
+    <w:p>
+      <w:pPr>
+        <w:pStyle w:val="Textkrper"/>
+      </w:pPr>
+      <w:bookmarkStart w:id="313" w:name="eq:sar-topographic-phase-removal-eq11"/>
+      <m:oMathPara>
+        <m:oMathParaPr>
+          <m:jc m:val="center"/>
+        </m:oMathParaPr>
+        <m:oMath>
+          <m:r>
+            <m:rPr>
+              <m:sty m:val="p"/>
+            </m:rPr>
+            <m:t>Δ</m:t>
+          </m:r>
+          <m:sSub>
+            <m:e>
+              <m:r>
+                <m:t>φ</m:t>
+              </m:r>
+            </m:e>
+            <m:sub>
+              <m:r>
+                <m:rPr>
+                  <m:nor/>
+                  <m:sty m:val="p"/>
+                </m:rPr>
+                <m:t>CARD</m:t>
+              </m:r>
+              <m:r>
+                <m:rPr>
+                  <m:sty m:val="p"/>
+                </m:rPr>
+                <m:t>_</m:t>
+              </m:r>
+              <m:r>
+                <m:t>1</m:t>
+              </m:r>
+              <m:r>
+                <m:rPr>
+                  <m:sty m:val="p"/>
+                </m:rPr>
+                <m:t>−</m:t>
+              </m:r>
+              <m:r>
+                <m:rPr>
+                  <m:nor/>
+                  <m:sty m:val="p"/>
+                </m:rPr>
+                <m:t>CARD</m:t>
+              </m:r>
+              <m:r>
+                <m:rPr>
+                  <m:sty m:val="p"/>
+                </m:rPr>
+                <m:t>_</m:t>
+              </m:r>
+              <m:r>
+                <m:t>2</m:t>
+              </m:r>
+            </m:sub>
+          </m:sSub>
+          <m:r>
+            <m:rPr>
+              <m:sty m:val="p"/>
+            </m:rPr>
+            <m:t>=</m:t>
+          </m:r>
+          <m:r>
+            <m:rPr>
+              <m:sty m:val="p"/>
+            </m:rPr>
+            <m:t>Δ</m:t>
+          </m:r>
+          <m:sSub>
+            <m:e>
+              <m:r>
+                <m:t>φ</m:t>
+              </m:r>
+            </m:e>
+            <m:sub>
+              <m:r>
+                <m:rPr>
+                  <m:nor/>
+                  <m:sty m:val="p"/>
+                </m:rPr>
+                <m:t>Disp</m:t>
+              </m:r>
+              <m:r>
+                <m:rPr>
+                  <m:sty m:val="p"/>
+                </m:rPr>
+                <m:t>_</m:t>
+              </m:r>
+              <m:r>
+                <m:t>1</m:t>
+              </m:r>
+              <m:r>
+                <m:rPr>
+                  <m:sty m:val="p"/>
+                </m:rPr>
+                <m:t>−</m:t>
+              </m:r>
+              <m:r>
+                <m:t>2</m:t>
+              </m:r>
+            </m:sub>
+          </m:sSub>
+          <m:r>
+            <m:rPr>
+              <m:sty m:val="p"/>
+            </m:rPr>
+            <m:t>+</m:t>
+          </m:r>
+          <m:r>
+            <m:rPr>
+              <m:sty m:val="p"/>
+            </m:rPr>
             <m:t>Δ</m:t>
           </m:r>
           <m:sSub>
@@ -20413,25 +20415,27 @@
           <m:r>
             <m:t>  </m:t>
           </m:r>
-          <m:d>
-            <m:dPr>
-              <m:begChr m:val="("/>
-              <m:sepChr m:val=""/>
-              <m:endChr m:val=")"/>
-              <m:grow/>
-            </m:dPr>
-            <m:e>
-              <m:r>
-                <m:t>11</m:t>
-              </m:r>
-            </m:e>
-          </m:d>
+          <m:r>
+            <m:rPr>
+              <m:sty m:val="p"/>
+            </m:rPr>
+            <m:t>(</m:t>
+          </m:r>
+          <m:r>
+            <m:t>11</m:t>
+          </m:r>
+          <m:r>
+            <m:rPr>
+              <m:sty m:val="p"/>
+            </m:rPr>
+            <m:t>)</m:t>
+          </m:r>
         </m:oMath>
       </m:oMathPara>
-      <w:bookmarkEnd w:id="310"/>
-    </w:p>
-    <w:bookmarkEnd w:id="311"/>
-    <w:bookmarkStart w:id="318" w:name="sec:annex-sar-pol-covmat"/>
+      <w:bookmarkEnd w:id="313"/>
+    </w:p>
+    <w:bookmarkEnd w:id="314"/>
+    <w:bookmarkStart w:id="321" w:name="sec:annex-sar-pol-covmat"/>
     <w:p>
       <w:pPr>
         <w:pStyle w:val="berschrift3"/>
@@ -20492,7 +20496,7 @@
       <w:pPr>
         <w:pStyle w:val="Textkrper"/>
       </w:pPr>
-      <w:bookmarkStart w:id="312" w:name="eq:sar-pol-covmat-eq1"/>
+      <w:bookmarkStart w:id="315" w:name="eq:sar-pol-covmat-eq1"/>
       <m:oMathPara>
         <m:oMathParaPr>
           <m:jc m:val="center"/>
@@ -20545,30 +20549,32 @@
                 </m:mPr>
                 <m:mr>
                   <m:e>
+                    <m:r>
+                      <m:rPr>
+                        <m:sty m:val="p"/>
+                      </m:rPr>
+                      <m:t>|</m:t>
+                    </m:r>
+                    <m:r>
+                      <m:rPr>
+                        <m:sty m:val="b"/>
+                      </m:rPr>
+                      <m:t>H</m:t>
+                    </m:r>
+                    <m:r>
+                      <m:rPr>
+                        <m:sty m:val="b"/>
+                      </m:rPr>
+                      <m:t>H</m:t>
+                    </m:r>
                     <m:sSup>
                       <m:e>
-                        <m:d>
-                          <m:dPr>
-                            <m:begChr m:val="|"/>
-                            <m:sepChr m:val=""/>
-                            <m:endChr m:val="|"/>
-                            <m:grow/>
-                          </m:dPr>
-                          <m:e>
-                            <m:r>
-                              <m:rPr>
-                                <m:sty m:val="b"/>
-                              </m:rPr>
-                              <m:t>H</m:t>
-                            </m:r>
-                            <m:r>
-                              <m:rPr>
-                                <m:sty m:val="b"/>
-                              </m:rPr>
-                              <m:t>H</m:t>
-                            </m:r>
-                          </m:e>
-                        </m:d>
+                        <m:r>
+                          <m:rPr>
+                            <m:sty m:val="p"/>
+                          </m:rPr>
+                          <m:t>|</m:t>
+                        </m:r>
                       </m:e>
                       <m:sup>
                         <m:r>
@@ -20743,30 +20749,32 @@
                       </m:rPr>
                       <m:t>⋅</m:t>
                     </m:r>
+                    <m:r>
+                      <m:rPr>
+                        <m:sty m:val="p"/>
+                      </m:rPr>
+                      <m:t>|</m:t>
+                    </m:r>
+                    <m:r>
+                      <m:rPr>
+                        <m:sty m:val="b"/>
+                      </m:rPr>
+                      <m:t>H</m:t>
+                    </m:r>
+                    <m:r>
+                      <m:rPr>
+                        <m:sty m:val="b"/>
+                      </m:rPr>
+                      <m:t>V</m:t>
+                    </m:r>
                     <m:sSup>
                       <m:e>
-                        <m:d>
-                          <m:dPr>
-                            <m:begChr m:val="|"/>
-                            <m:sepChr m:val=""/>
-                            <m:endChr m:val="|"/>
-                            <m:grow/>
-                          </m:dPr>
-                          <m:e>
-                            <m:r>
-                              <m:rPr>
-                                <m:sty m:val="b"/>
-                              </m:rPr>
-                              <m:t>H</m:t>
-                            </m:r>
-                            <m:r>
-                              <m:rPr>
-                                <m:sty m:val="b"/>
-                              </m:rPr>
-                              <m:t>V</m:t>
-                            </m:r>
-                          </m:e>
-                        </m:d>
+                        <m:r>
+                          <m:rPr>
+                            <m:sty m:val="p"/>
+                          </m:rPr>
+                          <m:t>|</m:t>
+                        </m:r>
                       </m:e>
                       <m:sup>
                         <m:r>
@@ -20920,30 +20928,32 @@
                     </m:sSup>
                   </m:e>
                   <m:e>
+                    <m:r>
+                      <m:rPr>
+                        <m:sty m:val="p"/>
+                      </m:rPr>
+                      <m:t>|</m:t>
+                    </m:r>
+                    <m:r>
+                      <m:rPr>
+                        <m:sty m:val="b"/>
+                      </m:rPr>
+                      <m:t>V</m:t>
+                    </m:r>
+                    <m:r>
+                      <m:rPr>
+                        <m:sty m:val="b"/>
+                      </m:rPr>
+                      <m:t>V</m:t>
+                    </m:r>
                     <m:sSup>
                       <m:e>
-                        <m:d>
-                          <m:dPr>
-                            <m:begChr m:val="|"/>
-                            <m:sepChr m:val=""/>
-                            <m:endChr m:val="|"/>
-                            <m:grow/>
-                          </m:dPr>
-                          <m:e>
-                            <m:r>
-                              <m:rPr>
-                                <m:sty m:val="b"/>
-                              </m:rPr>
-                              <m:t>V</m:t>
-                            </m:r>
-                            <m:r>
-                              <m:rPr>
-                                <m:sty m:val="b"/>
-                              </m:rPr>
-                              <m:t>V</m:t>
-                            </m:r>
-                          </m:e>
-                        </m:d>
+                        <m:r>
+                          <m:rPr>
+                            <m:sty m:val="p"/>
+                          </m:rPr>
+                          <m:t>|</m:t>
+                        </m:r>
                       </m:e>
                       <m:sup>
                         <m:r>
@@ -20959,22 +20969,24 @@
           <m:r>
             <m:t>  </m:t>
           </m:r>
-          <m:d>
-            <m:dPr>
-              <m:begChr m:val="("/>
-              <m:sepChr m:val=""/>
-              <m:endChr m:val=")"/>
-              <m:grow/>
-            </m:dPr>
-            <m:e>
-              <m:r>
-                <m:t>12</m:t>
-              </m:r>
-            </m:e>
-          </m:d>
+          <m:r>
+            <m:rPr>
+              <m:sty m:val="p"/>
+            </m:rPr>
+            <m:t>(</m:t>
+          </m:r>
+          <m:r>
+            <m:t>12</m:t>
+          </m:r>
+          <m:r>
+            <m:rPr>
+              <m:sty m:val="p"/>
+            </m:rPr>
+            <m:t>)</m:t>
+          </m:r>
         </m:oMath>
       </m:oMathPara>
-      <w:bookmarkEnd w:id="312"/>
+      <w:bookmarkEnd w:id="315"/>
     </w:p>
     <w:p>
       <w:pPr>
@@ -21000,7 +21012,7 @@
       <w:pPr>
         <w:pStyle w:val="Textkrper"/>
       </w:pPr>
-      <w:bookmarkStart w:id="313" w:name="eq:sar-pol-covmat-eq2"/>
+      <w:bookmarkStart w:id="316" w:name="eq:sar-pol-covmat-eq2"/>
       <m:oMathPara>
         <m:oMathParaPr>
           <m:jc m:val="center"/>
@@ -21057,30 +21069,32 @@
                 </m:mPr>
                 <m:mr>
                   <m:e>
+                    <m:r>
+                      <m:rPr>
+                        <m:sty m:val="p"/>
+                      </m:rPr>
+                      <m:t>|</m:t>
+                    </m:r>
+                    <m:r>
+                      <m:rPr>
+                        <m:sty m:val="b"/>
+                      </m:rPr>
+                      <m:t>H</m:t>
+                    </m:r>
+                    <m:r>
+                      <m:rPr>
+                        <m:sty m:val="b"/>
+                      </m:rPr>
+                      <m:t>H</m:t>
+                    </m:r>
                     <m:sSup>
                       <m:e>
-                        <m:d>
-                          <m:dPr>
-                            <m:begChr m:val="|"/>
-                            <m:sepChr m:val=""/>
-                            <m:endChr m:val="|"/>
-                            <m:grow/>
-                          </m:dPr>
-                          <m:e>
-                            <m:r>
-                              <m:rPr>
-                                <m:sty m:val="b"/>
-                              </m:rPr>
-                              <m:t>H</m:t>
-                            </m:r>
-                            <m:r>
-                              <m:rPr>
-                                <m:sty m:val="b"/>
-                              </m:rPr>
-                              <m:t>H</m:t>
-                            </m:r>
-                          </m:e>
-                        </m:d>
+                        <m:r>
+                          <m:rPr>
+                            <m:sty m:val="p"/>
+                          </m:rPr>
+                          <m:t>|</m:t>
+                        </m:r>
                       </m:e>
                       <m:sup>
                         <m:r>
@@ -21168,30 +21182,32 @@
                     </m:sSup>
                   </m:e>
                   <m:e>
+                    <m:r>
+                      <m:rPr>
+                        <m:sty m:val="p"/>
+                      </m:rPr>
+                      <m:t>|</m:t>
+                    </m:r>
+                    <m:r>
+                      <m:rPr>
+                        <m:sty m:val="b"/>
+                      </m:rPr>
+                      <m:t>H</m:t>
+                    </m:r>
+                    <m:r>
+                      <m:rPr>
+                        <m:sty m:val="b"/>
+                      </m:rPr>
+                      <m:t>V</m:t>
+                    </m:r>
                     <m:sSup>
                       <m:e>
-                        <m:d>
-                          <m:dPr>
-                            <m:begChr m:val="|"/>
-                            <m:sepChr m:val=""/>
-                            <m:endChr m:val="|"/>
-                            <m:grow/>
-                          </m:dPr>
-                          <m:e>
-                            <m:r>
-                              <m:rPr>
-                                <m:sty m:val="b"/>
-                              </m:rPr>
-                              <m:t>H</m:t>
-                            </m:r>
-                            <m:r>
-                              <m:rPr>
-                                <m:sty m:val="b"/>
-                              </m:rPr>
-                              <m:t>V</m:t>
-                            </m:r>
-                          </m:e>
-                        </m:d>
+                        <m:r>
+                          <m:rPr>
+                            <m:sty m:val="p"/>
+                          </m:rPr>
+                          <m:t>|</m:t>
+                        </m:r>
                       </m:e>
                       <m:sup>
                         <m:r>
@@ -21207,28 +21223,30 @@
           <m:r>
             <m:t>  </m:t>
           </m:r>
-          <m:d>
-            <m:dPr>
-              <m:begChr m:val="("/>
-              <m:sepChr m:val=""/>
-              <m:endChr m:val=")"/>
-              <m:grow/>
-            </m:dPr>
-            <m:e>
-              <m:r>
-                <m:t>13</m:t>
-              </m:r>
-            </m:e>
-          </m:d>
+          <m:r>
+            <m:rPr>
+              <m:sty m:val="p"/>
+            </m:rPr>
+            <m:t>(</m:t>
+          </m:r>
+          <m:r>
+            <m:t>13</m:t>
+          </m:r>
+          <m:r>
+            <m:rPr>
+              <m:sty m:val="p"/>
+            </m:rPr>
+            <m:t>)</m:t>
+          </m:r>
         </m:oMath>
       </m:oMathPara>
-      <w:bookmarkEnd w:id="313"/>
+      <w:bookmarkEnd w:id="316"/>
     </w:p>
     <w:p>
       <w:pPr>
         <w:pStyle w:val="FirstParagraph"/>
       </w:pPr>
-      <w:bookmarkStart w:id="314" w:name="eq:sar-pol-covmat-eq3"/>
+      <w:bookmarkStart w:id="317" w:name="eq:sar-pol-covmat-eq3"/>
       <m:oMathPara>
         <m:oMathParaPr>
           <m:jc m:val="center"/>
@@ -21285,30 +21303,32 @@
                 </m:mPr>
                 <m:mr>
                   <m:e>
+                    <m:r>
+                      <m:rPr>
+                        <m:sty m:val="p"/>
+                      </m:rPr>
+                      <m:t>|</m:t>
+                    </m:r>
+                    <m:r>
+                      <m:rPr>
+                        <m:sty m:val="b"/>
+                      </m:rPr>
+                      <m:t>V</m:t>
+                    </m:r>
+                    <m:r>
+                      <m:rPr>
+                        <m:sty m:val="b"/>
+                      </m:rPr>
+                      <m:t>H</m:t>
+                    </m:r>
                     <m:sSup>
                       <m:e>
-                        <m:d>
-                          <m:dPr>
-                            <m:begChr m:val="|"/>
-                            <m:sepChr m:val=""/>
-                            <m:endChr m:val="|"/>
-                            <m:grow/>
-                          </m:dPr>
-                          <m:e>
-                            <m:r>
-                              <m:rPr>
-                                <m:sty m:val="b"/>
-                              </m:rPr>
-                              <m:t>V</m:t>
-                            </m:r>
-                            <m:r>
-                              <m:rPr>
-                                <m:sty m:val="b"/>
-                              </m:rPr>
-                              <m:t>H</m:t>
-                            </m:r>
-                          </m:e>
-                        </m:d>
+                        <m:r>
+                          <m:rPr>
+                            <m:sty m:val="p"/>
+                          </m:rPr>
+                          <m:t>|</m:t>
+                        </m:r>
                       </m:e>
                       <m:sup>
                         <m:r>
@@ -21396,30 +21416,32 @@
                     </m:sSup>
                   </m:e>
                   <m:e>
+                    <m:r>
+                      <m:rPr>
+                        <m:sty m:val="p"/>
+                      </m:rPr>
+                      <m:t>|</m:t>
+                    </m:r>
+                    <m:r>
+                      <m:rPr>
+                        <m:sty m:val="b"/>
+                      </m:rPr>
+                      <m:t>V</m:t>
+                    </m:r>
+                    <m:r>
+                      <m:rPr>
+                        <m:sty m:val="b"/>
+                      </m:rPr>
+                      <m:t>V</m:t>
+                    </m:r>
                     <m:sSup>
                       <m:e>
-                        <m:d>
-                          <m:dPr>
-                            <m:begChr m:val="|"/>
-                            <m:sepChr m:val=""/>
-                            <m:endChr m:val="|"/>
-                            <m:grow/>
-                          </m:dPr>
-                          <m:e>
-                            <m:r>
-                              <m:rPr>
-                                <m:sty m:val="b"/>
-                              </m:rPr>
-                              <m:t>V</m:t>
-                            </m:r>
-                            <m:r>
-                              <m:rPr>
-                                <m:sty m:val="b"/>
-                              </m:rPr>
-                              <m:t>V</m:t>
-                            </m:r>
-                          </m:e>
-                        </m:d>
+                        <m:r>
+                          <m:rPr>
+                            <m:sty m:val="p"/>
+                          </m:rPr>
+                          <m:t>|</m:t>
+                        </m:r>
                       </m:e>
                       <m:sup>
                         <m:r>
@@ -21435,28 +21457,30 @@
           <m:r>
             <m:t>  </m:t>
           </m:r>
-          <m:d>
-            <m:dPr>
-              <m:begChr m:val="("/>
-              <m:sepChr m:val=""/>
-              <m:endChr m:val=")"/>
-              <m:grow/>
-            </m:dPr>
-            <m:e>
-              <m:r>
-                <m:t>14</m:t>
-              </m:r>
-            </m:e>
-          </m:d>
+          <m:r>
+            <m:rPr>
+              <m:sty m:val="p"/>
+            </m:rPr>
+            <m:t>(</m:t>
+          </m:r>
+          <m:r>
+            <m:t>14</m:t>
+          </m:r>
+          <m:r>
+            <m:rPr>
+              <m:sty m:val="p"/>
+            </m:rPr>
+            <m:t>)</m:t>
+          </m:r>
         </m:oMath>
       </m:oMathPara>
-      <w:bookmarkEnd w:id="314"/>
+      <w:bookmarkEnd w:id="317"/>
     </w:p>
     <w:p>
       <w:pPr>
         <w:pStyle w:val="FirstParagraph"/>
       </w:pPr>
-      <w:bookmarkStart w:id="315" w:name="eq:eq:sar-pol-covmat-eq4"/>
+      <w:bookmarkStart w:id="318" w:name="eq:eq:sar-pol-covmat-eq4"/>
       <m:oMathPara>
         <m:oMathParaPr>
           <m:jc m:val="center"/>
@@ -21513,30 +21537,32 @@
                 </m:mPr>
                 <m:mr>
                   <m:e>
+                    <m:r>
+                      <m:rPr>
+                        <m:sty m:val="p"/>
+                      </m:rPr>
+                      <m:t>|</m:t>
+                    </m:r>
+                    <m:r>
+                      <m:rPr>
+                        <m:sty m:val="b"/>
+                      </m:rPr>
+                      <m:t>C</m:t>
+                    </m:r>
+                    <m:r>
+                      <m:rPr>
+                        <m:sty m:val="b"/>
+                      </m:rPr>
+                      <m:t>H</m:t>
+                    </m:r>
                     <m:sSup>
                       <m:e>
-                        <m:d>
-                          <m:dPr>
-                            <m:begChr m:val="|"/>
-                            <m:sepChr m:val=""/>
-                            <m:endChr m:val="|"/>
-                            <m:grow/>
-                          </m:dPr>
-                          <m:e>
-                            <m:r>
-                              <m:rPr>
-                                <m:sty m:val="b"/>
-                              </m:rPr>
-                              <m:t>C</m:t>
-                            </m:r>
-                            <m:r>
-                              <m:rPr>
-                                <m:sty m:val="b"/>
-                              </m:rPr>
-                              <m:t>H</m:t>
-                            </m:r>
-                          </m:e>
-                        </m:d>
+                        <m:r>
+                          <m:rPr>
+                            <m:sty m:val="p"/>
+                          </m:rPr>
+                          <m:t>|</m:t>
+                        </m:r>
                       </m:e>
                       <m:sup>
                         <m:r>
@@ -21624,30 +21650,32 @@
                     </m:sSup>
                   </m:e>
                   <m:e>
+                    <m:r>
+                      <m:rPr>
+                        <m:sty m:val="p"/>
+                      </m:rPr>
+                      <m:t>|</m:t>
+                    </m:r>
+                    <m:r>
+                      <m:rPr>
+                        <m:sty m:val="b"/>
+                      </m:rPr>
+                      <m:t>C</m:t>
+                    </m:r>
+                    <m:r>
+                      <m:rPr>
+                        <m:sty m:val="b"/>
+                      </m:rPr>
+                      <m:t>V</m:t>
+                    </m:r>
                     <m:sSup>
                       <m:e>
-                        <m:d>
-                          <m:dPr>
-                            <m:begChr m:val="|"/>
-                            <m:sepChr m:val=""/>
-                            <m:endChr m:val="|"/>
-                            <m:grow/>
-                          </m:dPr>
-                          <m:e>
-                            <m:r>
-                              <m:rPr>
-                                <m:sty m:val="b"/>
-                              </m:rPr>
-                              <m:t>C</m:t>
-                            </m:r>
-                            <m:r>
-                              <m:rPr>
-                                <m:sty m:val="b"/>
-                              </m:rPr>
-                              <m:t>V</m:t>
-                            </m:r>
-                          </m:e>
-                        </m:d>
+                        <m:r>
+                          <m:rPr>
+                            <m:sty m:val="p"/>
+                          </m:rPr>
+                          <m:t>|</m:t>
+                        </m:r>
                       </m:e>
                       <m:sup>
                         <m:r>
@@ -21663,22 +21691,24 @@
           <m:r>
             <m:t>  </m:t>
           </m:r>
-          <m:d>
-            <m:dPr>
-              <m:begChr m:val="("/>
-              <m:sepChr m:val=""/>
-              <m:endChr m:val=")"/>
-              <m:grow/>
-            </m:dPr>
-            <m:e>
-              <m:r>
-                <m:t>15</m:t>
-              </m:r>
-            </m:e>
-          </m:d>
+          <m:r>
+            <m:rPr>
+              <m:sty m:val="p"/>
+            </m:rPr>
+            <m:t>(</m:t>
+          </m:r>
+          <m:r>
+            <m:t>15</m:t>
+          </m:r>
+          <m:r>
+            <m:rPr>
+              <m:sty m:val="p"/>
+            </m:rPr>
+            <m:t>)</m:t>
+          </m:r>
         </m:oMath>
       </m:oMathPara>
-      <w:bookmarkEnd w:id="315"/>
+      <w:bookmarkEnd w:id="318"/>
     </w:p>
     <w:p>
       <w:pPr>
@@ -21772,19 +21802,7 @@
         </w:r>
       </w:hyperlink>
       <w:r>
-        <w:t xml:space="preserve">. Users will have to take care of this non-standard representation when applying their polarimetric analytic tools.</w:t>
-      </w:r>
-      <w:r>
-        <w:t xml:space="preserve"> </w:t>
-      </w:r>
-      <w:r>
-        <w:t xml:space="preserve">“&lt; &gt;”</w:t>
-      </w:r>
-      <w:r>
-        <w:t xml:space="preserve"> </w:t>
-      </w:r>
-      <w:r>
-        <w:t xml:space="preserve">means that ARD matrix elements are speckle filtered. Eq. </w:t>
+        <w:t xml:space="preserve">. Users will have to take care of this non-standard representation when applying their polarimetric analytic tools. “&lt; &gt;” means that ARD matrix elements are speckle filtered. Eq. </w:t>
       </w:r>
       <w:hyperlink w:anchor="eq:sar-pol-covmat-eq5">
         <w:r>
@@ -21805,7 +21823,7 @@
       <w:pPr>
         <w:pStyle w:val="Textkrper"/>
       </w:pPr>
-      <w:bookmarkStart w:id="316" w:name="eq:sar-pol-covmat-eq5"/>
+      <w:bookmarkStart w:id="319" w:name="eq:sar-pol-covmat-eq5"/>
       <m:oMathPara>
         <m:oMathParaPr>
           <m:jc m:val="center"/>
@@ -21877,36 +21895,38 @@
                 </m:mPr>
                 <m:mr>
                   <m:e>
+                    <m:r>
+                      <m:rPr>
+                        <m:sty m:val="p"/>
+                      </m:rPr>
+                      <m:t>|</m:t>
+                    </m:r>
+                    <m:r>
+                      <m:rPr>
+                        <m:sty m:val="p"/>
+                      </m:rPr>
+                      <m:t>⟨</m:t>
+                    </m:r>
+                    <m:r>
+                      <m:rPr>
+                        <m:sty m:val="b"/>
+                      </m:rPr>
+                      <m:t>H</m:t>
+                    </m:r>
+                    <m:r>
+                      <m:rPr>
+                        <m:sty m:val="b"/>
+                      </m:rPr>
+                      <m:t>H</m:t>
+                    </m:r>
                     <m:sSup>
                       <m:e>
-                        <m:d>
-                          <m:dPr>
-                            <m:begChr m:val="|"/>
-                            <m:sepChr m:val=""/>
-                            <m:endChr m:val="|"/>
-                            <m:grow/>
-                          </m:dPr>
-                          <m:e>
-                            <m:r>
-                              <m:rPr>
-                                <m:sty m:val="p"/>
-                              </m:rPr>
-                              <m:t>⟨</m:t>
-                            </m:r>
-                            <m:r>
-                              <m:rPr>
-                                <m:sty m:val="b"/>
-                              </m:rPr>
-                              <m:t>H</m:t>
-                            </m:r>
-                            <m:r>
-                              <m:rPr>
-                                <m:sty m:val="b"/>
-                              </m:rPr>
-                              <m:t>H</m:t>
-                            </m:r>
-                          </m:e>
-                        </m:d>
+                        <m:r>
+                          <m:rPr>
+                            <m:sty m:val="p"/>
+                          </m:rPr>
+                          <m:t>|</m:t>
+                        </m:r>
                       </m:e>
                       <m:sup>
                         <m:r>
@@ -22086,30 +22106,32 @@
                       </m:rPr>
                       <m:t>⟨</m:t>
                     </m:r>
+                    <m:r>
+                      <m:rPr>
+                        <m:sty m:val="p"/>
+                      </m:rPr>
+                      <m:t>|</m:t>
+                    </m:r>
+                    <m:r>
+                      <m:rPr>
+                        <m:sty m:val="b"/>
+                      </m:rPr>
+                      <m:t>H</m:t>
+                    </m:r>
+                    <m:r>
+                      <m:rPr>
+                        <m:sty m:val="b"/>
+                      </m:rPr>
+                      <m:t>V</m:t>
+                    </m:r>
                     <m:sSup>
                       <m:e>
-                        <m:d>
-                          <m:dPr>
-                            <m:begChr m:val="|"/>
-                            <m:sepChr m:val=""/>
-                            <m:endChr m:val="|"/>
-                            <m:grow/>
-                          </m:dPr>
-                          <m:e>
-                            <m:r>
-                              <m:rPr>
-                                <m:sty m:val="b"/>
-                              </m:rPr>
-                              <m:t>H</m:t>
-                            </m:r>
-                            <m:r>
-                              <m:rPr>
-                                <m:sty m:val="b"/>
-                              </m:rPr>
-                              <m:t>V</m:t>
-                            </m:r>
-                          </m:e>
-                        </m:d>
+                        <m:r>
+                          <m:rPr>
+                            <m:sty m:val="p"/>
+                          </m:rPr>
+                          <m:t>|</m:t>
+                        </m:r>
                       </m:e>
                       <m:sup>
                         <m:r>
@@ -22277,30 +22299,32 @@
                       </m:rPr>
                       <m:t>⟨</m:t>
                     </m:r>
+                    <m:r>
+                      <m:rPr>
+                        <m:sty m:val="p"/>
+                      </m:rPr>
+                      <m:t>|</m:t>
+                    </m:r>
+                    <m:r>
+                      <m:rPr>
+                        <m:sty m:val="b"/>
+                      </m:rPr>
+                      <m:t>V</m:t>
+                    </m:r>
+                    <m:r>
+                      <m:rPr>
+                        <m:sty m:val="b"/>
+                      </m:rPr>
+                      <m:t>V</m:t>
+                    </m:r>
                     <m:sSup>
                       <m:e>
-                        <m:d>
-                          <m:dPr>
-                            <m:begChr m:val="|"/>
-                            <m:sepChr m:val=""/>
-                            <m:endChr m:val="|"/>
-                            <m:grow/>
-                          </m:dPr>
-                          <m:e>
-                            <m:r>
-                              <m:rPr>
-                                <m:sty m:val="b"/>
-                              </m:rPr>
-                              <m:t>V</m:t>
-                            </m:r>
-                            <m:r>
-                              <m:rPr>
-                                <m:sty m:val="b"/>
-                              </m:rPr>
-                              <m:t>V</m:t>
-                            </m:r>
-                          </m:e>
-                        </m:d>
+                        <m:r>
+                          <m:rPr>
+                            <m:sty m:val="p"/>
+                          </m:rPr>
+                          <m:t>|</m:t>
+                        </m:r>
                       </m:e>
                       <m:sup>
                         <m:r>
@@ -22322,22 +22346,24 @@
           <m:r>
             <m:t>  </m:t>
           </m:r>
-          <m:d>
-            <m:dPr>
-              <m:begChr m:val="("/>
-              <m:sepChr m:val=""/>
-              <m:endChr m:val=")"/>
-              <m:grow/>
-            </m:dPr>
-            <m:e>
-              <m:r>
-                <m:t>16</m:t>
-              </m:r>
-            </m:e>
-          </m:d>
+          <m:r>
+            <m:rPr>
+              <m:sty m:val="p"/>
+            </m:rPr>
+            <m:t>(</m:t>
+          </m:r>
+          <m:r>
+            <m:t>16</m:t>
+          </m:r>
+          <m:r>
+            <m:rPr>
+              <m:sty m:val="p"/>
+            </m:rPr>
+            <m:t>)</m:t>
+          </m:r>
         </m:oMath>
       </m:oMathPara>
-      <w:bookmarkEnd w:id="316"/>
+      <w:bookmarkEnd w:id="319"/>
     </w:p>
     <w:p>
       <w:pPr>
@@ -22362,7 +22388,7 @@
       <w:pPr>
         <w:pStyle w:val="Textkrper"/>
       </w:pPr>
-      <w:bookmarkStart w:id="317" w:name="eq:sar-pol-covmat-eq6"/>
+      <w:bookmarkStart w:id="320" w:name="eq:sar-pol-covmat-eq6"/>
       <m:oMathPara>
         <m:oMathParaPr>
           <m:jc m:val="center"/>
@@ -22434,30 +22460,32 @@
                       </m:rPr>
                       <m:t>⟨</m:t>
                     </m:r>
+                    <m:r>
+                      <m:rPr>
+                        <m:sty m:val="p"/>
+                      </m:rPr>
+                      <m:t>|</m:t>
+                    </m:r>
+                    <m:r>
+                      <m:rPr>
+                        <m:sty m:val="b"/>
+                      </m:rPr>
+                      <m:t>R</m:t>
+                    </m:r>
+                    <m:r>
+                      <m:rPr>
+                        <m:sty m:val="b"/>
+                      </m:rPr>
+                      <m:t>R</m:t>
+                    </m:r>
                     <m:sSup>
                       <m:e>
-                        <m:d>
-                          <m:dPr>
-                            <m:begChr m:val="|"/>
-                            <m:sepChr m:val=""/>
-                            <m:endChr m:val="|"/>
-                            <m:grow/>
-                          </m:dPr>
-                          <m:e>
-                            <m:r>
-                              <m:rPr>
-                                <m:sty m:val="b"/>
-                              </m:rPr>
-                              <m:t>R</m:t>
-                            </m:r>
-                            <m:r>
-                              <m:rPr>
-                                <m:sty m:val="b"/>
-                              </m:rPr>
-                              <m:t>R</m:t>
-                            </m:r>
-                          </m:e>
-                        </m:d>
+                        <m:r>
+                          <m:rPr>
+                            <m:sty m:val="p"/>
+                          </m:rPr>
+                          <m:t>|</m:t>
+                        </m:r>
                       </m:e>
                       <m:sup>
                         <m:r>
@@ -22581,30 +22609,32 @@
                       </m:rPr>
                       <m:t>⟨</m:t>
                     </m:r>
+                    <m:r>
+                      <m:rPr>
+                        <m:sty m:val="p"/>
+                      </m:rPr>
+                      <m:t>|</m:t>
+                    </m:r>
+                    <m:r>
+                      <m:rPr>
+                        <m:sty m:val="b"/>
+                      </m:rPr>
+                      <m:t>R</m:t>
+                    </m:r>
+                    <m:r>
+                      <m:rPr>
+                        <m:sty m:val="b"/>
+                      </m:rPr>
+                      <m:t>L</m:t>
+                    </m:r>
                     <m:sSup>
                       <m:e>
-                        <m:d>
-                          <m:dPr>
-                            <m:begChr m:val="|"/>
-                            <m:sepChr m:val=""/>
-                            <m:endChr m:val="|"/>
-                            <m:grow/>
-                          </m:dPr>
-                          <m:e>
-                            <m:r>
-                              <m:rPr>
-                                <m:sty m:val="b"/>
-                              </m:rPr>
-                              <m:t>R</m:t>
-                            </m:r>
-                            <m:r>
-                              <m:rPr>
-                                <m:sty m:val="b"/>
-                              </m:rPr>
-                              <m:t>L</m:t>
-                            </m:r>
-                          </m:e>
-                        </m:d>
+                        <m:r>
+                          <m:rPr>
+                            <m:sty m:val="p"/>
+                          </m:rPr>
+                          <m:t>|</m:t>
+                        </m:r>
                       </m:e>
                       <m:sup>
                         <m:r>
@@ -22626,25 +22656,27 @@
           <m:r>
             <m:t>  </m:t>
           </m:r>
-          <m:d>
-            <m:dPr>
-              <m:begChr m:val="("/>
-              <m:sepChr m:val=""/>
-              <m:endChr m:val=")"/>
-              <m:grow/>
-            </m:dPr>
-            <m:e>
-              <m:r>
-                <m:t>17</m:t>
-              </m:r>
-            </m:e>
-          </m:d>
+          <m:r>
+            <m:rPr>
+              <m:sty m:val="p"/>
+            </m:rPr>
+            <m:t>(</m:t>
+          </m:r>
+          <m:r>
+            <m:t>17</m:t>
+          </m:r>
+          <m:r>
+            <m:rPr>
+              <m:sty m:val="p"/>
+            </m:rPr>
+            <m:t>)</m:t>
+          </m:r>
         </m:oMath>
       </m:oMathPara>
-      <w:bookmarkEnd w:id="317"/>
-    </w:p>
-    <w:bookmarkEnd w:id="318"/>
-    <w:bookmarkStart w:id="350" w:name="sec:annex-sar-gslc-example"/>
+      <w:bookmarkEnd w:id="320"/>
+    </w:p>
+    <w:bookmarkEnd w:id="321"/>
+    <w:bookmarkStart w:id="353" w:name="sec:annex-sar-gslc-example"/>
     <w:p>
       <w:pPr>
         <w:pStyle w:val="berschrift3"/>
@@ -22684,7 +22716,7 @@
           <w:rPr>
             <w:rStyle w:val="Hyperlink"/>
           </w:rPr>
-          <w:t xml:space="preserve">H. A. Zebker et al. 2010</w:t>
+          <w:t xml:space="preserve">Zebker et al. 2010</w:t>
         </w:r>
       </w:hyperlink>
       <w:r>
@@ -22698,7 +22730,7 @@
           <w:rPr>
             <w:rStyle w:val="Hyperlink"/>
           </w:rPr>
-          <w:t xml:space="preserve">H. Zebker 2017</w:t>
+          <w:t xml:space="preserve">Zebker 2017</w:t>
         </w:r>
       </w:hyperlink>
       <w:r>
@@ -22781,7 +22813,7 @@
       <w:pPr>
         <w:pStyle w:val="Textkrper"/>
       </w:pPr>
-      <w:bookmarkStart w:id="319" w:name="eq:sar-gslc-example-eq1"/>
+      <w:bookmarkStart w:id="322" w:name="eq:sar-gslc-example-eq1"/>
       <m:oMathPara>
         <m:oMathParaPr>
           <m:jc m:val="center"/>
@@ -22817,14 +22849,110 @@
                 </m:rPr>
                 <m:t>∑</m:t>
               </m:r>
-              <m:d>
-                <m:dPr>
-                  <m:begChr m:val="["/>
-                  <m:sepChr m:val=""/>
-                  <m:endChr m:val="]"/>
-                  <m:grow/>
-                </m:dPr>
+              <m:r>
+                <m:rPr>
+                  <m:sty m:val="p"/>
+                </m:rPr>
+                <m:t>[</m:t>
+              </m:r>
+              <m:r>
+                <m:t>G</m:t>
+              </m:r>
+              <m:r>
+                <m:t>S</m:t>
+              </m:r>
+              <m:r>
+                <m:t>L</m:t>
+              </m:r>
+              <m:sSub>
                 <m:e>
+                  <m:r>
+                    <m:t>C</m:t>
+                  </m:r>
+                </m:e>
+                <m:sub>
+                  <m:r>
+                    <m:t>1</m:t>
+                  </m:r>
+                </m:sub>
+              </m:sSub>
+              <m:r>
+                <m:rPr>
+                  <m:sty m:val="p"/>
+                </m:rPr>
+                <m:t>*</m:t>
+              </m:r>
+              <m:r>
+                <m:t>c</m:t>
+              </m:r>
+              <m:r>
+                <m:t>o</m:t>
+              </m:r>
+              <m:r>
+                <m:t>n</m:t>
+              </m:r>
+              <m:r>
+                <m:t>j</m:t>
+              </m:r>
+              <m:r>
+                <m:rPr>
+                  <m:sty m:val="p"/>
+                </m:rPr>
+                <m:t>(</m:t>
+              </m:r>
+              <m:r>
+                <m:t>G</m:t>
+              </m:r>
+              <m:r>
+                <m:t>S</m:t>
+              </m:r>
+              <m:r>
+                <m:t>L</m:t>
+              </m:r>
+              <m:sSub>
+                <m:e>
+                  <m:r>
+                    <m:t>C</m:t>
+                  </m:r>
+                </m:e>
+                <m:sub>
+                  <m:r>
+                    <m:t>2</m:t>
+                  </m:r>
+                </m:sub>
+              </m:sSub>
+              <m:r>
+                <m:rPr>
+                  <m:sty m:val="p"/>
+                </m:rPr>
+                <m:t>)</m:t>
+              </m:r>
+              <m:r>
+                <m:rPr>
+                  <m:sty m:val="p"/>
+                </m:rPr>
+                <m:t>]</m:t>
+              </m:r>
+            </m:num>
+            <m:den>
+              <m:rad>
+                <m:radPr>
+                  <m:degHide m:val="on"/>
+                </m:radPr>
+                <m:deg/>
+                <m:e>
+                  <m:r>
+                    <m:rPr>
+                      <m:sty m:val="p"/>
+                    </m:rPr>
+                    <m:t>∑</m:t>
+                  </m:r>
+                  <m:r>
+                    <m:rPr>
+                      <m:sty m:val="p"/>
+                    </m:rPr>
+                    <m:t>|</m:t>
+                  </m:r>
                   <m:r>
                     <m:t>G</m:t>
                   </m:r>
@@ -22846,104 +22974,14 @@
                       </m:r>
                     </m:sub>
                   </m:sSub>
-                  <m:r>
-                    <m:rPr>
-                      <m:sty m:val="p"/>
-                    </m:rPr>
-                    <m:t>*</m:t>
-                  </m:r>
-                  <m:r>
-                    <m:t>c</m:t>
-                  </m:r>
-                  <m:r>
-                    <m:t>o</m:t>
-                  </m:r>
-                  <m:r>
-                    <m:t>n</m:t>
-                  </m:r>
-                  <m:r>
-                    <m:t>j</m:t>
-                  </m:r>
-                  <m:d>
-                    <m:dPr>
-                      <m:begChr m:val="("/>
-                      <m:sepChr m:val=""/>
-                      <m:endChr m:val=")"/>
-                      <m:grow/>
-                    </m:dPr>
+                  <m:sSup>
                     <m:e>
                       <m:r>
-                        <m:t>G</m:t>
+                        <m:rPr>
+                          <m:sty m:val="p"/>
+                        </m:rPr>
+                        <m:t>|</m:t>
                       </m:r>
-                      <m:r>
-                        <m:t>S</m:t>
-                      </m:r>
-                      <m:r>
-                        <m:t>L</m:t>
-                      </m:r>
-                      <m:sSub>
-                        <m:e>
-                          <m:r>
-                            <m:t>C</m:t>
-                          </m:r>
-                        </m:e>
-                        <m:sub>
-                          <m:r>
-                            <m:t>2</m:t>
-                          </m:r>
-                        </m:sub>
-                      </m:sSub>
-                    </m:e>
-                  </m:d>
-                </m:e>
-              </m:d>
-            </m:num>
-            <m:den>
-              <m:rad>
-                <m:radPr>
-                  <m:degHide m:val="on"/>
-                </m:radPr>
-                <m:deg/>
-                <m:e>
-                  <m:r>
-                    <m:rPr>
-                      <m:sty m:val="p"/>
-                    </m:rPr>
-                    <m:t>∑</m:t>
-                  </m:r>
-                  <m:sSup>
-                    <m:e>
-                      <m:d>
-                        <m:dPr>
-                          <m:begChr m:val="|"/>
-                          <m:sepChr m:val=""/>
-                          <m:endChr m:val="|"/>
-                          <m:grow/>
-                        </m:dPr>
-                        <m:e>
-                          <m:r>
-                            <m:t>G</m:t>
-                          </m:r>
-                          <m:r>
-                            <m:t>S</m:t>
-                          </m:r>
-                          <m:r>
-                            <m:t>L</m:t>
-                          </m:r>
-                          <m:sSub>
-                            <m:e>
-                              <m:r>
-                                <m:t>C</m:t>
-                              </m:r>
-                            </m:e>
-                            <m:sub>
-                              <m:r>
-                                <m:t>1</m:t>
-                              </m:r>
-                            </m:sub>
-                          </m:sSub>
-                        </m:e>
-                      </m:d>
                     </m:e>
                     <m:sup>
                       <m:r>
@@ -22963,39 +23001,41 @@
                     </m:rPr>
                     <m:t>∑</m:t>
                   </m:r>
+                  <m:r>
+                    <m:rPr>
+                      <m:sty m:val="p"/>
+                    </m:rPr>
+                    <m:t>|</m:t>
+                  </m:r>
+                  <m:r>
+                    <m:t>G</m:t>
+                  </m:r>
+                  <m:r>
+                    <m:t>S</m:t>
+                  </m:r>
+                  <m:r>
+                    <m:t>L</m:t>
+                  </m:r>
+                  <m:sSub>
+                    <m:e>
+                      <m:r>
+                        <m:t>C</m:t>
+                      </m:r>
+                    </m:e>
+                    <m:sub>
+                      <m:r>
+                        <m:t>2</m:t>
+                      </m:r>
+                    </m:sub>
+                  </m:sSub>
                   <m:sSup>
                     <m:e>
-                      <m:d>
-                        <m:dPr>
-                          <m:begChr m:val="|"/>
-                          <m:sepChr m:val=""/>
-                          <m:endChr m:val="|"/>
-                          <m:grow/>
-                        </m:dPr>
-                        <m:e>
-                          <m:r>
-                            <m:t>G</m:t>
-                          </m:r>
-                          <m:r>
-                            <m:t>S</m:t>
-                          </m:r>
-                          <m:r>
-                            <m:t>L</m:t>
-                          </m:r>
-                          <m:sSub>
-                            <m:e>
-                              <m:r>
-                                <m:t>C</m:t>
-                              </m:r>
-                            </m:e>
-                            <m:sub>
-                              <m:r>
-                                <m:t>2</m:t>
-                              </m:r>
-                            </m:sub>
-                          </m:sSub>
-                        </m:e>
-                      </m:d>
+                      <m:r>
+                        <m:rPr>
+                          <m:sty m:val="p"/>
+                        </m:rPr>
+                        <m:t>|</m:t>
+                      </m:r>
                     </m:e>
                     <m:sup>
                       <m:r>
@@ -23010,22 +23050,24 @@
           <m:r>
             <m:t>  </m:t>
           </m:r>
-          <m:d>
-            <m:dPr>
-              <m:begChr m:val="("/>
-              <m:sepChr m:val=""/>
-              <m:endChr m:val=")"/>
-              <m:grow/>
-            </m:dPr>
-            <m:e>
-              <m:r>
-                <m:t>18</m:t>
-              </m:r>
-            </m:e>
-          </m:d>
+          <m:r>
+            <m:rPr>
+              <m:sty m:val="p"/>
+            </m:rPr>
+            <m:t>(</m:t>
+          </m:r>
+          <m:r>
+            <m:t>18</m:t>
+          </m:r>
+          <m:r>
+            <m:rPr>
+              <m:sty m:val="p"/>
+            </m:rPr>
+            <m:t>)</m:t>
+          </m:r>
         </m:oMath>
       </m:oMathPara>
-      <w:bookmarkEnd w:id="319"/>
+      <w:bookmarkEnd w:id="322"/>
     </w:p>
     <w:p>
       <w:pPr>
@@ -23061,7 +23103,7 @@
       <w:pPr>
         <w:pStyle w:val="Textkrper"/>
       </w:pPr>
-      <w:bookmarkStart w:id="320" w:name="eq:sar-gslc-example-eq2"/>
+      <w:bookmarkStart w:id="323" w:name="eq:sar-gslc-example-eq2"/>
       <m:oMathPara>
         <m:oMathParaPr>
           <m:jc m:val="center"/>
@@ -23092,69 +23134,49 @@
             </m:rPr>
             <m:t>arg</m:t>
           </m:r>
-          <m:d>
-            <m:dPr>
-              <m:begChr m:val="("/>
-              <m:sepChr m:val=""/>
-              <m:endChr m:val=")"/>
-              <m:grow/>
-            </m:dPr>
-            <m:e>
-              <m:r>
-                <m:t>ρ</m:t>
-              </m:r>
-            </m:e>
-          </m:d>
+          <m:r>
+            <m:rPr>
+              <m:sty m:val="p"/>
+            </m:rPr>
+            <m:t>(</m:t>
+          </m:r>
+          <m:r>
+            <m:t>ρ</m:t>
+          </m:r>
+          <m:r>
+            <m:rPr>
+              <m:sty m:val="p"/>
+            </m:rPr>
+            <m:t>)</m:t>
+          </m:r>
           <m:r>
             <m:t>  </m:t>
           </m:r>
-          <m:d>
-            <m:dPr>
-              <m:begChr m:val="("/>
-              <m:sepChr m:val=""/>
-              <m:endChr m:val=")"/>
-              <m:grow/>
-            </m:dPr>
-            <m:e>
-              <m:r>
-                <m:t>19</m:t>
-              </m:r>
-            </m:e>
-          </m:d>
+          <m:r>
+            <m:rPr>
+              <m:sty m:val="p"/>
+            </m:rPr>
+            <m:t>(</m:t>
+          </m:r>
+          <m:r>
+            <m:t>19</m:t>
+          </m:r>
+          <m:r>
+            <m:rPr>
+              <m:sty m:val="p"/>
+            </m:rPr>
+            <m:t>)</m:t>
+          </m:r>
         </m:oMath>
       </m:oMathPara>
-      <w:bookmarkEnd w:id="320"/>
+      <w:bookmarkEnd w:id="323"/>
     </w:p>
     <w:p>
       <w:pPr>
         <w:pStyle w:val="FirstParagraph"/>
       </w:pPr>
       <w:r>
-        <w:t xml:space="preserve">Some advanced NRB or POL products could include per-pixel</w:t>
-      </w:r>
-      <w:r>
-        <w:t xml:space="preserve"> </w:t>
-      </w:r>
-      <w:r>
-        <w:t xml:space="preserve">“Flattened Phase”</w:t>
-      </w:r>
-      <w:r>
-        <w:t xml:space="preserve"> </w:t>
-      </w:r>
-      <w:r>
-        <w:t xml:space="preserve">data. This</w:t>
-      </w:r>
-      <w:r>
-        <w:t xml:space="preserve"> </w:t>
-      </w:r>
-      <w:r>
-        <w:t xml:space="preserve">“Flattened Phase”</w:t>
-      </w:r>
-      <w:r>
-        <w:t xml:space="preserve"> </w:t>
-      </w:r>
-      <w:r>
-        <w:t xml:space="preserve">enables the possibility to perform InSAR analysis as with two GSLC products. As for example, from two different NRB products (NRB1) and (NRB2), acquired over repeat cycles (i.e., on the same relative orbit), containing</w:t>
+        <w:t xml:space="preserve">Some advanced NRB or POL products could include per-pixel “Flattened Phase” data. This “Flattened Phase” enables the possibility to perform InSAR analysis as with two GSLC products. As for example, from two different NRB products (NRB1) and (NRB2), acquired over repeat cycles (i.e., on the same relative orbit), containing</w:t>
       </w:r>
       <w:r>
         <w:t xml:space="preserve"> </w:t>
@@ -23182,19 +23204,7 @@
         <w:t xml:space="preserve"> </w:t>
       </w:r>
       <w:r>
-        <w:t xml:space="preserve">and their corresponding</w:t>
-      </w:r>
-      <w:r>
-        <w:t xml:space="preserve"> </w:t>
-      </w:r>
-      <w:r>
-        <w:t xml:space="preserve">“Flattened Phase”</w:t>
-      </w:r>
-      <w:r>
-        <w:t xml:space="preserve"> </w:t>
-      </w:r>
-      <w:r>
-        <w:t xml:space="preserve">(FPh1) and (FPh2) per-pixel data, the complex InSAR coherence (Eq. </w:t>
+        <w:t xml:space="preserve">and their corresponding “Flattened Phase” (FPh1) and (FPh2) per-pixel data, the complex InSAR coherence (Eq. </w:t>
       </w:r>
       <w:hyperlink w:anchor="eq:sar-gslc-example-eq3">
         <w:r>
@@ -23226,7 +23236,7 @@
       <w:pPr>
         <w:pStyle w:val="Textkrper"/>
       </w:pPr>
-      <w:bookmarkStart w:id="321" w:name="eq:sar-gslc-example-eq3"/>
+      <w:bookmarkStart w:id="324" w:name="eq:sar-gslc-example-eq3"/>
       <m:oMathPara>
         <m:oMathParaPr>
           <m:jc m:val="center"/>
@@ -23277,86 +23287,60 @@
                 </m:rPr>
                 <m:t>∑</m:t>
               </m:r>
-              <m:d>
-                <m:dPr>
-                  <m:begChr m:val="["/>
-                  <m:sepChr m:val=""/>
-                  <m:endChr m:val="]"/>
-                  <m:grow/>
-                </m:dPr>
+              <m:r>
+                <m:rPr>
+                  <m:sty m:val="p"/>
+                </m:rPr>
+                <m:t>[</m:t>
+              </m:r>
+              <m:r>
+                <m:rPr>
+                  <m:sty m:val="p"/>
+                </m:rPr>
+                <m:t>(</m:t>
+              </m:r>
+              <m:rad>
+                <m:radPr>
+                  <m:degHide m:val="on"/>
+                </m:radPr>
+                <m:deg/>
                 <m:e>
-                  <m:d>
-                    <m:dPr>
-                      <m:begChr m:val="("/>
-                      <m:sepChr m:val=""/>
-                      <m:endChr m:val=")"/>
-                      <m:grow/>
-                    </m:dPr>
+                  <m:r>
+                    <m:t>N</m:t>
+                  </m:r>
+                  <m:r>
+                    <m:t>R</m:t>
+                  </m:r>
+                  <m:sSub>
                     <m:e>
-                      <m:rad>
-                        <m:radPr>
-                          <m:degHide m:val="on"/>
-                        </m:radPr>
-                        <m:deg/>
-                        <m:e>
-                          <m:r>
-                            <m:t>N</m:t>
-                          </m:r>
-                          <m:r>
-                            <m:t>R</m:t>
-                          </m:r>
-                          <m:sSub>
-                            <m:e>
-                              <m:r>
-                                <m:t>B</m:t>
-                              </m:r>
-                            </m:e>
-                            <m:sub>
-                              <m:r>
-                                <m:t>1</m:t>
-                              </m:r>
-                            </m:sub>
-                          </m:sSub>
-                        </m:e>
-                      </m:rad>
                       <m:r>
-                        <m:rPr>
-                          <m:sty m:val="p"/>
-                        </m:rPr>
-                        <m:t>⋅</m:t>
+                        <m:t>B</m:t>
                       </m:r>
-                      <m:sSup>
-                        <m:e>
-                          <m:r>
-                            <m:t>e</m:t>
-                          </m:r>
-                        </m:e>
-                        <m:sup>
-                          <m:r>
-                            <m:t>i</m:t>
-                          </m:r>
-                          <m:r>
-                            <m:rPr>
-                              <m:sty m:val="p"/>
-                            </m:rPr>
-                            <m:t>⋅</m:t>
-                          </m:r>
-                          <m:r>
-                            <m:t>F</m:t>
-                          </m:r>
-                          <m:r>
-                            <m:t>P</m:t>
-                          </m:r>
-                          <m:r>
-                            <m:t>h</m:t>
-                          </m:r>
-                          <m:r>
-                            <m:t>1</m:t>
-                          </m:r>
-                        </m:sup>
-                      </m:sSup>
                     </m:e>
-                  </m:d>
+                    <m:sub>
+                      <m:r>
+                        <m:t>1</m:t>
+                      </m:r>
+                    </m:sub>
+                  </m:sSub>
+                </m:e>
+              </m:rad>
+              <m:r>
+                <m:rPr>
+                  <m:sty m:val="p"/>
+                </m:rPr>
+                <m:t>⋅</m:t>
+              </m:r>
+              <m:sSup>
+                <m:e>
+                  <m:r>
+                    <m:t>e</m:t>
+                  </m:r>
+                </m:e>
+                <m:sup>
+                  <m:r>
+                    <m:t>i</m:t>
+                  </m:r>
                   <m:r>
                     <m:rPr>
                       <m:sty m:val="p"/>
@@ -23364,91 +23348,123 @@
                     <m:t>⋅</m:t>
                   </m:r>
                   <m:r>
-                    <m:t>c</m:t>
+                    <m:t>F</m:t>
                   </m:r>
                   <m:r>
-                    <m:t>o</m:t>
+                    <m:t>P</m:t>
                   </m:r>
                   <m:r>
-                    <m:t>n</m:t>
+                    <m:t>h</m:t>
                   </m:r>
                   <m:r>
-                    <m:t>j</m:t>
+                    <m:t>1</m:t>
                   </m:r>
-                  <m:d>
-                    <m:dPr>
-                      <m:begChr m:val="("/>
-                      <m:sepChr m:val=""/>
-                      <m:endChr m:val=")"/>
-                      <m:grow/>
-                    </m:dPr>
+                </m:sup>
+              </m:sSup>
+              <m:r>
+                <m:rPr>
+                  <m:sty m:val="p"/>
+                </m:rPr>
+                <m:t>)</m:t>
+              </m:r>
+              <m:r>
+                <m:rPr>
+                  <m:sty m:val="p"/>
+                </m:rPr>
+                <m:t>⋅</m:t>
+              </m:r>
+              <m:r>
+                <m:t>c</m:t>
+              </m:r>
+              <m:r>
+                <m:t>o</m:t>
+              </m:r>
+              <m:r>
+                <m:t>n</m:t>
+              </m:r>
+              <m:r>
+                <m:t>j</m:t>
+              </m:r>
+              <m:r>
+                <m:rPr>
+                  <m:sty m:val="p"/>
+                </m:rPr>
+                <m:t>(</m:t>
+              </m:r>
+              <m:rad>
+                <m:radPr>
+                  <m:degHide m:val="on"/>
+                </m:radPr>
+                <m:deg/>
+                <m:e>
+                  <m:r>
+                    <m:t>N</m:t>
+                  </m:r>
+                  <m:r>
+                    <m:t>R</m:t>
+                  </m:r>
+                  <m:sSub>
                     <m:e>
-                      <m:rad>
-                        <m:radPr>
-                          <m:degHide m:val="on"/>
-                        </m:radPr>
-                        <m:deg/>
-                        <m:e>
-                          <m:r>
-                            <m:t>N</m:t>
-                          </m:r>
-                          <m:r>
-                            <m:t>R</m:t>
-                          </m:r>
-                          <m:sSub>
-                            <m:e>
-                              <m:r>
-                                <m:t>B</m:t>
-                              </m:r>
-                            </m:e>
-                            <m:sub>
-                              <m:r>
-                                <m:t>2</m:t>
-                              </m:r>
-                            </m:sub>
-                          </m:sSub>
-                        </m:e>
-                      </m:rad>
                       <m:r>
-                        <m:rPr>
-                          <m:sty m:val="p"/>
-                        </m:rPr>
-                        <m:t>⋅</m:t>
+                        <m:t>B</m:t>
                       </m:r>
-                      <m:sSup>
-                        <m:e>
-                          <m:r>
-                            <m:t>e</m:t>
-                          </m:r>
-                        </m:e>
-                        <m:sup>
-                          <m:r>
-                            <m:t>i</m:t>
-                          </m:r>
-                          <m:r>
-                            <m:rPr>
-                              <m:sty m:val="p"/>
-                            </m:rPr>
-                            <m:t>⋅</m:t>
-                          </m:r>
-                          <m:r>
-                            <m:t>F</m:t>
-                          </m:r>
-                          <m:r>
-                            <m:t>P</m:t>
-                          </m:r>
-                          <m:r>
-                            <m:t>h</m:t>
-                          </m:r>
-                          <m:r>
-                            <m:t>2</m:t>
-                          </m:r>
-                        </m:sup>
-                      </m:sSup>
                     </m:e>
-                  </m:d>
+                    <m:sub>
+                      <m:r>
+                        <m:t>2</m:t>
+                      </m:r>
+                    </m:sub>
+                  </m:sSub>
                 </m:e>
-              </m:d>
+              </m:rad>
+              <m:r>
+                <m:rPr>
+                  <m:sty m:val="p"/>
+                </m:rPr>
+                <m:t>⋅</m:t>
+              </m:r>
+              <m:sSup>
+                <m:e>
+                  <m:r>
+                    <m:t>e</m:t>
+                  </m:r>
+                </m:e>
+                <m:sup>
+                  <m:r>
+                    <m:t>i</m:t>
+                  </m:r>
+                  <m:r>
+                    <m:rPr>
+                      <m:sty m:val="p"/>
+                    </m:rPr>
+                    <m:t>⋅</m:t>
+                  </m:r>
+                  <m:r>
+                    <m:t>F</m:t>
+                  </m:r>
+                  <m:r>
+                    <m:t>P</m:t>
+                  </m:r>
+                  <m:r>
+                    <m:t>h</m:t>
+                  </m:r>
+                  <m:r>
+                    <m:t>2</m:t>
+                  </m:r>
+                </m:sup>
+              </m:sSup>
+              <m:r>
+                <m:rPr>
+                  <m:sty m:val="p"/>
+                </m:rPr>
+                <m:t>)</m:t>
+              </m:r>
+              <m:r>
+                <m:rPr>
+                  <m:sty m:val="p"/>
+                </m:rPr>
+                <m:t>]</m:t>
+              </m:r>
             </m:num>
             <m:den>
               <m:rad>
@@ -23518,22 +23534,24 @@
           <m:r>
             <m:t>  </m:t>
           </m:r>
-          <m:d>
-            <m:dPr>
-              <m:begChr m:val="("/>
-              <m:sepChr m:val=""/>
-              <m:endChr m:val=")"/>
-              <m:grow/>
-            </m:dPr>
-            <m:e>
-              <m:r>
-                <m:t>20</m:t>
-              </m:r>
-            </m:e>
-          </m:d>
+          <m:r>
+            <m:rPr>
+              <m:sty m:val="p"/>
+            </m:rPr>
+            <m:t>(</m:t>
+          </m:r>
+          <m:r>
+            <m:t>20</m:t>
+          </m:r>
+          <m:r>
+            <m:rPr>
+              <m:sty m:val="p"/>
+            </m:rPr>
+            <m:t>)</m:t>
+          </m:r>
         </m:oMath>
       </m:oMathPara>
-      <w:bookmarkEnd w:id="321"/>
+      <w:bookmarkEnd w:id="324"/>
     </w:p>
     <w:p>
       <w:pPr>
@@ -23543,7 +23561,7 @@
         <w:t xml:space="preserve">The following figures show Sentinel-1 GSLC product examples over Death Valley National Park, California, US:</w:t>
       </w:r>
     </w:p>
-    <w:bookmarkStart w:id="325" w:name="fig:sar-gslc-example-fig1a"/>
+    <w:bookmarkStart w:id="328" w:name="fig:sar-gslc-example-fig1a"/>
     <w:p>
       <w:pPr>
         <w:pStyle w:val="CaptionedFigure"/>
@@ -23553,18 +23571,18 @@
           <wp:inline>
             <wp:extent cx="3419475" cy="1743075"/>
             <wp:effectExtent b="0" l="0" r="0" t="0"/>
-            <wp:docPr descr="Figure 1: GSLC1: Intensity data of the first GSLC product (2017-05-27)" title="" id="323" name="Picture"/>
+            <wp:docPr descr="Figure 1: GSLC1: Intensity data of the first GSLC product (2017-05-27)" title="" id="326" name="Picture"/>
             <a:graphic>
               <a:graphicData uri="http://schemas.openxmlformats.org/drawingml/2006/picture">
                 <pic:pic>
                   <pic:nvPicPr>
-                    <pic:cNvPr descr="assets/sar-gslc-example/S1-GSLC1.jpeg" id="324" name="Picture"/>
+                    <pic:cNvPr descr="assets/sar-gslc-example/S1-GSLC1.jpeg" id="327" name="Picture"/>
                     <pic:cNvPicPr>
                       <a:picLocks noChangeArrowheads="1" noChangeAspect="1"/>
                     </pic:cNvPicPr>
                   </pic:nvPicPr>
                   <pic:blipFill>
-                    <a:blip r:embed="rId322"/>
+                    <a:blip r:embed="rId325"/>
                     <a:stretch>
                       <a:fillRect/>
                     </a:stretch>
@@ -23599,8 +23617,8 @@
         <w:t xml:space="preserve">Figure 1: GSLC1: Intensity data of the first GSLC product (2017-05-27)</w:t>
       </w:r>
     </w:p>
-    <w:bookmarkEnd w:id="325"/>
-    <w:bookmarkStart w:id="329" w:name="fig:sar-gslc-example-fig1b"/>
+    <w:bookmarkEnd w:id="328"/>
+    <w:bookmarkStart w:id="332" w:name="fig:sar-gslc-example-fig1b"/>
     <w:p>
       <w:pPr>
         <w:pStyle w:val="CaptionedFigure"/>
@@ -23610,18 +23628,18 @@
           <wp:inline>
             <wp:extent cx="3419475" cy="1666875"/>
             <wp:effectExtent b="0" l="0" r="0" t="0"/>
-            <wp:docPr descr="Figure 2: GSLC2: Intensity data of the second GSLC product (2017-06-08)" title="" id="327" name="Picture"/>
+            <wp:docPr descr="Figure 2: GSLC2: Intensity data of the second GSLC product (2017-06-08)" title="" id="330" name="Picture"/>
             <a:graphic>
               <a:graphicData uri="http://schemas.openxmlformats.org/drawingml/2006/picture">
                 <pic:pic>
                   <pic:nvPicPr>
-                    <pic:cNvPr descr="assets/sar-gslc-example/S1-GSLC2.jpeg" id="328" name="Picture"/>
+                    <pic:cNvPr descr="assets/sar-gslc-example/S1-GSLC2.jpeg" id="331" name="Picture"/>
                     <pic:cNvPicPr>
                       <a:picLocks noChangeArrowheads="1" noChangeAspect="1"/>
                     </pic:cNvPicPr>
                   </pic:nvPicPr>
                   <pic:blipFill>
-                    <a:blip r:embed="rId326"/>
+                    <a:blip r:embed="rId329"/>
                     <a:stretch>
                       <a:fillRect/>
                     </a:stretch>
@@ -23656,8 +23674,8 @@
         <w:t xml:space="preserve">Figure 2: GSLC2: Intensity data of the second GSLC product (2017-06-08)</w:t>
       </w:r>
     </w:p>
-    <w:bookmarkEnd w:id="329"/>
-    <w:bookmarkStart w:id="333" w:name="fig:sar-gslc-example-fig1c"/>
+    <w:bookmarkEnd w:id="332"/>
+    <w:bookmarkStart w:id="336" w:name="fig:sar-gslc-example-fig1c"/>
     <w:p>
       <w:pPr>
         <w:pStyle w:val="CaptionedFigure"/>
@@ -23667,18 +23685,18 @@
           <wp:inline>
             <wp:extent cx="3810000" cy="2540000"/>
             <wp:effectExtent b="0" l="0" r="0" t="0"/>
-            <wp:docPr descr="Figure 3: InSAR coherence map generated directly from Figure 1 and Figure 2" title="" id="331" name="Picture"/>
+            <wp:docPr descr="Figure 3: InSAR coherence map generated directly from Figure 1 and Figure 2" title="" id="334" name="Picture"/>
             <a:graphic>
               <a:graphicData uri="http://schemas.openxmlformats.org/drawingml/2006/picture">
                 <pic:pic>
                   <pic:nvPicPr>
-                    <pic:cNvPr descr="assets/sar-gslc-example/S1-InSAR-coherence.png" id="332" name="Picture"/>
+                    <pic:cNvPr descr="assets/sar-gslc-example/S1-InSAR-coherence.png" id="335" name="Picture"/>
                     <pic:cNvPicPr>
                       <a:picLocks noChangeArrowheads="1" noChangeAspect="1"/>
                     </pic:cNvPicPr>
                   </pic:nvPicPr>
                   <pic:blipFill>
-                    <a:blip r:embed="rId330"/>
+                    <a:blip r:embed="rId333"/>
                     <a:stretch>
                       <a:fillRect/>
                     </a:stretch>
@@ -23735,8 +23753,8 @@
         </w:r>
       </w:hyperlink>
     </w:p>
-    <w:bookmarkEnd w:id="333"/>
-    <w:bookmarkStart w:id="337" w:name="fig:sar-gslc-example-fig1d"/>
+    <w:bookmarkEnd w:id="336"/>
+    <w:bookmarkStart w:id="340" w:name="fig:sar-gslc-example-fig1d"/>
     <w:p>
       <w:pPr>
         <w:pStyle w:val="CaptionedFigure"/>
@@ -23746,18 +23764,18 @@
           <wp:inline>
             <wp:extent cx="3810000" cy="2540000"/>
             <wp:effectExtent b="0" l="0" r="0" t="0"/>
-            <wp:docPr descr="Figure 4: InSAR differential phase map generated directly from Figure 1 and Figure 2" title="" id="335" name="Picture"/>
+            <wp:docPr descr="Figure 4: InSAR differential phase map generated directly from Figure 1 and Figure 2" title="" id="338" name="Picture"/>
             <a:graphic>
               <a:graphicData uri="http://schemas.openxmlformats.org/drawingml/2006/picture">
                 <pic:pic>
                   <pic:nvPicPr>
-                    <pic:cNvPr descr="assets/sar-gslc-example/S1-InSAR-differential-phase.png" id="336" name="Picture"/>
+                    <pic:cNvPr descr="assets/sar-gslc-example/S1-InSAR-differential-phase.png" id="339" name="Picture"/>
                     <pic:cNvPicPr>
                       <a:picLocks noChangeArrowheads="1" noChangeAspect="1"/>
                     </pic:cNvPicPr>
                   </pic:nvPicPr>
                   <pic:blipFill>
-                    <a:blip r:embed="rId334"/>
+                    <a:blip r:embed="rId337"/>
                     <a:stretch>
                       <a:fillRect/>
                     </a:stretch>
@@ -23814,25 +23832,13 @@
         </w:r>
       </w:hyperlink>
     </w:p>
-    <w:bookmarkEnd w:id="337"/>
+    <w:bookmarkEnd w:id="340"/>
     <w:p>
       <w:pPr>
         <w:pStyle w:val="Textkrper"/>
       </w:pPr>
       <w:r>
-        <w:t xml:space="preserve">Some advanced GSLC product can be provided with</w:t>
-      </w:r>
-      <w:r>
-        <w:t xml:space="preserve"> </w:t>
-      </w:r>
-      <w:r>
-        <w:t xml:space="preserve">“Radar Unit Look Vector Grid Image”</w:t>
-      </w:r>
-      <w:r>
-        <w:t xml:space="preserve"> </w:t>
-      </w:r>
-      <w:r>
-        <w:t xml:space="preserve">per-pixel metadata (Figures </w:t>
+        <w:t xml:space="preserve">Some advanced GSLC product can be provided with “Radar Unit Look Vector Grid Image” per-pixel metadata (Figures </w:t>
       </w:r>
       <w:hyperlink w:anchor="fig:sar-gslc-example-fig2a">
         <w:r>
@@ -23865,7 +23871,7 @@
         <w:t xml:space="preserve">The following figures show 3-D components radar unit look vector of the GSLC product:</w:t>
       </w:r>
     </w:p>
-    <w:bookmarkStart w:id="341" w:name="fig:sar-gslc-example-fig2a"/>
+    <w:bookmarkStart w:id="344" w:name="fig:sar-gslc-example-fig2a"/>
     <w:p>
       <w:pPr>
         <w:pStyle w:val="CaptionedFigure"/>
@@ -23875,18 +23881,18 @@
           <wp:inline>
             <wp:extent cx="3810000" cy="2540000"/>
             <wp:effectExtent b="0" l="0" r="0" t="0"/>
-            <wp:docPr descr="Figure 5: x unit component" title="" id="339" name="Picture"/>
+            <wp:docPr descr="Figure 5: x unit component" title="" id="342" name="Picture"/>
             <a:graphic>
               <a:graphicData uri="http://schemas.openxmlformats.org/drawingml/2006/picture">
                 <pic:pic>
                   <pic:nvPicPr>
-                    <pic:cNvPr descr="assets/sar-gslc-example/S1-GSLC-x-component.png" id="340" name="Picture"/>
+                    <pic:cNvPr descr="assets/sar-gslc-example/S1-GSLC-x-component.png" id="343" name="Picture"/>
                     <pic:cNvPicPr>
                       <a:picLocks noChangeArrowheads="1" noChangeAspect="1"/>
                     </pic:cNvPicPr>
                   </pic:nvPicPr>
                   <pic:blipFill>
-                    <a:blip r:embed="rId338"/>
+                    <a:blip r:embed="rId341"/>
                     <a:stretch>
                       <a:fillRect/>
                     </a:stretch>
@@ -23921,8 +23927,8 @@
         <w:t xml:space="preserve">Figure 5: x unit component</w:t>
       </w:r>
     </w:p>
-    <w:bookmarkEnd w:id="341"/>
-    <w:bookmarkStart w:id="345" w:name="fig:sar-gslc-example-fig2b"/>
+    <w:bookmarkEnd w:id="344"/>
+    <w:bookmarkStart w:id="348" w:name="fig:sar-gslc-example-fig2b"/>
     <w:p>
       <w:pPr>
         <w:pStyle w:val="CaptionedFigure"/>
@@ -23932,18 +23938,18 @@
           <wp:inline>
             <wp:extent cx="3810000" cy="2540000"/>
             <wp:effectExtent b="0" l="0" r="0" t="0"/>
-            <wp:docPr descr="Figure 6: y unit component" title="" id="343" name="Picture"/>
+            <wp:docPr descr="Figure 6: y unit component" title="" id="346" name="Picture"/>
             <a:graphic>
               <a:graphicData uri="http://schemas.openxmlformats.org/drawingml/2006/picture">
                 <pic:pic>
                   <pic:nvPicPr>
-                    <pic:cNvPr descr="assets/sar-gslc-example/S1-GSLC-y-component.png" id="344" name="Picture"/>
+                    <pic:cNvPr descr="assets/sar-gslc-example/S1-GSLC-y-component.png" id="347" name="Picture"/>
                     <pic:cNvPicPr>
                       <a:picLocks noChangeArrowheads="1" noChangeAspect="1"/>
                     </pic:cNvPicPr>
                   </pic:nvPicPr>
                   <pic:blipFill>
-                    <a:blip r:embed="rId342"/>
+                    <a:blip r:embed="rId345"/>
                     <a:stretch>
                       <a:fillRect/>
                     </a:stretch>
@@ -23978,8 +23984,8 @@
         <w:t xml:space="preserve">Figure 6: y unit component</w:t>
       </w:r>
     </w:p>
-    <w:bookmarkEnd w:id="345"/>
-    <w:bookmarkStart w:id="349" w:name="fig:sar-gslc-example-fig2c"/>
+    <w:bookmarkEnd w:id="348"/>
+    <w:bookmarkStart w:id="352" w:name="fig:sar-gslc-example-fig2c"/>
     <w:p>
       <w:pPr>
         <w:pStyle w:val="CaptionedFigure"/>
@@ -23989,18 +23995,18 @@
           <wp:inline>
             <wp:extent cx="3810000" cy="2540000"/>
             <wp:effectExtent b="0" l="0" r="0" t="0"/>
-            <wp:docPr descr="Figure 7: z unit component" title="" id="347" name="Picture"/>
+            <wp:docPr descr="Figure 7: z unit component" title="" id="350" name="Picture"/>
             <a:graphic>
               <a:graphicData uri="http://schemas.openxmlformats.org/drawingml/2006/picture">
                 <pic:pic>
                   <pic:nvPicPr>
-                    <pic:cNvPr descr="assets/sar-gslc-example/S1-GSLC-z-component.png" id="348" name="Picture"/>
+                    <pic:cNvPr descr="assets/sar-gslc-example/S1-GSLC-z-component.png" id="351" name="Picture"/>
                     <pic:cNvPicPr>
                       <a:picLocks noChangeArrowheads="1" noChangeAspect="1"/>
                     </pic:cNvPicPr>
                   </pic:nvPicPr>
                   <pic:blipFill>
-                    <a:blip r:embed="rId346"/>
+                    <a:blip r:embed="rId349"/>
                     <a:stretch>
                       <a:fillRect/>
                     </a:stretch>
@@ -24035,16 +24041,16 @@
         <w:t xml:space="preserve">Figure 7: z unit component</w:t>
       </w:r>
     </w:p>
-    <w:bookmarkEnd w:id="349"/>
-    <w:bookmarkEnd w:id="350"/>
-    <w:bookmarkEnd w:id="351"/>
     <w:bookmarkEnd w:id="352"/>
+    <w:bookmarkEnd w:id="353"/>
+    <w:bookmarkEnd w:id="354"/>
+    <w:bookmarkEnd w:id="355"/>
     <w:sectPr>
-      <w:headerReference r:id="rId11" w:type="even"/>
+      <w:headerReference r:id="rId9" w:type="even"/>
       <w:headerReference r:id="rId10" w:type="default"/>
-      <w:footerReference r:id="rId13" w:type="even"/>
+      <w:footerReference r:id="rId11" w:type="even"/>
       <w:footerReference r:id="rId12" w:type="default"/>
-      <w:headerReference r:id="rId9" w:type="first"/>
+      <w:headerReference r:id="rId13" w:type="first"/>
       <w:footerReference r:id="rId14" w:type="first"/>
       <w:pgSz w:code="9" w:h="16838" w:w="11906"/>
       <w:pgMar w:bottom="1080" w:footer="567" w:gutter="0" w:header="567" w:left="1440" w:right="1440" w:top="1080"/>
@@ -24105,7 +24111,7 @@
       </w:r>
     </w:p>
   </w:footnote>
-  <w:footnote w:id="76">
+  <w:footnote w:id="79">
     <w:p>
       <w:pPr>
         <w:pStyle w:val="Funotentext"/>
@@ -24120,19 +24126,7 @@
         <w:t xml:space="preserve"> </w:t>
       </w:r>
       <w:r>
-        <w:t xml:space="preserve">For data crossing the North or South Pole, it is recommended to produce two distinct products and to use the appropriate</w:t>
-      </w:r>
-      <w:r>
-        <w:t xml:space="preserve"> </w:t>
-      </w:r>
-      <w:r>
-        <w:t xml:space="preserve">“Pass direction”</w:t>
-      </w:r>
-      <w:r>
-        <w:t xml:space="preserve"> </w:t>
-      </w:r>
-      <w:r>
-        <w:t xml:space="preserve">in each.</w:t>
+        <w:t xml:space="preserve">For data crossing the North or South Pole, it is recommended to produce two distinct products and to use the appropriate “Pass direction” in each.</w:t>
       </w:r>
     </w:p>
   </w:footnote>
